--- a/6-过程管理/流程制度规范类文件/TXHS-06-11-信息安全管理制度.docx
+++ b/6-过程管理/流程制度规范类文件/TXHS-06-11-信息安全管理制度.docx
@@ -183,7 +183,16 @@
           <w:rFonts w:hint="eastAsia"/>
           <w:lang w:val="en-US" w:eastAsia="zh-CN"/>
         </w:rPr>
-        <w:t>桐乡华数广电网络有限公司</w:t>
+        <w:t>桐乡华数广电网络有限公</w:t>
+      </w:r>
+      <w:bookmarkStart w:id="26" w:name="_GoBack"/>
+      <w:bookmarkEnd w:id="26"/>
+      <w:r>
+        <w:rPr>
+          <w:rFonts w:hint="eastAsia"/>
+          <w:lang w:val="en-US" w:eastAsia="zh-CN"/>
+        </w:rPr>
+        <w:t>司</w:t>
       </w:r>
       <w:bookmarkEnd w:id="0"/>
     </w:p>
@@ -619,7 +628,6 @@
                 <w:lang w:val="en-US" w:eastAsia="zh-CN" w:bidi="ar-SA"/>
               </w:rPr>
             </w:pPr>
-            <w:bookmarkStart w:id="26" w:name="_GoBack"/>
             <w:r>
               <w:rPr>
                 <w:rFonts w:hint="eastAsia"/>
@@ -628,7 +636,6 @@
               </w:rPr>
               <w:t>审核时间</w:t>
             </w:r>
-            <w:bookmarkEnd w:id="26"/>
             <w:r>
               <w:rPr>
                 <w:rFonts w:hint="eastAsia" w:asciiTheme="minorAscii" w:hAnsiTheme="minorAscii" w:eastAsiaTheme="minorEastAsia"/>
@@ -4024,7 +4031,7 @@
           <w:rFonts w:hint="eastAsia"/>
           <w:lang w:val="en-US" w:eastAsia="zh-CN"/>
         </w:rPr>
-        <w:t>为系统化构建、实施、运行、监控、评审、维护和改进公司信息安全治理体系，规范软件运维服务全过程中的信息安全管理，确保客户与公司信息的保密性、完整性、可用性及合规性，有效管理风险并应对安全事件，保障业务持续稳定，特制定本制度。</w:t>
+        <w:t>为系统化构建、实施、运行、监控、评审、维护和改进公司信息安全治理体系，规范运维服务全过程中的信息安全管理，确保客户与公司信息的保密性、完整性、可用性及合规性，有效管理风险并应对安全事件，保障业务持续稳定，特制定本制度。</w:t>
       </w:r>
     </w:p>
     <w:p>
@@ -4060,7 +4067,7 @@
           <w:rFonts w:hint="eastAsia"/>
           <w:lang w:val="en-US" w:eastAsia="zh-CN"/>
         </w:rPr>
-        <w:t>本制度适用于公司所有部门及员工，覆盖所有软件运维服务项目及支撑活动中所涉及的信息资产（包括但不限于客户数据、应用系统、源代码、配置信息、服务知识、管理文档等）的全生命周期安全管理。</w:t>
+        <w:t>本制度适用于公司所有部门及员工，覆盖所有运维服务项目及支撑活动中所涉及的信息资产（包括但不限于客户数据、应用系统、源代码、配置信息、服务知识、管理文档等）的全生命周期安全管理。</w:t>
       </w:r>
     </w:p>
     <w:p>
@@ -4783,359 +4790,6 @@
             <w:insideH w:val="single" w:color="auto" w:sz="4" w:space="0"/>
             <w:insideV w:val="single" w:color="auto" w:sz="4" w:space="0"/>
           </w:tblBorders>
-          <w:tblCellMar>
-            <w:top w:w="15" w:type="dxa"/>
-            <w:left w:w="15" w:type="dxa"/>
-            <w:bottom w:w="15" w:type="dxa"/>
-            <w:right w:w="15" w:type="dxa"/>
-          </w:tblCellMar>
-        </w:tblPrEx>
-        <w:tc>
-          <w:tcPr>
-            <w:tcW w:w="0" w:type="auto"/>
-            <w:shd w:val="clear" w:color="auto" w:fill="auto"/>
-            <w:tcMar>
-              <w:top w:w="120" w:type="dxa"/>
-              <w:left w:w="0" w:type="dxa"/>
-              <w:bottom w:w="120" w:type="dxa"/>
-              <w:right w:w="192" w:type="dxa"/>
-            </w:tcMar>
-            <w:vAlign w:val="center"/>
-          </w:tcPr>
-          <w:p>
-            <w:pPr>
-              <w:keepNext w:val="0"/>
-              <w:keepLines w:val="0"/>
-              <w:widowControl/>
-              <w:suppressLineNumbers w:val="0"/>
-              <w:spacing w:line="300" w:lineRule="atLeast"/>
-              <w:jc w:val="left"/>
-              <w:rPr>
-                <w:rFonts w:hint="default" w:ascii="Segoe UI" w:hAnsi="Segoe UI" w:eastAsia="Segoe UI" w:cs="Segoe UI"/>
-                <w:i w:val="0"/>
-                <w:iCs w:val="0"/>
-                <w:caps w:val="0"/>
-                <w:color w:val="0F1115"/>
-                <w:spacing w:val="0"/>
-                <w:sz w:val="18"/>
-                <w:szCs w:val="18"/>
-              </w:rPr>
-            </w:pPr>
-            <w:r>
-              <w:rPr>
-                <w:rStyle w:val="23"/>
-                <w:rFonts w:hint="default" w:ascii="Segoe UI" w:hAnsi="Segoe UI" w:eastAsia="Segoe UI" w:cs="Segoe UI"/>
-                <w:b/>
-                <w:bCs/>
-                <w:i w:val="0"/>
-                <w:iCs w:val="0"/>
-                <w:caps w:val="0"/>
-                <w:snapToGrid w:val="0"/>
-                <w:color w:val="000000"/>
-                <w:spacing w:val="0"/>
-                <w:kern w:val="0"/>
-                <w:sz w:val="18"/>
-                <w:szCs w:val="18"/>
-                <w:lang w:val="en-US" w:eastAsia="zh-CN"/>
-              </w:rPr>
-              <w:t>信息安全管理团队</w:t>
-            </w:r>
-          </w:p>
-        </w:tc>
-        <w:tc>
-          <w:tcPr>
-            <w:tcW w:w="0" w:type="auto"/>
-            <w:shd w:val="clear" w:color="auto" w:fill="auto"/>
-            <w:tcMar>
-              <w:top w:w="120" w:type="dxa"/>
-              <w:left w:w="192" w:type="dxa"/>
-              <w:bottom w:w="120" w:type="dxa"/>
-              <w:right w:w="192" w:type="dxa"/>
-            </w:tcMar>
-            <w:vAlign w:val="center"/>
-          </w:tcPr>
-          <w:p>
-            <w:pPr>
-              <w:keepNext w:val="0"/>
-              <w:keepLines w:val="0"/>
-              <w:widowControl/>
-              <w:suppressLineNumbers w:val="0"/>
-              <w:spacing w:line="300" w:lineRule="atLeast"/>
-              <w:jc w:val="left"/>
-              <w:rPr>
-                <w:rFonts w:hint="default" w:ascii="Segoe UI" w:hAnsi="Segoe UI" w:eastAsia="Segoe UI" w:cs="Segoe UI"/>
-                <w:i w:val="0"/>
-                <w:iCs w:val="0"/>
-                <w:caps w:val="0"/>
-                <w:color w:val="0F1115"/>
-                <w:spacing w:val="0"/>
-                <w:sz w:val="18"/>
-                <w:szCs w:val="18"/>
-              </w:rPr>
-            </w:pPr>
-            <w:r>
-              <w:rPr>
-                <w:rFonts w:hint="default" w:ascii="Segoe UI" w:hAnsi="Segoe UI" w:eastAsia="Segoe UI" w:cs="Segoe UI"/>
-                <w:i w:val="0"/>
-                <w:iCs w:val="0"/>
-                <w:caps w:val="0"/>
-                <w:snapToGrid w:val="0"/>
-                <w:color w:val="000000"/>
-                <w:spacing w:val="0"/>
-                <w:kern w:val="0"/>
-                <w:sz w:val="18"/>
-                <w:szCs w:val="18"/>
-                <w:lang w:val="en-US" w:eastAsia="zh-CN"/>
-              </w:rPr>
-              <w:t>1. 负责本制度的日常推行、解释与修订。</w:t>
-            </w:r>
-            <w:r>
-              <w:rPr>
-                <w:rFonts w:hint="default" w:ascii="Segoe UI" w:hAnsi="Segoe UI" w:eastAsia="Segoe UI" w:cs="Segoe UI"/>
-                <w:i w:val="0"/>
-                <w:iCs w:val="0"/>
-                <w:caps w:val="0"/>
-                <w:snapToGrid w:val="0"/>
-                <w:color w:val="000000"/>
-                <w:spacing w:val="0"/>
-                <w:kern w:val="0"/>
-                <w:sz w:val="18"/>
-                <w:szCs w:val="18"/>
-                <w:lang w:val="en-US" w:eastAsia="zh-CN"/>
-              </w:rPr>
-              <w:br w:type="textWrapping"/>
-            </w:r>
-            <w:r>
-              <w:rPr>
-                <w:rFonts w:hint="default" w:ascii="Segoe UI" w:hAnsi="Segoe UI" w:eastAsia="Segoe UI" w:cs="Segoe UI"/>
-                <w:i w:val="0"/>
-                <w:iCs w:val="0"/>
-                <w:caps w:val="0"/>
-                <w:snapToGrid w:val="0"/>
-                <w:color w:val="000000"/>
-                <w:spacing w:val="0"/>
-                <w:kern w:val="0"/>
-                <w:sz w:val="18"/>
-                <w:szCs w:val="18"/>
-                <w:lang w:val="en-US" w:eastAsia="zh-CN"/>
-              </w:rPr>
-              <w:t>2. 组织协调跨部门的安全风险评估、应急演练与审计活动。</w:t>
-            </w:r>
-            <w:r>
-              <w:rPr>
-                <w:rFonts w:hint="default" w:ascii="Segoe UI" w:hAnsi="Segoe UI" w:eastAsia="Segoe UI" w:cs="Segoe UI"/>
-                <w:i w:val="0"/>
-                <w:iCs w:val="0"/>
-                <w:caps w:val="0"/>
-                <w:snapToGrid w:val="0"/>
-                <w:color w:val="000000"/>
-                <w:spacing w:val="0"/>
-                <w:kern w:val="0"/>
-                <w:sz w:val="18"/>
-                <w:szCs w:val="18"/>
-                <w:lang w:val="en-US" w:eastAsia="zh-CN"/>
-              </w:rPr>
-              <w:br w:type="textWrapping"/>
-            </w:r>
-            <w:r>
-              <w:rPr>
-                <w:rFonts w:hint="default" w:ascii="Segoe UI" w:hAnsi="Segoe UI" w:eastAsia="Segoe UI" w:cs="Segoe UI"/>
-                <w:i w:val="0"/>
-                <w:iCs w:val="0"/>
-                <w:caps w:val="0"/>
-                <w:snapToGrid w:val="0"/>
-                <w:color w:val="000000"/>
-                <w:spacing w:val="0"/>
-                <w:kern w:val="0"/>
-                <w:sz w:val="18"/>
-                <w:szCs w:val="18"/>
-                <w:lang w:val="en-US" w:eastAsia="zh-CN"/>
-              </w:rPr>
-              <w:t>3. 监督各项安全控制措施的执行情况。</w:t>
-            </w:r>
-            <w:r>
-              <w:rPr>
-                <w:rFonts w:hint="default" w:ascii="Segoe UI" w:hAnsi="Segoe UI" w:eastAsia="Segoe UI" w:cs="Segoe UI"/>
-                <w:i w:val="0"/>
-                <w:iCs w:val="0"/>
-                <w:caps w:val="0"/>
-                <w:snapToGrid w:val="0"/>
-                <w:color w:val="000000"/>
-                <w:spacing w:val="0"/>
-                <w:kern w:val="0"/>
-                <w:sz w:val="18"/>
-                <w:szCs w:val="18"/>
-                <w:lang w:val="en-US" w:eastAsia="zh-CN"/>
-              </w:rPr>
-              <w:br w:type="textWrapping"/>
-            </w:r>
-            <w:r>
-              <w:rPr>
-                <w:rFonts w:hint="default" w:ascii="Segoe UI" w:hAnsi="Segoe UI" w:eastAsia="Segoe UI" w:cs="Segoe UI"/>
-                <w:i w:val="0"/>
-                <w:iCs w:val="0"/>
-                <w:caps w:val="0"/>
-                <w:snapToGrid w:val="0"/>
-                <w:color w:val="000000"/>
-                <w:spacing w:val="0"/>
-                <w:kern w:val="0"/>
-                <w:sz w:val="18"/>
-                <w:szCs w:val="18"/>
-                <w:lang w:val="en-US" w:eastAsia="zh-CN"/>
-              </w:rPr>
-              <w:t>4. 统筹信息安全事件的调查、分析与报告。</w:t>
-            </w:r>
-          </w:p>
-        </w:tc>
-        <w:tc>
-          <w:tcPr>
-            <w:tcW w:w="0" w:type="auto"/>
-            <w:shd w:val="clear" w:color="auto" w:fill="auto"/>
-            <w:tcMar>
-              <w:top w:w="120" w:type="dxa"/>
-              <w:left w:w="192" w:type="dxa"/>
-              <w:bottom w:w="120" w:type="dxa"/>
-              <w:right w:w="0" w:type="dxa"/>
-            </w:tcMar>
-            <w:vAlign w:val="center"/>
-          </w:tcPr>
-          <w:p>
-            <w:pPr>
-              <w:keepNext w:val="0"/>
-              <w:keepLines w:val="0"/>
-              <w:widowControl/>
-              <w:suppressLineNumbers w:val="0"/>
-              <w:spacing w:line="300" w:lineRule="atLeast"/>
-              <w:jc w:val="left"/>
-              <w:rPr>
-                <w:rFonts w:hint="default" w:ascii="Segoe UI" w:hAnsi="Segoe UI" w:eastAsia="Segoe UI" w:cs="Segoe UI"/>
-                <w:i w:val="0"/>
-                <w:iCs w:val="0"/>
-                <w:caps w:val="0"/>
-                <w:color w:val="0F1115"/>
-                <w:spacing w:val="0"/>
-                <w:sz w:val="18"/>
-                <w:szCs w:val="18"/>
-              </w:rPr>
-            </w:pPr>
-            <w:r>
-              <w:rPr>
-                <w:rStyle w:val="23"/>
-                <w:rFonts w:hint="default" w:ascii="Segoe UI" w:hAnsi="Segoe UI" w:eastAsia="Segoe UI" w:cs="Segoe UI"/>
-                <w:b/>
-                <w:bCs/>
-                <w:i w:val="0"/>
-                <w:iCs w:val="0"/>
-                <w:caps w:val="0"/>
-                <w:snapToGrid w:val="0"/>
-                <w:color w:val="000000"/>
-                <w:spacing w:val="0"/>
-                <w:kern w:val="0"/>
-                <w:sz w:val="18"/>
-                <w:szCs w:val="18"/>
-                <w:lang w:val="en-US" w:eastAsia="zh-CN"/>
-              </w:rPr>
-              <w:t>运维部经理</w:t>
-            </w:r>
-            <w:r>
-              <w:rPr>
-                <w:rFonts w:hint="default" w:ascii="Segoe UI" w:hAnsi="Segoe UI" w:eastAsia="Segoe UI" w:cs="Segoe UI"/>
-                <w:i w:val="0"/>
-                <w:iCs w:val="0"/>
-                <w:caps w:val="0"/>
-                <w:snapToGrid w:val="0"/>
-                <w:color w:val="000000"/>
-                <w:spacing w:val="0"/>
-                <w:kern w:val="0"/>
-                <w:sz w:val="18"/>
-                <w:szCs w:val="18"/>
-                <w:lang w:val="en-US" w:eastAsia="zh-CN"/>
-              </w:rPr>
-              <w:t>（牵头）</w:t>
-            </w:r>
-            <w:r>
-              <w:rPr>
-                <w:rFonts w:hint="default" w:ascii="Segoe UI" w:hAnsi="Segoe UI" w:eastAsia="Segoe UI" w:cs="Segoe UI"/>
-                <w:i w:val="0"/>
-                <w:iCs w:val="0"/>
-                <w:caps w:val="0"/>
-                <w:snapToGrid w:val="0"/>
-                <w:color w:val="000000"/>
-                <w:spacing w:val="0"/>
-                <w:kern w:val="0"/>
-                <w:sz w:val="18"/>
-                <w:szCs w:val="18"/>
-                <w:lang w:val="en-US" w:eastAsia="zh-CN"/>
-              </w:rPr>
-              <w:br w:type="textWrapping"/>
-            </w:r>
-            <w:r>
-              <w:rPr>
-                <w:rStyle w:val="23"/>
-                <w:rFonts w:hint="default" w:ascii="Segoe UI" w:hAnsi="Segoe UI" w:eastAsia="Segoe UI" w:cs="Segoe UI"/>
-                <w:b/>
-                <w:bCs/>
-                <w:i w:val="0"/>
-                <w:iCs w:val="0"/>
-                <w:caps w:val="0"/>
-                <w:snapToGrid w:val="0"/>
-                <w:color w:val="000000"/>
-                <w:spacing w:val="0"/>
-                <w:kern w:val="0"/>
-                <w:sz w:val="18"/>
-                <w:szCs w:val="18"/>
-                <w:lang w:val="en-US" w:eastAsia="zh-CN"/>
-              </w:rPr>
-              <w:t>质量管理部经理</w:t>
-            </w:r>
-            <w:r>
-              <w:rPr>
-                <w:rFonts w:hint="default" w:ascii="Segoe UI" w:hAnsi="Segoe UI" w:eastAsia="Segoe UI" w:cs="Segoe UI"/>
-                <w:i w:val="0"/>
-                <w:iCs w:val="0"/>
-                <w:caps w:val="0"/>
-                <w:snapToGrid w:val="0"/>
-                <w:color w:val="000000"/>
-                <w:spacing w:val="0"/>
-                <w:kern w:val="0"/>
-                <w:sz w:val="18"/>
-                <w:szCs w:val="18"/>
-                <w:lang w:val="en-US" w:eastAsia="zh-CN"/>
-              </w:rPr>
-              <w:br w:type="textWrapping"/>
-            </w:r>
-            <w:r>
-              <w:rPr>
-                <w:rStyle w:val="23"/>
-                <w:rFonts w:hint="default" w:ascii="Segoe UI" w:hAnsi="Segoe UI" w:eastAsia="Segoe UI" w:cs="Segoe UI"/>
-                <w:b/>
-                <w:bCs/>
-                <w:i w:val="0"/>
-                <w:iCs w:val="0"/>
-                <w:caps w:val="0"/>
-                <w:snapToGrid w:val="0"/>
-                <w:color w:val="000000"/>
-                <w:spacing w:val="0"/>
-                <w:kern w:val="0"/>
-                <w:sz w:val="18"/>
-                <w:szCs w:val="18"/>
-                <w:lang w:val="en-US" w:eastAsia="zh-CN"/>
-              </w:rPr>
-              <w:t>研发部经理</w:t>
-            </w:r>
-          </w:p>
-        </w:tc>
-      </w:tr>
-      <w:tr>
-        <w:tblPrEx>
-          <w:tblBorders>
-            <w:top w:val="single" w:color="auto" w:sz="4" w:space="0"/>
-            <w:left w:val="single" w:color="auto" w:sz="4" w:space="0"/>
-            <w:bottom w:val="single" w:color="auto" w:sz="4" w:space="0"/>
-            <w:right w:val="single" w:color="auto" w:sz="4" w:space="0"/>
-            <w:insideH w:val="single" w:color="auto" w:sz="4" w:space="0"/>
-            <w:insideV w:val="single" w:color="auto" w:sz="4" w:space="0"/>
-          </w:tblBorders>
           <w:shd w:val="clear" w:color="auto" w:fill="auto"/>
           <w:tblCellMar>
             <w:top w:w="15" w:type="dxa"/>
@@ -5192,7 +4846,7 @@
                 <w:szCs w:val="18"/>
                 <w:lang w:val="en-US" w:eastAsia="zh-CN"/>
               </w:rPr>
-              <w:t>运维项目经理</w:t>
+              <w:t>信息安全管理团队</w:t>
             </w:r>
           </w:p>
         </w:tc>
@@ -5241,7 +4895,7 @@
                 <w:szCs w:val="18"/>
                 <w:lang w:val="en-US" w:eastAsia="zh-CN"/>
               </w:rPr>
-              <w:t>1. 是所负责项目的安全直接责任人。</w:t>
+              <w:t>1. 负责本制度的日常推行、解释与修订。</w:t>
             </w:r>
             <w:r>
               <w:rPr>
@@ -5273,7 +4927,7 @@
                 <w:szCs w:val="18"/>
                 <w:lang w:val="en-US" w:eastAsia="zh-CN"/>
               </w:rPr>
-              <w:t>2. 组织实施项目内信息资产识别、风险评估与控制。</w:t>
+              <w:t>2. 组织协调跨部门的安全风险评估、应急演练与审计活动。</w:t>
             </w:r>
             <w:r>
               <w:rPr>
@@ -5305,7 +4959,7 @@
                 <w:szCs w:val="18"/>
                 <w:lang w:val="en-US" w:eastAsia="zh-CN"/>
               </w:rPr>
-              <w:t>3. 确保项目团队遵守安全规定，落实安全操作。</w:t>
+              <w:t>3. 监督各项安全控制措施的执行情况。</w:t>
             </w:r>
             <w:r>
               <w:rPr>
@@ -5337,7 +4991,7 @@
                 <w:szCs w:val="18"/>
                 <w:lang w:val="en-US" w:eastAsia="zh-CN"/>
               </w:rPr>
-              <w:t>4. 负责项目内安全事件的初步处置与报告。</w:t>
+              <w:t>4. 统筹信息安全事件的调查、分析与报告。</w:t>
             </w:r>
           </w:p>
         </w:tc>
@@ -5389,7 +5043,93 @@
                 <w:szCs w:val="18"/>
                 <w:lang w:val="en-US" w:eastAsia="zh-CN"/>
               </w:rPr>
-              <w:t>运维部-运维项目经理</w:t>
+              <w:t>运维部经理</w:t>
+            </w:r>
+            <w:r>
+              <w:rPr>
+                <w:rFonts w:hint="default" w:ascii="Segoe UI" w:hAnsi="Segoe UI" w:eastAsia="Segoe UI" w:cs="Segoe UI"/>
+                <w:i w:val="0"/>
+                <w:iCs w:val="0"/>
+                <w:caps w:val="0"/>
+                <w:snapToGrid w:val="0"/>
+                <w:color w:val="000000"/>
+                <w:spacing w:val="0"/>
+                <w:kern w:val="0"/>
+                <w:sz w:val="18"/>
+                <w:szCs w:val="18"/>
+                <w:lang w:val="en-US" w:eastAsia="zh-CN"/>
+              </w:rPr>
+              <w:t>（牵头）</w:t>
+            </w:r>
+            <w:r>
+              <w:rPr>
+                <w:rFonts w:hint="default" w:ascii="Segoe UI" w:hAnsi="Segoe UI" w:eastAsia="Segoe UI" w:cs="Segoe UI"/>
+                <w:i w:val="0"/>
+                <w:iCs w:val="0"/>
+                <w:caps w:val="0"/>
+                <w:snapToGrid w:val="0"/>
+                <w:color w:val="000000"/>
+                <w:spacing w:val="0"/>
+                <w:kern w:val="0"/>
+                <w:sz w:val="18"/>
+                <w:szCs w:val="18"/>
+                <w:lang w:val="en-US" w:eastAsia="zh-CN"/>
+              </w:rPr>
+              <w:br w:type="textWrapping"/>
+            </w:r>
+            <w:r>
+              <w:rPr>
+                <w:rStyle w:val="23"/>
+                <w:rFonts w:hint="default" w:ascii="Segoe UI" w:hAnsi="Segoe UI" w:eastAsia="Segoe UI" w:cs="Segoe UI"/>
+                <w:b/>
+                <w:bCs/>
+                <w:i w:val="0"/>
+                <w:iCs w:val="0"/>
+                <w:caps w:val="0"/>
+                <w:snapToGrid w:val="0"/>
+                <w:color w:val="000000"/>
+                <w:spacing w:val="0"/>
+                <w:kern w:val="0"/>
+                <w:sz w:val="18"/>
+                <w:szCs w:val="18"/>
+                <w:lang w:val="en-US" w:eastAsia="zh-CN"/>
+              </w:rPr>
+              <w:t>质量管理部经理</w:t>
+            </w:r>
+            <w:r>
+              <w:rPr>
+                <w:rFonts w:hint="default" w:ascii="Segoe UI" w:hAnsi="Segoe UI" w:eastAsia="Segoe UI" w:cs="Segoe UI"/>
+                <w:i w:val="0"/>
+                <w:iCs w:val="0"/>
+                <w:caps w:val="0"/>
+                <w:snapToGrid w:val="0"/>
+                <w:color w:val="000000"/>
+                <w:spacing w:val="0"/>
+                <w:kern w:val="0"/>
+                <w:sz w:val="18"/>
+                <w:szCs w:val="18"/>
+                <w:lang w:val="en-US" w:eastAsia="zh-CN"/>
+              </w:rPr>
+              <w:br w:type="textWrapping"/>
+            </w:r>
+            <w:r>
+              <w:rPr>
+                <w:rStyle w:val="23"/>
+                <w:rFonts w:hint="default" w:ascii="Segoe UI" w:hAnsi="Segoe UI" w:eastAsia="Segoe UI" w:cs="Segoe UI"/>
+                <w:b/>
+                <w:bCs/>
+                <w:i w:val="0"/>
+                <w:iCs w:val="0"/>
+                <w:caps w:val="0"/>
+                <w:snapToGrid w:val="0"/>
+                <w:color w:val="000000"/>
+                <w:spacing w:val="0"/>
+                <w:kern w:val="0"/>
+                <w:sz w:val="18"/>
+                <w:szCs w:val="18"/>
+                <w:lang w:val="en-US" w:eastAsia="zh-CN"/>
+              </w:rPr>
+              <w:t>研发部经理</w:t>
             </w:r>
           </w:p>
         </w:tc>
@@ -5459,7 +5199,7 @@
                 <w:szCs w:val="18"/>
                 <w:lang w:val="en-US" w:eastAsia="zh-CN"/>
               </w:rPr>
-              <w:t>技术执行人员</w:t>
+              <w:t>运维项目经理</w:t>
             </w:r>
           </w:p>
         </w:tc>
@@ -5508,7 +5248,7 @@
                 <w:szCs w:val="18"/>
                 <w:lang w:val="en-US" w:eastAsia="zh-CN"/>
               </w:rPr>
-              <w:t>1. 负责所辖技术资产的具体安全配置、防护与监控。</w:t>
+              <w:t>1. 是所负责项目的安全直接责任人。</w:t>
             </w:r>
             <w:r>
               <w:rPr>
@@ -5540,7 +5280,7 @@
                 <w:szCs w:val="18"/>
                 <w:lang w:val="en-US" w:eastAsia="zh-CN"/>
               </w:rPr>
-              <w:t>2. 执行漏洞修复、安全加固等风险处置措施。</w:t>
+              <w:t>2. 组织实施项目内信息资产识别、风险评估与控制。</w:t>
             </w:r>
             <w:r>
               <w:rPr>
@@ -5572,7 +5312,39 @@
                 <w:szCs w:val="18"/>
                 <w:lang w:val="en-US" w:eastAsia="zh-CN"/>
               </w:rPr>
-              <w:t>3. 及时报告发现的安全漏洞或异常行为。</w:t>
+              <w:t>3. 确保项目团队遵守安全规定，落实安全操作。</w:t>
+            </w:r>
+            <w:r>
+              <w:rPr>
+                <w:rFonts w:hint="default" w:ascii="Segoe UI" w:hAnsi="Segoe UI" w:eastAsia="Segoe UI" w:cs="Segoe UI"/>
+                <w:i w:val="0"/>
+                <w:iCs w:val="0"/>
+                <w:caps w:val="0"/>
+                <w:snapToGrid w:val="0"/>
+                <w:color w:val="000000"/>
+                <w:spacing w:val="0"/>
+                <w:kern w:val="0"/>
+                <w:sz w:val="18"/>
+                <w:szCs w:val="18"/>
+                <w:lang w:val="en-US" w:eastAsia="zh-CN"/>
+              </w:rPr>
+              <w:br w:type="textWrapping"/>
+            </w:r>
+            <w:r>
+              <w:rPr>
+                <w:rFonts w:hint="default" w:ascii="Segoe UI" w:hAnsi="Segoe UI" w:eastAsia="Segoe UI" w:cs="Segoe UI"/>
+                <w:i w:val="0"/>
+                <w:iCs w:val="0"/>
+                <w:caps w:val="0"/>
+                <w:snapToGrid w:val="0"/>
+                <w:color w:val="000000"/>
+                <w:spacing w:val="0"/>
+                <w:kern w:val="0"/>
+                <w:sz w:val="18"/>
+                <w:szCs w:val="18"/>
+                <w:lang w:val="en-US" w:eastAsia="zh-CN"/>
+              </w:rPr>
+              <w:t>4. 负责项目内安全事件的初步处置与报告。</w:t>
             </w:r>
           </w:p>
         </w:tc>
@@ -5624,42 +5396,7 @@
                 <w:szCs w:val="18"/>
                 <w:lang w:val="en-US" w:eastAsia="zh-CN"/>
               </w:rPr>
-              <w:t>运维部-运维工程师</w:t>
-            </w:r>
-            <w:r>
-              <w:rPr>
-                <w:rFonts w:hint="default" w:ascii="Segoe UI" w:hAnsi="Segoe UI" w:eastAsia="Segoe UI" w:cs="Segoe UI"/>
-                <w:i w:val="0"/>
-                <w:iCs w:val="0"/>
-                <w:caps w:val="0"/>
-                <w:snapToGrid w:val="0"/>
-                <w:color w:val="000000"/>
-                <w:spacing w:val="0"/>
-                <w:kern w:val="0"/>
-                <w:sz w:val="18"/>
-                <w:szCs w:val="18"/>
-                <w:lang w:val="en-US" w:eastAsia="zh-CN"/>
-              </w:rPr>
-              <w:br w:type="textWrapping"/>
-            </w:r>
-            <w:r>
-              <w:rPr>
-                <w:rStyle w:val="23"/>
-                <w:rFonts w:hint="default" w:ascii="Segoe UI" w:hAnsi="Segoe UI" w:eastAsia="Segoe UI" w:cs="Segoe UI"/>
-                <w:b/>
-                <w:bCs/>
-                <w:i w:val="0"/>
-                <w:iCs w:val="0"/>
-                <w:caps w:val="0"/>
-                <w:snapToGrid w:val="0"/>
-                <w:color w:val="000000"/>
-                <w:spacing w:val="0"/>
-                <w:kern w:val="0"/>
-                <w:sz w:val="18"/>
-                <w:szCs w:val="18"/>
-                <w:lang w:val="en-US" w:eastAsia="zh-CN"/>
-              </w:rPr>
-              <w:t>研发部-开发/测试工程师</w:t>
+              <w:t>运维部-运维项目经理</w:t>
             </w:r>
           </w:p>
         </w:tc>
@@ -5674,7 +5411,6 @@
             <w:insideH w:val="single" w:color="auto" w:sz="4" w:space="0"/>
             <w:insideV w:val="single" w:color="auto" w:sz="4" w:space="0"/>
           </w:tblBorders>
-          <w:shd w:val="clear" w:color="auto" w:fill="auto"/>
           <w:tblCellMar>
             <w:top w:w="15" w:type="dxa"/>
             <w:left w:w="15" w:type="dxa"/>
@@ -5730,7 +5466,7 @@
                 <w:szCs w:val="18"/>
                 <w:lang w:val="en-US" w:eastAsia="zh-CN"/>
               </w:rPr>
-              <w:t>人力资源部</w:t>
+              <w:t>技术执行人员</w:t>
             </w:r>
           </w:p>
         </w:tc>
@@ -5779,7 +5515,7 @@
                 <w:szCs w:val="18"/>
                 <w:lang w:val="en-US" w:eastAsia="zh-CN"/>
               </w:rPr>
-              <w:t>1. 组织落实全员信息安全意识教育与基础培训。</w:t>
+              <w:t>1. 负责所辖技术资产的具体安全配置、防护与监控。</w:t>
             </w:r>
             <w:r>
               <w:rPr>
@@ -5811,7 +5547,7 @@
                 <w:szCs w:val="18"/>
                 <w:lang w:val="en-US" w:eastAsia="zh-CN"/>
               </w:rPr>
-              <w:t>2. 管理员工背景审查、保密协议签订及离职安全审核。</w:t>
+              <w:t>2. 执行漏洞修复、安全加固等风险处置措施。</w:t>
             </w:r>
             <w:r>
               <w:rPr>
@@ -5843,7 +5579,7 @@
                 <w:szCs w:val="18"/>
                 <w:lang w:val="en-US" w:eastAsia="zh-CN"/>
               </w:rPr>
-              <w:t>3. 将安全表现纳入绩效考核参考。</w:t>
+              <w:t>3. 及时报告发现的安全漏洞或异常行为。</w:t>
             </w:r>
           </w:p>
         </w:tc>
@@ -5895,7 +5631,42 @@
                 <w:szCs w:val="18"/>
                 <w:lang w:val="en-US" w:eastAsia="zh-CN"/>
               </w:rPr>
-              <w:t>人力资源部经理/专员</w:t>
+              <w:t>运维部-运维工程师</w:t>
+            </w:r>
+            <w:r>
+              <w:rPr>
+                <w:rFonts w:hint="default" w:ascii="Segoe UI" w:hAnsi="Segoe UI" w:eastAsia="Segoe UI" w:cs="Segoe UI"/>
+                <w:i w:val="0"/>
+                <w:iCs w:val="0"/>
+                <w:caps w:val="0"/>
+                <w:snapToGrid w:val="0"/>
+                <w:color w:val="000000"/>
+                <w:spacing w:val="0"/>
+                <w:kern w:val="0"/>
+                <w:sz w:val="18"/>
+                <w:szCs w:val="18"/>
+                <w:lang w:val="en-US" w:eastAsia="zh-CN"/>
+              </w:rPr>
+              <w:br w:type="textWrapping"/>
+            </w:r>
+            <w:r>
+              <w:rPr>
+                <w:rStyle w:val="23"/>
+                <w:rFonts w:hint="default" w:ascii="Segoe UI" w:hAnsi="Segoe UI" w:eastAsia="Segoe UI" w:cs="Segoe UI"/>
+                <w:b/>
+                <w:bCs/>
+                <w:i w:val="0"/>
+                <w:iCs w:val="0"/>
+                <w:caps w:val="0"/>
+                <w:snapToGrid w:val="0"/>
+                <w:color w:val="000000"/>
+                <w:spacing w:val="0"/>
+                <w:kern w:val="0"/>
+                <w:sz w:val="18"/>
+                <w:szCs w:val="18"/>
+                <w:lang w:val="en-US" w:eastAsia="zh-CN"/>
+              </w:rPr>
+              <w:t>研发部-开发/测试工程师</w:t>
             </w:r>
           </w:p>
         </w:tc>
@@ -5910,6 +5681,242 @@
             <w:insideH w:val="single" w:color="auto" w:sz="4" w:space="0"/>
             <w:insideV w:val="single" w:color="auto" w:sz="4" w:space="0"/>
           </w:tblBorders>
+          <w:tblCellMar>
+            <w:top w:w="15" w:type="dxa"/>
+            <w:left w:w="15" w:type="dxa"/>
+            <w:bottom w:w="15" w:type="dxa"/>
+            <w:right w:w="15" w:type="dxa"/>
+          </w:tblCellMar>
+        </w:tblPrEx>
+        <w:tc>
+          <w:tcPr>
+            <w:tcW w:w="0" w:type="auto"/>
+            <w:shd w:val="clear" w:color="auto" w:fill="auto"/>
+            <w:tcMar>
+              <w:top w:w="120" w:type="dxa"/>
+              <w:left w:w="0" w:type="dxa"/>
+              <w:bottom w:w="120" w:type="dxa"/>
+              <w:right w:w="192" w:type="dxa"/>
+            </w:tcMar>
+            <w:vAlign w:val="center"/>
+          </w:tcPr>
+          <w:p>
+            <w:pPr>
+              <w:keepNext w:val="0"/>
+              <w:keepLines w:val="0"/>
+              <w:widowControl/>
+              <w:suppressLineNumbers w:val="0"/>
+              <w:spacing w:line="300" w:lineRule="atLeast"/>
+              <w:jc w:val="left"/>
+              <w:rPr>
+                <w:rFonts w:hint="default" w:ascii="Segoe UI" w:hAnsi="Segoe UI" w:eastAsia="Segoe UI" w:cs="Segoe UI"/>
+                <w:i w:val="0"/>
+                <w:iCs w:val="0"/>
+                <w:caps w:val="0"/>
+                <w:color w:val="0F1115"/>
+                <w:spacing w:val="0"/>
+                <w:sz w:val="18"/>
+                <w:szCs w:val="18"/>
+              </w:rPr>
+            </w:pPr>
+            <w:r>
+              <w:rPr>
+                <w:rStyle w:val="23"/>
+                <w:rFonts w:hint="default" w:ascii="Segoe UI" w:hAnsi="Segoe UI" w:eastAsia="Segoe UI" w:cs="Segoe UI"/>
+                <w:b/>
+                <w:bCs/>
+                <w:i w:val="0"/>
+                <w:iCs w:val="0"/>
+                <w:caps w:val="0"/>
+                <w:snapToGrid w:val="0"/>
+                <w:color w:val="000000"/>
+                <w:spacing w:val="0"/>
+                <w:kern w:val="0"/>
+                <w:sz w:val="18"/>
+                <w:szCs w:val="18"/>
+                <w:lang w:val="en-US" w:eastAsia="zh-CN"/>
+              </w:rPr>
+              <w:t>人力资源部</w:t>
+            </w:r>
+          </w:p>
+        </w:tc>
+        <w:tc>
+          <w:tcPr>
+            <w:tcW w:w="0" w:type="auto"/>
+            <w:shd w:val="clear" w:color="auto" w:fill="auto"/>
+            <w:tcMar>
+              <w:top w:w="120" w:type="dxa"/>
+              <w:left w:w="192" w:type="dxa"/>
+              <w:bottom w:w="120" w:type="dxa"/>
+              <w:right w:w="192" w:type="dxa"/>
+            </w:tcMar>
+            <w:vAlign w:val="center"/>
+          </w:tcPr>
+          <w:p>
+            <w:pPr>
+              <w:keepNext w:val="0"/>
+              <w:keepLines w:val="0"/>
+              <w:widowControl/>
+              <w:suppressLineNumbers w:val="0"/>
+              <w:spacing w:line="300" w:lineRule="atLeast"/>
+              <w:jc w:val="left"/>
+              <w:rPr>
+                <w:rFonts w:hint="default" w:ascii="Segoe UI" w:hAnsi="Segoe UI" w:eastAsia="Segoe UI" w:cs="Segoe UI"/>
+                <w:i w:val="0"/>
+                <w:iCs w:val="0"/>
+                <w:caps w:val="0"/>
+                <w:color w:val="0F1115"/>
+                <w:spacing w:val="0"/>
+                <w:sz w:val="18"/>
+                <w:szCs w:val="18"/>
+              </w:rPr>
+            </w:pPr>
+            <w:r>
+              <w:rPr>
+                <w:rFonts w:hint="default" w:ascii="Segoe UI" w:hAnsi="Segoe UI" w:eastAsia="Segoe UI" w:cs="Segoe UI"/>
+                <w:i w:val="0"/>
+                <w:iCs w:val="0"/>
+                <w:caps w:val="0"/>
+                <w:snapToGrid w:val="0"/>
+                <w:color w:val="000000"/>
+                <w:spacing w:val="0"/>
+                <w:kern w:val="0"/>
+                <w:sz w:val="18"/>
+                <w:szCs w:val="18"/>
+                <w:lang w:val="en-US" w:eastAsia="zh-CN"/>
+              </w:rPr>
+              <w:t>1. 组织落实全员信息安全意识教育与基础培训。</w:t>
+            </w:r>
+            <w:r>
+              <w:rPr>
+                <w:rFonts w:hint="default" w:ascii="Segoe UI" w:hAnsi="Segoe UI" w:eastAsia="Segoe UI" w:cs="Segoe UI"/>
+                <w:i w:val="0"/>
+                <w:iCs w:val="0"/>
+                <w:caps w:val="0"/>
+                <w:snapToGrid w:val="0"/>
+                <w:color w:val="000000"/>
+                <w:spacing w:val="0"/>
+                <w:kern w:val="0"/>
+                <w:sz w:val="18"/>
+                <w:szCs w:val="18"/>
+                <w:lang w:val="en-US" w:eastAsia="zh-CN"/>
+              </w:rPr>
+              <w:br w:type="textWrapping"/>
+            </w:r>
+            <w:r>
+              <w:rPr>
+                <w:rFonts w:hint="default" w:ascii="Segoe UI" w:hAnsi="Segoe UI" w:eastAsia="Segoe UI" w:cs="Segoe UI"/>
+                <w:i w:val="0"/>
+                <w:iCs w:val="0"/>
+                <w:caps w:val="0"/>
+                <w:snapToGrid w:val="0"/>
+                <w:color w:val="000000"/>
+                <w:spacing w:val="0"/>
+                <w:kern w:val="0"/>
+                <w:sz w:val="18"/>
+                <w:szCs w:val="18"/>
+                <w:lang w:val="en-US" w:eastAsia="zh-CN"/>
+              </w:rPr>
+              <w:t>2. 管理员工背景审查、保密协议签订及离职安全审核。</w:t>
+            </w:r>
+            <w:r>
+              <w:rPr>
+                <w:rFonts w:hint="default" w:ascii="Segoe UI" w:hAnsi="Segoe UI" w:eastAsia="Segoe UI" w:cs="Segoe UI"/>
+                <w:i w:val="0"/>
+                <w:iCs w:val="0"/>
+                <w:caps w:val="0"/>
+                <w:snapToGrid w:val="0"/>
+                <w:color w:val="000000"/>
+                <w:spacing w:val="0"/>
+                <w:kern w:val="0"/>
+                <w:sz w:val="18"/>
+                <w:szCs w:val="18"/>
+                <w:lang w:val="en-US" w:eastAsia="zh-CN"/>
+              </w:rPr>
+              <w:br w:type="textWrapping"/>
+            </w:r>
+            <w:r>
+              <w:rPr>
+                <w:rFonts w:hint="default" w:ascii="Segoe UI" w:hAnsi="Segoe UI" w:eastAsia="Segoe UI" w:cs="Segoe UI"/>
+                <w:i w:val="0"/>
+                <w:iCs w:val="0"/>
+                <w:caps w:val="0"/>
+                <w:snapToGrid w:val="0"/>
+                <w:color w:val="000000"/>
+                <w:spacing w:val="0"/>
+                <w:kern w:val="0"/>
+                <w:sz w:val="18"/>
+                <w:szCs w:val="18"/>
+                <w:lang w:val="en-US" w:eastAsia="zh-CN"/>
+              </w:rPr>
+              <w:t>3. 将安全表现纳入绩效考核参考。</w:t>
+            </w:r>
+          </w:p>
+        </w:tc>
+        <w:tc>
+          <w:tcPr>
+            <w:tcW w:w="0" w:type="auto"/>
+            <w:shd w:val="clear" w:color="auto" w:fill="auto"/>
+            <w:tcMar>
+              <w:top w:w="120" w:type="dxa"/>
+              <w:left w:w="192" w:type="dxa"/>
+              <w:bottom w:w="120" w:type="dxa"/>
+              <w:right w:w="0" w:type="dxa"/>
+            </w:tcMar>
+            <w:vAlign w:val="center"/>
+          </w:tcPr>
+          <w:p>
+            <w:pPr>
+              <w:keepNext w:val="0"/>
+              <w:keepLines w:val="0"/>
+              <w:widowControl/>
+              <w:suppressLineNumbers w:val="0"/>
+              <w:spacing w:line="300" w:lineRule="atLeast"/>
+              <w:jc w:val="left"/>
+              <w:rPr>
+                <w:rFonts w:hint="default" w:ascii="Segoe UI" w:hAnsi="Segoe UI" w:eastAsia="Segoe UI" w:cs="Segoe UI"/>
+                <w:i w:val="0"/>
+                <w:iCs w:val="0"/>
+                <w:caps w:val="0"/>
+                <w:color w:val="0F1115"/>
+                <w:spacing w:val="0"/>
+                <w:sz w:val="18"/>
+                <w:szCs w:val="18"/>
+              </w:rPr>
+            </w:pPr>
+            <w:r>
+              <w:rPr>
+                <w:rStyle w:val="23"/>
+                <w:rFonts w:hint="default" w:ascii="Segoe UI" w:hAnsi="Segoe UI" w:eastAsia="Segoe UI" w:cs="Segoe UI"/>
+                <w:b/>
+                <w:bCs/>
+                <w:i w:val="0"/>
+                <w:iCs w:val="0"/>
+                <w:caps w:val="0"/>
+                <w:snapToGrid w:val="0"/>
+                <w:color w:val="000000"/>
+                <w:spacing w:val="0"/>
+                <w:kern w:val="0"/>
+                <w:sz w:val="18"/>
+                <w:szCs w:val="18"/>
+                <w:lang w:val="en-US" w:eastAsia="zh-CN"/>
+              </w:rPr>
+              <w:t>人力资源部经理/专员</w:t>
+            </w:r>
+          </w:p>
+        </w:tc>
+      </w:tr>
+      <w:tr>
+        <w:tblPrEx>
+          <w:tblBorders>
+            <w:top w:val="single" w:color="auto" w:sz="4" w:space="0"/>
+            <w:left w:val="single" w:color="auto" w:sz="4" w:space="0"/>
+            <w:bottom w:val="single" w:color="auto" w:sz="4" w:space="0"/>
+            <w:right w:val="single" w:color="auto" w:sz="4" w:space="0"/>
+            <w:insideH w:val="single" w:color="auto" w:sz="4" w:space="0"/>
+            <w:insideV w:val="single" w:color="auto" w:sz="4" w:space="0"/>
+          </w:tblBorders>
+          <w:shd w:val="clear" w:color="auto" w:fill="auto"/>
           <w:tblCellMar>
             <w:top w:w="15" w:type="dxa"/>
             <w:left w:w="15" w:type="dxa"/>
@@ -7542,7 +7549,6 @@
             <w:insideH w:val="single" w:color="auto" w:sz="4" w:space="0"/>
             <w:insideV w:val="single" w:color="auto" w:sz="4" w:space="0"/>
           </w:tblBorders>
-          <w:shd w:val="clear" w:color="auto" w:fill="auto"/>
           <w:tblCellMar>
             <w:top w:w="15" w:type="dxa"/>
             <w:left w:w="15" w:type="dxa"/>
@@ -7759,6 +7765,7 @@
             <w:insideH w:val="single" w:color="auto" w:sz="4" w:space="0"/>
             <w:insideV w:val="single" w:color="auto" w:sz="4" w:space="0"/>
           </w:tblBorders>
+          <w:shd w:val="clear" w:color="auto" w:fill="auto"/>
           <w:tblCellMar>
             <w:top w:w="15" w:type="dxa"/>
             <w:left w:w="15" w:type="dxa"/>

--- a/6-过程管理/流程制度规范类文件/TXHS-06-11-信息安全管理制度.docx
+++ b/6-过程管理/流程制度规范类文件/TXHS-06-11-信息安全管理制度.docx
@@ -183,16 +183,7 @@
           <w:rFonts w:hint="eastAsia"/>
           <w:lang w:val="en-US" w:eastAsia="zh-CN"/>
         </w:rPr>
-        <w:t>桐乡华数广电网络有限公</w:t>
-      </w:r>
-      <w:bookmarkStart w:id="26" w:name="_GoBack"/>
-      <w:bookmarkEnd w:id="26"/>
-      <w:r>
-        <w:rPr>
-          <w:rFonts w:hint="eastAsia"/>
-          <w:lang w:val="en-US" w:eastAsia="zh-CN"/>
-        </w:rPr>
-        <w:t>司</w:t>
+        <w:t>桐乡华数广电网络有限公司</w:t>
       </w:r>
       <w:bookmarkEnd w:id="0"/>
     </w:p>
@@ -1582,14 +1573,20 @@
               <w:ind w:left="0" w:leftChars="0" w:right="0" w:rightChars="0" w:firstLine="0" w:firstLineChars="0"/>
               <w:jc w:val="center"/>
               <w:textAlignment w:val="baseline"/>
+              <w:rPr>
+                <w:rFonts w:hint="default"/>
+                <w:lang w:val="en-US"/>
+              </w:rPr>
             </w:pPr>
             <w:r>
               <w:rPr>
                 <w:rFonts w:hint="eastAsia"/>
                 <w:lang w:val="en-US" w:eastAsia="zh-CN"/>
               </w:rPr>
-              <w:t>添加核心培养</w:t>
-            </w:r>
+              <w:t>完善安全培训管理</w:t>
+            </w:r>
+            <w:bookmarkStart w:id="26" w:name="_GoBack"/>
+            <w:bookmarkEnd w:id="26"/>
           </w:p>
         </w:tc>
         <w:tc>
@@ -5681,241 +5678,6 @@
             <w:insideH w:val="single" w:color="auto" w:sz="4" w:space="0"/>
             <w:insideV w:val="single" w:color="auto" w:sz="4" w:space="0"/>
           </w:tblBorders>
-          <w:tblCellMar>
-            <w:top w:w="15" w:type="dxa"/>
-            <w:left w:w="15" w:type="dxa"/>
-            <w:bottom w:w="15" w:type="dxa"/>
-            <w:right w:w="15" w:type="dxa"/>
-          </w:tblCellMar>
-        </w:tblPrEx>
-        <w:tc>
-          <w:tcPr>
-            <w:tcW w:w="0" w:type="auto"/>
-            <w:shd w:val="clear" w:color="auto" w:fill="auto"/>
-            <w:tcMar>
-              <w:top w:w="120" w:type="dxa"/>
-              <w:left w:w="0" w:type="dxa"/>
-              <w:bottom w:w="120" w:type="dxa"/>
-              <w:right w:w="192" w:type="dxa"/>
-            </w:tcMar>
-            <w:vAlign w:val="center"/>
-          </w:tcPr>
-          <w:p>
-            <w:pPr>
-              <w:keepNext w:val="0"/>
-              <w:keepLines w:val="0"/>
-              <w:widowControl/>
-              <w:suppressLineNumbers w:val="0"/>
-              <w:spacing w:line="300" w:lineRule="atLeast"/>
-              <w:jc w:val="left"/>
-              <w:rPr>
-                <w:rFonts w:hint="default" w:ascii="Segoe UI" w:hAnsi="Segoe UI" w:eastAsia="Segoe UI" w:cs="Segoe UI"/>
-                <w:i w:val="0"/>
-                <w:iCs w:val="0"/>
-                <w:caps w:val="0"/>
-                <w:color w:val="0F1115"/>
-                <w:spacing w:val="0"/>
-                <w:sz w:val="18"/>
-                <w:szCs w:val="18"/>
-              </w:rPr>
-            </w:pPr>
-            <w:r>
-              <w:rPr>
-                <w:rStyle w:val="23"/>
-                <w:rFonts w:hint="default" w:ascii="Segoe UI" w:hAnsi="Segoe UI" w:eastAsia="Segoe UI" w:cs="Segoe UI"/>
-                <w:b/>
-                <w:bCs/>
-                <w:i w:val="0"/>
-                <w:iCs w:val="0"/>
-                <w:caps w:val="0"/>
-                <w:snapToGrid w:val="0"/>
-                <w:color w:val="000000"/>
-                <w:spacing w:val="0"/>
-                <w:kern w:val="0"/>
-                <w:sz w:val="18"/>
-                <w:szCs w:val="18"/>
-                <w:lang w:val="en-US" w:eastAsia="zh-CN"/>
-              </w:rPr>
-              <w:t>人力资源部</w:t>
-            </w:r>
-          </w:p>
-        </w:tc>
-        <w:tc>
-          <w:tcPr>
-            <w:tcW w:w="0" w:type="auto"/>
-            <w:shd w:val="clear" w:color="auto" w:fill="auto"/>
-            <w:tcMar>
-              <w:top w:w="120" w:type="dxa"/>
-              <w:left w:w="192" w:type="dxa"/>
-              <w:bottom w:w="120" w:type="dxa"/>
-              <w:right w:w="192" w:type="dxa"/>
-            </w:tcMar>
-            <w:vAlign w:val="center"/>
-          </w:tcPr>
-          <w:p>
-            <w:pPr>
-              <w:keepNext w:val="0"/>
-              <w:keepLines w:val="0"/>
-              <w:widowControl/>
-              <w:suppressLineNumbers w:val="0"/>
-              <w:spacing w:line="300" w:lineRule="atLeast"/>
-              <w:jc w:val="left"/>
-              <w:rPr>
-                <w:rFonts w:hint="default" w:ascii="Segoe UI" w:hAnsi="Segoe UI" w:eastAsia="Segoe UI" w:cs="Segoe UI"/>
-                <w:i w:val="0"/>
-                <w:iCs w:val="0"/>
-                <w:caps w:val="0"/>
-                <w:color w:val="0F1115"/>
-                <w:spacing w:val="0"/>
-                <w:sz w:val="18"/>
-                <w:szCs w:val="18"/>
-              </w:rPr>
-            </w:pPr>
-            <w:r>
-              <w:rPr>
-                <w:rFonts w:hint="default" w:ascii="Segoe UI" w:hAnsi="Segoe UI" w:eastAsia="Segoe UI" w:cs="Segoe UI"/>
-                <w:i w:val="0"/>
-                <w:iCs w:val="0"/>
-                <w:caps w:val="0"/>
-                <w:snapToGrid w:val="0"/>
-                <w:color w:val="000000"/>
-                <w:spacing w:val="0"/>
-                <w:kern w:val="0"/>
-                <w:sz w:val="18"/>
-                <w:szCs w:val="18"/>
-                <w:lang w:val="en-US" w:eastAsia="zh-CN"/>
-              </w:rPr>
-              <w:t>1. 组织落实全员信息安全意识教育与基础培训。</w:t>
-            </w:r>
-            <w:r>
-              <w:rPr>
-                <w:rFonts w:hint="default" w:ascii="Segoe UI" w:hAnsi="Segoe UI" w:eastAsia="Segoe UI" w:cs="Segoe UI"/>
-                <w:i w:val="0"/>
-                <w:iCs w:val="0"/>
-                <w:caps w:val="0"/>
-                <w:snapToGrid w:val="0"/>
-                <w:color w:val="000000"/>
-                <w:spacing w:val="0"/>
-                <w:kern w:val="0"/>
-                <w:sz w:val="18"/>
-                <w:szCs w:val="18"/>
-                <w:lang w:val="en-US" w:eastAsia="zh-CN"/>
-              </w:rPr>
-              <w:br w:type="textWrapping"/>
-            </w:r>
-            <w:r>
-              <w:rPr>
-                <w:rFonts w:hint="default" w:ascii="Segoe UI" w:hAnsi="Segoe UI" w:eastAsia="Segoe UI" w:cs="Segoe UI"/>
-                <w:i w:val="0"/>
-                <w:iCs w:val="0"/>
-                <w:caps w:val="0"/>
-                <w:snapToGrid w:val="0"/>
-                <w:color w:val="000000"/>
-                <w:spacing w:val="0"/>
-                <w:kern w:val="0"/>
-                <w:sz w:val="18"/>
-                <w:szCs w:val="18"/>
-                <w:lang w:val="en-US" w:eastAsia="zh-CN"/>
-              </w:rPr>
-              <w:t>2. 管理员工背景审查、保密协议签订及离职安全审核。</w:t>
-            </w:r>
-            <w:r>
-              <w:rPr>
-                <w:rFonts w:hint="default" w:ascii="Segoe UI" w:hAnsi="Segoe UI" w:eastAsia="Segoe UI" w:cs="Segoe UI"/>
-                <w:i w:val="0"/>
-                <w:iCs w:val="0"/>
-                <w:caps w:val="0"/>
-                <w:snapToGrid w:val="0"/>
-                <w:color w:val="000000"/>
-                <w:spacing w:val="0"/>
-                <w:kern w:val="0"/>
-                <w:sz w:val="18"/>
-                <w:szCs w:val="18"/>
-                <w:lang w:val="en-US" w:eastAsia="zh-CN"/>
-              </w:rPr>
-              <w:br w:type="textWrapping"/>
-            </w:r>
-            <w:r>
-              <w:rPr>
-                <w:rFonts w:hint="default" w:ascii="Segoe UI" w:hAnsi="Segoe UI" w:eastAsia="Segoe UI" w:cs="Segoe UI"/>
-                <w:i w:val="0"/>
-                <w:iCs w:val="0"/>
-                <w:caps w:val="0"/>
-                <w:snapToGrid w:val="0"/>
-                <w:color w:val="000000"/>
-                <w:spacing w:val="0"/>
-                <w:kern w:val="0"/>
-                <w:sz w:val="18"/>
-                <w:szCs w:val="18"/>
-                <w:lang w:val="en-US" w:eastAsia="zh-CN"/>
-              </w:rPr>
-              <w:t>3. 将安全表现纳入绩效考核参考。</w:t>
-            </w:r>
-          </w:p>
-        </w:tc>
-        <w:tc>
-          <w:tcPr>
-            <w:tcW w:w="0" w:type="auto"/>
-            <w:shd w:val="clear" w:color="auto" w:fill="auto"/>
-            <w:tcMar>
-              <w:top w:w="120" w:type="dxa"/>
-              <w:left w:w="192" w:type="dxa"/>
-              <w:bottom w:w="120" w:type="dxa"/>
-              <w:right w:w="0" w:type="dxa"/>
-            </w:tcMar>
-            <w:vAlign w:val="center"/>
-          </w:tcPr>
-          <w:p>
-            <w:pPr>
-              <w:keepNext w:val="0"/>
-              <w:keepLines w:val="0"/>
-              <w:widowControl/>
-              <w:suppressLineNumbers w:val="0"/>
-              <w:spacing w:line="300" w:lineRule="atLeast"/>
-              <w:jc w:val="left"/>
-              <w:rPr>
-                <w:rFonts w:hint="default" w:ascii="Segoe UI" w:hAnsi="Segoe UI" w:eastAsia="Segoe UI" w:cs="Segoe UI"/>
-                <w:i w:val="0"/>
-                <w:iCs w:val="0"/>
-                <w:caps w:val="0"/>
-                <w:color w:val="0F1115"/>
-                <w:spacing w:val="0"/>
-                <w:sz w:val="18"/>
-                <w:szCs w:val="18"/>
-              </w:rPr>
-            </w:pPr>
-            <w:r>
-              <w:rPr>
-                <w:rStyle w:val="23"/>
-                <w:rFonts w:hint="default" w:ascii="Segoe UI" w:hAnsi="Segoe UI" w:eastAsia="Segoe UI" w:cs="Segoe UI"/>
-                <w:b/>
-                <w:bCs/>
-                <w:i w:val="0"/>
-                <w:iCs w:val="0"/>
-                <w:caps w:val="0"/>
-                <w:snapToGrid w:val="0"/>
-                <w:color w:val="000000"/>
-                <w:spacing w:val="0"/>
-                <w:kern w:val="0"/>
-                <w:sz w:val="18"/>
-                <w:szCs w:val="18"/>
-                <w:lang w:val="en-US" w:eastAsia="zh-CN"/>
-              </w:rPr>
-              <w:t>人力资源部经理/专员</w:t>
-            </w:r>
-          </w:p>
-        </w:tc>
-      </w:tr>
-      <w:tr>
-        <w:tblPrEx>
-          <w:tblBorders>
-            <w:top w:val="single" w:color="auto" w:sz="4" w:space="0"/>
-            <w:left w:val="single" w:color="auto" w:sz="4" w:space="0"/>
-            <w:bottom w:val="single" w:color="auto" w:sz="4" w:space="0"/>
-            <w:right w:val="single" w:color="auto" w:sz="4" w:space="0"/>
-            <w:insideH w:val="single" w:color="auto" w:sz="4" w:space="0"/>
-            <w:insideV w:val="single" w:color="auto" w:sz="4" w:space="0"/>
-          </w:tblBorders>
           <w:shd w:val="clear" w:color="auto" w:fill="auto"/>
           <w:tblCellMar>
             <w:top w:w="15" w:type="dxa"/>
@@ -5972,7 +5734,7 @@
                 <w:szCs w:val="18"/>
                 <w:lang w:val="en-US" w:eastAsia="zh-CN"/>
               </w:rPr>
-              <w:t>质量管理部</w:t>
+              <w:t>人力资源部</w:t>
             </w:r>
           </w:p>
         </w:tc>
@@ -6021,7 +5783,7 @@
                 <w:szCs w:val="18"/>
                 <w:lang w:val="en-US" w:eastAsia="zh-CN"/>
               </w:rPr>
-              <w:t>1. 独立监督本制度及所有安全流程的执行合规性。</w:t>
+              <w:t>1. 组织落实全员信息安全意识教育与基础培训。</w:t>
             </w:r>
             <w:r>
               <w:rPr>
@@ -6053,7 +5815,7 @@
                 <w:szCs w:val="18"/>
                 <w:lang w:val="en-US" w:eastAsia="zh-CN"/>
               </w:rPr>
-              <w:t>2. 组织或参与信息安全内部审计。</w:t>
+              <w:t>2. 管理员工背景审查、保密协议签订及离职安全审核。</w:t>
             </w:r>
             <w:r>
               <w:rPr>
@@ -6085,7 +5847,7 @@
                 <w:szCs w:val="18"/>
                 <w:lang w:val="en-US" w:eastAsia="zh-CN"/>
               </w:rPr>
-              <w:t>3. 将安全指标纳入公司质量目标与监控体系。</w:t>
+              <w:t>3. 将安全表现纳入绩效考核参考。</w:t>
             </w:r>
           </w:p>
         </w:tc>
@@ -6137,7 +5899,7 @@
                 <w:szCs w:val="18"/>
                 <w:lang w:val="en-US" w:eastAsia="zh-CN"/>
               </w:rPr>
-              <w:t>质量管理部经理/专员</w:t>
+              <w:t>人力资源部经理/专员</w:t>
             </w:r>
           </w:p>
         </w:tc>
@@ -6152,6 +5914,242 @@
             <w:insideH w:val="single" w:color="auto" w:sz="4" w:space="0"/>
             <w:insideV w:val="single" w:color="auto" w:sz="4" w:space="0"/>
           </w:tblBorders>
+          <w:tblCellMar>
+            <w:top w:w="15" w:type="dxa"/>
+            <w:left w:w="15" w:type="dxa"/>
+            <w:bottom w:w="15" w:type="dxa"/>
+            <w:right w:w="15" w:type="dxa"/>
+          </w:tblCellMar>
+        </w:tblPrEx>
+        <w:tc>
+          <w:tcPr>
+            <w:tcW w:w="0" w:type="auto"/>
+            <w:shd w:val="clear" w:color="auto" w:fill="auto"/>
+            <w:tcMar>
+              <w:top w:w="120" w:type="dxa"/>
+              <w:left w:w="0" w:type="dxa"/>
+              <w:bottom w:w="120" w:type="dxa"/>
+              <w:right w:w="192" w:type="dxa"/>
+            </w:tcMar>
+            <w:vAlign w:val="center"/>
+          </w:tcPr>
+          <w:p>
+            <w:pPr>
+              <w:keepNext w:val="0"/>
+              <w:keepLines w:val="0"/>
+              <w:widowControl/>
+              <w:suppressLineNumbers w:val="0"/>
+              <w:spacing w:line="300" w:lineRule="atLeast"/>
+              <w:jc w:val="left"/>
+              <w:rPr>
+                <w:rFonts w:hint="default" w:ascii="Segoe UI" w:hAnsi="Segoe UI" w:eastAsia="Segoe UI" w:cs="Segoe UI"/>
+                <w:i w:val="0"/>
+                <w:iCs w:val="0"/>
+                <w:caps w:val="0"/>
+                <w:color w:val="0F1115"/>
+                <w:spacing w:val="0"/>
+                <w:sz w:val="18"/>
+                <w:szCs w:val="18"/>
+              </w:rPr>
+            </w:pPr>
+            <w:r>
+              <w:rPr>
+                <w:rStyle w:val="23"/>
+                <w:rFonts w:hint="default" w:ascii="Segoe UI" w:hAnsi="Segoe UI" w:eastAsia="Segoe UI" w:cs="Segoe UI"/>
+                <w:b/>
+                <w:bCs/>
+                <w:i w:val="0"/>
+                <w:iCs w:val="0"/>
+                <w:caps w:val="0"/>
+                <w:snapToGrid w:val="0"/>
+                <w:color w:val="000000"/>
+                <w:spacing w:val="0"/>
+                <w:kern w:val="0"/>
+                <w:sz w:val="18"/>
+                <w:szCs w:val="18"/>
+                <w:lang w:val="en-US" w:eastAsia="zh-CN"/>
+              </w:rPr>
+              <w:t>质量管理部</w:t>
+            </w:r>
+          </w:p>
+        </w:tc>
+        <w:tc>
+          <w:tcPr>
+            <w:tcW w:w="0" w:type="auto"/>
+            <w:shd w:val="clear" w:color="auto" w:fill="auto"/>
+            <w:tcMar>
+              <w:top w:w="120" w:type="dxa"/>
+              <w:left w:w="192" w:type="dxa"/>
+              <w:bottom w:w="120" w:type="dxa"/>
+              <w:right w:w="192" w:type="dxa"/>
+            </w:tcMar>
+            <w:vAlign w:val="center"/>
+          </w:tcPr>
+          <w:p>
+            <w:pPr>
+              <w:keepNext w:val="0"/>
+              <w:keepLines w:val="0"/>
+              <w:widowControl/>
+              <w:suppressLineNumbers w:val="0"/>
+              <w:spacing w:line="300" w:lineRule="atLeast"/>
+              <w:jc w:val="left"/>
+              <w:rPr>
+                <w:rFonts w:hint="default" w:ascii="Segoe UI" w:hAnsi="Segoe UI" w:eastAsia="Segoe UI" w:cs="Segoe UI"/>
+                <w:i w:val="0"/>
+                <w:iCs w:val="0"/>
+                <w:caps w:val="0"/>
+                <w:color w:val="0F1115"/>
+                <w:spacing w:val="0"/>
+                <w:sz w:val="18"/>
+                <w:szCs w:val="18"/>
+              </w:rPr>
+            </w:pPr>
+            <w:r>
+              <w:rPr>
+                <w:rFonts w:hint="default" w:ascii="Segoe UI" w:hAnsi="Segoe UI" w:eastAsia="Segoe UI" w:cs="Segoe UI"/>
+                <w:i w:val="0"/>
+                <w:iCs w:val="0"/>
+                <w:caps w:val="0"/>
+                <w:snapToGrid w:val="0"/>
+                <w:color w:val="000000"/>
+                <w:spacing w:val="0"/>
+                <w:kern w:val="0"/>
+                <w:sz w:val="18"/>
+                <w:szCs w:val="18"/>
+                <w:lang w:val="en-US" w:eastAsia="zh-CN"/>
+              </w:rPr>
+              <w:t>1. 独立监督本制度及所有安全流程的执行合规性。</w:t>
+            </w:r>
+            <w:r>
+              <w:rPr>
+                <w:rFonts w:hint="default" w:ascii="Segoe UI" w:hAnsi="Segoe UI" w:eastAsia="Segoe UI" w:cs="Segoe UI"/>
+                <w:i w:val="0"/>
+                <w:iCs w:val="0"/>
+                <w:caps w:val="0"/>
+                <w:snapToGrid w:val="0"/>
+                <w:color w:val="000000"/>
+                <w:spacing w:val="0"/>
+                <w:kern w:val="0"/>
+                <w:sz w:val="18"/>
+                <w:szCs w:val="18"/>
+                <w:lang w:val="en-US" w:eastAsia="zh-CN"/>
+              </w:rPr>
+              <w:br w:type="textWrapping"/>
+            </w:r>
+            <w:r>
+              <w:rPr>
+                <w:rFonts w:hint="default" w:ascii="Segoe UI" w:hAnsi="Segoe UI" w:eastAsia="Segoe UI" w:cs="Segoe UI"/>
+                <w:i w:val="0"/>
+                <w:iCs w:val="0"/>
+                <w:caps w:val="0"/>
+                <w:snapToGrid w:val="0"/>
+                <w:color w:val="000000"/>
+                <w:spacing w:val="0"/>
+                <w:kern w:val="0"/>
+                <w:sz w:val="18"/>
+                <w:szCs w:val="18"/>
+                <w:lang w:val="en-US" w:eastAsia="zh-CN"/>
+              </w:rPr>
+              <w:t>2. 组织或参与信息安全内部审计。</w:t>
+            </w:r>
+            <w:r>
+              <w:rPr>
+                <w:rFonts w:hint="default" w:ascii="Segoe UI" w:hAnsi="Segoe UI" w:eastAsia="Segoe UI" w:cs="Segoe UI"/>
+                <w:i w:val="0"/>
+                <w:iCs w:val="0"/>
+                <w:caps w:val="0"/>
+                <w:snapToGrid w:val="0"/>
+                <w:color w:val="000000"/>
+                <w:spacing w:val="0"/>
+                <w:kern w:val="0"/>
+                <w:sz w:val="18"/>
+                <w:szCs w:val="18"/>
+                <w:lang w:val="en-US" w:eastAsia="zh-CN"/>
+              </w:rPr>
+              <w:br w:type="textWrapping"/>
+            </w:r>
+            <w:r>
+              <w:rPr>
+                <w:rFonts w:hint="default" w:ascii="Segoe UI" w:hAnsi="Segoe UI" w:eastAsia="Segoe UI" w:cs="Segoe UI"/>
+                <w:i w:val="0"/>
+                <w:iCs w:val="0"/>
+                <w:caps w:val="0"/>
+                <w:snapToGrid w:val="0"/>
+                <w:color w:val="000000"/>
+                <w:spacing w:val="0"/>
+                <w:kern w:val="0"/>
+                <w:sz w:val="18"/>
+                <w:szCs w:val="18"/>
+                <w:lang w:val="en-US" w:eastAsia="zh-CN"/>
+              </w:rPr>
+              <w:t>3. 将安全指标纳入公司质量目标与监控体系。</w:t>
+            </w:r>
+          </w:p>
+        </w:tc>
+        <w:tc>
+          <w:tcPr>
+            <w:tcW w:w="0" w:type="auto"/>
+            <w:shd w:val="clear" w:color="auto" w:fill="auto"/>
+            <w:tcMar>
+              <w:top w:w="120" w:type="dxa"/>
+              <w:left w:w="192" w:type="dxa"/>
+              <w:bottom w:w="120" w:type="dxa"/>
+              <w:right w:w="0" w:type="dxa"/>
+            </w:tcMar>
+            <w:vAlign w:val="center"/>
+          </w:tcPr>
+          <w:p>
+            <w:pPr>
+              <w:keepNext w:val="0"/>
+              <w:keepLines w:val="0"/>
+              <w:widowControl/>
+              <w:suppressLineNumbers w:val="0"/>
+              <w:spacing w:line="300" w:lineRule="atLeast"/>
+              <w:jc w:val="left"/>
+              <w:rPr>
+                <w:rFonts w:hint="default" w:ascii="Segoe UI" w:hAnsi="Segoe UI" w:eastAsia="Segoe UI" w:cs="Segoe UI"/>
+                <w:i w:val="0"/>
+                <w:iCs w:val="0"/>
+                <w:caps w:val="0"/>
+                <w:color w:val="0F1115"/>
+                <w:spacing w:val="0"/>
+                <w:sz w:val="18"/>
+                <w:szCs w:val="18"/>
+              </w:rPr>
+            </w:pPr>
+            <w:r>
+              <w:rPr>
+                <w:rStyle w:val="23"/>
+                <w:rFonts w:hint="default" w:ascii="Segoe UI" w:hAnsi="Segoe UI" w:eastAsia="Segoe UI" w:cs="Segoe UI"/>
+                <w:b/>
+                <w:bCs/>
+                <w:i w:val="0"/>
+                <w:iCs w:val="0"/>
+                <w:caps w:val="0"/>
+                <w:snapToGrid w:val="0"/>
+                <w:color w:val="000000"/>
+                <w:spacing w:val="0"/>
+                <w:kern w:val="0"/>
+                <w:sz w:val="18"/>
+                <w:szCs w:val="18"/>
+                <w:lang w:val="en-US" w:eastAsia="zh-CN"/>
+              </w:rPr>
+              <w:t>质量管理部经理/专员</w:t>
+            </w:r>
+          </w:p>
+        </w:tc>
+      </w:tr>
+      <w:tr>
+        <w:tblPrEx>
+          <w:tblBorders>
+            <w:top w:val="single" w:color="auto" w:sz="4" w:space="0"/>
+            <w:left w:val="single" w:color="auto" w:sz="4" w:space="0"/>
+            <w:bottom w:val="single" w:color="auto" w:sz="4" w:space="0"/>
+            <w:right w:val="single" w:color="auto" w:sz="4" w:space="0"/>
+            <w:insideH w:val="single" w:color="auto" w:sz="4" w:space="0"/>
+            <w:insideV w:val="single" w:color="auto" w:sz="4" w:space="0"/>
+          </w:tblBorders>
+          <w:shd w:val="clear" w:color="auto" w:fill="auto"/>
           <w:tblCellMar>
             <w:top w:w="15" w:type="dxa"/>
             <w:left w:w="15" w:type="dxa"/>
@@ -7114,13 +7112,6 @@
             <w:insideH w:val="single" w:color="auto" w:sz="4" w:space="0"/>
             <w:insideV w:val="single" w:color="auto" w:sz="4" w:space="0"/>
           </w:tblBorders>
-          <w:shd w:val="clear" w:color="auto" w:fill="auto"/>
-          <w:tblCellMar>
-            <w:top w:w="15" w:type="dxa"/>
-            <w:left w:w="15" w:type="dxa"/>
-            <w:bottom w:w="15" w:type="dxa"/>
-            <w:right w:w="15" w:type="dxa"/>
-          </w:tblCellMar>
         </w:tblPrEx>
         <w:trPr>
           <w:tblHeader/>
@@ -7765,7 +7756,6 @@
             <w:insideH w:val="single" w:color="auto" w:sz="4" w:space="0"/>
             <w:insideV w:val="single" w:color="auto" w:sz="4" w:space="0"/>
           </w:tblBorders>
-          <w:shd w:val="clear" w:color="auto" w:fill="auto"/>
           <w:tblCellMar>
             <w:top w:w="15" w:type="dxa"/>
             <w:left w:w="15" w:type="dxa"/>
@@ -8531,7 +8521,6 @@
             <w:insideH w:val="none" w:color="auto" w:sz="0" w:space="0"/>
             <w:insideV w:val="none" w:color="auto" w:sz="0" w:space="0"/>
           </w:tblBorders>
-          <w:shd w:val="clear" w:color="auto" w:fill="auto"/>
           <w:tblCellMar>
             <w:top w:w="0" w:type="dxa"/>
             <w:left w:w="108" w:type="dxa"/>

--- a/6-过程管理/流程制度规范类文件/TXHS-06-11-信息安全管理制度.docx
+++ b/6-过程管理/流程制度规范类文件/TXHS-06-11-信息安全管理制度.docx
@@ -1,10 +1,11 @@
 
 <file path=word/document.xml><?xml version="1.0" encoding="utf-8"?>
-<w:document xmlns:wpc="http://schemas.microsoft.com/office/word/2010/wordprocessingCanvas" xmlns:mc="http://schemas.openxmlformats.org/markup-compatibility/2006" xmlns:o="urn:schemas-microsoft-com:office:office" xmlns:r="http://schemas.openxmlformats.org/officeDocument/2006/relationships" xmlns:m="http://schemas.openxmlformats.org/officeDocument/2006/math" xmlns:v="urn:schemas-microsoft-com:vml" xmlns:wp14="http://schemas.microsoft.com/office/word/2010/wordprocessingDrawing" xmlns:wp="http://schemas.openxmlformats.org/drawingml/2006/wordprocessingDrawing" xmlns:w="http://schemas.openxmlformats.org/wordprocessingml/2006/main" xmlns:w14="http://schemas.microsoft.com/office/word/2010/wordml" xmlns:w10="urn:schemas-microsoft-com:office:word" xmlns:w15="http://schemas.microsoft.com/office/word/2012/wordml" xmlns:wpg="http://schemas.microsoft.com/office/word/2010/wordprocessingGroup" xmlns:wpi="http://schemas.microsoft.com/office/word/2010/wordprocessingInk" xmlns:wne="http://schemas.microsoft.com/office/word/2006/wordml" xmlns:wps="http://schemas.microsoft.com/office/word/2010/wordprocessingShape" xmlns:wpsCustomData="http://www.wps.cn/officeDocument/2013/wpsCustomData" mc:Ignorable="w14 w15 wp14">
+<w:document xmlns:wpc="http://schemas.microsoft.com/office/word/2010/wordprocessingCanvas" xmlns:mc="http://schemas.openxmlformats.org/markup-compatibility/2006" xmlns:o="urn:schemas-microsoft-com:office:office" xmlns:r="http://schemas.openxmlformats.org/officeDocument/2006/relationships" xmlns:m="http://schemas.openxmlformats.org/officeDocument/2006/math" xmlns:v="urn:schemas-microsoft-com:vml" xmlns:wp14="http://schemas.microsoft.com/office/word/2010/wordprocessingDrawing" xmlns:wp="http://schemas.openxmlformats.org/drawingml/2006/wordprocessingDrawing" xmlns:w10="urn:schemas-microsoft-com:office:word" xmlns:w="http://schemas.openxmlformats.org/wordprocessingml/2006/main" xmlns:w14="http://schemas.microsoft.com/office/word/2010/wordml" xmlns:w15="http://schemas.microsoft.com/office/word/2012/wordml" xmlns:wne="http://schemas.microsoft.com/office/word/2006/wordml" xmlns:wpg="http://schemas.microsoft.com/office/word/2010/wordprocessingGroup" xmlns:wpi="http://schemas.microsoft.com/office/word/2010/wordprocessingInk" xmlns:wps="http://schemas.microsoft.com/office/word/2010/wordprocessingShape" mc:Ignorable="w14 w15 wp14">
+  <!-- Generated by Aspose.Words for .NET 13.3.0.1 -->
   <w:body>
     <w:p>
       <w:pPr>
-        <w:pStyle w:val="24"/>
+        <w:pStyle w:val="a"/>
         <w:keepNext w:val="0"/>
         <w:keepLines w:val="0"/>
         <w:pageBreakBefore w:val="0"/>
@@ -24,7 +25,7 @@
       <w:bookmarkStart w:id="0" w:name="_Toc15078"/>
       <w:r>
         <w:drawing>
-          <wp:anchor distT="0" distB="0" distL="114300" distR="114300" simplePos="0" relativeHeight="251661312" behindDoc="1" locked="0" layoutInCell="1" allowOverlap="1">
+          <wp:anchor distT="0" distB="0" distL="114300" distR="114300" simplePos="0" relativeHeight="251660288" behindDoc="1" locked="0" layoutInCell="1" allowOverlap="1">
             <wp:simplePos x="0" y="0"/>
             <wp:positionH relativeFrom="column">
               <wp:posOffset>-19050</wp:posOffset>
@@ -49,7 +50,7 @@
                     </pic:cNvPicPr>
                   </pic:nvPicPr>
                   <pic:blipFill>
-                    <a:blip r:embed="rId7"/>
+                    <a:blip xmlns:r="http://schemas.openxmlformats.org/officeDocument/2006/relationships" r:embed="rId4"/>
                     <a:stretch>
                       <a:fillRect/>
                     </a:stretch>
@@ -75,7 +76,7 @@
       </w:r>
       <w:r>
         <w:drawing>
-          <wp:anchor distT="0" distB="0" distL="114300" distR="114300" simplePos="0" relativeHeight="251660288" behindDoc="1" locked="0" layoutInCell="1" allowOverlap="1">
+          <wp:anchor distT="0" distB="0" distL="114300" distR="114300" simplePos="0" relativeHeight="251659264" behindDoc="1" locked="0" layoutInCell="1" allowOverlap="1">
             <wp:simplePos x="0" y="0"/>
             <wp:positionH relativeFrom="column">
               <wp:posOffset>0</wp:posOffset>
@@ -100,7 +101,7 @@
                     </pic:cNvPicPr>
                   </pic:nvPicPr>
                   <pic:blipFill>
-                    <a:blip r:embed="rId8"/>
+                    <a:blip xmlns:r="http://schemas.openxmlformats.org/officeDocument/2006/relationships" r:embed="rId5"/>
                     <a:stretch>
                       <a:fillRect/>
                     </a:stretch>
@@ -130,7 +131,7 @@
           <w:lang w:val="en-US" w:eastAsia="zh-CN"/>
         </w:rPr>
         <w:drawing>
-          <wp:anchor distT="0" distB="0" distL="114300" distR="114300" simplePos="0" relativeHeight="251659264" behindDoc="1" locked="0" layoutInCell="1" allowOverlap="1">
+          <wp:anchor distT="0" distB="0" distL="114300" distR="114300" simplePos="0" relativeHeight="251658240" behindDoc="1" locked="0" layoutInCell="1" allowOverlap="1">
             <wp:simplePos x="0" y="0"/>
             <wp:positionH relativeFrom="column">
               <wp:posOffset>635</wp:posOffset>
@@ -155,7 +156,7 @@
                     </pic:cNvPicPr>
                   </pic:nvPicPr>
                   <pic:blipFill>
-                    <a:blip r:embed="rId9">
+                    <a:blip xmlns:r="http://schemas.openxmlformats.org/officeDocument/2006/relationships" r:embed="rId6">
                       <a:alphaModFix amt="58000"/>
                       <a:lum contrast="-52000"/>
                     </a:blip>
@@ -189,7 +190,7 @@
     </w:p>
     <w:p>
       <w:pPr>
-        <w:pStyle w:val="25"/>
+        <w:pStyle w:val="a0"/>
         <w:keepNext w:val="0"/>
         <w:keepLines w:val="0"/>
         <w:pageBreakBefore w:val="0"/>
@@ -236,11 +237,11 @@
         <w:adjustRightInd w:val="0"/>
         <w:snapToGrid w:val="0"/>
         <w:spacing w:after="624" w:afterLines="200" w:line="219" w:lineRule="auto"/>
-        <w:ind w:left="0" w:leftChars="0" w:right="0" w:rightChars="0" w:firstLine="0" w:firstLineChars="0"/>
+        <w:ind w:left="0" w:right="0" w:firstLine="0" w:leftChars="0" w:rightChars="0" w:firstLineChars="0"/>
         <w:jc w:val="center"/>
         <w:textAlignment w:val="baseline"/>
         <w:rPr>
-          <w:rFonts w:hint="default" w:ascii="宋体" w:hAnsi="宋体" w:eastAsia="宋体" w:cs="宋体"/>
+          <w:rFonts w:ascii="宋体" w:eastAsia="宋体" w:hAnsi="宋体" w:cs="宋体" w:hint="default"/>
           <w:sz w:val="24"/>
           <w:szCs w:val="24"/>
           <w:lang w:val="en-US" w:eastAsia="zh-CN"/>
@@ -248,7 +249,7 @@
       </w:pPr>
       <w:r>
         <w:rPr>
-          <w:rFonts w:ascii="宋体" w:hAnsi="宋体" w:eastAsia="宋体" w:cs="宋体"/>
+          <w:rFonts w:ascii="宋体" w:eastAsia="宋体" w:hAnsi="宋体" w:cs="宋体"/>
           <w:b/>
           <w:bCs/>
           <w:spacing w:val="-3"/>
@@ -259,7 +260,7 @@
       </w:r>
       <w:r>
         <w:rPr>
-          <w:rFonts w:hint="eastAsia" w:ascii="宋体" w:hAnsi="宋体" w:eastAsia="宋体" w:cs="宋体"/>
+          <w:rFonts w:ascii="宋体" w:eastAsia="宋体" w:hAnsi="宋体" w:cs="宋体" w:hint="eastAsia"/>
           <w:b/>
           <w:bCs/>
           <w:spacing w:val="-3"/>
@@ -271,7 +272,7 @@
       </w:r>
       <w:r>
         <w:rPr>
-          <w:rFonts w:ascii="宋体" w:hAnsi="宋体" w:eastAsia="宋体" w:cs="宋体"/>
+          <w:rFonts w:ascii="宋体" w:eastAsia="宋体" w:hAnsi="宋体" w:cs="宋体"/>
           <w:b/>
           <w:bCs/>
           <w:spacing w:val="-3"/>
@@ -282,7 +283,7 @@
       </w:r>
       <w:r>
         <w:rPr>
-          <w:rFonts w:hint="eastAsia" w:ascii="宋体" w:hAnsi="宋体" w:cs="宋体"/>
+          <w:rFonts w:ascii="宋体" w:hAnsi="宋体" w:cs="宋体" w:hint="eastAsia"/>
           <w:b/>
           <w:bCs/>
           <w:spacing w:val="-3"/>
@@ -294,7 +295,7 @@
       </w:r>
       <w:r>
         <w:rPr>
-          <w:rFonts w:ascii="宋体" w:hAnsi="宋体" w:eastAsia="宋体" w:cs="宋体"/>
+          <w:rFonts w:ascii="宋体" w:eastAsia="宋体" w:hAnsi="宋体" w:cs="宋体"/>
           <w:b/>
           <w:bCs/>
           <w:spacing w:val="-3"/>
@@ -305,7 +306,7 @@
       </w:r>
       <w:r>
         <w:rPr>
-          <w:rFonts w:hint="eastAsia" w:ascii="宋体" w:hAnsi="宋体" w:cs="宋体"/>
+          <w:rFonts w:ascii="宋体" w:hAnsi="宋体" w:cs="宋体" w:hint="eastAsia"/>
           <w:b/>
           <w:bCs/>
           <w:spacing w:val="-3"/>
@@ -317,7 +318,7 @@
       </w:r>
       <w:r>
         <w:rPr>
-          <w:rFonts w:ascii="宋体" w:hAnsi="宋体" w:eastAsia="宋体" w:cs="宋体"/>
+          <w:rFonts w:ascii="宋体" w:eastAsia="宋体" w:hAnsi="宋体" w:cs="宋体"/>
           <w:b/>
           <w:bCs/>
           <w:spacing w:val="-3"/>
@@ -329,18 +330,17 @@
     </w:p>
     <w:tbl>
       <w:tblPr>
-        <w:tblStyle w:val="21"/>
+        <w:tblStyle w:val="TableGrid"/>
         <w:tblW w:w="0" w:type="auto"/>
         <w:jc w:val="center"/>
         <w:tblBorders>
-          <w:top w:val="none" w:color="auto" w:sz="0" w:space="0"/>
-          <w:left w:val="none" w:color="auto" w:sz="0" w:space="0"/>
-          <w:bottom w:val="none" w:color="auto" w:sz="0" w:space="0"/>
-          <w:right w:val="none" w:color="auto" w:sz="0" w:space="0"/>
-          <w:insideH w:val="none" w:color="auto" w:sz="0" w:space="0"/>
-          <w:insideV w:val="none" w:color="auto" w:sz="0" w:space="0"/>
+          <w:top w:val="nil"/>
+          <w:left w:val="nil"/>
+          <w:bottom w:val="nil"/>
+          <w:right w:val="nil"/>
+          <w:insideH w:val="nil"/>
+          <w:insideV w:val="nil"/>
         </w:tblBorders>
-        <w:tblLayout w:type="autofit"/>
         <w:tblCellMar>
           <w:top w:w="0" w:type="dxa"/>
           <w:left w:w="108" w:type="dxa"/>
@@ -354,13 +354,15 @@
       </w:tblGrid>
       <w:tr>
         <w:tblPrEx>
+          <w:tblW w:w="0" w:type="auto"/>
+          <w:jc w:val="center"/>
           <w:tblBorders>
-            <w:top w:val="none" w:color="auto" w:sz="0" w:space="0"/>
-            <w:left w:val="none" w:color="auto" w:sz="0" w:space="0"/>
-            <w:bottom w:val="none" w:color="auto" w:sz="0" w:space="0"/>
-            <w:right w:val="none" w:color="auto" w:sz="0" w:space="0"/>
-            <w:insideH w:val="none" w:color="auto" w:sz="0" w:space="0"/>
-            <w:insideV w:val="none" w:color="auto" w:sz="0" w:space="0"/>
+            <w:top w:val="nil"/>
+            <w:left w:val="nil"/>
+            <w:bottom w:val="nil"/>
+            <w:right w:val="nil"/>
+            <w:insideH w:val="nil"/>
+            <w:insideV w:val="nil"/>
           </w:tblBorders>
           <w:tblCellMar>
             <w:top w:w="0" w:type="dxa"/>
@@ -370,7 +372,7 @@
           </w:tblCellMar>
         </w:tblPrEx>
         <w:trPr>
-          <w:trHeight w:val="810" w:hRule="atLeast"/>
+          <w:trHeight w:val="810"/>
           <w:jc w:val="center"/>
         </w:trPr>
         <w:tc>
@@ -408,7 +410,7 @@
             </w:r>
             <w:r>
               <w:rPr>
-                <w:rFonts w:hint="default" w:asciiTheme="minorAscii" w:hAnsiTheme="minorAscii" w:eastAsiaTheme="minorEastAsia"/>
+                <w:rFonts w:asciiTheme="minorAscii" w:eastAsiaTheme="minorEastAsia" w:hAnsiTheme="minorAscii" w:hint="default"/>
                 <w:spacing w:val="227"/>
                 <w:sz w:val="21"/>
                 <w:vertAlign w:val="baseline"/>
@@ -462,7 +464,7 @@
             </w:r>
             <w:r>
               <w:rPr>
-                <w:rFonts w:hint="eastAsia" w:asciiTheme="minorAscii" w:hAnsiTheme="minorAscii" w:eastAsiaTheme="minorEastAsia"/>
+                <w:rFonts w:asciiTheme="minorAscii" w:eastAsiaTheme="minorEastAsia" w:hAnsiTheme="minorAscii" w:hint="eastAsia"/>
                 <w:spacing w:val="227"/>
                 <w:sz w:val="21"/>
                 <w:vertAlign w:val="baseline"/>
@@ -484,14 +486,8 @@
       </w:tr>
       <w:tr>
         <w:tblPrEx>
-          <w:tblBorders>
-            <w:top w:val="none" w:color="auto" w:sz="0" w:space="0"/>
-            <w:left w:val="none" w:color="auto" w:sz="0" w:space="0"/>
-            <w:bottom w:val="none" w:color="auto" w:sz="0" w:space="0"/>
-            <w:right w:val="none" w:color="auto" w:sz="0" w:space="0"/>
-            <w:insideH w:val="none" w:color="auto" w:sz="0" w:space="0"/>
-            <w:insideV w:val="none" w:color="auto" w:sz="0" w:space="0"/>
-          </w:tblBorders>
+          <w:tblW w:w="0" w:type="auto"/>
+          <w:jc w:val="center"/>
           <w:tblCellMar>
             <w:top w:w="0" w:type="dxa"/>
             <w:left w:w="108" w:type="dxa"/>
@@ -500,7 +496,7 @@
           </w:tblCellMar>
         </w:tblPrEx>
         <w:trPr>
-          <w:trHeight w:val="810" w:hRule="atLeast"/>
+          <w:trHeight w:val="810"/>
           <w:jc w:val="center"/>
         </w:trPr>
         <w:tc>
@@ -524,7 +520,7 @@
               <w:snapToGrid w:val="0"/>
               <w:textAlignment w:val="baseline"/>
               <w:rPr>
-                <w:rFonts w:hint="default" w:ascii="Arial" w:hAnsi="Arial" w:eastAsia="Arial" w:cs="Arial"/>
+                <w:rFonts w:ascii="Arial" w:eastAsia="Arial" w:hAnsi="Arial" w:cs="Arial" w:hint="default"/>
                 <w:snapToGrid w:val="0"/>
                 <w:color w:val="000000"/>
                 <w:kern w:val="0"/>
@@ -556,7 +552,7 @@
             </w:r>
             <w:r>
               <w:rPr>
-                <w:rFonts w:hint="default" w:asciiTheme="minorAscii" w:hAnsiTheme="minorAscii" w:eastAsiaTheme="minorEastAsia"/>
+                <w:rFonts w:asciiTheme="minorAscii" w:eastAsiaTheme="minorEastAsia" w:hAnsiTheme="minorAscii" w:hint="default"/>
                 <w:spacing w:val="227"/>
                 <w:sz w:val="21"/>
                 <w:vertAlign w:val="baseline"/>
@@ -573,18 +569,7 @@
                 <w:vertAlign w:val="baseline"/>
                 <w:lang w:val="en-US" w:eastAsia="zh-CN"/>
               </w:rPr>
-              <w:t>V2.</w:t>
-            </w:r>
-            <w:r>
-              <w:rPr>
-                <w:rFonts w:hint="eastAsia"/>
-                <w:spacing w:val="0"/>
-                <w:kern w:val="0"/>
-                <w:u w:val="single"/>
-                <w:vertAlign w:val="baseline"/>
-                <w:lang w:val="en-US" w:eastAsia="zh-CN"/>
-              </w:rPr>
-              <w:t>0</w:t>
+              <w:t>V1.0</w:t>
             </w:r>
           </w:p>
         </w:tc>
@@ -609,7 +594,7 @@
               <w:snapToGrid w:val="0"/>
               <w:textAlignment w:val="baseline"/>
               <w:rPr>
-                <w:rFonts w:hint="default" w:ascii="Arial" w:hAnsi="Arial" w:eastAsia="Arial" w:cs="Arial"/>
+                <w:rFonts w:ascii="Arial" w:eastAsia="Arial" w:hAnsi="Arial" w:cs="Arial" w:hint="default"/>
                 <w:snapToGrid w:val="0"/>
                 <w:color w:val="000000"/>
                 <w:kern w:val="0"/>
@@ -629,7 +614,7 @@
             </w:r>
             <w:r>
               <w:rPr>
-                <w:rFonts w:hint="eastAsia" w:asciiTheme="minorAscii" w:hAnsiTheme="minorAscii" w:eastAsiaTheme="minorEastAsia"/>
+                <w:rFonts w:asciiTheme="minorAscii" w:eastAsiaTheme="minorEastAsia" w:hAnsiTheme="minorAscii" w:hint="eastAsia"/>
                 <w:spacing w:val="227"/>
                 <w:sz w:val="21"/>
                 <w:vertAlign w:val="baseline"/>
@@ -651,14 +636,8 @@
       </w:tr>
       <w:tr>
         <w:tblPrEx>
-          <w:tblBorders>
-            <w:top w:val="none" w:color="auto" w:sz="0" w:space="0"/>
-            <w:left w:val="none" w:color="auto" w:sz="0" w:space="0"/>
-            <w:bottom w:val="none" w:color="auto" w:sz="0" w:space="0"/>
-            <w:right w:val="none" w:color="auto" w:sz="0" w:space="0"/>
-            <w:insideH w:val="none" w:color="auto" w:sz="0" w:space="0"/>
-            <w:insideV w:val="none" w:color="auto" w:sz="0" w:space="0"/>
-          </w:tblBorders>
+          <w:tblW w:w="0" w:type="auto"/>
+          <w:jc w:val="center"/>
           <w:tblCellMar>
             <w:top w:w="0" w:type="dxa"/>
             <w:left w:w="108" w:type="dxa"/>
@@ -667,7 +646,7 @@
           </w:tblCellMar>
         </w:tblPrEx>
         <w:trPr>
-          <w:trHeight w:val="635" w:hRule="atLeast"/>
+          <w:trHeight w:val="635"/>
           <w:jc w:val="center"/>
         </w:trPr>
         <w:tc>
@@ -717,7 +696,7 @@
             </w:r>
             <w:r>
               <w:rPr>
-                <w:rFonts w:hint="eastAsia" w:asciiTheme="minorAscii" w:hAnsiTheme="minorAscii" w:eastAsiaTheme="minorEastAsia"/>
+                <w:rFonts w:asciiTheme="minorAscii" w:eastAsiaTheme="minorEastAsia" w:hAnsiTheme="minorAscii" w:hint="eastAsia"/>
                 <w:spacing w:val="227"/>
                 <w:sz w:val="21"/>
                 <w:vertAlign w:val="baseline"/>
@@ -770,7 +749,7 @@
             </w:r>
             <w:r>
               <w:rPr>
-                <w:rFonts w:hint="eastAsia" w:asciiTheme="minorAscii" w:hAnsiTheme="minorAscii" w:eastAsiaTheme="minorEastAsia"/>
+                <w:rFonts w:asciiTheme="minorAscii" w:eastAsiaTheme="minorEastAsia" w:hAnsiTheme="minorAscii" w:hint="eastAsia"/>
                 <w:spacing w:val="227"/>
                 <w:sz w:val="21"/>
                 <w:vertAlign w:val="baseline"/>
@@ -829,14 +808,14 @@
         <w:ind w:left="3634"/>
         <w:textAlignment w:val="baseline"/>
         <w:rPr>
-          <w:rFonts w:ascii="宋体" w:hAnsi="宋体" w:eastAsia="宋体" w:cs="宋体"/>
+          <w:rFonts w:ascii="宋体" w:eastAsia="宋体" w:hAnsi="宋体" w:cs="宋体"/>
           <w:sz w:val="31"/>
           <w:szCs w:val="31"/>
         </w:rPr>
       </w:pPr>
       <w:r>
         <w:rPr>
-          <w:rFonts w:ascii="宋体" w:hAnsi="宋体" w:eastAsia="宋体" w:cs="宋体"/>
+          <w:rFonts w:ascii="宋体" w:eastAsia="宋体" w:hAnsi="宋体" w:cs="宋体"/>
           <w:b/>
           <w:bCs/>
           <w:spacing w:val="4"/>
@@ -848,16 +827,16 @@
     </w:p>
     <w:tbl>
       <w:tblPr>
-        <w:tblStyle w:val="26"/>
+        <w:tblStyle w:val="TableNormal0"/>
         <w:tblW w:w="8214" w:type="dxa"/>
         <w:jc w:val="center"/>
         <w:tblBorders>
-          <w:top w:val="single" w:color="000000" w:sz="2" w:space="0"/>
-          <w:left w:val="single" w:color="000000" w:sz="2" w:space="0"/>
-          <w:bottom w:val="single" w:color="000000" w:sz="2" w:space="0"/>
-          <w:right w:val="single" w:color="000000" w:sz="2" w:space="0"/>
-          <w:insideH w:val="single" w:color="000000" w:sz="2" w:space="0"/>
-          <w:insideV w:val="single" w:color="000000" w:sz="2" w:space="0"/>
+          <w:top w:val="single" w:sz="2" w:space="0" w:color="000000"/>
+          <w:left w:val="single" w:sz="2" w:space="0" w:color="000000"/>
+          <w:bottom w:val="single" w:sz="2" w:space="0" w:color="000000"/>
+          <w:right w:val="single" w:sz="2" w:space="0" w:color="000000"/>
+          <w:insideH w:val="single" w:sz="2" w:space="0" w:color="000000"/>
+          <w:insideV w:val="single" w:sz="2" w:space="0" w:color="000000"/>
         </w:tblBorders>
         <w:tblLayout w:type="fixed"/>
         <w:tblCellMar>
@@ -877,14 +856,17 @@
       </w:tblGrid>
       <w:tr>
         <w:tblPrEx>
+          <w:tblW w:w="8214" w:type="dxa"/>
+          <w:jc w:val="center"/>
           <w:tblBorders>
-            <w:top w:val="single" w:color="000000" w:sz="2" w:space="0"/>
-            <w:left w:val="single" w:color="000000" w:sz="2" w:space="0"/>
-            <w:bottom w:val="single" w:color="000000" w:sz="2" w:space="0"/>
-            <w:right w:val="single" w:color="000000" w:sz="2" w:space="0"/>
-            <w:insideH w:val="single" w:color="000000" w:sz="2" w:space="0"/>
-            <w:insideV w:val="single" w:color="000000" w:sz="2" w:space="0"/>
+            <w:top w:val="single" w:sz="2" w:space="0" w:color="000000"/>
+            <w:left w:val="single" w:sz="2" w:space="0" w:color="000000"/>
+            <w:bottom w:val="single" w:sz="2" w:space="0" w:color="000000"/>
+            <w:right w:val="single" w:sz="2" w:space="0" w:color="000000"/>
+            <w:insideH w:val="single" w:sz="2" w:space="0" w:color="000000"/>
+            <w:insideV w:val="single" w:sz="2" w:space="0" w:color="000000"/>
           </w:tblBorders>
+          <w:tblLayout w:type="fixed"/>
           <w:tblCellMar>
             <w:top w:w="0" w:type="dxa"/>
             <w:left w:w="0" w:type="dxa"/>
@@ -893,7 +875,7 @@
           </w:tblCellMar>
         </w:tblPrEx>
         <w:trPr>
-          <w:trHeight w:val="593" w:hRule="atLeast"/>
+          <w:trHeight w:val="593"/>
           <w:jc w:val="center"/>
         </w:trPr>
         <w:tc>
@@ -915,18 +897,18 @@
               <w:adjustRightInd w:val="0"/>
               <w:snapToGrid w:val="0"/>
               <w:spacing w:before="176" w:line="228" w:lineRule="auto"/>
-              <w:ind w:left="0" w:leftChars="0" w:right="0" w:rightChars="0" w:firstLine="0" w:firstLineChars="0"/>
+              <w:ind w:left="0" w:right="0" w:firstLine="0" w:leftChars="0" w:rightChars="0" w:firstLineChars="0"/>
               <w:jc w:val="center"/>
               <w:textAlignment w:val="baseline"/>
               <w:rPr>
-                <w:rFonts w:ascii="宋体" w:hAnsi="宋体" w:eastAsia="宋体" w:cs="宋体"/>
+                <w:rFonts w:ascii="宋体" w:eastAsia="宋体" w:hAnsi="宋体" w:cs="宋体"/>
                 <w:sz w:val="20"/>
                 <w:szCs w:val="20"/>
               </w:rPr>
             </w:pPr>
             <w:r>
               <w:rPr>
-                <w:rFonts w:hint="eastAsia" w:ascii="宋体" w:hAnsi="宋体" w:cs="宋体"/>
+                <w:rFonts w:ascii="宋体" w:hAnsi="宋体" w:cs="宋体" w:hint="eastAsia"/>
                 <w:spacing w:val="-14"/>
                 <w:sz w:val="20"/>
                 <w:szCs w:val="20"/>
@@ -936,7 +918,7 @@
             </w:r>
             <w:r>
               <w:rPr>
-                <w:rFonts w:ascii="宋体" w:hAnsi="宋体" w:eastAsia="宋体" w:cs="宋体"/>
+                <w:rFonts w:ascii="宋体" w:eastAsia="宋体" w:hAnsi="宋体" w:cs="宋体"/>
                 <w:spacing w:val="-14"/>
                 <w:sz w:val="20"/>
                 <w:szCs w:val="20"/>
@@ -964,18 +946,18 @@
               <w:adjustRightInd w:val="0"/>
               <w:snapToGrid w:val="0"/>
               <w:spacing w:before="175" w:line="227" w:lineRule="auto"/>
-              <w:ind w:left="0" w:leftChars="0" w:right="0" w:rightChars="0" w:firstLine="0" w:firstLineChars="0"/>
+              <w:ind w:left="0" w:right="0" w:firstLine="0" w:leftChars="0" w:rightChars="0" w:firstLineChars="0"/>
               <w:jc w:val="center"/>
               <w:textAlignment w:val="baseline"/>
               <w:rPr>
-                <w:rFonts w:ascii="宋体" w:hAnsi="宋体" w:eastAsia="宋体" w:cs="宋体"/>
+                <w:rFonts w:ascii="宋体" w:eastAsia="宋体" w:hAnsi="宋体" w:cs="宋体"/>
                 <w:sz w:val="20"/>
                 <w:szCs w:val="20"/>
               </w:rPr>
             </w:pPr>
             <w:r>
               <w:rPr>
-                <w:rFonts w:ascii="宋体" w:hAnsi="宋体" w:eastAsia="宋体" w:cs="宋体"/>
+                <w:rFonts w:ascii="宋体" w:eastAsia="宋体" w:hAnsi="宋体" w:cs="宋体"/>
                 <w:spacing w:val="4"/>
                 <w:sz w:val="20"/>
                 <w:szCs w:val="20"/>
@@ -1003,18 +985,18 @@
               <w:adjustRightInd w:val="0"/>
               <w:snapToGrid w:val="0"/>
               <w:spacing w:before="175" w:line="228" w:lineRule="auto"/>
-              <w:ind w:left="0" w:leftChars="0" w:right="0" w:rightChars="0" w:firstLine="0" w:firstLineChars="0"/>
+              <w:ind w:left="0" w:right="0" w:firstLine="0" w:leftChars="0" w:rightChars="0" w:firstLineChars="0"/>
               <w:jc w:val="center"/>
               <w:textAlignment w:val="baseline"/>
               <w:rPr>
-                <w:rFonts w:ascii="宋体" w:hAnsi="宋体" w:eastAsia="宋体" w:cs="宋体"/>
+                <w:rFonts w:ascii="宋体" w:eastAsia="宋体" w:hAnsi="宋体" w:cs="宋体"/>
                 <w:sz w:val="20"/>
                 <w:szCs w:val="20"/>
               </w:rPr>
             </w:pPr>
             <w:r>
               <w:rPr>
-                <w:rFonts w:ascii="宋体" w:hAnsi="宋体" w:eastAsia="宋体" w:cs="宋体"/>
+                <w:rFonts w:ascii="宋体" w:eastAsia="宋体" w:hAnsi="宋体" w:cs="宋体"/>
                 <w:spacing w:val="7"/>
                 <w:sz w:val="20"/>
                 <w:szCs w:val="20"/>
@@ -1042,11 +1024,11 @@
               <w:adjustRightInd w:val="0"/>
               <w:snapToGrid w:val="0"/>
               <w:spacing w:before="175" w:line="228" w:lineRule="auto"/>
-              <w:ind w:left="0" w:leftChars="0" w:right="0" w:rightChars="0" w:firstLine="0" w:firstLineChars="0"/>
+              <w:ind w:left="0" w:right="0" w:firstLine="0" w:leftChars="0" w:rightChars="0" w:firstLineChars="0"/>
               <w:jc w:val="center"/>
               <w:textAlignment w:val="baseline"/>
               <w:rPr>
-                <w:rFonts w:hint="eastAsia" w:ascii="宋体" w:hAnsi="宋体" w:eastAsia="宋体" w:cs="宋体"/>
+                <w:rFonts w:ascii="宋体" w:eastAsia="宋体" w:hAnsi="宋体" w:cs="宋体" w:hint="eastAsia"/>
                 <w:spacing w:val="7"/>
                 <w:sz w:val="20"/>
                 <w:szCs w:val="20"/>
@@ -1055,7 +1037,7 @@
             </w:pPr>
             <w:r>
               <w:rPr>
-                <w:rFonts w:hint="eastAsia" w:ascii="宋体" w:hAnsi="宋体" w:cs="宋体"/>
+                <w:rFonts w:ascii="宋体" w:hAnsi="宋体" w:cs="宋体" w:hint="eastAsia"/>
                 <w:spacing w:val="7"/>
                 <w:sz w:val="20"/>
                 <w:szCs w:val="20"/>
@@ -1084,11 +1066,11 @@
               <w:adjustRightInd w:val="0"/>
               <w:snapToGrid w:val="0"/>
               <w:spacing w:before="175" w:line="228" w:lineRule="auto"/>
-              <w:ind w:left="0" w:leftChars="0" w:right="0" w:rightChars="0" w:firstLine="0" w:firstLineChars="0"/>
+              <w:ind w:left="0" w:right="0" w:firstLine="0" w:leftChars="0" w:rightChars="0" w:firstLineChars="0"/>
               <w:jc w:val="center"/>
               <w:textAlignment w:val="baseline"/>
               <w:rPr>
-                <w:rFonts w:hint="default" w:ascii="宋体" w:hAnsi="宋体" w:cs="宋体"/>
+                <w:rFonts w:ascii="宋体" w:hAnsi="宋体" w:cs="宋体" w:hint="default"/>
                 <w:spacing w:val="7"/>
                 <w:sz w:val="20"/>
                 <w:szCs w:val="20"/>
@@ -1097,7 +1079,7 @@
             </w:pPr>
             <w:r>
               <w:rPr>
-                <w:rFonts w:hint="eastAsia" w:ascii="宋体" w:hAnsi="宋体" w:cs="宋体"/>
+                <w:rFonts w:ascii="宋体" w:hAnsi="宋体" w:cs="宋体" w:hint="eastAsia"/>
                 <w:spacing w:val="7"/>
                 <w:sz w:val="20"/>
                 <w:szCs w:val="20"/>
@@ -1126,18 +1108,18 @@
               <w:adjustRightInd w:val="0"/>
               <w:snapToGrid w:val="0"/>
               <w:spacing w:before="176" w:line="229" w:lineRule="auto"/>
-              <w:ind w:left="0" w:leftChars="0" w:right="0" w:rightChars="0" w:firstLine="0" w:firstLineChars="0"/>
+              <w:ind w:left="0" w:right="0" w:firstLine="0" w:leftChars="0" w:rightChars="0" w:firstLineChars="0"/>
               <w:jc w:val="center"/>
               <w:textAlignment w:val="baseline"/>
               <w:rPr>
-                <w:rFonts w:ascii="宋体" w:hAnsi="宋体" w:eastAsia="宋体" w:cs="宋体"/>
+                <w:rFonts w:ascii="宋体" w:eastAsia="宋体" w:hAnsi="宋体" w:cs="宋体"/>
                 <w:sz w:val="20"/>
                 <w:szCs w:val="20"/>
               </w:rPr>
             </w:pPr>
             <w:r>
               <w:rPr>
-                <w:rFonts w:ascii="宋体" w:hAnsi="宋体" w:eastAsia="宋体" w:cs="宋体"/>
+                <w:rFonts w:ascii="宋体" w:eastAsia="宋体" w:hAnsi="宋体" w:cs="宋体"/>
                 <w:spacing w:val="7"/>
                 <w:sz w:val="20"/>
                 <w:szCs w:val="20"/>
@@ -1149,14 +1131,9 @@
       </w:tr>
       <w:tr>
         <w:tblPrEx>
-          <w:tblBorders>
-            <w:top w:val="single" w:color="000000" w:sz="2" w:space="0"/>
-            <w:left w:val="single" w:color="000000" w:sz="2" w:space="0"/>
-            <w:bottom w:val="single" w:color="000000" w:sz="2" w:space="0"/>
-            <w:right w:val="single" w:color="000000" w:sz="2" w:space="0"/>
-            <w:insideH w:val="single" w:color="000000" w:sz="2" w:space="0"/>
-            <w:insideV w:val="single" w:color="000000" w:sz="2" w:space="0"/>
-          </w:tblBorders>
+          <w:tblW w:w="8214" w:type="dxa"/>
+          <w:jc w:val="center"/>
+          <w:tblLayout w:type="fixed"/>
           <w:tblCellMar>
             <w:top w:w="0" w:type="dxa"/>
             <w:left w:w="0" w:type="dxa"/>
@@ -1165,7 +1142,7 @@
           </w:tblCellMar>
         </w:tblPrEx>
         <w:trPr>
-          <w:trHeight w:val="516" w:hRule="atLeast"/>
+          <w:trHeight w:val="516"/>
           <w:jc w:val="center"/>
         </w:trPr>
         <w:tc>
@@ -1187,11 +1164,11 @@
               <w:adjustRightInd w:val="0"/>
               <w:snapToGrid w:val="0"/>
               <w:spacing w:before="173" w:line="267" w:lineRule="exact"/>
-              <w:ind w:left="0" w:leftChars="0" w:right="0" w:rightChars="0" w:firstLine="0" w:firstLineChars="0"/>
+              <w:ind w:left="0" w:right="0" w:firstLine="0" w:leftChars="0" w:rightChars="0" w:firstLineChars="0"/>
               <w:jc w:val="center"/>
               <w:textAlignment w:val="baseline"/>
               <w:rPr>
-                <w:rFonts w:hint="default" w:ascii="宋体" w:hAnsi="宋体" w:eastAsia="宋体" w:cs="宋体"/>
+                <w:rFonts w:ascii="宋体" w:eastAsia="宋体" w:hAnsi="宋体" w:cs="宋体" w:hint="default"/>
                 <w:sz w:val="20"/>
                 <w:szCs w:val="20"/>
                 <w:lang w:val="en-US"/>
@@ -1199,7 +1176,7 @@
             </w:pPr>
             <w:r>
               <w:rPr>
-                <w:rFonts w:ascii="宋体" w:hAnsi="宋体" w:eastAsia="宋体" w:cs="宋体"/>
+                <w:rFonts w:ascii="宋体" w:eastAsia="宋体" w:hAnsi="宋体" w:cs="宋体"/>
                 <w:spacing w:val="3"/>
                 <w:position w:val="1"/>
                 <w:sz w:val="20"/>
@@ -1228,18 +1205,18 @@
               <w:adjustRightInd w:val="0"/>
               <w:snapToGrid w:val="0"/>
               <w:spacing w:before="173" w:line="267" w:lineRule="exact"/>
-              <w:ind w:left="0" w:leftChars="0" w:right="0" w:rightChars="0" w:firstLine="0" w:firstLineChars="0"/>
+              <w:ind w:left="0" w:right="0" w:firstLine="0" w:leftChars="0" w:rightChars="0" w:firstLineChars="0"/>
               <w:jc w:val="center"/>
               <w:textAlignment w:val="baseline"/>
               <w:rPr>
-                <w:rFonts w:ascii="宋体" w:hAnsi="宋体" w:eastAsia="宋体" w:cs="宋体"/>
+                <w:rFonts w:ascii="宋体" w:eastAsia="宋体" w:hAnsi="宋体" w:cs="宋体"/>
                 <w:sz w:val="20"/>
                 <w:szCs w:val="20"/>
               </w:rPr>
             </w:pPr>
             <w:r>
               <w:rPr>
-                <w:rFonts w:ascii="宋体" w:hAnsi="宋体" w:eastAsia="宋体" w:cs="宋体"/>
+                <w:rFonts w:ascii="宋体" w:eastAsia="宋体" w:hAnsi="宋体" w:cs="宋体"/>
                 <w:spacing w:val="4"/>
                 <w:position w:val="1"/>
                 <w:sz w:val="20"/>
@@ -1268,18 +1245,18 @@
               <w:adjustRightInd w:val="0"/>
               <w:snapToGrid w:val="0"/>
               <w:spacing w:before="172" w:line="228" w:lineRule="auto"/>
-              <w:ind w:left="0" w:leftChars="0" w:right="0" w:rightChars="0" w:firstLine="0" w:firstLineChars="0"/>
+              <w:ind w:left="0" w:right="0" w:firstLine="0" w:leftChars="0" w:rightChars="0" w:firstLineChars="0"/>
               <w:jc w:val="center"/>
               <w:textAlignment w:val="baseline"/>
               <w:rPr>
-                <w:rFonts w:ascii="宋体" w:hAnsi="宋体" w:eastAsia="宋体" w:cs="宋体"/>
+                <w:rFonts w:ascii="宋体" w:eastAsia="宋体" w:hAnsi="宋体" w:cs="宋体"/>
                 <w:sz w:val="20"/>
                 <w:szCs w:val="20"/>
               </w:rPr>
             </w:pPr>
             <w:r>
               <w:rPr>
-                <w:rFonts w:ascii="宋体" w:hAnsi="宋体" w:eastAsia="宋体" w:cs="宋体"/>
+                <w:rFonts w:ascii="宋体" w:eastAsia="宋体" w:hAnsi="宋体" w:cs="宋体"/>
                 <w:spacing w:val="200"/>
                 <w:kern w:val="0"/>
                 <w:sz w:val="20"/>
@@ -1289,7 +1266,7 @@
             </w:r>
             <w:r>
               <w:rPr>
-                <w:rFonts w:ascii="宋体" w:hAnsi="宋体" w:eastAsia="宋体" w:cs="宋体"/>
+                <w:rFonts w:ascii="宋体" w:eastAsia="宋体" w:hAnsi="宋体" w:cs="宋体"/>
                 <w:spacing w:val="0"/>
                 <w:kern w:val="0"/>
                 <w:sz w:val="20"/>
@@ -1318,11 +1295,11 @@
               <w:adjustRightInd w:val="0"/>
               <w:snapToGrid w:val="0"/>
               <w:spacing w:before="172" w:line="228" w:lineRule="auto"/>
-              <w:ind w:left="0" w:leftChars="0" w:right="0" w:rightChars="0" w:firstLine="0" w:firstLineChars="0"/>
+              <w:ind w:left="0" w:right="0" w:firstLine="0" w:leftChars="0" w:rightChars="0" w:firstLineChars="0"/>
               <w:jc w:val="center"/>
               <w:textAlignment w:val="baseline"/>
               <w:rPr>
-                <w:rFonts w:hint="default" w:ascii="宋体" w:hAnsi="宋体" w:eastAsia="宋体" w:cs="宋体"/>
+                <w:rFonts w:ascii="宋体" w:eastAsia="宋体" w:hAnsi="宋体" w:cs="宋体" w:hint="default"/>
                 <w:spacing w:val="200"/>
                 <w:kern w:val="0"/>
                 <w:sz w:val="20"/>
@@ -1332,14 +1309,14 @@
             </w:pPr>
             <w:r>
               <w:rPr>
-                <w:rFonts w:hint="eastAsia" w:ascii="宋体" w:hAnsi="宋体" w:cs="宋体"/>
+                <w:rFonts w:ascii="宋体" w:hAnsi="宋体" w:cs="宋体" w:hint="eastAsia"/>
                 <w:spacing w:val="200"/>
                 <w:kern w:val="0"/>
                 <w:sz w:val="20"/>
                 <w:szCs w:val="20"/>
                 <w:lang w:val="en-US" w:eastAsia="zh-CN"/>
               </w:rPr>
-              <w:t>程方</w:t>
+              <w:t>强宇涛</w:t>
             </w:r>
           </w:p>
         </w:tc>
@@ -1362,11 +1339,11 @@
               <w:adjustRightInd w:val="0"/>
               <w:snapToGrid w:val="0"/>
               <w:spacing w:before="173" w:line="229" w:lineRule="auto"/>
-              <w:ind w:left="0" w:leftChars="0" w:right="0" w:rightChars="0" w:firstLine="0" w:firstLineChars="0"/>
+              <w:ind w:left="0" w:right="0" w:firstLine="0" w:leftChars="0" w:rightChars="0" w:firstLineChars="0"/>
               <w:jc w:val="center"/>
               <w:textAlignment w:val="baseline"/>
               <w:rPr>
-                <w:rFonts w:ascii="宋体" w:hAnsi="宋体" w:eastAsia="宋体" w:cs="宋体"/>
+                <w:rFonts w:ascii="宋体" w:eastAsia="宋体" w:hAnsi="宋体" w:cs="宋体"/>
                 <w:spacing w:val="200"/>
                 <w:kern w:val="0"/>
                 <w:sz w:val="20"/>
@@ -1375,14 +1352,14 @@
             </w:pPr>
             <w:r>
               <w:rPr>
-                <w:rFonts w:hint="eastAsia" w:asciiTheme="minorAscii" w:hAnsiTheme="minorAscii" w:eastAsiaTheme="minorEastAsia"/>
+                <w:rFonts w:asciiTheme="minorAscii" w:eastAsiaTheme="minorEastAsia" w:hAnsiTheme="minorAscii" w:hint="eastAsia"/>
                 <w:spacing w:val="0"/>
                 <w:kern w:val="0"/>
                 <w:sz w:val="21"/>
                 <w:vertAlign w:val="baseline"/>
                 <w:lang w:val="en-US" w:eastAsia="zh-CN"/>
               </w:rPr>
-              <w:t>茅建根</w:t>
+              <w:t>陈凯</w:t>
             </w:r>
           </w:p>
         </w:tc>
@@ -1405,18 +1382,18 @@
               <w:adjustRightInd w:val="0"/>
               <w:snapToGrid w:val="0"/>
               <w:spacing w:before="173" w:line="229" w:lineRule="auto"/>
-              <w:ind w:left="0" w:leftChars="0" w:right="0" w:rightChars="0" w:firstLine="0" w:firstLineChars="0"/>
+              <w:ind w:left="0" w:right="0" w:firstLine="0" w:leftChars="0" w:rightChars="0" w:firstLineChars="0"/>
               <w:jc w:val="center"/>
               <w:textAlignment w:val="baseline"/>
               <w:rPr>
-                <w:rFonts w:ascii="宋体" w:hAnsi="宋体" w:eastAsia="宋体" w:cs="宋体"/>
+                <w:rFonts w:ascii="宋体" w:eastAsia="宋体" w:hAnsi="宋体" w:cs="宋体"/>
                 <w:sz w:val="20"/>
                 <w:szCs w:val="20"/>
               </w:rPr>
             </w:pPr>
             <w:r>
               <w:rPr>
-                <w:rFonts w:hint="eastAsia" w:asciiTheme="minorAscii" w:hAnsiTheme="minorAscii" w:eastAsiaTheme="minorEastAsia"/>
+                <w:rFonts w:asciiTheme="minorAscii" w:eastAsiaTheme="minorEastAsia" w:hAnsiTheme="minorAscii" w:hint="eastAsia"/>
                 <w:spacing w:val="0"/>
                 <w:kern w:val="0"/>
                 <w:sz w:val="21"/>
@@ -1430,14 +1407,9 @@
       </w:tr>
       <w:tr>
         <w:tblPrEx>
-          <w:tblBorders>
-            <w:top w:val="single" w:color="000000" w:sz="2" w:space="0"/>
-            <w:left w:val="single" w:color="000000" w:sz="2" w:space="0"/>
-            <w:bottom w:val="single" w:color="000000" w:sz="2" w:space="0"/>
-            <w:right w:val="single" w:color="000000" w:sz="2" w:space="0"/>
-            <w:insideH w:val="single" w:color="000000" w:sz="2" w:space="0"/>
-            <w:insideV w:val="single" w:color="000000" w:sz="2" w:space="0"/>
-          </w:tblBorders>
+          <w:tblW w:w="8214" w:type="dxa"/>
+          <w:jc w:val="center"/>
+          <w:tblLayout w:type="fixed"/>
           <w:tblCellMar>
             <w:top w:w="0" w:type="dxa"/>
             <w:left w:w="0" w:type="dxa"/>
@@ -1446,7 +1418,7 @@
           </w:tblCellMar>
         </w:tblPrEx>
         <w:trPr>
-          <w:trHeight w:val="556" w:hRule="atLeast"/>
+          <w:trHeight w:val="556"/>
           <w:jc w:val="center"/>
         </w:trPr>
         <w:tc>
@@ -1468,13 +1440,13 @@
               <w:adjustRightInd w:val="0"/>
               <w:snapToGrid w:val="0"/>
               <w:spacing w:before="173" w:line="267" w:lineRule="exact"/>
-              <w:ind w:left="0" w:leftChars="0" w:right="0" w:rightChars="0" w:firstLine="0" w:firstLineChars="0"/>
+              <w:ind w:left="0" w:right="0" w:firstLine="0" w:leftChars="0" w:rightChars="0" w:firstLineChars="0"/>
               <w:jc w:val="center"/>
               <w:textAlignment w:val="baseline"/>
             </w:pPr>
             <w:r>
               <w:rPr>
-                <w:rFonts w:ascii="宋体" w:hAnsi="宋体" w:eastAsia="宋体" w:cs="宋体"/>
+                <w:rFonts w:ascii="宋体" w:eastAsia="宋体" w:hAnsi="宋体" w:cs="宋体"/>
                 <w:spacing w:val="3"/>
                 <w:position w:val="1"/>
                 <w:sz w:val="20"/>
@@ -1484,7 +1456,7 @@
             </w:r>
             <w:r>
               <w:rPr>
-                <w:rFonts w:hint="eastAsia" w:ascii="宋体" w:hAnsi="宋体" w:cs="宋体"/>
+                <w:rFonts w:ascii="宋体" w:hAnsi="宋体" w:cs="宋体" w:hint="eastAsia"/>
                 <w:spacing w:val="3"/>
                 <w:position w:val="1"/>
                 <w:sz w:val="20"/>
@@ -1514,40 +1486,19 @@
               <w:adjustRightInd w:val="0"/>
               <w:snapToGrid w:val="0"/>
               <w:spacing w:before="173" w:line="267" w:lineRule="exact"/>
-              <w:ind w:left="0" w:leftChars="0" w:right="0" w:rightChars="0" w:firstLine="0" w:firstLineChars="0"/>
+              <w:ind w:left="0" w:right="0" w:firstLine="0" w:leftChars="0" w:rightChars="0" w:firstLineChars="0"/>
               <w:jc w:val="center"/>
               <w:textAlignment w:val="baseline"/>
             </w:pPr>
             <w:r>
               <w:rPr>
-                <w:rFonts w:ascii="宋体" w:hAnsi="宋体" w:eastAsia="宋体" w:cs="宋体"/>
+                <w:rFonts w:ascii="宋体" w:eastAsia="宋体" w:hAnsi="宋体" w:cs="宋体"/>
                 <w:spacing w:val="4"/>
                 <w:position w:val="1"/>
                 <w:sz w:val="20"/>
                 <w:szCs w:val="20"/>
               </w:rPr>
-              <w:t>V</w:t>
-            </w:r>
-            <w:r>
-              <w:rPr>
-                <w:rFonts w:hint="eastAsia" w:ascii="宋体" w:hAnsi="宋体" w:cs="宋体"/>
-                <w:spacing w:val="4"/>
-                <w:position w:val="1"/>
-                <w:sz w:val="20"/>
-                <w:szCs w:val="20"/>
-                <w:lang w:val="en-US" w:eastAsia="zh-CN"/>
-              </w:rPr>
-              <w:t>2</w:t>
-            </w:r>
-            <w:r>
-              <w:rPr>
-                <w:rFonts w:ascii="宋体" w:hAnsi="宋体" w:eastAsia="宋体" w:cs="宋体"/>
-                <w:spacing w:val="4"/>
-                <w:position w:val="1"/>
-                <w:sz w:val="20"/>
-                <w:szCs w:val="20"/>
-              </w:rPr>
-              <w:t>.0</w:t>
+              <w:t>V1.0</w:t>
             </w:r>
           </w:p>
         </w:tc>
@@ -1570,7 +1521,7 @@
               <w:adjustRightInd w:val="0"/>
               <w:snapToGrid w:val="0"/>
               <w:spacing w:before="172" w:line="228" w:lineRule="auto"/>
-              <w:ind w:left="0" w:leftChars="0" w:right="0" w:rightChars="0" w:firstLine="0" w:firstLineChars="0"/>
+              <w:ind w:left="0" w:right="0" w:firstLine="0" w:leftChars="0" w:rightChars="0" w:firstLineChars="0"/>
               <w:jc w:val="center"/>
               <w:textAlignment w:val="baseline"/>
               <w:rPr>
@@ -1585,8 +1536,8 @@
               </w:rPr>
               <w:t>完善安全培训管理</w:t>
             </w:r>
-            <w:bookmarkStart w:id="26" w:name="_GoBack"/>
-            <w:bookmarkEnd w:id="26"/>
+            <w:bookmarkStart w:id="2" w:name="_GoBack"/>
+            <w:bookmarkEnd w:id="2"/>
           </w:p>
         </w:tc>
         <w:tc>
@@ -1608,20 +1559,20 @@
               <w:adjustRightInd w:val="0"/>
               <w:snapToGrid w:val="0"/>
               <w:spacing w:before="172" w:line="228" w:lineRule="auto"/>
-              <w:ind w:left="0" w:leftChars="0" w:right="0" w:rightChars="0" w:firstLine="0" w:firstLineChars="0"/>
+              <w:ind w:left="0" w:right="0" w:firstLine="0" w:leftChars="0" w:rightChars="0" w:firstLineChars="0"/>
               <w:jc w:val="center"/>
               <w:textAlignment w:val="baseline"/>
             </w:pPr>
             <w:r>
               <w:rPr>
-                <w:rFonts w:hint="eastAsia" w:ascii="宋体" w:hAnsi="宋体" w:cs="宋体"/>
+                <w:rFonts w:ascii="宋体" w:hAnsi="宋体" w:cs="宋体" w:hint="eastAsia"/>
                 <w:spacing w:val="200"/>
                 <w:kern w:val="0"/>
                 <w:sz w:val="20"/>
                 <w:szCs w:val="20"/>
                 <w:lang w:val="en-US" w:eastAsia="zh-CN"/>
               </w:rPr>
-              <w:t>程方</w:t>
+              <w:t>强宇涛</w:t>
             </w:r>
           </w:p>
         </w:tc>
@@ -1644,20 +1595,20 @@
               <w:adjustRightInd w:val="0"/>
               <w:snapToGrid w:val="0"/>
               <w:spacing w:before="173" w:line="229" w:lineRule="auto"/>
-              <w:ind w:left="0" w:leftChars="0" w:right="0" w:rightChars="0" w:firstLine="0" w:firstLineChars="0"/>
+              <w:ind w:left="0" w:right="0" w:firstLine="0" w:leftChars="0" w:rightChars="0" w:firstLineChars="0"/>
               <w:jc w:val="center"/>
               <w:textAlignment w:val="baseline"/>
             </w:pPr>
             <w:r>
               <w:rPr>
-                <w:rFonts w:hint="eastAsia" w:asciiTheme="minorAscii" w:hAnsiTheme="minorAscii" w:eastAsiaTheme="minorEastAsia"/>
+                <w:rFonts w:asciiTheme="minorAscii" w:eastAsiaTheme="minorEastAsia" w:hAnsiTheme="minorAscii" w:hint="eastAsia"/>
                 <w:spacing w:val="0"/>
                 <w:kern w:val="0"/>
                 <w:sz w:val="21"/>
                 <w:vertAlign w:val="baseline"/>
                 <w:lang w:val="en-US" w:eastAsia="zh-CN"/>
               </w:rPr>
-              <w:t>茅建根</w:t>
+              <w:t>陈凯</w:t>
             </w:r>
           </w:p>
         </w:tc>
@@ -1680,13 +1631,13 @@
               <w:adjustRightInd w:val="0"/>
               <w:snapToGrid w:val="0"/>
               <w:spacing w:before="173" w:line="229" w:lineRule="auto"/>
-              <w:ind w:left="0" w:leftChars="0" w:right="0" w:rightChars="0" w:firstLine="0" w:firstLineChars="0"/>
+              <w:ind w:left="0" w:right="0" w:firstLine="0" w:leftChars="0" w:rightChars="0" w:firstLineChars="0"/>
               <w:jc w:val="center"/>
               <w:textAlignment w:val="baseline"/>
             </w:pPr>
             <w:r>
               <w:rPr>
-                <w:rFonts w:hint="eastAsia" w:asciiTheme="minorAscii" w:hAnsiTheme="minorAscii" w:eastAsiaTheme="minorEastAsia"/>
+                <w:rFonts w:asciiTheme="minorAscii" w:eastAsiaTheme="minorEastAsia" w:hAnsiTheme="minorAscii" w:hint="eastAsia"/>
                 <w:spacing w:val="0"/>
                 <w:kern w:val="0"/>
                 <w:sz w:val="21"/>
@@ -1700,14 +1651,9 @@
       </w:tr>
       <w:tr>
         <w:tblPrEx>
-          <w:tblBorders>
-            <w:top w:val="single" w:color="000000" w:sz="2" w:space="0"/>
-            <w:left w:val="single" w:color="000000" w:sz="2" w:space="0"/>
-            <w:bottom w:val="single" w:color="000000" w:sz="2" w:space="0"/>
-            <w:right w:val="single" w:color="000000" w:sz="2" w:space="0"/>
-            <w:insideH w:val="single" w:color="000000" w:sz="2" w:space="0"/>
-            <w:insideV w:val="single" w:color="000000" w:sz="2" w:space="0"/>
-          </w:tblBorders>
+          <w:tblW w:w="8214" w:type="dxa"/>
+          <w:jc w:val="center"/>
+          <w:tblLayout w:type="fixed"/>
           <w:tblCellMar>
             <w:top w:w="0" w:type="dxa"/>
             <w:left w:w="0" w:type="dxa"/>
@@ -1716,7 +1662,7 @@
           </w:tblCellMar>
         </w:tblPrEx>
         <w:trPr>
-          <w:trHeight w:val="556" w:hRule="atLeast"/>
+          <w:trHeight w:val="556"/>
           <w:jc w:val="center"/>
         </w:trPr>
         <w:tc>
@@ -1725,7 +1671,7 @@
           </w:tcPr>
           <w:p>
             <w:pPr>
-              <w:pStyle w:val="27"/>
+              <w:pStyle w:val="TableText"/>
               <w:keepNext w:val="0"/>
               <w:keepLines w:val="0"/>
               <w:pageBreakBefore w:val="0"/>
@@ -1738,7 +1684,7 @@
               <w:bidi w:val="0"/>
               <w:adjustRightInd w:val="0"/>
               <w:snapToGrid w:val="0"/>
-              <w:ind w:left="0" w:leftChars="0" w:right="0" w:rightChars="0" w:firstLine="0" w:firstLineChars="0"/>
+              <w:ind w:left="0" w:right="0" w:firstLine="0" w:leftChars="0" w:rightChars="0" w:firstLineChars="0"/>
               <w:jc w:val="center"/>
               <w:textAlignment w:val="baseline"/>
             </w:pPr>
@@ -1750,7 +1696,7 @@
           </w:tcPr>
           <w:p>
             <w:pPr>
-              <w:pStyle w:val="27"/>
+              <w:pStyle w:val="TableText"/>
               <w:keepNext w:val="0"/>
               <w:keepLines w:val="0"/>
               <w:pageBreakBefore w:val="0"/>
@@ -1763,7 +1709,7 @@
               <w:bidi w:val="0"/>
               <w:adjustRightInd w:val="0"/>
               <w:snapToGrid w:val="0"/>
-              <w:ind w:left="0" w:leftChars="0" w:right="0" w:rightChars="0" w:firstLine="0" w:firstLineChars="0"/>
+              <w:ind w:left="0" w:right="0" w:firstLine="0" w:leftChars="0" w:rightChars="0" w:firstLineChars="0"/>
               <w:jc w:val="center"/>
               <w:textAlignment w:val="baseline"/>
             </w:pPr>
@@ -1775,7 +1721,7 @@
           </w:tcPr>
           <w:p>
             <w:pPr>
-              <w:pStyle w:val="27"/>
+              <w:pStyle w:val="TableText"/>
               <w:keepNext w:val="0"/>
               <w:keepLines w:val="0"/>
               <w:pageBreakBefore w:val="0"/>
@@ -1788,7 +1734,7 @@
               <w:bidi w:val="0"/>
               <w:adjustRightInd w:val="0"/>
               <w:snapToGrid w:val="0"/>
-              <w:ind w:left="0" w:leftChars="0" w:right="0" w:rightChars="0" w:firstLine="0" w:firstLineChars="0"/>
+              <w:ind w:left="0" w:right="0" w:firstLine="0" w:leftChars="0" w:rightChars="0" w:firstLineChars="0"/>
               <w:jc w:val="center"/>
               <w:textAlignment w:val="baseline"/>
             </w:pPr>
@@ -1800,7 +1746,7 @@
           </w:tcPr>
           <w:p>
             <w:pPr>
-              <w:pStyle w:val="27"/>
+              <w:pStyle w:val="TableText"/>
               <w:keepNext w:val="0"/>
               <w:keepLines w:val="0"/>
               <w:pageBreakBefore w:val="0"/>
@@ -1813,7 +1759,7 @@
               <w:bidi w:val="0"/>
               <w:adjustRightInd w:val="0"/>
               <w:snapToGrid w:val="0"/>
-              <w:ind w:left="0" w:leftChars="0" w:right="0" w:rightChars="0" w:firstLine="0" w:firstLineChars="0"/>
+              <w:ind w:left="0" w:right="0" w:firstLine="0" w:leftChars="0" w:rightChars="0" w:firstLineChars="0"/>
               <w:jc w:val="center"/>
               <w:textAlignment w:val="baseline"/>
             </w:pPr>
@@ -1825,7 +1771,7 @@
           </w:tcPr>
           <w:p>
             <w:pPr>
-              <w:pStyle w:val="27"/>
+              <w:pStyle w:val="TableText"/>
               <w:keepNext w:val="0"/>
               <w:keepLines w:val="0"/>
               <w:pageBreakBefore w:val="0"/>
@@ -1838,7 +1784,7 @@
               <w:bidi w:val="0"/>
               <w:adjustRightInd w:val="0"/>
               <w:snapToGrid w:val="0"/>
-              <w:ind w:left="0" w:leftChars="0" w:right="0" w:rightChars="0" w:firstLine="0" w:firstLineChars="0"/>
+              <w:ind w:left="0" w:right="0" w:firstLine="0" w:leftChars="0" w:rightChars="0" w:firstLineChars="0"/>
               <w:jc w:val="center"/>
               <w:textAlignment w:val="baseline"/>
             </w:pPr>
@@ -1850,7 +1796,7 @@
           </w:tcPr>
           <w:p>
             <w:pPr>
-              <w:pStyle w:val="27"/>
+              <w:pStyle w:val="TableText"/>
               <w:keepNext w:val="0"/>
               <w:keepLines w:val="0"/>
               <w:pageBreakBefore w:val="0"/>
@@ -1863,7 +1809,7 @@
               <w:bidi w:val="0"/>
               <w:adjustRightInd w:val="0"/>
               <w:snapToGrid w:val="0"/>
-              <w:ind w:left="0" w:leftChars="0" w:right="0" w:rightChars="0" w:firstLine="0" w:firstLineChars="0"/>
+              <w:ind w:left="0" w:right="0" w:firstLine="0" w:leftChars="0" w:rightChars="0" w:firstLineChars="0"/>
               <w:jc w:val="center"/>
               <w:textAlignment w:val="baseline"/>
             </w:pPr>
@@ -1872,14 +1818,9 @@
       </w:tr>
       <w:tr>
         <w:tblPrEx>
-          <w:tblBorders>
-            <w:top w:val="single" w:color="000000" w:sz="2" w:space="0"/>
-            <w:left w:val="single" w:color="000000" w:sz="2" w:space="0"/>
-            <w:bottom w:val="single" w:color="000000" w:sz="2" w:space="0"/>
-            <w:right w:val="single" w:color="000000" w:sz="2" w:space="0"/>
-            <w:insideH w:val="single" w:color="000000" w:sz="2" w:space="0"/>
-            <w:insideV w:val="single" w:color="000000" w:sz="2" w:space="0"/>
-          </w:tblBorders>
+          <w:tblW w:w="8214" w:type="dxa"/>
+          <w:jc w:val="center"/>
+          <w:tblLayout w:type="fixed"/>
           <w:tblCellMar>
             <w:top w:w="0" w:type="dxa"/>
             <w:left w:w="0" w:type="dxa"/>
@@ -1888,7 +1829,7 @@
           </w:tblCellMar>
         </w:tblPrEx>
         <w:trPr>
-          <w:trHeight w:val="557" w:hRule="atLeast"/>
+          <w:trHeight w:val="557"/>
           <w:jc w:val="center"/>
         </w:trPr>
         <w:tc>
@@ -1897,7 +1838,7 @@
           </w:tcPr>
           <w:p>
             <w:pPr>
-              <w:pStyle w:val="27"/>
+              <w:pStyle w:val="TableText"/>
               <w:keepNext w:val="0"/>
               <w:keepLines w:val="0"/>
               <w:pageBreakBefore w:val="0"/>
@@ -1910,7 +1851,7 @@
               <w:bidi w:val="0"/>
               <w:adjustRightInd w:val="0"/>
               <w:snapToGrid w:val="0"/>
-              <w:ind w:left="0" w:leftChars="0" w:right="0" w:rightChars="0" w:firstLine="0" w:firstLineChars="0"/>
+              <w:ind w:left="0" w:right="0" w:firstLine="0" w:leftChars="0" w:rightChars="0" w:firstLineChars="0"/>
               <w:jc w:val="center"/>
               <w:textAlignment w:val="baseline"/>
             </w:pPr>
@@ -1922,7 +1863,7 @@
           </w:tcPr>
           <w:p>
             <w:pPr>
-              <w:pStyle w:val="27"/>
+              <w:pStyle w:val="TableText"/>
               <w:keepNext w:val="0"/>
               <w:keepLines w:val="0"/>
               <w:pageBreakBefore w:val="0"/>
@@ -1935,7 +1876,7 @@
               <w:bidi w:val="0"/>
               <w:adjustRightInd w:val="0"/>
               <w:snapToGrid w:val="0"/>
-              <w:ind w:left="0" w:leftChars="0" w:right="0" w:rightChars="0" w:firstLine="0" w:firstLineChars="0"/>
+              <w:ind w:left="0" w:right="0" w:firstLine="0" w:leftChars="0" w:rightChars="0" w:firstLineChars="0"/>
               <w:jc w:val="center"/>
               <w:textAlignment w:val="baseline"/>
             </w:pPr>
@@ -1947,7 +1888,7 @@
           </w:tcPr>
           <w:p>
             <w:pPr>
-              <w:pStyle w:val="27"/>
+              <w:pStyle w:val="TableText"/>
               <w:keepNext w:val="0"/>
               <w:keepLines w:val="0"/>
               <w:pageBreakBefore w:val="0"/>
@@ -1960,7 +1901,7 @@
               <w:bidi w:val="0"/>
               <w:adjustRightInd w:val="0"/>
               <w:snapToGrid w:val="0"/>
-              <w:ind w:left="0" w:leftChars="0" w:right="0" w:rightChars="0" w:firstLine="0" w:firstLineChars="0"/>
+              <w:ind w:left="0" w:right="0" w:firstLine="0" w:leftChars="0" w:rightChars="0" w:firstLineChars="0"/>
               <w:jc w:val="center"/>
               <w:textAlignment w:val="baseline"/>
             </w:pPr>
@@ -1972,7 +1913,7 @@
           </w:tcPr>
           <w:p>
             <w:pPr>
-              <w:pStyle w:val="27"/>
+              <w:pStyle w:val="TableText"/>
               <w:keepNext w:val="0"/>
               <w:keepLines w:val="0"/>
               <w:pageBreakBefore w:val="0"/>
@@ -1985,7 +1926,7 @@
               <w:bidi w:val="0"/>
               <w:adjustRightInd w:val="0"/>
               <w:snapToGrid w:val="0"/>
-              <w:ind w:left="0" w:leftChars="0" w:right="0" w:rightChars="0" w:firstLine="0" w:firstLineChars="0"/>
+              <w:ind w:left="0" w:right="0" w:firstLine="0" w:leftChars="0" w:rightChars="0" w:firstLineChars="0"/>
               <w:jc w:val="center"/>
               <w:textAlignment w:val="baseline"/>
             </w:pPr>
@@ -1997,7 +1938,7 @@
           </w:tcPr>
           <w:p>
             <w:pPr>
-              <w:pStyle w:val="27"/>
+              <w:pStyle w:val="TableText"/>
               <w:keepNext w:val="0"/>
               <w:keepLines w:val="0"/>
               <w:pageBreakBefore w:val="0"/>
@@ -2010,7 +1951,7 @@
               <w:bidi w:val="0"/>
               <w:adjustRightInd w:val="0"/>
               <w:snapToGrid w:val="0"/>
-              <w:ind w:left="0" w:leftChars="0" w:right="0" w:rightChars="0" w:firstLine="0" w:firstLineChars="0"/>
+              <w:ind w:left="0" w:right="0" w:firstLine="0" w:leftChars="0" w:rightChars="0" w:firstLineChars="0"/>
               <w:jc w:val="center"/>
               <w:textAlignment w:val="baseline"/>
             </w:pPr>
@@ -2022,7 +1963,7 @@
           </w:tcPr>
           <w:p>
             <w:pPr>
-              <w:pStyle w:val="27"/>
+              <w:pStyle w:val="TableText"/>
               <w:keepNext w:val="0"/>
               <w:keepLines w:val="0"/>
               <w:pageBreakBefore w:val="0"/>
@@ -2035,7 +1976,7 @@
               <w:bidi w:val="0"/>
               <w:adjustRightInd w:val="0"/>
               <w:snapToGrid w:val="0"/>
-              <w:ind w:left="0" w:leftChars="0" w:right="0" w:rightChars="0" w:firstLine="0" w:firstLineChars="0"/>
+              <w:ind w:left="0" w:right="0" w:firstLine="0" w:leftChars="0" w:rightChars="0" w:firstLineChars="0"/>
               <w:jc w:val="center"/>
               <w:textAlignment w:val="baseline"/>
             </w:pPr>
@@ -2066,7 +2007,7 @@
     <w:sdt>
       <w:sdtPr>
         <w:rPr>
-          <w:rFonts w:ascii="宋体" w:hAnsi="宋体" w:eastAsia="宋体" w:cs="Arial"/>
+          <w:rFonts w:ascii="宋体" w:eastAsia="宋体" w:hAnsi="宋体" w:cs="Arial"/>
           <w:snapToGrid w:val="0"/>
           <w:color w:val="000000"/>
           <w:kern w:val="0"/>
@@ -2082,7 +2023,7 @@
       </w:sdtPr>
       <w:sdtEndPr>
         <w:rPr>
-          <w:rFonts w:hint="eastAsia" w:ascii="宋体" w:hAnsi="宋体" w:eastAsia="宋体" w:cs="宋体"/>
+          <w:rFonts w:ascii="宋体" w:eastAsia="宋体" w:hAnsi="宋体" w:cs="宋体" w:hint="eastAsia"/>
           <w:snapToGrid w:val="0"/>
           <w:color w:val="000000"/>
           <w:kern w:val="0"/>
@@ -2107,18 +2048,18 @@
             <w:adjustRightInd w:val="0"/>
             <w:snapToGrid w:val="0"/>
             <w:spacing w:before="0" w:beforeLines="0" w:after="0" w:afterLines="0" w:line="240" w:lineRule="auto"/>
-            <w:ind w:left="0" w:leftChars="0" w:right="0" w:rightChars="0" w:firstLine="0" w:firstLineChars="0"/>
+            <w:ind w:left="0" w:right="0" w:firstLine="0" w:leftChars="0" w:rightChars="0" w:firstLineChars="0"/>
             <w:jc w:val="center"/>
             <w:textAlignment w:val="baseline"/>
             <w:rPr>
-              <w:rFonts w:hint="eastAsia" w:ascii="宋体" w:hAnsi="宋体" w:eastAsia="宋体" w:cs="宋体"/>
+              <w:rFonts w:ascii="宋体" w:eastAsia="宋体" w:hAnsi="宋体" w:cs="宋体" w:hint="eastAsia"/>
               <w:sz w:val="24"/>
               <w:szCs w:val="24"/>
             </w:rPr>
           </w:pPr>
           <w:r>
             <w:rPr>
-              <w:rFonts w:hint="eastAsia" w:ascii="宋体" w:hAnsi="宋体" w:eastAsia="宋体" w:cs="宋体"/>
+              <w:rFonts w:ascii="宋体" w:eastAsia="宋体" w:hAnsi="宋体" w:cs="宋体" w:hint="eastAsia"/>
               <w:sz w:val="24"/>
               <w:szCs w:val="24"/>
             </w:rPr>
@@ -2127,14 +2068,14 @@
         </w:p>
         <w:p>
           <w:pPr>
-            <w:pStyle w:val="16"/>
+            <w:pStyle w:val="TOC1"/>
             <w:tabs>
               <w:tab w:val="right" w:leader="dot" w:pos="8306"/>
             </w:tabs>
           </w:pPr>
           <w:r>
             <w:rPr>
-              <w:rFonts w:hint="eastAsia" w:ascii="宋体" w:hAnsi="宋体" w:eastAsia="宋体" w:cs="宋体"/>
+              <w:rFonts w:ascii="宋体" w:eastAsia="宋体" w:hAnsi="宋体" w:cs="宋体" w:hint="eastAsia"/>
               <w:sz w:val="24"/>
               <w:szCs w:val="24"/>
             </w:rPr>
@@ -2142,7 +2083,7 @@
           </w:r>
           <w:r>
             <w:rPr>
-              <w:rFonts w:hint="eastAsia" w:ascii="宋体" w:hAnsi="宋体" w:eastAsia="宋体" w:cs="宋体"/>
+              <w:rFonts w:ascii="宋体" w:eastAsia="宋体" w:hAnsi="宋体" w:cs="宋体" w:hint="eastAsia"/>
               <w:sz w:val="24"/>
               <w:szCs w:val="24"/>
             </w:rPr>
@@ -2150,7 +2091,7 @@
           </w:r>
           <w:r>
             <w:rPr>
-              <w:rFonts w:hint="eastAsia" w:ascii="宋体" w:hAnsi="宋体" w:eastAsia="宋体" w:cs="宋体"/>
+              <w:rFonts w:ascii="宋体" w:eastAsia="宋体" w:hAnsi="宋体" w:cs="宋体" w:hint="eastAsia"/>
               <w:sz w:val="24"/>
               <w:szCs w:val="24"/>
             </w:rPr>
@@ -2158,21 +2099,21 @@
           </w:r>
           <w:r>
             <w:rPr>
-              <w:rFonts w:hint="eastAsia" w:ascii="宋体" w:hAnsi="宋体" w:eastAsia="宋体" w:cs="宋体"/>
+              <w:rFonts w:ascii="宋体" w:eastAsia="宋体" w:hAnsi="宋体" w:cs="宋体" w:hint="eastAsia"/>
               <w:szCs w:val="24"/>
             </w:rPr>
             <w:fldChar w:fldCharType="begin"/>
           </w:r>
           <w:r>
             <w:rPr>
-              <w:rFonts w:hint="eastAsia" w:ascii="宋体" w:hAnsi="宋体" w:eastAsia="宋体" w:cs="宋体"/>
+              <w:rFonts w:ascii="宋体" w:eastAsia="宋体" w:hAnsi="宋体" w:cs="宋体" w:hint="eastAsia"/>
               <w:szCs w:val="24"/>
             </w:rPr>
             <w:instrText xml:space="preserve"> HYPERLINK \l _Toc15078 </w:instrText>
           </w:r>
           <w:r>
             <w:rPr>
-              <w:rFonts w:hint="eastAsia" w:ascii="宋体" w:hAnsi="宋体" w:eastAsia="宋体" w:cs="宋体"/>
+              <w:rFonts w:ascii="宋体" w:eastAsia="宋体" w:hAnsi="宋体" w:cs="宋体" w:hint="eastAsia"/>
               <w:szCs w:val="24"/>
             </w:rPr>
             <w:fldChar w:fldCharType="separate"/>
@@ -2204,7 +2145,7 @@
           </w:r>
           <w:r>
             <w:rPr>
-              <w:rFonts w:hint="eastAsia" w:ascii="宋体" w:hAnsi="宋体" w:eastAsia="宋体" w:cs="宋体"/>
+              <w:rFonts w:ascii="宋体" w:eastAsia="宋体" w:hAnsi="宋体" w:cs="宋体" w:hint="eastAsia"/>
               <w:szCs w:val="24"/>
             </w:rPr>
             <w:fldChar w:fldCharType="end"/>
@@ -2212,28 +2153,28 @@
         </w:p>
         <w:p>
           <w:pPr>
-            <w:pStyle w:val="16"/>
+            <w:pStyle w:val="TOC1"/>
             <w:tabs>
               <w:tab w:val="right" w:leader="dot" w:pos="8306"/>
             </w:tabs>
           </w:pPr>
           <w:r>
             <w:rPr>
-              <w:rFonts w:hint="eastAsia" w:ascii="宋体" w:hAnsi="宋体" w:eastAsia="宋体" w:cs="宋体"/>
+              <w:rFonts w:ascii="宋体" w:eastAsia="宋体" w:hAnsi="宋体" w:cs="宋体" w:hint="eastAsia"/>
               <w:szCs w:val="24"/>
             </w:rPr>
             <w:fldChar w:fldCharType="begin"/>
           </w:r>
           <w:r>
             <w:rPr>
-              <w:rFonts w:hint="eastAsia" w:ascii="宋体" w:hAnsi="宋体" w:eastAsia="宋体" w:cs="宋体"/>
+              <w:rFonts w:ascii="宋体" w:eastAsia="宋体" w:hAnsi="宋体" w:cs="宋体" w:hint="eastAsia"/>
               <w:szCs w:val="24"/>
             </w:rPr>
             <w:instrText xml:space="preserve"> HYPERLINK \l _Toc32235 </w:instrText>
           </w:r>
           <w:r>
             <w:rPr>
-              <w:rFonts w:hint="eastAsia" w:ascii="宋体" w:hAnsi="宋体" w:eastAsia="宋体" w:cs="宋体"/>
+              <w:rFonts w:ascii="宋体" w:eastAsia="宋体" w:hAnsi="宋体" w:cs="宋体" w:hint="eastAsia"/>
               <w:szCs w:val="24"/>
             </w:rPr>
             <w:fldChar w:fldCharType="separate"/>
@@ -2265,7 +2206,7 @@
           </w:r>
           <w:r>
             <w:rPr>
-              <w:rFonts w:hint="eastAsia" w:ascii="宋体" w:hAnsi="宋体" w:eastAsia="宋体" w:cs="宋体"/>
+              <w:rFonts w:ascii="宋体" w:eastAsia="宋体" w:hAnsi="宋体" w:cs="宋体" w:hint="eastAsia"/>
               <w:szCs w:val="24"/>
             </w:rPr>
             <w:fldChar w:fldCharType="end"/>
@@ -2273,28 +2214,28 @@
         </w:p>
         <w:p>
           <w:pPr>
-            <w:pStyle w:val="16"/>
+            <w:pStyle w:val="TOC1"/>
             <w:tabs>
               <w:tab w:val="right" w:leader="dot" w:pos="8306"/>
             </w:tabs>
           </w:pPr>
           <w:r>
             <w:rPr>
-              <w:rFonts w:hint="eastAsia" w:ascii="宋体" w:hAnsi="宋体" w:eastAsia="宋体" w:cs="宋体"/>
+              <w:rFonts w:ascii="宋体" w:eastAsia="宋体" w:hAnsi="宋体" w:cs="宋体" w:hint="eastAsia"/>
               <w:szCs w:val="24"/>
             </w:rPr>
             <w:fldChar w:fldCharType="begin"/>
           </w:r>
           <w:r>
             <w:rPr>
-              <w:rFonts w:hint="eastAsia" w:ascii="宋体" w:hAnsi="宋体" w:eastAsia="宋体" w:cs="宋体"/>
+              <w:rFonts w:ascii="宋体" w:eastAsia="宋体" w:hAnsi="宋体" w:cs="宋体" w:hint="eastAsia"/>
               <w:szCs w:val="24"/>
             </w:rPr>
             <w:instrText xml:space="preserve"> HYPERLINK \l _Toc4338 </w:instrText>
           </w:r>
           <w:r>
             <w:rPr>
-              <w:rFonts w:hint="eastAsia" w:ascii="宋体" w:hAnsi="宋体" w:eastAsia="宋体" w:cs="宋体"/>
+              <w:rFonts w:ascii="宋体" w:eastAsia="宋体" w:hAnsi="宋体" w:cs="宋体" w:hint="eastAsia"/>
               <w:szCs w:val="24"/>
             </w:rPr>
             <w:fldChar w:fldCharType="separate"/>
@@ -2333,7 +2274,7 @@
           </w:r>
           <w:r>
             <w:rPr>
-              <w:rFonts w:hint="eastAsia" w:ascii="宋体" w:hAnsi="宋体" w:eastAsia="宋体" w:cs="宋体"/>
+              <w:rFonts w:ascii="宋体" w:eastAsia="宋体" w:hAnsi="宋体" w:cs="宋体" w:hint="eastAsia"/>
               <w:szCs w:val="24"/>
             </w:rPr>
             <w:fldChar w:fldCharType="end"/>
@@ -2341,28 +2282,28 @@
         </w:p>
         <w:p>
           <w:pPr>
-            <w:pStyle w:val="17"/>
+            <w:pStyle w:val="TOC2"/>
             <w:tabs>
               <w:tab w:val="right" w:leader="dot" w:pos="8306"/>
             </w:tabs>
           </w:pPr>
           <w:r>
             <w:rPr>
-              <w:rFonts w:hint="eastAsia" w:ascii="宋体" w:hAnsi="宋体" w:eastAsia="宋体" w:cs="宋体"/>
+              <w:rFonts w:ascii="宋体" w:eastAsia="宋体" w:hAnsi="宋体" w:cs="宋体" w:hint="eastAsia"/>
               <w:szCs w:val="24"/>
             </w:rPr>
             <w:fldChar w:fldCharType="begin"/>
           </w:r>
           <w:r>
             <w:rPr>
-              <w:rFonts w:hint="eastAsia" w:ascii="宋体" w:hAnsi="宋体" w:eastAsia="宋体" w:cs="宋体"/>
+              <w:rFonts w:ascii="宋体" w:eastAsia="宋体" w:hAnsi="宋体" w:cs="宋体" w:hint="eastAsia"/>
               <w:szCs w:val="24"/>
             </w:rPr>
             <w:instrText xml:space="preserve"> HYPERLINK \l _Toc20427 </w:instrText>
           </w:r>
           <w:r>
             <w:rPr>
-              <w:rFonts w:hint="eastAsia" w:ascii="宋体" w:hAnsi="宋体" w:eastAsia="宋体" w:cs="宋体"/>
+              <w:rFonts w:ascii="宋体" w:eastAsia="宋体" w:hAnsi="宋体" w:cs="宋体" w:hint="eastAsia"/>
               <w:szCs w:val="24"/>
             </w:rPr>
             <w:fldChar w:fldCharType="separate"/>
@@ -2401,7 +2342,7 @@
           </w:r>
           <w:r>
             <w:rPr>
-              <w:rFonts w:hint="eastAsia" w:ascii="宋体" w:hAnsi="宋体" w:eastAsia="宋体" w:cs="宋体"/>
+              <w:rFonts w:ascii="宋体" w:eastAsia="宋体" w:hAnsi="宋体" w:cs="宋体" w:hint="eastAsia"/>
               <w:szCs w:val="24"/>
             </w:rPr>
             <w:fldChar w:fldCharType="end"/>
@@ -2409,28 +2350,28 @@
         </w:p>
         <w:p>
           <w:pPr>
-            <w:pStyle w:val="17"/>
+            <w:pStyle w:val="TOC2"/>
             <w:tabs>
               <w:tab w:val="right" w:leader="dot" w:pos="8306"/>
             </w:tabs>
           </w:pPr>
           <w:r>
             <w:rPr>
-              <w:rFonts w:hint="eastAsia" w:ascii="宋体" w:hAnsi="宋体" w:eastAsia="宋体" w:cs="宋体"/>
+              <w:rFonts w:ascii="宋体" w:eastAsia="宋体" w:hAnsi="宋体" w:cs="宋体" w:hint="eastAsia"/>
               <w:szCs w:val="24"/>
             </w:rPr>
             <w:fldChar w:fldCharType="begin"/>
           </w:r>
           <w:r>
             <w:rPr>
-              <w:rFonts w:hint="eastAsia" w:ascii="宋体" w:hAnsi="宋体" w:eastAsia="宋体" w:cs="宋体"/>
+              <w:rFonts w:ascii="宋体" w:eastAsia="宋体" w:hAnsi="宋体" w:cs="宋体" w:hint="eastAsia"/>
               <w:szCs w:val="24"/>
             </w:rPr>
             <w:instrText xml:space="preserve"> HYPERLINK \l _Toc18144 </w:instrText>
           </w:r>
           <w:r>
             <w:rPr>
-              <w:rFonts w:hint="eastAsia" w:ascii="宋体" w:hAnsi="宋体" w:eastAsia="宋体" w:cs="宋体"/>
+              <w:rFonts w:ascii="宋体" w:eastAsia="宋体" w:hAnsi="宋体" w:cs="宋体" w:hint="eastAsia"/>
               <w:szCs w:val="24"/>
             </w:rPr>
             <w:fldChar w:fldCharType="separate"/>
@@ -2469,7 +2410,7 @@
           </w:r>
           <w:r>
             <w:rPr>
-              <w:rFonts w:hint="eastAsia" w:ascii="宋体" w:hAnsi="宋体" w:eastAsia="宋体" w:cs="宋体"/>
+              <w:rFonts w:ascii="宋体" w:eastAsia="宋体" w:hAnsi="宋体" w:cs="宋体" w:hint="eastAsia"/>
               <w:szCs w:val="24"/>
             </w:rPr>
             <w:fldChar w:fldCharType="end"/>
@@ -2477,28 +2418,28 @@
         </w:p>
         <w:p>
           <w:pPr>
-            <w:pStyle w:val="17"/>
+            <w:pStyle w:val="TOC2"/>
             <w:tabs>
               <w:tab w:val="right" w:leader="dot" w:pos="8306"/>
             </w:tabs>
           </w:pPr>
           <w:r>
             <w:rPr>
-              <w:rFonts w:hint="eastAsia" w:ascii="宋体" w:hAnsi="宋体" w:eastAsia="宋体" w:cs="宋体"/>
+              <w:rFonts w:ascii="宋体" w:eastAsia="宋体" w:hAnsi="宋体" w:cs="宋体" w:hint="eastAsia"/>
               <w:szCs w:val="24"/>
             </w:rPr>
             <w:fldChar w:fldCharType="begin"/>
           </w:r>
           <w:r>
             <w:rPr>
-              <w:rFonts w:hint="eastAsia" w:ascii="宋体" w:hAnsi="宋体" w:eastAsia="宋体" w:cs="宋体"/>
+              <w:rFonts w:ascii="宋体" w:eastAsia="宋体" w:hAnsi="宋体" w:cs="宋体" w:hint="eastAsia"/>
               <w:szCs w:val="24"/>
             </w:rPr>
             <w:instrText xml:space="preserve"> HYPERLINK \l _Toc13428 </w:instrText>
           </w:r>
           <w:r>
             <w:rPr>
-              <w:rFonts w:hint="eastAsia" w:ascii="宋体" w:hAnsi="宋体" w:eastAsia="宋体" w:cs="宋体"/>
+              <w:rFonts w:ascii="宋体" w:eastAsia="宋体" w:hAnsi="宋体" w:cs="宋体" w:hint="eastAsia"/>
               <w:szCs w:val="24"/>
             </w:rPr>
             <w:fldChar w:fldCharType="separate"/>
@@ -2537,7 +2478,7 @@
           </w:r>
           <w:r>
             <w:rPr>
-              <w:rFonts w:hint="eastAsia" w:ascii="宋体" w:hAnsi="宋体" w:eastAsia="宋体" w:cs="宋体"/>
+              <w:rFonts w:ascii="宋体" w:eastAsia="宋体" w:hAnsi="宋体" w:cs="宋体" w:hint="eastAsia"/>
               <w:szCs w:val="24"/>
             </w:rPr>
             <w:fldChar w:fldCharType="end"/>
@@ -2545,28 +2486,28 @@
         </w:p>
         <w:p>
           <w:pPr>
-            <w:pStyle w:val="16"/>
+            <w:pStyle w:val="TOC1"/>
             <w:tabs>
               <w:tab w:val="right" w:leader="dot" w:pos="8306"/>
             </w:tabs>
           </w:pPr>
           <w:r>
             <w:rPr>
-              <w:rFonts w:hint="eastAsia" w:ascii="宋体" w:hAnsi="宋体" w:eastAsia="宋体" w:cs="宋体"/>
+              <w:rFonts w:ascii="宋体" w:eastAsia="宋体" w:hAnsi="宋体" w:cs="宋体" w:hint="eastAsia"/>
               <w:szCs w:val="24"/>
             </w:rPr>
             <w:fldChar w:fldCharType="begin"/>
           </w:r>
           <w:r>
             <w:rPr>
-              <w:rFonts w:hint="eastAsia" w:ascii="宋体" w:hAnsi="宋体" w:eastAsia="宋体" w:cs="宋体"/>
+              <w:rFonts w:ascii="宋体" w:eastAsia="宋体" w:hAnsi="宋体" w:cs="宋体" w:hint="eastAsia"/>
               <w:szCs w:val="24"/>
             </w:rPr>
             <w:instrText xml:space="preserve"> HYPERLINK \l _Toc27188 </w:instrText>
           </w:r>
           <w:r>
             <w:rPr>
-              <w:rFonts w:hint="eastAsia" w:ascii="宋体" w:hAnsi="宋体" w:eastAsia="宋体" w:cs="宋体"/>
+              <w:rFonts w:ascii="宋体" w:eastAsia="宋体" w:hAnsi="宋体" w:cs="宋体" w:hint="eastAsia"/>
               <w:szCs w:val="24"/>
             </w:rPr>
             <w:fldChar w:fldCharType="separate"/>
@@ -2605,7 +2546,7 @@
           </w:r>
           <w:r>
             <w:rPr>
-              <w:rFonts w:hint="eastAsia" w:ascii="宋体" w:hAnsi="宋体" w:eastAsia="宋体" w:cs="宋体"/>
+              <w:rFonts w:ascii="宋体" w:eastAsia="宋体" w:hAnsi="宋体" w:cs="宋体" w:hint="eastAsia"/>
               <w:szCs w:val="24"/>
             </w:rPr>
             <w:fldChar w:fldCharType="end"/>
@@ -2613,28 +2554,28 @@
         </w:p>
         <w:p>
           <w:pPr>
-            <w:pStyle w:val="16"/>
+            <w:pStyle w:val="TOC1"/>
             <w:tabs>
               <w:tab w:val="right" w:leader="dot" w:pos="8306"/>
             </w:tabs>
           </w:pPr>
           <w:r>
             <w:rPr>
-              <w:rFonts w:hint="eastAsia" w:ascii="宋体" w:hAnsi="宋体" w:eastAsia="宋体" w:cs="宋体"/>
+              <w:rFonts w:ascii="宋体" w:eastAsia="宋体" w:hAnsi="宋体" w:cs="宋体" w:hint="eastAsia"/>
               <w:szCs w:val="24"/>
             </w:rPr>
             <w:fldChar w:fldCharType="begin"/>
           </w:r>
           <w:r>
             <w:rPr>
-              <w:rFonts w:hint="eastAsia" w:ascii="宋体" w:hAnsi="宋体" w:eastAsia="宋体" w:cs="宋体"/>
+              <w:rFonts w:ascii="宋体" w:eastAsia="宋体" w:hAnsi="宋体" w:cs="宋体" w:hint="eastAsia"/>
               <w:szCs w:val="24"/>
             </w:rPr>
             <w:instrText xml:space="preserve"> HYPERLINK \l _Toc10414 </w:instrText>
           </w:r>
           <w:r>
             <w:rPr>
-              <w:rFonts w:hint="eastAsia" w:ascii="宋体" w:hAnsi="宋体" w:eastAsia="宋体" w:cs="宋体"/>
+              <w:rFonts w:ascii="宋体" w:eastAsia="宋体" w:hAnsi="宋体" w:cs="宋体" w:hint="eastAsia"/>
               <w:szCs w:val="24"/>
             </w:rPr>
             <w:fldChar w:fldCharType="separate"/>
@@ -2673,7 +2614,7 @@
           </w:r>
           <w:r>
             <w:rPr>
-              <w:rFonts w:hint="eastAsia" w:ascii="宋体" w:hAnsi="宋体" w:eastAsia="宋体" w:cs="宋体"/>
+              <w:rFonts w:ascii="宋体" w:eastAsia="宋体" w:hAnsi="宋体" w:cs="宋体" w:hint="eastAsia"/>
               <w:szCs w:val="24"/>
             </w:rPr>
             <w:fldChar w:fldCharType="end"/>
@@ -2681,28 +2622,28 @@
         </w:p>
         <w:p>
           <w:pPr>
-            <w:pStyle w:val="16"/>
+            <w:pStyle w:val="TOC1"/>
             <w:tabs>
               <w:tab w:val="right" w:leader="dot" w:pos="8306"/>
             </w:tabs>
           </w:pPr>
           <w:r>
             <w:rPr>
-              <w:rFonts w:hint="eastAsia" w:ascii="宋体" w:hAnsi="宋体" w:eastAsia="宋体" w:cs="宋体"/>
+              <w:rFonts w:ascii="宋体" w:eastAsia="宋体" w:hAnsi="宋体" w:cs="宋体" w:hint="eastAsia"/>
               <w:szCs w:val="24"/>
             </w:rPr>
             <w:fldChar w:fldCharType="begin"/>
           </w:r>
           <w:r>
             <w:rPr>
-              <w:rFonts w:hint="eastAsia" w:ascii="宋体" w:hAnsi="宋体" w:eastAsia="宋体" w:cs="宋体"/>
+              <w:rFonts w:ascii="宋体" w:eastAsia="宋体" w:hAnsi="宋体" w:cs="宋体" w:hint="eastAsia"/>
               <w:szCs w:val="24"/>
             </w:rPr>
             <w:instrText xml:space="preserve"> HYPERLINK \l _Toc31876 </w:instrText>
           </w:r>
           <w:r>
             <w:rPr>
-              <w:rFonts w:hint="eastAsia" w:ascii="宋体" w:hAnsi="宋体" w:eastAsia="宋体" w:cs="宋体"/>
+              <w:rFonts w:ascii="宋体" w:eastAsia="宋体" w:hAnsi="宋体" w:cs="宋体" w:hint="eastAsia"/>
               <w:szCs w:val="24"/>
             </w:rPr>
             <w:fldChar w:fldCharType="separate"/>
@@ -2741,7 +2682,7 @@
           </w:r>
           <w:r>
             <w:rPr>
-              <w:rFonts w:hint="eastAsia" w:ascii="宋体" w:hAnsi="宋体" w:eastAsia="宋体" w:cs="宋体"/>
+              <w:rFonts w:ascii="宋体" w:eastAsia="宋体" w:hAnsi="宋体" w:cs="宋体" w:hint="eastAsia"/>
               <w:szCs w:val="24"/>
             </w:rPr>
             <w:fldChar w:fldCharType="end"/>
@@ -2749,28 +2690,28 @@
         </w:p>
         <w:p>
           <w:pPr>
-            <w:pStyle w:val="17"/>
+            <w:pStyle w:val="TOC2"/>
             <w:tabs>
               <w:tab w:val="right" w:leader="dot" w:pos="8306"/>
             </w:tabs>
           </w:pPr>
           <w:r>
             <w:rPr>
-              <w:rFonts w:hint="eastAsia" w:ascii="宋体" w:hAnsi="宋体" w:eastAsia="宋体" w:cs="宋体"/>
+              <w:rFonts w:ascii="宋体" w:eastAsia="宋体" w:hAnsi="宋体" w:cs="宋体" w:hint="eastAsia"/>
               <w:szCs w:val="24"/>
             </w:rPr>
             <w:fldChar w:fldCharType="begin"/>
           </w:r>
           <w:r>
             <w:rPr>
-              <w:rFonts w:hint="eastAsia" w:ascii="宋体" w:hAnsi="宋体" w:eastAsia="宋体" w:cs="宋体"/>
+              <w:rFonts w:ascii="宋体" w:eastAsia="宋体" w:hAnsi="宋体" w:cs="宋体" w:hint="eastAsia"/>
               <w:szCs w:val="24"/>
             </w:rPr>
             <w:instrText xml:space="preserve"> HYPERLINK \l _Toc2017 </w:instrText>
           </w:r>
           <w:r>
             <w:rPr>
-              <w:rFonts w:hint="eastAsia" w:ascii="宋体" w:hAnsi="宋体" w:eastAsia="宋体" w:cs="宋体"/>
+              <w:rFonts w:ascii="宋体" w:eastAsia="宋体" w:hAnsi="宋体" w:cs="宋体" w:hint="eastAsia"/>
               <w:szCs w:val="24"/>
             </w:rPr>
             <w:fldChar w:fldCharType="separate"/>
@@ -2809,7 +2750,7 @@
           </w:r>
           <w:r>
             <w:rPr>
-              <w:rFonts w:hint="eastAsia" w:ascii="宋体" w:hAnsi="宋体" w:eastAsia="宋体" w:cs="宋体"/>
+              <w:rFonts w:ascii="宋体" w:eastAsia="宋体" w:hAnsi="宋体" w:cs="宋体" w:hint="eastAsia"/>
               <w:szCs w:val="24"/>
             </w:rPr>
             <w:fldChar w:fldCharType="end"/>
@@ -2817,28 +2758,28 @@
         </w:p>
         <w:p>
           <w:pPr>
-            <w:pStyle w:val="17"/>
+            <w:pStyle w:val="TOC2"/>
             <w:tabs>
               <w:tab w:val="right" w:leader="dot" w:pos="8306"/>
             </w:tabs>
           </w:pPr>
           <w:r>
             <w:rPr>
-              <w:rFonts w:hint="eastAsia" w:ascii="宋体" w:hAnsi="宋体" w:eastAsia="宋体" w:cs="宋体"/>
+              <w:rFonts w:ascii="宋体" w:eastAsia="宋体" w:hAnsi="宋体" w:cs="宋体" w:hint="eastAsia"/>
               <w:szCs w:val="24"/>
             </w:rPr>
             <w:fldChar w:fldCharType="begin"/>
           </w:r>
           <w:r>
             <w:rPr>
-              <w:rFonts w:hint="eastAsia" w:ascii="宋体" w:hAnsi="宋体" w:eastAsia="宋体" w:cs="宋体"/>
+              <w:rFonts w:ascii="宋体" w:eastAsia="宋体" w:hAnsi="宋体" w:cs="宋体" w:hint="eastAsia"/>
               <w:szCs w:val="24"/>
             </w:rPr>
             <w:instrText xml:space="preserve"> HYPERLINK \l _Toc29468 </w:instrText>
           </w:r>
           <w:r>
             <w:rPr>
-              <w:rFonts w:hint="eastAsia" w:ascii="宋体" w:hAnsi="宋体" w:eastAsia="宋体" w:cs="宋体"/>
+              <w:rFonts w:ascii="宋体" w:eastAsia="宋体" w:hAnsi="宋体" w:cs="宋体" w:hint="eastAsia"/>
               <w:szCs w:val="24"/>
             </w:rPr>
             <w:fldChar w:fldCharType="separate"/>
@@ -2877,7 +2818,7 @@
           </w:r>
           <w:r>
             <w:rPr>
-              <w:rFonts w:hint="eastAsia" w:ascii="宋体" w:hAnsi="宋体" w:eastAsia="宋体" w:cs="宋体"/>
+              <w:rFonts w:ascii="宋体" w:eastAsia="宋体" w:hAnsi="宋体" w:cs="宋体" w:hint="eastAsia"/>
               <w:szCs w:val="24"/>
             </w:rPr>
             <w:fldChar w:fldCharType="end"/>
@@ -2885,28 +2826,28 @@
         </w:p>
         <w:p>
           <w:pPr>
-            <w:pStyle w:val="17"/>
+            <w:pStyle w:val="TOC2"/>
             <w:tabs>
               <w:tab w:val="right" w:leader="dot" w:pos="8306"/>
             </w:tabs>
           </w:pPr>
           <w:r>
             <w:rPr>
-              <w:rFonts w:hint="eastAsia" w:ascii="宋体" w:hAnsi="宋体" w:eastAsia="宋体" w:cs="宋体"/>
+              <w:rFonts w:ascii="宋体" w:eastAsia="宋体" w:hAnsi="宋体" w:cs="宋体" w:hint="eastAsia"/>
               <w:szCs w:val="24"/>
             </w:rPr>
             <w:fldChar w:fldCharType="begin"/>
           </w:r>
           <w:r>
             <w:rPr>
-              <w:rFonts w:hint="eastAsia" w:ascii="宋体" w:hAnsi="宋体" w:eastAsia="宋体" w:cs="宋体"/>
+              <w:rFonts w:ascii="宋体" w:eastAsia="宋体" w:hAnsi="宋体" w:cs="宋体" w:hint="eastAsia"/>
               <w:szCs w:val="24"/>
             </w:rPr>
             <w:instrText xml:space="preserve"> HYPERLINK \l _Toc25513 </w:instrText>
           </w:r>
           <w:r>
             <w:rPr>
-              <w:rFonts w:hint="eastAsia" w:ascii="宋体" w:hAnsi="宋体" w:eastAsia="宋体" w:cs="宋体"/>
+              <w:rFonts w:ascii="宋体" w:eastAsia="宋体" w:hAnsi="宋体" w:cs="宋体" w:hint="eastAsia"/>
               <w:szCs w:val="24"/>
             </w:rPr>
             <w:fldChar w:fldCharType="separate"/>
@@ -2945,7 +2886,7 @@
           </w:r>
           <w:r>
             <w:rPr>
-              <w:rFonts w:hint="eastAsia" w:ascii="宋体" w:hAnsi="宋体" w:eastAsia="宋体" w:cs="宋体"/>
+              <w:rFonts w:ascii="宋体" w:eastAsia="宋体" w:hAnsi="宋体" w:cs="宋体" w:hint="eastAsia"/>
               <w:szCs w:val="24"/>
             </w:rPr>
             <w:fldChar w:fldCharType="end"/>
@@ -2953,28 +2894,28 @@
         </w:p>
         <w:p>
           <w:pPr>
-            <w:pStyle w:val="17"/>
+            <w:pStyle w:val="TOC2"/>
             <w:tabs>
               <w:tab w:val="right" w:leader="dot" w:pos="8306"/>
             </w:tabs>
           </w:pPr>
           <w:r>
             <w:rPr>
-              <w:rFonts w:hint="eastAsia" w:ascii="宋体" w:hAnsi="宋体" w:eastAsia="宋体" w:cs="宋体"/>
+              <w:rFonts w:ascii="宋体" w:eastAsia="宋体" w:hAnsi="宋体" w:cs="宋体" w:hint="eastAsia"/>
               <w:szCs w:val="24"/>
             </w:rPr>
             <w:fldChar w:fldCharType="begin"/>
           </w:r>
           <w:r>
             <w:rPr>
-              <w:rFonts w:hint="eastAsia" w:ascii="宋体" w:hAnsi="宋体" w:eastAsia="宋体" w:cs="宋体"/>
+              <w:rFonts w:ascii="宋体" w:eastAsia="宋体" w:hAnsi="宋体" w:cs="宋体" w:hint="eastAsia"/>
               <w:szCs w:val="24"/>
             </w:rPr>
             <w:instrText xml:space="preserve"> HYPERLINK \l _Toc11449 </w:instrText>
           </w:r>
           <w:r>
             <w:rPr>
-              <w:rFonts w:hint="eastAsia" w:ascii="宋体" w:hAnsi="宋体" w:eastAsia="宋体" w:cs="宋体"/>
+              <w:rFonts w:ascii="宋体" w:eastAsia="宋体" w:hAnsi="宋体" w:cs="宋体" w:hint="eastAsia"/>
               <w:szCs w:val="24"/>
             </w:rPr>
             <w:fldChar w:fldCharType="separate"/>
@@ -3013,7 +2954,7 @@
           </w:r>
           <w:r>
             <w:rPr>
-              <w:rFonts w:hint="eastAsia" w:ascii="宋体" w:hAnsi="宋体" w:eastAsia="宋体" w:cs="宋体"/>
+              <w:rFonts w:ascii="宋体" w:eastAsia="宋体" w:hAnsi="宋体" w:cs="宋体" w:hint="eastAsia"/>
               <w:szCs w:val="24"/>
             </w:rPr>
             <w:fldChar w:fldCharType="end"/>
@@ -3021,28 +2962,28 @@
         </w:p>
         <w:p>
           <w:pPr>
-            <w:pStyle w:val="17"/>
+            <w:pStyle w:val="TOC2"/>
             <w:tabs>
               <w:tab w:val="right" w:leader="dot" w:pos="8306"/>
             </w:tabs>
           </w:pPr>
           <w:r>
             <w:rPr>
-              <w:rFonts w:hint="eastAsia" w:ascii="宋体" w:hAnsi="宋体" w:eastAsia="宋体" w:cs="宋体"/>
+              <w:rFonts w:ascii="宋体" w:eastAsia="宋体" w:hAnsi="宋体" w:cs="宋体" w:hint="eastAsia"/>
               <w:szCs w:val="24"/>
             </w:rPr>
             <w:fldChar w:fldCharType="begin"/>
           </w:r>
           <w:r>
             <w:rPr>
-              <w:rFonts w:hint="eastAsia" w:ascii="宋体" w:hAnsi="宋体" w:eastAsia="宋体" w:cs="宋体"/>
+              <w:rFonts w:ascii="宋体" w:eastAsia="宋体" w:hAnsi="宋体" w:cs="宋体" w:hint="eastAsia"/>
               <w:szCs w:val="24"/>
             </w:rPr>
             <w:instrText xml:space="preserve"> HYPERLINK \l _Toc11539 </w:instrText>
           </w:r>
           <w:r>
             <w:rPr>
-              <w:rFonts w:hint="eastAsia" w:ascii="宋体" w:hAnsi="宋体" w:eastAsia="宋体" w:cs="宋体"/>
+              <w:rFonts w:ascii="宋体" w:eastAsia="宋体" w:hAnsi="宋体" w:cs="宋体" w:hint="eastAsia"/>
               <w:szCs w:val="24"/>
             </w:rPr>
             <w:fldChar w:fldCharType="separate"/>
@@ -3081,7 +3022,7 @@
           </w:r>
           <w:r>
             <w:rPr>
-              <w:rFonts w:hint="eastAsia" w:ascii="宋体" w:hAnsi="宋体" w:eastAsia="宋体" w:cs="宋体"/>
+              <w:rFonts w:ascii="宋体" w:eastAsia="宋体" w:hAnsi="宋体" w:cs="宋体" w:hint="eastAsia"/>
               <w:szCs w:val="24"/>
             </w:rPr>
             <w:fldChar w:fldCharType="end"/>
@@ -3089,28 +3030,28 @@
         </w:p>
         <w:p>
           <w:pPr>
-            <w:pStyle w:val="16"/>
+            <w:pStyle w:val="TOC1"/>
             <w:tabs>
               <w:tab w:val="right" w:leader="dot" w:pos="8306"/>
             </w:tabs>
           </w:pPr>
           <w:r>
             <w:rPr>
-              <w:rFonts w:hint="eastAsia" w:ascii="宋体" w:hAnsi="宋体" w:eastAsia="宋体" w:cs="宋体"/>
+              <w:rFonts w:ascii="宋体" w:eastAsia="宋体" w:hAnsi="宋体" w:cs="宋体" w:hint="eastAsia"/>
               <w:szCs w:val="24"/>
             </w:rPr>
             <w:fldChar w:fldCharType="begin"/>
           </w:r>
           <w:r>
             <w:rPr>
-              <w:rFonts w:hint="eastAsia" w:ascii="宋体" w:hAnsi="宋体" w:eastAsia="宋体" w:cs="宋体"/>
+              <w:rFonts w:ascii="宋体" w:eastAsia="宋体" w:hAnsi="宋体" w:cs="宋体" w:hint="eastAsia"/>
               <w:szCs w:val="24"/>
             </w:rPr>
             <w:instrText xml:space="preserve"> HYPERLINK \l _Toc22101 </w:instrText>
           </w:r>
           <w:r>
             <w:rPr>
-              <w:rFonts w:hint="eastAsia" w:ascii="宋体" w:hAnsi="宋体" w:eastAsia="宋体" w:cs="宋体"/>
+              <w:rFonts w:ascii="宋体" w:eastAsia="宋体" w:hAnsi="宋体" w:cs="宋体" w:hint="eastAsia"/>
               <w:szCs w:val="24"/>
             </w:rPr>
             <w:fldChar w:fldCharType="separate"/>
@@ -3149,7 +3090,7 @@
           </w:r>
           <w:r>
             <w:rPr>
-              <w:rFonts w:hint="eastAsia" w:ascii="宋体" w:hAnsi="宋体" w:eastAsia="宋体" w:cs="宋体"/>
+              <w:rFonts w:ascii="宋体" w:eastAsia="宋体" w:hAnsi="宋体" w:cs="宋体" w:hint="eastAsia"/>
               <w:szCs w:val="24"/>
             </w:rPr>
             <w:fldChar w:fldCharType="end"/>
@@ -3157,28 +3098,28 @@
         </w:p>
         <w:p>
           <w:pPr>
-            <w:pStyle w:val="17"/>
+            <w:pStyle w:val="TOC2"/>
             <w:tabs>
               <w:tab w:val="right" w:leader="dot" w:pos="8306"/>
             </w:tabs>
           </w:pPr>
           <w:r>
             <w:rPr>
-              <w:rFonts w:hint="eastAsia" w:ascii="宋体" w:hAnsi="宋体" w:eastAsia="宋体" w:cs="宋体"/>
+              <w:rFonts w:ascii="宋体" w:eastAsia="宋体" w:hAnsi="宋体" w:cs="宋体" w:hint="eastAsia"/>
               <w:szCs w:val="24"/>
             </w:rPr>
             <w:fldChar w:fldCharType="begin"/>
           </w:r>
           <w:r>
             <w:rPr>
-              <w:rFonts w:hint="eastAsia" w:ascii="宋体" w:hAnsi="宋体" w:eastAsia="宋体" w:cs="宋体"/>
+              <w:rFonts w:ascii="宋体" w:eastAsia="宋体" w:hAnsi="宋体" w:cs="宋体" w:hint="eastAsia"/>
               <w:szCs w:val="24"/>
             </w:rPr>
             <w:instrText xml:space="preserve"> HYPERLINK \l _Toc25807 </w:instrText>
           </w:r>
           <w:r>
             <w:rPr>
-              <w:rFonts w:hint="eastAsia" w:ascii="宋体" w:hAnsi="宋体" w:eastAsia="宋体" w:cs="宋体"/>
+              <w:rFonts w:ascii="宋体" w:eastAsia="宋体" w:hAnsi="宋体" w:cs="宋体" w:hint="eastAsia"/>
               <w:szCs w:val="24"/>
             </w:rPr>
             <w:fldChar w:fldCharType="separate"/>
@@ -3217,7 +3158,7 @@
           </w:r>
           <w:r>
             <w:rPr>
-              <w:rFonts w:hint="eastAsia" w:ascii="宋体" w:hAnsi="宋体" w:eastAsia="宋体" w:cs="宋体"/>
+              <w:rFonts w:ascii="宋体" w:eastAsia="宋体" w:hAnsi="宋体" w:cs="宋体" w:hint="eastAsia"/>
               <w:szCs w:val="24"/>
             </w:rPr>
             <w:fldChar w:fldCharType="end"/>
@@ -3225,28 +3166,28 @@
         </w:p>
         <w:p>
           <w:pPr>
-            <w:pStyle w:val="17"/>
+            <w:pStyle w:val="TOC2"/>
             <w:tabs>
               <w:tab w:val="right" w:leader="dot" w:pos="8306"/>
             </w:tabs>
           </w:pPr>
           <w:r>
             <w:rPr>
-              <w:rFonts w:hint="eastAsia" w:ascii="宋体" w:hAnsi="宋体" w:eastAsia="宋体" w:cs="宋体"/>
+              <w:rFonts w:ascii="宋体" w:eastAsia="宋体" w:hAnsi="宋体" w:cs="宋体" w:hint="eastAsia"/>
               <w:szCs w:val="24"/>
             </w:rPr>
             <w:fldChar w:fldCharType="begin"/>
           </w:r>
           <w:r>
             <w:rPr>
-              <w:rFonts w:hint="eastAsia" w:ascii="宋体" w:hAnsi="宋体" w:eastAsia="宋体" w:cs="宋体"/>
+              <w:rFonts w:ascii="宋体" w:eastAsia="宋体" w:hAnsi="宋体" w:cs="宋体" w:hint="eastAsia"/>
               <w:szCs w:val="24"/>
             </w:rPr>
             <w:instrText xml:space="preserve"> HYPERLINK \l _Toc16149 </w:instrText>
           </w:r>
           <w:r>
             <w:rPr>
-              <w:rFonts w:hint="eastAsia" w:ascii="宋体" w:hAnsi="宋体" w:eastAsia="宋体" w:cs="宋体"/>
+              <w:rFonts w:ascii="宋体" w:eastAsia="宋体" w:hAnsi="宋体" w:cs="宋体" w:hint="eastAsia"/>
               <w:szCs w:val="24"/>
             </w:rPr>
             <w:fldChar w:fldCharType="separate"/>
@@ -3285,7 +3226,7 @@
           </w:r>
           <w:r>
             <w:rPr>
-              <w:rFonts w:hint="eastAsia" w:ascii="宋体" w:hAnsi="宋体" w:eastAsia="宋体" w:cs="宋体"/>
+              <w:rFonts w:ascii="宋体" w:eastAsia="宋体" w:hAnsi="宋体" w:cs="宋体" w:hint="eastAsia"/>
               <w:szCs w:val="24"/>
             </w:rPr>
             <w:fldChar w:fldCharType="end"/>
@@ -3293,28 +3234,28 @@
         </w:p>
         <w:p>
           <w:pPr>
-            <w:pStyle w:val="17"/>
+            <w:pStyle w:val="TOC2"/>
             <w:tabs>
               <w:tab w:val="right" w:leader="dot" w:pos="8306"/>
             </w:tabs>
           </w:pPr>
           <w:r>
             <w:rPr>
-              <w:rFonts w:hint="eastAsia" w:ascii="宋体" w:hAnsi="宋体" w:eastAsia="宋体" w:cs="宋体"/>
+              <w:rFonts w:ascii="宋体" w:eastAsia="宋体" w:hAnsi="宋体" w:cs="宋体" w:hint="eastAsia"/>
               <w:szCs w:val="24"/>
             </w:rPr>
             <w:fldChar w:fldCharType="begin"/>
           </w:r>
           <w:r>
             <w:rPr>
-              <w:rFonts w:hint="eastAsia" w:ascii="宋体" w:hAnsi="宋体" w:eastAsia="宋体" w:cs="宋体"/>
+              <w:rFonts w:ascii="宋体" w:eastAsia="宋体" w:hAnsi="宋体" w:cs="宋体" w:hint="eastAsia"/>
               <w:szCs w:val="24"/>
             </w:rPr>
             <w:instrText xml:space="preserve"> HYPERLINK \l _Toc29139 </w:instrText>
           </w:r>
           <w:r>
             <w:rPr>
-              <w:rFonts w:hint="eastAsia" w:ascii="宋体" w:hAnsi="宋体" w:eastAsia="宋体" w:cs="宋体"/>
+              <w:rFonts w:ascii="宋体" w:eastAsia="宋体" w:hAnsi="宋体" w:cs="宋体" w:hint="eastAsia"/>
               <w:szCs w:val="24"/>
             </w:rPr>
             <w:fldChar w:fldCharType="separate"/>
@@ -3353,7 +3294,7 @@
           </w:r>
           <w:r>
             <w:rPr>
-              <w:rFonts w:hint="eastAsia" w:ascii="宋体" w:hAnsi="宋体" w:eastAsia="宋体" w:cs="宋体"/>
+              <w:rFonts w:ascii="宋体" w:eastAsia="宋体" w:hAnsi="宋体" w:cs="宋体" w:hint="eastAsia"/>
               <w:szCs w:val="24"/>
             </w:rPr>
             <w:fldChar w:fldCharType="end"/>
@@ -3361,28 +3302,28 @@
         </w:p>
         <w:p>
           <w:pPr>
-            <w:pStyle w:val="16"/>
+            <w:pStyle w:val="TOC1"/>
             <w:tabs>
               <w:tab w:val="right" w:leader="dot" w:pos="8306"/>
             </w:tabs>
           </w:pPr>
           <w:r>
             <w:rPr>
-              <w:rFonts w:hint="eastAsia" w:ascii="宋体" w:hAnsi="宋体" w:eastAsia="宋体" w:cs="宋体"/>
+              <w:rFonts w:ascii="宋体" w:eastAsia="宋体" w:hAnsi="宋体" w:cs="宋体" w:hint="eastAsia"/>
               <w:szCs w:val="24"/>
             </w:rPr>
             <w:fldChar w:fldCharType="begin"/>
           </w:r>
           <w:r>
             <w:rPr>
-              <w:rFonts w:hint="eastAsia" w:ascii="宋体" w:hAnsi="宋体" w:eastAsia="宋体" w:cs="宋体"/>
+              <w:rFonts w:ascii="宋体" w:eastAsia="宋体" w:hAnsi="宋体" w:cs="宋体" w:hint="eastAsia"/>
               <w:szCs w:val="24"/>
             </w:rPr>
             <w:instrText xml:space="preserve"> HYPERLINK \l _Toc23765 </w:instrText>
           </w:r>
           <w:r>
             <w:rPr>
-              <w:rFonts w:hint="eastAsia" w:ascii="宋体" w:hAnsi="宋体" w:eastAsia="宋体" w:cs="宋体"/>
+              <w:rFonts w:ascii="宋体" w:eastAsia="宋体" w:hAnsi="宋体" w:cs="宋体" w:hint="eastAsia"/>
               <w:szCs w:val="24"/>
             </w:rPr>
             <w:fldChar w:fldCharType="separate"/>
@@ -3421,7 +3362,7 @@
           </w:r>
           <w:r>
             <w:rPr>
-              <w:rFonts w:hint="eastAsia" w:ascii="宋体" w:hAnsi="宋体" w:eastAsia="宋体" w:cs="宋体"/>
+              <w:rFonts w:ascii="宋体" w:eastAsia="宋体" w:hAnsi="宋体" w:cs="宋体" w:hint="eastAsia"/>
               <w:szCs w:val="24"/>
             </w:rPr>
             <w:fldChar w:fldCharType="end"/>
@@ -3429,28 +3370,28 @@
         </w:p>
         <w:p>
           <w:pPr>
-            <w:pStyle w:val="17"/>
+            <w:pStyle w:val="TOC2"/>
             <w:tabs>
               <w:tab w:val="right" w:leader="dot" w:pos="8306"/>
             </w:tabs>
           </w:pPr>
           <w:r>
             <w:rPr>
-              <w:rFonts w:hint="eastAsia" w:ascii="宋体" w:hAnsi="宋体" w:eastAsia="宋体" w:cs="宋体"/>
+              <w:rFonts w:ascii="宋体" w:eastAsia="宋体" w:hAnsi="宋体" w:cs="宋体" w:hint="eastAsia"/>
               <w:szCs w:val="24"/>
             </w:rPr>
             <w:fldChar w:fldCharType="begin"/>
           </w:r>
           <w:r>
             <w:rPr>
-              <w:rFonts w:hint="eastAsia" w:ascii="宋体" w:hAnsi="宋体" w:eastAsia="宋体" w:cs="宋体"/>
+              <w:rFonts w:ascii="宋体" w:eastAsia="宋体" w:hAnsi="宋体" w:cs="宋体" w:hint="eastAsia"/>
               <w:szCs w:val="24"/>
             </w:rPr>
             <w:instrText xml:space="preserve"> HYPERLINK \l _Toc31307 </w:instrText>
           </w:r>
           <w:r>
             <w:rPr>
-              <w:rFonts w:hint="eastAsia" w:ascii="宋体" w:hAnsi="宋体" w:eastAsia="宋体" w:cs="宋体"/>
+              <w:rFonts w:ascii="宋体" w:eastAsia="宋体" w:hAnsi="宋体" w:cs="宋体" w:hint="eastAsia"/>
               <w:szCs w:val="24"/>
             </w:rPr>
             <w:fldChar w:fldCharType="separate"/>
@@ -3489,7 +3430,7 @@
           </w:r>
           <w:r>
             <w:rPr>
-              <w:rFonts w:hint="eastAsia" w:ascii="宋体" w:hAnsi="宋体" w:eastAsia="宋体" w:cs="宋体"/>
+              <w:rFonts w:ascii="宋体" w:eastAsia="宋体" w:hAnsi="宋体" w:cs="宋体" w:hint="eastAsia"/>
               <w:szCs w:val="24"/>
             </w:rPr>
             <w:fldChar w:fldCharType="end"/>
@@ -3497,28 +3438,28 @@
         </w:p>
         <w:p>
           <w:pPr>
-            <w:pStyle w:val="17"/>
+            <w:pStyle w:val="TOC2"/>
             <w:tabs>
               <w:tab w:val="right" w:leader="dot" w:pos="8306"/>
             </w:tabs>
           </w:pPr>
           <w:r>
             <w:rPr>
-              <w:rFonts w:hint="eastAsia" w:ascii="宋体" w:hAnsi="宋体" w:eastAsia="宋体" w:cs="宋体"/>
+              <w:rFonts w:ascii="宋体" w:eastAsia="宋体" w:hAnsi="宋体" w:cs="宋体" w:hint="eastAsia"/>
               <w:szCs w:val="24"/>
             </w:rPr>
             <w:fldChar w:fldCharType="begin"/>
           </w:r>
           <w:r>
             <w:rPr>
-              <w:rFonts w:hint="eastAsia" w:ascii="宋体" w:hAnsi="宋体" w:eastAsia="宋体" w:cs="宋体"/>
+              <w:rFonts w:ascii="宋体" w:eastAsia="宋体" w:hAnsi="宋体" w:cs="宋体" w:hint="eastAsia"/>
               <w:szCs w:val="24"/>
             </w:rPr>
             <w:instrText xml:space="preserve"> HYPERLINK \l _Toc3560 </w:instrText>
           </w:r>
           <w:r>
             <w:rPr>
-              <w:rFonts w:hint="eastAsia" w:ascii="宋体" w:hAnsi="宋体" w:eastAsia="宋体" w:cs="宋体"/>
+              <w:rFonts w:ascii="宋体" w:eastAsia="宋体" w:hAnsi="宋体" w:cs="宋体" w:hint="eastAsia"/>
               <w:szCs w:val="24"/>
             </w:rPr>
             <w:fldChar w:fldCharType="separate"/>
@@ -3557,7 +3498,7 @@
           </w:r>
           <w:r>
             <w:rPr>
-              <w:rFonts w:hint="eastAsia" w:ascii="宋体" w:hAnsi="宋体" w:eastAsia="宋体" w:cs="宋体"/>
+              <w:rFonts w:ascii="宋体" w:eastAsia="宋体" w:hAnsi="宋体" w:cs="宋体" w:hint="eastAsia"/>
               <w:szCs w:val="24"/>
             </w:rPr>
             <w:fldChar w:fldCharType="end"/>
@@ -3565,28 +3506,28 @@
         </w:p>
         <w:p>
           <w:pPr>
-            <w:pStyle w:val="17"/>
+            <w:pStyle w:val="TOC2"/>
             <w:tabs>
               <w:tab w:val="right" w:leader="dot" w:pos="8306"/>
             </w:tabs>
           </w:pPr>
           <w:r>
             <w:rPr>
-              <w:rFonts w:hint="eastAsia" w:ascii="宋体" w:hAnsi="宋体" w:eastAsia="宋体" w:cs="宋体"/>
+              <w:rFonts w:ascii="宋体" w:eastAsia="宋体" w:hAnsi="宋体" w:cs="宋体" w:hint="eastAsia"/>
               <w:szCs w:val="24"/>
             </w:rPr>
             <w:fldChar w:fldCharType="begin"/>
           </w:r>
           <w:r>
             <w:rPr>
-              <w:rFonts w:hint="eastAsia" w:ascii="宋体" w:hAnsi="宋体" w:eastAsia="宋体" w:cs="宋体"/>
+              <w:rFonts w:ascii="宋体" w:eastAsia="宋体" w:hAnsi="宋体" w:cs="宋体" w:hint="eastAsia"/>
               <w:szCs w:val="24"/>
             </w:rPr>
             <w:instrText xml:space="preserve"> HYPERLINK \l _Toc14532 </w:instrText>
           </w:r>
           <w:r>
             <w:rPr>
-              <w:rFonts w:hint="eastAsia" w:ascii="宋体" w:hAnsi="宋体" w:eastAsia="宋体" w:cs="宋体"/>
+              <w:rFonts w:ascii="宋体" w:eastAsia="宋体" w:hAnsi="宋体" w:cs="宋体" w:hint="eastAsia"/>
               <w:szCs w:val="24"/>
             </w:rPr>
             <w:fldChar w:fldCharType="separate"/>
@@ -3625,7 +3566,7 @@
           </w:r>
           <w:r>
             <w:rPr>
-              <w:rFonts w:hint="eastAsia" w:ascii="宋体" w:hAnsi="宋体" w:eastAsia="宋体" w:cs="宋体"/>
+              <w:rFonts w:ascii="宋体" w:eastAsia="宋体" w:hAnsi="宋体" w:cs="宋体" w:hint="eastAsia"/>
               <w:szCs w:val="24"/>
             </w:rPr>
             <w:fldChar w:fldCharType="end"/>
@@ -3633,28 +3574,28 @@
         </w:p>
         <w:p>
           <w:pPr>
-            <w:pStyle w:val="17"/>
+            <w:pStyle w:val="TOC2"/>
             <w:tabs>
               <w:tab w:val="right" w:leader="dot" w:pos="8306"/>
             </w:tabs>
           </w:pPr>
           <w:r>
             <w:rPr>
-              <w:rFonts w:hint="eastAsia" w:ascii="宋体" w:hAnsi="宋体" w:eastAsia="宋体" w:cs="宋体"/>
+              <w:rFonts w:ascii="宋体" w:eastAsia="宋体" w:hAnsi="宋体" w:cs="宋体" w:hint="eastAsia"/>
               <w:szCs w:val="24"/>
             </w:rPr>
             <w:fldChar w:fldCharType="begin"/>
           </w:r>
           <w:r>
             <w:rPr>
-              <w:rFonts w:hint="eastAsia" w:ascii="宋体" w:hAnsi="宋体" w:eastAsia="宋体" w:cs="宋体"/>
+              <w:rFonts w:ascii="宋体" w:eastAsia="宋体" w:hAnsi="宋体" w:cs="宋体" w:hint="eastAsia"/>
               <w:szCs w:val="24"/>
             </w:rPr>
             <w:instrText xml:space="preserve"> HYPERLINK \l _Toc18950 </w:instrText>
           </w:r>
           <w:r>
             <w:rPr>
-              <w:rFonts w:hint="eastAsia" w:ascii="宋体" w:hAnsi="宋体" w:eastAsia="宋体" w:cs="宋体"/>
+              <w:rFonts w:ascii="宋体" w:eastAsia="宋体" w:hAnsi="宋体" w:cs="宋体" w:hint="eastAsia"/>
               <w:szCs w:val="24"/>
             </w:rPr>
             <w:fldChar w:fldCharType="separate"/>
@@ -3693,7 +3634,7 @@
           </w:r>
           <w:r>
             <w:rPr>
-              <w:rFonts w:hint="eastAsia" w:ascii="宋体" w:hAnsi="宋体" w:eastAsia="宋体" w:cs="宋体"/>
+              <w:rFonts w:ascii="宋体" w:eastAsia="宋体" w:hAnsi="宋体" w:cs="宋体" w:hint="eastAsia"/>
               <w:szCs w:val="24"/>
             </w:rPr>
             <w:fldChar w:fldCharType="end"/>
@@ -3701,28 +3642,28 @@
         </w:p>
         <w:p>
           <w:pPr>
-            <w:pStyle w:val="16"/>
+            <w:pStyle w:val="TOC1"/>
             <w:tabs>
               <w:tab w:val="right" w:leader="dot" w:pos="8306"/>
             </w:tabs>
           </w:pPr>
           <w:r>
             <w:rPr>
-              <w:rFonts w:hint="eastAsia" w:ascii="宋体" w:hAnsi="宋体" w:eastAsia="宋体" w:cs="宋体"/>
+              <w:rFonts w:ascii="宋体" w:eastAsia="宋体" w:hAnsi="宋体" w:cs="宋体" w:hint="eastAsia"/>
               <w:szCs w:val="24"/>
             </w:rPr>
             <w:fldChar w:fldCharType="begin"/>
           </w:r>
           <w:r>
             <w:rPr>
-              <w:rFonts w:hint="eastAsia" w:ascii="宋体" w:hAnsi="宋体" w:eastAsia="宋体" w:cs="宋体"/>
+              <w:rFonts w:ascii="宋体" w:eastAsia="宋体" w:hAnsi="宋体" w:cs="宋体" w:hint="eastAsia"/>
               <w:szCs w:val="24"/>
             </w:rPr>
             <w:instrText xml:space="preserve"> HYPERLINK \l _Toc22516 </w:instrText>
           </w:r>
           <w:r>
             <w:rPr>
-              <w:rFonts w:hint="eastAsia" w:ascii="宋体" w:hAnsi="宋体" w:eastAsia="宋体" w:cs="宋体"/>
+              <w:rFonts w:ascii="宋体" w:eastAsia="宋体" w:hAnsi="宋体" w:cs="宋体" w:hint="eastAsia"/>
               <w:szCs w:val="24"/>
             </w:rPr>
             <w:fldChar w:fldCharType="separate"/>
@@ -3761,7 +3702,7 @@
           </w:r>
           <w:r>
             <w:rPr>
-              <w:rFonts w:hint="eastAsia" w:ascii="宋体" w:hAnsi="宋体" w:eastAsia="宋体" w:cs="宋体"/>
+              <w:rFonts w:ascii="宋体" w:eastAsia="宋体" w:hAnsi="宋体" w:cs="宋体" w:hint="eastAsia"/>
               <w:szCs w:val="24"/>
             </w:rPr>
             <w:fldChar w:fldCharType="end"/>
@@ -3769,28 +3710,28 @@
         </w:p>
         <w:p>
           <w:pPr>
-            <w:pStyle w:val="16"/>
+            <w:pStyle w:val="TOC1"/>
             <w:tabs>
               <w:tab w:val="right" w:leader="dot" w:pos="8306"/>
             </w:tabs>
           </w:pPr>
           <w:r>
             <w:rPr>
-              <w:rFonts w:hint="eastAsia" w:ascii="宋体" w:hAnsi="宋体" w:eastAsia="宋体" w:cs="宋体"/>
+              <w:rFonts w:ascii="宋体" w:eastAsia="宋体" w:hAnsi="宋体" w:cs="宋体" w:hint="eastAsia"/>
               <w:szCs w:val="24"/>
             </w:rPr>
             <w:fldChar w:fldCharType="begin"/>
           </w:r>
           <w:r>
             <w:rPr>
-              <w:rFonts w:hint="eastAsia" w:ascii="宋体" w:hAnsi="宋体" w:eastAsia="宋体" w:cs="宋体"/>
+              <w:rFonts w:ascii="宋体" w:eastAsia="宋体" w:hAnsi="宋体" w:cs="宋体" w:hint="eastAsia"/>
               <w:szCs w:val="24"/>
             </w:rPr>
             <w:instrText xml:space="preserve"> HYPERLINK \l _Toc17277 </w:instrText>
           </w:r>
           <w:r>
             <w:rPr>
-              <w:rFonts w:hint="eastAsia" w:ascii="宋体" w:hAnsi="宋体" w:eastAsia="宋体" w:cs="宋体"/>
+              <w:rFonts w:ascii="宋体" w:eastAsia="宋体" w:hAnsi="宋体" w:cs="宋体" w:hint="eastAsia"/>
               <w:szCs w:val="24"/>
             </w:rPr>
             <w:fldChar w:fldCharType="separate"/>
@@ -3829,7 +3770,7 @@
           </w:r>
           <w:r>
             <w:rPr>
-              <w:rFonts w:hint="eastAsia" w:ascii="宋体" w:hAnsi="宋体" w:eastAsia="宋体" w:cs="宋体"/>
+              <w:rFonts w:ascii="宋体" w:eastAsia="宋体" w:hAnsi="宋体" w:cs="宋体" w:hint="eastAsia"/>
               <w:szCs w:val="24"/>
             </w:rPr>
             <w:fldChar w:fldCharType="end"/>
@@ -3837,28 +3778,28 @@
         </w:p>
         <w:p>
           <w:pPr>
-            <w:pStyle w:val="16"/>
+            <w:pStyle w:val="TOC1"/>
             <w:tabs>
               <w:tab w:val="right" w:leader="dot" w:pos="8306"/>
             </w:tabs>
           </w:pPr>
           <w:r>
             <w:rPr>
-              <w:rFonts w:hint="eastAsia" w:ascii="宋体" w:hAnsi="宋体" w:eastAsia="宋体" w:cs="宋体"/>
+              <w:rFonts w:ascii="宋体" w:eastAsia="宋体" w:hAnsi="宋体" w:cs="宋体" w:hint="eastAsia"/>
               <w:szCs w:val="24"/>
             </w:rPr>
             <w:fldChar w:fldCharType="begin"/>
           </w:r>
           <w:r>
             <w:rPr>
-              <w:rFonts w:hint="eastAsia" w:ascii="宋体" w:hAnsi="宋体" w:eastAsia="宋体" w:cs="宋体"/>
+              <w:rFonts w:ascii="宋体" w:eastAsia="宋体" w:hAnsi="宋体" w:cs="宋体" w:hint="eastAsia"/>
               <w:szCs w:val="24"/>
             </w:rPr>
             <w:instrText xml:space="preserve"> HYPERLINK \l _Toc29077 </w:instrText>
           </w:r>
           <w:r>
             <w:rPr>
-              <w:rFonts w:hint="eastAsia" w:ascii="宋体" w:hAnsi="宋体" w:eastAsia="宋体" w:cs="宋体"/>
+              <w:rFonts w:ascii="宋体" w:eastAsia="宋体" w:hAnsi="宋体" w:cs="宋体" w:hint="eastAsia"/>
               <w:szCs w:val="24"/>
             </w:rPr>
             <w:fldChar w:fldCharType="separate"/>
@@ -3897,7 +3838,7 @@
           </w:r>
           <w:r>
             <w:rPr>
-              <w:rFonts w:hint="eastAsia" w:ascii="宋体" w:hAnsi="宋体" w:eastAsia="宋体" w:cs="宋体"/>
+              <w:rFonts w:ascii="宋体" w:eastAsia="宋体" w:hAnsi="宋体" w:cs="宋体" w:hint="eastAsia"/>
               <w:szCs w:val="24"/>
             </w:rPr>
             <w:fldChar w:fldCharType="end"/>
@@ -3919,7 +3860,7 @@
             <w:snapToGrid w:val="0"/>
             <w:textAlignment w:val="baseline"/>
             <w:rPr>
-              <w:rFonts w:hint="eastAsia" w:ascii="宋体" w:hAnsi="宋体" w:eastAsia="宋体" w:cs="宋体"/>
+              <w:rFonts w:ascii="宋体" w:eastAsia="宋体" w:hAnsi="宋体" w:cs="宋体" w:hint="eastAsia"/>
               <w:snapToGrid w:val="0"/>
               <w:color w:val="000000"/>
               <w:kern w:val="0"/>
@@ -3930,7 +3871,7 @@
           </w:pPr>
           <w:r>
             <w:rPr>
-              <w:rFonts w:hint="eastAsia" w:ascii="宋体" w:hAnsi="宋体" w:eastAsia="宋体" w:cs="宋体"/>
+              <w:rFonts w:ascii="宋体" w:eastAsia="宋体" w:hAnsi="宋体" w:cs="宋体" w:hint="eastAsia"/>
               <w:szCs w:val="24"/>
             </w:rPr>
             <w:fldChar w:fldCharType="end"/>
@@ -3954,7 +3895,7 @@
         <w:snapToGrid w:val="0"/>
         <w:textAlignment w:val="baseline"/>
         <w:rPr>
-          <w:rFonts w:ascii="Arial" w:hAnsi="Arial" w:eastAsia="Arial" w:cs="Arial"/>
+          <w:rFonts w:ascii="Arial" w:eastAsia="Arial" w:hAnsi="Arial" w:cs="Arial"/>
           <w:snapToGrid w:val="0"/>
           <w:color w:val="000000"/>
           <w:kern w:val="0"/>
@@ -3965,7 +3906,7 @@
       </w:pPr>
       <w:r>
         <w:rPr>
-          <w:rFonts w:ascii="Arial" w:hAnsi="Arial" w:eastAsia="Arial" w:cs="Arial"/>
+          <w:rFonts w:ascii="Arial" w:eastAsia="Arial" w:hAnsi="Arial" w:cs="Arial"/>
           <w:snapToGrid w:val="0"/>
           <w:color w:val="000000"/>
           <w:kern w:val="0"/>
@@ -3978,45 +3919,45 @@
     </w:p>
     <w:p>
       <w:pPr>
-        <w:pStyle w:val="28"/>
+        <w:pStyle w:val="1"/>
         <w:bidi w:val="0"/>
         <w:rPr>
           <w:rFonts w:hint="eastAsia"/>
           <w:lang w:val="en-US" w:eastAsia="zh-CN"/>
         </w:rPr>
       </w:pPr>
-      <w:bookmarkStart w:id="2" w:name="_Toc4338"/>
+      <w:bookmarkStart w:id="3" w:name="_Toc4338"/>
       <w:r>
         <w:rPr>
           <w:rFonts w:hint="eastAsia"/>
           <w:lang w:val="en-US" w:eastAsia="zh-CN"/>
         </w:rPr>
         <w:t>总则</w:t>
-      </w:r>
-      <w:bookmarkEnd w:id="2"/>
-    </w:p>
-    <w:p>
-      <w:pPr>
-        <w:pStyle w:val="30"/>
-        <w:bidi w:val="0"/>
-        <w:rPr>
-          <w:rFonts w:hint="eastAsia"/>
-          <w:lang w:val="en-US" w:eastAsia="zh-CN"/>
-        </w:rPr>
-      </w:pPr>
-      <w:bookmarkStart w:id="3" w:name="_Toc20427"/>
-      <w:r>
-        <w:rPr>
-          <w:rFonts w:hint="eastAsia"/>
-          <w:lang w:val="en-US" w:eastAsia="zh-CN"/>
-        </w:rPr>
-        <w:t>目的</w:t>
       </w:r>
       <w:bookmarkEnd w:id="3"/>
     </w:p>
     <w:p>
       <w:pPr>
-        <w:pStyle w:val="29"/>
+        <w:pStyle w:val="2"/>
+        <w:bidi w:val="0"/>
+        <w:rPr>
+          <w:rFonts w:hint="eastAsia"/>
+          <w:lang w:val="en-US" w:eastAsia="zh-CN"/>
+        </w:rPr>
+      </w:pPr>
+      <w:bookmarkStart w:id="4" w:name="_Toc20427"/>
+      <w:r>
+        <w:rPr>
+          <w:rFonts w:hint="eastAsia"/>
+          <w:lang w:val="en-US" w:eastAsia="zh-CN"/>
+        </w:rPr>
+        <w:t>目的</w:t>
+      </w:r>
+      <w:bookmarkEnd w:id="4"/>
+    </w:p>
+    <w:p>
+      <w:pPr>
+        <w:pStyle w:val="a1"/>
         <w:bidi w:val="0"/>
         <w:rPr>
           <w:rFonts w:hint="eastAsia"/>
@@ -4033,14 +3974,14 @@
     </w:p>
     <w:p>
       <w:pPr>
-        <w:pStyle w:val="30"/>
+        <w:pStyle w:val="2"/>
         <w:bidi w:val="0"/>
         <w:rPr>
           <w:rFonts w:hint="eastAsia"/>
           <w:lang w:val="en-US" w:eastAsia="zh-CN"/>
         </w:rPr>
       </w:pPr>
-      <w:bookmarkStart w:id="4" w:name="_Toc18144"/>
+      <w:bookmarkStart w:id="5" w:name="_Toc18144"/>
       <w:r>
         <w:rPr>
           <w:rFonts w:hint="eastAsia"/>
@@ -4048,11 +3989,11 @@
         </w:rPr>
         <w:t>适用范围</w:t>
       </w:r>
-      <w:bookmarkEnd w:id="4"/>
+      <w:bookmarkEnd w:id="5"/>
     </w:p>
     <w:p>
       <w:pPr>
-        <w:pStyle w:val="29"/>
+        <w:pStyle w:val="a1"/>
         <w:bidi w:val="0"/>
         <w:rPr>
           <w:rFonts w:hint="eastAsia"/>
@@ -4069,14 +4010,14 @@
     </w:p>
     <w:p>
       <w:pPr>
-        <w:pStyle w:val="30"/>
+        <w:pStyle w:val="2"/>
         <w:bidi w:val="0"/>
         <w:rPr>
           <w:rFonts w:hint="eastAsia"/>
           <w:lang w:val="en-US" w:eastAsia="zh-CN"/>
         </w:rPr>
       </w:pPr>
-      <w:bookmarkStart w:id="5" w:name="_Toc13428"/>
+      <w:bookmarkStart w:id="6" w:name="_Toc13428"/>
       <w:r>
         <w:rPr>
           <w:rFonts w:hint="eastAsia"/>
@@ -4084,11 +4025,11 @@
         </w:rPr>
         <w:t>原则与策略框架</w:t>
       </w:r>
-      <w:bookmarkEnd w:id="5"/>
+      <w:bookmarkEnd w:id="6"/>
     </w:p>
     <w:p>
       <w:pPr>
-        <w:pStyle w:val="29"/>
+        <w:pStyle w:val="a1"/>
         <w:bidi w:val="0"/>
         <w:rPr>
           <w:rFonts w:hint="eastAsia"/>
@@ -4105,7 +4046,7 @@
     </w:p>
     <w:p>
       <w:pPr>
-        <w:pStyle w:val="29"/>
+        <w:pStyle w:val="a1"/>
         <w:bidi w:val="0"/>
         <w:rPr>
           <w:rFonts w:hint="eastAsia"/>
@@ -4122,7 +4063,7 @@
     </w:p>
     <w:p>
       <w:pPr>
-        <w:pStyle w:val="29"/>
+        <w:pStyle w:val="a1"/>
         <w:bidi w:val="0"/>
         <w:rPr>
           <w:rFonts w:hint="eastAsia"/>
@@ -4139,7 +4080,7 @@
     </w:p>
     <w:p>
       <w:pPr>
-        <w:pStyle w:val="29"/>
+        <w:pStyle w:val="a1"/>
         <w:bidi w:val="0"/>
         <w:rPr>
           <w:rFonts w:hint="eastAsia"/>
@@ -4156,7 +4097,7 @@
     </w:p>
     <w:p>
       <w:pPr>
-        <w:pStyle w:val="29"/>
+        <w:pStyle w:val="a1"/>
         <w:bidi w:val="0"/>
         <w:rPr>
           <w:rFonts w:hint="eastAsia"/>
@@ -4173,7 +4114,7 @@
     </w:p>
     <w:p>
       <w:pPr>
-        <w:pStyle w:val="29"/>
+        <w:pStyle w:val="a1"/>
         <w:bidi w:val="0"/>
         <w:rPr>
           <w:rFonts w:hint="eastAsia"/>
@@ -4190,7 +4131,7 @@
     </w:p>
     <w:p>
       <w:pPr>
-        <w:pStyle w:val="29"/>
+        <w:pStyle w:val="a1"/>
         <w:bidi w:val="0"/>
         <w:rPr>
           <w:rFonts w:hint="eastAsia"/>
@@ -4207,14 +4148,14 @@
     </w:p>
     <w:p>
       <w:pPr>
-        <w:pStyle w:val="28"/>
+        <w:pStyle w:val="1"/>
         <w:bidi w:val="0"/>
         <w:rPr>
           <w:rFonts w:hint="eastAsia"/>
           <w:lang w:val="en-US" w:eastAsia="zh-CN"/>
         </w:rPr>
       </w:pPr>
-      <w:bookmarkStart w:id="6" w:name="_Toc27188"/>
+      <w:bookmarkStart w:id="7" w:name="_Toc27188"/>
       <w:r>
         <w:rPr>
           <w:rFonts w:hint="eastAsia"/>
@@ -4222,11 +4163,11 @@
         </w:rPr>
         <w:t>定义与术语</w:t>
       </w:r>
-      <w:bookmarkEnd w:id="6"/>
+      <w:bookmarkEnd w:id="7"/>
     </w:p>
     <w:p>
       <w:pPr>
-        <w:pStyle w:val="29"/>
+        <w:pStyle w:val="a1"/>
         <w:bidi w:val="0"/>
         <w:rPr>
           <w:rFonts w:hint="eastAsia"/>
@@ -4243,7 +4184,7 @@
     </w:p>
     <w:p>
       <w:pPr>
-        <w:pStyle w:val="29"/>
+        <w:pStyle w:val="a1"/>
         <w:bidi w:val="0"/>
         <w:rPr>
           <w:rFonts w:hint="eastAsia"/>
@@ -4260,7 +4201,7 @@
     </w:p>
     <w:p>
       <w:pPr>
-        <w:pStyle w:val="29"/>
+        <w:pStyle w:val="a1"/>
         <w:bidi w:val="0"/>
         <w:rPr>
           <w:rFonts w:hint="eastAsia"/>
@@ -4277,7 +4218,7 @@
     </w:p>
     <w:p>
       <w:pPr>
-        <w:pStyle w:val="29"/>
+        <w:pStyle w:val="a1"/>
         <w:bidi w:val="0"/>
         <w:rPr>
           <w:rFonts w:hint="eastAsia"/>
@@ -4294,14 +4235,14 @@
     </w:p>
     <w:p>
       <w:pPr>
-        <w:pStyle w:val="28"/>
+        <w:pStyle w:val="1"/>
         <w:bidi w:val="0"/>
         <w:rPr>
           <w:rFonts w:hint="eastAsia"/>
           <w:lang w:val="en-US" w:eastAsia="zh-CN"/>
         </w:rPr>
       </w:pPr>
-      <w:bookmarkStart w:id="7" w:name="_Toc10414"/>
+      <w:bookmarkStart w:id="8" w:name="_Toc10414"/>
       <w:r>
         <w:rPr>
           <w:rFonts w:hint="eastAsia"/>
@@ -4309,23 +4250,22 @@
         </w:rPr>
         <w:t>角色与职责</w:t>
       </w:r>
-      <w:bookmarkEnd w:id="7"/>
+      <w:bookmarkEnd w:id="8"/>
     </w:p>
     <w:tbl>
       <w:tblPr>
-        <w:tblStyle w:val="20"/>
+        <w:tblStyle w:val="TableNormal"/>
         <w:tblW w:w="9024" w:type="dxa"/>
         <w:tblInd w:w="0" w:type="dxa"/>
         <w:tblBorders>
-          <w:top w:val="single" w:color="auto" w:sz="4" w:space="0"/>
-          <w:left w:val="single" w:color="auto" w:sz="4" w:space="0"/>
-          <w:bottom w:val="single" w:color="auto" w:sz="4" w:space="0"/>
-          <w:right w:val="single" w:color="auto" w:sz="4" w:space="0"/>
-          <w:insideH w:val="single" w:color="auto" w:sz="4" w:space="0"/>
-          <w:insideV w:val="single" w:color="auto" w:sz="4" w:space="0"/>
+          <w:top w:val="single" w:sz="4" w:space="0" w:color="auto"/>
+          <w:left w:val="single" w:sz="4" w:space="0" w:color="auto"/>
+          <w:bottom w:val="single" w:sz="4" w:space="0" w:color="auto"/>
+          <w:right w:val="single" w:sz="4" w:space="0" w:color="auto"/>
+          <w:insideH w:val="single" w:sz="4" w:space="0" w:color="auto"/>
+          <w:insideV w:val="single" w:sz="4" w:space="0" w:color="auto"/>
         </w:tblBorders>
         <w:shd w:val="clear" w:color="auto" w:fill="auto"/>
-        <w:tblLayout w:type="autofit"/>
         <w:tblCellMar>
           <w:top w:w="15" w:type="dxa"/>
           <w:left w:w="15" w:type="dxa"/>
@@ -4340,13 +4280,15 @@
       </w:tblGrid>
       <w:tr>
         <w:tblPrEx>
+          <w:tblW w:w="9024" w:type="dxa"/>
+          <w:tblInd w:w="0" w:type="dxa"/>
           <w:tblBorders>
-            <w:top w:val="single" w:color="auto" w:sz="4" w:space="0"/>
-            <w:left w:val="single" w:color="auto" w:sz="4" w:space="0"/>
-            <w:bottom w:val="single" w:color="auto" w:sz="4" w:space="0"/>
-            <w:right w:val="single" w:color="auto" w:sz="4" w:space="0"/>
-            <w:insideH w:val="single" w:color="auto" w:sz="4" w:space="0"/>
-            <w:insideV w:val="single" w:color="auto" w:sz="4" w:space="0"/>
+            <w:top w:val="single" w:sz="4" w:space="0" w:color="auto"/>
+            <w:left w:val="single" w:sz="4" w:space="0" w:color="auto"/>
+            <w:bottom w:val="single" w:sz="4" w:space="0" w:color="auto"/>
+            <w:right w:val="single" w:sz="4" w:space="0" w:color="auto"/>
+            <w:insideH w:val="single" w:sz="4" w:space="0" w:color="auto"/>
+            <w:insideV w:val="single" w:sz="4" w:space="0" w:color="auto"/>
           </w:tblBorders>
           <w:shd w:val="clear" w:color="auto" w:fill="auto"/>
           <w:tblCellMar>
@@ -4378,10 +4320,10 @@
               <w:widowControl/>
               <w:suppressLineNumbers w:val="0"/>
               <w:spacing w:line="300" w:lineRule="atLeast"/>
-              <w:ind w:left="0" w:leftChars="0" w:right="0" w:rightChars="0" w:firstLine="0" w:firstLineChars="0"/>
+              <w:ind w:left="0" w:right="0" w:firstLine="0" w:leftChars="0" w:rightChars="0" w:firstLineChars="0"/>
               <w:jc w:val="center"/>
               <w:rPr>
-                <w:rFonts w:ascii="Segoe UI" w:hAnsi="Segoe UI" w:eastAsia="Segoe UI" w:cs="Segoe UI"/>
+                <w:rFonts w:ascii="Segoe UI" w:eastAsia="Segoe UI" w:hAnsi="Segoe UI" w:cs="Segoe UI"/>
                 <w:i w:val="0"/>
                 <w:iCs w:val="0"/>
                 <w:caps w:val="0"/>
@@ -4393,7 +4335,7 @@
             </w:pPr>
             <w:r>
               <w:rPr>
-                <w:rFonts w:hint="default" w:ascii="Segoe UI" w:hAnsi="Segoe UI" w:eastAsia="Segoe UI" w:cs="Segoe UI"/>
+                <w:rFonts w:ascii="Segoe UI" w:eastAsia="Segoe UI" w:hAnsi="Segoe UI" w:cs="Segoe UI" w:hint="default"/>
                 <w:i w:val="0"/>
                 <w:iCs w:val="0"/>
                 <w:caps w:val="0"/>
@@ -4428,10 +4370,10 @@
               <w:widowControl/>
               <w:suppressLineNumbers w:val="0"/>
               <w:spacing w:line="300" w:lineRule="atLeast"/>
-              <w:ind w:left="0" w:leftChars="0" w:right="0" w:rightChars="0" w:firstLine="0" w:firstLineChars="0"/>
+              <w:ind w:left="0" w:right="0" w:firstLine="0" w:leftChars="0" w:rightChars="0" w:firstLineChars="0"/>
               <w:jc w:val="center"/>
               <w:rPr>
-                <w:rFonts w:hint="default" w:ascii="Segoe UI" w:hAnsi="Segoe UI" w:eastAsia="Segoe UI" w:cs="Segoe UI"/>
+                <w:rFonts w:ascii="Segoe UI" w:eastAsia="Segoe UI" w:hAnsi="Segoe UI" w:cs="Segoe UI" w:hint="default"/>
                 <w:i w:val="0"/>
                 <w:iCs w:val="0"/>
                 <w:caps w:val="0"/>
@@ -4443,7 +4385,7 @@
             </w:pPr>
             <w:r>
               <w:rPr>
-                <w:rFonts w:hint="default" w:ascii="Segoe UI" w:hAnsi="Segoe UI" w:eastAsia="Segoe UI" w:cs="Segoe UI"/>
+                <w:rFonts w:ascii="Segoe UI" w:eastAsia="Segoe UI" w:hAnsi="Segoe UI" w:cs="Segoe UI" w:hint="default"/>
                 <w:i w:val="0"/>
                 <w:iCs w:val="0"/>
                 <w:caps w:val="0"/>
@@ -4478,10 +4420,10 @@
               <w:widowControl/>
               <w:suppressLineNumbers w:val="0"/>
               <w:spacing w:line="300" w:lineRule="atLeast"/>
-              <w:ind w:left="0" w:leftChars="0" w:right="0" w:rightChars="0" w:firstLine="0" w:firstLineChars="0"/>
+              <w:ind w:left="0" w:right="0" w:firstLine="0" w:leftChars="0" w:rightChars="0" w:firstLineChars="0"/>
               <w:jc w:val="center"/>
               <w:rPr>
-                <w:rFonts w:hint="default" w:ascii="Segoe UI" w:hAnsi="Segoe UI" w:eastAsia="Segoe UI" w:cs="Segoe UI"/>
+                <w:rFonts w:ascii="Segoe UI" w:eastAsia="Segoe UI" w:hAnsi="Segoe UI" w:cs="Segoe UI" w:hint="default"/>
                 <w:i w:val="0"/>
                 <w:iCs w:val="0"/>
                 <w:caps w:val="0"/>
@@ -4493,7 +4435,7 @@
             </w:pPr>
             <w:r>
               <w:rPr>
-                <w:rFonts w:hint="default" w:ascii="Segoe UI" w:hAnsi="Segoe UI" w:eastAsia="Segoe UI" w:cs="Segoe UI"/>
+                <w:rFonts w:ascii="Segoe UI" w:eastAsia="Segoe UI" w:hAnsi="Segoe UI" w:cs="Segoe UI" w:hint="default"/>
                 <w:i w:val="0"/>
                 <w:iCs w:val="0"/>
                 <w:caps w:val="0"/>
@@ -4512,281 +4454,8 @@
       </w:tr>
       <w:tr>
         <w:tblPrEx>
-          <w:tblBorders>
-            <w:top w:val="single" w:color="auto" w:sz="4" w:space="0"/>
-            <w:left w:val="single" w:color="auto" w:sz="4" w:space="0"/>
-            <w:bottom w:val="single" w:color="auto" w:sz="4" w:space="0"/>
-            <w:right w:val="single" w:color="auto" w:sz="4" w:space="0"/>
-            <w:insideH w:val="single" w:color="auto" w:sz="4" w:space="0"/>
-            <w:insideV w:val="single" w:color="auto" w:sz="4" w:space="0"/>
-          </w:tblBorders>
-          <w:tblCellMar>
-            <w:top w:w="15" w:type="dxa"/>
-            <w:left w:w="15" w:type="dxa"/>
-            <w:bottom w:w="15" w:type="dxa"/>
-            <w:right w:w="15" w:type="dxa"/>
-          </w:tblCellMar>
-        </w:tblPrEx>
-        <w:tc>
-          <w:tcPr>
-            <w:tcW w:w="0" w:type="auto"/>
-            <w:shd w:val="clear" w:color="auto" w:fill="auto"/>
-            <w:tcMar>
-              <w:top w:w="120" w:type="dxa"/>
-              <w:left w:w="0" w:type="dxa"/>
-              <w:bottom w:w="120" w:type="dxa"/>
-              <w:right w:w="192" w:type="dxa"/>
-            </w:tcMar>
-            <w:vAlign w:val="center"/>
-          </w:tcPr>
-          <w:p>
-            <w:pPr>
-              <w:keepNext w:val="0"/>
-              <w:keepLines w:val="0"/>
-              <w:widowControl/>
-              <w:suppressLineNumbers w:val="0"/>
-              <w:spacing w:line="300" w:lineRule="atLeast"/>
-              <w:jc w:val="left"/>
-              <w:rPr>
-                <w:rFonts w:hint="default" w:ascii="Segoe UI" w:hAnsi="Segoe UI" w:eastAsia="Segoe UI" w:cs="Segoe UI"/>
-                <w:i w:val="0"/>
-                <w:iCs w:val="0"/>
-                <w:caps w:val="0"/>
-                <w:color w:val="0F1115"/>
-                <w:spacing w:val="0"/>
-                <w:sz w:val="18"/>
-                <w:szCs w:val="18"/>
-              </w:rPr>
-            </w:pPr>
-            <w:r>
-              <w:rPr>
-                <w:rStyle w:val="23"/>
-                <w:rFonts w:hint="default" w:ascii="Segoe UI" w:hAnsi="Segoe UI" w:eastAsia="Segoe UI" w:cs="Segoe UI"/>
-                <w:b/>
-                <w:bCs/>
-                <w:i w:val="0"/>
-                <w:iCs w:val="0"/>
-                <w:caps w:val="0"/>
-                <w:snapToGrid w:val="0"/>
-                <w:color w:val="000000"/>
-                <w:spacing w:val="0"/>
-                <w:kern w:val="0"/>
-                <w:sz w:val="18"/>
-                <w:szCs w:val="18"/>
-                <w:lang w:val="en-US" w:eastAsia="zh-CN"/>
-              </w:rPr>
-              <w:t>信息安全负责人</w:t>
-            </w:r>
-          </w:p>
-        </w:tc>
-        <w:tc>
-          <w:tcPr>
-            <w:tcW w:w="0" w:type="auto"/>
-            <w:shd w:val="clear" w:color="auto" w:fill="auto"/>
-            <w:tcMar>
-              <w:top w:w="120" w:type="dxa"/>
-              <w:left w:w="192" w:type="dxa"/>
-              <w:bottom w:w="120" w:type="dxa"/>
-              <w:right w:w="192" w:type="dxa"/>
-            </w:tcMar>
-            <w:vAlign w:val="center"/>
-          </w:tcPr>
-          <w:p>
-            <w:pPr>
-              <w:keepNext w:val="0"/>
-              <w:keepLines w:val="0"/>
-              <w:widowControl/>
-              <w:suppressLineNumbers w:val="0"/>
-              <w:spacing w:line="300" w:lineRule="atLeast"/>
-              <w:jc w:val="left"/>
-              <w:rPr>
-                <w:rFonts w:hint="default" w:ascii="Segoe UI" w:hAnsi="Segoe UI" w:eastAsia="Segoe UI" w:cs="Segoe UI"/>
-                <w:i w:val="0"/>
-                <w:iCs w:val="0"/>
-                <w:caps w:val="0"/>
-                <w:color w:val="0F1115"/>
-                <w:spacing w:val="0"/>
-                <w:sz w:val="18"/>
-                <w:szCs w:val="18"/>
-              </w:rPr>
-            </w:pPr>
-            <w:r>
-              <w:rPr>
-                <w:rFonts w:hint="default" w:ascii="Segoe UI" w:hAnsi="Segoe UI" w:eastAsia="Segoe UI" w:cs="Segoe UI"/>
-                <w:i w:val="0"/>
-                <w:iCs w:val="0"/>
-                <w:caps w:val="0"/>
-                <w:snapToGrid w:val="0"/>
-                <w:color w:val="000000"/>
-                <w:spacing w:val="0"/>
-                <w:kern w:val="0"/>
-                <w:sz w:val="18"/>
-                <w:szCs w:val="18"/>
-                <w:lang w:val="en-US" w:eastAsia="zh-CN"/>
-              </w:rPr>
-              <w:t>1. 制定并维护公司信息安全方针、策略和制度体系。</w:t>
-            </w:r>
-            <w:r>
-              <w:rPr>
-                <w:rFonts w:hint="default" w:ascii="Segoe UI" w:hAnsi="Segoe UI" w:eastAsia="Segoe UI" w:cs="Segoe UI"/>
-                <w:i w:val="0"/>
-                <w:iCs w:val="0"/>
-                <w:caps w:val="0"/>
-                <w:snapToGrid w:val="0"/>
-                <w:color w:val="000000"/>
-                <w:spacing w:val="0"/>
-                <w:kern w:val="0"/>
-                <w:sz w:val="18"/>
-                <w:szCs w:val="18"/>
-                <w:lang w:val="en-US" w:eastAsia="zh-CN"/>
-              </w:rPr>
-              <w:br w:type="textWrapping"/>
-            </w:r>
-            <w:r>
-              <w:rPr>
-                <w:rFonts w:hint="default" w:ascii="Segoe UI" w:hAnsi="Segoe UI" w:eastAsia="Segoe UI" w:cs="Segoe UI"/>
-                <w:i w:val="0"/>
-                <w:iCs w:val="0"/>
-                <w:caps w:val="0"/>
-                <w:snapToGrid w:val="0"/>
-                <w:color w:val="000000"/>
-                <w:spacing w:val="0"/>
-                <w:kern w:val="0"/>
-                <w:sz w:val="18"/>
-                <w:szCs w:val="18"/>
-                <w:lang w:val="en-US" w:eastAsia="zh-CN"/>
-              </w:rPr>
-              <w:t>2. 领导公司级信息安全风险评估与管理决策。</w:t>
-            </w:r>
-            <w:r>
-              <w:rPr>
-                <w:rFonts w:hint="default" w:ascii="Segoe UI" w:hAnsi="Segoe UI" w:eastAsia="Segoe UI" w:cs="Segoe UI"/>
-                <w:i w:val="0"/>
-                <w:iCs w:val="0"/>
-                <w:caps w:val="0"/>
-                <w:snapToGrid w:val="0"/>
-                <w:color w:val="000000"/>
-                <w:spacing w:val="0"/>
-                <w:kern w:val="0"/>
-                <w:sz w:val="18"/>
-                <w:szCs w:val="18"/>
-                <w:lang w:val="en-US" w:eastAsia="zh-CN"/>
-              </w:rPr>
-              <w:br w:type="textWrapping"/>
-            </w:r>
-            <w:r>
-              <w:rPr>
-                <w:rFonts w:hint="default" w:ascii="Segoe UI" w:hAnsi="Segoe UI" w:eastAsia="Segoe UI" w:cs="Segoe UI"/>
-                <w:i w:val="0"/>
-                <w:iCs w:val="0"/>
-                <w:caps w:val="0"/>
-                <w:snapToGrid w:val="0"/>
-                <w:color w:val="000000"/>
-                <w:spacing w:val="0"/>
-                <w:kern w:val="0"/>
-                <w:sz w:val="18"/>
-                <w:szCs w:val="18"/>
-                <w:lang w:val="en-US" w:eastAsia="zh-CN"/>
-              </w:rPr>
-              <w:t>3. 审批重大安全改进计划与资源投入。</w:t>
-            </w:r>
-            <w:r>
-              <w:rPr>
-                <w:rFonts w:hint="default" w:ascii="Segoe UI" w:hAnsi="Segoe UI" w:eastAsia="Segoe UI" w:cs="Segoe UI"/>
-                <w:i w:val="0"/>
-                <w:iCs w:val="0"/>
-                <w:caps w:val="0"/>
-                <w:snapToGrid w:val="0"/>
-                <w:color w:val="000000"/>
-                <w:spacing w:val="0"/>
-                <w:kern w:val="0"/>
-                <w:sz w:val="18"/>
-                <w:szCs w:val="18"/>
-                <w:lang w:val="en-US" w:eastAsia="zh-CN"/>
-              </w:rPr>
-              <w:br w:type="textWrapping"/>
-            </w:r>
-            <w:r>
-              <w:rPr>
-                <w:rFonts w:hint="default" w:ascii="Segoe UI" w:hAnsi="Segoe UI" w:eastAsia="Segoe UI" w:cs="Segoe UI"/>
-                <w:i w:val="0"/>
-                <w:iCs w:val="0"/>
-                <w:caps w:val="0"/>
-                <w:snapToGrid w:val="0"/>
-                <w:color w:val="000000"/>
-                <w:spacing w:val="0"/>
-                <w:kern w:val="0"/>
-                <w:sz w:val="18"/>
-                <w:szCs w:val="18"/>
-                <w:lang w:val="en-US" w:eastAsia="zh-CN"/>
-              </w:rPr>
-              <w:t>4. 主持管理评审，向公司管理层报告安全状况。</w:t>
-            </w:r>
-          </w:p>
-        </w:tc>
-        <w:tc>
-          <w:tcPr>
-            <w:tcW w:w="0" w:type="auto"/>
-            <w:shd w:val="clear" w:color="auto" w:fill="auto"/>
-            <w:tcMar>
-              <w:top w:w="120" w:type="dxa"/>
-              <w:left w:w="192" w:type="dxa"/>
-              <w:bottom w:w="120" w:type="dxa"/>
-              <w:right w:w="0" w:type="dxa"/>
-            </w:tcMar>
-            <w:vAlign w:val="center"/>
-          </w:tcPr>
-          <w:p>
-            <w:pPr>
-              <w:keepNext w:val="0"/>
-              <w:keepLines w:val="0"/>
-              <w:widowControl/>
-              <w:suppressLineNumbers w:val="0"/>
-              <w:spacing w:line="300" w:lineRule="atLeast"/>
-              <w:jc w:val="left"/>
-              <w:rPr>
-                <w:rFonts w:hint="default" w:ascii="Segoe UI" w:hAnsi="Segoe UI" w:eastAsia="Segoe UI" w:cs="Segoe UI"/>
-                <w:i w:val="0"/>
-                <w:iCs w:val="0"/>
-                <w:caps w:val="0"/>
-                <w:color w:val="0F1115"/>
-                <w:spacing w:val="0"/>
-                <w:sz w:val="18"/>
-                <w:szCs w:val="18"/>
-              </w:rPr>
-            </w:pPr>
-            <w:r>
-              <w:rPr>
-                <w:rStyle w:val="23"/>
-                <w:rFonts w:hint="default" w:ascii="Segoe UI" w:hAnsi="Segoe UI" w:eastAsia="Segoe UI" w:cs="Segoe UI"/>
-                <w:b/>
-                <w:bCs/>
-                <w:i w:val="0"/>
-                <w:iCs w:val="0"/>
-                <w:caps w:val="0"/>
-                <w:snapToGrid w:val="0"/>
-                <w:color w:val="000000"/>
-                <w:spacing w:val="0"/>
-                <w:kern w:val="0"/>
-                <w:sz w:val="18"/>
-                <w:szCs w:val="18"/>
-                <w:lang w:val="en-US" w:eastAsia="zh-CN"/>
-              </w:rPr>
-              <w:t>总经理或指定副总经理</w:t>
-            </w:r>
-          </w:p>
-        </w:tc>
-      </w:tr>
-      <w:tr>
-        <w:tblPrEx>
-          <w:tblBorders>
-            <w:top w:val="single" w:color="auto" w:sz="4" w:space="0"/>
-            <w:left w:val="single" w:color="auto" w:sz="4" w:space="0"/>
-            <w:bottom w:val="single" w:color="auto" w:sz="4" w:space="0"/>
-            <w:right w:val="single" w:color="auto" w:sz="4" w:space="0"/>
-            <w:insideH w:val="single" w:color="auto" w:sz="4" w:space="0"/>
-            <w:insideV w:val="single" w:color="auto" w:sz="4" w:space="0"/>
-          </w:tblBorders>
+          <w:tblW w:w="9024" w:type="dxa"/>
+          <w:tblInd w:w="0" w:type="dxa"/>
           <w:shd w:val="clear" w:color="auto" w:fill="auto"/>
           <w:tblCellMar>
             <w:top w:w="15" w:type="dxa"/>
@@ -4816,7 +4485,7 @@
               <w:spacing w:line="300" w:lineRule="atLeast"/>
               <w:jc w:val="left"/>
               <w:rPr>
-                <w:rFonts w:hint="default" w:ascii="Segoe UI" w:hAnsi="Segoe UI" w:eastAsia="Segoe UI" w:cs="Segoe UI"/>
+                <w:rFonts w:ascii="Segoe UI" w:eastAsia="Segoe UI" w:hAnsi="Segoe UI" w:cs="Segoe UI" w:hint="default"/>
                 <w:i w:val="0"/>
                 <w:iCs w:val="0"/>
                 <w:caps w:val="0"/>
@@ -4828,8 +4497,8 @@
             </w:pPr>
             <w:r>
               <w:rPr>
-                <w:rStyle w:val="23"/>
-                <w:rFonts w:hint="default" w:ascii="Segoe UI" w:hAnsi="Segoe UI" w:eastAsia="Segoe UI" w:cs="Segoe UI"/>
+                <w:rStyle w:val="Strong"/>
+                <w:rFonts w:ascii="Segoe UI" w:eastAsia="Segoe UI" w:hAnsi="Segoe UI" w:cs="Segoe UI" w:hint="default"/>
                 <w:b/>
                 <w:bCs/>
                 <w:i w:val="0"/>
@@ -4843,7 +4512,7 @@
                 <w:szCs w:val="18"/>
                 <w:lang w:val="en-US" w:eastAsia="zh-CN"/>
               </w:rPr>
-              <w:t>信息安全管理团队</w:t>
+              <w:t>信息安全负责人</w:t>
             </w:r>
           </w:p>
         </w:tc>
@@ -4868,7 +4537,7 @@
               <w:spacing w:line="300" w:lineRule="atLeast"/>
               <w:jc w:val="left"/>
               <w:rPr>
-                <w:rFonts w:hint="default" w:ascii="Segoe UI" w:hAnsi="Segoe UI" w:eastAsia="Segoe UI" w:cs="Segoe UI"/>
+                <w:rFonts w:ascii="Segoe UI" w:eastAsia="Segoe UI" w:hAnsi="Segoe UI" w:cs="Segoe UI" w:hint="default"/>
                 <w:i w:val="0"/>
                 <w:iCs w:val="0"/>
                 <w:caps w:val="0"/>
@@ -4880,7 +4549,7 @@
             </w:pPr>
             <w:r>
               <w:rPr>
-                <w:rFonts w:hint="default" w:ascii="Segoe UI" w:hAnsi="Segoe UI" w:eastAsia="Segoe UI" w:cs="Segoe UI"/>
+                <w:rFonts w:ascii="Segoe UI" w:eastAsia="Segoe UI" w:hAnsi="Segoe UI" w:cs="Segoe UI" w:hint="default"/>
                 <w:i w:val="0"/>
                 <w:iCs w:val="0"/>
                 <w:caps w:val="0"/>
@@ -4892,11 +4561,11 @@
                 <w:szCs w:val="18"/>
                 <w:lang w:val="en-US" w:eastAsia="zh-CN"/>
               </w:rPr>
-              <w:t>1. 负责本制度的日常推行、解释与修订。</w:t>
-            </w:r>
-            <w:r>
-              <w:rPr>
-                <w:rFonts w:hint="default" w:ascii="Segoe UI" w:hAnsi="Segoe UI" w:eastAsia="Segoe UI" w:cs="Segoe UI"/>
+              <w:t>1. 制定并维护公司信息安全方针、策略和制度体系。</w:t>
+            </w:r>
+            <w:r>
+              <w:rPr>
+                <w:rFonts w:ascii="Segoe UI" w:eastAsia="Segoe UI" w:hAnsi="Segoe UI" w:cs="Segoe UI" w:hint="default"/>
                 <w:i w:val="0"/>
                 <w:iCs w:val="0"/>
                 <w:caps w:val="0"/>
@@ -4908,11 +4577,11 @@
                 <w:szCs w:val="18"/>
                 <w:lang w:val="en-US" w:eastAsia="zh-CN"/>
               </w:rPr>
-              <w:br w:type="textWrapping"/>
-            </w:r>
-            <w:r>
-              <w:rPr>
-                <w:rFonts w:hint="default" w:ascii="Segoe UI" w:hAnsi="Segoe UI" w:eastAsia="Segoe UI" w:cs="Segoe UI"/>
+              <w:br/>
+            </w:r>
+            <w:r>
+              <w:rPr>
+                <w:rFonts w:ascii="Segoe UI" w:eastAsia="Segoe UI" w:hAnsi="Segoe UI" w:cs="Segoe UI" w:hint="default"/>
                 <w:i w:val="0"/>
                 <w:iCs w:val="0"/>
                 <w:caps w:val="0"/>
@@ -4924,11 +4593,11 @@
                 <w:szCs w:val="18"/>
                 <w:lang w:val="en-US" w:eastAsia="zh-CN"/>
               </w:rPr>
-              <w:t>2. 组织协调跨部门的安全风险评估、应急演练与审计活动。</w:t>
-            </w:r>
-            <w:r>
-              <w:rPr>
-                <w:rFonts w:hint="default" w:ascii="Segoe UI" w:hAnsi="Segoe UI" w:eastAsia="Segoe UI" w:cs="Segoe UI"/>
+              <w:t>2. 领导公司级信息安全风险评估与管理决策。</w:t>
+            </w:r>
+            <w:r>
+              <w:rPr>
+                <w:rFonts w:ascii="Segoe UI" w:eastAsia="Segoe UI" w:hAnsi="Segoe UI" w:cs="Segoe UI" w:hint="default"/>
                 <w:i w:val="0"/>
                 <w:iCs w:val="0"/>
                 <w:caps w:val="0"/>
@@ -4940,11 +4609,11 @@
                 <w:szCs w:val="18"/>
                 <w:lang w:val="en-US" w:eastAsia="zh-CN"/>
               </w:rPr>
-              <w:br w:type="textWrapping"/>
-            </w:r>
-            <w:r>
-              <w:rPr>
-                <w:rFonts w:hint="default" w:ascii="Segoe UI" w:hAnsi="Segoe UI" w:eastAsia="Segoe UI" w:cs="Segoe UI"/>
+              <w:br/>
+            </w:r>
+            <w:r>
+              <w:rPr>
+                <w:rFonts w:ascii="Segoe UI" w:eastAsia="Segoe UI" w:hAnsi="Segoe UI" w:cs="Segoe UI" w:hint="default"/>
                 <w:i w:val="0"/>
                 <w:iCs w:val="0"/>
                 <w:caps w:val="0"/>
@@ -4956,11 +4625,11 @@
                 <w:szCs w:val="18"/>
                 <w:lang w:val="en-US" w:eastAsia="zh-CN"/>
               </w:rPr>
-              <w:t>3. 监督各项安全控制措施的执行情况。</w:t>
-            </w:r>
-            <w:r>
-              <w:rPr>
-                <w:rFonts w:hint="default" w:ascii="Segoe UI" w:hAnsi="Segoe UI" w:eastAsia="Segoe UI" w:cs="Segoe UI"/>
+              <w:t>3. 审批重大安全改进计划与资源投入。</w:t>
+            </w:r>
+            <w:r>
+              <w:rPr>
+                <w:rFonts w:ascii="Segoe UI" w:eastAsia="Segoe UI" w:hAnsi="Segoe UI" w:cs="Segoe UI" w:hint="default"/>
                 <w:i w:val="0"/>
                 <w:iCs w:val="0"/>
                 <w:caps w:val="0"/>
@@ -4972,11 +4641,11 @@
                 <w:szCs w:val="18"/>
                 <w:lang w:val="en-US" w:eastAsia="zh-CN"/>
               </w:rPr>
-              <w:br w:type="textWrapping"/>
-            </w:r>
-            <w:r>
-              <w:rPr>
-                <w:rFonts w:hint="default" w:ascii="Segoe UI" w:hAnsi="Segoe UI" w:eastAsia="Segoe UI" w:cs="Segoe UI"/>
+              <w:br/>
+            </w:r>
+            <w:r>
+              <w:rPr>
+                <w:rFonts w:ascii="Segoe UI" w:eastAsia="Segoe UI" w:hAnsi="Segoe UI" w:cs="Segoe UI" w:hint="default"/>
                 <w:i w:val="0"/>
                 <w:iCs w:val="0"/>
                 <w:caps w:val="0"/>
@@ -4988,7 +4657,7 @@
                 <w:szCs w:val="18"/>
                 <w:lang w:val="en-US" w:eastAsia="zh-CN"/>
               </w:rPr>
-              <w:t>4. 统筹信息安全事件的调查、分析与报告。</w:t>
+              <w:t>4. 主持管理评审，向公司管理层报告安全状况。</w:t>
             </w:r>
           </w:p>
         </w:tc>
@@ -5013,7 +4682,7 @@
               <w:spacing w:line="300" w:lineRule="atLeast"/>
               <w:jc w:val="left"/>
               <w:rPr>
-                <w:rFonts w:hint="default" w:ascii="Segoe UI" w:hAnsi="Segoe UI" w:eastAsia="Segoe UI" w:cs="Segoe UI"/>
+                <w:rFonts w:ascii="Segoe UI" w:eastAsia="Segoe UI" w:hAnsi="Segoe UI" w:cs="Segoe UI" w:hint="default"/>
                 <w:i w:val="0"/>
                 <w:iCs w:val="0"/>
                 <w:caps w:val="0"/>
@@ -5025,8 +4694,8 @@
             </w:pPr>
             <w:r>
               <w:rPr>
-                <w:rStyle w:val="23"/>
-                <w:rFonts w:hint="default" w:ascii="Segoe UI" w:hAnsi="Segoe UI" w:eastAsia="Segoe UI" w:cs="Segoe UI"/>
+                <w:rStyle w:val="Strong"/>
+                <w:rFonts w:ascii="Segoe UI" w:eastAsia="Segoe UI" w:hAnsi="Segoe UI" w:cs="Segoe UI" w:hint="default"/>
                 <w:b/>
                 <w:bCs/>
                 <w:i w:val="0"/>
@@ -5040,644 +4709,15 @@
                 <w:szCs w:val="18"/>
                 <w:lang w:val="en-US" w:eastAsia="zh-CN"/>
               </w:rPr>
-              <w:t>运维部经理</w:t>
-            </w:r>
-            <w:r>
-              <w:rPr>
-                <w:rFonts w:hint="default" w:ascii="Segoe UI" w:hAnsi="Segoe UI" w:eastAsia="Segoe UI" w:cs="Segoe UI"/>
-                <w:i w:val="0"/>
-                <w:iCs w:val="0"/>
-                <w:caps w:val="0"/>
-                <w:snapToGrid w:val="0"/>
-                <w:color w:val="000000"/>
-                <w:spacing w:val="0"/>
-                <w:kern w:val="0"/>
-                <w:sz w:val="18"/>
-                <w:szCs w:val="18"/>
-                <w:lang w:val="en-US" w:eastAsia="zh-CN"/>
-              </w:rPr>
-              <w:t>（牵头）</w:t>
-            </w:r>
-            <w:r>
-              <w:rPr>
-                <w:rFonts w:hint="default" w:ascii="Segoe UI" w:hAnsi="Segoe UI" w:eastAsia="Segoe UI" w:cs="Segoe UI"/>
-                <w:i w:val="0"/>
-                <w:iCs w:val="0"/>
-                <w:caps w:val="0"/>
-                <w:snapToGrid w:val="0"/>
-                <w:color w:val="000000"/>
-                <w:spacing w:val="0"/>
-                <w:kern w:val="0"/>
-                <w:sz w:val="18"/>
-                <w:szCs w:val="18"/>
-                <w:lang w:val="en-US" w:eastAsia="zh-CN"/>
-              </w:rPr>
-              <w:br w:type="textWrapping"/>
-            </w:r>
-            <w:r>
-              <w:rPr>
-                <w:rStyle w:val="23"/>
-                <w:rFonts w:hint="default" w:ascii="Segoe UI" w:hAnsi="Segoe UI" w:eastAsia="Segoe UI" w:cs="Segoe UI"/>
-                <w:b/>
-                <w:bCs/>
-                <w:i w:val="0"/>
-                <w:iCs w:val="0"/>
-                <w:caps w:val="0"/>
-                <w:snapToGrid w:val="0"/>
-                <w:color w:val="000000"/>
-                <w:spacing w:val="0"/>
-                <w:kern w:val="0"/>
-                <w:sz w:val="18"/>
-                <w:szCs w:val="18"/>
-                <w:lang w:val="en-US" w:eastAsia="zh-CN"/>
-              </w:rPr>
-              <w:t>质量管理部经理</w:t>
-            </w:r>
-            <w:r>
-              <w:rPr>
-                <w:rFonts w:hint="default" w:ascii="Segoe UI" w:hAnsi="Segoe UI" w:eastAsia="Segoe UI" w:cs="Segoe UI"/>
-                <w:i w:val="0"/>
-                <w:iCs w:val="0"/>
-                <w:caps w:val="0"/>
-                <w:snapToGrid w:val="0"/>
-                <w:color w:val="000000"/>
-                <w:spacing w:val="0"/>
-                <w:kern w:val="0"/>
-                <w:sz w:val="18"/>
-                <w:szCs w:val="18"/>
-                <w:lang w:val="en-US" w:eastAsia="zh-CN"/>
-              </w:rPr>
-              <w:br w:type="textWrapping"/>
-            </w:r>
-            <w:r>
-              <w:rPr>
-                <w:rStyle w:val="23"/>
-                <w:rFonts w:hint="default" w:ascii="Segoe UI" w:hAnsi="Segoe UI" w:eastAsia="Segoe UI" w:cs="Segoe UI"/>
-                <w:b/>
-                <w:bCs/>
-                <w:i w:val="0"/>
-                <w:iCs w:val="0"/>
-                <w:caps w:val="0"/>
-                <w:snapToGrid w:val="0"/>
-                <w:color w:val="000000"/>
-                <w:spacing w:val="0"/>
-                <w:kern w:val="0"/>
-                <w:sz w:val="18"/>
-                <w:szCs w:val="18"/>
-                <w:lang w:val="en-US" w:eastAsia="zh-CN"/>
-              </w:rPr>
-              <w:t>研发部经理</w:t>
+              <w:t>总经理或指定副总经理</w:t>
             </w:r>
           </w:p>
         </w:tc>
       </w:tr>
       <w:tr>
         <w:tblPrEx>
-          <w:tblBorders>
-            <w:top w:val="single" w:color="auto" w:sz="4" w:space="0"/>
-            <w:left w:val="single" w:color="auto" w:sz="4" w:space="0"/>
-            <w:bottom w:val="single" w:color="auto" w:sz="4" w:space="0"/>
-            <w:right w:val="single" w:color="auto" w:sz="4" w:space="0"/>
-            <w:insideH w:val="single" w:color="auto" w:sz="4" w:space="0"/>
-            <w:insideV w:val="single" w:color="auto" w:sz="4" w:space="0"/>
-          </w:tblBorders>
-          <w:tblCellMar>
-            <w:top w:w="15" w:type="dxa"/>
-            <w:left w:w="15" w:type="dxa"/>
-            <w:bottom w:w="15" w:type="dxa"/>
-            <w:right w:w="15" w:type="dxa"/>
-          </w:tblCellMar>
-        </w:tblPrEx>
-        <w:tc>
-          <w:tcPr>
-            <w:tcW w:w="0" w:type="auto"/>
-            <w:shd w:val="clear" w:color="auto" w:fill="auto"/>
-            <w:tcMar>
-              <w:top w:w="120" w:type="dxa"/>
-              <w:left w:w="0" w:type="dxa"/>
-              <w:bottom w:w="120" w:type="dxa"/>
-              <w:right w:w="192" w:type="dxa"/>
-            </w:tcMar>
-            <w:vAlign w:val="center"/>
-          </w:tcPr>
-          <w:p>
-            <w:pPr>
-              <w:keepNext w:val="0"/>
-              <w:keepLines w:val="0"/>
-              <w:widowControl/>
-              <w:suppressLineNumbers w:val="0"/>
-              <w:spacing w:line="300" w:lineRule="atLeast"/>
-              <w:jc w:val="left"/>
-              <w:rPr>
-                <w:rFonts w:hint="default" w:ascii="Segoe UI" w:hAnsi="Segoe UI" w:eastAsia="Segoe UI" w:cs="Segoe UI"/>
-                <w:i w:val="0"/>
-                <w:iCs w:val="0"/>
-                <w:caps w:val="0"/>
-                <w:color w:val="0F1115"/>
-                <w:spacing w:val="0"/>
-                <w:sz w:val="18"/>
-                <w:szCs w:val="18"/>
-              </w:rPr>
-            </w:pPr>
-            <w:r>
-              <w:rPr>
-                <w:rStyle w:val="23"/>
-                <w:rFonts w:hint="default" w:ascii="Segoe UI" w:hAnsi="Segoe UI" w:eastAsia="Segoe UI" w:cs="Segoe UI"/>
-                <w:b/>
-                <w:bCs/>
-                <w:i w:val="0"/>
-                <w:iCs w:val="0"/>
-                <w:caps w:val="0"/>
-                <w:snapToGrid w:val="0"/>
-                <w:color w:val="000000"/>
-                <w:spacing w:val="0"/>
-                <w:kern w:val="0"/>
-                <w:sz w:val="18"/>
-                <w:szCs w:val="18"/>
-                <w:lang w:val="en-US" w:eastAsia="zh-CN"/>
-              </w:rPr>
-              <w:t>运维项目经理</w:t>
-            </w:r>
-          </w:p>
-        </w:tc>
-        <w:tc>
-          <w:tcPr>
-            <w:tcW w:w="0" w:type="auto"/>
-            <w:shd w:val="clear" w:color="auto" w:fill="auto"/>
-            <w:tcMar>
-              <w:top w:w="120" w:type="dxa"/>
-              <w:left w:w="192" w:type="dxa"/>
-              <w:bottom w:w="120" w:type="dxa"/>
-              <w:right w:w="192" w:type="dxa"/>
-            </w:tcMar>
-            <w:vAlign w:val="center"/>
-          </w:tcPr>
-          <w:p>
-            <w:pPr>
-              <w:keepNext w:val="0"/>
-              <w:keepLines w:val="0"/>
-              <w:widowControl/>
-              <w:suppressLineNumbers w:val="0"/>
-              <w:spacing w:line="300" w:lineRule="atLeast"/>
-              <w:jc w:val="left"/>
-              <w:rPr>
-                <w:rFonts w:hint="default" w:ascii="Segoe UI" w:hAnsi="Segoe UI" w:eastAsia="Segoe UI" w:cs="Segoe UI"/>
-                <w:i w:val="0"/>
-                <w:iCs w:val="0"/>
-                <w:caps w:val="0"/>
-                <w:color w:val="0F1115"/>
-                <w:spacing w:val="0"/>
-                <w:sz w:val="18"/>
-                <w:szCs w:val="18"/>
-              </w:rPr>
-            </w:pPr>
-            <w:r>
-              <w:rPr>
-                <w:rFonts w:hint="default" w:ascii="Segoe UI" w:hAnsi="Segoe UI" w:eastAsia="Segoe UI" w:cs="Segoe UI"/>
-                <w:i w:val="0"/>
-                <w:iCs w:val="0"/>
-                <w:caps w:val="0"/>
-                <w:snapToGrid w:val="0"/>
-                <w:color w:val="000000"/>
-                <w:spacing w:val="0"/>
-                <w:kern w:val="0"/>
-                <w:sz w:val="18"/>
-                <w:szCs w:val="18"/>
-                <w:lang w:val="en-US" w:eastAsia="zh-CN"/>
-              </w:rPr>
-              <w:t>1. 是所负责项目的安全直接责任人。</w:t>
-            </w:r>
-            <w:r>
-              <w:rPr>
-                <w:rFonts w:hint="default" w:ascii="Segoe UI" w:hAnsi="Segoe UI" w:eastAsia="Segoe UI" w:cs="Segoe UI"/>
-                <w:i w:val="0"/>
-                <w:iCs w:val="0"/>
-                <w:caps w:val="0"/>
-                <w:snapToGrid w:val="0"/>
-                <w:color w:val="000000"/>
-                <w:spacing w:val="0"/>
-                <w:kern w:val="0"/>
-                <w:sz w:val="18"/>
-                <w:szCs w:val="18"/>
-                <w:lang w:val="en-US" w:eastAsia="zh-CN"/>
-              </w:rPr>
-              <w:br w:type="textWrapping"/>
-            </w:r>
-            <w:r>
-              <w:rPr>
-                <w:rFonts w:hint="default" w:ascii="Segoe UI" w:hAnsi="Segoe UI" w:eastAsia="Segoe UI" w:cs="Segoe UI"/>
-                <w:i w:val="0"/>
-                <w:iCs w:val="0"/>
-                <w:caps w:val="0"/>
-                <w:snapToGrid w:val="0"/>
-                <w:color w:val="000000"/>
-                <w:spacing w:val="0"/>
-                <w:kern w:val="0"/>
-                <w:sz w:val="18"/>
-                <w:szCs w:val="18"/>
-                <w:lang w:val="en-US" w:eastAsia="zh-CN"/>
-              </w:rPr>
-              <w:t>2. 组织实施项目内信息资产识别、风险评估与控制。</w:t>
-            </w:r>
-            <w:r>
-              <w:rPr>
-                <w:rFonts w:hint="default" w:ascii="Segoe UI" w:hAnsi="Segoe UI" w:eastAsia="Segoe UI" w:cs="Segoe UI"/>
-                <w:i w:val="0"/>
-                <w:iCs w:val="0"/>
-                <w:caps w:val="0"/>
-                <w:snapToGrid w:val="0"/>
-                <w:color w:val="000000"/>
-                <w:spacing w:val="0"/>
-                <w:kern w:val="0"/>
-                <w:sz w:val="18"/>
-                <w:szCs w:val="18"/>
-                <w:lang w:val="en-US" w:eastAsia="zh-CN"/>
-              </w:rPr>
-              <w:br w:type="textWrapping"/>
-            </w:r>
-            <w:r>
-              <w:rPr>
-                <w:rFonts w:hint="default" w:ascii="Segoe UI" w:hAnsi="Segoe UI" w:eastAsia="Segoe UI" w:cs="Segoe UI"/>
-                <w:i w:val="0"/>
-                <w:iCs w:val="0"/>
-                <w:caps w:val="0"/>
-                <w:snapToGrid w:val="0"/>
-                <w:color w:val="000000"/>
-                <w:spacing w:val="0"/>
-                <w:kern w:val="0"/>
-                <w:sz w:val="18"/>
-                <w:szCs w:val="18"/>
-                <w:lang w:val="en-US" w:eastAsia="zh-CN"/>
-              </w:rPr>
-              <w:t>3. 确保项目团队遵守安全规定，落实安全操作。</w:t>
-            </w:r>
-            <w:r>
-              <w:rPr>
-                <w:rFonts w:hint="default" w:ascii="Segoe UI" w:hAnsi="Segoe UI" w:eastAsia="Segoe UI" w:cs="Segoe UI"/>
-                <w:i w:val="0"/>
-                <w:iCs w:val="0"/>
-                <w:caps w:val="0"/>
-                <w:snapToGrid w:val="0"/>
-                <w:color w:val="000000"/>
-                <w:spacing w:val="0"/>
-                <w:kern w:val="0"/>
-                <w:sz w:val="18"/>
-                <w:szCs w:val="18"/>
-                <w:lang w:val="en-US" w:eastAsia="zh-CN"/>
-              </w:rPr>
-              <w:br w:type="textWrapping"/>
-            </w:r>
-            <w:r>
-              <w:rPr>
-                <w:rFonts w:hint="default" w:ascii="Segoe UI" w:hAnsi="Segoe UI" w:eastAsia="Segoe UI" w:cs="Segoe UI"/>
-                <w:i w:val="0"/>
-                <w:iCs w:val="0"/>
-                <w:caps w:val="0"/>
-                <w:snapToGrid w:val="0"/>
-                <w:color w:val="000000"/>
-                <w:spacing w:val="0"/>
-                <w:kern w:val="0"/>
-                <w:sz w:val="18"/>
-                <w:szCs w:val="18"/>
-                <w:lang w:val="en-US" w:eastAsia="zh-CN"/>
-              </w:rPr>
-              <w:t>4. 负责项目内安全事件的初步处置与报告。</w:t>
-            </w:r>
-          </w:p>
-        </w:tc>
-        <w:tc>
-          <w:tcPr>
-            <w:tcW w:w="0" w:type="auto"/>
-            <w:shd w:val="clear" w:color="auto" w:fill="auto"/>
-            <w:tcMar>
-              <w:top w:w="120" w:type="dxa"/>
-              <w:left w:w="192" w:type="dxa"/>
-              <w:bottom w:w="120" w:type="dxa"/>
-              <w:right w:w="0" w:type="dxa"/>
-            </w:tcMar>
-            <w:vAlign w:val="center"/>
-          </w:tcPr>
-          <w:p>
-            <w:pPr>
-              <w:keepNext w:val="0"/>
-              <w:keepLines w:val="0"/>
-              <w:widowControl/>
-              <w:suppressLineNumbers w:val="0"/>
-              <w:spacing w:line="300" w:lineRule="atLeast"/>
-              <w:jc w:val="left"/>
-              <w:rPr>
-                <w:rFonts w:hint="default" w:ascii="Segoe UI" w:hAnsi="Segoe UI" w:eastAsia="Segoe UI" w:cs="Segoe UI"/>
-                <w:i w:val="0"/>
-                <w:iCs w:val="0"/>
-                <w:caps w:val="0"/>
-                <w:color w:val="0F1115"/>
-                <w:spacing w:val="0"/>
-                <w:sz w:val="18"/>
-                <w:szCs w:val="18"/>
-              </w:rPr>
-            </w:pPr>
-            <w:r>
-              <w:rPr>
-                <w:rStyle w:val="23"/>
-                <w:rFonts w:hint="default" w:ascii="Segoe UI" w:hAnsi="Segoe UI" w:eastAsia="Segoe UI" w:cs="Segoe UI"/>
-                <w:b/>
-                <w:bCs/>
-                <w:i w:val="0"/>
-                <w:iCs w:val="0"/>
-                <w:caps w:val="0"/>
-                <w:snapToGrid w:val="0"/>
-                <w:color w:val="000000"/>
-                <w:spacing w:val="0"/>
-                <w:kern w:val="0"/>
-                <w:sz w:val="18"/>
-                <w:szCs w:val="18"/>
-                <w:lang w:val="en-US" w:eastAsia="zh-CN"/>
-              </w:rPr>
-              <w:t>运维部-运维项目经理</w:t>
-            </w:r>
-          </w:p>
-        </w:tc>
-      </w:tr>
-      <w:tr>
-        <w:tblPrEx>
-          <w:tblBorders>
-            <w:top w:val="single" w:color="auto" w:sz="4" w:space="0"/>
-            <w:left w:val="single" w:color="auto" w:sz="4" w:space="0"/>
-            <w:bottom w:val="single" w:color="auto" w:sz="4" w:space="0"/>
-            <w:right w:val="single" w:color="auto" w:sz="4" w:space="0"/>
-            <w:insideH w:val="single" w:color="auto" w:sz="4" w:space="0"/>
-            <w:insideV w:val="single" w:color="auto" w:sz="4" w:space="0"/>
-          </w:tblBorders>
-          <w:tblCellMar>
-            <w:top w:w="15" w:type="dxa"/>
-            <w:left w:w="15" w:type="dxa"/>
-            <w:bottom w:w="15" w:type="dxa"/>
-            <w:right w:w="15" w:type="dxa"/>
-          </w:tblCellMar>
-        </w:tblPrEx>
-        <w:tc>
-          <w:tcPr>
-            <w:tcW w:w="0" w:type="auto"/>
-            <w:shd w:val="clear" w:color="auto" w:fill="auto"/>
-            <w:tcMar>
-              <w:top w:w="120" w:type="dxa"/>
-              <w:left w:w="0" w:type="dxa"/>
-              <w:bottom w:w="120" w:type="dxa"/>
-              <w:right w:w="192" w:type="dxa"/>
-            </w:tcMar>
-            <w:vAlign w:val="center"/>
-          </w:tcPr>
-          <w:p>
-            <w:pPr>
-              <w:keepNext w:val="0"/>
-              <w:keepLines w:val="0"/>
-              <w:widowControl/>
-              <w:suppressLineNumbers w:val="0"/>
-              <w:spacing w:line="300" w:lineRule="atLeast"/>
-              <w:jc w:val="left"/>
-              <w:rPr>
-                <w:rFonts w:hint="default" w:ascii="Segoe UI" w:hAnsi="Segoe UI" w:eastAsia="Segoe UI" w:cs="Segoe UI"/>
-                <w:i w:val="0"/>
-                <w:iCs w:val="0"/>
-                <w:caps w:val="0"/>
-                <w:color w:val="0F1115"/>
-                <w:spacing w:val="0"/>
-                <w:sz w:val="18"/>
-                <w:szCs w:val="18"/>
-              </w:rPr>
-            </w:pPr>
-            <w:r>
-              <w:rPr>
-                <w:rStyle w:val="23"/>
-                <w:rFonts w:hint="default" w:ascii="Segoe UI" w:hAnsi="Segoe UI" w:eastAsia="Segoe UI" w:cs="Segoe UI"/>
-                <w:b/>
-                <w:bCs/>
-                <w:i w:val="0"/>
-                <w:iCs w:val="0"/>
-                <w:caps w:val="0"/>
-                <w:snapToGrid w:val="0"/>
-                <w:color w:val="000000"/>
-                <w:spacing w:val="0"/>
-                <w:kern w:val="0"/>
-                <w:sz w:val="18"/>
-                <w:szCs w:val="18"/>
-                <w:lang w:val="en-US" w:eastAsia="zh-CN"/>
-              </w:rPr>
-              <w:t>技术执行人员</w:t>
-            </w:r>
-          </w:p>
-        </w:tc>
-        <w:tc>
-          <w:tcPr>
-            <w:tcW w:w="0" w:type="auto"/>
-            <w:shd w:val="clear" w:color="auto" w:fill="auto"/>
-            <w:tcMar>
-              <w:top w:w="120" w:type="dxa"/>
-              <w:left w:w="192" w:type="dxa"/>
-              <w:bottom w:w="120" w:type="dxa"/>
-              <w:right w:w="192" w:type="dxa"/>
-            </w:tcMar>
-            <w:vAlign w:val="center"/>
-          </w:tcPr>
-          <w:p>
-            <w:pPr>
-              <w:keepNext w:val="0"/>
-              <w:keepLines w:val="0"/>
-              <w:widowControl/>
-              <w:suppressLineNumbers w:val="0"/>
-              <w:spacing w:line="300" w:lineRule="atLeast"/>
-              <w:jc w:val="left"/>
-              <w:rPr>
-                <w:rFonts w:hint="default" w:ascii="Segoe UI" w:hAnsi="Segoe UI" w:eastAsia="Segoe UI" w:cs="Segoe UI"/>
-                <w:i w:val="0"/>
-                <w:iCs w:val="0"/>
-                <w:caps w:val="0"/>
-                <w:color w:val="0F1115"/>
-                <w:spacing w:val="0"/>
-                <w:sz w:val="18"/>
-                <w:szCs w:val="18"/>
-              </w:rPr>
-            </w:pPr>
-            <w:r>
-              <w:rPr>
-                <w:rFonts w:hint="default" w:ascii="Segoe UI" w:hAnsi="Segoe UI" w:eastAsia="Segoe UI" w:cs="Segoe UI"/>
-                <w:i w:val="0"/>
-                <w:iCs w:val="0"/>
-                <w:caps w:val="0"/>
-                <w:snapToGrid w:val="0"/>
-                <w:color w:val="000000"/>
-                <w:spacing w:val="0"/>
-                <w:kern w:val="0"/>
-                <w:sz w:val="18"/>
-                <w:szCs w:val="18"/>
-                <w:lang w:val="en-US" w:eastAsia="zh-CN"/>
-              </w:rPr>
-              <w:t>1. 负责所辖技术资产的具体安全配置、防护与监控。</w:t>
-            </w:r>
-            <w:r>
-              <w:rPr>
-                <w:rFonts w:hint="default" w:ascii="Segoe UI" w:hAnsi="Segoe UI" w:eastAsia="Segoe UI" w:cs="Segoe UI"/>
-                <w:i w:val="0"/>
-                <w:iCs w:val="0"/>
-                <w:caps w:val="0"/>
-                <w:snapToGrid w:val="0"/>
-                <w:color w:val="000000"/>
-                <w:spacing w:val="0"/>
-                <w:kern w:val="0"/>
-                <w:sz w:val="18"/>
-                <w:szCs w:val="18"/>
-                <w:lang w:val="en-US" w:eastAsia="zh-CN"/>
-              </w:rPr>
-              <w:br w:type="textWrapping"/>
-            </w:r>
-            <w:r>
-              <w:rPr>
-                <w:rFonts w:hint="default" w:ascii="Segoe UI" w:hAnsi="Segoe UI" w:eastAsia="Segoe UI" w:cs="Segoe UI"/>
-                <w:i w:val="0"/>
-                <w:iCs w:val="0"/>
-                <w:caps w:val="0"/>
-                <w:snapToGrid w:val="0"/>
-                <w:color w:val="000000"/>
-                <w:spacing w:val="0"/>
-                <w:kern w:val="0"/>
-                <w:sz w:val="18"/>
-                <w:szCs w:val="18"/>
-                <w:lang w:val="en-US" w:eastAsia="zh-CN"/>
-              </w:rPr>
-              <w:t>2. 执行漏洞修复、安全加固等风险处置措施。</w:t>
-            </w:r>
-            <w:r>
-              <w:rPr>
-                <w:rFonts w:hint="default" w:ascii="Segoe UI" w:hAnsi="Segoe UI" w:eastAsia="Segoe UI" w:cs="Segoe UI"/>
-                <w:i w:val="0"/>
-                <w:iCs w:val="0"/>
-                <w:caps w:val="0"/>
-                <w:snapToGrid w:val="0"/>
-                <w:color w:val="000000"/>
-                <w:spacing w:val="0"/>
-                <w:kern w:val="0"/>
-                <w:sz w:val="18"/>
-                <w:szCs w:val="18"/>
-                <w:lang w:val="en-US" w:eastAsia="zh-CN"/>
-              </w:rPr>
-              <w:br w:type="textWrapping"/>
-            </w:r>
-            <w:r>
-              <w:rPr>
-                <w:rFonts w:hint="default" w:ascii="Segoe UI" w:hAnsi="Segoe UI" w:eastAsia="Segoe UI" w:cs="Segoe UI"/>
-                <w:i w:val="0"/>
-                <w:iCs w:val="0"/>
-                <w:caps w:val="0"/>
-                <w:snapToGrid w:val="0"/>
-                <w:color w:val="000000"/>
-                <w:spacing w:val="0"/>
-                <w:kern w:val="0"/>
-                <w:sz w:val="18"/>
-                <w:szCs w:val="18"/>
-                <w:lang w:val="en-US" w:eastAsia="zh-CN"/>
-              </w:rPr>
-              <w:t>3. 及时报告发现的安全漏洞或异常行为。</w:t>
-            </w:r>
-          </w:p>
-        </w:tc>
-        <w:tc>
-          <w:tcPr>
-            <w:tcW w:w="0" w:type="auto"/>
-            <w:shd w:val="clear" w:color="auto" w:fill="auto"/>
-            <w:tcMar>
-              <w:top w:w="120" w:type="dxa"/>
-              <w:left w:w="192" w:type="dxa"/>
-              <w:bottom w:w="120" w:type="dxa"/>
-              <w:right w:w="0" w:type="dxa"/>
-            </w:tcMar>
-            <w:vAlign w:val="center"/>
-          </w:tcPr>
-          <w:p>
-            <w:pPr>
-              <w:keepNext w:val="0"/>
-              <w:keepLines w:val="0"/>
-              <w:widowControl/>
-              <w:suppressLineNumbers w:val="0"/>
-              <w:spacing w:line="300" w:lineRule="atLeast"/>
-              <w:jc w:val="left"/>
-              <w:rPr>
-                <w:rFonts w:hint="default" w:ascii="Segoe UI" w:hAnsi="Segoe UI" w:eastAsia="Segoe UI" w:cs="Segoe UI"/>
-                <w:i w:val="0"/>
-                <w:iCs w:val="0"/>
-                <w:caps w:val="0"/>
-                <w:color w:val="0F1115"/>
-                <w:spacing w:val="0"/>
-                <w:sz w:val="18"/>
-                <w:szCs w:val="18"/>
-              </w:rPr>
-            </w:pPr>
-            <w:r>
-              <w:rPr>
-                <w:rStyle w:val="23"/>
-                <w:rFonts w:hint="default" w:ascii="Segoe UI" w:hAnsi="Segoe UI" w:eastAsia="Segoe UI" w:cs="Segoe UI"/>
-                <w:b/>
-                <w:bCs/>
-                <w:i w:val="0"/>
-                <w:iCs w:val="0"/>
-                <w:caps w:val="0"/>
-                <w:snapToGrid w:val="0"/>
-                <w:color w:val="000000"/>
-                <w:spacing w:val="0"/>
-                <w:kern w:val="0"/>
-                <w:sz w:val="18"/>
-                <w:szCs w:val="18"/>
-                <w:lang w:val="en-US" w:eastAsia="zh-CN"/>
-              </w:rPr>
-              <w:t>运维部-运维工程师</w:t>
-            </w:r>
-            <w:r>
-              <w:rPr>
-                <w:rFonts w:hint="default" w:ascii="Segoe UI" w:hAnsi="Segoe UI" w:eastAsia="Segoe UI" w:cs="Segoe UI"/>
-                <w:i w:val="0"/>
-                <w:iCs w:val="0"/>
-                <w:caps w:val="0"/>
-                <w:snapToGrid w:val="0"/>
-                <w:color w:val="000000"/>
-                <w:spacing w:val="0"/>
-                <w:kern w:val="0"/>
-                <w:sz w:val="18"/>
-                <w:szCs w:val="18"/>
-                <w:lang w:val="en-US" w:eastAsia="zh-CN"/>
-              </w:rPr>
-              <w:br w:type="textWrapping"/>
-            </w:r>
-            <w:r>
-              <w:rPr>
-                <w:rStyle w:val="23"/>
-                <w:rFonts w:hint="default" w:ascii="Segoe UI" w:hAnsi="Segoe UI" w:eastAsia="Segoe UI" w:cs="Segoe UI"/>
-                <w:b/>
-                <w:bCs/>
-                <w:i w:val="0"/>
-                <w:iCs w:val="0"/>
-                <w:caps w:val="0"/>
-                <w:snapToGrid w:val="0"/>
-                <w:color w:val="000000"/>
-                <w:spacing w:val="0"/>
-                <w:kern w:val="0"/>
-                <w:sz w:val="18"/>
-                <w:szCs w:val="18"/>
-                <w:lang w:val="en-US" w:eastAsia="zh-CN"/>
-              </w:rPr>
-              <w:t>研发部-开发/测试工程师</w:t>
-            </w:r>
-          </w:p>
-        </w:tc>
-      </w:tr>
-      <w:tr>
-        <w:tblPrEx>
-          <w:tblBorders>
-            <w:top w:val="single" w:color="auto" w:sz="4" w:space="0"/>
-            <w:left w:val="single" w:color="auto" w:sz="4" w:space="0"/>
-            <w:bottom w:val="single" w:color="auto" w:sz="4" w:space="0"/>
-            <w:right w:val="single" w:color="auto" w:sz="4" w:space="0"/>
-            <w:insideH w:val="single" w:color="auto" w:sz="4" w:space="0"/>
-            <w:insideV w:val="single" w:color="auto" w:sz="4" w:space="0"/>
-          </w:tblBorders>
+          <w:tblW w:w="9024" w:type="dxa"/>
+          <w:tblInd w:w="0" w:type="dxa"/>
           <w:shd w:val="clear" w:color="auto" w:fill="auto"/>
           <w:tblCellMar>
             <w:top w:w="15" w:type="dxa"/>
@@ -5707,7 +4747,7 @@
               <w:spacing w:line="300" w:lineRule="atLeast"/>
               <w:jc w:val="left"/>
               <w:rPr>
-                <w:rFonts w:hint="default" w:ascii="Segoe UI" w:hAnsi="Segoe UI" w:eastAsia="Segoe UI" w:cs="Segoe UI"/>
+                <w:rFonts w:ascii="Segoe UI" w:eastAsia="Segoe UI" w:hAnsi="Segoe UI" w:cs="Segoe UI" w:hint="default"/>
                 <w:i w:val="0"/>
                 <w:iCs w:val="0"/>
                 <w:caps w:val="0"/>
@@ -5719,8 +4759,8 @@
             </w:pPr>
             <w:r>
               <w:rPr>
-                <w:rStyle w:val="23"/>
-                <w:rFonts w:hint="default" w:ascii="Segoe UI" w:hAnsi="Segoe UI" w:eastAsia="Segoe UI" w:cs="Segoe UI"/>
+                <w:rStyle w:val="Strong"/>
+                <w:rFonts w:ascii="Segoe UI" w:eastAsia="Segoe UI" w:hAnsi="Segoe UI" w:cs="Segoe UI" w:hint="default"/>
                 <w:b/>
                 <w:bCs/>
                 <w:i w:val="0"/>
@@ -5734,7 +4774,7 @@
                 <w:szCs w:val="18"/>
                 <w:lang w:val="en-US" w:eastAsia="zh-CN"/>
               </w:rPr>
-              <w:t>人力资源部</w:t>
+              <w:t>信息安全管理团队</w:t>
             </w:r>
           </w:p>
         </w:tc>
@@ -5759,7 +4799,7 @@
               <w:spacing w:line="300" w:lineRule="atLeast"/>
               <w:jc w:val="left"/>
               <w:rPr>
-                <w:rFonts w:hint="default" w:ascii="Segoe UI" w:hAnsi="Segoe UI" w:eastAsia="Segoe UI" w:cs="Segoe UI"/>
+                <w:rFonts w:ascii="Segoe UI" w:eastAsia="Segoe UI" w:hAnsi="Segoe UI" w:cs="Segoe UI" w:hint="default"/>
                 <w:i w:val="0"/>
                 <w:iCs w:val="0"/>
                 <w:caps w:val="0"/>
@@ -5771,7 +4811,7 @@
             </w:pPr>
             <w:r>
               <w:rPr>
-                <w:rFonts w:hint="default" w:ascii="Segoe UI" w:hAnsi="Segoe UI" w:eastAsia="Segoe UI" w:cs="Segoe UI"/>
+                <w:rFonts w:ascii="Segoe UI" w:eastAsia="Segoe UI" w:hAnsi="Segoe UI" w:cs="Segoe UI" w:hint="default"/>
                 <w:i w:val="0"/>
                 <w:iCs w:val="0"/>
                 <w:caps w:val="0"/>
@@ -5783,11 +4823,11 @@
                 <w:szCs w:val="18"/>
                 <w:lang w:val="en-US" w:eastAsia="zh-CN"/>
               </w:rPr>
-              <w:t>1. 组织落实全员信息安全意识教育与基础培训。</w:t>
-            </w:r>
-            <w:r>
-              <w:rPr>
-                <w:rFonts w:hint="default" w:ascii="Segoe UI" w:hAnsi="Segoe UI" w:eastAsia="Segoe UI" w:cs="Segoe UI"/>
+              <w:t>1. 负责本制度的日常推行、解释与修订。</w:t>
+            </w:r>
+            <w:r>
+              <w:rPr>
+                <w:rFonts w:ascii="Segoe UI" w:eastAsia="Segoe UI" w:hAnsi="Segoe UI" w:cs="Segoe UI" w:hint="default"/>
                 <w:i w:val="0"/>
                 <w:iCs w:val="0"/>
                 <w:caps w:val="0"/>
@@ -5799,11 +4839,11 @@
                 <w:szCs w:val="18"/>
                 <w:lang w:val="en-US" w:eastAsia="zh-CN"/>
               </w:rPr>
-              <w:br w:type="textWrapping"/>
-            </w:r>
-            <w:r>
-              <w:rPr>
-                <w:rFonts w:hint="default" w:ascii="Segoe UI" w:hAnsi="Segoe UI" w:eastAsia="Segoe UI" w:cs="Segoe UI"/>
+              <w:br/>
+            </w:r>
+            <w:r>
+              <w:rPr>
+                <w:rFonts w:ascii="Segoe UI" w:eastAsia="Segoe UI" w:hAnsi="Segoe UI" w:cs="Segoe UI" w:hint="default"/>
                 <w:i w:val="0"/>
                 <w:iCs w:val="0"/>
                 <w:caps w:val="0"/>
@@ -5815,11 +4855,11 @@
                 <w:szCs w:val="18"/>
                 <w:lang w:val="en-US" w:eastAsia="zh-CN"/>
               </w:rPr>
-              <w:t>2. 管理员工背景审查、保密协议签订及离职安全审核。</w:t>
-            </w:r>
-            <w:r>
-              <w:rPr>
-                <w:rFonts w:hint="default" w:ascii="Segoe UI" w:hAnsi="Segoe UI" w:eastAsia="Segoe UI" w:cs="Segoe UI"/>
+              <w:t>2. 组织协调跨部门的安全风险评估、应急演练与审计活动。</w:t>
+            </w:r>
+            <w:r>
+              <w:rPr>
+                <w:rFonts w:ascii="Segoe UI" w:eastAsia="Segoe UI" w:hAnsi="Segoe UI" w:cs="Segoe UI" w:hint="default"/>
                 <w:i w:val="0"/>
                 <w:iCs w:val="0"/>
                 <w:caps w:val="0"/>
@@ -5831,11 +4871,11 @@
                 <w:szCs w:val="18"/>
                 <w:lang w:val="en-US" w:eastAsia="zh-CN"/>
               </w:rPr>
-              <w:br w:type="textWrapping"/>
-            </w:r>
-            <w:r>
-              <w:rPr>
-                <w:rFonts w:hint="default" w:ascii="Segoe UI" w:hAnsi="Segoe UI" w:eastAsia="Segoe UI" w:cs="Segoe UI"/>
+              <w:br/>
+            </w:r>
+            <w:r>
+              <w:rPr>
+                <w:rFonts w:ascii="Segoe UI" w:eastAsia="Segoe UI" w:hAnsi="Segoe UI" w:cs="Segoe UI" w:hint="default"/>
                 <w:i w:val="0"/>
                 <w:iCs w:val="0"/>
                 <w:caps w:val="0"/>
@@ -5847,7 +4887,39 @@
                 <w:szCs w:val="18"/>
                 <w:lang w:val="en-US" w:eastAsia="zh-CN"/>
               </w:rPr>
-              <w:t>3. 将安全表现纳入绩效考核参考。</w:t>
+              <w:t>3. 监督各项安全控制措施的执行情况。</w:t>
+            </w:r>
+            <w:r>
+              <w:rPr>
+                <w:rFonts w:ascii="Segoe UI" w:eastAsia="Segoe UI" w:hAnsi="Segoe UI" w:cs="Segoe UI" w:hint="default"/>
+                <w:i w:val="0"/>
+                <w:iCs w:val="0"/>
+                <w:caps w:val="0"/>
+                <w:snapToGrid w:val="0"/>
+                <w:color w:val="000000"/>
+                <w:spacing w:val="0"/>
+                <w:kern w:val="0"/>
+                <w:sz w:val="18"/>
+                <w:szCs w:val="18"/>
+                <w:lang w:val="en-US" w:eastAsia="zh-CN"/>
+              </w:rPr>
+              <w:br/>
+            </w:r>
+            <w:r>
+              <w:rPr>
+                <w:rFonts w:ascii="Segoe UI" w:eastAsia="Segoe UI" w:hAnsi="Segoe UI" w:cs="Segoe UI" w:hint="default"/>
+                <w:i w:val="0"/>
+                <w:iCs w:val="0"/>
+                <w:caps w:val="0"/>
+                <w:snapToGrid w:val="0"/>
+                <w:color w:val="000000"/>
+                <w:spacing w:val="0"/>
+                <w:kern w:val="0"/>
+                <w:sz w:val="18"/>
+                <w:szCs w:val="18"/>
+                <w:lang w:val="en-US" w:eastAsia="zh-CN"/>
+              </w:rPr>
+              <w:t>4. 统筹信息安全事件的调查、分析与报告。</w:t>
             </w:r>
           </w:p>
         </w:tc>
@@ -5872,7 +4944,7 @@
               <w:spacing w:line="300" w:lineRule="atLeast"/>
               <w:jc w:val="left"/>
               <w:rPr>
-                <w:rFonts w:hint="default" w:ascii="Segoe UI" w:hAnsi="Segoe UI" w:eastAsia="Segoe UI" w:cs="Segoe UI"/>
+                <w:rFonts w:ascii="Segoe UI" w:eastAsia="Segoe UI" w:hAnsi="Segoe UI" w:cs="Segoe UI" w:hint="default"/>
                 <w:i w:val="0"/>
                 <w:iCs w:val="0"/>
                 <w:caps w:val="0"/>
@@ -5884,8 +4956,8 @@
             </w:pPr>
             <w:r>
               <w:rPr>
-                <w:rStyle w:val="23"/>
-                <w:rFonts w:hint="default" w:ascii="Segoe UI" w:hAnsi="Segoe UI" w:eastAsia="Segoe UI" w:cs="Segoe UI"/>
+                <w:rStyle w:val="Strong"/>
+                <w:rFonts w:ascii="Segoe UI" w:eastAsia="Segoe UI" w:hAnsi="Segoe UI" w:cs="Segoe UI" w:hint="default"/>
                 <w:b/>
                 <w:bCs/>
                 <w:i w:val="0"/>
@@ -5899,256 +4971,101 @@
                 <w:szCs w:val="18"/>
                 <w:lang w:val="en-US" w:eastAsia="zh-CN"/>
               </w:rPr>
-              <w:t>人力资源部经理/专员</w:t>
+              <w:t>运维部经理</w:t>
+            </w:r>
+            <w:r>
+              <w:rPr>
+                <w:rFonts w:ascii="Segoe UI" w:eastAsia="Segoe UI" w:hAnsi="Segoe UI" w:cs="Segoe UI" w:hint="default"/>
+                <w:i w:val="0"/>
+                <w:iCs w:val="0"/>
+                <w:caps w:val="0"/>
+                <w:snapToGrid w:val="0"/>
+                <w:color w:val="000000"/>
+                <w:spacing w:val="0"/>
+                <w:kern w:val="0"/>
+                <w:sz w:val="18"/>
+                <w:szCs w:val="18"/>
+                <w:lang w:val="en-US" w:eastAsia="zh-CN"/>
+              </w:rPr>
+              <w:t>（牵头）</w:t>
+            </w:r>
+            <w:r>
+              <w:rPr>
+                <w:rFonts w:ascii="Segoe UI" w:eastAsia="Segoe UI" w:hAnsi="Segoe UI" w:cs="Segoe UI" w:hint="default"/>
+                <w:i w:val="0"/>
+                <w:iCs w:val="0"/>
+                <w:caps w:val="0"/>
+                <w:snapToGrid w:val="0"/>
+                <w:color w:val="000000"/>
+                <w:spacing w:val="0"/>
+                <w:kern w:val="0"/>
+                <w:sz w:val="18"/>
+                <w:szCs w:val="18"/>
+                <w:lang w:val="en-US" w:eastAsia="zh-CN"/>
+              </w:rPr>
+              <w:br/>
+            </w:r>
+            <w:r>
+              <w:rPr>
+                <w:rStyle w:val="Strong"/>
+                <w:rFonts w:ascii="Segoe UI" w:eastAsia="Segoe UI" w:hAnsi="Segoe UI" w:cs="Segoe UI" w:hint="default"/>
+                <w:b/>
+                <w:bCs/>
+                <w:i w:val="0"/>
+                <w:iCs w:val="0"/>
+                <w:caps w:val="0"/>
+                <w:snapToGrid w:val="0"/>
+                <w:color w:val="000000"/>
+                <w:spacing w:val="0"/>
+                <w:kern w:val="0"/>
+                <w:sz w:val="18"/>
+                <w:szCs w:val="18"/>
+                <w:lang w:val="en-US" w:eastAsia="zh-CN"/>
+              </w:rPr>
+              <w:t>质量管理部经理</w:t>
+            </w:r>
+            <w:r>
+              <w:rPr>
+                <w:rFonts w:ascii="Segoe UI" w:eastAsia="Segoe UI" w:hAnsi="Segoe UI" w:cs="Segoe UI" w:hint="default"/>
+                <w:i w:val="0"/>
+                <w:iCs w:val="0"/>
+                <w:caps w:val="0"/>
+                <w:snapToGrid w:val="0"/>
+                <w:color w:val="000000"/>
+                <w:spacing w:val="0"/>
+                <w:kern w:val="0"/>
+                <w:sz w:val="18"/>
+                <w:szCs w:val="18"/>
+                <w:lang w:val="en-US" w:eastAsia="zh-CN"/>
+              </w:rPr>
+              <w:br/>
+            </w:r>
+            <w:r>
+              <w:rPr>
+                <w:rStyle w:val="Strong"/>
+                <w:rFonts w:ascii="Segoe UI" w:eastAsia="Segoe UI" w:hAnsi="Segoe UI" w:cs="Segoe UI" w:hint="default"/>
+                <w:b/>
+                <w:bCs/>
+                <w:i w:val="0"/>
+                <w:iCs w:val="0"/>
+                <w:caps w:val="0"/>
+                <w:snapToGrid w:val="0"/>
+                <w:color w:val="000000"/>
+                <w:spacing w:val="0"/>
+                <w:kern w:val="0"/>
+                <w:sz w:val="18"/>
+                <w:szCs w:val="18"/>
+                <w:lang w:val="en-US" w:eastAsia="zh-CN"/>
+              </w:rPr>
+              <w:t>研发部经理</w:t>
             </w:r>
           </w:p>
         </w:tc>
       </w:tr>
       <w:tr>
         <w:tblPrEx>
-          <w:tblBorders>
-            <w:top w:val="single" w:color="auto" w:sz="4" w:space="0"/>
-            <w:left w:val="single" w:color="auto" w:sz="4" w:space="0"/>
-            <w:bottom w:val="single" w:color="auto" w:sz="4" w:space="0"/>
-            <w:right w:val="single" w:color="auto" w:sz="4" w:space="0"/>
-            <w:insideH w:val="single" w:color="auto" w:sz="4" w:space="0"/>
-            <w:insideV w:val="single" w:color="auto" w:sz="4" w:space="0"/>
-          </w:tblBorders>
-          <w:tblCellMar>
-            <w:top w:w="15" w:type="dxa"/>
-            <w:left w:w="15" w:type="dxa"/>
-            <w:bottom w:w="15" w:type="dxa"/>
-            <w:right w:w="15" w:type="dxa"/>
-          </w:tblCellMar>
-        </w:tblPrEx>
-        <w:tc>
-          <w:tcPr>
-            <w:tcW w:w="0" w:type="auto"/>
-            <w:shd w:val="clear" w:color="auto" w:fill="auto"/>
-            <w:tcMar>
-              <w:top w:w="120" w:type="dxa"/>
-              <w:left w:w="0" w:type="dxa"/>
-              <w:bottom w:w="120" w:type="dxa"/>
-              <w:right w:w="192" w:type="dxa"/>
-            </w:tcMar>
-            <w:vAlign w:val="center"/>
-          </w:tcPr>
-          <w:p>
-            <w:pPr>
-              <w:keepNext w:val="0"/>
-              <w:keepLines w:val="0"/>
-              <w:widowControl/>
-              <w:suppressLineNumbers w:val="0"/>
-              <w:spacing w:line="300" w:lineRule="atLeast"/>
-              <w:jc w:val="left"/>
-              <w:rPr>
-                <w:rFonts w:hint="default" w:ascii="Segoe UI" w:hAnsi="Segoe UI" w:eastAsia="Segoe UI" w:cs="Segoe UI"/>
-                <w:i w:val="0"/>
-                <w:iCs w:val="0"/>
-                <w:caps w:val="0"/>
-                <w:color w:val="0F1115"/>
-                <w:spacing w:val="0"/>
-                <w:sz w:val="18"/>
-                <w:szCs w:val="18"/>
-              </w:rPr>
-            </w:pPr>
-            <w:r>
-              <w:rPr>
-                <w:rStyle w:val="23"/>
-                <w:rFonts w:hint="default" w:ascii="Segoe UI" w:hAnsi="Segoe UI" w:eastAsia="Segoe UI" w:cs="Segoe UI"/>
-                <w:b/>
-                <w:bCs/>
-                <w:i w:val="0"/>
-                <w:iCs w:val="0"/>
-                <w:caps w:val="0"/>
-                <w:snapToGrid w:val="0"/>
-                <w:color w:val="000000"/>
-                <w:spacing w:val="0"/>
-                <w:kern w:val="0"/>
-                <w:sz w:val="18"/>
-                <w:szCs w:val="18"/>
-                <w:lang w:val="en-US" w:eastAsia="zh-CN"/>
-              </w:rPr>
-              <w:t>质量管理部</w:t>
-            </w:r>
-          </w:p>
-        </w:tc>
-        <w:tc>
-          <w:tcPr>
-            <w:tcW w:w="0" w:type="auto"/>
-            <w:shd w:val="clear" w:color="auto" w:fill="auto"/>
-            <w:tcMar>
-              <w:top w:w="120" w:type="dxa"/>
-              <w:left w:w="192" w:type="dxa"/>
-              <w:bottom w:w="120" w:type="dxa"/>
-              <w:right w:w="192" w:type="dxa"/>
-            </w:tcMar>
-            <w:vAlign w:val="center"/>
-          </w:tcPr>
-          <w:p>
-            <w:pPr>
-              <w:keepNext w:val="0"/>
-              <w:keepLines w:val="0"/>
-              <w:widowControl/>
-              <w:suppressLineNumbers w:val="0"/>
-              <w:spacing w:line="300" w:lineRule="atLeast"/>
-              <w:jc w:val="left"/>
-              <w:rPr>
-                <w:rFonts w:hint="default" w:ascii="Segoe UI" w:hAnsi="Segoe UI" w:eastAsia="Segoe UI" w:cs="Segoe UI"/>
-                <w:i w:val="0"/>
-                <w:iCs w:val="0"/>
-                <w:caps w:val="0"/>
-                <w:color w:val="0F1115"/>
-                <w:spacing w:val="0"/>
-                <w:sz w:val="18"/>
-                <w:szCs w:val="18"/>
-              </w:rPr>
-            </w:pPr>
-            <w:r>
-              <w:rPr>
-                <w:rFonts w:hint="default" w:ascii="Segoe UI" w:hAnsi="Segoe UI" w:eastAsia="Segoe UI" w:cs="Segoe UI"/>
-                <w:i w:val="0"/>
-                <w:iCs w:val="0"/>
-                <w:caps w:val="0"/>
-                <w:snapToGrid w:val="0"/>
-                <w:color w:val="000000"/>
-                <w:spacing w:val="0"/>
-                <w:kern w:val="0"/>
-                <w:sz w:val="18"/>
-                <w:szCs w:val="18"/>
-                <w:lang w:val="en-US" w:eastAsia="zh-CN"/>
-              </w:rPr>
-              <w:t>1. 独立监督本制度及所有安全流程的执行合规性。</w:t>
-            </w:r>
-            <w:r>
-              <w:rPr>
-                <w:rFonts w:hint="default" w:ascii="Segoe UI" w:hAnsi="Segoe UI" w:eastAsia="Segoe UI" w:cs="Segoe UI"/>
-                <w:i w:val="0"/>
-                <w:iCs w:val="0"/>
-                <w:caps w:val="0"/>
-                <w:snapToGrid w:val="0"/>
-                <w:color w:val="000000"/>
-                <w:spacing w:val="0"/>
-                <w:kern w:val="0"/>
-                <w:sz w:val="18"/>
-                <w:szCs w:val="18"/>
-                <w:lang w:val="en-US" w:eastAsia="zh-CN"/>
-              </w:rPr>
-              <w:br w:type="textWrapping"/>
-            </w:r>
-            <w:r>
-              <w:rPr>
-                <w:rFonts w:hint="default" w:ascii="Segoe UI" w:hAnsi="Segoe UI" w:eastAsia="Segoe UI" w:cs="Segoe UI"/>
-                <w:i w:val="0"/>
-                <w:iCs w:val="0"/>
-                <w:caps w:val="0"/>
-                <w:snapToGrid w:val="0"/>
-                <w:color w:val="000000"/>
-                <w:spacing w:val="0"/>
-                <w:kern w:val="0"/>
-                <w:sz w:val="18"/>
-                <w:szCs w:val="18"/>
-                <w:lang w:val="en-US" w:eastAsia="zh-CN"/>
-              </w:rPr>
-              <w:t>2. 组织或参与信息安全内部审计。</w:t>
-            </w:r>
-            <w:r>
-              <w:rPr>
-                <w:rFonts w:hint="default" w:ascii="Segoe UI" w:hAnsi="Segoe UI" w:eastAsia="Segoe UI" w:cs="Segoe UI"/>
-                <w:i w:val="0"/>
-                <w:iCs w:val="0"/>
-                <w:caps w:val="0"/>
-                <w:snapToGrid w:val="0"/>
-                <w:color w:val="000000"/>
-                <w:spacing w:val="0"/>
-                <w:kern w:val="0"/>
-                <w:sz w:val="18"/>
-                <w:szCs w:val="18"/>
-                <w:lang w:val="en-US" w:eastAsia="zh-CN"/>
-              </w:rPr>
-              <w:br w:type="textWrapping"/>
-            </w:r>
-            <w:r>
-              <w:rPr>
-                <w:rFonts w:hint="default" w:ascii="Segoe UI" w:hAnsi="Segoe UI" w:eastAsia="Segoe UI" w:cs="Segoe UI"/>
-                <w:i w:val="0"/>
-                <w:iCs w:val="0"/>
-                <w:caps w:val="0"/>
-                <w:snapToGrid w:val="0"/>
-                <w:color w:val="000000"/>
-                <w:spacing w:val="0"/>
-                <w:kern w:val="0"/>
-                <w:sz w:val="18"/>
-                <w:szCs w:val="18"/>
-                <w:lang w:val="en-US" w:eastAsia="zh-CN"/>
-              </w:rPr>
-              <w:t>3. 将安全指标纳入公司质量目标与监控体系。</w:t>
-            </w:r>
-          </w:p>
-        </w:tc>
-        <w:tc>
-          <w:tcPr>
-            <w:tcW w:w="0" w:type="auto"/>
-            <w:shd w:val="clear" w:color="auto" w:fill="auto"/>
-            <w:tcMar>
-              <w:top w:w="120" w:type="dxa"/>
-              <w:left w:w="192" w:type="dxa"/>
-              <w:bottom w:w="120" w:type="dxa"/>
-              <w:right w:w="0" w:type="dxa"/>
-            </w:tcMar>
-            <w:vAlign w:val="center"/>
-          </w:tcPr>
-          <w:p>
-            <w:pPr>
-              <w:keepNext w:val="0"/>
-              <w:keepLines w:val="0"/>
-              <w:widowControl/>
-              <w:suppressLineNumbers w:val="0"/>
-              <w:spacing w:line="300" w:lineRule="atLeast"/>
-              <w:jc w:val="left"/>
-              <w:rPr>
-                <w:rFonts w:hint="default" w:ascii="Segoe UI" w:hAnsi="Segoe UI" w:eastAsia="Segoe UI" w:cs="Segoe UI"/>
-                <w:i w:val="0"/>
-                <w:iCs w:val="0"/>
-                <w:caps w:val="0"/>
-                <w:color w:val="0F1115"/>
-                <w:spacing w:val="0"/>
-                <w:sz w:val="18"/>
-                <w:szCs w:val="18"/>
-              </w:rPr>
-            </w:pPr>
-            <w:r>
-              <w:rPr>
-                <w:rStyle w:val="23"/>
-                <w:rFonts w:hint="default" w:ascii="Segoe UI" w:hAnsi="Segoe UI" w:eastAsia="Segoe UI" w:cs="Segoe UI"/>
-                <w:b/>
-                <w:bCs/>
-                <w:i w:val="0"/>
-                <w:iCs w:val="0"/>
-                <w:caps w:val="0"/>
-                <w:snapToGrid w:val="0"/>
-                <w:color w:val="000000"/>
-                <w:spacing w:val="0"/>
-                <w:kern w:val="0"/>
-                <w:sz w:val="18"/>
-                <w:szCs w:val="18"/>
-                <w:lang w:val="en-US" w:eastAsia="zh-CN"/>
-              </w:rPr>
-              <w:t>质量管理部经理/专员</w:t>
-            </w:r>
-          </w:p>
-        </w:tc>
-      </w:tr>
-      <w:tr>
-        <w:tblPrEx>
-          <w:tblBorders>
-            <w:top w:val="single" w:color="auto" w:sz="4" w:space="0"/>
-            <w:left w:val="single" w:color="auto" w:sz="4" w:space="0"/>
-            <w:bottom w:val="single" w:color="auto" w:sz="4" w:space="0"/>
-            <w:right w:val="single" w:color="auto" w:sz="4" w:space="0"/>
-            <w:insideH w:val="single" w:color="auto" w:sz="4" w:space="0"/>
-            <w:insideV w:val="single" w:color="auto" w:sz="4" w:space="0"/>
-          </w:tblBorders>
+          <w:tblW w:w="9024" w:type="dxa"/>
+          <w:tblInd w:w="0" w:type="dxa"/>
           <w:shd w:val="clear" w:color="auto" w:fill="auto"/>
           <w:tblCellMar>
             <w:top w:w="15" w:type="dxa"/>
@@ -6178,7 +5095,7 @@
               <w:spacing w:line="300" w:lineRule="atLeast"/>
               <w:jc w:val="left"/>
               <w:rPr>
-                <w:rFonts w:hint="default" w:ascii="Segoe UI" w:hAnsi="Segoe UI" w:eastAsia="Segoe UI" w:cs="Segoe UI"/>
+                <w:rFonts w:ascii="Segoe UI" w:eastAsia="Segoe UI" w:hAnsi="Segoe UI" w:cs="Segoe UI" w:hint="default"/>
                 <w:i w:val="0"/>
                 <w:iCs w:val="0"/>
                 <w:caps w:val="0"/>
@@ -6190,8 +5107,8 @@
             </w:pPr>
             <w:r>
               <w:rPr>
-                <w:rStyle w:val="23"/>
-                <w:rFonts w:hint="default" w:ascii="Segoe UI" w:hAnsi="Segoe UI" w:eastAsia="Segoe UI" w:cs="Segoe UI"/>
+                <w:rStyle w:val="Strong"/>
+                <w:rFonts w:ascii="Segoe UI" w:eastAsia="Segoe UI" w:hAnsi="Segoe UI" w:cs="Segoe UI" w:hint="default"/>
                 <w:b/>
                 <w:bCs/>
                 <w:i w:val="0"/>
@@ -6205,7 +5122,7 @@
                 <w:szCs w:val="18"/>
                 <w:lang w:val="en-US" w:eastAsia="zh-CN"/>
               </w:rPr>
-              <w:t>全体员工</w:t>
+              <w:t>运维项目经理</w:t>
             </w:r>
           </w:p>
         </w:tc>
@@ -6230,7 +5147,7 @@
               <w:spacing w:line="300" w:lineRule="atLeast"/>
               <w:jc w:val="left"/>
               <w:rPr>
-                <w:rFonts w:hint="default" w:ascii="Segoe UI" w:hAnsi="Segoe UI" w:eastAsia="Segoe UI" w:cs="Segoe UI"/>
+                <w:rFonts w:ascii="Segoe UI" w:eastAsia="Segoe UI" w:hAnsi="Segoe UI" w:cs="Segoe UI" w:hint="default"/>
                 <w:i w:val="0"/>
                 <w:iCs w:val="0"/>
                 <w:caps w:val="0"/>
@@ -6242,7 +5159,7 @@
             </w:pPr>
             <w:r>
               <w:rPr>
-                <w:rFonts w:hint="default" w:ascii="Segoe UI" w:hAnsi="Segoe UI" w:eastAsia="Segoe UI" w:cs="Segoe UI"/>
+                <w:rFonts w:ascii="Segoe UI" w:eastAsia="Segoe UI" w:hAnsi="Segoe UI" w:cs="Segoe UI" w:hint="default"/>
                 <w:i w:val="0"/>
                 <w:iCs w:val="0"/>
                 <w:caps w:val="0"/>
@@ -6254,11 +5171,11 @@
                 <w:szCs w:val="18"/>
                 <w:lang w:val="en-US" w:eastAsia="zh-CN"/>
               </w:rPr>
-              <w:t>1. 了解并遵守公司信息安全相关规定。</w:t>
-            </w:r>
-            <w:r>
-              <w:rPr>
-                <w:rFonts w:hint="default" w:ascii="Segoe UI" w:hAnsi="Segoe UI" w:eastAsia="Segoe UI" w:cs="Segoe UI"/>
+              <w:t>1. 是所负责项目的安全直接责任人。</w:t>
+            </w:r>
+            <w:r>
+              <w:rPr>
+                <w:rFonts w:ascii="Segoe UI" w:eastAsia="Segoe UI" w:hAnsi="Segoe UI" w:cs="Segoe UI" w:hint="default"/>
                 <w:i w:val="0"/>
                 <w:iCs w:val="0"/>
                 <w:caps w:val="0"/>
@@ -6270,11 +5187,11 @@
                 <w:szCs w:val="18"/>
                 <w:lang w:val="en-US" w:eastAsia="zh-CN"/>
               </w:rPr>
-              <w:br w:type="textWrapping"/>
-            </w:r>
-            <w:r>
-              <w:rPr>
-                <w:rFonts w:hint="default" w:ascii="Segoe UI" w:hAnsi="Segoe UI" w:eastAsia="Segoe UI" w:cs="Segoe UI"/>
+              <w:br/>
+            </w:r>
+            <w:r>
+              <w:rPr>
+                <w:rFonts w:ascii="Segoe UI" w:eastAsia="Segoe UI" w:hAnsi="Segoe UI" w:cs="Segoe UI" w:hint="default"/>
                 <w:i w:val="0"/>
                 <w:iCs w:val="0"/>
                 <w:caps w:val="0"/>
@@ -6286,11 +5203,11 @@
                 <w:szCs w:val="18"/>
                 <w:lang w:val="en-US" w:eastAsia="zh-CN"/>
               </w:rPr>
-              <w:t>2. 保护自身掌握的账户、密码及信息资产。</w:t>
-            </w:r>
-            <w:r>
-              <w:rPr>
-                <w:rFonts w:hint="default" w:ascii="Segoe UI" w:hAnsi="Segoe UI" w:eastAsia="Segoe UI" w:cs="Segoe UI"/>
+              <w:t>2. 组织实施项目内信息资产识别、风险评估与控制。</w:t>
+            </w:r>
+            <w:r>
+              <w:rPr>
+                <w:rFonts w:ascii="Segoe UI" w:eastAsia="Segoe UI" w:hAnsi="Segoe UI" w:cs="Segoe UI" w:hint="default"/>
                 <w:i w:val="0"/>
                 <w:iCs w:val="0"/>
                 <w:caps w:val="0"/>
@@ -6302,11 +5219,11 @@
                 <w:szCs w:val="18"/>
                 <w:lang w:val="en-US" w:eastAsia="zh-CN"/>
               </w:rPr>
-              <w:br w:type="textWrapping"/>
-            </w:r>
-            <w:r>
-              <w:rPr>
-                <w:rFonts w:hint="default" w:ascii="Segoe UI" w:hAnsi="Segoe UI" w:eastAsia="Segoe UI" w:cs="Segoe UI"/>
+              <w:br/>
+            </w:r>
+            <w:r>
+              <w:rPr>
+                <w:rFonts w:ascii="Segoe UI" w:eastAsia="Segoe UI" w:hAnsi="Segoe UI" w:cs="Segoe UI" w:hint="default"/>
                 <w:i w:val="0"/>
                 <w:iCs w:val="0"/>
                 <w:caps w:val="0"/>
@@ -6318,7 +5235,39 @@
                 <w:szCs w:val="18"/>
                 <w:lang w:val="en-US" w:eastAsia="zh-CN"/>
               </w:rPr>
-              <w:t>3. 有责任报告发现的安全隐患或事件。</w:t>
+              <w:t>3. 确保项目团队遵守安全规定，落实安全操作。</w:t>
+            </w:r>
+            <w:r>
+              <w:rPr>
+                <w:rFonts w:ascii="Segoe UI" w:eastAsia="Segoe UI" w:hAnsi="Segoe UI" w:cs="Segoe UI" w:hint="default"/>
+                <w:i w:val="0"/>
+                <w:iCs w:val="0"/>
+                <w:caps w:val="0"/>
+                <w:snapToGrid w:val="0"/>
+                <w:color w:val="000000"/>
+                <w:spacing w:val="0"/>
+                <w:kern w:val="0"/>
+                <w:sz w:val="18"/>
+                <w:szCs w:val="18"/>
+                <w:lang w:val="en-US" w:eastAsia="zh-CN"/>
+              </w:rPr>
+              <w:br/>
+            </w:r>
+            <w:r>
+              <w:rPr>
+                <w:rFonts w:ascii="Segoe UI" w:eastAsia="Segoe UI" w:hAnsi="Segoe UI" w:cs="Segoe UI" w:hint="default"/>
+                <w:i w:val="0"/>
+                <w:iCs w:val="0"/>
+                <w:caps w:val="0"/>
+                <w:snapToGrid w:val="0"/>
+                <w:color w:val="000000"/>
+                <w:spacing w:val="0"/>
+                <w:kern w:val="0"/>
+                <w:sz w:val="18"/>
+                <w:szCs w:val="18"/>
+                <w:lang w:val="en-US" w:eastAsia="zh-CN"/>
+              </w:rPr>
+              <w:t>4. 负责项目内安全事件的初步处置与报告。</w:t>
             </w:r>
           </w:p>
         </w:tc>
@@ -6343,7 +5292,7 @@
               <w:spacing w:line="300" w:lineRule="atLeast"/>
               <w:jc w:val="left"/>
               <w:rPr>
-                <w:rFonts w:hint="default" w:ascii="Segoe UI" w:hAnsi="Segoe UI" w:eastAsia="Segoe UI" w:cs="Segoe UI"/>
+                <w:rFonts w:ascii="Segoe UI" w:eastAsia="Segoe UI" w:hAnsi="Segoe UI" w:cs="Segoe UI" w:hint="default"/>
                 <w:i w:val="0"/>
                 <w:iCs w:val="0"/>
                 <w:caps w:val="0"/>
@@ -6355,8 +5304,963 @@
             </w:pPr>
             <w:r>
               <w:rPr>
-                <w:rStyle w:val="23"/>
-                <w:rFonts w:hint="default" w:ascii="Segoe UI" w:hAnsi="Segoe UI" w:eastAsia="Segoe UI" w:cs="Segoe UI"/>
+                <w:rStyle w:val="Strong"/>
+                <w:rFonts w:ascii="Segoe UI" w:eastAsia="Segoe UI" w:hAnsi="Segoe UI" w:cs="Segoe UI" w:hint="default"/>
+                <w:b/>
+                <w:bCs/>
+                <w:i w:val="0"/>
+                <w:iCs w:val="0"/>
+                <w:caps w:val="0"/>
+                <w:snapToGrid w:val="0"/>
+                <w:color w:val="000000"/>
+                <w:spacing w:val="0"/>
+                <w:kern w:val="0"/>
+                <w:sz w:val="18"/>
+                <w:szCs w:val="18"/>
+                <w:lang w:val="en-US" w:eastAsia="zh-CN"/>
+              </w:rPr>
+              <w:t>运维部-运维项目经理</w:t>
+            </w:r>
+          </w:p>
+        </w:tc>
+      </w:tr>
+      <w:tr>
+        <w:tblPrEx>
+          <w:tblW w:w="9024" w:type="dxa"/>
+          <w:tblInd w:w="0" w:type="dxa"/>
+          <w:shd w:val="clear" w:color="auto" w:fill="auto"/>
+          <w:tblCellMar>
+            <w:top w:w="15" w:type="dxa"/>
+            <w:left w:w="15" w:type="dxa"/>
+            <w:bottom w:w="15" w:type="dxa"/>
+            <w:right w:w="15" w:type="dxa"/>
+          </w:tblCellMar>
+        </w:tblPrEx>
+        <w:tc>
+          <w:tcPr>
+            <w:tcW w:w="0" w:type="auto"/>
+            <w:shd w:val="clear" w:color="auto" w:fill="auto"/>
+            <w:tcMar>
+              <w:top w:w="120" w:type="dxa"/>
+              <w:left w:w="0" w:type="dxa"/>
+              <w:bottom w:w="120" w:type="dxa"/>
+              <w:right w:w="192" w:type="dxa"/>
+            </w:tcMar>
+            <w:vAlign w:val="center"/>
+          </w:tcPr>
+          <w:p>
+            <w:pPr>
+              <w:keepNext w:val="0"/>
+              <w:keepLines w:val="0"/>
+              <w:widowControl/>
+              <w:suppressLineNumbers w:val="0"/>
+              <w:spacing w:line="300" w:lineRule="atLeast"/>
+              <w:jc w:val="left"/>
+              <w:rPr>
+                <w:rFonts w:ascii="Segoe UI" w:eastAsia="Segoe UI" w:hAnsi="Segoe UI" w:cs="Segoe UI" w:hint="default"/>
+                <w:i w:val="0"/>
+                <w:iCs w:val="0"/>
+                <w:caps w:val="0"/>
+                <w:color w:val="0F1115"/>
+                <w:spacing w:val="0"/>
+                <w:sz w:val="18"/>
+                <w:szCs w:val="18"/>
+              </w:rPr>
+            </w:pPr>
+            <w:r>
+              <w:rPr>
+                <w:rStyle w:val="Strong"/>
+                <w:rFonts w:ascii="Segoe UI" w:eastAsia="Segoe UI" w:hAnsi="Segoe UI" w:cs="Segoe UI" w:hint="default"/>
+                <w:b/>
+                <w:bCs/>
+                <w:i w:val="0"/>
+                <w:iCs w:val="0"/>
+                <w:caps w:val="0"/>
+                <w:snapToGrid w:val="0"/>
+                <w:color w:val="000000"/>
+                <w:spacing w:val="0"/>
+                <w:kern w:val="0"/>
+                <w:sz w:val="18"/>
+                <w:szCs w:val="18"/>
+                <w:lang w:val="en-US" w:eastAsia="zh-CN"/>
+              </w:rPr>
+              <w:t>技术执行人员</w:t>
+            </w:r>
+          </w:p>
+        </w:tc>
+        <w:tc>
+          <w:tcPr>
+            <w:tcW w:w="0" w:type="auto"/>
+            <w:shd w:val="clear" w:color="auto" w:fill="auto"/>
+            <w:tcMar>
+              <w:top w:w="120" w:type="dxa"/>
+              <w:left w:w="192" w:type="dxa"/>
+              <w:bottom w:w="120" w:type="dxa"/>
+              <w:right w:w="192" w:type="dxa"/>
+            </w:tcMar>
+            <w:vAlign w:val="center"/>
+          </w:tcPr>
+          <w:p>
+            <w:pPr>
+              <w:keepNext w:val="0"/>
+              <w:keepLines w:val="0"/>
+              <w:widowControl/>
+              <w:suppressLineNumbers w:val="0"/>
+              <w:spacing w:line="300" w:lineRule="atLeast"/>
+              <w:jc w:val="left"/>
+              <w:rPr>
+                <w:rFonts w:ascii="Segoe UI" w:eastAsia="Segoe UI" w:hAnsi="Segoe UI" w:cs="Segoe UI" w:hint="default"/>
+                <w:i w:val="0"/>
+                <w:iCs w:val="0"/>
+                <w:caps w:val="0"/>
+                <w:color w:val="0F1115"/>
+                <w:spacing w:val="0"/>
+                <w:sz w:val="18"/>
+                <w:szCs w:val="18"/>
+              </w:rPr>
+            </w:pPr>
+            <w:r>
+              <w:rPr>
+                <w:rFonts w:ascii="Segoe UI" w:eastAsia="Segoe UI" w:hAnsi="Segoe UI" w:cs="Segoe UI" w:hint="default"/>
+                <w:i w:val="0"/>
+                <w:iCs w:val="0"/>
+                <w:caps w:val="0"/>
+                <w:snapToGrid w:val="0"/>
+                <w:color w:val="000000"/>
+                <w:spacing w:val="0"/>
+                <w:kern w:val="0"/>
+                <w:sz w:val="18"/>
+                <w:szCs w:val="18"/>
+                <w:lang w:val="en-US" w:eastAsia="zh-CN"/>
+              </w:rPr>
+              <w:t>1. 负责所辖技术资产的具体安全配置、防护与监控。</w:t>
+            </w:r>
+            <w:r>
+              <w:rPr>
+                <w:rFonts w:ascii="Segoe UI" w:eastAsia="Segoe UI" w:hAnsi="Segoe UI" w:cs="Segoe UI" w:hint="default"/>
+                <w:i w:val="0"/>
+                <w:iCs w:val="0"/>
+                <w:caps w:val="0"/>
+                <w:snapToGrid w:val="0"/>
+                <w:color w:val="000000"/>
+                <w:spacing w:val="0"/>
+                <w:kern w:val="0"/>
+                <w:sz w:val="18"/>
+                <w:szCs w:val="18"/>
+                <w:lang w:val="en-US" w:eastAsia="zh-CN"/>
+              </w:rPr>
+              <w:br/>
+            </w:r>
+            <w:r>
+              <w:rPr>
+                <w:rFonts w:ascii="Segoe UI" w:eastAsia="Segoe UI" w:hAnsi="Segoe UI" w:cs="Segoe UI" w:hint="default"/>
+                <w:i w:val="0"/>
+                <w:iCs w:val="0"/>
+                <w:caps w:val="0"/>
+                <w:snapToGrid w:val="0"/>
+                <w:color w:val="000000"/>
+                <w:spacing w:val="0"/>
+                <w:kern w:val="0"/>
+                <w:sz w:val="18"/>
+                <w:szCs w:val="18"/>
+                <w:lang w:val="en-US" w:eastAsia="zh-CN"/>
+              </w:rPr>
+              <w:t>2. 执行漏洞修复、安全加固等风险处置措施。</w:t>
+            </w:r>
+            <w:r>
+              <w:rPr>
+                <w:rFonts w:ascii="Segoe UI" w:eastAsia="Segoe UI" w:hAnsi="Segoe UI" w:cs="Segoe UI" w:hint="default"/>
+                <w:i w:val="0"/>
+                <w:iCs w:val="0"/>
+                <w:caps w:val="0"/>
+                <w:snapToGrid w:val="0"/>
+                <w:color w:val="000000"/>
+                <w:spacing w:val="0"/>
+                <w:kern w:val="0"/>
+                <w:sz w:val="18"/>
+                <w:szCs w:val="18"/>
+                <w:lang w:val="en-US" w:eastAsia="zh-CN"/>
+              </w:rPr>
+              <w:br/>
+            </w:r>
+            <w:r>
+              <w:rPr>
+                <w:rFonts w:ascii="Segoe UI" w:eastAsia="Segoe UI" w:hAnsi="Segoe UI" w:cs="Segoe UI" w:hint="default"/>
+                <w:i w:val="0"/>
+                <w:iCs w:val="0"/>
+                <w:caps w:val="0"/>
+                <w:snapToGrid w:val="0"/>
+                <w:color w:val="000000"/>
+                <w:spacing w:val="0"/>
+                <w:kern w:val="0"/>
+                <w:sz w:val="18"/>
+                <w:szCs w:val="18"/>
+                <w:lang w:val="en-US" w:eastAsia="zh-CN"/>
+              </w:rPr>
+              <w:t>3. 及时报告发现的安全漏洞或异常行为。</w:t>
+            </w:r>
+          </w:p>
+        </w:tc>
+        <w:tc>
+          <w:tcPr>
+            <w:tcW w:w="0" w:type="auto"/>
+            <w:shd w:val="clear" w:color="auto" w:fill="auto"/>
+            <w:tcMar>
+              <w:top w:w="120" w:type="dxa"/>
+              <w:left w:w="192" w:type="dxa"/>
+              <w:bottom w:w="120" w:type="dxa"/>
+              <w:right w:w="0" w:type="dxa"/>
+            </w:tcMar>
+            <w:vAlign w:val="center"/>
+          </w:tcPr>
+          <w:p>
+            <w:pPr>
+              <w:keepNext w:val="0"/>
+              <w:keepLines w:val="0"/>
+              <w:widowControl/>
+              <w:suppressLineNumbers w:val="0"/>
+              <w:spacing w:line="300" w:lineRule="atLeast"/>
+              <w:jc w:val="left"/>
+              <w:rPr>
+                <w:rFonts w:ascii="Segoe UI" w:eastAsia="Segoe UI" w:hAnsi="Segoe UI" w:cs="Segoe UI" w:hint="default"/>
+                <w:i w:val="0"/>
+                <w:iCs w:val="0"/>
+                <w:caps w:val="0"/>
+                <w:color w:val="0F1115"/>
+                <w:spacing w:val="0"/>
+                <w:sz w:val="18"/>
+                <w:szCs w:val="18"/>
+              </w:rPr>
+            </w:pPr>
+            <w:r>
+              <w:rPr>
+                <w:rStyle w:val="Strong"/>
+                <w:rFonts w:ascii="Segoe UI" w:eastAsia="Segoe UI" w:hAnsi="Segoe UI" w:cs="Segoe UI" w:hint="default"/>
+                <w:b/>
+                <w:bCs/>
+                <w:i w:val="0"/>
+                <w:iCs w:val="0"/>
+                <w:caps w:val="0"/>
+                <w:snapToGrid w:val="0"/>
+                <w:color w:val="000000"/>
+                <w:spacing w:val="0"/>
+                <w:kern w:val="0"/>
+                <w:sz w:val="18"/>
+                <w:szCs w:val="18"/>
+                <w:lang w:val="en-US" w:eastAsia="zh-CN"/>
+              </w:rPr>
+              <w:t>运维部-运维工程师</w:t>
+            </w:r>
+            <w:r>
+              <w:rPr>
+                <w:rFonts w:ascii="Segoe UI" w:eastAsia="Segoe UI" w:hAnsi="Segoe UI" w:cs="Segoe UI" w:hint="default"/>
+                <w:i w:val="0"/>
+                <w:iCs w:val="0"/>
+                <w:caps w:val="0"/>
+                <w:snapToGrid w:val="0"/>
+                <w:color w:val="000000"/>
+                <w:spacing w:val="0"/>
+                <w:kern w:val="0"/>
+                <w:sz w:val="18"/>
+                <w:szCs w:val="18"/>
+                <w:lang w:val="en-US" w:eastAsia="zh-CN"/>
+              </w:rPr>
+              <w:br/>
+            </w:r>
+            <w:r>
+              <w:rPr>
+                <w:rStyle w:val="Strong"/>
+                <w:rFonts w:ascii="Segoe UI" w:eastAsia="Segoe UI" w:hAnsi="Segoe UI" w:cs="Segoe UI" w:hint="default"/>
+                <w:b/>
+                <w:bCs/>
+                <w:i w:val="0"/>
+                <w:iCs w:val="0"/>
+                <w:caps w:val="0"/>
+                <w:snapToGrid w:val="0"/>
+                <w:color w:val="000000"/>
+                <w:spacing w:val="0"/>
+                <w:kern w:val="0"/>
+                <w:sz w:val="18"/>
+                <w:szCs w:val="18"/>
+                <w:lang w:val="en-US" w:eastAsia="zh-CN"/>
+              </w:rPr>
+              <w:t>研发部-开发/测试工程师</w:t>
+            </w:r>
+          </w:p>
+        </w:tc>
+      </w:tr>
+      <w:tr>
+        <w:tblPrEx>
+          <w:tblW w:w="9024" w:type="dxa"/>
+          <w:tblInd w:w="0" w:type="dxa"/>
+          <w:shd w:val="clear" w:color="auto" w:fill="auto"/>
+          <w:tblCellMar>
+            <w:top w:w="15" w:type="dxa"/>
+            <w:left w:w="15" w:type="dxa"/>
+            <w:bottom w:w="15" w:type="dxa"/>
+            <w:right w:w="15" w:type="dxa"/>
+          </w:tblCellMar>
+        </w:tblPrEx>
+        <w:tc>
+          <w:tcPr>
+            <w:tcW w:w="0" w:type="auto"/>
+            <w:shd w:val="clear" w:color="auto" w:fill="auto"/>
+            <w:tcMar>
+              <w:top w:w="120" w:type="dxa"/>
+              <w:left w:w="0" w:type="dxa"/>
+              <w:bottom w:w="120" w:type="dxa"/>
+              <w:right w:w="192" w:type="dxa"/>
+            </w:tcMar>
+            <w:vAlign w:val="center"/>
+          </w:tcPr>
+          <w:p>
+            <w:pPr>
+              <w:keepNext w:val="0"/>
+              <w:keepLines w:val="0"/>
+              <w:widowControl/>
+              <w:suppressLineNumbers w:val="0"/>
+              <w:spacing w:line="300" w:lineRule="atLeast"/>
+              <w:jc w:val="left"/>
+              <w:rPr>
+                <w:rFonts w:ascii="Segoe UI" w:eastAsia="Segoe UI" w:hAnsi="Segoe UI" w:cs="Segoe UI" w:hint="default"/>
+                <w:i w:val="0"/>
+                <w:iCs w:val="0"/>
+                <w:caps w:val="0"/>
+                <w:color w:val="0F1115"/>
+                <w:spacing w:val="0"/>
+                <w:sz w:val="18"/>
+                <w:szCs w:val="18"/>
+              </w:rPr>
+            </w:pPr>
+            <w:r>
+              <w:rPr>
+                <w:rStyle w:val="Strong"/>
+                <w:rFonts w:ascii="Segoe UI" w:eastAsia="Segoe UI" w:hAnsi="Segoe UI" w:cs="Segoe UI" w:hint="default"/>
+                <w:b/>
+                <w:bCs/>
+                <w:i w:val="0"/>
+                <w:iCs w:val="0"/>
+                <w:caps w:val="0"/>
+                <w:snapToGrid w:val="0"/>
+                <w:color w:val="000000"/>
+                <w:spacing w:val="0"/>
+                <w:kern w:val="0"/>
+                <w:sz w:val="18"/>
+                <w:szCs w:val="18"/>
+                <w:lang w:val="en-US" w:eastAsia="zh-CN"/>
+              </w:rPr>
+              <w:t>人力资源部</w:t>
+            </w:r>
+          </w:p>
+        </w:tc>
+        <w:tc>
+          <w:tcPr>
+            <w:tcW w:w="0" w:type="auto"/>
+            <w:shd w:val="clear" w:color="auto" w:fill="auto"/>
+            <w:tcMar>
+              <w:top w:w="120" w:type="dxa"/>
+              <w:left w:w="192" w:type="dxa"/>
+              <w:bottom w:w="120" w:type="dxa"/>
+              <w:right w:w="192" w:type="dxa"/>
+            </w:tcMar>
+            <w:vAlign w:val="center"/>
+          </w:tcPr>
+          <w:p>
+            <w:pPr>
+              <w:keepNext w:val="0"/>
+              <w:keepLines w:val="0"/>
+              <w:widowControl/>
+              <w:suppressLineNumbers w:val="0"/>
+              <w:spacing w:line="300" w:lineRule="atLeast"/>
+              <w:jc w:val="left"/>
+              <w:rPr>
+                <w:rFonts w:ascii="Segoe UI" w:eastAsia="Segoe UI" w:hAnsi="Segoe UI" w:cs="Segoe UI" w:hint="default"/>
+                <w:i w:val="0"/>
+                <w:iCs w:val="0"/>
+                <w:caps w:val="0"/>
+                <w:color w:val="0F1115"/>
+                <w:spacing w:val="0"/>
+                <w:sz w:val="18"/>
+                <w:szCs w:val="18"/>
+              </w:rPr>
+            </w:pPr>
+            <w:r>
+              <w:rPr>
+                <w:rFonts w:ascii="Segoe UI" w:eastAsia="Segoe UI" w:hAnsi="Segoe UI" w:cs="Segoe UI" w:hint="default"/>
+                <w:i w:val="0"/>
+                <w:iCs w:val="0"/>
+                <w:caps w:val="0"/>
+                <w:snapToGrid w:val="0"/>
+                <w:color w:val="000000"/>
+                <w:spacing w:val="0"/>
+                <w:kern w:val="0"/>
+                <w:sz w:val="18"/>
+                <w:szCs w:val="18"/>
+                <w:lang w:val="en-US" w:eastAsia="zh-CN"/>
+              </w:rPr>
+              <w:t>1. 组织落实全员信息安全意识教育与基础培训。</w:t>
+            </w:r>
+            <w:r>
+              <w:rPr>
+                <w:rFonts w:ascii="Segoe UI" w:eastAsia="Segoe UI" w:hAnsi="Segoe UI" w:cs="Segoe UI" w:hint="default"/>
+                <w:i w:val="0"/>
+                <w:iCs w:val="0"/>
+                <w:caps w:val="0"/>
+                <w:snapToGrid w:val="0"/>
+                <w:color w:val="000000"/>
+                <w:spacing w:val="0"/>
+                <w:kern w:val="0"/>
+                <w:sz w:val="18"/>
+                <w:szCs w:val="18"/>
+                <w:lang w:val="en-US" w:eastAsia="zh-CN"/>
+              </w:rPr>
+              <w:br/>
+            </w:r>
+            <w:r>
+              <w:rPr>
+                <w:rFonts w:ascii="Segoe UI" w:eastAsia="Segoe UI" w:hAnsi="Segoe UI" w:cs="Segoe UI" w:hint="default"/>
+                <w:i w:val="0"/>
+                <w:iCs w:val="0"/>
+                <w:caps w:val="0"/>
+                <w:snapToGrid w:val="0"/>
+                <w:color w:val="000000"/>
+                <w:spacing w:val="0"/>
+                <w:kern w:val="0"/>
+                <w:sz w:val="18"/>
+                <w:szCs w:val="18"/>
+                <w:lang w:val="en-US" w:eastAsia="zh-CN"/>
+              </w:rPr>
+              <w:t>2. 管理员工背景审查、保密协议签订及离职安全审核。</w:t>
+            </w:r>
+            <w:r>
+              <w:rPr>
+                <w:rFonts w:ascii="Segoe UI" w:eastAsia="Segoe UI" w:hAnsi="Segoe UI" w:cs="Segoe UI" w:hint="default"/>
+                <w:i w:val="0"/>
+                <w:iCs w:val="0"/>
+                <w:caps w:val="0"/>
+                <w:snapToGrid w:val="0"/>
+                <w:color w:val="000000"/>
+                <w:spacing w:val="0"/>
+                <w:kern w:val="0"/>
+                <w:sz w:val="18"/>
+                <w:szCs w:val="18"/>
+                <w:lang w:val="en-US" w:eastAsia="zh-CN"/>
+              </w:rPr>
+              <w:br/>
+            </w:r>
+            <w:r>
+              <w:rPr>
+                <w:rFonts w:ascii="Segoe UI" w:eastAsia="Segoe UI" w:hAnsi="Segoe UI" w:cs="Segoe UI" w:hint="default"/>
+                <w:i w:val="0"/>
+                <w:iCs w:val="0"/>
+                <w:caps w:val="0"/>
+                <w:snapToGrid w:val="0"/>
+                <w:color w:val="000000"/>
+                <w:spacing w:val="0"/>
+                <w:kern w:val="0"/>
+                <w:sz w:val="18"/>
+                <w:szCs w:val="18"/>
+                <w:lang w:val="en-US" w:eastAsia="zh-CN"/>
+              </w:rPr>
+              <w:t>3. 将安全表现纳入绩效考核参考。</w:t>
+            </w:r>
+          </w:p>
+        </w:tc>
+        <w:tc>
+          <w:tcPr>
+            <w:tcW w:w="0" w:type="auto"/>
+            <w:shd w:val="clear" w:color="auto" w:fill="auto"/>
+            <w:tcMar>
+              <w:top w:w="120" w:type="dxa"/>
+              <w:left w:w="192" w:type="dxa"/>
+              <w:bottom w:w="120" w:type="dxa"/>
+              <w:right w:w="0" w:type="dxa"/>
+            </w:tcMar>
+            <w:vAlign w:val="center"/>
+          </w:tcPr>
+          <w:p>
+            <w:pPr>
+              <w:keepNext w:val="0"/>
+              <w:keepLines w:val="0"/>
+              <w:widowControl/>
+              <w:suppressLineNumbers w:val="0"/>
+              <w:spacing w:line="300" w:lineRule="atLeast"/>
+              <w:jc w:val="left"/>
+              <w:rPr>
+                <w:rFonts w:ascii="Segoe UI" w:eastAsia="Segoe UI" w:hAnsi="Segoe UI" w:cs="Segoe UI" w:hint="default"/>
+                <w:i w:val="0"/>
+                <w:iCs w:val="0"/>
+                <w:caps w:val="0"/>
+                <w:color w:val="0F1115"/>
+                <w:spacing w:val="0"/>
+                <w:sz w:val="18"/>
+                <w:szCs w:val="18"/>
+              </w:rPr>
+            </w:pPr>
+            <w:r>
+              <w:rPr>
+                <w:rStyle w:val="Strong"/>
+                <w:rFonts w:ascii="Segoe UI" w:eastAsia="Segoe UI" w:hAnsi="Segoe UI" w:cs="Segoe UI" w:hint="default"/>
+                <w:b/>
+                <w:bCs/>
+                <w:i w:val="0"/>
+                <w:iCs w:val="0"/>
+                <w:caps w:val="0"/>
+                <w:snapToGrid w:val="0"/>
+                <w:color w:val="000000"/>
+                <w:spacing w:val="0"/>
+                <w:kern w:val="0"/>
+                <w:sz w:val="18"/>
+                <w:szCs w:val="18"/>
+                <w:lang w:val="en-US" w:eastAsia="zh-CN"/>
+              </w:rPr>
+              <w:t>人力资源部经理/专员</w:t>
+            </w:r>
+          </w:p>
+        </w:tc>
+      </w:tr>
+      <w:tr>
+        <w:tblPrEx>
+          <w:tblW w:w="9024" w:type="dxa"/>
+          <w:tblInd w:w="0" w:type="dxa"/>
+          <w:shd w:val="clear" w:color="auto" w:fill="auto"/>
+          <w:tblCellMar>
+            <w:top w:w="15" w:type="dxa"/>
+            <w:left w:w="15" w:type="dxa"/>
+            <w:bottom w:w="15" w:type="dxa"/>
+            <w:right w:w="15" w:type="dxa"/>
+          </w:tblCellMar>
+        </w:tblPrEx>
+        <w:tc>
+          <w:tcPr>
+            <w:tcW w:w="0" w:type="auto"/>
+            <w:shd w:val="clear" w:color="auto" w:fill="auto"/>
+            <w:tcMar>
+              <w:top w:w="120" w:type="dxa"/>
+              <w:left w:w="0" w:type="dxa"/>
+              <w:bottom w:w="120" w:type="dxa"/>
+              <w:right w:w="192" w:type="dxa"/>
+            </w:tcMar>
+            <w:vAlign w:val="center"/>
+          </w:tcPr>
+          <w:p>
+            <w:pPr>
+              <w:keepNext w:val="0"/>
+              <w:keepLines w:val="0"/>
+              <w:widowControl/>
+              <w:suppressLineNumbers w:val="0"/>
+              <w:spacing w:line="300" w:lineRule="atLeast"/>
+              <w:jc w:val="left"/>
+              <w:rPr>
+                <w:rFonts w:ascii="Segoe UI" w:eastAsia="Segoe UI" w:hAnsi="Segoe UI" w:cs="Segoe UI" w:hint="default"/>
+                <w:i w:val="0"/>
+                <w:iCs w:val="0"/>
+                <w:caps w:val="0"/>
+                <w:color w:val="0F1115"/>
+                <w:spacing w:val="0"/>
+                <w:sz w:val="18"/>
+                <w:szCs w:val="18"/>
+              </w:rPr>
+            </w:pPr>
+            <w:r>
+              <w:rPr>
+                <w:rStyle w:val="Strong"/>
+                <w:rFonts w:ascii="Segoe UI" w:eastAsia="Segoe UI" w:hAnsi="Segoe UI" w:cs="Segoe UI" w:hint="default"/>
+                <w:b/>
+                <w:bCs/>
+                <w:i w:val="0"/>
+                <w:iCs w:val="0"/>
+                <w:caps w:val="0"/>
+                <w:snapToGrid w:val="0"/>
+                <w:color w:val="000000"/>
+                <w:spacing w:val="0"/>
+                <w:kern w:val="0"/>
+                <w:sz w:val="18"/>
+                <w:szCs w:val="18"/>
+                <w:lang w:val="en-US" w:eastAsia="zh-CN"/>
+              </w:rPr>
+              <w:t>质量管理部</w:t>
+            </w:r>
+          </w:p>
+        </w:tc>
+        <w:tc>
+          <w:tcPr>
+            <w:tcW w:w="0" w:type="auto"/>
+            <w:shd w:val="clear" w:color="auto" w:fill="auto"/>
+            <w:tcMar>
+              <w:top w:w="120" w:type="dxa"/>
+              <w:left w:w="192" w:type="dxa"/>
+              <w:bottom w:w="120" w:type="dxa"/>
+              <w:right w:w="192" w:type="dxa"/>
+            </w:tcMar>
+            <w:vAlign w:val="center"/>
+          </w:tcPr>
+          <w:p>
+            <w:pPr>
+              <w:keepNext w:val="0"/>
+              <w:keepLines w:val="0"/>
+              <w:widowControl/>
+              <w:suppressLineNumbers w:val="0"/>
+              <w:spacing w:line="300" w:lineRule="atLeast"/>
+              <w:jc w:val="left"/>
+              <w:rPr>
+                <w:rFonts w:ascii="Segoe UI" w:eastAsia="Segoe UI" w:hAnsi="Segoe UI" w:cs="Segoe UI" w:hint="default"/>
+                <w:i w:val="0"/>
+                <w:iCs w:val="0"/>
+                <w:caps w:val="0"/>
+                <w:color w:val="0F1115"/>
+                <w:spacing w:val="0"/>
+                <w:sz w:val="18"/>
+                <w:szCs w:val="18"/>
+              </w:rPr>
+            </w:pPr>
+            <w:r>
+              <w:rPr>
+                <w:rFonts w:ascii="Segoe UI" w:eastAsia="Segoe UI" w:hAnsi="Segoe UI" w:cs="Segoe UI" w:hint="default"/>
+                <w:i w:val="0"/>
+                <w:iCs w:val="0"/>
+                <w:caps w:val="0"/>
+                <w:snapToGrid w:val="0"/>
+                <w:color w:val="000000"/>
+                <w:spacing w:val="0"/>
+                <w:kern w:val="0"/>
+                <w:sz w:val="18"/>
+                <w:szCs w:val="18"/>
+                <w:lang w:val="en-US" w:eastAsia="zh-CN"/>
+              </w:rPr>
+              <w:t>1. 独立监督本制度及所有安全流程的执行合规性。</w:t>
+            </w:r>
+            <w:r>
+              <w:rPr>
+                <w:rFonts w:ascii="Segoe UI" w:eastAsia="Segoe UI" w:hAnsi="Segoe UI" w:cs="Segoe UI" w:hint="default"/>
+                <w:i w:val="0"/>
+                <w:iCs w:val="0"/>
+                <w:caps w:val="0"/>
+                <w:snapToGrid w:val="0"/>
+                <w:color w:val="000000"/>
+                <w:spacing w:val="0"/>
+                <w:kern w:val="0"/>
+                <w:sz w:val="18"/>
+                <w:szCs w:val="18"/>
+                <w:lang w:val="en-US" w:eastAsia="zh-CN"/>
+              </w:rPr>
+              <w:br/>
+            </w:r>
+            <w:r>
+              <w:rPr>
+                <w:rFonts w:ascii="Segoe UI" w:eastAsia="Segoe UI" w:hAnsi="Segoe UI" w:cs="Segoe UI" w:hint="default"/>
+                <w:i w:val="0"/>
+                <w:iCs w:val="0"/>
+                <w:caps w:val="0"/>
+                <w:snapToGrid w:val="0"/>
+                <w:color w:val="000000"/>
+                <w:spacing w:val="0"/>
+                <w:kern w:val="0"/>
+                <w:sz w:val="18"/>
+                <w:szCs w:val="18"/>
+                <w:lang w:val="en-US" w:eastAsia="zh-CN"/>
+              </w:rPr>
+              <w:t>2. 组织或参与信息安全内部审计。</w:t>
+            </w:r>
+            <w:r>
+              <w:rPr>
+                <w:rFonts w:ascii="Segoe UI" w:eastAsia="Segoe UI" w:hAnsi="Segoe UI" w:cs="Segoe UI" w:hint="default"/>
+                <w:i w:val="0"/>
+                <w:iCs w:val="0"/>
+                <w:caps w:val="0"/>
+                <w:snapToGrid w:val="0"/>
+                <w:color w:val="000000"/>
+                <w:spacing w:val="0"/>
+                <w:kern w:val="0"/>
+                <w:sz w:val="18"/>
+                <w:szCs w:val="18"/>
+                <w:lang w:val="en-US" w:eastAsia="zh-CN"/>
+              </w:rPr>
+              <w:br/>
+            </w:r>
+            <w:r>
+              <w:rPr>
+                <w:rFonts w:ascii="Segoe UI" w:eastAsia="Segoe UI" w:hAnsi="Segoe UI" w:cs="Segoe UI" w:hint="default"/>
+                <w:i w:val="0"/>
+                <w:iCs w:val="0"/>
+                <w:caps w:val="0"/>
+                <w:snapToGrid w:val="0"/>
+                <w:color w:val="000000"/>
+                <w:spacing w:val="0"/>
+                <w:kern w:val="0"/>
+                <w:sz w:val="18"/>
+                <w:szCs w:val="18"/>
+                <w:lang w:val="en-US" w:eastAsia="zh-CN"/>
+              </w:rPr>
+              <w:t>3. 将安全指标纳入公司质量目标与监控体系。</w:t>
+            </w:r>
+          </w:p>
+        </w:tc>
+        <w:tc>
+          <w:tcPr>
+            <w:tcW w:w="0" w:type="auto"/>
+            <w:shd w:val="clear" w:color="auto" w:fill="auto"/>
+            <w:tcMar>
+              <w:top w:w="120" w:type="dxa"/>
+              <w:left w:w="192" w:type="dxa"/>
+              <w:bottom w:w="120" w:type="dxa"/>
+              <w:right w:w="0" w:type="dxa"/>
+            </w:tcMar>
+            <w:vAlign w:val="center"/>
+          </w:tcPr>
+          <w:p>
+            <w:pPr>
+              <w:keepNext w:val="0"/>
+              <w:keepLines w:val="0"/>
+              <w:widowControl/>
+              <w:suppressLineNumbers w:val="0"/>
+              <w:spacing w:line="300" w:lineRule="atLeast"/>
+              <w:jc w:val="left"/>
+              <w:rPr>
+                <w:rFonts w:ascii="Segoe UI" w:eastAsia="Segoe UI" w:hAnsi="Segoe UI" w:cs="Segoe UI" w:hint="default"/>
+                <w:i w:val="0"/>
+                <w:iCs w:val="0"/>
+                <w:caps w:val="0"/>
+                <w:color w:val="0F1115"/>
+                <w:spacing w:val="0"/>
+                <w:sz w:val="18"/>
+                <w:szCs w:val="18"/>
+              </w:rPr>
+            </w:pPr>
+            <w:r>
+              <w:rPr>
+                <w:rStyle w:val="Strong"/>
+                <w:rFonts w:ascii="Segoe UI" w:eastAsia="Segoe UI" w:hAnsi="Segoe UI" w:cs="Segoe UI" w:hint="default"/>
+                <w:b/>
+                <w:bCs/>
+                <w:i w:val="0"/>
+                <w:iCs w:val="0"/>
+                <w:caps w:val="0"/>
+                <w:snapToGrid w:val="0"/>
+                <w:color w:val="000000"/>
+                <w:spacing w:val="0"/>
+                <w:kern w:val="0"/>
+                <w:sz w:val="18"/>
+                <w:szCs w:val="18"/>
+                <w:lang w:val="en-US" w:eastAsia="zh-CN"/>
+              </w:rPr>
+              <w:t>质量管理部经理/专员</w:t>
+            </w:r>
+          </w:p>
+        </w:tc>
+      </w:tr>
+      <w:tr>
+        <w:tblPrEx>
+          <w:tblW w:w="9024" w:type="dxa"/>
+          <w:tblInd w:w="0" w:type="dxa"/>
+          <w:shd w:val="clear" w:color="auto" w:fill="auto"/>
+          <w:tblCellMar>
+            <w:top w:w="15" w:type="dxa"/>
+            <w:left w:w="15" w:type="dxa"/>
+            <w:bottom w:w="15" w:type="dxa"/>
+            <w:right w:w="15" w:type="dxa"/>
+          </w:tblCellMar>
+        </w:tblPrEx>
+        <w:tc>
+          <w:tcPr>
+            <w:tcW w:w="0" w:type="auto"/>
+            <w:shd w:val="clear" w:color="auto" w:fill="auto"/>
+            <w:tcMar>
+              <w:top w:w="120" w:type="dxa"/>
+              <w:left w:w="0" w:type="dxa"/>
+              <w:bottom w:w="120" w:type="dxa"/>
+              <w:right w:w="192" w:type="dxa"/>
+            </w:tcMar>
+            <w:vAlign w:val="center"/>
+          </w:tcPr>
+          <w:p>
+            <w:pPr>
+              <w:keepNext w:val="0"/>
+              <w:keepLines w:val="0"/>
+              <w:widowControl/>
+              <w:suppressLineNumbers w:val="0"/>
+              <w:spacing w:line="300" w:lineRule="atLeast"/>
+              <w:jc w:val="left"/>
+              <w:rPr>
+                <w:rFonts w:ascii="Segoe UI" w:eastAsia="Segoe UI" w:hAnsi="Segoe UI" w:cs="Segoe UI" w:hint="default"/>
+                <w:i w:val="0"/>
+                <w:iCs w:val="0"/>
+                <w:caps w:val="0"/>
+                <w:color w:val="0F1115"/>
+                <w:spacing w:val="0"/>
+                <w:sz w:val="18"/>
+                <w:szCs w:val="18"/>
+              </w:rPr>
+            </w:pPr>
+            <w:r>
+              <w:rPr>
+                <w:rStyle w:val="Strong"/>
+                <w:rFonts w:ascii="Segoe UI" w:eastAsia="Segoe UI" w:hAnsi="Segoe UI" w:cs="Segoe UI" w:hint="default"/>
+                <w:b/>
+                <w:bCs/>
+                <w:i w:val="0"/>
+                <w:iCs w:val="0"/>
+                <w:caps w:val="0"/>
+                <w:snapToGrid w:val="0"/>
+                <w:color w:val="000000"/>
+                <w:spacing w:val="0"/>
+                <w:kern w:val="0"/>
+                <w:sz w:val="18"/>
+                <w:szCs w:val="18"/>
+                <w:lang w:val="en-US" w:eastAsia="zh-CN"/>
+              </w:rPr>
+              <w:t>全体员工</w:t>
+            </w:r>
+          </w:p>
+        </w:tc>
+        <w:tc>
+          <w:tcPr>
+            <w:tcW w:w="0" w:type="auto"/>
+            <w:shd w:val="clear" w:color="auto" w:fill="auto"/>
+            <w:tcMar>
+              <w:top w:w="120" w:type="dxa"/>
+              <w:left w:w="192" w:type="dxa"/>
+              <w:bottom w:w="120" w:type="dxa"/>
+              <w:right w:w="192" w:type="dxa"/>
+            </w:tcMar>
+            <w:vAlign w:val="center"/>
+          </w:tcPr>
+          <w:p>
+            <w:pPr>
+              <w:keepNext w:val="0"/>
+              <w:keepLines w:val="0"/>
+              <w:widowControl/>
+              <w:suppressLineNumbers w:val="0"/>
+              <w:spacing w:line="300" w:lineRule="atLeast"/>
+              <w:jc w:val="left"/>
+              <w:rPr>
+                <w:rFonts w:ascii="Segoe UI" w:eastAsia="Segoe UI" w:hAnsi="Segoe UI" w:cs="Segoe UI" w:hint="default"/>
+                <w:i w:val="0"/>
+                <w:iCs w:val="0"/>
+                <w:caps w:val="0"/>
+                <w:color w:val="0F1115"/>
+                <w:spacing w:val="0"/>
+                <w:sz w:val="18"/>
+                <w:szCs w:val="18"/>
+              </w:rPr>
+            </w:pPr>
+            <w:r>
+              <w:rPr>
+                <w:rFonts w:ascii="Segoe UI" w:eastAsia="Segoe UI" w:hAnsi="Segoe UI" w:cs="Segoe UI" w:hint="default"/>
+                <w:i w:val="0"/>
+                <w:iCs w:val="0"/>
+                <w:caps w:val="0"/>
+                <w:snapToGrid w:val="0"/>
+                <w:color w:val="000000"/>
+                <w:spacing w:val="0"/>
+                <w:kern w:val="0"/>
+                <w:sz w:val="18"/>
+                <w:szCs w:val="18"/>
+                <w:lang w:val="en-US" w:eastAsia="zh-CN"/>
+              </w:rPr>
+              <w:t>1. 了解并遵守公司信息安全相关规定。</w:t>
+            </w:r>
+            <w:r>
+              <w:rPr>
+                <w:rFonts w:ascii="Segoe UI" w:eastAsia="Segoe UI" w:hAnsi="Segoe UI" w:cs="Segoe UI" w:hint="default"/>
+                <w:i w:val="0"/>
+                <w:iCs w:val="0"/>
+                <w:caps w:val="0"/>
+                <w:snapToGrid w:val="0"/>
+                <w:color w:val="000000"/>
+                <w:spacing w:val="0"/>
+                <w:kern w:val="0"/>
+                <w:sz w:val="18"/>
+                <w:szCs w:val="18"/>
+                <w:lang w:val="en-US" w:eastAsia="zh-CN"/>
+              </w:rPr>
+              <w:br/>
+            </w:r>
+            <w:r>
+              <w:rPr>
+                <w:rFonts w:ascii="Segoe UI" w:eastAsia="Segoe UI" w:hAnsi="Segoe UI" w:cs="Segoe UI" w:hint="default"/>
+                <w:i w:val="0"/>
+                <w:iCs w:val="0"/>
+                <w:caps w:val="0"/>
+                <w:snapToGrid w:val="0"/>
+                <w:color w:val="000000"/>
+                <w:spacing w:val="0"/>
+                <w:kern w:val="0"/>
+                <w:sz w:val="18"/>
+                <w:szCs w:val="18"/>
+                <w:lang w:val="en-US" w:eastAsia="zh-CN"/>
+              </w:rPr>
+              <w:t>2. 保护自身掌握的账户、密码及信息资产。</w:t>
+            </w:r>
+            <w:r>
+              <w:rPr>
+                <w:rFonts w:ascii="Segoe UI" w:eastAsia="Segoe UI" w:hAnsi="Segoe UI" w:cs="Segoe UI" w:hint="default"/>
+                <w:i w:val="0"/>
+                <w:iCs w:val="0"/>
+                <w:caps w:val="0"/>
+                <w:snapToGrid w:val="0"/>
+                <w:color w:val="000000"/>
+                <w:spacing w:val="0"/>
+                <w:kern w:val="0"/>
+                <w:sz w:val="18"/>
+                <w:szCs w:val="18"/>
+                <w:lang w:val="en-US" w:eastAsia="zh-CN"/>
+              </w:rPr>
+              <w:br/>
+            </w:r>
+            <w:r>
+              <w:rPr>
+                <w:rFonts w:ascii="Segoe UI" w:eastAsia="Segoe UI" w:hAnsi="Segoe UI" w:cs="Segoe UI" w:hint="default"/>
+                <w:i w:val="0"/>
+                <w:iCs w:val="0"/>
+                <w:caps w:val="0"/>
+                <w:snapToGrid w:val="0"/>
+                <w:color w:val="000000"/>
+                <w:spacing w:val="0"/>
+                <w:kern w:val="0"/>
+                <w:sz w:val="18"/>
+                <w:szCs w:val="18"/>
+                <w:lang w:val="en-US" w:eastAsia="zh-CN"/>
+              </w:rPr>
+              <w:t>3. 有责任报告发现的安全隐患或事件。</w:t>
+            </w:r>
+          </w:p>
+        </w:tc>
+        <w:tc>
+          <w:tcPr>
+            <w:tcW w:w="0" w:type="auto"/>
+            <w:shd w:val="clear" w:color="auto" w:fill="auto"/>
+            <w:tcMar>
+              <w:top w:w="120" w:type="dxa"/>
+              <w:left w:w="192" w:type="dxa"/>
+              <w:bottom w:w="120" w:type="dxa"/>
+              <w:right w:w="0" w:type="dxa"/>
+            </w:tcMar>
+            <w:vAlign w:val="center"/>
+          </w:tcPr>
+          <w:p>
+            <w:pPr>
+              <w:keepNext w:val="0"/>
+              <w:keepLines w:val="0"/>
+              <w:widowControl/>
+              <w:suppressLineNumbers w:val="0"/>
+              <w:spacing w:line="300" w:lineRule="atLeast"/>
+              <w:jc w:val="left"/>
+              <w:rPr>
+                <w:rFonts w:ascii="Segoe UI" w:eastAsia="Segoe UI" w:hAnsi="Segoe UI" w:cs="Segoe UI" w:hint="default"/>
+                <w:i w:val="0"/>
+                <w:iCs w:val="0"/>
+                <w:caps w:val="0"/>
+                <w:color w:val="0F1115"/>
+                <w:spacing w:val="0"/>
+                <w:sz w:val="18"/>
+                <w:szCs w:val="18"/>
+              </w:rPr>
+            </w:pPr>
+            <w:r>
+              <w:rPr>
+                <w:rStyle w:val="Strong"/>
+                <w:rFonts w:ascii="Segoe UI" w:eastAsia="Segoe UI" w:hAnsi="Segoe UI" w:cs="Segoe UI" w:hint="default"/>
                 <w:b/>
                 <w:bCs/>
                 <w:i w:val="0"/>
@@ -6378,7 +6282,7 @@
     </w:tbl>
     <w:p>
       <w:pPr>
-        <w:pStyle w:val="29"/>
+        <w:pStyle w:val="a1"/>
         <w:rPr>
           <w:rFonts w:hint="eastAsia"/>
           <w:lang w:val="en-US" w:eastAsia="zh-CN"/>
@@ -6387,45 +6291,45 @@
     </w:p>
     <w:p>
       <w:pPr>
-        <w:pStyle w:val="28"/>
+        <w:pStyle w:val="1"/>
         <w:bidi w:val="0"/>
         <w:rPr>
           <w:rFonts w:hint="eastAsia"/>
           <w:lang w:val="en-US" w:eastAsia="zh-CN"/>
         </w:rPr>
       </w:pPr>
-      <w:bookmarkStart w:id="8" w:name="_Toc31876"/>
+      <w:bookmarkStart w:id="9" w:name="_Toc31876"/>
       <w:r>
         <w:rPr>
           <w:rFonts w:hint="eastAsia"/>
           <w:lang w:val="en-US" w:eastAsia="zh-CN"/>
         </w:rPr>
         <w:t>信息安全管理活动</w:t>
-      </w:r>
-      <w:bookmarkEnd w:id="8"/>
-    </w:p>
-    <w:p>
-      <w:pPr>
-        <w:pStyle w:val="30"/>
-        <w:bidi w:val="0"/>
-        <w:rPr>
-          <w:rFonts w:hint="eastAsia"/>
-          <w:lang w:val="en-US" w:eastAsia="zh-CN"/>
-        </w:rPr>
-      </w:pPr>
-      <w:bookmarkStart w:id="9" w:name="_Toc2017"/>
-      <w:r>
-        <w:rPr>
-          <w:rFonts w:hint="eastAsia"/>
-          <w:lang w:val="en-US" w:eastAsia="zh-CN"/>
-        </w:rPr>
-        <w:t>管理流程概述</w:t>
       </w:r>
       <w:bookmarkEnd w:id="9"/>
     </w:p>
     <w:p>
       <w:pPr>
-        <w:pStyle w:val="29"/>
+        <w:pStyle w:val="2"/>
+        <w:bidi w:val="0"/>
+        <w:rPr>
+          <w:rFonts w:hint="eastAsia"/>
+          <w:lang w:val="en-US" w:eastAsia="zh-CN"/>
+        </w:rPr>
+      </w:pPr>
+      <w:bookmarkStart w:id="10" w:name="_Toc2017"/>
+      <w:r>
+        <w:rPr>
+          <w:rFonts w:hint="eastAsia"/>
+          <w:lang w:val="en-US" w:eastAsia="zh-CN"/>
+        </w:rPr>
+        <w:t>管理流程概述</w:t>
+      </w:r>
+      <w:bookmarkEnd w:id="10"/>
+    </w:p>
+    <w:p>
+      <w:pPr>
+        <w:pStyle w:val="a1"/>
         <w:bidi w:val="0"/>
         <w:rPr>
           <w:rFonts w:hint="eastAsia"/>
@@ -6442,14 +6346,14 @@
     </w:p>
     <w:p>
       <w:pPr>
-        <w:pStyle w:val="30"/>
+        <w:pStyle w:val="2"/>
         <w:bidi w:val="0"/>
         <w:rPr>
           <w:rFonts w:hint="eastAsia"/>
           <w:lang w:val="en-US" w:eastAsia="zh-CN"/>
         </w:rPr>
       </w:pPr>
-      <w:bookmarkStart w:id="10" w:name="_Toc29468"/>
+      <w:bookmarkStart w:id="11" w:name="_Toc29468"/>
       <w:r>
         <w:rPr>
           <w:rFonts w:hint="eastAsia"/>
@@ -6457,11 +6361,11 @@
         </w:rPr>
         <w:t>资产识别与分类</w:t>
       </w:r>
-      <w:bookmarkEnd w:id="10"/>
+      <w:bookmarkEnd w:id="11"/>
     </w:p>
     <w:p>
       <w:pPr>
-        <w:pStyle w:val="29"/>
+        <w:pStyle w:val="a1"/>
         <w:bidi w:val="0"/>
         <w:rPr>
           <w:rFonts w:hint="eastAsia"/>
@@ -6478,7 +6382,7 @@
     </w:p>
     <w:p>
       <w:pPr>
-        <w:pStyle w:val="29"/>
+        <w:pStyle w:val="a1"/>
         <w:bidi w:val="0"/>
         <w:rPr>
           <w:rFonts w:hint="eastAsia"/>
@@ -6495,14 +6399,14 @@
     </w:p>
     <w:p>
       <w:pPr>
-        <w:pStyle w:val="30"/>
+        <w:pStyle w:val="2"/>
         <w:bidi w:val="0"/>
         <w:rPr>
           <w:rFonts w:hint="eastAsia"/>
           <w:lang w:val="en-US" w:eastAsia="zh-CN"/>
         </w:rPr>
       </w:pPr>
-      <w:bookmarkStart w:id="11" w:name="_Toc25513"/>
+      <w:bookmarkStart w:id="12" w:name="_Toc25513"/>
       <w:r>
         <w:rPr>
           <w:rFonts w:hint="eastAsia"/>
@@ -6510,11 +6414,11 @@
         </w:rPr>
         <w:t>风险评估与处置</w:t>
       </w:r>
-      <w:bookmarkEnd w:id="11"/>
+      <w:bookmarkEnd w:id="12"/>
     </w:p>
     <w:p>
       <w:pPr>
-        <w:pStyle w:val="29"/>
+        <w:pStyle w:val="a1"/>
         <w:bidi w:val="0"/>
         <w:rPr>
           <w:rFonts w:hint="eastAsia"/>
@@ -6531,7 +6435,7 @@
     </w:p>
     <w:p>
       <w:pPr>
-        <w:pStyle w:val="29"/>
+        <w:pStyle w:val="a1"/>
         <w:bidi w:val="0"/>
         <w:rPr>
           <w:rFonts w:hint="eastAsia"/>
@@ -6548,7 +6452,7 @@
     </w:p>
     <w:p>
       <w:pPr>
-        <w:pStyle w:val="29"/>
+        <w:pStyle w:val="a1"/>
         <w:bidi w:val="0"/>
         <w:rPr>
           <w:rFonts w:hint="eastAsia"/>
@@ -6565,7 +6469,7 @@
     </w:p>
     <w:p>
       <w:pPr>
-        <w:pStyle w:val="29"/>
+        <w:pStyle w:val="a1"/>
         <w:bidi w:val="0"/>
         <w:rPr>
           <w:rFonts w:hint="eastAsia"/>
@@ -6582,7 +6486,7 @@
     </w:p>
     <w:p>
       <w:pPr>
-        <w:pStyle w:val="29"/>
+        <w:pStyle w:val="a1"/>
         <w:bidi w:val="0"/>
         <w:rPr>
           <w:rFonts w:hint="eastAsia"/>
@@ -6599,7 +6503,7 @@
     </w:p>
     <w:p>
       <w:pPr>
-        <w:pStyle w:val="29"/>
+        <w:pStyle w:val="a1"/>
         <w:bidi w:val="0"/>
         <w:rPr>
           <w:rFonts w:hint="eastAsia"/>
@@ -6616,7 +6520,7 @@
     </w:p>
     <w:p>
       <w:pPr>
-        <w:pStyle w:val="29"/>
+        <w:pStyle w:val="a1"/>
         <w:bidi w:val="0"/>
         <w:rPr>
           <w:rFonts w:hint="eastAsia"/>
@@ -6633,7 +6537,7 @@
     </w:p>
     <w:p>
       <w:pPr>
-        <w:pStyle w:val="29"/>
+        <w:pStyle w:val="a1"/>
         <w:bidi w:val="0"/>
         <w:rPr>
           <w:rFonts w:hint="eastAsia"/>
@@ -6650,14 +6554,14 @@
     </w:p>
     <w:p>
       <w:pPr>
-        <w:pStyle w:val="30"/>
+        <w:pStyle w:val="2"/>
         <w:bidi w:val="0"/>
         <w:rPr>
           <w:rFonts w:hint="eastAsia"/>
           <w:lang w:val="en-US" w:eastAsia="zh-CN"/>
         </w:rPr>
       </w:pPr>
-      <w:bookmarkStart w:id="12" w:name="_Toc11449"/>
+      <w:bookmarkStart w:id="13" w:name="_Toc11449"/>
       <w:r>
         <w:rPr>
           <w:rFonts w:hint="eastAsia"/>
@@ -6665,11 +6569,11 @@
         </w:rPr>
         <w:t>信息安全事件管理</w:t>
       </w:r>
-      <w:bookmarkEnd w:id="12"/>
+      <w:bookmarkEnd w:id="13"/>
     </w:p>
     <w:p>
       <w:pPr>
-        <w:pStyle w:val="29"/>
+        <w:pStyle w:val="a1"/>
         <w:bidi w:val="0"/>
         <w:rPr>
           <w:rFonts w:hint="eastAsia"/>
@@ -6686,7 +6590,7 @@
     </w:p>
     <w:p>
       <w:pPr>
-        <w:pStyle w:val="29"/>
+        <w:pStyle w:val="a1"/>
         <w:bidi w:val="0"/>
         <w:rPr>
           <w:rFonts w:hint="eastAsia"/>
@@ -6703,7 +6607,7 @@
     </w:p>
     <w:p>
       <w:pPr>
-        <w:pStyle w:val="29"/>
+        <w:pStyle w:val="a1"/>
         <w:bidi w:val="0"/>
         <w:rPr>
           <w:rFonts w:hint="eastAsia"/>
@@ -6720,14 +6624,14 @@
     </w:p>
     <w:p>
       <w:pPr>
-        <w:pStyle w:val="30"/>
+        <w:pStyle w:val="2"/>
         <w:bidi w:val="0"/>
         <w:rPr>
           <w:rFonts w:hint="eastAsia"/>
           <w:lang w:val="en-US" w:eastAsia="zh-CN"/>
         </w:rPr>
       </w:pPr>
-      <w:bookmarkStart w:id="13" w:name="_Toc11539"/>
+      <w:bookmarkStart w:id="14" w:name="_Toc11539"/>
       <w:r>
         <w:rPr>
           <w:rFonts w:hint="eastAsia"/>
@@ -6735,11 +6639,11 @@
         </w:rPr>
         <w:t>定期评审与改进</w:t>
       </w:r>
-      <w:bookmarkEnd w:id="13"/>
+      <w:bookmarkEnd w:id="14"/>
     </w:p>
     <w:p>
       <w:pPr>
-        <w:pStyle w:val="29"/>
+        <w:pStyle w:val="a1"/>
         <w:bidi w:val="0"/>
         <w:rPr>
           <w:rFonts w:hint="eastAsia"/>
@@ -6756,45 +6660,45 @@
     </w:p>
     <w:p>
       <w:pPr>
-        <w:pStyle w:val="28"/>
+        <w:pStyle w:val="1"/>
         <w:bidi w:val="0"/>
         <w:rPr>
           <w:rFonts w:hint="eastAsia"/>
           <w:lang w:val="en-US" w:eastAsia="zh-CN"/>
         </w:rPr>
       </w:pPr>
-      <w:bookmarkStart w:id="14" w:name="_Toc22101"/>
+      <w:bookmarkStart w:id="15" w:name="_Toc22101"/>
       <w:r>
         <w:rPr>
           <w:rFonts w:hint="eastAsia"/>
           <w:lang w:val="en-US" w:eastAsia="zh-CN"/>
         </w:rPr>
         <w:t>信息安全策略体系</w:t>
-      </w:r>
-      <w:bookmarkEnd w:id="14"/>
-    </w:p>
-    <w:p>
-      <w:pPr>
-        <w:pStyle w:val="30"/>
-        <w:bidi w:val="0"/>
-        <w:rPr>
-          <w:rFonts w:hint="eastAsia"/>
-          <w:lang w:val="en-US" w:eastAsia="zh-CN"/>
-        </w:rPr>
-      </w:pPr>
-      <w:bookmarkStart w:id="15" w:name="_Toc25807"/>
-      <w:r>
-        <w:rPr>
-          <w:rFonts w:hint="eastAsia"/>
-          <w:lang w:val="en-US" w:eastAsia="zh-CN"/>
-        </w:rPr>
-        <w:t>总方针与核心要求</w:t>
       </w:r>
       <w:bookmarkEnd w:id="15"/>
     </w:p>
     <w:p>
       <w:pPr>
-        <w:pStyle w:val="29"/>
+        <w:pStyle w:val="2"/>
+        <w:bidi w:val="0"/>
+        <w:rPr>
+          <w:rFonts w:hint="eastAsia"/>
+          <w:lang w:val="en-US" w:eastAsia="zh-CN"/>
+        </w:rPr>
+      </w:pPr>
+      <w:bookmarkStart w:id="16" w:name="_Toc25807"/>
+      <w:r>
+        <w:rPr>
+          <w:rFonts w:hint="eastAsia"/>
+          <w:lang w:val="en-US" w:eastAsia="zh-CN"/>
+        </w:rPr>
+        <w:t>总方针与核心要求</w:t>
+      </w:r>
+      <w:bookmarkEnd w:id="16"/>
+    </w:p>
+    <w:p>
+      <w:pPr>
+        <w:pStyle w:val="a1"/>
         <w:bidi w:val="0"/>
         <w:rPr>
           <w:rFonts w:hint="eastAsia"/>
@@ -6811,14 +6715,14 @@
     </w:p>
     <w:p>
       <w:pPr>
-        <w:pStyle w:val="30"/>
+        <w:pStyle w:val="2"/>
         <w:bidi w:val="0"/>
         <w:rPr>
           <w:rFonts w:hint="eastAsia"/>
           <w:lang w:val="en-US" w:eastAsia="zh-CN"/>
         </w:rPr>
       </w:pPr>
-      <w:bookmarkStart w:id="16" w:name="_Toc16149"/>
+      <w:bookmarkStart w:id="17" w:name="_Toc16149"/>
       <w:r>
         <w:rPr>
           <w:rFonts w:hint="eastAsia"/>
@@ -6826,11 +6730,11 @@
         </w:rPr>
         <w:t>人员安全管理</w:t>
       </w:r>
-      <w:bookmarkEnd w:id="16"/>
+      <w:bookmarkEnd w:id="17"/>
     </w:p>
     <w:p>
       <w:pPr>
-        <w:pStyle w:val="29"/>
+        <w:pStyle w:val="a1"/>
         <w:bidi w:val="0"/>
         <w:rPr>
           <w:rFonts w:hint="eastAsia"/>
@@ -6847,7 +6751,7 @@
     </w:p>
     <w:p>
       <w:pPr>
-        <w:pStyle w:val="29"/>
+        <w:pStyle w:val="a1"/>
         <w:bidi w:val="0"/>
         <w:rPr>
           <w:rFonts w:hint="eastAsia"/>
@@ -6864,7 +6768,7 @@
     </w:p>
     <w:p>
       <w:pPr>
-        <w:pStyle w:val="29"/>
+        <w:pStyle w:val="a1"/>
         <w:bidi w:val="0"/>
         <w:rPr>
           <w:rFonts w:hint="eastAsia"/>
@@ -6881,14 +6785,14 @@
     </w:p>
     <w:p>
       <w:pPr>
-        <w:pStyle w:val="30"/>
+        <w:pStyle w:val="2"/>
         <w:bidi w:val="0"/>
         <w:rPr>
           <w:rFonts w:hint="eastAsia"/>
           <w:lang w:val="en-US" w:eastAsia="zh-CN"/>
         </w:rPr>
       </w:pPr>
-      <w:bookmarkStart w:id="17" w:name="_Toc29139"/>
+      <w:bookmarkStart w:id="18" w:name="_Toc29139"/>
       <w:r>
         <w:rPr>
           <w:rFonts w:hint="eastAsia"/>
@@ -6896,11 +6800,11 @@
         </w:rPr>
         <w:t>第三方安全管理</w:t>
       </w:r>
-      <w:bookmarkEnd w:id="17"/>
+      <w:bookmarkEnd w:id="18"/>
     </w:p>
     <w:p>
       <w:pPr>
-        <w:pStyle w:val="29"/>
+        <w:pStyle w:val="a1"/>
         <w:bidi w:val="0"/>
         <w:rPr>
           <w:rFonts w:hint="eastAsia"/>
@@ -6917,7 +6821,7 @@
     </w:p>
     <w:p>
       <w:pPr>
-        <w:pStyle w:val="29"/>
+        <w:pStyle w:val="a1"/>
         <w:bidi w:val="0"/>
         <w:rPr>
           <w:rFonts w:hint="eastAsia"/>
@@ -6934,7 +6838,7 @@
     </w:p>
     <w:p>
       <w:pPr>
-        <w:pStyle w:val="29"/>
+        <w:pStyle w:val="a1"/>
         <w:bidi w:val="0"/>
         <w:rPr>
           <w:rFonts w:hint="eastAsia"/>
@@ -6951,45 +6855,45 @@
     </w:p>
     <w:p>
       <w:pPr>
-        <w:pStyle w:val="28"/>
+        <w:pStyle w:val="1"/>
         <w:bidi w:val="0"/>
         <w:rPr>
           <w:rFonts w:hint="eastAsia"/>
           <w:lang w:val="en-US" w:eastAsia="zh-CN"/>
         </w:rPr>
       </w:pPr>
-      <w:bookmarkStart w:id="18" w:name="_Toc23765"/>
+      <w:bookmarkStart w:id="19" w:name="_Toc23765"/>
       <w:r>
         <w:rPr>
           <w:rFonts w:hint="eastAsia"/>
           <w:lang w:val="en-US" w:eastAsia="zh-CN"/>
         </w:rPr>
         <w:t>信息安全培训管理</w:t>
-      </w:r>
-      <w:bookmarkEnd w:id="18"/>
-    </w:p>
-    <w:p>
-      <w:pPr>
-        <w:pStyle w:val="30"/>
-        <w:bidi w:val="0"/>
-        <w:rPr>
-          <w:rFonts w:hint="eastAsia"/>
-          <w:lang w:val="en-US" w:eastAsia="zh-CN"/>
-        </w:rPr>
-      </w:pPr>
-      <w:bookmarkStart w:id="19" w:name="_Toc31307"/>
-      <w:r>
-        <w:rPr>
-          <w:rFonts w:hint="eastAsia"/>
-          <w:lang w:val="en-US" w:eastAsia="zh-CN"/>
-        </w:rPr>
-        <w:t>培训目标与责任</w:t>
       </w:r>
       <w:bookmarkEnd w:id="19"/>
     </w:p>
     <w:p>
       <w:pPr>
-        <w:pStyle w:val="29"/>
+        <w:pStyle w:val="2"/>
+        <w:bidi w:val="0"/>
+        <w:rPr>
+          <w:rFonts w:hint="eastAsia"/>
+          <w:lang w:val="en-US" w:eastAsia="zh-CN"/>
+        </w:rPr>
+      </w:pPr>
+      <w:bookmarkStart w:id="20" w:name="_Toc31307"/>
+      <w:r>
+        <w:rPr>
+          <w:rFonts w:hint="eastAsia"/>
+          <w:lang w:val="en-US" w:eastAsia="zh-CN"/>
+        </w:rPr>
+        <w:t>培训目标与责任</w:t>
+      </w:r>
+      <w:bookmarkEnd w:id="20"/>
+    </w:p>
+    <w:p>
+      <w:pPr>
+        <w:pStyle w:val="a1"/>
         <w:bidi w:val="0"/>
         <w:rPr>
           <w:rFonts w:hint="eastAsia"/>
@@ -7006,7 +6910,7 @@
     </w:p>
     <w:p>
       <w:pPr>
-        <w:pStyle w:val="29"/>
+        <w:pStyle w:val="a1"/>
         <w:bidi w:val="0"/>
         <w:rPr>
           <w:rFonts w:hint="eastAsia"/>
@@ -7023,7 +6927,7 @@
     </w:p>
     <w:p>
       <w:pPr>
-        <w:pStyle w:val="29"/>
+        <w:pStyle w:val="a1"/>
         <w:bidi w:val="0"/>
         <w:rPr>
           <w:rFonts w:hint="eastAsia"/>
@@ -7040,7 +6944,7 @@
     </w:p>
     <w:p>
       <w:pPr>
-        <w:pStyle w:val="29"/>
+        <w:pStyle w:val="a1"/>
         <w:bidi w:val="0"/>
         <w:rPr>
           <w:rFonts w:hint="eastAsia"/>
@@ -7057,14 +6961,14 @@
     </w:p>
     <w:p>
       <w:pPr>
-        <w:pStyle w:val="30"/>
+        <w:pStyle w:val="2"/>
         <w:bidi w:val="0"/>
         <w:rPr>
           <w:rFonts w:hint="eastAsia"/>
           <w:lang w:val="en-US" w:eastAsia="zh-CN"/>
         </w:rPr>
       </w:pPr>
-      <w:bookmarkStart w:id="20" w:name="_Toc3560"/>
+      <w:bookmarkStart w:id="21" w:name="_Toc3560"/>
       <w:r>
         <w:rPr>
           <w:rFonts w:hint="eastAsia"/>
@@ -7072,23 +6976,22 @@
         </w:rPr>
         <w:t>培训内容与对象</w:t>
       </w:r>
-      <w:bookmarkEnd w:id="20"/>
+      <w:bookmarkEnd w:id="21"/>
     </w:p>
     <w:tbl>
       <w:tblPr>
-        <w:tblStyle w:val="20"/>
+        <w:tblStyle w:val="TableNormal"/>
         <w:tblW w:w="0" w:type="auto"/>
         <w:tblInd w:w="0" w:type="dxa"/>
         <w:tblBorders>
-          <w:top w:val="single" w:color="auto" w:sz="4" w:space="0"/>
-          <w:left w:val="single" w:color="auto" w:sz="4" w:space="0"/>
-          <w:bottom w:val="single" w:color="auto" w:sz="4" w:space="0"/>
-          <w:right w:val="single" w:color="auto" w:sz="4" w:space="0"/>
-          <w:insideH w:val="single" w:color="auto" w:sz="4" w:space="0"/>
-          <w:insideV w:val="single" w:color="auto" w:sz="4" w:space="0"/>
+          <w:top w:val="single" w:sz="4" w:space="0" w:color="auto"/>
+          <w:left w:val="single" w:sz="4" w:space="0" w:color="auto"/>
+          <w:bottom w:val="single" w:sz="4" w:space="0" w:color="auto"/>
+          <w:right w:val="single" w:sz="4" w:space="0" w:color="auto"/>
+          <w:insideH w:val="single" w:sz="4" w:space="0" w:color="auto"/>
+          <w:insideV w:val="single" w:sz="4" w:space="0" w:color="auto"/>
         </w:tblBorders>
         <w:shd w:val="clear" w:color="auto" w:fill="auto"/>
-        <w:tblLayout w:type="autofit"/>
         <w:tblCellMar>
           <w:top w:w="15" w:type="dxa"/>
           <w:left w:w="15" w:type="dxa"/>
@@ -7104,14 +7007,23 @@
       </w:tblGrid>
       <w:tr>
         <w:tblPrEx>
+          <w:tblW w:w="0" w:type="auto"/>
+          <w:tblInd w:w="0" w:type="dxa"/>
           <w:tblBorders>
-            <w:top w:val="single" w:color="auto" w:sz="4" w:space="0"/>
-            <w:left w:val="single" w:color="auto" w:sz="4" w:space="0"/>
-            <w:bottom w:val="single" w:color="auto" w:sz="4" w:space="0"/>
-            <w:right w:val="single" w:color="auto" w:sz="4" w:space="0"/>
-            <w:insideH w:val="single" w:color="auto" w:sz="4" w:space="0"/>
-            <w:insideV w:val="single" w:color="auto" w:sz="4" w:space="0"/>
+            <w:top w:val="single" w:sz="4" w:space="0" w:color="auto"/>
+            <w:left w:val="single" w:sz="4" w:space="0" w:color="auto"/>
+            <w:bottom w:val="single" w:sz="4" w:space="0" w:color="auto"/>
+            <w:right w:val="single" w:sz="4" w:space="0" w:color="auto"/>
+            <w:insideH w:val="single" w:sz="4" w:space="0" w:color="auto"/>
+            <w:insideV w:val="single" w:sz="4" w:space="0" w:color="auto"/>
           </w:tblBorders>
+          <w:shd w:val="clear" w:color="auto" w:fill="auto"/>
+          <w:tblCellMar>
+            <w:top w:w="15" w:type="dxa"/>
+            <w:left w:w="15" w:type="dxa"/>
+            <w:bottom w:w="15" w:type="dxa"/>
+            <w:right w:w="15" w:type="dxa"/>
+          </w:tblCellMar>
         </w:tblPrEx>
         <w:trPr>
           <w:tblHeader/>
@@ -7137,7 +7049,7 @@
               <w:spacing w:line="300" w:lineRule="atLeast"/>
               <w:jc w:val="left"/>
               <w:rPr>
-                <w:rFonts w:ascii="Segoe UI" w:hAnsi="Segoe UI" w:eastAsia="Segoe UI" w:cs="Segoe UI"/>
+                <w:rFonts w:ascii="Segoe UI" w:eastAsia="Segoe UI" w:hAnsi="Segoe UI" w:cs="Segoe UI"/>
                 <w:i w:val="0"/>
                 <w:iCs w:val="0"/>
                 <w:caps w:val="0"/>
@@ -7149,7 +7061,7 @@
             </w:pPr>
             <w:r>
               <w:rPr>
-                <w:rFonts w:hint="default" w:ascii="Segoe UI" w:hAnsi="Segoe UI" w:eastAsia="Segoe UI" w:cs="Segoe UI"/>
+                <w:rFonts w:ascii="Segoe UI" w:eastAsia="Segoe UI" w:hAnsi="Segoe UI" w:cs="Segoe UI" w:hint="default"/>
                 <w:i w:val="0"/>
                 <w:iCs w:val="0"/>
                 <w:caps w:val="0"/>
@@ -7186,7 +7098,7 @@
               <w:spacing w:line="300" w:lineRule="atLeast"/>
               <w:jc w:val="left"/>
               <w:rPr>
-                <w:rFonts w:hint="default" w:ascii="Segoe UI" w:hAnsi="Segoe UI" w:eastAsia="Segoe UI" w:cs="Segoe UI"/>
+                <w:rFonts w:ascii="Segoe UI" w:eastAsia="Segoe UI" w:hAnsi="Segoe UI" w:cs="Segoe UI" w:hint="default"/>
                 <w:i w:val="0"/>
                 <w:iCs w:val="0"/>
                 <w:caps w:val="0"/>
@@ -7198,7 +7110,7 @@
             </w:pPr>
             <w:r>
               <w:rPr>
-                <w:rFonts w:hint="default" w:ascii="Segoe UI" w:hAnsi="Segoe UI" w:eastAsia="Segoe UI" w:cs="Segoe UI"/>
+                <w:rFonts w:ascii="Segoe UI" w:eastAsia="Segoe UI" w:hAnsi="Segoe UI" w:cs="Segoe UI" w:hint="default"/>
                 <w:i w:val="0"/>
                 <w:iCs w:val="0"/>
                 <w:caps w:val="0"/>
@@ -7235,7 +7147,7 @@
               <w:spacing w:line="300" w:lineRule="atLeast"/>
               <w:jc w:val="left"/>
               <w:rPr>
-                <w:rFonts w:hint="default" w:ascii="Segoe UI" w:hAnsi="Segoe UI" w:eastAsia="Segoe UI" w:cs="Segoe UI"/>
+                <w:rFonts w:ascii="Segoe UI" w:eastAsia="Segoe UI" w:hAnsi="Segoe UI" w:cs="Segoe UI" w:hint="default"/>
                 <w:i w:val="0"/>
                 <w:iCs w:val="0"/>
                 <w:caps w:val="0"/>
@@ -7247,7 +7159,7 @@
             </w:pPr>
             <w:r>
               <w:rPr>
-                <w:rFonts w:hint="default" w:ascii="Segoe UI" w:hAnsi="Segoe UI" w:eastAsia="Segoe UI" w:cs="Segoe UI"/>
+                <w:rFonts w:ascii="Segoe UI" w:eastAsia="Segoe UI" w:hAnsi="Segoe UI" w:cs="Segoe UI" w:hint="default"/>
                 <w:i w:val="0"/>
                 <w:iCs w:val="0"/>
                 <w:caps w:val="0"/>
@@ -7284,7 +7196,7 @@
               <w:spacing w:line="300" w:lineRule="atLeast"/>
               <w:jc w:val="left"/>
               <w:rPr>
-                <w:rFonts w:hint="default" w:ascii="Segoe UI" w:hAnsi="Segoe UI" w:eastAsia="Segoe UI" w:cs="Segoe UI"/>
+                <w:rFonts w:ascii="Segoe UI" w:eastAsia="Segoe UI" w:hAnsi="Segoe UI" w:cs="Segoe UI" w:hint="default"/>
                 <w:i w:val="0"/>
                 <w:iCs w:val="0"/>
                 <w:caps w:val="0"/>
@@ -7296,7 +7208,7 @@
             </w:pPr>
             <w:r>
               <w:rPr>
-                <w:rFonts w:hint="default" w:ascii="Segoe UI" w:hAnsi="Segoe UI" w:eastAsia="Segoe UI" w:cs="Segoe UI"/>
+                <w:rFonts w:ascii="Segoe UI" w:eastAsia="Segoe UI" w:hAnsi="Segoe UI" w:cs="Segoe UI" w:hint="default"/>
                 <w:i w:val="0"/>
                 <w:iCs w:val="0"/>
                 <w:caps w:val="0"/>
@@ -7315,14 +7227,9 @@
       </w:tr>
       <w:tr>
         <w:tblPrEx>
-          <w:tblBorders>
-            <w:top w:val="single" w:color="auto" w:sz="4" w:space="0"/>
-            <w:left w:val="single" w:color="auto" w:sz="4" w:space="0"/>
-            <w:bottom w:val="single" w:color="auto" w:sz="4" w:space="0"/>
-            <w:right w:val="single" w:color="auto" w:sz="4" w:space="0"/>
-            <w:insideH w:val="single" w:color="auto" w:sz="4" w:space="0"/>
-            <w:insideV w:val="single" w:color="auto" w:sz="4" w:space="0"/>
-          </w:tblBorders>
+          <w:tblW w:w="0" w:type="auto"/>
+          <w:tblInd w:w="0" w:type="dxa"/>
+          <w:shd w:val="clear" w:color="auto" w:fill="auto"/>
           <w:tblCellMar>
             <w:top w:w="15" w:type="dxa"/>
             <w:left w:w="15" w:type="dxa"/>
@@ -7351,7 +7258,7 @@
               <w:spacing w:line="300" w:lineRule="atLeast"/>
               <w:jc w:val="left"/>
               <w:rPr>
-                <w:rFonts w:hint="default" w:ascii="Segoe UI" w:hAnsi="Segoe UI" w:eastAsia="Segoe UI" w:cs="Segoe UI"/>
+                <w:rFonts w:ascii="Segoe UI" w:eastAsia="Segoe UI" w:hAnsi="Segoe UI" w:cs="Segoe UI" w:hint="default"/>
                 <w:i w:val="0"/>
                 <w:iCs w:val="0"/>
                 <w:caps w:val="0"/>
@@ -7363,8 +7270,8 @@
             </w:pPr>
             <w:r>
               <w:rPr>
-                <w:rStyle w:val="23"/>
-                <w:rFonts w:hint="default" w:ascii="Segoe UI" w:hAnsi="Segoe UI" w:eastAsia="Segoe UI" w:cs="Segoe UI"/>
+                <w:rStyle w:val="Strong"/>
+                <w:rFonts w:ascii="Segoe UI" w:eastAsia="Segoe UI" w:hAnsi="Segoe UI" w:cs="Segoe UI" w:hint="default"/>
                 <w:b/>
                 <w:bCs/>
                 <w:i w:val="0"/>
@@ -7403,7 +7310,7 @@
               <w:spacing w:line="300" w:lineRule="atLeast"/>
               <w:jc w:val="left"/>
               <w:rPr>
-                <w:rFonts w:hint="default" w:ascii="Segoe UI" w:hAnsi="Segoe UI" w:eastAsia="Segoe UI" w:cs="Segoe UI"/>
+                <w:rFonts w:ascii="Segoe UI" w:eastAsia="Segoe UI" w:hAnsi="Segoe UI" w:cs="Segoe UI" w:hint="default"/>
                 <w:i w:val="0"/>
                 <w:iCs w:val="0"/>
                 <w:caps w:val="0"/>
@@ -7415,7 +7322,7 @@
             </w:pPr>
             <w:r>
               <w:rPr>
-                <w:rFonts w:hint="default" w:ascii="Segoe UI" w:hAnsi="Segoe UI" w:eastAsia="Segoe UI" w:cs="Segoe UI"/>
+                <w:rFonts w:ascii="Segoe UI" w:eastAsia="Segoe UI" w:hAnsi="Segoe UI" w:cs="Segoe UI" w:hint="default"/>
                 <w:i w:val="0"/>
                 <w:iCs w:val="0"/>
                 <w:caps w:val="0"/>
@@ -7452,7 +7359,7 @@
               <w:spacing w:line="300" w:lineRule="atLeast"/>
               <w:jc w:val="left"/>
               <w:rPr>
-                <w:rFonts w:hint="default" w:ascii="Segoe UI" w:hAnsi="Segoe UI" w:eastAsia="Segoe UI" w:cs="Segoe UI"/>
+                <w:rFonts w:ascii="Segoe UI" w:eastAsia="Segoe UI" w:hAnsi="Segoe UI" w:cs="Segoe UI" w:hint="default"/>
                 <w:i w:val="0"/>
                 <w:iCs w:val="0"/>
                 <w:caps w:val="0"/>
@@ -7464,7 +7371,7 @@
             </w:pPr>
             <w:r>
               <w:rPr>
-                <w:rFonts w:hint="default" w:ascii="Segoe UI" w:hAnsi="Segoe UI" w:eastAsia="Segoe UI" w:cs="Segoe UI"/>
+                <w:rFonts w:ascii="Segoe UI" w:eastAsia="Segoe UI" w:hAnsi="Segoe UI" w:cs="Segoe UI" w:hint="default"/>
                 <w:i w:val="0"/>
                 <w:iCs w:val="0"/>
                 <w:caps w:val="0"/>
@@ -7501,7 +7408,7 @@
               <w:spacing w:line="300" w:lineRule="atLeast"/>
               <w:jc w:val="left"/>
               <w:rPr>
-                <w:rFonts w:hint="default" w:ascii="Segoe UI" w:hAnsi="Segoe UI" w:eastAsia="Segoe UI" w:cs="Segoe UI"/>
+                <w:rFonts w:ascii="Segoe UI" w:eastAsia="Segoe UI" w:hAnsi="Segoe UI" w:cs="Segoe UI" w:hint="default"/>
                 <w:i w:val="0"/>
                 <w:iCs w:val="0"/>
                 <w:caps w:val="0"/>
@@ -7513,7 +7420,7 @@
             </w:pPr>
             <w:r>
               <w:rPr>
-                <w:rFonts w:hint="default" w:ascii="Segoe UI" w:hAnsi="Segoe UI" w:eastAsia="Segoe UI" w:cs="Segoe UI"/>
+                <w:rFonts w:ascii="Segoe UI" w:eastAsia="Segoe UI" w:hAnsi="Segoe UI" w:cs="Segoe UI" w:hint="default"/>
                 <w:i w:val="0"/>
                 <w:iCs w:val="0"/>
                 <w:caps w:val="0"/>
@@ -7532,14 +7439,9 @@
       </w:tr>
       <w:tr>
         <w:tblPrEx>
-          <w:tblBorders>
-            <w:top w:val="single" w:color="auto" w:sz="4" w:space="0"/>
-            <w:left w:val="single" w:color="auto" w:sz="4" w:space="0"/>
-            <w:bottom w:val="single" w:color="auto" w:sz="4" w:space="0"/>
-            <w:right w:val="single" w:color="auto" w:sz="4" w:space="0"/>
-            <w:insideH w:val="single" w:color="auto" w:sz="4" w:space="0"/>
-            <w:insideV w:val="single" w:color="auto" w:sz="4" w:space="0"/>
-          </w:tblBorders>
+          <w:tblW w:w="0" w:type="auto"/>
+          <w:tblInd w:w="0" w:type="dxa"/>
+          <w:shd w:val="clear" w:color="auto" w:fill="auto"/>
           <w:tblCellMar>
             <w:top w:w="15" w:type="dxa"/>
             <w:left w:w="15" w:type="dxa"/>
@@ -7568,7 +7470,7 @@
               <w:spacing w:line="300" w:lineRule="atLeast"/>
               <w:jc w:val="left"/>
               <w:rPr>
-                <w:rFonts w:hint="default" w:ascii="Segoe UI" w:hAnsi="Segoe UI" w:eastAsia="Segoe UI" w:cs="Segoe UI"/>
+                <w:rFonts w:ascii="Segoe UI" w:eastAsia="Segoe UI" w:hAnsi="Segoe UI" w:cs="Segoe UI" w:hint="default"/>
                 <w:i w:val="0"/>
                 <w:iCs w:val="0"/>
                 <w:caps w:val="0"/>
@@ -7580,8 +7482,8 @@
             </w:pPr>
             <w:r>
               <w:rPr>
-                <w:rStyle w:val="23"/>
-                <w:rFonts w:hint="default" w:ascii="Segoe UI" w:hAnsi="Segoe UI" w:eastAsia="Segoe UI" w:cs="Segoe UI"/>
+                <w:rStyle w:val="Strong"/>
+                <w:rFonts w:ascii="Segoe UI" w:eastAsia="Segoe UI" w:hAnsi="Segoe UI" w:cs="Segoe UI" w:hint="default"/>
                 <w:b/>
                 <w:bCs/>
                 <w:i w:val="0"/>
@@ -7620,7 +7522,7 @@
               <w:spacing w:line="300" w:lineRule="atLeast"/>
               <w:jc w:val="left"/>
               <w:rPr>
-                <w:rFonts w:hint="default" w:ascii="Segoe UI" w:hAnsi="Segoe UI" w:eastAsia="Segoe UI" w:cs="Segoe UI"/>
+                <w:rFonts w:ascii="Segoe UI" w:eastAsia="Segoe UI" w:hAnsi="Segoe UI" w:cs="Segoe UI" w:hint="default"/>
                 <w:i w:val="0"/>
                 <w:iCs w:val="0"/>
                 <w:caps w:val="0"/>
@@ -7632,7 +7534,7 @@
             </w:pPr>
             <w:r>
               <w:rPr>
-                <w:rFonts w:hint="default" w:ascii="Segoe UI" w:hAnsi="Segoe UI" w:eastAsia="Segoe UI" w:cs="Segoe UI"/>
+                <w:rFonts w:ascii="Segoe UI" w:eastAsia="Segoe UI" w:hAnsi="Segoe UI" w:cs="Segoe UI" w:hint="default"/>
                 <w:i w:val="0"/>
                 <w:iCs w:val="0"/>
                 <w:caps w:val="0"/>
@@ -7669,7 +7571,7 @@
               <w:spacing w:line="300" w:lineRule="atLeast"/>
               <w:jc w:val="left"/>
               <w:rPr>
-                <w:rFonts w:hint="default" w:ascii="Segoe UI" w:hAnsi="Segoe UI" w:eastAsia="Segoe UI" w:cs="Segoe UI"/>
+                <w:rFonts w:ascii="Segoe UI" w:eastAsia="Segoe UI" w:hAnsi="Segoe UI" w:cs="Segoe UI" w:hint="default"/>
                 <w:i w:val="0"/>
                 <w:iCs w:val="0"/>
                 <w:caps w:val="0"/>
@@ -7681,7 +7583,7 @@
             </w:pPr>
             <w:r>
               <w:rPr>
-                <w:rFonts w:hint="default" w:ascii="Segoe UI" w:hAnsi="Segoe UI" w:eastAsia="Segoe UI" w:cs="Segoe UI"/>
+                <w:rFonts w:ascii="Segoe UI" w:eastAsia="Segoe UI" w:hAnsi="Segoe UI" w:cs="Segoe UI" w:hint="default"/>
                 <w:i w:val="0"/>
                 <w:iCs w:val="0"/>
                 <w:caps w:val="0"/>
@@ -7718,7 +7620,7 @@
               <w:spacing w:line="300" w:lineRule="atLeast"/>
               <w:jc w:val="left"/>
               <w:rPr>
-                <w:rFonts w:hint="default" w:ascii="Segoe UI" w:hAnsi="Segoe UI" w:eastAsia="宋体" w:cs="Segoe UI"/>
+                <w:rFonts w:ascii="Segoe UI" w:eastAsia="宋体" w:hAnsi="Segoe UI" w:cs="Segoe UI" w:hint="default"/>
                 <w:i w:val="0"/>
                 <w:iCs w:val="0"/>
                 <w:caps w:val="0"/>
@@ -7731,7 +7633,7 @@
             </w:pPr>
             <w:r>
               <w:rPr>
-                <w:rFonts w:hint="eastAsia" w:ascii="Segoe UI" w:hAnsi="Segoe UI" w:eastAsia="宋体" w:cs="Segoe UI"/>
+                <w:rFonts w:ascii="Segoe UI" w:eastAsia="宋体" w:hAnsi="Segoe UI" w:cs="Segoe UI" w:hint="eastAsia"/>
                 <w:i w:val="0"/>
                 <w:iCs w:val="0"/>
                 <w:caps w:val="0"/>
@@ -7748,14 +7650,9 @@
       </w:tr>
       <w:tr>
         <w:tblPrEx>
-          <w:tblBorders>
-            <w:top w:val="single" w:color="auto" w:sz="4" w:space="0"/>
-            <w:left w:val="single" w:color="auto" w:sz="4" w:space="0"/>
-            <w:bottom w:val="single" w:color="auto" w:sz="4" w:space="0"/>
-            <w:right w:val="single" w:color="auto" w:sz="4" w:space="0"/>
-            <w:insideH w:val="single" w:color="auto" w:sz="4" w:space="0"/>
-            <w:insideV w:val="single" w:color="auto" w:sz="4" w:space="0"/>
-          </w:tblBorders>
+          <w:tblW w:w="0" w:type="auto"/>
+          <w:tblInd w:w="0" w:type="dxa"/>
+          <w:shd w:val="clear" w:color="auto" w:fill="auto"/>
           <w:tblCellMar>
             <w:top w:w="15" w:type="dxa"/>
             <w:left w:w="15" w:type="dxa"/>
@@ -7784,7 +7681,7 @@
               <w:spacing w:line="300" w:lineRule="atLeast"/>
               <w:jc w:val="left"/>
               <w:rPr>
-                <w:rFonts w:hint="default" w:ascii="Segoe UI" w:hAnsi="Segoe UI" w:eastAsia="Segoe UI" w:cs="Segoe UI"/>
+                <w:rFonts w:ascii="Segoe UI" w:eastAsia="Segoe UI" w:hAnsi="Segoe UI" w:cs="Segoe UI" w:hint="default"/>
                 <w:i w:val="0"/>
                 <w:iCs w:val="0"/>
                 <w:caps w:val="0"/>
@@ -7796,8 +7693,8 @@
             </w:pPr>
             <w:r>
               <w:rPr>
-                <w:rStyle w:val="23"/>
-                <w:rFonts w:hint="default" w:ascii="Segoe UI" w:hAnsi="Segoe UI" w:eastAsia="Segoe UI" w:cs="Segoe UI"/>
+                <w:rStyle w:val="Strong"/>
+                <w:rFonts w:ascii="Segoe UI" w:eastAsia="Segoe UI" w:hAnsi="Segoe UI" w:cs="Segoe UI" w:hint="default"/>
                 <w:b/>
                 <w:bCs/>
                 <w:i w:val="0"/>
@@ -7836,7 +7733,7 @@
               <w:spacing w:line="300" w:lineRule="atLeast"/>
               <w:jc w:val="left"/>
               <w:rPr>
-                <w:rFonts w:hint="default" w:ascii="Segoe UI" w:hAnsi="Segoe UI" w:eastAsia="Segoe UI" w:cs="Segoe UI"/>
+                <w:rFonts w:ascii="Segoe UI" w:eastAsia="Segoe UI" w:hAnsi="Segoe UI" w:cs="Segoe UI" w:hint="default"/>
                 <w:i w:val="0"/>
                 <w:iCs w:val="0"/>
                 <w:caps w:val="0"/>
@@ -7848,7 +7745,7 @@
             </w:pPr>
             <w:r>
               <w:rPr>
-                <w:rFonts w:hint="default" w:ascii="Segoe UI" w:hAnsi="Segoe UI" w:eastAsia="Segoe UI" w:cs="Segoe UI"/>
+                <w:rFonts w:ascii="Segoe UI" w:eastAsia="Segoe UI" w:hAnsi="Segoe UI" w:cs="Segoe UI" w:hint="default"/>
                 <w:i w:val="0"/>
                 <w:iCs w:val="0"/>
                 <w:caps w:val="0"/>
@@ -7885,7 +7782,7 @@
               <w:spacing w:line="300" w:lineRule="atLeast"/>
               <w:jc w:val="left"/>
               <w:rPr>
-                <w:rFonts w:hint="default" w:ascii="Segoe UI" w:hAnsi="Segoe UI" w:eastAsia="Segoe UI" w:cs="Segoe UI"/>
+                <w:rFonts w:ascii="Segoe UI" w:eastAsia="Segoe UI" w:hAnsi="Segoe UI" w:cs="Segoe UI" w:hint="default"/>
                 <w:i w:val="0"/>
                 <w:iCs w:val="0"/>
                 <w:caps w:val="0"/>
@@ -7897,7 +7794,7 @@
             </w:pPr>
             <w:r>
               <w:rPr>
-                <w:rFonts w:hint="default" w:ascii="Segoe UI" w:hAnsi="Segoe UI" w:eastAsia="Segoe UI" w:cs="Segoe UI"/>
+                <w:rFonts w:ascii="Segoe UI" w:eastAsia="Segoe UI" w:hAnsi="Segoe UI" w:cs="Segoe UI" w:hint="default"/>
                 <w:i w:val="0"/>
                 <w:iCs w:val="0"/>
                 <w:caps w:val="0"/>
@@ -7934,7 +7831,7 @@
               <w:spacing w:line="300" w:lineRule="atLeast"/>
               <w:jc w:val="left"/>
               <w:rPr>
-                <w:rFonts w:hint="default" w:ascii="Segoe UI" w:hAnsi="Segoe UI" w:eastAsia="Segoe UI" w:cs="Segoe UI"/>
+                <w:rFonts w:ascii="Segoe UI" w:eastAsia="Segoe UI" w:hAnsi="Segoe UI" w:cs="Segoe UI" w:hint="default"/>
                 <w:i w:val="0"/>
                 <w:iCs w:val="0"/>
                 <w:caps w:val="0"/>
@@ -7946,7 +7843,7 @@
             </w:pPr>
             <w:r>
               <w:rPr>
-                <w:rFonts w:hint="default" w:ascii="Segoe UI" w:hAnsi="Segoe UI" w:eastAsia="Segoe UI" w:cs="Segoe UI"/>
+                <w:rFonts w:ascii="Segoe UI" w:eastAsia="Segoe UI" w:hAnsi="Segoe UI" w:cs="Segoe UI" w:hint="default"/>
                 <w:i w:val="0"/>
                 <w:iCs w:val="0"/>
                 <w:caps w:val="0"/>
@@ -7966,14 +7863,14 @@
     </w:tbl>
     <w:p>
       <w:pPr>
-        <w:pStyle w:val="30"/>
+        <w:pStyle w:val="2"/>
         <w:bidi w:val="0"/>
         <w:rPr>
           <w:rFonts w:hint="eastAsia"/>
           <w:lang w:val="en-US" w:eastAsia="zh-CN"/>
         </w:rPr>
       </w:pPr>
-      <w:bookmarkStart w:id="21" w:name="_Toc14532"/>
+      <w:bookmarkStart w:id="22" w:name="_Toc14532"/>
       <w:r>
         <w:rPr>
           <w:rFonts w:hint="eastAsia"/>
@@ -7981,11 +7878,11 @@
         </w:rPr>
         <w:t>培训实施与记录</w:t>
       </w:r>
-      <w:bookmarkEnd w:id="21"/>
+      <w:bookmarkEnd w:id="22"/>
     </w:p>
     <w:p>
       <w:pPr>
-        <w:pStyle w:val="29"/>
+        <w:pStyle w:val="a1"/>
         <w:bidi w:val="0"/>
         <w:rPr>
           <w:rFonts w:hint="eastAsia"/>
@@ -8002,7 +7899,7 @@
     </w:p>
     <w:p>
       <w:pPr>
-        <w:pStyle w:val="29"/>
+        <w:pStyle w:val="a1"/>
         <w:bidi w:val="0"/>
         <w:rPr>
           <w:rFonts w:hint="eastAsia"/>
@@ -8019,7 +7916,7 @@
     </w:p>
     <w:p>
       <w:pPr>
-        <w:pStyle w:val="29"/>
+        <w:pStyle w:val="a1"/>
         <w:bidi w:val="0"/>
         <w:rPr>
           <w:rFonts w:hint="eastAsia"/>
@@ -8036,14 +7933,14 @@
     </w:p>
     <w:p>
       <w:pPr>
-        <w:pStyle w:val="30"/>
+        <w:pStyle w:val="2"/>
         <w:bidi w:val="0"/>
         <w:rPr>
           <w:rFonts w:hint="eastAsia"/>
           <w:lang w:val="en-US" w:eastAsia="zh-CN"/>
         </w:rPr>
       </w:pPr>
-      <w:bookmarkStart w:id="22" w:name="_Toc18950"/>
+      <w:bookmarkStart w:id="23" w:name="_Toc18950"/>
       <w:r>
         <w:rPr>
           <w:rFonts w:hint="eastAsia"/>
@@ -8051,11 +7948,11 @@
         </w:rPr>
         <w:t>培训效果评估与更新</w:t>
       </w:r>
-      <w:bookmarkEnd w:id="22"/>
+      <w:bookmarkEnd w:id="23"/>
     </w:p>
     <w:p>
       <w:pPr>
-        <w:pStyle w:val="29"/>
+        <w:pStyle w:val="a1"/>
         <w:bidi w:val="0"/>
         <w:rPr>
           <w:rFonts w:hint="eastAsia"/>
@@ -8072,7 +7969,7 @@
     </w:p>
     <w:p>
       <w:pPr>
-        <w:pStyle w:val="29"/>
+        <w:pStyle w:val="a1"/>
         <w:bidi w:val="0"/>
         <w:rPr>
           <w:rFonts w:hint="eastAsia"/>
@@ -8089,7 +7986,7 @@
     </w:p>
     <w:p>
       <w:pPr>
-        <w:pStyle w:val="29"/>
+        <w:pStyle w:val="a1"/>
         <w:bidi w:val="0"/>
         <w:rPr>
           <w:rFonts w:hint="eastAsia"/>
@@ -8106,14 +8003,14 @@
     </w:p>
     <w:p>
       <w:pPr>
-        <w:pStyle w:val="28"/>
+        <w:pStyle w:val="1"/>
         <w:bidi w:val="0"/>
         <w:rPr>
           <w:rFonts w:hint="eastAsia"/>
           <w:lang w:val="en-US" w:eastAsia="zh-CN"/>
         </w:rPr>
       </w:pPr>
-      <w:bookmarkStart w:id="23" w:name="_Toc22516"/>
+      <w:bookmarkStart w:id="24" w:name="_Toc22516"/>
       <w:r>
         <w:rPr>
           <w:rFonts w:hint="eastAsia"/>
@@ -8121,11 +8018,11 @@
         </w:rPr>
         <w:t>与其他流程的接口</w:t>
       </w:r>
-      <w:bookmarkEnd w:id="23"/>
+      <w:bookmarkEnd w:id="24"/>
     </w:p>
     <w:p>
       <w:pPr>
-        <w:pStyle w:val="29"/>
+        <w:pStyle w:val="a1"/>
         <w:bidi w:val="0"/>
         <w:rPr>
           <w:rFonts w:hint="eastAsia"/>
@@ -8142,7 +8039,7 @@
     </w:p>
     <w:p>
       <w:pPr>
-        <w:pStyle w:val="29"/>
+        <w:pStyle w:val="a1"/>
         <w:bidi w:val="0"/>
         <w:rPr>
           <w:rFonts w:hint="eastAsia"/>
@@ -8159,7 +8056,7 @@
     </w:p>
     <w:p>
       <w:pPr>
-        <w:pStyle w:val="29"/>
+        <w:pStyle w:val="a1"/>
         <w:bidi w:val="0"/>
         <w:rPr>
           <w:rFonts w:hint="eastAsia"/>
@@ -8176,7 +8073,7 @@
     </w:p>
     <w:p>
       <w:pPr>
-        <w:pStyle w:val="29"/>
+        <w:pStyle w:val="a1"/>
         <w:bidi w:val="0"/>
         <w:rPr>
           <w:rFonts w:hint="eastAsia"/>
@@ -8193,7 +8090,7 @@
     </w:p>
     <w:p>
       <w:pPr>
-        <w:pStyle w:val="29"/>
+        <w:pStyle w:val="a1"/>
         <w:bidi w:val="0"/>
         <w:rPr>
           <w:rFonts w:hint="eastAsia"/>
@@ -8210,7 +8107,7 @@
     </w:p>
     <w:p>
       <w:pPr>
-        <w:pStyle w:val="29"/>
+        <w:pStyle w:val="a1"/>
         <w:bidi w:val="0"/>
         <w:rPr>
           <w:rFonts w:hint="eastAsia"/>
@@ -8227,7 +8124,7 @@
     </w:p>
     <w:p>
       <w:pPr>
-        <w:pStyle w:val="28"/>
+        <w:pStyle w:val="1"/>
         <w:keepNext w:val="0"/>
         <w:keepLines w:val="0"/>
         <w:pageBreakBefore w:val="0"/>
@@ -8247,7 +8144,7 @@
           <w:lang w:val="en-US" w:eastAsia="zh-CN"/>
         </w:rPr>
       </w:pPr>
-      <w:bookmarkStart w:id="24" w:name="_Toc17277"/>
+      <w:bookmarkStart w:id="25" w:name="_Toc17277"/>
       <w:r>
         <w:rPr>
           <w:rFonts w:hint="eastAsia"/>
@@ -8255,23 +8152,22 @@
         </w:rPr>
         <w:t>考核指标</w:t>
       </w:r>
-      <w:bookmarkEnd w:id="24"/>
+      <w:bookmarkEnd w:id="25"/>
     </w:p>
     <w:tbl>
       <w:tblPr>
-        <w:tblStyle w:val="20"/>
+        <w:tblStyle w:val="TableNormal"/>
         <w:tblW w:w="7675" w:type="dxa"/>
         <w:tblInd w:w="96" w:type="dxa"/>
         <w:tblBorders>
-          <w:top w:val="none" w:color="auto" w:sz="0" w:space="0"/>
-          <w:left w:val="none" w:color="auto" w:sz="0" w:space="0"/>
-          <w:bottom w:val="none" w:color="auto" w:sz="0" w:space="0"/>
-          <w:right w:val="none" w:color="auto" w:sz="0" w:space="0"/>
-          <w:insideH w:val="none" w:color="auto" w:sz="0" w:space="0"/>
-          <w:insideV w:val="none" w:color="auto" w:sz="0" w:space="0"/>
+          <w:top w:val="nil"/>
+          <w:left w:val="nil"/>
+          <w:bottom w:val="nil"/>
+          <w:right w:val="nil"/>
+          <w:insideH w:val="nil"/>
+          <w:insideV w:val="nil"/>
         </w:tblBorders>
         <w:shd w:val="clear" w:color="auto" w:fill="auto"/>
-        <w:tblLayout w:type="autofit"/>
         <w:tblCellMar>
           <w:top w:w="0" w:type="dxa"/>
           <w:left w:w="108" w:type="dxa"/>
@@ -8287,13 +8183,15 @@
       </w:tblGrid>
       <w:tr>
         <w:tblPrEx>
+          <w:tblW w:w="7675" w:type="dxa"/>
+          <w:tblInd w:w="96" w:type="dxa"/>
           <w:tblBorders>
-            <w:top w:val="none" w:color="auto" w:sz="0" w:space="0"/>
-            <w:left w:val="none" w:color="auto" w:sz="0" w:space="0"/>
-            <w:bottom w:val="none" w:color="auto" w:sz="0" w:space="0"/>
-            <w:right w:val="none" w:color="auto" w:sz="0" w:space="0"/>
-            <w:insideH w:val="none" w:color="auto" w:sz="0" w:space="0"/>
-            <w:insideV w:val="none" w:color="auto" w:sz="0" w:space="0"/>
+            <w:top w:val="nil"/>
+            <w:left w:val="nil"/>
+            <w:bottom w:val="nil"/>
+            <w:right w:val="nil"/>
+            <w:insideH w:val="nil"/>
+            <w:insideV w:val="nil"/>
           </w:tblBorders>
           <w:shd w:val="clear" w:color="auto" w:fill="auto"/>
           <w:tblCellMar>
@@ -8304,16 +8202,16 @@
           </w:tblCellMar>
         </w:tblPrEx>
         <w:trPr>
-          <w:trHeight w:val="493" w:hRule="atLeast"/>
+          <w:trHeight w:val="493"/>
         </w:trPr>
         <w:tc>
           <w:tcPr>
             <w:tcW w:w="2227" w:type="dxa"/>
             <w:tcBorders>
-              <w:top w:val="single" w:color="000000" w:sz="4" w:space="0"/>
-              <w:left w:val="single" w:color="000000" w:sz="4" w:space="0"/>
-              <w:bottom w:val="single" w:color="000000" w:sz="4" w:space="0"/>
-              <w:right w:val="single" w:color="000000" w:sz="4" w:space="0"/>
+              <w:top w:val="single" w:sz="4" w:space="0" w:color="000000"/>
+              <w:left w:val="single" w:sz="4" w:space="0" w:color="000000"/>
+              <w:bottom w:val="single" w:sz="4" w:space="0" w:color="000000"/>
+              <w:right w:val="single" w:sz="4" w:space="0" w:color="000000"/>
             </w:tcBorders>
             <w:shd w:val="clear" w:color="auto" w:fill="C0C0C0"/>
             <w:vAlign w:val="center"/>
@@ -8327,7 +8225,7 @@
               <w:jc w:val="center"/>
               <w:textAlignment w:val="center"/>
               <w:rPr>
-                <w:rFonts w:hint="default" w:ascii="楷体_GB2312" w:hAnsi="宋体" w:eastAsia="楷体_GB2312" w:cs="楷体_GB2312"/>
+                <w:rFonts w:ascii="楷体_GB2312" w:eastAsia="楷体_GB2312" w:hAnsi="宋体" w:cs="楷体_GB2312" w:hint="default"/>
                 <w:b/>
                 <w:bCs/>
                 <w:i w:val="0"/>
@@ -8340,7 +8238,7 @@
             </w:pPr>
             <w:r>
               <w:rPr>
-                <w:rFonts w:hint="default" w:ascii="楷体_GB2312" w:hAnsi="宋体" w:eastAsia="楷体_GB2312" w:cs="楷体_GB2312"/>
+                <w:rFonts w:ascii="楷体_GB2312" w:eastAsia="楷体_GB2312" w:hAnsi="宋体" w:cs="楷体_GB2312" w:hint="default"/>
                 <w:b/>
                 <w:bCs/>
                 <w:i w:val="0"/>
@@ -8361,10 +8259,10 @@
           <w:tcPr>
             <w:tcW w:w="1092" w:type="dxa"/>
             <w:tcBorders>
-              <w:top w:val="single" w:color="000000" w:sz="4" w:space="0"/>
-              <w:left w:val="single" w:color="000000" w:sz="4" w:space="0"/>
-              <w:bottom w:val="single" w:color="000000" w:sz="4" w:space="0"/>
-              <w:right w:val="single" w:color="000000" w:sz="4" w:space="0"/>
+              <w:top w:val="single" w:sz="4" w:space="0" w:color="000000"/>
+              <w:left w:val="single" w:sz="4" w:space="0" w:color="000000"/>
+              <w:bottom w:val="single" w:sz="4" w:space="0" w:color="000000"/>
+              <w:right w:val="single" w:sz="4" w:space="0" w:color="000000"/>
             </w:tcBorders>
             <w:shd w:val="clear" w:color="auto" w:fill="C0C0C0"/>
             <w:vAlign w:val="center"/>
@@ -8378,7 +8276,7 @@
               <w:jc w:val="center"/>
               <w:textAlignment w:val="center"/>
               <w:rPr>
-                <w:rFonts w:hint="default" w:ascii="楷体_GB2312" w:hAnsi="宋体" w:eastAsia="楷体_GB2312" w:cs="楷体_GB2312"/>
+                <w:rFonts w:ascii="楷体_GB2312" w:eastAsia="楷体_GB2312" w:hAnsi="宋体" w:cs="楷体_GB2312" w:hint="default"/>
                 <w:b/>
                 <w:bCs/>
                 <w:i w:val="0"/>
@@ -8391,7 +8289,7 @@
             </w:pPr>
             <w:r>
               <w:rPr>
-                <w:rFonts w:hint="default" w:ascii="楷体_GB2312" w:hAnsi="宋体" w:eastAsia="楷体_GB2312" w:cs="楷体_GB2312"/>
+                <w:rFonts w:ascii="楷体_GB2312" w:eastAsia="楷体_GB2312" w:hAnsi="宋体" w:cs="楷体_GB2312" w:hint="default"/>
                 <w:b/>
                 <w:bCs/>
                 <w:i w:val="0"/>
@@ -8412,10 +8310,10 @@
           <w:tcPr>
             <w:tcW w:w="3408" w:type="dxa"/>
             <w:tcBorders>
-              <w:top w:val="single" w:color="000000" w:sz="4" w:space="0"/>
-              <w:left w:val="single" w:color="000000" w:sz="4" w:space="0"/>
-              <w:bottom w:val="single" w:color="000000" w:sz="4" w:space="0"/>
-              <w:right w:val="single" w:color="000000" w:sz="4" w:space="0"/>
+              <w:top w:val="single" w:sz="4" w:space="0" w:color="000000"/>
+              <w:left w:val="single" w:sz="4" w:space="0" w:color="000000"/>
+              <w:bottom w:val="single" w:sz="4" w:space="0" w:color="000000"/>
+              <w:right w:val="single" w:sz="4" w:space="0" w:color="000000"/>
             </w:tcBorders>
             <w:shd w:val="clear" w:color="auto" w:fill="C0C0C0"/>
             <w:vAlign w:val="center"/>
@@ -8429,7 +8327,7 @@
               <w:jc w:val="center"/>
               <w:textAlignment w:val="center"/>
               <w:rPr>
-                <w:rFonts w:hint="default" w:ascii="楷体_GB2312" w:hAnsi="宋体" w:eastAsia="楷体_GB2312" w:cs="楷体_GB2312"/>
+                <w:rFonts w:ascii="楷体_GB2312" w:eastAsia="楷体_GB2312" w:hAnsi="宋体" w:cs="楷体_GB2312" w:hint="default"/>
                 <w:b/>
                 <w:bCs/>
                 <w:i w:val="0"/>
@@ -8442,7 +8340,7 @@
             </w:pPr>
             <w:r>
               <w:rPr>
-                <w:rFonts w:hint="default" w:ascii="楷体_GB2312" w:hAnsi="宋体" w:eastAsia="楷体_GB2312" w:cs="楷体_GB2312"/>
+                <w:rFonts w:ascii="楷体_GB2312" w:eastAsia="楷体_GB2312" w:hAnsi="宋体" w:cs="楷体_GB2312" w:hint="default"/>
                 <w:b/>
                 <w:bCs/>
                 <w:i w:val="0"/>
@@ -8463,10 +8361,10 @@
           <w:tcPr>
             <w:tcW w:w="948" w:type="dxa"/>
             <w:tcBorders>
-              <w:top w:val="single" w:color="000000" w:sz="4" w:space="0"/>
-              <w:left w:val="single" w:color="000000" w:sz="4" w:space="0"/>
-              <w:bottom w:val="single" w:color="000000" w:sz="4" w:space="0"/>
-              <w:right w:val="single" w:color="000000" w:sz="4" w:space="0"/>
+              <w:top w:val="single" w:sz="4" w:space="0" w:color="000000"/>
+              <w:left w:val="single" w:sz="4" w:space="0" w:color="000000"/>
+              <w:bottom w:val="single" w:sz="4" w:space="0" w:color="000000"/>
+              <w:right w:val="single" w:sz="4" w:space="0" w:color="000000"/>
             </w:tcBorders>
             <w:shd w:val="clear" w:color="auto" w:fill="C0C0C0"/>
             <w:vAlign w:val="center"/>
@@ -8480,7 +8378,7 @@
               <w:jc w:val="center"/>
               <w:textAlignment w:val="center"/>
               <w:rPr>
-                <w:rFonts w:hint="default" w:ascii="楷体_GB2312" w:hAnsi="宋体" w:eastAsia="楷体_GB2312" w:cs="楷体_GB2312"/>
+                <w:rFonts w:ascii="楷体_GB2312" w:eastAsia="楷体_GB2312" w:hAnsi="宋体" w:cs="楷体_GB2312" w:hint="default"/>
                 <w:b/>
                 <w:bCs/>
                 <w:i w:val="0"/>
@@ -8493,7 +8391,7 @@
             </w:pPr>
             <w:r>
               <w:rPr>
-                <w:rFonts w:hint="default" w:ascii="楷体_GB2312" w:hAnsi="宋体" w:eastAsia="楷体_GB2312" w:cs="楷体_GB2312"/>
+                <w:rFonts w:ascii="楷体_GB2312" w:eastAsia="楷体_GB2312" w:hAnsi="宋体" w:cs="楷体_GB2312" w:hint="default"/>
                 <w:b/>
                 <w:bCs/>
                 <w:i w:val="0"/>
@@ -8513,14 +8411,9 @@
       </w:tr>
       <w:tr>
         <w:tblPrEx>
-          <w:tblBorders>
-            <w:top w:val="none" w:color="auto" w:sz="0" w:space="0"/>
-            <w:left w:val="none" w:color="auto" w:sz="0" w:space="0"/>
-            <w:bottom w:val="none" w:color="auto" w:sz="0" w:space="0"/>
-            <w:right w:val="none" w:color="auto" w:sz="0" w:space="0"/>
-            <w:insideH w:val="none" w:color="auto" w:sz="0" w:space="0"/>
-            <w:insideV w:val="none" w:color="auto" w:sz="0" w:space="0"/>
-          </w:tblBorders>
+          <w:tblW w:w="7675" w:type="dxa"/>
+          <w:tblInd w:w="96" w:type="dxa"/>
+          <w:shd w:val="clear" w:color="auto" w:fill="auto"/>
           <w:tblCellMar>
             <w:top w:w="0" w:type="dxa"/>
             <w:left w:w="108" w:type="dxa"/>
@@ -8529,16 +8422,16 @@
           </w:tblCellMar>
         </w:tblPrEx>
         <w:trPr>
-          <w:trHeight w:val="493" w:hRule="atLeast"/>
+          <w:trHeight w:val="493"/>
         </w:trPr>
         <w:tc>
           <w:tcPr>
             <w:tcW w:w="2227" w:type="dxa"/>
             <w:tcBorders>
-              <w:top w:val="single" w:color="000000" w:sz="4" w:space="0"/>
-              <w:left w:val="single" w:color="000000" w:sz="4" w:space="0"/>
-              <w:bottom w:val="single" w:color="000000" w:sz="4" w:space="0"/>
-              <w:right w:val="single" w:color="000000" w:sz="4" w:space="0"/>
+              <w:top w:val="single" w:sz="4" w:space="0" w:color="000000"/>
+              <w:left w:val="single" w:sz="4" w:space="0" w:color="000000"/>
+              <w:bottom w:val="single" w:sz="4" w:space="0" w:color="000000"/>
+              <w:right w:val="single" w:sz="4" w:space="0" w:color="000000"/>
             </w:tcBorders>
             <w:shd w:val="clear" w:color="auto" w:fill="auto"/>
             <w:vAlign w:val="center"/>
@@ -8552,7 +8445,7 @@
               <w:jc w:val="left"/>
               <w:textAlignment w:val="center"/>
               <w:rPr>
-                <w:rFonts w:hint="default" w:ascii="楷体_GB2312" w:hAnsi="宋体" w:eastAsia="楷体_GB2312" w:cs="楷体_GB2312"/>
+                <w:rFonts w:ascii="楷体_GB2312" w:eastAsia="楷体_GB2312" w:hAnsi="宋体" w:cs="楷体_GB2312" w:hint="default"/>
                 <w:b/>
                 <w:bCs/>
                 <w:i w:val="0"/>
@@ -8568,7 +8461,7 @@
             </w:pPr>
             <w:r>
               <w:rPr>
-                <w:rFonts w:hint="eastAsia" w:ascii="宋体" w:hAnsi="宋体" w:eastAsia="宋体" w:cs="宋体"/>
+                <w:rFonts w:ascii="宋体" w:eastAsia="宋体" w:hAnsi="宋体" w:cs="宋体" w:hint="eastAsia"/>
                 <w:i w:val="0"/>
                 <w:iCs w:val="0"/>
                 <w:snapToGrid w:val="0"/>
@@ -8587,10 +8480,10 @@
           <w:tcPr>
             <w:tcW w:w="1092" w:type="dxa"/>
             <w:tcBorders>
-              <w:top w:val="single" w:color="000000" w:sz="4" w:space="0"/>
-              <w:left w:val="single" w:color="000000" w:sz="4" w:space="0"/>
-              <w:bottom w:val="single" w:color="000000" w:sz="4" w:space="0"/>
-              <w:right w:val="single" w:color="000000" w:sz="4" w:space="0"/>
+              <w:top w:val="single" w:sz="4" w:space="0" w:color="000000"/>
+              <w:left w:val="single" w:sz="4" w:space="0" w:color="000000"/>
+              <w:bottom w:val="single" w:sz="4" w:space="0" w:color="000000"/>
+              <w:right w:val="single" w:sz="4" w:space="0" w:color="000000"/>
             </w:tcBorders>
             <w:shd w:val="clear" w:color="auto" w:fill="auto"/>
             <w:vAlign w:val="center"/>
@@ -8604,7 +8497,7 @@
               <w:jc w:val="left"/>
               <w:textAlignment w:val="center"/>
               <w:rPr>
-                <w:rFonts w:hint="default" w:ascii="楷体_GB2312" w:hAnsi="宋体" w:eastAsia="楷体_GB2312" w:cs="楷体_GB2312"/>
+                <w:rFonts w:ascii="楷体_GB2312" w:eastAsia="楷体_GB2312" w:hAnsi="宋体" w:cs="楷体_GB2312" w:hint="default"/>
                 <w:b/>
                 <w:bCs/>
                 <w:i w:val="0"/>
@@ -8620,7 +8513,7 @@
             </w:pPr>
             <w:r>
               <w:rPr>
-                <w:rFonts w:hint="eastAsia" w:ascii="宋体" w:hAnsi="宋体" w:eastAsia="宋体" w:cs="宋体"/>
+                <w:rFonts w:ascii="宋体" w:eastAsia="宋体" w:hAnsi="宋体" w:cs="宋体" w:hint="eastAsia"/>
                 <w:i w:val="0"/>
                 <w:iCs w:val="0"/>
                 <w:snapToGrid w:val="0"/>
@@ -8639,10 +8532,10 @@
           <w:tcPr>
             <w:tcW w:w="3408" w:type="dxa"/>
             <w:tcBorders>
-              <w:top w:val="single" w:color="000000" w:sz="4" w:space="0"/>
-              <w:left w:val="single" w:color="000000" w:sz="4" w:space="0"/>
-              <w:bottom w:val="single" w:color="000000" w:sz="4" w:space="0"/>
-              <w:right w:val="single" w:color="000000" w:sz="4" w:space="0"/>
+              <w:top w:val="single" w:sz="4" w:space="0" w:color="000000"/>
+              <w:left w:val="single" w:sz="4" w:space="0" w:color="000000"/>
+              <w:bottom w:val="single" w:sz="4" w:space="0" w:color="000000"/>
+              <w:right w:val="single" w:sz="4" w:space="0" w:color="000000"/>
             </w:tcBorders>
             <w:shd w:val="clear" w:color="auto" w:fill="auto"/>
             <w:vAlign w:val="center"/>
@@ -8656,7 +8549,7 @@
               <w:jc w:val="left"/>
               <w:textAlignment w:val="center"/>
               <w:rPr>
-                <w:rFonts w:hint="default" w:ascii="楷体_GB2312" w:hAnsi="宋体" w:eastAsia="楷体_GB2312" w:cs="楷体_GB2312"/>
+                <w:rFonts w:ascii="楷体_GB2312" w:eastAsia="楷体_GB2312" w:hAnsi="宋体" w:cs="楷体_GB2312" w:hint="default"/>
                 <w:b/>
                 <w:bCs/>
                 <w:i w:val="0"/>
@@ -8672,7 +8565,7 @@
             </w:pPr>
             <w:r>
               <w:rPr>
-                <w:rFonts w:hint="eastAsia" w:ascii="宋体" w:hAnsi="宋体" w:eastAsia="宋体" w:cs="宋体"/>
+                <w:rFonts w:ascii="宋体" w:eastAsia="宋体" w:hAnsi="宋体" w:cs="宋体" w:hint="eastAsia"/>
                 <w:i w:val="0"/>
                 <w:iCs w:val="0"/>
                 <w:snapToGrid w:val="0"/>
@@ -8691,10 +8584,10 @@
           <w:tcPr>
             <w:tcW w:w="948" w:type="dxa"/>
             <w:tcBorders>
-              <w:top w:val="single" w:color="000000" w:sz="4" w:space="0"/>
-              <w:left w:val="single" w:color="000000" w:sz="4" w:space="0"/>
-              <w:bottom w:val="single" w:color="000000" w:sz="4" w:space="0"/>
-              <w:right w:val="single" w:color="000000" w:sz="4" w:space="0"/>
+              <w:top w:val="single" w:sz="4" w:space="0" w:color="000000"/>
+              <w:left w:val="single" w:sz="4" w:space="0" w:color="000000"/>
+              <w:bottom w:val="single" w:sz="4" w:space="0" w:color="000000"/>
+              <w:right w:val="single" w:sz="4" w:space="0" w:color="000000"/>
             </w:tcBorders>
             <w:shd w:val="clear" w:color="auto" w:fill="auto"/>
             <w:vAlign w:val="center"/>
@@ -8708,7 +8601,7 @@
               <w:jc w:val="left"/>
               <w:textAlignment w:val="center"/>
               <w:rPr>
-                <w:rFonts w:hint="default" w:ascii="楷体_GB2312" w:hAnsi="宋体" w:eastAsia="楷体_GB2312" w:cs="楷体_GB2312"/>
+                <w:rFonts w:ascii="楷体_GB2312" w:eastAsia="楷体_GB2312" w:hAnsi="宋体" w:cs="楷体_GB2312" w:hint="default"/>
                 <w:b/>
                 <w:bCs/>
                 <w:i w:val="0"/>
@@ -8724,7 +8617,7 @@
             </w:pPr>
             <w:r>
               <w:rPr>
-                <w:rFonts w:hint="eastAsia" w:ascii="宋体" w:hAnsi="宋体" w:eastAsia="宋体" w:cs="宋体"/>
+                <w:rFonts w:ascii="宋体" w:eastAsia="宋体" w:hAnsi="宋体" w:cs="宋体" w:hint="eastAsia"/>
                 <w:i w:val="0"/>
                 <w:iCs w:val="0"/>
                 <w:snapToGrid w:val="0"/>
@@ -8743,14 +8636,14 @@
     </w:tbl>
     <w:p>
       <w:pPr>
-        <w:pStyle w:val="28"/>
+        <w:pStyle w:val="1"/>
         <w:bidi w:val="0"/>
         <w:rPr>
           <w:rFonts w:hint="eastAsia"/>
           <w:lang w:val="en-US" w:eastAsia="zh-CN"/>
         </w:rPr>
       </w:pPr>
-      <w:bookmarkStart w:id="25" w:name="_Toc29077"/>
+      <w:bookmarkStart w:id="26" w:name="_Toc29077"/>
       <w:r>
         <w:rPr>
           <w:rFonts w:hint="eastAsia"/>
@@ -8758,11 +8651,11 @@
         </w:rPr>
         <w:t>附则</w:t>
       </w:r>
-      <w:bookmarkEnd w:id="25"/>
+      <w:bookmarkEnd w:id="26"/>
     </w:p>
     <w:p>
       <w:pPr>
-        <w:pStyle w:val="29"/>
+        <w:pStyle w:val="a1"/>
         <w:bidi w:val="0"/>
         <w:rPr>
           <w:rFonts w:hint="eastAsia"/>
@@ -8779,7 +8672,7 @@
     </w:p>
     <w:p>
       <w:pPr>
-        <w:pStyle w:val="29"/>
+        <w:pStyle w:val="a1"/>
         <w:bidi w:val="0"/>
         <w:rPr>
           <w:rFonts w:hint="eastAsia"/>
@@ -8796,7 +8689,7 @@
     </w:p>
     <w:p>
       <w:pPr>
-        <w:pStyle w:val="29"/>
+        <w:pStyle w:val="a1"/>
         <w:bidi w:val="0"/>
         <w:rPr>
           <w:rFonts w:hint="eastAsia"/>
@@ -8813,7 +8706,7 @@
     </w:p>
     <w:p>
       <w:pPr>
-        <w:pStyle w:val="29"/>
+        <w:pStyle w:val="a1"/>
         <w:bidi w:val="0"/>
         <w:rPr>
           <w:rFonts w:hint="eastAsia"/>
@@ -8829,73 +8722,23 @@
       </w:r>
     </w:p>
     <w:sectPr>
-      <w:headerReference r:id="rId5" w:type="default"/>
+      <w:headerReference w:type="default" r:id="rId7"/>
       <w:pgSz w:w="11906" w:h="16838"/>
       <w:pgMar w:top="1417" w:right="1800" w:bottom="1440" w:left="1800" w:header="1140" w:footer="992" w:gutter="0"/>
-      <w:cols w:space="425" w:num="1"/>
+      <w:cols w:num="1" w:space="425"/>
       <w:docGrid w:type="lines" w:linePitch="312" w:charSpace="0"/>
     </w:sectPr>
   </w:body>
 </w:document>
 </file>
 
-<file path=word/endnotes.xml><?xml version="1.0" encoding="utf-8"?>
-<w:endnotes xmlns:wpc="http://schemas.microsoft.com/office/word/2010/wordprocessingCanvas" xmlns:mc="http://schemas.openxmlformats.org/markup-compatibility/2006" xmlns:o="urn:schemas-microsoft-com:office:office" xmlns:r="http://schemas.openxmlformats.org/officeDocument/2006/relationships" xmlns:m="http://schemas.openxmlformats.org/officeDocument/2006/math" xmlns:v="urn:schemas-microsoft-com:vml" xmlns:wp14="http://schemas.microsoft.com/office/word/2010/wordprocessingDrawing" xmlns:wp="http://schemas.openxmlformats.org/drawingml/2006/wordprocessingDrawing" xmlns:w="http://schemas.openxmlformats.org/wordprocessingml/2006/main" xmlns:w14="http://schemas.microsoft.com/office/word/2010/wordml" xmlns:w15="http://schemas.microsoft.com/office/word/2012/wordml" xmlns:w10="urn:schemas-microsoft-com:office:word" xmlns:wpg="http://schemas.microsoft.com/office/word/2010/wordprocessingGroup" xmlns:wpi="http://schemas.microsoft.com/office/word/2010/wordprocessingInk" xmlns:wne="http://schemas.microsoft.com/office/word/2006/wordml" xmlns:wps="http://schemas.microsoft.com/office/word/2010/wordprocessingShape" xmlns:wpsCustomData="http://www.wps.cn/officeDocument/2013/wpsCustomData" mc:Ignorable="w14 w15 wp14">
-  <w:endnote w:type="separator" w:id="0">
-    <w:p>
-      <w:pPr>
-        <w:spacing w:line="240" w:lineRule="auto"/>
-      </w:pPr>
-      <w:r>
-        <w:separator/>
-      </w:r>
-    </w:p>
-  </w:endnote>
-  <w:endnote w:type="continuationSeparator" w:id="1">
-    <w:p>
-      <w:pPr>
-        <w:spacing w:line="240" w:lineRule="auto"/>
-      </w:pPr>
-      <w:r>
-        <w:continuationSeparator/>
-      </w:r>
-    </w:p>
-  </w:endnote>
-</w:endnotes>
-</file>
-
-<file path=word/footnotes.xml><?xml version="1.0" encoding="utf-8"?>
-<w:footnotes xmlns:wpc="http://schemas.microsoft.com/office/word/2010/wordprocessingCanvas" xmlns:mc="http://schemas.openxmlformats.org/markup-compatibility/2006" xmlns:o="urn:schemas-microsoft-com:office:office" xmlns:r="http://schemas.openxmlformats.org/officeDocument/2006/relationships" xmlns:m="http://schemas.openxmlformats.org/officeDocument/2006/math" xmlns:v="urn:schemas-microsoft-com:vml" xmlns:wp14="http://schemas.microsoft.com/office/word/2010/wordprocessingDrawing" xmlns:wp="http://schemas.openxmlformats.org/drawingml/2006/wordprocessingDrawing" xmlns:w="http://schemas.openxmlformats.org/wordprocessingml/2006/main" xmlns:w14="http://schemas.microsoft.com/office/word/2010/wordml" xmlns:w15="http://schemas.microsoft.com/office/word/2012/wordml" xmlns:w10="urn:schemas-microsoft-com:office:word" xmlns:wpg="http://schemas.microsoft.com/office/word/2010/wordprocessingGroup" xmlns:wpi="http://schemas.microsoft.com/office/word/2010/wordprocessingInk" xmlns:wne="http://schemas.microsoft.com/office/word/2006/wordml" xmlns:wps="http://schemas.microsoft.com/office/word/2010/wordprocessingShape" xmlns:wpsCustomData="http://www.wps.cn/officeDocument/2013/wpsCustomData" mc:Ignorable="w14 w15 wp14">
-  <w:footnote w:type="separator" w:id="0">
-    <w:p>
-      <w:pPr>
-        <w:spacing w:line="360" w:lineRule="auto"/>
-      </w:pPr>
-      <w:r>
-        <w:separator/>
-      </w:r>
-    </w:p>
-  </w:footnote>
-  <w:footnote w:type="continuationSeparator" w:id="1">
-    <w:p>
-      <w:pPr>
-        <w:spacing w:line="360" w:lineRule="auto"/>
-      </w:pPr>
-      <w:r>
-        <w:continuationSeparator/>
-      </w:r>
-    </w:p>
-  </w:footnote>
-</w:footnotes>
-</file>
-
 <file path=word/header1.xml><?xml version="1.0" encoding="utf-8"?>
-<w:hdr xmlns:wpc="http://schemas.microsoft.com/office/word/2010/wordprocessingCanvas" xmlns:mc="http://schemas.openxmlformats.org/markup-compatibility/2006" xmlns:o="urn:schemas-microsoft-com:office:office" xmlns:r="http://schemas.openxmlformats.org/officeDocument/2006/relationships" xmlns:m="http://schemas.openxmlformats.org/officeDocument/2006/math" xmlns:v="urn:schemas-microsoft-com:vml" xmlns:wp14="http://schemas.microsoft.com/office/word/2010/wordprocessingDrawing" xmlns:wp="http://schemas.openxmlformats.org/drawingml/2006/wordprocessingDrawing" xmlns:w10="urn:schemas-microsoft-com:office:word" xmlns:w="http://schemas.openxmlformats.org/wordprocessingml/2006/main" xmlns:w14="http://schemas.microsoft.com/office/word/2010/wordml" xmlns:w15="http://schemas.microsoft.com/office/word/2012/wordml" xmlns:wpg="http://schemas.microsoft.com/office/word/2010/wordprocessingGroup" xmlns:wpi="http://schemas.microsoft.com/office/word/2010/wordprocessingInk" xmlns:wne="http://schemas.microsoft.com/office/word/2006/wordml" xmlns:wps="http://schemas.microsoft.com/office/word/2010/wordprocessingShape" xmlns:wpsCustomData="http://www.wps.cn/officeDocument/2013/wpsCustomData" mc:Ignorable="w14 w15 wp14">
+<w:hdr xmlns:wpc="http://schemas.microsoft.com/office/word/2010/wordprocessingCanvas" xmlns:mc="http://schemas.openxmlformats.org/markup-compatibility/2006" xmlns:o="urn:schemas-microsoft-com:office:office" xmlns:r="http://schemas.openxmlformats.org/officeDocument/2006/relationships" xmlns:m="http://schemas.openxmlformats.org/officeDocument/2006/math" xmlns:v="urn:schemas-microsoft-com:vml" xmlns:wp14="http://schemas.microsoft.com/office/word/2010/wordprocessingDrawing" xmlns:wp="http://schemas.openxmlformats.org/drawingml/2006/wordprocessingDrawing" xmlns:w10="urn:schemas-microsoft-com:office:word" xmlns:w="http://schemas.openxmlformats.org/wordprocessingml/2006/main" xmlns:w14="http://schemas.microsoft.com/office/word/2010/wordml" xmlns:w15="http://schemas.microsoft.com/office/word/2012/wordml" xmlns:wne="http://schemas.microsoft.com/office/word/2006/wordml" xmlns:wpg="http://schemas.microsoft.com/office/word/2010/wordprocessingGroup" xmlns:wpi="http://schemas.microsoft.com/office/word/2010/wordprocessingInk" xmlns:wps="http://schemas.microsoft.com/office/word/2010/wordprocessingShape" mc:Ignorable="w14 w15 wp14">
   <w:p>
     <w:pPr>
-      <w:pStyle w:val="15"/>
+      <w:pStyle w:val="Header"/>
       <w:pBdr>
-        <w:bottom w:val="single" w:color="auto" w:sz="4" w:space="1"/>
+        <w:bottom w:val="single" w:sz="4" w:space="1" w:color="auto"/>
       </w:pBdr>
       <w:tabs>
         <w:tab w:val="left" w:pos="335"/>
@@ -8903,27 +8746,27 @@
       </w:tabs>
       <w:jc w:val="right"/>
       <w:rPr>
-        <w:rFonts w:hint="eastAsia" w:eastAsiaTheme="minorEastAsia"/>
+        <w:rFonts w:eastAsiaTheme="minorEastAsia" w:hint="eastAsia"/>
         <w:lang w:eastAsia="zh-CN"/>
       </w:rPr>
     </w:pPr>
     <w:r>
       <w:rPr>
-        <w:rFonts w:hint="eastAsia" w:eastAsiaTheme="minorEastAsia"/>
+        <w:rFonts w:eastAsiaTheme="minorEastAsia" w:hint="eastAsia"/>
         <w:lang w:val="en-US" w:eastAsia="zh-CN"/>
       </w:rPr>
       <w:tab/>
     </w:r>
     <w:r>
       <w:rPr>
-        <w:rFonts w:hint="eastAsia" w:eastAsiaTheme="minorEastAsia"/>
+        <w:rFonts w:eastAsiaTheme="minorEastAsia" w:hint="eastAsia"/>
         <w:lang w:val="en-US" w:eastAsia="zh-CN"/>
       </w:rPr>
       <w:tab/>
     </w:r>
     <w:r>
       <w:rPr>
-        <w:rFonts w:hint="eastAsia" w:eastAsiaTheme="minorEastAsia"/>
+        <w:rFonts w:eastAsiaTheme="minorEastAsia" w:hint="eastAsia"/>
         <w:lang w:val="en-US" w:eastAsia="zh-CN"/>
       </w:rPr>
       <w:t>桐乡华数广电网络有限公司</w:t>
@@ -8933,15 +8776,15 @@
 </file>
 
 <file path=word/numbering.xml><?xml version="1.0" encoding="utf-8"?>
-<w:numbering xmlns:wpc="http://schemas.microsoft.com/office/word/2010/wordprocessingCanvas" xmlns:mc="http://schemas.openxmlformats.org/markup-compatibility/2006" xmlns:o="urn:schemas-microsoft-com:office:office" xmlns:r="http://schemas.openxmlformats.org/officeDocument/2006/relationships" xmlns:m="http://schemas.openxmlformats.org/officeDocument/2006/math" xmlns:v="urn:schemas-microsoft-com:vml" xmlns:wp14="http://schemas.microsoft.com/office/word/2010/wordprocessingDrawing" xmlns:wp="http://schemas.openxmlformats.org/drawingml/2006/wordprocessingDrawing" xmlns:w10="urn:schemas-microsoft-com:office:word" xmlns:w="http://schemas.openxmlformats.org/wordprocessingml/2006/main" xmlns:w14="http://schemas.microsoft.com/office/word/2010/wordml" xmlns:wpg="http://schemas.microsoft.com/office/word/2010/wordprocessingGroup" xmlns:wpi="http://schemas.microsoft.com/office/word/2010/wordprocessingInk" xmlns:wne="http://schemas.microsoft.com/office/word/2006/wordml" xmlns:wps="http://schemas.microsoft.com/office/word/2010/wordprocessingShape" xmlns:wpsCustomData="http://www.wps.cn/officeDocument/2013/wpsCustomData" mc:Ignorable="w14 wp14">
+<w:numbering xmlns:wpc="http://schemas.microsoft.com/office/word/2010/wordprocessingCanvas" xmlns:mc="http://schemas.openxmlformats.org/markup-compatibility/2006" xmlns:o="urn:schemas-microsoft-com:office:office" xmlns:r="http://schemas.openxmlformats.org/officeDocument/2006/relationships" xmlns:m="http://schemas.openxmlformats.org/officeDocument/2006/math" xmlns:v="urn:schemas-microsoft-com:vml" xmlns:wp14="http://schemas.microsoft.com/office/word/2010/wordprocessingDrawing" xmlns:wp="http://schemas.openxmlformats.org/drawingml/2006/wordprocessingDrawing" xmlns:w10="urn:schemas-microsoft-com:office:word" xmlns:w="http://schemas.openxmlformats.org/wordprocessingml/2006/main" xmlns:w14="http://schemas.microsoft.com/office/word/2010/wordml" xmlns:w15="http://schemas.microsoft.com/office/word/2012/wordml" xmlns:wne="http://schemas.microsoft.com/office/word/2006/wordml" xmlns:wpg="http://schemas.microsoft.com/office/word/2010/wordprocessingGroup" xmlns:wpi="http://schemas.microsoft.com/office/word/2010/wordprocessingInk" xmlns:wps="http://schemas.microsoft.com/office/word/2010/wordprocessingShape" mc:Ignorable="w14 w15 wp14">
   <w:abstractNum w:abstractNumId="0">
     <w:nsid w:val="8E964DCE"/>
     <w:multiLevelType w:val="multilevel"/>
     <w:tmpl w:val="8E964DCE"/>
-    <w:lvl w:ilvl="0" w:tentative="0">
+    <w:lvl w:ilvl="0">
       <w:start w:val="1"/>
       <w:numFmt w:val="decimal"/>
-      <w:pStyle w:val="2"/>
+      <w:pStyle w:val="Heading1"/>
       <w:lvlText w:val="%1."/>
       <w:lvlJc w:val="left"/>
       <w:pPr>
@@ -8951,10 +8794,10 @@
         <w:rFonts w:hint="default"/>
       </w:rPr>
     </w:lvl>
-    <w:lvl w:ilvl="1" w:tentative="0">
+    <w:lvl w:ilvl="1">
       <w:start w:val="1"/>
       <w:numFmt w:val="decimal"/>
-      <w:pStyle w:val="3"/>
+      <w:pStyle w:val="Heading2"/>
       <w:lvlText w:val="%1.%2."/>
       <w:lvlJc w:val="left"/>
       <w:pPr>
@@ -8964,10 +8807,10 @@
         <w:rFonts w:hint="default"/>
       </w:rPr>
     </w:lvl>
-    <w:lvl w:ilvl="2" w:tentative="0">
+    <w:lvl w:ilvl="2">
       <w:start w:val="1"/>
       <w:numFmt w:val="decimal"/>
-      <w:pStyle w:val="4"/>
+      <w:pStyle w:val="Heading3"/>
       <w:lvlText w:val="%1.%2.%3."/>
       <w:lvlJc w:val="left"/>
       <w:pPr>
@@ -8977,10 +8820,10 @@
         <w:rFonts w:hint="default"/>
       </w:rPr>
     </w:lvl>
-    <w:lvl w:ilvl="3" w:tentative="0">
+    <w:lvl w:ilvl="3">
       <w:start w:val="1"/>
       <w:numFmt w:val="decimal"/>
-      <w:pStyle w:val="5"/>
+      <w:pStyle w:val="Heading4"/>
       <w:lvlText w:val="%1.%2.%3.%4."/>
       <w:lvlJc w:val="left"/>
       <w:pPr>
@@ -8990,10 +8833,10 @@
         <w:rFonts w:hint="default"/>
       </w:rPr>
     </w:lvl>
-    <w:lvl w:ilvl="4" w:tentative="0">
+    <w:lvl w:ilvl="4">
       <w:start w:val="1"/>
       <w:numFmt w:val="decimal"/>
-      <w:pStyle w:val="6"/>
+      <w:pStyle w:val="Heading5"/>
       <w:lvlText w:val="%1.%2.%3.%4.%5."/>
       <w:lvlJc w:val="left"/>
       <w:pPr>
@@ -9003,10 +8846,10 @@
         <w:rFonts w:hint="default"/>
       </w:rPr>
     </w:lvl>
-    <w:lvl w:ilvl="5" w:tentative="0">
+    <w:lvl w:ilvl="5">
       <w:start w:val="1"/>
       <w:numFmt w:val="decimal"/>
-      <w:pStyle w:val="7"/>
+      <w:pStyle w:val="Heading6"/>
       <w:lvlText w:val="%1.%2.%3.%4.%5.%6."/>
       <w:lvlJc w:val="left"/>
       <w:pPr>
@@ -9016,10 +8859,10 @@
         <w:rFonts w:hint="default"/>
       </w:rPr>
     </w:lvl>
-    <w:lvl w:ilvl="6" w:tentative="0">
+    <w:lvl w:ilvl="6">
       <w:start w:val="1"/>
       <w:numFmt w:val="decimal"/>
-      <w:pStyle w:val="8"/>
+      <w:pStyle w:val="Heading7"/>
       <w:lvlText w:val="%1.%2.%3.%4.%5.%6.%7."/>
       <w:lvlJc w:val="left"/>
       <w:pPr>
@@ -9029,10 +8872,10 @@
         <w:rFonts w:hint="default"/>
       </w:rPr>
     </w:lvl>
-    <w:lvl w:ilvl="7" w:tentative="0">
+    <w:lvl w:ilvl="7">
       <w:start w:val="1"/>
       <w:numFmt w:val="decimal"/>
-      <w:pStyle w:val="9"/>
+      <w:pStyle w:val="Heading8"/>
       <w:lvlText w:val="%1.%2.%3.%4.%5.%6.%7.%8."/>
       <w:lvlJc w:val="left"/>
       <w:pPr>
@@ -9042,10 +8885,10 @@
         <w:rFonts w:hint="default"/>
       </w:rPr>
     </w:lvl>
-    <w:lvl w:ilvl="8" w:tentative="0">
+    <w:lvl w:ilvl="8">
       <w:start w:val="1"/>
       <w:numFmt w:val="decimal"/>
-      <w:pStyle w:val="10"/>
+      <w:pStyle w:val="Heading9"/>
       <w:lvlText w:val="%1.%2.%3.%4.%5.%6.%7.%8.%9."/>
       <w:lvlJc w:val="left"/>
       <w:pPr>
@@ -9063,269 +8906,267 @@
 </file>
 
 <file path=word/styles.xml><?xml version="1.0" encoding="utf-8"?>
-<w:styles xmlns:mc="http://schemas.openxmlformats.org/markup-compatibility/2006" xmlns:o="urn:schemas-microsoft-com:office:office" xmlns:r="http://schemas.openxmlformats.org/officeDocument/2006/relationships" xmlns:m="http://schemas.openxmlformats.org/officeDocument/2006/math" xmlns:v="urn:schemas-microsoft-com:vml" xmlns:w="http://schemas.openxmlformats.org/wordprocessingml/2006/main" xmlns:w14="http://schemas.microsoft.com/office/word/2010/wordml" xmlns:w10="urn:schemas-microsoft-com:office:word" xmlns:sl="http://schemas.openxmlformats.org/schemaLibrary/2006/main" xmlns:wpsCustomData="http://www.wps.cn/officeDocument/2013/wpsCustomData" mc:Ignorable="w14">
+<w:styles xmlns:mc="http://schemas.openxmlformats.org/markup-compatibility/2006" xmlns:r="http://schemas.openxmlformats.org/officeDocument/2006/relationships" xmlns:w="http://schemas.openxmlformats.org/wordprocessingml/2006/main" xmlns:w14="http://schemas.microsoft.com/office/word/2010/wordml" xmlns:w15="http://schemas.microsoft.com/office/word/2012/wordml" mc:Ignorable="w14 w15">
   <w:docDefaults>
     <w:rPrDefault>
       <w:rPr>
-        <w:rFonts w:ascii="Times New Roman" w:hAnsi="Times New Roman" w:eastAsia="宋体" w:cs="Times New Roman"/>
+        <w:rFonts w:ascii="Times New Roman" w:eastAsia="宋体" w:hAnsi="Times New Roman" w:cs="Times New Roman"/>
       </w:rPr>
     </w:rPrDefault>
     <w:pPrDefault/>
   </w:docDefaults>
-  <w:latentStyles w:count="260" w:defQFormat="0" w:defUnhideWhenUsed="1" w:defSemiHidden="1" w:defUIPriority="99" w:defLockedState="0">
-    <w:lsdException w:qFormat="1" w:unhideWhenUsed="0" w:uiPriority="0" w:semiHidden="0" w:name="Normal"/>
-    <w:lsdException w:qFormat="1" w:unhideWhenUsed="0" w:uiPriority="0" w:semiHidden="0" w:name="heading 1"/>
-    <w:lsdException w:qFormat="1" w:uiPriority="0" w:semiHidden="0" w:name="heading 2"/>
-    <w:lsdException w:qFormat="1" w:uiPriority="0" w:name="heading 3"/>
-    <w:lsdException w:qFormat="1" w:uiPriority="0" w:semiHidden="0" w:name="heading 4"/>
-    <w:lsdException w:qFormat="1" w:uiPriority="0" w:name="heading 5"/>
-    <w:lsdException w:qFormat="1" w:uiPriority="0" w:name="heading 6"/>
-    <w:lsdException w:qFormat="1" w:uiPriority="0" w:name="heading 7"/>
-    <w:lsdException w:qFormat="1" w:uiPriority="0" w:name="heading 8"/>
-    <w:lsdException w:qFormat="1" w:uiPriority="0" w:name="heading 9"/>
-    <w:lsdException w:unhideWhenUsed="0" w:uiPriority="0" w:semiHidden="0" w:name="index 1"/>
-    <w:lsdException w:unhideWhenUsed="0" w:uiPriority="0" w:semiHidden="0" w:name="index 2"/>
-    <w:lsdException w:unhideWhenUsed="0" w:uiPriority="0" w:semiHidden="0" w:name="index 3"/>
-    <w:lsdException w:unhideWhenUsed="0" w:uiPriority="0" w:semiHidden="0" w:name="index 4"/>
-    <w:lsdException w:unhideWhenUsed="0" w:uiPriority="0" w:semiHidden="0" w:name="index 5"/>
-    <w:lsdException w:unhideWhenUsed="0" w:uiPriority="0" w:semiHidden="0" w:name="index 6"/>
-    <w:lsdException w:unhideWhenUsed="0" w:uiPriority="0" w:semiHidden="0" w:name="index 7"/>
-    <w:lsdException w:unhideWhenUsed="0" w:uiPriority="0" w:semiHidden="0" w:name="index 8"/>
-    <w:lsdException w:unhideWhenUsed="0" w:uiPriority="0" w:semiHidden="0" w:name="index 9"/>
-    <w:lsdException w:qFormat="1" w:unhideWhenUsed="0" w:uiPriority="0" w:semiHidden="0" w:name="toc 1"/>
-    <w:lsdException w:qFormat="1" w:unhideWhenUsed="0" w:uiPriority="0" w:semiHidden="0" w:name="toc 2"/>
-    <w:lsdException w:qFormat="1" w:unhideWhenUsed="0" w:uiPriority="0" w:semiHidden="0" w:name="toc 3"/>
-    <w:lsdException w:unhideWhenUsed="0" w:uiPriority="0" w:semiHidden="0" w:name="toc 4"/>
-    <w:lsdException w:unhideWhenUsed="0" w:uiPriority="0" w:semiHidden="0" w:name="toc 5"/>
-    <w:lsdException w:unhideWhenUsed="0" w:uiPriority="0" w:semiHidden="0" w:name="toc 6"/>
-    <w:lsdException w:unhideWhenUsed="0" w:uiPriority="0" w:semiHidden="0" w:name="toc 7"/>
-    <w:lsdException w:unhideWhenUsed="0" w:uiPriority="0" w:semiHidden="0" w:name="toc 8"/>
-    <w:lsdException w:unhideWhenUsed="0" w:uiPriority="0" w:semiHidden="0" w:name="toc 9"/>
-    <w:lsdException w:unhideWhenUsed="0" w:uiPriority="0" w:semiHidden="0" w:name="Normal Indent"/>
-    <w:lsdException w:unhideWhenUsed="0" w:uiPriority="0" w:semiHidden="0" w:name="footnote text"/>
-    <w:lsdException w:qFormat="1" w:unhideWhenUsed="0" w:uiPriority="0" w:semiHidden="0" w:name="annotation text"/>
-    <w:lsdException w:qFormat="1" w:unhideWhenUsed="0" w:uiPriority="0" w:semiHidden="0" w:name="header"/>
-    <w:lsdException w:qFormat="1" w:unhideWhenUsed="0" w:uiPriority="0" w:semiHidden="0" w:name="footer"/>
-    <w:lsdException w:unhideWhenUsed="0" w:uiPriority="0" w:semiHidden="0" w:name="index heading"/>
-    <w:lsdException w:qFormat="1" w:uiPriority="0" w:name="caption"/>
-    <w:lsdException w:unhideWhenUsed="0" w:uiPriority="0" w:semiHidden="0" w:name="table of figures"/>
-    <w:lsdException w:unhideWhenUsed="0" w:uiPriority="0" w:semiHidden="0" w:name="envelope address"/>
-    <w:lsdException w:unhideWhenUsed="0" w:uiPriority="0" w:semiHidden="0" w:name="envelope return"/>
-    <w:lsdException w:unhideWhenUsed="0" w:uiPriority="0" w:semiHidden="0" w:name="footnote reference"/>
-    <w:lsdException w:unhideWhenUsed="0" w:uiPriority="0" w:semiHidden="0" w:name="annotation reference"/>
-    <w:lsdException w:unhideWhenUsed="0" w:uiPriority="0" w:semiHidden="0" w:name="line number"/>
-    <w:lsdException w:unhideWhenUsed="0" w:uiPriority="0" w:semiHidden="0" w:name="page number"/>
-    <w:lsdException w:unhideWhenUsed="0" w:uiPriority="0" w:semiHidden="0" w:name="endnote reference"/>
-    <w:lsdException w:unhideWhenUsed="0" w:uiPriority="0" w:semiHidden="0" w:name="endnote text"/>
-    <w:lsdException w:unhideWhenUsed="0" w:uiPriority="0" w:semiHidden="0" w:name="table of authorities"/>
-    <w:lsdException w:unhideWhenUsed="0" w:uiPriority="0" w:semiHidden="0" w:name="macro"/>
-    <w:lsdException w:unhideWhenUsed="0" w:uiPriority="0" w:semiHidden="0" w:name="toa heading"/>
-    <w:lsdException w:unhideWhenUsed="0" w:uiPriority="0" w:semiHidden="0" w:name="List"/>
-    <w:lsdException w:unhideWhenUsed="0" w:uiPriority="0" w:semiHidden="0" w:name="List Bullet"/>
-    <w:lsdException w:unhideWhenUsed="0" w:uiPriority="0" w:semiHidden="0" w:name="List Number"/>
-    <w:lsdException w:unhideWhenUsed="0" w:uiPriority="0" w:semiHidden="0" w:name="List 2"/>
-    <w:lsdException w:unhideWhenUsed="0" w:uiPriority="0" w:semiHidden="0" w:name="List 3"/>
-    <w:lsdException w:unhideWhenUsed="0" w:uiPriority="0" w:semiHidden="0" w:name="List 4"/>
-    <w:lsdException w:unhideWhenUsed="0" w:uiPriority="0" w:semiHidden="0" w:name="List 5"/>
-    <w:lsdException w:unhideWhenUsed="0" w:uiPriority="0" w:semiHidden="0" w:name="List Bullet 2"/>
-    <w:lsdException w:unhideWhenUsed="0" w:uiPriority="0" w:semiHidden="0" w:name="List Bullet 3"/>
-    <w:lsdException w:unhideWhenUsed="0" w:uiPriority="0" w:semiHidden="0" w:name="List Bullet 4"/>
-    <w:lsdException w:unhideWhenUsed="0" w:uiPriority="0" w:semiHidden="0" w:name="List Bullet 5"/>
-    <w:lsdException w:unhideWhenUsed="0" w:uiPriority="0" w:semiHidden="0" w:name="List Number 2"/>
-    <w:lsdException w:unhideWhenUsed="0" w:uiPriority="0" w:semiHidden="0" w:name="List Number 3"/>
-    <w:lsdException w:unhideWhenUsed="0" w:uiPriority="0" w:semiHidden="0" w:name="List Number 4"/>
-    <w:lsdException w:unhideWhenUsed="0" w:uiPriority="0" w:semiHidden="0" w:name="List Number 5"/>
-    <w:lsdException w:qFormat="1" w:unhideWhenUsed="0" w:uiPriority="0" w:semiHidden="0" w:name="Title"/>
-    <w:lsdException w:unhideWhenUsed="0" w:uiPriority="0" w:semiHidden="0" w:name="Closing"/>
-    <w:lsdException w:unhideWhenUsed="0" w:uiPriority="0" w:semiHidden="0" w:name="Signature"/>
-    <w:lsdException w:qFormat="1" w:unhideWhenUsed="0" w:uiPriority="0" w:name="Default Paragraph Font"/>
-    <w:lsdException w:qFormat="1" w:unhideWhenUsed="0" w:uiPriority="0" w:name="Body Text"/>
-    <w:lsdException w:unhideWhenUsed="0" w:uiPriority="0" w:semiHidden="0" w:name="Body Text Indent"/>
-    <w:lsdException w:unhideWhenUsed="0" w:uiPriority="0" w:semiHidden="0" w:name="List Continue"/>
-    <w:lsdException w:unhideWhenUsed="0" w:uiPriority="0" w:semiHidden="0" w:name="List Continue 2"/>
-    <w:lsdException w:unhideWhenUsed="0" w:uiPriority="0" w:semiHidden="0" w:name="List Continue 3"/>
-    <w:lsdException w:unhideWhenUsed="0" w:uiPriority="0" w:semiHidden="0" w:name="List Continue 4"/>
-    <w:lsdException w:unhideWhenUsed="0" w:uiPriority="0" w:semiHidden="0" w:name="List Continue 5"/>
-    <w:lsdException w:unhideWhenUsed="0" w:uiPriority="0" w:semiHidden="0" w:name="Message Header"/>
-    <w:lsdException w:qFormat="1" w:unhideWhenUsed="0" w:uiPriority="0" w:semiHidden="0" w:name="Subtitle"/>
-    <w:lsdException w:unhideWhenUsed="0" w:uiPriority="0" w:semiHidden="0" w:name="Salutation"/>
-    <w:lsdException w:unhideWhenUsed="0" w:uiPriority="0" w:semiHidden="0" w:name="Date"/>
-    <w:lsdException w:unhideWhenUsed="0" w:uiPriority="0" w:semiHidden="0" w:name="Body Text First Indent"/>
-    <w:lsdException w:unhideWhenUsed="0" w:uiPriority="0" w:semiHidden="0" w:name="Body Text First Indent 2"/>
-    <w:lsdException w:uiPriority="99" w:name="Note Heading"/>
-    <w:lsdException w:unhideWhenUsed="0" w:uiPriority="0" w:semiHidden="0" w:name="Body Text 2"/>
-    <w:lsdException w:unhideWhenUsed="0" w:uiPriority="0" w:semiHidden="0" w:name="Body Text 3"/>
-    <w:lsdException w:unhideWhenUsed="0" w:uiPriority="0" w:semiHidden="0" w:name="Body Text Indent 2"/>
-    <w:lsdException w:unhideWhenUsed="0" w:uiPriority="0" w:semiHidden="0" w:name="Body Text Indent 3"/>
-    <w:lsdException w:unhideWhenUsed="0" w:uiPriority="0" w:semiHidden="0" w:name="Block Text"/>
-    <w:lsdException w:unhideWhenUsed="0" w:uiPriority="0" w:semiHidden="0" w:name="Hyperlink"/>
-    <w:lsdException w:unhideWhenUsed="0" w:uiPriority="0" w:semiHidden="0" w:name="FollowedHyperlink"/>
-    <w:lsdException w:qFormat="1" w:unhideWhenUsed="0" w:uiPriority="0" w:semiHidden="0" w:name="Strong"/>
-    <w:lsdException w:qFormat="1" w:unhideWhenUsed="0" w:uiPriority="0" w:semiHidden="0" w:name="Emphasis"/>
-    <w:lsdException w:unhideWhenUsed="0" w:uiPriority="0" w:semiHidden="0" w:name="Document Map"/>
-    <w:lsdException w:unhideWhenUsed="0" w:uiPriority="0" w:semiHidden="0" w:name="Plain Text"/>
-    <w:lsdException w:unhideWhenUsed="0" w:uiPriority="0" w:semiHidden="0" w:name="E-mail Signature"/>
-    <w:lsdException w:qFormat="1" w:unhideWhenUsed="0" w:uiPriority="0" w:semiHidden="0" w:name="Normal (Web)"/>
-    <w:lsdException w:unhideWhenUsed="0" w:uiPriority="0" w:semiHidden="0" w:name="HTML Acronym"/>
-    <w:lsdException w:unhideWhenUsed="0" w:uiPriority="0" w:semiHidden="0" w:name="HTML Address"/>
-    <w:lsdException w:unhideWhenUsed="0" w:uiPriority="0" w:semiHidden="0" w:name="HTML Cite"/>
-    <w:lsdException w:unhideWhenUsed="0" w:uiPriority="0" w:semiHidden="0" w:name="HTML Code"/>
-    <w:lsdException w:unhideWhenUsed="0" w:uiPriority="0" w:semiHidden="0" w:name="HTML Definition"/>
-    <w:lsdException w:unhideWhenUsed="0" w:uiPriority="0" w:semiHidden="0" w:name="HTML Keyboard"/>
-    <w:lsdException w:unhideWhenUsed="0" w:uiPriority="0" w:semiHidden="0" w:name="HTML Preformatted"/>
-    <w:lsdException w:unhideWhenUsed="0" w:uiPriority="0" w:semiHidden="0" w:name="HTML Sample"/>
-    <w:lsdException w:unhideWhenUsed="0" w:uiPriority="0" w:semiHidden="0" w:name="HTML Typewriter"/>
-    <w:lsdException w:unhideWhenUsed="0" w:uiPriority="0" w:semiHidden="0" w:name="HTML Variable"/>
-    <w:lsdException w:qFormat="1" w:unhideWhenUsed="0" w:uiPriority="0" w:name="Normal Table"/>
-    <w:lsdException w:unhideWhenUsed="0" w:uiPriority="0" w:semiHidden="0" w:name="annotation subject"/>
-    <w:lsdException w:unhideWhenUsed="0" w:uiPriority="0" w:semiHidden="0" w:name="Table Simple 1"/>
-    <w:lsdException w:unhideWhenUsed="0" w:uiPriority="0" w:semiHidden="0" w:name="Table Simple 2"/>
-    <w:lsdException w:unhideWhenUsed="0" w:uiPriority="0" w:semiHidden="0" w:name="Table Simple 3"/>
-    <w:lsdException w:unhideWhenUsed="0" w:uiPriority="0" w:semiHidden="0" w:name="Table Classic 1"/>
-    <w:lsdException w:unhideWhenUsed="0" w:uiPriority="0" w:semiHidden="0" w:name="Table Classic 2"/>
-    <w:lsdException w:unhideWhenUsed="0" w:uiPriority="0" w:semiHidden="0" w:name="Table Classic 3"/>
-    <w:lsdException w:unhideWhenUsed="0" w:uiPriority="0" w:semiHidden="0" w:name="Table Classic 4"/>
-    <w:lsdException w:unhideWhenUsed="0" w:uiPriority="0" w:semiHidden="0" w:name="Table Colorful 1"/>
-    <w:lsdException w:unhideWhenUsed="0" w:uiPriority="0" w:semiHidden="0" w:name="Table Colorful 2"/>
-    <w:lsdException w:unhideWhenUsed="0" w:uiPriority="0" w:semiHidden="0" w:name="Table Colorful 3"/>
-    <w:lsdException w:unhideWhenUsed="0" w:uiPriority="0" w:semiHidden="0" w:name="Table Columns 1"/>
-    <w:lsdException w:unhideWhenUsed="0" w:uiPriority="0" w:semiHidden="0" w:name="Table Columns 2"/>
-    <w:lsdException w:unhideWhenUsed="0" w:uiPriority="0" w:semiHidden="0" w:name="Table Columns 3"/>
-    <w:lsdException w:unhideWhenUsed="0" w:uiPriority="0" w:semiHidden="0" w:name="Table Columns 4"/>
-    <w:lsdException w:unhideWhenUsed="0" w:uiPriority="0" w:semiHidden="0" w:name="Table Columns 5"/>
-    <w:lsdException w:unhideWhenUsed="0" w:uiPriority="0" w:semiHidden="0" w:name="Table Grid 1"/>
-    <w:lsdException w:unhideWhenUsed="0" w:uiPriority="0" w:semiHidden="0" w:name="Table Grid 2"/>
-    <w:lsdException w:unhideWhenUsed="0" w:uiPriority="0" w:semiHidden="0" w:name="Table Grid 3"/>
-    <w:lsdException w:unhideWhenUsed="0" w:uiPriority="0" w:semiHidden="0" w:name="Table Grid 4"/>
-    <w:lsdException w:unhideWhenUsed="0" w:uiPriority="0" w:semiHidden="0" w:name="Table Grid 5"/>
-    <w:lsdException w:unhideWhenUsed="0" w:uiPriority="0" w:semiHidden="0" w:name="Table Grid 6"/>
-    <w:lsdException w:unhideWhenUsed="0" w:uiPriority="0" w:semiHidden="0" w:name="Table Grid 7"/>
-    <w:lsdException w:unhideWhenUsed="0" w:uiPriority="0" w:semiHidden="0" w:name="Table Grid 8"/>
-    <w:lsdException w:unhideWhenUsed="0" w:uiPriority="0" w:semiHidden="0" w:name="Table List 1"/>
-    <w:lsdException w:unhideWhenUsed="0" w:uiPriority="0" w:semiHidden="0" w:name="Table List 2"/>
-    <w:lsdException w:unhideWhenUsed="0" w:uiPriority="0" w:semiHidden="0" w:name="Table List 3"/>
-    <w:lsdException w:unhideWhenUsed="0" w:uiPriority="0" w:semiHidden="0" w:name="Table List 4"/>
-    <w:lsdException w:unhideWhenUsed="0" w:uiPriority="0" w:semiHidden="0" w:name="Table List 5"/>
-    <w:lsdException w:unhideWhenUsed="0" w:uiPriority="0" w:semiHidden="0" w:name="Table List 6"/>
-    <w:lsdException w:unhideWhenUsed="0" w:uiPriority="0" w:semiHidden="0" w:name="Table List 7"/>
-    <w:lsdException w:unhideWhenUsed="0" w:uiPriority="0" w:semiHidden="0" w:name="Table List 8"/>
-    <w:lsdException w:unhideWhenUsed="0" w:uiPriority="0" w:semiHidden="0" w:name="Table 3D effects 1"/>
-    <w:lsdException w:unhideWhenUsed="0" w:uiPriority="0" w:semiHidden="0" w:name="Table 3D effects 2"/>
-    <w:lsdException w:unhideWhenUsed="0" w:uiPriority="0" w:semiHidden="0" w:name="Table 3D effects 3"/>
-    <w:lsdException w:unhideWhenUsed="0" w:uiPriority="0" w:semiHidden="0" w:name="Table Contemporary"/>
-    <w:lsdException w:unhideWhenUsed="0" w:uiPriority="0" w:semiHidden="0" w:name="Table Elegant"/>
-    <w:lsdException w:unhideWhenUsed="0" w:uiPriority="0" w:semiHidden="0" w:name="Table Professional"/>
-    <w:lsdException w:unhideWhenUsed="0" w:uiPriority="0" w:semiHidden="0" w:name="Table Subtle 1"/>
-    <w:lsdException w:unhideWhenUsed="0" w:uiPriority="0" w:semiHidden="0" w:name="Table Subtle 2"/>
-    <w:lsdException w:unhideWhenUsed="0" w:uiPriority="0" w:semiHidden="0" w:name="Table Web 1"/>
-    <w:lsdException w:unhideWhenUsed="0" w:uiPriority="0" w:semiHidden="0" w:name="Table Web 2"/>
-    <w:lsdException w:unhideWhenUsed="0" w:uiPriority="0" w:semiHidden="0" w:name="Table Web 3"/>
-    <w:lsdException w:unhideWhenUsed="0" w:uiPriority="0" w:semiHidden="0" w:name="Balloon Text"/>
-    <w:lsdException w:qFormat="1" w:unhideWhenUsed="0" w:uiPriority="0" w:semiHidden="0" w:name="Table Grid"/>
-    <w:lsdException w:unhideWhenUsed="0" w:uiPriority="0" w:semiHidden="0" w:name="Table Theme"/>
-    <w:lsdException w:unhideWhenUsed="0" w:uiPriority="60" w:semiHidden="0" w:name="Light Shading"/>
-    <w:lsdException w:unhideWhenUsed="0" w:uiPriority="61" w:semiHidden="0" w:name="Light List"/>
-    <w:lsdException w:unhideWhenUsed="0" w:uiPriority="62" w:semiHidden="0" w:name="Light Grid"/>
-    <w:lsdException w:unhideWhenUsed="0" w:uiPriority="63" w:semiHidden="0" w:name="Medium Shading 1"/>
-    <w:lsdException w:unhideWhenUsed="0" w:uiPriority="64" w:semiHidden="0" w:name="Medium Shading 2"/>
-    <w:lsdException w:unhideWhenUsed="0" w:uiPriority="65" w:semiHidden="0" w:name="Medium List 1"/>
-    <w:lsdException w:unhideWhenUsed="0" w:uiPriority="66" w:semiHidden="0" w:name="Medium List 2"/>
-    <w:lsdException w:unhideWhenUsed="0" w:uiPriority="67" w:semiHidden="0" w:name="Medium Grid 1"/>
-    <w:lsdException w:unhideWhenUsed="0" w:uiPriority="68" w:semiHidden="0" w:name="Medium Grid 2"/>
-    <w:lsdException w:unhideWhenUsed="0" w:uiPriority="69" w:semiHidden="0" w:name="Medium Grid 3"/>
-    <w:lsdException w:unhideWhenUsed="0" w:uiPriority="70" w:semiHidden="0" w:name="Dark List"/>
-    <w:lsdException w:unhideWhenUsed="0" w:uiPriority="71" w:semiHidden="0" w:name="Colorful Shading"/>
-    <w:lsdException w:unhideWhenUsed="0" w:uiPriority="72" w:semiHidden="0" w:name="Colorful List"/>
-    <w:lsdException w:unhideWhenUsed="0" w:uiPriority="73" w:semiHidden="0" w:name="Colorful Grid"/>
-    <w:lsdException w:unhideWhenUsed="0" w:uiPriority="60" w:semiHidden="0" w:name="Light Shading Accent 1"/>
-    <w:lsdException w:unhideWhenUsed="0" w:uiPriority="61" w:semiHidden="0" w:name="Light List Accent 1"/>
-    <w:lsdException w:unhideWhenUsed="0" w:uiPriority="62" w:semiHidden="0" w:name="Light Grid Accent 1"/>
-    <w:lsdException w:unhideWhenUsed="0" w:uiPriority="63" w:semiHidden="0" w:name="Medium Shading 1 Accent 1"/>
-    <w:lsdException w:unhideWhenUsed="0" w:uiPriority="64" w:semiHidden="0" w:name="Medium Shading 2 Accent 1"/>
-    <w:lsdException w:unhideWhenUsed="0" w:uiPriority="65" w:semiHidden="0" w:name="Medium List 1 Accent 1"/>
-    <w:lsdException w:unhideWhenUsed="0" w:uiPriority="66" w:semiHidden="0" w:name="Medium List 2 Accent 1"/>
-    <w:lsdException w:unhideWhenUsed="0" w:uiPriority="67" w:semiHidden="0" w:name="Medium Grid 1 Accent 1"/>
-    <w:lsdException w:unhideWhenUsed="0" w:uiPriority="68" w:semiHidden="0" w:name="Medium Grid 2 Accent 1"/>
-    <w:lsdException w:unhideWhenUsed="0" w:uiPriority="69" w:semiHidden="0" w:name="Medium Grid 3 Accent 1"/>
-    <w:lsdException w:unhideWhenUsed="0" w:uiPriority="70" w:semiHidden="0" w:name="Dark List Accent 1"/>
-    <w:lsdException w:unhideWhenUsed="0" w:uiPriority="71" w:semiHidden="0" w:name="Colorful Shading Accent 1"/>
-    <w:lsdException w:unhideWhenUsed="0" w:uiPriority="72" w:semiHidden="0" w:name="Colorful List Accent 1"/>
-    <w:lsdException w:unhideWhenUsed="0" w:uiPriority="73" w:semiHidden="0" w:name="Colorful Grid Accent 1"/>
-    <w:lsdException w:unhideWhenUsed="0" w:uiPriority="60" w:semiHidden="0" w:name="Light Shading Accent 2"/>
-    <w:lsdException w:unhideWhenUsed="0" w:uiPriority="61" w:semiHidden="0" w:name="Light List Accent 2"/>
-    <w:lsdException w:unhideWhenUsed="0" w:uiPriority="62" w:semiHidden="0" w:name="Light Grid Accent 2"/>
-    <w:lsdException w:unhideWhenUsed="0" w:uiPriority="63" w:semiHidden="0" w:name="Medium Shading 1 Accent 2"/>
-    <w:lsdException w:unhideWhenUsed="0" w:uiPriority="64" w:semiHidden="0" w:name="Medium Shading 2 Accent 2"/>
-    <w:lsdException w:unhideWhenUsed="0" w:uiPriority="65" w:semiHidden="0" w:name="Medium List 1 Accent 2"/>
-    <w:lsdException w:unhideWhenUsed="0" w:uiPriority="66" w:semiHidden="0" w:name="Medium List 2 Accent 2"/>
-    <w:lsdException w:unhideWhenUsed="0" w:uiPriority="67" w:semiHidden="0" w:name="Medium Grid 1 Accent 2"/>
-    <w:lsdException w:unhideWhenUsed="0" w:uiPriority="68" w:semiHidden="0" w:name="Medium Grid 2 Accent 2"/>
-    <w:lsdException w:unhideWhenUsed="0" w:uiPriority="69" w:semiHidden="0" w:name="Medium Grid 3 Accent 2"/>
-    <w:lsdException w:unhideWhenUsed="0" w:uiPriority="70" w:semiHidden="0" w:name="Dark List Accent 2"/>
-    <w:lsdException w:unhideWhenUsed="0" w:uiPriority="71" w:semiHidden="0" w:name="Colorful Shading Accent 2"/>
-    <w:lsdException w:unhideWhenUsed="0" w:uiPriority="72" w:semiHidden="0" w:name="Colorful List Accent 2"/>
-    <w:lsdException w:unhideWhenUsed="0" w:uiPriority="73" w:semiHidden="0" w:name="Colorful Grid Accent 2"/>
-    <w:lsdException w:unhideWhenUsed="0" w:uiPriority="60" w:semiHidden="0" w:name="Light Shading Accent 3"/>
-    <w:lsdException w:unhideWhenUsed="0" w:uiPriority="61" w:semiHidden="0" w:name="Light List Accent 3"/>
-    <w:lsdException w:unhideWhenUsed="0" w:uiPriority="62" w:semiHidden="0" w:name="Light Grid Accent 3"/>
-    <w:lsdException w:unhideWhenUsed="0" w:uiPriority="63" w:semiHidden="0" w:name="Medium Shading 1 Accent 3"/>
-    <w:lsdException w:unhideWhenUsed="0" w:uiPriority="64" w:semiHidden="0" w:name="Medium Shading 2 Accent 3"/>
-    <w:lsdException w:unhideWhenUsed="0" w:uiPriority="65" w:semiHidden="0" w:name="Medium List 1 Accent 3"/>
-    <w:lsdException w:unhideWhenUsed="0" w:uiPriority="66" w:semiHidden="0" w:name="Medium List 2 Accent 3"/>
-    <w:lsdException w:unhideWhenUsed="0" w:uiPriority="67" w:semiHidden="0" w:name="Medium Grid 1 Accent 3"/>
-    <w:lsdException w:unhideWhenUsed="0" w:uiPriority="68" w:semiHidden="0" w:name="Medium Grid 2 Accent 3"/>
-    <w:lsdException w:unhideWhenUsed="0" w:uiPriority="69" w:semiHidden="0" w:name="Medium Grid 3 Accent 3"/>
-    <w:lsdException w:unhideWhenUsed="0" w:uiPriority="70" w:semiHidden="0" w:name="Dark List Accent 3"/>
-    <w:lsdException w:unhideWhenUsed="0" w:uiPriority="71" w:semiHidden="0" w:name="Colorful Shading Accent 3"/>
-    <w:lsdException w:unhideWhenUsed="0" w:uiPriority="72" w:semiHidden="0" w:name="Colorful List Accent 3"/>
-    <w:lsdException w:unhideWhenUsed="0" w:uiPriority="73" w:semiHidden="0" w:name="Colorful Grid Accent 3"/>
-    <w:lsdException w:unhideWhenUsed="0" w:uiPriority="60" w:semiHidden="0" w:name="Light Shading Accent 4"/>
-    <w:lsdException w:unhideWhenUsed="0" w:uiPriority="61" w:semiHidden="0" w:name="Light List Accent 4"/>
-    <w:lsdException w:unhideWhenUsed="0" w:uiPriority="62" w:semiHidden="0" w:name="Light Grid Accent 4"/>
-    <w:lsdException w:unhideWhenUsed="0" w:uiPriority="63" w:semiHidden="0" w:name="Medium Shading 1 Accent 4"/>
-    <w:lsdException w:unhideWhenUsed="0" w:uiPriority="64" w:semiHidden="0" w:name="Medium Shading 2 Accent 4"/>
-    <w:lsdException w:unhideWhenUsed="0" w:uiPriority="65" w:semiHidden="0" w:name="Medium List 1 Accent 4"/>
-    <w:lsdException w:unhideWhenUsed="0" w:uiPriority="66" w:semiHidden="0" w:name="Medium List 2 Accent 4"/>
-    <w:lsdException w:unhideWhenUsed="0" w:uiPriority="67" w:semiHidden="0" w:name="Medium Grid 1 Accent 4"/>
-    <w:lsdException w:unhideWhenUsed="0" w:uiPriority="68" w:semiHidden="0" w:name="Medium Grid 2 Accent 4"/>
-    <w:lsdException w:unhideWhenUsed="0" w:uiPriority="69" w:semiHidden="0" w:name="Medium Grid 3 Accent 4"/>
-    <w:lsdException w:unhideWhenUsed="0" w:uiPriority="70" w:semiHidden="0" w:name="Dark List Accent 4"/>
-    <w:lsdException w:unhideWhenUsed="0" w:uiPriority="71" w:semiHidden="0" w:name="Colorful Shading Accent 4"/>
-    <w:lsdException w:unhideWhenUsed="0" w:uiPriority="72" w:semiHidden="0" w:name="Colorful List Accent 4"/>
-    <w:lsdException w:unhideWhenUsed="0" w:uiPriority="73" w:semiHidden="0" w:name="Colorful Grid Accent 4"/>
-    <w:lsdException w:unhideWhenUsed="0" w:uiPriority="60" w:semiHidden="0" w:name="Light Shading Accent 5"/>
-    <w:lsdException w:unhideWhenUsed="0" w:uiPriority="61" w:semiHidden="0" w:name="Light List Accent 5"/>
-    <w:lsdException w:unhideWhenUsed="0" w:uiPriority="62" w:semiHidden="0" w:name="Light Grid Accent 5"/>
-    <w:lsdException w:unhideWhenUsed="0" w:uiPriority="63" w:semiHidden="0" w:name="Medium Shading 1 Accent 5"/>
-    <w:lsdException w:unhideWhenUsed="0" w:uiPriority="64" w:semiHidden="0" w:name="Medium Shading 2 Accent 5"/>
-    <w:lsdException w:unhideWhenUsed="0" w:uiPriority="65" w:semiHidden="0" w:name="Medium List 1 Accent 5"/>
-    <w:lsdException w:unhideWhenUsed="0" w:uiPriority="66" w:semiHidden="0" w:name="Medium List 2 Accent 5"/>
-    <w:lsdException w:unhideWhenUsed="0" w:uiPriority="67" w:semiHidden="0" w:name="Medium Grid 1 Accent 5"/>
-    <w:lsdException w:unhideWhenUsed="0" w:uiPriority="68" w:semiHidden="0" w:name="Medium Grid 2 Accent 5"/>
-    <w:lsdException w:unhideWhenUsed="0" w:uiPriority="69" w:semiHidden="0" w:name="Medium Grid 3 Accent 5"/>
-    <w:lsdException w:unhideWhenUsed="0" w:uiPriority="70" w:semiHidden="0" w:name="Dark List Accent 5"/>
-    <w:lsdException w:unhideWhenUsed="0" w:uiPriority="71" w:semiHidden="0" w:name="Colorful Shading Accent 5"/>
-    <w:lsdException w:unhideWhenUsed="0" w:uiPriority="72" w:semiHidden="0" w:name="Colorful List Accent 5"/>
-    <w:lsdException w:unhideWhenUsed="0" w:uiPriority="73" w:semiHidden="0" w:name="Colorful Grid Accent 5"/>
-    <w:lsdException w:unhideWhenUsed="0" w:uiPriority="60" w:semiHidden="0" w:name="Light Shading Accent 6"/>
-    <w:lsdException w:unhideWhenUsed="0" w:uiPriority="61" w:semiHidden="0" w:name="Light List Accent 6"/>
-    <w:lsdException w:unhideWhenUsed="0" w:uiPriority="62" w:semiHidden="0" w:name="Light Grid Accent 6"/>
-    <w:lsdException w:unhideWhenUsed="0" w:uiPriority="63" w:semiHidden="0" w:name="Medium Shading 1 Accent 6"/>
-    <w:lsdException w:unhideWhenUsed="0" w:uiPriority="64" w:semiHidden="0" w:name="Medium Shading 2 Accent 6"/>
-    <w:lsdException w:unhideWhenUsed="0" w:uiPriority="65" w:semiHidden="0" w:name="Medium List 1 Accent 6"/>
-    <w:lsdException w:unhideWhenUsed="0" w:uiPriority="66" w:semiHidden="0" w:name="Medium List 2 Accent 6"/>
-    <w:lsdException w:unhideWhenUsed="0" w:uiPriority="67" w:semiHidden="0" w:name="Medium Grid 1 Accent 6"/>
-    <w:lsdException w:unhideWhenUsed="0" w:uiPriority="68" w:semiHidden="0" w:name="Medium Grid 2 Accent 6"/>
-    <w:lsdException w:unhideWhenUsed="0" w:uiPriority="69" w:semiHidden="0" w:name="Medium Grid 3 Accent 6"/>
-    <w:lsdException w:unhideWhenUsed="0" w:uiPriority="70" w:semiHidden="0" w:name="Dark List Accent 6"/>
-    <w:lsdException w:unhideWhenUsed="0" w:uiPriority="71" w:semiHidden="0" w:name="Colorful Shading Accent 6"/>
-    <w:lsdException w:unhideWhenUsed="0" w:uiPriority="72" w:semiHidden="0" w:name="Colorful List Accent 6"/>
-    <w:lsdException w:unhideWhenUsed="0" w:uiPriority="73" w:semiHidden="0" w:name="Colorful Grid Accent 6"/>
+  <w:latentStyles w:defLockedState="0" w:defUIPriority="99" w:defSemiHidden="1" w:defUnhideWhenUsed="1" w:defQFormat="0" w:count="260">
+    <w:lsdException w:name="Normal" w:semiHidden="0" w:uiPriority="0" w:unhideWhenUsed="0" w:qFormat="1"/>
+    <w:lsdException w:name="heading 1" w:semiHidden="0" w:uiPriority="0" w:unhideWhenUsed="0" w:qFormat="1"/>
+    <w:lsdException w:name="heading 2" w:semiHidden="0" w:uiPriority="0" w:qFormat="1"/>
+    <w:lsdException w:name="heading 3" w:uiPriority="0" w:qFormat="1"/>
+    <w:lsdException w:name="heading 4" w:semiHidden="0" w:uiPriority="0" w:qFormat="1"/>
+    <w:lsdException w:name="heading 5" w:uiPriority="0" w:qFormat="1"/>
+    <w:lsdException w:name="heading 6" w:uiPriority="0" w:qFormat="1"/>
+    <w:lsdException w:name="heading 7" w:uiPriority="0" w:qFormat="1"/>
+    <w:lsdException w:name="heading 8" w:uiPriority="0" w:qFormat="1"/>
+    <w:lsdException w:name="heading 9" w:uiPriority="0" w:qFormat="1"/>
+    <w:lsdException w:name="index 1" w:semiHidden="0" w:uiPriority="0" w:unhideWhenUsed="0"/>
+    <w:lsdException w:name="index 2" w:semiHidden="0" w:uiPriority="0" w:unhideWhenUsed="0"/>
+    <w:lsdException w:name="index 3" w:semiHidden="0" w:uiPriority="0" w:unhideWhenUsed="0"/>
+    <w:lsdException w:name="index 4" w:semiHidden="0" w:uiPriority="0" w:unhideWhenUsed="0"/>
+    <w:lsdException w:name="index 5" w:semiHidden="0" w:uiPriority="0" w:unhideWhenUsed="0"/>
+    <w:lsdException w:name="index 6" w:semiHidden="0" w:uiPriority="0" w:unhideWhenUsed="0"/>
+    <w:lsdException w:name="index 7" w:semiHidden="0" w:uiPriority="0" w:unhideWhenUsed="0"/>
+    <w:lsdException w:name="index 8" w:semiHidden="0" w:uiPriority="0" w:unhideWhenUsed="0"/>
+    <w:lsdException w:name="index 9" w:semiHidden="0" w:uiPriority="0" w:unhideWhenUsed="0"/>
+    <w:lsdException w:name="toc 1" w:semiHidden="0" w:uiPriority="0" w:unhideWhenUsed="0" w:qFormat="1"/>
+    <w:lsdException w:name="toc 2" w:semiHidden="0" w:uiPriority="0" w:unhideWhenUsed="0" w:qFormat="1"/>
+    <w:lsdException w:name="toc 3" w:semiHidden="0" w:uiPriority="0" w:unhideWhenUsed="0" w:qFormat="1"/>
+    <w:lsdException w:name="toc 4" w:semiHidden="0" w:uiPriority="0" w:unhideWhenUsed="0"/>
+    <w:lsdException w:name="toc 5" w:semiHidden="0" w:uiPriority="0" w:unhideWhenUsed="0"/>
+    <w:lsdException w:name="toc 6" w:semiHidden="0" w:uiPriority="0" w:unhideWhenUsed="0"/>
+    <w:lsdException w:name="toc 7" w:semiHidden="0" w:uiPriority="0" w:unhideWhenUsed="0"/>
+    <w:lsdException w:name="toc 8" w:semiHidden="0" w:uiPriority="0" w:unhideWhenUsed="0"/>
+    <w:lsdException w:name="toc 9" w:semiHidden="0" w:uiPriority="0" w:unhideWhenUsed="0"/>
+    <w:lsdException w:name="Normal Indent" w:semiHidden="0" w:uiPriority="0" w:unhideWhenUsed="0"/>
+    <w:lsdException w:name="footnote text" w:semiHidden="0" w:uiPriority="0" w:unhideWhenUsed="0"/>
+    <w:lsdException w:name="annotation text" w:semiHidden="0" w:uiPriority="0" w:unhideWhenUsed="0" w:qFormat="1"/>
+    <w:lsdException w:name="header" w:semiHidden="0" w:uiPriority="0" w:unhideWhenUsed="0" w:qFormat="1"/>
+    <w:lsdException w:name="footer" w:semiHidden="0" w:uiPriority="0" w:unhideWhenUsed="0" w:qFormat="1"/>
+    <w:lsdException w:name="index heading" w:semiHidden="0" w:uiPriority="0" w:unhideWhenUsed="0"/>
+    <w:lsdException w:name="caption" w:uiPriority="0" w:qFormat="1"/>
+    <w:lsdException w:name="table of figures" w:semiHidden="0" w:uiPriority="0" w:unhideWhenUsed="0"/>
+    <w:lsdException w:name="envelope address" w:semiHidden="0" w:uiPriority="0" w:unhideWhenUsed="0"/>
+    <w:lsdException w:name="envelope return" w:semiHidden="0" w:uiPriority="0" w:unhideWhenUsed="0"/>
+    <w:lsdException w:name="footnote reference" w:semiHidden="0" w:uiPriority="0" w:unhideWhenUsed="0"/>
+    <w:lsdException w:name="annotation reference" w:semiHidden="0" w:uiPriority="0" w:unhideWhenUsed="0"/>
+    <w:lsdException w:name="line number" w:semiHidden="0" w:uiPriority="0" w:unhideWhenUsed="0"/>
+    <w:lsdException w:name="page number" w:semiHidden="0" w:uiPriority="0" w:unhideWhenUsed="0"/>
+    <w:lsdException w:name="endnote reference" w:semiHidden="0" w:uiPriority="0" w:unhideWhenUsed="0"/>
+    <w:lsdException w:name="endnote text" w:semiHidden="0" w:uiPriority="0" w:unhideWhenUsed="0"/>
+    <w:lsdException w:name="table of authorities" w:semiHidden="0" w:uiPriority="0" w:unhideWhenUsed="0"/>
+    <w:lsdException w:name="macro" w:semiHidden="0" w:uiPriority="0" w:unhideWhenUsed="0"/>
+    <w:lsdException w:name="toa heading" w:semiHidden="0" w:uiPriority="0" w:unhideWhenUsed="0"/>
+    <w:lsdException w:name="List" w:semiHidden="0" w:uiPriority="0" w:unhideWhenUsed="0"/>
+    <w:lsdException w:name="List Bullet" w:semiHidden="0" w:uiPriority="0" w:unhideWhenUsed="0"/>
+    <w:lsdException w:name="List Number" w:semiHidden="0" w:uiPriority="0" w:unhideWhenUsed="0"/>
+    <w:lsdException w:name="List 2" w:semiHidden="0" w:uiPriority="0" w:unhideWhenUsed="0"/>
+    <w:lsdException w:name="List 3" w:semiHidden="0" w:uiPriority="0" w:unhideWhenUsed="0"/>
+    <w:lsdException w:name="List 4" w:semiHidden="0" w:uiPriority="0" w:unhideWhenUsed="0"/>
+    <w:lsdException w:name="List 5" w:semiHidden="0" w:uiPriority="0" w:unhideWhenUsed="0"/>
+    <w:lsdException w:name="List Bullet 2" w:semiHidden="0" w:uiPriority="0" w:unhideWhenUsed="0"/>
+    <w:lsdException w:name="List Bullet 3" w:semiHidden="0" w:uiPriority="0" w:unhideWhenUsed="0"/>
+    <w:lsdException w:name="List Bullet 4" w:semiHidden="0" w:uiPriority="0" w:unhideWhenUsed="0"/>
+    <w:lsdException w:name="List Bullet 5" w:semiHidden="0" w:uiPriority="0" w:unhideWhenUsed="0"/>
+    <w:lsdException w:name="List Number 2" w:semiHidden="0" w:uiPriority="0" w:unhideWhenUsed="0"/>
+    <w:lsdException w:name="List Number 3" w:semiHidden="0" w:uiPriority="0" w:unhideWhenUsed="0"/>
+    <w:lsdException w:name="List Number 4" w:semiHidden="0" w:uiPriority="0" w:unhideWhenUsed="0"/>
+    <w:lsdException w:name="List Number 5" w:semiHidden="0" w:uiPriority="0" w:unhideWhenUsed="0"/>
+    <w:lsdException w:name="Title" w:semiHidden="0" w:uiPriority="0" w:unhideWhenUsed="0" w:qFormat="1"/>
+    <w:lsdException w:name="Closing" w:semiHidden="0" w:uiPriority="0" w:unhideWhenUsed="0"/>
+    <w:lsdException w:name="Signature" w:semiHidden="0" w:uiPriority="0" w:unhideWhenUsed="0"/>
+    <w:lsdException w:name="Default Paragraph Font" w:uiPriority="0" w:unhideWhenUsed="0" w:qFormat="1"/>
+    <w:lsdException w:name="Body Text" w:uiPriority="0" w:unhideWhenUsed="0" w:qFormat="1"/>
+    <w:lsdException w:name="Body Text Indent" w:semiHidden="0" w:uiPriority="0" w:unhideWhenUsed="0"/>
+    <w:lsdException w:name="List Continue" w:semiHidden="0" w:uiPriority="0" w:unhideWhenUsed="0"/>
+    <w:lsdException w:name="List Continue 2" w:semiHidden="0" w:uiPriority="0" w:unhideWhenUsed="0"/>
+    <w:lsdException w:name="List Continue 3" w:semiHidden="0" w:uiPriority="0" w:unhideWhenUsed="0"/>
+    <w:lsdException w:name="List Continue 4" w:semiHidden="0" w:uiPriority="0" w:unhideWhenUsed="0"/>
+    <w:lsdException w:name="List Continue 5" w:semiHidden="0" w:uiPriority="0" w:unhideWhenUsed="0"/>
+    <w:lsdException w:name="Message Header" w:semiHidden="0" w:uiPriority="0" w:unhideWhenUsed="0"/>
+    <w:lsdException w:name="Subtitle" w:semiHidden="0" w:uiPriority="0" w:unhideWhenUsed="0" w:qFormat="1"/>
+    <w:lsdException w:name="Salutation" w:semiHidden="0" w:uiPriority="0" w:unhideWhenUsed="0"/>
+    <w:lsdException w:name="Date" w:semiHidden="0" w:uiPriority="0" w:unhideWhenUsed="0"/>
+    <w:lsdException w:name="Body Text First Indent" w:semiHidden="0" w:uiPriority="0" w:unhideWhenUsed="0"/>
+    <w:lsdException w:name="Body Text First Indent 2" w:semiHidden="0" w:uiPriority="0" w:unhideWhenUsed="0"/>
+    <w:lsdException w:name="Body Text 2" w:semiHidden="0" w:uiPriority="0" w:unhideWhenUsed="0"/>
+    <w:lsdException w:name="Body Text 3" w:semiHidden="0" w:uiPriority="0" w:unhideWhenUsed="0"/>
+    <w:lsdException w:name="Body Text Indent 2" w:semiHidden="0" w:uiPriority="0" w:unhideWhenUsed="0"/>
+    <w:lsdException w:name="Body Text Indent 3" w:semiHidden="0" w:uiPriority="0" w:unhideWhenUsed="0"/>
+    <w:lsdException w:name="Block Text" w:semiHidden="0" w:uiPriority="0" w:unhideWhenUsed="0"/>
+    <w:lsdException w:name="Hyperlink" w:semiHidden="0" w:uiPriority="0" w:unhideWhenUsed="0"/>
+    <w:lsdException w:name="FollowedHyperlink" w:semiHidden="0" w:uiPriority="0" w:unhideWhenUsed="0"/>
+    <w:lsdException w:name="Strong" w:semiHidden="0" w:uiPriority="0" w:unhideWhenUsed="0" w:qFormat="1"/>
+    <w:lsdException w:name="Emphasis" w:semiHidden="0" w:uiPriority="0" w:unhideWhenUsed="0" w:qFormat="1"/>
+    <w:lsdException w:name="Document Map" w:semiHidden="0" w:uiPriority="0" w:unhideWhenUsed="0"/>
+    <w:lsdException w:name="Plain Text" w:semiHidden="0" w:uiPriority="0" w:unhideWhenUsed="0"/>
+    <w:lsdException w:name="E-mail Signature" w:semiHidden="0" w:uiPriority="0" w:unhideWhenUsed="0"/>
+    <w:lsdException w:name="Normal (Web)" w:semiHidden="0" w:uiPriority="0" w:unhideWhenUsed="0" w:qFormat="1"/>
+    <w:lsdException w:name="HTML Acronym" w:semiHidden="0" w:uiPriority="0" w:unhideWhenUsed="0"/>
+    <w:lsdException w:name="HTML Address" w:semiHidden="0" w:uiPriority="0" w:unhideWhenUsed="0"/>
+    <w:lsdException w:name="HTML Cite" w:semiHidden="0" w:uiPriority="0" w:unhideWhenUsed="0"/>
+    <w:lsdException w:name="HTML Code" w:semiHidden="0" w:uiPriority="0" w:unhideWhenUsed="0"/>
+    <w:lsdException w:name="HTML Definition" w:semiHidden="0" w:uiPriority="0" w:unhideWhenUsed="0"/>
+    <w:lsdException w:name="HTML Keyboard" w:semiHidden="0" w:uiPriority="0" w:unhideWhenUsed="0"/>
+    <w:lsdException w:name="HTML Preformatted" w:semiHidden="0" w:uiPriority="0" w:unhideWhenUsed="0"/>
+    <w:lsdException w:name="HTML Sample" w:semiHidden="0" w:uiPriority="0" w:unhideWhenUsed="0"/>
+    <w:lsdException w:name="HTML Typewriter" w:semiHidden="0" w:uiPriority="0" w:unhideWhenUsed="0"/>
+    <w:lsdException w:name="HTML Variable" w:semiHidden="0" w:uiPriority="0" w:unhideWhenUsed="0"/>
+    <w:lsdException w:name="Normal Table" w:uiPriority="0" w:unhideWhenUsed="0" w:qFormat="1"/>
+    <w:lsdException w:name="annotation subject" w:semiHidden="0" w:uiPriority="0" w:unhideWhenUsed="0"/>
+    <w:lsdException w:name="Table Simple 1" w:semiHidden="0" w:uiPriority="0" w:unhideWhenUsed="0"/>
+    <w:lsdException w:name="Table Simple 2" w:semiHidden="0" w:uiPriority="0" w:unhideWhenUsed="0"/>
+    <w:lsdException w:name="Table Simple 3" w:semiHidden="0" w:uiPriority="0" w:unhideWhenUsed="0"/>
+    <w:lsdException w:name="Table Classic 1" w:semiHidden="0" w:uiPriority="0" w:unhideWhenUsed="0"/>
+    <w:lsdException w:name="Table Classic 2" w:semiHidden="0" w:uiPriority="0" w:unhideWhenUsed="0"/>
+    <w:lsdException w:name="Table Classic 3" w:semiHidden="0" w:uiPriority="0" w:unhideWhenUsed="0"/>
+    <w:lsdException w:name="Table Classic 4" w:semiHidden="0" w:uiPriority="0" w:unhideWhenUsed="0"/>
+    <w:lsdException w:name="Table Colorful 1" w:semiHidden="0" w:uiPriority="0" w:unhideWhenUsed="0"/>
+    <w:lsdException w:name="Table Colorful 2" w:semiHidden="0" w:uiPriority="0" w:unhideWhenUsed="0"/>
+    <w:lsdException w:name="Table Colorful 3" w:semiHidden="0" w:uiPriority="0" w:unhideWhenUsed="0"/>
+    <w:lsdException w:name="Table Columns 1" w:semiHidden="0" w:uiPriority="0" w:unhideWhenUsed="0"/>
+    <w:lsdException w:name="Table Columns 2" w:semiHidden="0" w:uiPriority="0" w:unhideWhenUsed="0"/>
+    <w:lsdException w:name="Table Columns 3" w:semiHidden="0" w:uiPriority="0" w:unhideWhenUsed="0"/>
+    <w:lsdException w:name="Table Columns 4" w:semiHidden="0" w:uiPriority="0" w:unhideWhenUsed="0"/>
+    <w:lsdException w:name="Table Columns 5" w:semiHidden="0" w:uiPriority="0" w:unhideWhenUsed="0"/>
+    <w:lsdException w:name="Table Grid 1" w:semiHidden="0" w:uiPriority="0" w:unhideWhenUsed="0"/>
+    <w:lsdException w:name="Table Grid 2" w:semiHidden="0" w:uiPriority="0" w:unhideWhenUsed="0"/>
+    <w:lsdException w:name="Table Grid 3" w:semiHidden="0" w:uiPriority="0" w:unhideWhenUsed="0"/>
+    <w:lsdException w:name="Table Grid 4" w:semiHidden="0" w:uiPriority="0" w:unhideWhenUsed="0"/>
+    <w:lsdException w:name="Table Grid 5" w:semiHidden="0" w:uiPriority="0" w:unhideWhenUsed="0"/>
+    <w:lsdException w:name="Table Grid 6" w:semiHidden="0" w:uiPriority="0" w:unhideWhenUsed="0"/>
+    <w:lsdException w:name="Table Grid 7" w:semiHidden="0" w:uiPriority="0" w:unhideWhenUsed="0"/>
+    <w:lsdException w:name="Table Grid 8" w:semiHidden="0" w:uiPriority="0" w:unhideWhenUsed="0"/>
+    <w:lsdException w:name="Table List 1" w:semiHidden="0" w:uiPriority="0" w:unhideWhenUsed="0"/>
+    <w:lsdException w:name="Table List 2" w:semiHidden="0" w:uiPriority="0" w:unhideWhenUsed="0"/>
+    <w:lsdException w:name="Table List 3" w:semiHidden="0" w:uiPriority="0" w:unhideWhenUsed="0"/>
+    <w:lsdException w:name="Table List 4" w:semiHidden="0" w:uiPriority="0" w:unhideWhenUsed="0"/>
+    <w:lsdException w:name="Table List 5" w:semiHidden="0" w:uiPriority="0" w:unhideWhenUsed="0"/>
+    <w:lsdException w:name="Table List 6" w:semiHidden="0" w:uiPriority="0" w:unhideWhenUsed="0"/>
+    <w:lsdException w:name="Table List 7" w:semiHidden="0" w:uiPriority="0" w:unhideWhenUsed="0"/>
+    <w:lsdException w:name="Table List 8" w:semiHidden="0" w:uiPriority="0" w:unhideWhenUsed="0"/>
+    <w:lsdException w:name="Table 3D effects 1" w:semiHidden="0" w:uiPriority="0" w:unhideWhenUsed="0"/>
+    <w:lsdException w:name="Table 3D effects 2" w:semiHidden="0" w:uiPriority="0" w:unhideWhenUsed="0"/>
+    <w:lsdException w:name="Table 3D effects 3" w:semiHidden="0" w:uiPriority="0" w:unhideWhenUsed="0"/>
+    <w:lsdException w:name="Table Contemporary" w:semiHidden="0" w:uiPriority="0" w:unhideWhenUsed="0"/>
+    <w:lsdException w:name="Table Elegant" w:semiHidden="0" w:uiPriority="0" w:unhideWhenUsed="0"/>
+    <w:lsdException w:name="Table Professional" w:semiHidden="0" w:uiPriority="0" w:unhideWhenUsed="0"/>
+    <w:lsdException w:name="Table Subtle 1" w:semiHidden="0" w:uiPriority="0" w:unhideWhenUsed="0"/>
+    <w:lsdException w:name="Table Subtle 2" w:semiHidden="0" w:uiPriority="0" w:unhideWhenUsed="0"/>
+    <w:lsdException w:name="Table Web 1" w:semiHidden="0" w:uiPriority="0" w:unhideWhenUsed="0"/>
+    <w:lsdException w:name="Table Web 2" w:semiHidden="0" w:uiPriority="0" w:unhideWhenUsed="0"/>
+    <w:lsdException w:name="Table Web 3" w:semiHidden="0" w:uiPriority="0" w:unhideWhenUsed="0"/>
+    <w:lsdException w:name="Balloon Text" w:semiHidden="0" w:uiPriority="0" w:unhideWhenUsed="0"/>
+    <w:lsdException w:name="Table Grid" w:semiHidden="0" w:uiPriority="0" w:unhideWhenUsed="0" w:qFormat="1"/>
+    <w:lsdException w:name="Table Theme" w:semiHidden="0" w:uiPriority="0" w:unhideWhenUsed="0"/>
+    <w:lsdException w:name="Light Shading" w:semiHidden="0" w:uiPriority="60" w:unhideWhenUsed="0"/>
+    <w:lsdException w:name="Light List" w:semiHidden="0" w:uiPriority="61" w:unhideWhenUsed="0"/>
+    <w:lsdException w:name="Light Grid" w:semiHidden="0" w:uiPriority="62" w:unhideWhenUsed="0"/>
+    <w:lsdException w:name="Medium Shading 1" w:semiHidden="0" w:uiPriority="63" w:unhideWhenUsed="0"/>
+    <w:lsdException w:name="Medium Shading 2" w:semiHidden="0" w:uiPriority="64" w:unhideWhenUsed="0"/>
+    <w:lsdException w:name="Medium List 1" w:semiHidden="0" w:uiPriority="65" w:unhideWhenUsed="0"/>
+    <w:lsdException w:name="Medium List 2" w:semiHidden="0" w:uiPriority="66" w:unhideWhenUsed="0"/>
+    <w:lsdException w:name="Medium Grid 1" w:semiHidden="0" w:uiPriority="67" w:unhideWhenUsed="0"/>
+    <w:lsdException w:name="Medium Grid 2" w:semiHidden="0" w:uiPriority="68" w:unhideWhenUsed="0"/>
+    <w:lsdException w:name="Medium Grid 3" w:semiHidden="0" w:uiPriority="69" w:unhideWhenUsed="0"/>
+    <w:lsdException w:name="Dark List" w:semiHidden="0" w:uiPriority="70" w:unhideWhenUsed="0"/>
+    <w:lsdException w:name="Colorful Shading" w:semiHidden="0" w:uiPriority="71" w:unhideWhenUsed="0"/>
+    <w:lsdException w:name="Colorful List" w:semiHidden="0" w:uiPriority="72" w:unhideWhenUsed="0"/>
+    <w:lsdException w:name="Colorful Grid" w:semiHidden="0" w:uiPriority="73" w:unhideWhenUsed="0"/>
+    <w:lsdException w:name="Light Shading Accent 1" w:semiHidden="0" w:uiPriority="60" w:unhideWhenUsed="0"/>
+    <w:lsdException w:name="Light List Accent 1" w:semiHidden="0" w:uiPriority="61" w:unhideWhenUsed="0"/>
+    <w:lsdException w:name="Light Grid Accent 1" w:semiHidden="0" w:uiPriority="62" w:unhideWhenUsed="0"/>
+    <w:lsdException w:name="Medium Shading 1 Accent 1" w:semiHidden="0" w:uiPriority="63" w:unhideWhenUsed="0"/>
+    <w:lsdException w:name="Medium Shading 2 Accent 1" w:semiHidden="0" w:uiPriority="64" w:unhideWhenUsed="0"/>
+    <w:lsdException w:name="Medium List 1 Accent 1" w:semiHidden="0" w:uiPriority="65" w:unhideWhenUsed="0"/>
+    <w:lsdException w:name="Medium List 2 Accent 1" w:semiHidden="0" w:uiPriority="66" w:unhideWhenUsed="0"/>
+    <w:lsdException w:name="Medium Grid 1 Accent 1" w:semiHidden="0" w:uiPriority="67" w:unhideWhenUsed="0"/>
+    <w:lsdException w:name="Medium Grid 2 Accent 1" w:semiHidden="0" w:uiPriority="68" w:unhideWhenUsed="0"/>
+    <w:lsdException w:name="Medium Grid 3 Accent 1" w:semiHidden="0" w:uiPriority="69" w:unhideWhenUsed="0"/>
+    <w:lsdException w:name="Dark List Accent 1" w:semiHidden="0" w:uiPriority="70" w:unhideWhenUsed="0"/>
+    <w:lsdException w:name="Colorful Shading Accent 1" w:semiHidden="0" w:uiPriority="71" w:unhideWhenUsed="0"/>
+    <w:lsdException w:name="Colorful List Accent 1" w:semiHidden="0" w:uiPriority="72" w:unhideWhenUsed="0"/>
+    <w:lsdException w:name="Colorful Grid Accent 1" w:semiHidden="0" w:uiPriority="73" w:unhideWhenUsed="0"/>
+    <w:lsdException w:name="Light Shading Accent 2" w:semiHidden="0" w:uiPriority="60" w:unhideWhenUsed="0"/>
+    <w:lsdException w:name="Light List Accent 2" w:semiHidden="0" w:uiPriority="61" w:unhideWhenUsed="0"/>
+    <w:lsdException w:name="Light Grid Accent 2" w:semiHidden="0" w:uiPriority="62" w:unhideWhenUsed="0"/>
+    <w:lsdException w:name="Medium Shading 1 Accent 2" w:semiHidden="0" w:uiPriority="63" w:unhideWhenUsed="0"/>
+    <w:lsdException w:name="Medium Shading 2 Accent 2" w:semiHidden="0" w:uiPriority="64" w:unhideWhenUsed="0"/>
+    <w:lsdException w:name="Medium List 1 Accent 2" w:semiHidden="0" w:uiPriority="65" w:unhideWhenUsed="0"/>
+    <w:lsdException w:name="Medium List 2 Accent 2" w:semiHidden="0" w:uiPriority="66" w:unhideWhenUsed="0"/>
+    <w:lsdException w:name="Medium Grid 1 Accent 2" w:semiHidden="0" w:uiPriority="67" w:unhideWhenUsed="0"/>
+    <w:lsdException w:name="Medium Grid 2 Accent 2" w:semiHidden="0" w:uiPriority="68" w:unhideWhenUsed="0"/>
+    <w:lsdException w:name="Medium Grid 3 Accent 2" w:semiHidden="0" w:uiPriority="69" w:unhideWhenUsed="0"/>
+    <w:lsdException w:name="Dark List Accent 2" w:semiHidden="0" w:uiPriority="70" w:unhideWhenUsed="0"/>
+    <w:lsdException w:name="Colorful Shading Accent 2" w:semiHidden="0" w:uiPriority="71" w:unhideWhenUsed="0"/>
+    <w:lsdException w:name="Colorful List Accent 2" w:semiHidden="0" w:uiPriority="72" w:unhideWhenUsed="0"/>
+    <w:lsdException w:name="Colorful Grid Accent 2" w:semiHidden="0" w:uiPriority="73" w:unhideWhenUsed="0"/>
+    <w:lsdException w:name="Light Shading Accent 3" w:semiHidden="0" w:uiPriority="60" w:unhideWhenUsed="0"/>
+    <w:lsdException w:name="Light List Accent 3" w:semiHidden="0" w:uiPriority="61" w:unhideWhenUsed="0"/>
+    <w:lsdException w:name="Light Grid Accent 3" w:semiHidden="0" w:uiPriority="62" w:unhideWhenUsed="0"/>
+    <w:lsdException w:name="Medium Shading 1 Accent 3" w:semiHidden="0" w:uiPriority="63" w:unhideWhenUsed="0"/>
+    <w:lsdException w:name="Medium Shading 2 Accent 3" w:semiHidden="0" w:uiPriority="64" w:unhideWhenUsed="0"/>
+    <w:lsdException w:name="Medium List 1 Accent 3" w:semiHidden="0" w:uiPriority="65" w:unhideWhenUsed="0"/>
+    <w:lsdException w:name="Medium List 2 Accent 3" w:semiHidden="0" w:uiPriority="66" w:unhideWhenUsed="0"/>
+    <w:lsdException w:name="Medium Grid 1 Accent 3" w:semiHidden="0" w:uiPriority="67" w:unhideWhenUsed="0"/>
+    <w:lsdException w:name="Medium Grid 2 Accent 3" w:semiHidden="0" w:uiPriority="68" w:unhideWhenUsed="0"/>
+    <w:lsdException w:name="Medium Grid 3 Accent 3" w:semiHidden="0" w:uiPriority="69" w:unhideWhenUsed="0"/>
+    <w:lsdException w:name="Dark List Accent 3" w:semiHidden="0" w:uiPriority="70" w:unhideWhenUsed="0"/>
+    <w:lsdException w:name="Colorful Shading Accent 3" w:semiHidden="0" w:uiPriority="71" w:unhideWhenUsed="0"/>
+    <w:lsdException w:name="Colorful List Accent 3" w:semiHidden="0" w:uiPriority="72" w:unhideWhenUsed="0"/>
+    <w:lsdException w:name="Colorful Grid Accent 3" w:semiHidden="0" w:uiPriority="73" w:unhideWhenUsed="0"/>
+    <w:lsdException w:name="Light Shading Accent 4" w:semiHidden="0" w:uiPriority="60" w:unhideWhenUsed="0"/>
+    <w:lsdException w:name="Light List Accent 4" w:semiHidden="0" w:uiPriority="61" w:unhideWhenUsed="0"/>
+    <w:lsdException w:name="Light Grid Accent 4" w:semiHidden="0" w:uiPriority="62" w:unhideWhenUsed="0"/>
+    <w:lsdException w:name="Medium Shading 1 Accent 4" w:semiHidden="0" w:uiPriority="63" w:unhideWhenUsed="0"/>
+    <w:lsdException w:name="Medium Shading 2 Accent 4" w:semiHidden="0" w:uiPriority="64" w:unhideWhenUsed="0"/>
+    <w:lsdException w:name="Medium List 1 Accent 4" w:semiHidden="0" w:uiPriority="65" w:unhideWhenUsed="0"/>
+    <w:lsdException w:name="Medium List 2 Accent 4" w:semiHidden="0" w:uiPriority="66" w:unhideWhenUsed="0"/>
+    <w:lsdException w:name="Medium Grid 1 Accent 4" w:semiHidden="0" w:uiPriority="67" w:unhideWhenUsed="0"/>
+    <w:lsdException w:name="Medium Grid 2 Accent 4" w:semiHidden="0" w:uiPriority="68" w:unhideWhenUsed="0"/>
+    <w:lsdException w:name="Medium Grid 3 Accent 4" w:semiHidden="0" w:uiPriority="69" w:unhideWhenUsed="0"/>
+    <w:lsdException w:name="Dark List Accent 4" w:semiHidden="0" w:uiPriority="70" w:unhideWhenUsed="0"/>
+    <w:lsdException w:name="Colorful Shading Accent 4" w:semiHidden="0" w:uiPriority="71" w:unhideWhenUsed="0"/>
+    <w:lsdException w:name="Colorful List Accent 4" w:semiHidden="0" w:uiPriority="72" w:unhideWhenUsed="0"/>
+    <w:lsdException w:name="Colorful Grid Accent 4" w:semiHidden="0" w:uiPriority="73" w:unhideWhenUsed="0"/>
+    <w:lsdException w:name="Light Shading Accent 5" w:semiHidden="0" w:uiPriority="60" w:unhideWhenUsed="0"/>
+    <w:lsdException w:name="Light List Accent 5" w:semiHidden="0" w:uiPriority="61" w:unhideWhenUsed="0"/>
+    <w:lsdException w:name="Light Grid Accent 5" w:semiHidden="0" w:uiPriority="62" w:unhideWhenUsed="0"/>
+    <w:lsdException w:name="Medium Shading 1 Accent 5" w:semiHidden="0" w:uiPriority="63" w:unhideWhenUsed="0"/>
+    <w:lsdException w:name="Medium Shading 2 Accent 5" w:semiHidden="0" w:uiPriority="64" w:unhideWhenUsed="0"/>
+    <w:lsdException w:name="Medium List 1 Accent 5" w:semiHidden="0" w:uiPriority="65" w:unhideWhenUsed="0"/>
+    <w:lsdException w:name="Medium List 2 Accent 5" w:semiHidden="0" w:uiPriority="66" w:unhideWhenUsed="0"/>
+    <w:lsdException w:name="Medium Grid 1 Accent 5" w:semiHidden="0" w:uiPriority="67" w:unhideWhenUsed="0"/>
+    <w:lsdException w:name="Medium Grid 2 Accent 5" w:semiHidden="0" w:uiPriority="68" w:unhideWhenUsed="0"/>
+    <w:lsdException w:name="Medium Grid 3 Accent 5" w:semiHidden="0" w:uiPriority="69" w:unhideWhenUsed="0"/>
+    <w:lsdException w:name="Dark List Accent 5" w:semiHidden="0" w:uiPriority="70" w:unhideWhenUsed="0"/>
+    <w:lsdException w:name="Colorful Shading Accent 5" w:semiHidden="0" w:uiPriority="71" w:unhideWhenUsed="0"/>
+    <w:lsdException w:name="Colorful List Accent 5" w:semiHidden="0" w:uiPriority="72" w:unhideWhenUsed="0"/>
+    <w:lsdException w:name="Colorful Grid Accent 5" w:semiHidden="0" w:uiPriority="73" w:unhideWhenUsed="0"/>
+    <w:lsdException w:name="Light Shading Accent 6" w:semiHidden="0" w:uiPriority="60" w:unhideWhenUsed="0"/>
+    <w:lsdException w:name="Light List Accent 6" w:semiHidden="0" w:uiPriority="61" w:unhideWhenUsed="0"/>
+    <w:lsdException w:name="Light Grid Accent 6" w:semiHidden="0" w:uiPriority="62" w:unhideWhenUsed="0"/>
+    <w:lsdException w:name="Medium Shading 1 Accent 6" w:semiHidden="0" w:uiPriority="63" w:unhideWhenUsed="0"/>
+    <w:lsdException w:name="Medium Shading 2 Accent 6" w:semiHidden="0" w:uiPriority="64" w:unhideWhenUsed="0"/>
+    <w:lsdException w:name="Medium List 1 Accent 6" w:semiHidden="0" w:uiPriority="65" w:unhideWhenUsed="0"/>
+    <w:lsdException w:name="Medium List 2 Accent 6" w:semiHidden="0" w:uiPriority="66" w:unhideWhenUsed="0"/>
+    <w:lsdException w:name="Medium Grid 1 Accent 6" w:semiHidden="0" w:uiPriority="67" w:unhideWhenUsed="0"/>
+    <w:lsdException w:name="Medium Grid 2 Accent 6" w:semiHidden="0" w:uiPriority="68" w:unhideWhenUsed="0"/>
+    <w:lsdException w:name="Medium Grid 3 Accent 6" w:semiHidden="0" w:uiPriority="69" w:unhideWhenUsed="0"/>
+    <w:lsdException w:name="Dark List Accent 6" w:semiHidden="0" w:uiPriority="70" w:unhideWhenUsed="0"/>
+    <w:lsdException w:name="Colorful Shading Accent 6" w:semiHidden="0" w:uiPriority="71" w:unhideWhenUsed="0"/>
+    <w:lsdException w:name="Colorful List Accent 6" w:semiHidden="0" w:uiPriority="72" w:unhideWhenUsed="0"/>
+    <w:lsdException w:name="Colorful Grid Accent 6" w:semiHidden="0" w:uiPriority="73" w:unhideWhenUsed="0"/>
   </w:latentStyles>
-  <w:style w:type="paragraph" w:default="1" w:styleId="1">
+  <w:style w:type="paragraph" w:default="1" w:styleId="Normal">
     <w:name w:val="Normal"/>
     <w:qFormat/>
-    <w:uiPriority w:val="0"/>
     <w:pPr>
       <w:kinsoku w:val="0"/>
       <w:autoSpaceDE w:val="0"/>
@@ -9337,7 +9178,7 @@
       <w:textAlignment w:val="baseline"/>
     </w:pPr>
     <w:rPr>
-      <w:rFonts w:ascii="Arial" w:hAnsi="Arial" w:eastAsia="宋体" w:cs="Arial"/>
+      <w:rFonts w:ascii="Arial" w:eastAsia="宋体" w:hAnsi="Arial" w:cs="Arial"/>
       <w:snapToGrid w:val="0"/>
       <w:color w:val="000000"/>
       <w:kern w:val="0"/>
@@ -9346,12 +9187,11 @@
       <w:lang w:val="en-US" w:eastAsia="en-US" w:bidi="ar-SA"/>
     </w:rPr>
   </w:style>
-  <w:style w:type="paragraph" w:styleId="2">
+  <w:style w:type="paragraph" w:styleId="Heading1">
     <w:name w:val="heading 1"/>
-    <w:basedOn w:val="1"/>
-    <w:next w:val="1"/>
+    <w:basedOn w:val="Normal"/>
+    <w:next w:val="Normal"/>
     <w:qFormat/>
-    <w:uiPriority w:val="0"/>
     <w:pPr>
       <w:keepNext/>
       <w:keepLines/>
@@ -9369,13 +9209,12 @@
       <w:sz w:val="44"/>
     </w:rPr>
   </w:style>
-  <w:style w:type="paragraph" w:styleId="3">
+  <w:style w:type="paragraph" w:styleId="Heading2">
     <w:name w:val="heading 2"/>
-    <w:basedOn w:val="1"/>
-    <w:next w:val="1"/>
+    <w:basedOn w:val="Normal"/>
+    <w:next w:val="Normal"/>
     <w:unhideWhenUsed/>
     <w:qFormat/>
-    <w:uiPriority w:val="0"/>
     <w:pPr>
       <w:keepNext/>
       <w:keepLines/>
@@ -9388,19 +9227,18 @@
       <w:outlineLvl w:val="1"/>
     </w:pPr>
     <w:rPr>
-      <w:rFonts w:ascii="Arial" w:hAnsi="Arial" w:eastAsia="黑体"/>
+      <w:rFonts w:ascii="Arial" w:eastAsia="黑体" w:hAnsi="Arial"/>
       <w:b/>
       <w:sz w:val="32"/>
     </w:rPr>
   </w:style>
-  <w:style w:type="paragraph" w:styleId="4">
+  <w:style w:type="paragraph" w:styleId="Heading3">
     <w:name w:val="heading 3"/>
-    <w:basedOn w:val="1"/>
-    <w:next w:val="1"/>
+    <w:basedOn w:val="Normal"/>
+    <w:next w:val="Normal"/>
     <w:semiHidden/>
     <w:unhideWhenUsed/>
     <w:qFormat/>
-    <w:uiPriority w:val="0"/>
     <w:pPr>
       <w:keepNext/>
       <w:keepLines/>
@@ -9417,13 +9255,12 @@
       <w:sz w:val="32"/>
     </w:rPr>
   </w:style>
-  <w:style w:type="paragraph" w:styleId="5">
+  <w:style w:type="paragraph" w:styleId="Heading4">
     <w:name w:val="heading 4"/>
-    <w:basedOn w:val="1"/>
-    <w:next w:val="1"/>
+    <w:basedOn w:val="Normal"/>
+    <w:next w:val="Normal"/>
     <w:unhideWhenUsed/>
     <w:qFormat/>
-    <w:uiPriority w:val="0"/>
     <w:pPr>
       <w:keepNext/>
       <w:keepLines/>
@@ -9436,19 +9273,18 @@
       <w:outlineLvl w:val="3"/>
     </w:pPr>
     <w:rPr>
-      <w:rFonts w:ascii="Arial" w:hAnsi="Arial" w:eastAsia="黑体"/>
+      <w:rFonts w:ascii="Arial" w:eastAsia="黑体" w:hAnsi="Arial"/>
       <w:b/>
       <w:sz w:val="28"/>
     </w:rPr>
   </w:style>
-  <w:style w:type="paragraph" w:styleId="6">
+  <w:style w:type="paragraph" w:styleId="Heading5">
     <w:name w:val="heading 5"/>
-    <w:basedOn w:val="1"/>
-    <w:next w:val="1"/>
+    <w:basedOn w:val="Normal"/>
+    <w:next w:val="Normal"/>
     <w:semiHidden/>
     <w:unhideWhenUsed/>
     <w:qFormat/>
-    <w:uiPriority w:val="0"/>
     <w:pPr>
       <w:keepNext/>
       <w:keepLines/>
@@ -9465,14 +9301,13 @@
       <w:sz w:val="28"/>
     </w:rPr>
   </w:style>
-  <w:style w:type="paragraph" w:styleId="7">
+  <w:style w:type="paragraph" w:styleId="Heading6">
     <w:name w:val="heading 6"/>
-    <w:basedOn w:val="1"/>
-    <w:next w:val="1"/>
+    <w:basedOn w:val="Normal"/>
+    <w:next w:val="Normal"/>
     <w:semiHidden/>
     <w:unhideWhenUsed/>
     <w:qFormat/>
-    <w:uiPriority w:val="0"/>
     <w:pPr>
       <w:keepNext/>
       <w:keepLines/>
@@ -9485,19 +9320,18 @@
       <w:outlineLvl w:val="5"/>
     </w:pPr>
     <w:rPr>
-      <w:rFonts w:ascii="Arial" w:hAnsi="Arial" w:eastAsia="黑体"/>
+      <w:rFonts w:ascii="Arial" w:eastAsia="黑体" w:hAnsi="Arial"/>
       <w:b/>
       <w:sz w:val="24"/>
     </w:rPr>
   </w:style>
-  <w:style w:type="paragraph" w:styleId="8">
+  <w:style w:type="paragraph" w:styleId="Heading7">
     <w:name w:val="heading 7"/>
-    <w:basedOn w:val="1"/>
-    <w:next w:val="1"/>
+    <w:basedOn w:val="Normal"/>
+    <w:next w:val="Normal"/>
     <w:semiHidden/>
     <w:unhideWhenUsed/>
     <w:qFormat/>
-    <w:uiPriority w:val="0"/>
     <w:pPr>
       <w:keepNext/>
       <w:keepLines/>
@@ -9514,14 +9348,13 @@
       <w:sz w:val="24"/>
     </w:rPr>
   </w:style>
-  <w:style w:type="paragraph" w:styleId="9">
+  <w:style w:type="paragraph" w:styleId="Heading8">
     <w:name w:val="heading 8"/>
-    <w:basedOn w:val="1"/>
-    <w:next w:val="1"/>
+    <w:basedOn w:val="Normal"/>
+    <w:next w:val="Normal"/>
     <w:semiHidden/>
     <w:unhideWhenUsed/>
     <w:qFormat/>
-    <w:uiPriority w:val="0"/>
     <w:pPr>
       <w:keepNext/>
       <w:keepLines/>
@@ -9534,18 +9367,17 @@
       <w:outlineLvl w:val="7"/>
     </w:pPr>
     <w:rPr>
-      <w:rFonts w:ascii="Arial" w:hAnsi="Arial" w:eastAsia="黑体"/>
+      <w:rFonts w:ascii="Arial" w:eastAsia="黑体" w:hAnsi="Arial"/>
       <w:sz w:val="24"/>
     </w:rPr>
   </w:style>
-  <w:style w:type="paragraph" w:styleId="10">
+  <w:style w:type="paragraph" w:styleId="Heading9">
     <w:name w:val="heading 9"/>
-    <w:basedOn w:val="1"/>
-    <w:next w:val="1"/>
+    <w:basedOn w:val="Normal"/>
+    <w:next w:val="Normal"/>
     <w:semiHidden/>
     <w:unhideWhenUsed/>
     <w:qFormat/>
-    <w:uiPriority w:val="0"/>
     <w:pPr>
       <w:keepNext/>
       <w:keepLines/>
@@ -9558,21 +9390,19 @@
       <w:outlineLvl w:val="8"/>
     </w:pPr>
     <w:rPr>
-      <w:rFonts w:ascii="Arial" w:hAnsi="Arial" w:eastAsia="黑体"/>
+      <w:rFonts w:ascii="Arial" w:eastAsia="黑体" w:hAnsi="Arial"/>
       <w:sz w:val="21"/>
     </w:rPr>
   </w:style>
-  <w:style w:type="character" w:default="1" w:styleId="22">
+  <w:style w:type="character" w:default="1" w:styleId="DefaultParagraphFont">
     <w:name w:val="Default Paragraph Font"/>
     <w:semiHidden/>
     <w:qFormat/>
-    <w:uiPriority w:val="0"/>
   </w:style>
-  <w:style w:type="table" w:default="1" w:styleId="20">
+  <w:style w:type="table" w:default="1" w:styleId="TableNormal">
     <w:name w:val="Normal Table"/>
     <w:semiHidden/>
     <w:qFormat/>
-    <w:uiPriority w:val="0"/>
     <w:tblPr>
       <w:tblCellMar>
         <w:top w:w="0" w:type="dxa"/>
@@ -9582,43 +9412,39 @@
       </w:tblCellMar>
     </w:tblPr>
   </w:style>
-  <w:style w:type="paragraph" w:styleId="11">
+  <w:style w:type="paragraph" w:styleId="CommentText">
     <w:name w:val="annotation text"/>
-    <w:basedOn w:val="1"/>
+    <w:basedOn w:val="Normal"/>
     <w:qFormat/>
-    <w:uiPriority w:val="0"/>
     <w:pPr>
       <w:jc w:val="left"/>
     </w:pPr>
   </w:style>
-  <w:style w:type="paragraph" w:styleId="12">
+  <w:style w:type="paragraph" w:styleId="BodyText">
     <w:name w:val="Body Text"/>
-    <w:basedOn w:val="1"/>
+    <w:basedOn w:val="Normal"/>
     <w:semiHidden/>
     <w:qFormat/>
-    <w:uiPriority w:val="0"/>
     <w:rPr>
-      <w:rFonts w:ascii="Arial" w:hAnsi="Arial" w:eastAsia="Arial" w:cs="Arial"/>
+      <w:rFonts w:ascii="Arial" w:eastAsia="Arial" w:hAnsi="Arial" w:cs="Arial"/>
       <w:sz w:val="21"/>
       <w:szCs w:val="21"/>
       <w:lang w:val="en-US" w:eastAsia="en-US" w:bidi="ar-SA"/>
     </w:rPr>
   </w:style>
-  <w:style w:type="paragraph" w:styleId="13">
+  <w:style w:type="paragraph" w:styleId="TOC3">
     <w:name w:val="toc 3"/>
-    <w:basedOn w:val="1"/>
-    <w:next w:val="1"/>
+    <w:basedOn w:val="Normal"/>
+    <w:next w:val="Normal"/>
     <w:qFormat/>
-    <w:uiPriority w:val="0"/>
     <w:pPr>
       <w:ind w:left="840" w:leftChars="400"/>
     </w:pPr>
   </w:style>
-  <w:style w:type="paragraph" w:styleId="14">
+  <w:style w:type="paragraph" w:styleId="Footer">
     <w:name w:val="footer"/>
-    <w:basedOn w:val="1"/>
+    <w:basedOn w:val="Normal"/>
     <w:qFormat/>
-    <w:uiPriority w:val="0"/>
     <w:pPr>
       <w:tabs>
         <w:tab w:val="center" w:pos="4153"/>
@@ -9631,17 +9457,16 @@
       <w:sz w:val="18"/>
     </w:rPr>
   </w:style>
-  <w:style w:type="paragraph" w:styleId="15">
+  <w:style w:type="paragraph" w:styleId="Header">
     <w:name w:val="header"/>
-    <w:basedOn w:val="1"/>
+    <w:basedOn w:val="Normal"/>
     <w:qFormat/>
-    <w:uiPriority w:val="0"/>
     <w:pPr>
       <w:pBdr>
-        <w:top w:val="none" w:color="auto" w:sz="0" w:space="0"/>
-        <w:left w:val="none" w:color="auto" w:sz="0" w:space="0"/>
-        <w:bottom w:val="none" w:color="auto" w:sz="0" w:space="0"/>
-        <w:right w:val="none" w:color="auto" w:sz="0" w:space="0"/>
+        <w:top w:val="nil"/>
+        <w:left w:val="nil"/>
+        <w:bottom w:val="nil"/>
+        <w:right w:val="nil"/>
       </w:pBdr>
       <w:tabs>
         <w:tab w:val="center" w:pos="4153"/>
@@ -9656,41 +9481,37 @@
       <w:sz w:val="18"/>
     </w:rPr>
   </w:style>
-  <w:style w:type="paragraph" w:styleId="16">
+  <w:style w:type="paragraph" w:styleId="TOC1">
     <w:name w:val="toc 1"/>
-    <w:basedOn w:val="1"/>
-    <w:next w:val="1"/>
+    <w:basedOn w:val="Normal"/>
+    <w:next w:val="Normal"/>
     <w:qFormat/>
-    <w:uiPriority w:val="0"/>
     <w:rPr>
-      <w:rFonts w:ascii="Arial" w:hAnsi="Arial" w:eastAsia="Microsoft JhengHei"/>
+      <w:rFonts w:ascii="Arial" w:eastAsia="Microsoft JhengHei" w:hAnsi="Arial"/>
       <w:sz w:val="24"/>
     </w:rPr>
   </w:style>
-  <w:style w:type="paragraph" w:styleId="17">
+  <w:style w:type="paragraph" w:styleId="TOC2">
     <w:name w:val="toc 2"/>
-    <w:basedOn w:val="1"/>
-    <w:next w:val="1"/>
+    <w:basedOn w:val="Normal"/>
+    <w:next w:val="Normal"/>
     <w:qFormat/>
-    <w:uiPriority w:val="0"/>
     <w:pPr>
       <w:ind w:left="420" w:leftChars="200"/>
     </w:pPr>
   </w:style>
-  <w:style w:type="paragraph" w:styleId="18">
+  <w:style w:type="paragraph" w:styleId="NormalWeb">
     <w:name w:val="Normal (Web)"/>
-    <w:basedOn w:val="1"/>
+    <w:basedOn w:val="Normal"/>
     <w:qFormat/>
-    <w:uiPriority w:val="0"/>
     <w:rPr>
       <w:sz w:val="24"/>
     </w:rPr>
   </w:style>
-  <w:style w:type="paragraph" w:styleId="19">
+  <w:style w:type="paragraph" w:styleId="Title">
     <w:name w:val="Title"/>
-    <w:basedOn w:val="1"/>
+    <w:basedOn w:val="Normal"/>
     <w:qFormat/>
-    <w:uiPriority w:val="0"/>
     <w:pPr>
       <w:spacing w:before="240" w:beforeLines="0" w:beforeAutospacing="0" w:after="60" w:afterLines="0" w:afterAutospacing="0"/>
       <w:jc w:val="center"/>
@@ -9702,73 +9523,68 @@
       <w:sz w:val="32"/>
     </w:rPr>
   </w:style>
-  <w:style w:type="table" w:styleId="21">
+  <w:style w:type="table" w:styleId="TableGrid">
     <w:name w:val="Table Grid"/>
-    <w:basedOn w:val="20"/>
+    <w:basedOn w:val="TableNormal"/>
     <w:qFormat/>
-    <w:uiPriority w:val="0"/>
     <w:pPr>
       <w:widowControl w:val="0"/>
       <w:jc w:val="both"/>
     </w:pPr>
     <w:tblPr>
       <w:tblBorders>
-        <w:top w:val="single" w:color="auto" w:sz="4" w:space="0"/>
-        <w:left w:val="single" w:color="auto" w:sz="4" w:space="0"/>
-        <w:bottom w:val="single" w:color="auto" w:sz="4" w:space="0"/>
-        <w:right w:val="single" w:color="auto" w:sz="4" w:space="0"/>
-        <w:insideH w:val="single" w:color="auto" w:sz="4" w:space="0"/>
-        <w:insideV w:val="single" w:color="auto" w:sz="4" w:space="0"/>
+        <w:top w:val="single" w:sz="4" w:space="0" w:color="auto"/>
+        <w:left w:val="single" w:sz="4" w:space="0" w:color="auto"/>
+        <w:bottom w:val="single" w:sz="4" w:space="0" w:color="auto"/>
+        <w:right w:val="single" w:sz="4" w:space="0" w:color="auto"/>
+        <w:insideH w:val="single" w:sz="4" w:space="0" w:color="auto"/>
+        <w:insideV w:val="single" w:sz="4" w:space="0" w:color="auto"/>
       </w:tblBorders>
     </w:tblPr>
   </w:style>
-  <w:style w:type="character" w:styleId="23">
+  <w:style w:type="character" w:styleId="Strong">
     <w:name w:val="Strong"/>
-    <w:basedOn w:val="22"/>
+    <w:basedOn w:val="DefaultParagraphFont"/>
     <w:qFormat/>
-    <w:uiPriority w:val="0"/>
     <w:rPr>
       <w:b/>
     </w:rPr>
   </w:style>
-  <w:style w:type="paragraph" w:customStyle="1" w:styleId="24">
+  <w:style w:type="paragraph" w:customStyle="1" w:styleId="a">
     <w:name w:val="柴_公司名"/>
-    <w:basedOn w:val="19"/>
+    <w:basedOn w:val="Title"/>
     <w:qFormat/>
-    <w:uiPriority w:val="0"/>
     <w:pPr>
       <w:spacing w:after="600" w:afterLines="600"/>
     </w:pPr>
     <w:rPr>
-      <w:rFonts w:hint="eastAsia" w:ascii="宋体" w:hAnsi="宋体" w:eastAsia="宋体" w:cs="宋体"/>
+      <w:rFonts w:ascii="宋体" w:eastAsia="宋体" w:hAnsi="宋体" w:cs="宋体" w:hint="eastAsia"/>
       <w:bCs/>
       <w:spacing w:val="-6"/>
       <w:sz w:val="52"/>
       <w:szCs w:val="52"/>
     </w:rPr>
   </w:style>
-  <w:style w:type="paragraph" w:customStyle="1" w:styleId="25">
+  <w:style w:type="paragraph" w:customStyle="1" w:styleId="a0">
     <w:name w:val="柴_文档名"/>
-    <w:basedOn w:val="19"/>
+    <w:basedOn w:val="Title"/>
     <w:qFormat/>
-    <w:uiPriority w:val="0"/>
     <w:pPr>
       <w:spacing w:after="900" w:afterLines="900"/>
     </w:pPr>
     <w:rPr>
-      <w:rFonts w:ascii="黑体" w:hAnsi="黑体" w:eastAsia="黑体" w:cs="黑体"/>
+      <w:rFonts w:ascii="黑体" w:eastAsia="黑体" w:hAnsi="黑体" w:cs="黑体"/>
       <w:bCs/>
       <w:spacing w:val="-7"/>
       <w:sz w:val="52"/>
       <w:szCs w:val="52"/>
     </w:rPr>
   </w:style>
-  <w:style w:type="table" w:customStyle="1" w:styleId="26">
+  <w:style w:type="table" w:customStyle="1" w:styleId="TableNormal0">
     <w:name w:val="Table Normal_0"/>
     <w:semiHidden/>
     <w:unhideWhenUsed/>
     <w:qFormat/>
-    <w:uiPriority w:val="0"/>
     <w:tblPr>
       <w:tblCellMar>
         <w:top w:w="0" w:type="dxa"/>
@@ -9778,87 +9594,81 @@
       </w:tblCellMar>
     </w:tblPr>
   </w:style>
-  <w:style w:type="paragraph" w:customStyle="1" w:styleId="27">
+  <w:style w:type="paragraph" w:customStyle="1" w:styleId="TableText">
     <w:name w:val="Table Text"/>
-    <w:basedOn w:val="1"/>
+    <w:basedOn w:val="Normal"/>
     <w:semiHidden/>
     <w:qFormat/>
-    <w:uiPriority w:val="0"/>
     <w:rPr>
-      <w:rFonts w:ascii="宋体" w:hAnsi="宋体" w:eastAsia="宋体" w:cs="宋体"/>
+      <w:rFonts w:ascii="宋体" w:eastAsia="宋体" w:hAnsi="宋体" w:cs="宋体"/>
       <w:sz w:val="21"/>
       <w:szCs w:val="21"/>
       <w:lang w:val="en-US" w:eastAsia="en-US" w:bidi="ar-SA"/>
     </w:rPr>
   </w:style>
-  <w:style w:type="paragraph" w:customStyle="1" w:styleId="28">
+  <w:style w:type="paragraph" w:customStyle="1" w:styleId="1">
     <w:name w:val="柴_标题1"/>
-    <w:basedOn w:val="2"/>
-    <w:next w:val="29"/>
-    <w:link w:val="38"/>
+    <w:basedOn w:val="Heading1"/>
+    <w:next w:val="a1"/>
+    <w:link w:val="1Char"/>
     <w:qFormat/>
-    <w:uiPriority w:val="0"/>
     <w:pPr>
       <w:spacing w:before="100" w:after="90" w:line="360" w:lineRule="auto"/>
     </w:pPr>
     <w:rPr>
-      <w:rFonts w:ascii="Arial" w:hAnsi="Arial" w:eastAsia="宋体"/>
+      <w:rFonts w:ascii="Arial" w:eastAsia="宋体" w:hAnsi="Arial"/>
       <w:sz w:val="32"/>
     </w:rPr>
   </w:style>
-  <w:style w:type="paragraph" w:customStyle="1" w:styleId="29">
+  <w:style w:type="paragraph" w:customStyle="1" w:styleId="a1">
     <w:name w:val="柴_正文"/>
-    <w:basedOn w:val="12"/>
-    <w:link w:val="42"/>
+    <w:basedOn w:val="BodyText"/>
+    <w:link w:val="Char"/>
     <w:qFormat/>
-    <w:uiPriority w:val="0"/>
     <w:pPr>
       <w:spacing w:line="360" w:lineRule="auto"/>
       <w:ind w:firstLine="470" w:firstLineChars="200"/>
     </w:pPr>
     <w:rPr>
-      <w:rFonts w:ascii="Arial" w:hAnsi="Arial" w:eastAsia="宋体"/>
+      <w:rFonts w:ascii="Arial" w:eastAsia="宋体" w:hAnsi="Arial"/>
       <w:sz w:val="24"/>
       <w:lang w:eastAsia="zh-CN"/>
     </w:rPr>
   </w:style>
-  <w:style w:type="paragraph" w:customStyle="1" w:styleId="30">
+  <w:style w:type="paragraph" w:customStyle="1" w:styleId="2">
     <w:name w:val="柴_标题2"/>
-    <w:basedOn w:val="3"/>
-    <w:next w:val="29"/>
+    <w:basedOn w:val="Heading2"/>
+    <w:next w:val="a1"/>
     <w:qFormat/>
-    <w:uiPriority w:val="0"/>
     <w:pPr>
       <w:spacing w:line="360" w:lineRule="auto"/>
     </w:pPr>
     <w:rPr>
-      <w:rFonts w:ascii="Arial" w:hAnsi="Arial" w:eastAsia="宋体"/>
+      <w:rFonts w:ascii="Arial" w:eastAsia="宋体" w:hAnsi="Arial"/>
       <w:sz w:val="28"/>
     </w:rPr>
   </w:style>
-  <w:style w:type="paragraph" w:customStyle="1" w:styleId="31">
+  <w:style w:type="paragraph" w:customStyle="1" w:styleId="3">
     <w:name w:val="柴_标题3"/>
-    <w:basedOn w:val="4"/>
-    <w:next w:val="29"/>
+    <w:basedOn w:val="Heading3"/>
+    <w:next w:val="a1"/>
     <w:qFormat/>
-    <w:uiPriority w:val="0"/>
     <w:pPr>
       <w:spacing w:line="360" w:lineRule="auto"/>
       <w:ind w:left="0" w:firstLine="472" w:firstLineChars="200"/>
     </w:pPr>
     <w:rPr>
-      <w:rFonts w:ascii="宋体" w:hAnsi="宋体" w:eastAsia="宋体" w:cs="宋体"/>
+      <w:rFonts w:ascii="宋体" w:eastAsia="宋体" w:hAnsi="宋体" w:cs="宋体"/>
       <w:spacing w:val="-2"/>
       <w:sz w:val="24"/>
       <w:szCs w:val="24"/>
     </w:rPr>
   </w:style>
-  <w:style w:type="paragraph" w:customStyle="1" w:styleId="32">
+  <w:style w:type="paragraph" w:customStyle="1" w:styleId="a2">
     <w:name w:val="柴_目录"/>
-    <w:basedOn w:val="1"/>
-    <w:next w:val="12"/>
+    <w:basedOn w:val="Normal"/>
+    <w:next w:val="BodyText"/>
     <w:qFormat/>
-    <w:uiPriority w:val="0"/>
     <w:pPr>
       <w:tabs>
         <w:tab w:val="right" w:leader="dot" w:pos="8442"/>
@@ -9866,64 +9676,59 @@
       <w:ind w:left="0" w:leftChars="0"/>
     </w:pPr>
     <w:rPr>
-      <w:rFonts w:ascii="Arial" w:hAnsi="Arial" w:eastAsia="Microsoft JhengHei"/>
+      <w:rFonts w:ascii="Arial" w:eastAsia="Microsoft JhengHei" w:hAnsi="Arial"/>
       <w:sz w:val="24"/>
     </w:rPr>
   </w:style>
-  <w:style w:type="paragraph" w:customStyle="1" w:styleId="33">
+  <w:style w:type="paragraph" w:customStyle="1" w:styleId="WPSOffice1">
     <w:name w:val="WPSOffice手动目录 1"/>
     <w:qFormat/>
-    <w:uiPriority w:val="0"/>
     <w:pPr>
       <w:ind w:leftChars="0"/>
     </w:pPr>
     <w:rPr>
-      <w:rFonts w:ascii="Times New Roman" w:hAnsi="Times New Roman" w:eastAsia="宋体" w:cs="Times New Roman"/>
+      <w:rFonts w:ascii="Times New Roman" w:eastAsia="宋体" w:hAnsi="Times New Roman" w:cs="Times New Roman"/>
       <w:sz w:val="20"/>
       <w:szCs w:val="20"/>
     </w:rPr>
   </w:style>
-  <w:style w:type="paragraph" w:customStyle="1" w:styleId="34">
+  <w:style w:type="paragraph" w:customStyle="1" w:styleId="WPSOffice2">
     <w:name w:val="WPSOffice手动目录 2"/>
     <w:qFormat/>
-    <w:uiPriority w:val="0"/>
     <w:pPr>
       <w:ind w:leftChars="200"/>
     </w:pPr>
     <w:rPr>
-      <w:rFonts w:ascii="Times New Roman" w:hAnsi="Times New Roman" w:eastAsia="宋体" w:cs="Times New Roman"/>
+      <w:rFonts w:ascii="Times New Roman" w:eastAsia="宋体" w:hAnsi="Times New Roman" w:cs="Times New Roman"/>
       <w:sz w:val="20"/>
       <w:szCs w:val="20"/>
     </w:rPr>
   </w:style>
-  <w:style w:type="paragraph" w:customStyle="1" w:styleId="35">
+  <w:style w:type="paragraph" w:customStyle="1" w:styleId="WPSOffice3">
     <w:name w:val="WPSOffice手动目录 3"/>
     <w:qFormat/>
-    <w:uiPriority w:val="0"/>
     <w:pPr>
       <w:ind w:leftChars="400"/>
     </w:pPr>
     <w:rPr>
-      <w:rFonts w:ascii="Times New Roman" w:hAnsi="Times New Roman" w:eastAsia="宋体" w:cs="Times New Roman"/>
+      <w:rFonts w:ascii="Times New Roman" w:eastAsia="宋体" w:hAnsi="Times New Roman" w:cs="Times New Roman"/>
       <w:sz w:val="20"/>
       <w:szCs w:val="20"/>
     </w:rPr>
   </w:style>
-  <w:style w:type="paragraph" w:customStyle="1" w:styleId="36">
+  <w:style w:type="paragraph" w:customStyle="1" w:styleId="Compact">
     <w:name w:val="Compact"/>
-    <w:basedOn w:val="12"/>
+    <w:basedOn w:val="BodyText"/>
     <w:qFormat/>
-    <w:uiPriority w:val="0"/>
     <w:pPr>
       <w:spacing w:before="36" w:after="36"/>
     </w:pPr>
   </w:style>
-  <w:style w:type="table" w:customStyle="1" w:styleId="37">
+  <w:style w:type="table" w:customStyle="1" w:styleId="Table">
     <w:name w:val="Table"/>
     <w:semiHidden/>
     <w:unhideWhenUsed/>
     <w:qFormat/>
-    <w:uiPriority w:val="0"/>
     <w:tblPr>
       <w:tblCellMar>
         <w:top w:w="0" w:type="dxa"/>
@@ -9935,28 +9740,26 @@
     <w:tblStylePr w:type="firstRow">
       <w:tcPr>
         <w:tcBorders>
-          <w:bottom w:val="single" w:color="auto" w:sz="0" w:space="0"/>
+          <w:bottom w:val="single" w:sz="0" w:space="0" w:color="auto"/>
         </w:tcBorders>
         <w:vAlign w:val="bottom"/>
       </w:tcPr>
     </w:tblStylePr>
   </w:style>
-  <w:style w:type="character" w:customStyle="1" w:styleId="38">
+  <w:style w:type="character" w:customStyle="1" w:styleId="1Char">
     <w:name w:val="柴_标题1 Char"/>
-    <w:link w:val="28"/>
+    <w:link w:val="1"/>
     <w:qFormat/>
-    <w:uiPriority w:val="0"/>
     <w:rPr>
-      <w:rFonts w:ascii="Arial" w:hAnsi="Arial" w:eastAsia="宋体"/>
+      <w:rFonts w:ascii="Arial" w:eastAsia="宋体" w:hAnsi="Arial"/>
       <w:sz w:val="32"/>
     </w:rPr>
   </w:style>
-  <w:style w:type="table" w:customStyle="1" w:styleId="39">
+  <w:style w:type="table" w:customStyle="1" w:styleId="TableNormal1">
     <w:name w:val="Table Normal_1"/>
     <w:semiHidden/>
     <w:unhideWhenUsed/>
     <w:qFormat/>
-    <w:uiPriority w:val="0"/>
     <w:tblPr>
       <w:tblCellMar>
         <w:top w:w="0" w:type="dxa"/>
@@ -9966,11 +9769,10 @@
       </w:tblCellMar>
     </w:tblPr>
   </w:style>
-  <w:style w:type="paragraph" w:customStyle="1" w:styleId="40">
+  <w:style w:type="paragraph" w:customStyle="1" w:styleId="a3">
     <w:name w:val="柴_正文_无缩进"/>
-    <w:basedOn w:val="1"/>
+    <w:basedOn w:val="Normal"/>
     <w:qFormat/>
-    <w:uiPriority w:val="0"/>
     <w:pPr>
       <w:ind w:firstLine="0" w:firstLineChars="0"/>
     </w:pPr>
@@ -9980,31 +9782,29 @@
       <w:lang w:eastAsia="zh-CN"/>
     </w:rPr>
   </w:style>
-  <w:style w:type="paragraph" w:customStyle="1" w:styleId="41">
+  <w:style w:type="paragraph" w:customStyle="1" w:styleId="4">
     <w:name w:val="柴_标题4"/>
-    <w:basedOn w:val="5"/>
-    <w:next w:val="1"/>
+    <w:basedOn w:val="Heading4"/>
+    <w:next w:val="Normal"/>
     <w:qFormat/>
-    <w:uiPriority w:val="0"/>
     <w:pPr>
       <w:widowControl w:val="0"/>
       <w:spacing w:before="160" w:line="360" w:lineRule="auto"/>
-      <w:ind w:left="981" w:leftChars="300" w:hanging="862"/>
+      <w:ind w:left="981" w:hanging="862" w:leftChars="300"/>
     </w:pPr>
     <w:rPr>
-      <w:rFonts w:hint="eastAsia" w:ascii="Calibri" w:hAnsi="Calibri" w:eastAsia="宋体" w:cs="宋体"/>
+      <w:rFonts w:ascii="Calibri" w:eastAsia="宋体" w:hAnsi="Calibri" w:cs="宋体" w:hint="eastAsia"/>
       <w:sz w:val="24"/>
       <w:szCs w:val="24"/>
       <w:lang w:eastAsia="zh-CN" w:bidi="zh-CN"/>
     </w:rPr>
   </w:style>
-  <w:style w:type="character" w:customStyle="1" w:styleId="42">
+  <w:style w:type="character" w:customStyle="1" w:styleId="Char">
     <w:name w:val="柴_正文 Char"/>
-    <w:link w:val="29"/>
+    <w:link w:val="a1"/>
     <w:qFormat/>
-    <w:uiPriority w:val="0"/>
     <w:rPr>
-      <w:rFonts w:ascii="Arial" w:hAnsi="Arial" w:eastAsia="宋体"/>
+      <w:rFonts w:ascii="Arial" w:eastAsia="宋体" w:hAnsi="Arial"/>
       <w:sz w:val="24"/>
       <w:lang w:eastAsia="zh-CN"/>
     </w:rPr>

--- a/6-过程管理/流程制度规范类文件/TXHS-06-11-信息安全管理制度.docx
+++ b/6-过程管理/流程制度规范类文件/TXHS-06-11-信息安全管理制度.docx
@@ -1316,7 +1316,7 @@
                 <w:szCs w:val="20"/>
                 <w:lang w:val="en-US" w:eastAsia="zh-CN"/>
               </w:rPr>
-              <w:t>强宇涛</w:t>
+              <w:t>程方</w:t>
             </w:r>
           </w:p>
         </w:tc>
@@ -1359,7 +1359,7 @@
                 <w:vertAlign w:val="baseline"/>
                 <w:lang w:val="en-US" w:eastAsia="zh-CN"/>
               </w:rPr>
-              <w:t>陈凯</w:t>
+              <w:t>茅建根</w:t>
             </w:r>
           </w:p>
         </w:tc>
@@ -1572,7 +1572,7 @@
                 <w:szCs w:val="20"/>
                 <w:lang w:val="en-US" w:eastAsia="zh-CN"/>
               </w:rPr>
-              <w:t>强宇涛</w:t>
+              <w:t>程方</w:t>
             </w:r>
           </w:p>
         </w:tc>
@@ -1608,7 +1608,7 @@
                 <w:vertAlign w:val="baseline"/>
                 <w:lang w:val="en-US" w:eastAsia="zh-CN"/>
               </w:rPr>
-              <w:t>陈凯</w:t>
+              <w:t>茅建根</w:t>
             </w:r>
           </w:p>
         </w:tc>

--- a/6-过程管理/流程制度规范类文件/TXHS-06-11-信息安全管理制度.docx
+++ b/6-过程管理/流程制度规范类文件/TXHS-06-11-信息安全管理制度.docx
@@ -1,11 +1,10 @@
 
 <file path=word/document.xml><?xml version="1.0" encoding="utf-8"?>
-<w:document xmlns:wpc="http://schemas.microsoft.com/office/word/2010/wordprocessingCanvas" xmlns:mc="http://schemas.openxmlformats.org/markup-compatibility/2006" xmlns:o="urn:schemas-microsoft-com:office:office" xmlns:r="http://schemas.openxmlformats.org/officeDocument/2006/relationships" xmlns:m="http://schemas.openxmlformats.org/officeDocument/2006/math" xmlns:v="urn:schemas-microsoft-com:vml" xmlns:wp14="http://schemas.microsoft.com/office/word/2010/wordprocessingDrawing" xmlns:wp="http://schemas.openxmlformats.org/drawingml/2006/wordprocessingDrawing" xmlns:w10="urn:schemas-microsoft-com:office:word" xmlns:w="http://schemas.openxmlformats.org/wordprocessingml/2006/main" xmlns:w14="http://schemas.microsoft.com/office/word/2010/wordml" xmlns:w15="http://schemas.microsoft.com/office/word/2012/wordml" xmlns:wne="http://schemas.microsoft.com/office/word/2006/wordml" xmlns:wpg="http://schemas.microsoft.com/office/word/2010/wordprocessingGroup" xmlns:wpi="http://schemas.microsoft.com/office/word/2010/wordprocessingInk" xmlns:wps="http://schemas.microsoft.com/office/word/2010/wordprocessingShape" mc:Ignorable="w14 w15 wp14">
-  <!-- Generated by Aspose.Words for .NET 13.3.0.1 -->
+<w:document xmlns:wpc="http://schemas.microsoft.com/office/word/2010/wordprocessingCanvas" xmlns:mc="http://schemas.openxmlformats.org/markup-compatibility/2006" xmlns:o="urn:schemas-microsoft-com:office:office" xmlns:r="http://schemas.openxmlformats.org/officeDocument/2006/relationships" xmlns:m="http://schemas.openxmlformats.org/officeDocument/2006/math" xmlns:v="urn:schemas-microsoft-com:vml" xmlns:wp14="http://schemas.microsoft.com/office/word/2010/wordprocessingDrawing" xmlns:wp="http://schemas.openxmlformats.org/drawingml/2006/wordprocessingDrawing" xmlns:w="http://schemas.openxmlformats.org/wordprocessingml/2006/main" xmlns:w14="http://schemas.microsoft.com/office/word/2010/wordml" xmlns:w10="urn:schemas-microsoft-com:office:word" xmlns:w15="http://schemas.microsoft.com/office/word/2012/wordml" xmlns:wpg="http://schemas.microsoft.com/office/word/2010/wordprocessingGroup" xmlns:wpi="http://schemas.microsoft.com/office/word/2010/wordprocessingInk" xmlns:wne="http://schemas.microsoft.com/office/word/2006/wordml" xmlns:wps="http://schemas.microsoft.com/office/word/2010/wordprocessingShape" xmlns:wpsCustomData="http://www.wps.cn/officeDocument/2013/wpsCustomData" mc:Ignorable="w14 w15 wp14">
   <w:body>
     <w:p>
       <w:pPr>
-        <w:pStyle w:val="a"/>
+        <w:pStyle w:val="24"/>
         <w:keepNext w:val="0"/>
         <w:keepLines w:val="0"/>
         <w:pageBreakBefore w:val="0"/>
@@ -25,7 +24,7 @@
       <w:bookmarkStart w:id="0" w:name="_Toc15078"/>
       <w:r>
         <w:drawing>
-          <wp:anchor distT="0" distB="0" distL="114300" distR="114300" simplePos="0" relativeHeight="251660288" behindDoc="1" locked="0" layoutInCell="1" allowOverlap="1">
+          <wp:anchor distT="0" distB="0" distL="114300" distR="114300" simplePos="0" relativeHeight="251661312" behindDoc="1" locked="0" layoutInCell="1" allowOverlap="1">
             <wp:simplePos x="0" y="0"/>
             <wp:positionH relativeFrom="column">
               <wp:posOffset>-19050</wp:posOffset>
@@ -50,7 +49,7 @@
                     </pic:cNvPicPr>
                   </pic:nvPicPr>
                   <pic:blipFill>
-                    <a:blip xmlns:r="http://schemas.openxmlformats.org/officeDocument/2006/relationships" r:embed="rId4"/>
+                    <a:blip r:embed="rId7"/>
                     <a:stretch>
                       <a:fillRect/>
                     </a:stretch>
@@ -76,7 +75,7 @@
       </w:r>
       <w:r>
         <w:drawing>
-          <wp:anchor distT="0" distB="0" distL="114300" distR="114300" simplePos="0" relativeHeight="251659264" behindDoc="1" locked="0" layoutInCell="1" allowOverlap="1">
+          <wp:anchor distT="0" distB="0" distL="114300" distR="114300" simplePos="0" relativeHeight="251660288" behindDoc="1" locked="0" layoutInCell="1" allowOverlap="1">
             <wp:simplePos x="0" y="0"/>
             <wp:positionH relativeFrom="column">
               <wp:posOffset>0</wp:posOffset>
@@ -101,7 +100,7 @@
                     </pic:cNvPicPr>
                   </pic:nvPicPr>
                   <pic:blipFill>
-                    <a:blip xmlns:r="http://schemas.openxmlformats.org/officeDocument/2006/relationships" r:embed="rId5"/>
+                    <a:blip r:embed="rId8"/>
                     <a:stretch>
                       <a:fillRect/>
                     </a:stretch>
@@ -131,7 +130,7 @@
           <w:lang w:val="en-US" w:eastAsia="zh-CN"/>
         </w:rPr>
         <w:drawing>
-          <wp:anchor distT="0" distB="0" distL="114300" distR="114300" simplePos="0" relativeHeight="251658240" behindDoc="1" locked="0" layoutInCell="1" allowOverlap="1">
+          <wp:anchor distT="0" distB="0" distL="114300" distR="114300" simplePos="0" relativeHeight="251659264" behindDoc="1" locked="0" layoutInCell="1" allowOverlap="1">
             <wp:simplePos x="0" y="0"/>
             <wp:positionH relativeFrom="column">
               <wp:posOffset>635</wp:posOffset>
@@ -156,7 +155,7 @@
                     </pic:cNvPicPr>
                   </pic:nvPicPr>
                   <pic:blipFill>
-                    <a:blip xmlns:r="http://schemas.openxmlformats.org/officeDocument/2006/relationships" r:embed="rId6">
+                    <a:blip r:embed="rId9">
                       <a:alphaModFix amt="58000"/>
                       <a:lum contrast="-52000"/>
                     </a:blip>
@@ -190,7 +189,7 @@
     </w:p>
     <w:p>
       <w:pPr>
-        <w:pStyle w:val="a0"/>
+        <w:pStyle w:val="25"/>
         <w:keepNext w:val="0"/>
         <w:keepLines w:val="0"/>
         <w:pageBreakBefore w:val="0"/>
@@ -237,11 +236,11 @@
         <w:adjustRightInd w:val="0"/>
         <w:snapToGrid w:val="0"/>
         <w:spacing w:after="624" w:afterLines="200" w:line="219" w:lineRule="auto"/>
-        <w:ind w:left="0" w:right="0" w:firstLine="0" w:leftChars="0" w:rightChars="0" w:firstLineChars="0"/>
+        <w:ind w:left="0" w:leftChars="0" w:right="0" w:rightChars="0" w:firstLine="0" w:firstLineChars="0"/>
         <w:jc w:val="center"/>
         <w:textAlignment w:val="baseline"/>
         <w:rPr>
-          <w:rFonts w:ascii="宋体" w:eastAsia="宋体" w:hAnsi="宋体" w:cs="宋体" w:hint="default"/>
+          <w:rFonts w:hint="default" w:ascii="宋体" w:hAnsi="宋体" w:eastAsia="宋体" w:cs="宋体"/>
           <w:sz w:val="24"/>
           <w:szCs w:val="24"/>
           <w:lang w:val="en-US" w:eastAsia="zh-CN"/>
@@ -249,7 +248,7 @@
       </w:pPr>
       <w:r>
         <w:rPr>
-          <w:rFonts w:ascii="宋体" w:eastAsia="宋体" w:hAnsi="宋体" w:cs="宋体"/>
+          <w:rFonts w:ascii="宋体" w:hAnsi="宋体" w:eastAsia="宋体" w:cs="宋体"/>
           <w:b/>
           <w:bCs/>
           <w:spacing w:val="-3"/>
@@ -260,7 +259,7 @@
       </w:r>
       <w:r>
         <w:rPr>
-          <w:rFonts w:ascii="宋体" w:eastAsia="宋体" w:hAnsi="宋体" w:cs="宋体" w:hint="eastAsia"/>
+          <w:rFonts w:hint="eastAsia" w:ascii="宋体" w:hAnsi="宋体" w:eastAsia="宋体" w:cs="宋体"/>
           <w:b/>
           <w:bCs/>
           <w:spacing w:val="-3"/>
@@ -272,7 +271,7 @@
       </w:r>
       <w:r>
         <w:rPr>
-          <w:rFonts w:ascii="宋体" w:eastAsia="宋体" w:hAnsi="宋体" w:cs="宋体"/>
+          <w:rFonts w:ascii="宋体" w:hAnsi="宋体" w:eastAsia="宋体" w:cs="宋体"/>
           <w:b/>
           <w:bCs/>
           <w:spacing w:val="-3"/>
@@ -283,7 +282,7 @@
       </w:r>
       <w:r>
         <w:rPr>
-          <w:rFonts w:ascii="宋体" w:hAnsi="宋体" w:cs="宋体" w:hint="eastAsia"/>
+          <w:rFonts w:hint="eastAsia" w:ascii="宋体" w:hAnsi="宋体" w:cs="宋体"/>
           <w:b/>
           <w:bCs/>
           <w:spacing w:val="-3"/>
@@ -295,7 +294,7 @@
       </w:r>
       <w:r>
         <w:rPr>
-          <w:rFonts w:ascii="宋体" w:eastAsia="宋体" w:hAnsi="宋体" w:cs="宋体"/>
+          <w:rFonts w:ascii="宋体" w:hAnsi="宋体" w:eastAsia="宋体" w:cs="宋体"/>
           <w:b/>
           <w:bCs/>
           <w:spacing w:val="-3"/>
@@ -306,7 +305,7 @@
       </w:r>
       <w:r>
         <w:rPr>
-          <w:rFonts w:ascii="宋体" w:hAnsi="宋体" w:cs="宋体" w:hint="eastAsia"/>
+          <w:rFonts w:hint="eastAsia" w:ascii="宋体" w:hAnsi="宋体" w:cs="宋体"/>
           <w:b/>
           <w:bCs/>
           <w:spacing w:val="-3"/>
@@ -318,7 +317,7 @@
       </w:r>
       <w:r>
         <w:rPr>
-          <w:rFonts w:ascii="宋体" w:eastAsia="宋体" w:hAnsi="宋体" w:cs="宋体"/>
+          <w:rFonts w:ascii="宋体" w:hAnsi="宋体" w:eastAsia="宋体" w:cs="宋体"/>
           <w:b/>
           <w:bCs/>
           <w:spacing w:val="-3"/>
@@ -330,17 +329,18 @@
     </w:p>
     <w:tbl>
       <w:tblPr>
-        <w:tblStyle w:val="TableGrid"/>
+        <w:tblStyle w:val="21"/>
         <w:tblW w:w="0" w:type="auto"/>
         <w:jc w:val="center"/>
         <w:tblBorders>
-          <w:top w:val="nil"/>
-          <w:left w:val="nil"/>
-          <w:bottom w:val="nil"/>
-          <w:right w:val="nil"/>
-          <w:insideH w:val="nil"/>
-          <w:insideV w:val="nil"/>
+          <w:top w:val="none" w:color="auto" w:sz="0" w:space="0"/>
+          <w:left w:val="none" w:color="auto" w:sz="0" w:space="0"/>
+          <w:bottom w:val="none" w:color="auto" w:sz="0" w:space="0"/>
+          <w:right w:val="none" w:color="auto" w:sz="0" w:space="0"/>
+          <w:insideH w:val="none" w:color="auto" w:sz="0" w:space="0"/>
+          <w:insideV w:val="none" w:color="auto" w:sz="0" w:space="0"/>
         </w:tblBorders>
+        <w:tblLayout w:type="autofit"/>
         <w:tblCellMar>
           <w:top w:w="0" w:type="dxa"/>
           <w:left w:w="108" w:type="dxa"/>
@@ -354,15 +354,13 @@
       </w:tblGrid>
       <w:tr>
         <w:tblPrEx>
-          <w:tblW w:w="0" w:type="auto"/>
-          <w:jc w:val="center"/>
           <w:tblBorders>
-            <w:top w:val="nil"/>
-            <w:left w:val="nil"/>
-            <w:bottom w:val="nil"/>
-            <w:right w:val="nil"/>
-            <w:insideH w:val="nil"/>
-            <w:insideV w:val="nil"/>
+            <w:top w:val="none" w:color="auto" w:sz="0" w:space="0"/>
+            <w:left w:val="none" w:color="auto" w:sz="0" w:space="0"/>
+            <w:bottom w:val="none" w:color="auto" w:sz="0" w:space="0"/>
+            <w:right w:val="none" w:color="auto" w:sz="0" w:space="0"/>
+            <w:insideH w:val="none" w:color="auto" w:sz="0" w:space="0"/>
+            <w:insideV w:val="none" w:color="auto" w:sz="0" w:space="0"/>
           </w:tblBorders>
           <w:tblCellMar>
             <w:top w:w="0" w:type="dxa"/>
@@ -372,7 +370,7 @@
           </w:tblCellMar>
         </w:tblPrEx>
         <w:trPr>
-          <w:trHeight w:val="810"/>
+          <w:trHeight w:val="810" w:hRule="atLeast"/>
           <w:jc w:val="center"/>
         </w:trPr>
         <w:tc>
@@ -410,7 +408,7 @@
             </w:r>
             <w:r>
               <w:rPr>
-                <w:rFonts w:asciiTheme="minorAscii" w:eastAsiaTheme="minorEastAsia" w:hAnsiTheme="minorAscii" w:hint="default"/>
+                <w:rFonts w:hint="default" w:asciiTheme="minorAscii" w:hAnsiTheme="minorAscii" w:eastAsiaTheme="minorEastAsia"/>
                 <w:spacing w:val="227"/>
                 <w:sz w:val="21"/>
                 <w:vertAlign w:val="baseline"/>
@@ -464,7 +462,7 @@
             </w:r>
             <w:r>
               <w:rPr>
-                <w:rFonts w:asciiTheme="minorAscii" w:eastAsiaTheme="minorEastAsia" w:hAnsiTheme="minorAscii" w:hint="eastAsia"/>
+                <w:rFonts w:hint="eastAsia" w:asciiTheme="minorAscii" w:hAnsiTheme="minorAscii" w:eastAsiaTheme="minorEastAsia"/>
                 <w:spacing w:val="227"/>
                 <w:sz w:val="21"/>
                 <w:vertAlign w:val="baseline"/>
@@ -486,8 +484,14 @@
       </w:tr>
       <w:tr>
         <w:tblPrEx>
-          <w:tblW w:w="0" w:type="auto"/>
-          <w:jc w:val="center"/>
+          <w:tblBorders>
+            <w:top w:val="none" w:color="auto" w:sz="0" w:space="0"/>
+            <w:left w:val="none" w:color="auto" w:sz="0" w:space="0"/>
+            <w:bottom w:val="none" w:color="auto" w:sz="0" w:space="0"/>
+            <w:right w:val="none" w:color="auto" w:sz="0" w:space="0"/>
+            <w:insideH w:val="none" w:color="auto" w:sz="0" w:space="0"/>
+            <w:insideV w:val="none" w:color="auto" w:sz="0" w:space="0"/>
+          </w:tblBorders>
           <w:tblCellMar>
             <w:top w:w="0" w:type="dxa"/>
             <w:left w:w="108" w:type="dxa"/>
@@ -496,7 +500,7 @@
           </w:tblCellMar>
         </w:tblPrEx>
         <w:trPr>
-          <w:trHeight w:val="810"/>
+          <w:trHeight w:val="810" w:hRule="atLeast"/>
           <w:jc w:val="center"/>
         </w:trPr>
         <w:tc>
@@ -520,7 +524,7 @@
               <w:snapToGrid w:val="0"/>
               <w:textAlignment w:val="baseline"/>
               <w:rPr>
-                <w:rFonts w:ascii="Arial" w:eastAsia="Arial" w:hAnsi="Arial" w:cs="Arial" w:hint="default"/>
+                <w:rFonts w:hint="default" w:ascii="Arial" w:hAnsi="Arial" w:eastAsia="Arial" w:cs="Arial"/>
                 <w:snapToGrid w:val="0"/>
                 <w:color w:val="000000"/>
                 <w:kern w:val="0"/>
@@ -552,7 +556,7 @@
             </w:r>
             <w:r>
               <w:rPr>
-                <w:rFonts w:asciiTheme="minorAscii" w:eastAsiaTheme="minorEastAsia" w:hAnsiTheme="minorAscii" w:hint="default"/>
+                <w:rFonts w:hint="default" w:asciiTheme="minorAscii" w:hAnsiTheme="minorAscii" w:eastAsiaTheme="minorEastAsia"/>
                 <w:spacing w:val="227"/>
                 <w:sz w:val="21"/>
                 <w:vertAlign w:val="baseline"/>
@@ -594,7 +598,7 @@
               <w:snapToGrid w:val="0"/>
               <w:textAlignment w:val="baseline"/>
               <w:rPr>
-                <w:rFonts w:ascii="Arial" w:eastAsia="Arial" w:hAnsi="Arial" w:cs="Arial" w:hint="default"/>
+                <w:rFonts w:hint="default" w:ascii="Arial" w:hAnsi="Arial" w:eastAsia="Arial" w:cs="Arial"/>
                 <w:snapToGrid w:val="0"/>
                 <w:color w:val="000000"/>
                 <w:kern w:val="0"/>
@@ -614,7 +618,7 @@
             </w:r>
             <w:r>
               <w:rPr>
-                <w:rFonts w:asciiTheme="minorAscii" w:eastAsiaTheme="minorEastAsia" w:hAnsiTheme="minorAscii" w:hint="eastAsia"/>
+                <w:rFonts w:hint="eastAsia" w:asciiTheme="minorAscii" w:hAnsiTheme="minorAscii" w:eastAsiaTheme="minorEastAsia"/>
                 <w:spacing w:val="227"/>
                 <w:sz w:val="21"/>
                 <w:vertAlign w:val="baseline"/>
@@ -636,8 +640,14 @@
       </w:tr>
       <w:tr>
         <w:tblPrEx>
-          <w:tblW w:w="0" w:type="auto"/>
-          <w:jc w:val="center"/>
+          <w:tblBorders>
+            <w:top w:val="none" w:color="auto" w:sz="0" w:space="0"/>
+            <w:left w:val="none" w:color="auto" w:sz="0" w:space="0"/>
+            <w:bottom w:val="none" w:color="auto" w:sz="0" w:space="0"/>
+            <w:right w:val="none" w:color="auto" w:sz="0" w:space="0"/>
+            <w:insideH w:val="none" w:color="auto" w:sz="0" w:space="0"/>
+            <w:insideV w:val="none" w:color="auto" w:sz="0" w:space="0"/>
+          </w:tblBorders>
           <w:tblCellMar>
             <w:top w:w="0" w:type="dxa"/>
             <w:left w:w="108" w:type="dxa"/>
@@ -646,7 +656,7 @@
           </w:tblCellMar>
         </w:tblPrEx>
         <w:trPr>
-          <w:trHeight w:val="635"/>
+          <w:trHeight w:val="635" w:hRule="atLeast"/>
           <w:jc w:val="center"/>
         </w:trPr>
         <w:tc>
@@ -696,7 +706,7 @@
             </w:r>
             <w:r>
               <w:rPr>
-                <w:rFonts w:asciiTheme="minorAscii" w:eastAsiaTheme="minorEastAsia" w:hAnsiTheme="minorAscii" w:hint="eastAsia"/>
+                <w:rFonts w:hint="eastAsia" w:asciiTheme="minorAscii" w:hAnsiTheme="minorAscii" w:eastAsiaTheme="minorEastAsia"/>
                 <w:spacing w:val="227"/>
                 <w:sz w:val="21"/>
                 <w:vertAlign w:val="baseline"/>
@@ -749,7 +759,7 @@
             </w:r>
             <w:r>
               <w:rPr>
-                <w:rFonts w:asciiTheme="minorAscii" w:eastAsiaTheme="minorEastAsia" w:hAnsiTheme="minorAscii" w:hint="eastAsia"/>
+                <w:rFonts w:hint="eastAsia" w:asciiTheme="minorAscii" w:hAnsiTheme="minorAscii" w:eastAsiaTheme="minorEastAsia"/>
                 <w:spacing w:val="227"/>
                 <w:sz w:val="21"/>
                 <w:vertAlign w:val="baseline"/>
@@ -808,14 +818,14 @@
         <w:ind w:left="3634"/>
         <w:textAlignment w:val="baseline"/>
         <w:rPr>
-          <w:rFonts w:ascii="宋体" w:eastAsia="宋体" w:hAnsi="宋体" w:cs="宋体"/>
+          <w:rFonts w:ascii="宋体" w:hAnsi="宋体" w:eastAsia="宋体" w:cs="宋体"/>
           <w:sz w:val="31"/>
           <w:szCs w:val="31"/>
         </w:rPr>
       </w:pPr>
       <w:r>
         <w:rPr>
-          <w:rFonts w:ascii="宋体" w:eastAsia="宋体" w:hAnsi="宋体" w:cs="宋体"/>
+          <w:rFonts w:ascii="宋体" w:hAnsi="宋体" w:eastAsia="宋体" w:cs="宋体"/>
           <w:b/>
           <w:bCs/>
           <w:spacing w:val="4"/>
@@ -827,16 +837,16 @@
     </w:p>
     <w:tbl>
       <w:tblPr>
-        <w:tblStyle w:val="TableNormal0"/>
+        <w:tblStyle w:val="26"/>
         <w:tblW w:w="8214" w:type="dxa"/>
         <w:jc w:val="center"/>
         <w:tblBorders>
-          <w:top w:val="single" w:sz="2" w:space="0" w:color="000000"/>
-          <w:left w:val="single" w:sz="2" w:space="0" w:color="000000"/>
-          <w:bottom w:val="single" w:sz="2" w:space="0" w:color="000000"/>
-          <w:right w:val="single" w:sz="2" w:space="0" w:color="000000"/>
-          <w:insideH w:val="single" w:sz="2" w:space="0" w:color="000000"/>
-          <w:insideV w:val="single" w:sz="2" w:space="0" w:color="000000"/>
+          <w:top w:val="single" w:color="000000" w:sz="2" w:space="0"/>
+          <w:left w:val="single" w:color="000000" w:sz="2" w:space="0"/>
+          <w:bottom w:val="single" w:color="000000" w:sz="2" w:space="0"/>
+          <w:right w:val="single" w:color="000000" w:sz="2" w:space="0"/>
+          <w:insideH w:val="single" w:color="000000" w:sz="2" w:space="0"/>
+          <w:insideV w:val="single" w:color="000000" w:sz="2" w:space="0"/>
         </w:tblBorders>
         <w:tblLayout w:type="fixed"/>
         <w:tblCellMar>
@@ -856,17 +866,14 @@
       </w:tblGrid>
       <w:tr>
         <w:tblPrEx>
-          <w:tblW w:w="8214" w:type="dxa"/>
-          <w:jc w:val="center"/>
           <w:tblBorders>
-            <w:top w:val="single" w:sz="2" w:space="0" w:color="000000"/>
-            <w:left w:val="single" w:sz="2" w:space="0" w:color="000000"/>
-            <w:bottom w:val="single" w:sz="2" w:space="0" w:color="000000"/>
-            <w:right w:val="single" w:sz="2" w:space="0" w:color="000000"/>
-            <w:insideH w:val="single" w:sz="2" w:space="0" w:color="000000"/>
-            <w:insideV w:val="single" w:sz="2" w:space="0" w:color="000000"/>
+            <w:top w:val="single" w:color="000000" w:sz="2" w:space="0"/>
+            <w:left w:val="single" w:color="000000" w:sz="2" w:space="0"/>
+            <w:bottom w:val="single" w:color="000000" w:sz="2" w:space="0"/>
+            <w:right w:val="single" w:color="000000" w:sz="2" w:space="0"/>
+            <w:insideH w:val="single" w:color="000000" w:sz="2" w:space="0"/>
+            <w:insideV w:val="single" w:color="000000" w:sz="2" w:space="0"/>
           </w:tblBorders>
-          <w:tblLayout w:type="fixed"/>
           <w:tblCellMar>
             <w:top w:w="0" w:type="dxa"/>
             <w:left w:w="0" w:type="dxa"/>
@@ -875,7 +882,7 @@
           </w:tblCellMar>
         </w:tblPrEx>
         <w:trPr>
-          <w:trHeight w:val="593"/>
+          <w:trHeight w:val="593" w:hRule="atLeast"/>
           <w:jc w:val="center"/>
         </w:trPr>
         <w:tc>
@@ -897,18 +904,18 @@
               <w:adjustRightInd w:val="0"/>
               <w:snapToGrid w:val="0"/>
               <w:spacing w:before="176" w:line="228" w:lineRule="auto"/>
-              <w:ind w:left="0" w:right="0" w:firstLine="0" w:leftChars="0" w:rightChars="0" w:firstLineChars="0"/>
+              <w:ind w:left="0" w:leftChars="0" w:right="0" w:rightChars="0" w:firstLine="0" w:firstLineChars="0"/>
               <w:jc w:val="center"/>
               <w:textAlignment w:val="baseline"/>
               <w:rPr>
-                <w:rFonts w:ascii="宋体" w:eastAsia="宋体" w:hAnsi="宋体" w:cs="宋体"/>
+                <w:rFonts w:ascii="宋体" w:hAnsi="宋体" w:eastAsia="宋体" w:cs="宋体"/>
                 <w:sz w:val="20"/>
                 <w:szCs w:val="20"/>
               </w:rPr>
             </w:pPr>
             <w:r>
               <w:rPr>
-                <w:rFonts w:ascii="宋体" w:hAnsi="宋体" w:cs="宋体" w:hint="eastAsia"/>
+                <w:rFonts w:hint="eastAsia" w:ascii="宋体" w:hAnsi="宋体" w:cs="宋体"/>
                 <w:spacing w:val="-14"/>
                 <w:sz w:val="20"/>
                 <w:szCs w:val="20"/>
@@ -918,7 +925,7 @@
             </w:r>
             <w:r>
               <w:rPr>
-                <w:rFonts w:ascii="宋体" w:eastAsia="宋体" w:hAnsi="宋体" w:cs="宋体"/>
+                <w:rFonts w:ascii="宋体" w:hAnsi="宋体" w:eastAsia="宋体" w:cs="宋体"/>
                 <w:spacing w:val="-14"/>
                 <w:sz w:val="20"/>
                 <w:szCs w:val="20"/>
@@ -946,18 +953,18 @@
               <w:adjustRightInd w:val="0"/>
               <w:snapToGrid w:val="0"/>
               <w:spacing w:before="175" w:line="227" w:lineRule="auto"/>
-              <w:ind w:left="0" w:right="0" w:firstLine="0" w:leftChars="0" w:rightChars="0" w:firstLineChars="0"/>
+              <w:ind w:left="0" w:leftChars="0" w:right="0" w:rightChars="0" w:firstLine="0" w:firstLineChars="0"/>
               <w:jc w:val="center"/>
               <w:textAlignment w:val="baseline"/>
               <w:rPr>
-                <w:rFonts w:ascii="宋体" w:eastAsia="宋体" w:hAnsi="宋体" w:cs="宋体"/>
+                <w:rFonts w:ascii="宋体" w:hAnsi="宋体" w:eastAsia="宋体" w:cs="宋体"/>
                 <w:sz w:val="20"/>
                 <w:szCs w:val="20"/>
               </w:rPr>
             </w:pPr>
             <w:r>
               <w:rPr>
-                <w:rFonts w:ascii="宋体" w:eastAsia="宋体" w:hAnsi="宋体" w:cs="宋体"/>
+                <w:rFonts w:ascii="宋体" w:hAnsi="宋体" w:eastAsia="宋体" w:cs="宋体"/>
                 <w:spacing w:val="4"/>
                 <w:sz w:val="20"/>
                 <w:szCs w:val="20"/>
@@ -985,18 +992,18 @@
               <w:adjustRightInd w:val="0"/>
               <w:snapToGrid w:val="0"/>
               <w:spacing w:before="175" w:line="228" w:lineRule="auto"/>
-              <w:ind w:left="0" w:right="0" w:firstLine="0" w:leftChars="0" w:rightChars="0" w:firstLineChars="0"/>
+              <w:ind w:left="0" w:leftChars="0" w:right="0" w:rightChars="0" w:firstLine="0" w:firstLineChars="0"/>
               <w:jc w:val="center"/>
               <w:textAlignment w:val="baseline"/>
               <w:rPr>
-                <w:rFonts w:ascii="宋体" w:eastAsia="宋体" w:hAnsi="宋体" w:cs="宋体"/>
+                <w:rFonts w:ascii="宋体" w:hAnsi="宋体" w:eastAsia="宋体" w:cs="宋体"/>
                 <w:sz w:val="20"/>
                 <w:szCs w:val="20"/>
               </w:rPr>
             </w:pPr>
             <w:r>
               <w:rPr>
-                <w:rFonts w:ascii="宋体" w:eastAsia="宋体" w:hAnsi="宋体" w:cs="宋体"/>
+                <w:rFonts w:ascii="宋体" w:hAnsi="宋体" w:eastAsia="宋体" w:cs="宋体"/>
                 <w:spacing w:val="7"/>
                 <w:sz w:val="20"/>
                 <w:szCs w:val="20"/>
@@ -1024,11 +1031,11 @@
               <w:adjustRightInd w:val="0"/>
               <w:snapToGrid w:val="0"/>
               <w:spacing w:before="175" w:line="228" w:lineRule="auto"/>
-              <w:ind w:left="0" w:right="0" w:firstLine="0" w:leftChars="0" w:rightChars="0" w:firstLineChars="0"/>
+              <w:ind w:left="0" w:leftChars="0" w:right="0" w:rightChars="0" w:firstLine="0" w:firstLineChars="0"/>
               <w:jc w:val="center"/>
               <w:textAlignment w:val="baseline"/>
               <w:rPr>
-                <w:rFonts w:ascii="宋体" w:eastAsia="宋体" w:hAnsi="宋体" w:cs="宋体" w:hint="eastAsia"/>
+                <w:rFonts w:hint="eastAsia" w:ascii="宋体" w:hAnsi="宋体" w:eastAsia="宋体" w:cs="宋体"/>
                 <w:spacing w:val="7"/>
                 <w:sz w:val="20"/>
                 <w:szCs w:val="20"/>
@@ -1037,7 +1044,7 @@
             </w:pPr>
             <w:r>
               <w:rPr>
-                <w:rFonts w:ascii="宋体" w:hAnsi="宋体" w:cs="宋体" w:hint="eastAsia"/>
+                <w:rFonts w:hint="eastAsia" w:ascii="宋体" w:hAnsi="宋体" w:cs="宋体"/>
                 <w:spacing w:val="7"/>
                 <w:sz w:val="20"/>
                 <w:szCs w:val="20"/>
@@ -1066,11 +1073,11 @@
               <w:adjustRightInd w:val="0"/>
               <w:snapToGrid w:val="0"/>
               <w:spacing w:before="175" w:line="228" w:lineRule="auto"/>
-              <w:ind w:left="0" w:right="0" w:firstLine="0" w:leftChars="0" w:rightChars="0" w:firstLineChars="0"/>
+              <w:ind w:left="0" w:leftChars="0" w:right="0" w:rightChars="0" w:firstLine="0" w:firstLineChars="0"/>
               <w:jc w:val="center"/>
               <w:textAlignment w:val="baseline"/>
               <w:rPr>
-                <w:rFonts w:ascii="宋体" w:hAnsi="宋体" w:cs="宋体" w:hint="default"/>
+                <w:rFonts w:hint="default" w:ascii="宋体" w:hAnsi="宋体" w:cs="宋体"/>
                 <w:spacing w:val="7"/>
                 <w:sz w:val="20"/>
                 <w:szCs w:val="20"/>
@@ -1079,7 +1086,7 @@
             </w:pPr>
             <w:r>
               <w:rPr>
-                <w:rFonts w:ascii="宋体" w:hAnsi="宋体" w:cs="宋体" w:hint="eastAsia"/>
+                <w:rFonts w:hint="eastAsia" w:ascii="宋体" w:hAnsi="宋体" w:cs="宋体"/>
                 <w:spacing w:val="7"/>
                 <w:sz w:val="20"/>
                 <w:szCs w:val="20"/>
@@ -1108,18 +1115,18 @@
               <w:adjustRightInd w:val="0"/>
               <w:snapToGrid w:val="0"/>
               <w:spacing w:before="176" w:line="229" w:lineRule="auto"/>
-              <w:ind w:left="0" w:right="0" w:firstLine="0" w:leftChars="0" w:rightChars="0" w:firstLineChars="0"/>
+              <w:ind w:left="0" w:leftChars="0" w:right="0" w:rightChars="0" w:firstLine="0" w:firstLineChars="0"/>
               <w:jc w:val="center"/>
               <w:textAlignment w:val="baseline"/>
               <w:rPr>
-                <w:rFonts w:ascii="宋体" w:eastAsia="宋体" w:hAnsi="宋体" w:cs="宋体"/>
+                <w:rFonts w:ascii="宋体" w:hAnsi="宋体" w:eastAsia="宋体" w:cs="宋体"/>
                 <w:sz w:val="20"/>
                 <w:szCs w:val="20"/>
               </w:rPr>
             </w:pPr>
             <w:r>
               <w:rPr>
-                <w:rFonts w:ascii="宋体" w:eastAsia="宋体" w:hAnsi="宋体" w:cs="宋体"/>
+                <w:rFonts w:ascii="宋体" w:hAnsi="宋体" w:eastAsia="宋体" w:cs="宋体"/>
                 <w:spacing w:val="7"/>
                 <w:sz w:val="20"/>
                 <w:szCs w:val="20"/>
@@ -1131,9 +1138,14 @@
       </w:tr>
       <w:tr>
         <w:tblPrEx>
-          <w:tblW w:w="8214" w:type="dxa"/>
-          <w:jc w:val="center"/>
-          <w:tblLayout w:type="fixed"/>
+          <w:tblBorders>
+            <w:top w:val="single" w:color="000000" w:sz="2" w:space="0"/>
+            <w:left w:val="single" w:color="000000" w:sz="2" w:space="0"/>
+            <w:bottom w:val="single" w:color="000000" w:sz="2" w:space="0"/>
+            <w:right w:val="single" w:color="000000" w:sz="2" w:space="0"/>
+            <w:insideH w:val="single" w:color="000000" w:sz="2" w:space="0"/>
+            <w:insideV w:val="single" w:color="000000" w:sz="2" w:space="0"/>
+          </w:tblBorders>
           <w:tblCellMar>
             <w:top w:w="0" w:type="dxa"/>
             <w:left w:w="0" w:type="dxa"/>
@@ -1142,7 +1154,325 @@
           </w:tblCellMar>
         </w:tblPrEx>
         <w:trPr>
-          <w:trHeight w:val="516"/>
+          <w:trHeight w:val="516" w:hRule="atLeast"/>
+          <w:jc w:val="center"/>
+        </w:trPr>
+        <w:tc>
+          <w:tcPr>
+            <w:tcW w:w="1317" w:type="dxa"/>
+            <w:shd w:val="clear" w:color="auto" w:fill="auto"/>
+          </w:tcPr>
+          <w:p>
+            <w:pPr>
+              <w:keepNext w:val="0"/>
+              <w:keepLines w:val="0"/>
+              <w:pageBreakBefore w:val="0"/>
+              <w:widowControl w:val="0"/>
+              <w:kinsoku w:val="0"/>
+              <w:wordWrap/>
+              <w:overflowPunct/>
+              <w:autoSpaceDE w:val="0"/>
+              <w:autoSpaceDN w:val="0"/>
+              <w:bidi w:val="0"/>
+              <w:adjustRightInd w:val="0"/>
+              <w:snapToGrid w:val="0"/>
+              <w:spacing w:before="173" w:line="267" w:lineRule="exact"/>
+              <w:ind w:left="0" w:leftChars="0" w:right="0" w:rightChars="0" w:firstLine="0" w:firstLineChars="0"/>
+              <w:jc w:val="center"/>
+              <w:textAlignment w:val="baseline"/>
+              <w:rPr>
+                <w:rFonts w:hint="default" w:ascii="宋体" w:hAnsi="宋体" w:eastAsia="宋体" w:cs="宋体"/>
+                <w:snapToGrid w:val="0"/>
+                <w:color w:val="000000"/>
+                <w:kern w:val="0"/>
+                <w:sz w:val="20"/>
+                <w:szCs w:val="20"/>
+                <w:lang w:val="en-US" w:eastAsia="en-US" w:bidi="ar-SA"/>
+              </w:rPr>
+            </w:pPr>
+            <w:r>
+              <w:rPr>
+                <w:rFonts w:ascii="宋体" w:hAnsi="宋体" w:eastAsia="宋体" w:cs="宋体"/>
+                <w:spacing w:val="3"/>
+                <w:position w:val="1"/>
+                <w:sz w:val="20"/>
+                <w:szCs w:val="20"/>
+              </w:rPr>
+              <w:t>2025.1.</w:t>
+            </w:r>
+            <w:r>
+              <w:rPr>
+                <w:rFonts w:hint="eastAsia" w:ascii="宋体" w:hAnsi="宋体" w:cs="宋体"/>
+                <w:spacing w:val="3"/>
+                <w:position w:val="1"/>
+                <w:sz w:val="20"/>
+                <w:szCs w:val="20"/>
+                <w:lang w:val="en-US" w:eastAsia="zh-CN"/>
+              </w:rPr>
+              <w:t>10</w:t>
+            </w:r>
+          </w:p>
+        </w:tc>
+        <w:tc>
+          <w:tcPr>
+            <w:tcW w:w="972" w:type="dxa"/>
+            <w:shd w:val="clear" w:color="auto" w:fill="auto"/>
+          </w:tcPr>
+          <w:p>
+            <w:pPr>
+              <w:keepNext w:val="0"/>
+              <w:keepLines w:val="0"/>
+              <w:pageBreakBefore w:val="0"/>
+              <w:widowControl w:val="0"/>
+              <w:kinsoku w:val="0"/>
+              <w:wordWrap/>
+              <w:overflowPunct/>
+              <w:autoSpaceDE w:val="0"/>
+              <w:autoSpaceDN w:val="0"/>
+              <w:bidi w:val="0"/>
+              <w:adjustRightInd w:val="0"/>
+              <w:snapToGrid w:val="0"/>
+              <w:spacing w:before="173" w:line="267" w:lineRule="exact"/>
+              <w:ind w:left="0" w:leftChars="0" w:right="0" w:rightChars="0" w:firstLine="0" w:firstLineChars="0"/>
+              <w:jc w:val="center"/>
+              <w:textAlignment w:val="baseline"/>
+              <w:rPr>
+                <w:rFonts w:ascii="宋体" w:hAnsi="宋体" w:eastAsia="宋体" w:cs="宋体"/>
+                <w:snapToGrid w:val="0"/>
+                <w:color w:val="000000"/>
+                <w:kern w:val="0"/>
+                <w:sz w:val="20"/>
+                <w:szCs w:val="20"/>
+                <w:lang w:val="en-US" w:eastAsia="en-US" w:bidi="ar-SA"/>
+              </w:rPr>
+            </w:pPr>
+            <w:r>
+              <w:rPr>
+                <w:rFonts w:ascii="宋体" w:hAnsi="宋体" w:eastAsia="宋体" w:cs="宋体"/>
+                <w:spacing w:val="4"/>
+                <w:position w:val="1"/>
+                <w:sz w:val="20"/>
+                <w:szCs w:val="20"/>
+              </w:rPr>
+              <w:t>V1.0</w:t>
+            </w:r>
+          </w:p>
+        </w:tc>
+        <w:tc>
+          <w:tcPr>
+            <w:tcW w:w="1575" w:type="dxa"/>
+            <w:shd w:val="clear" w:color="auto" w:fill="auto"/>
+          </w:tcPr>
+          <w:p>
+            <w:pPr>
+              <w:keepNext w:val="0"/>
+              <w:keepLines w:val="0"/>
+              <w:pageBreakBefore w:val="0"/>
+              <w:widowControl w:val="0"/>
+              <w:kinsoku w:val="0"/>
+              <w:wordWrap/>
+              <w:overflowPunct/>
+              <w:autoSpaceDE w:val="0"/>
+              <w:autoSpaceDN w:val="0"/>
+              <w:bidi w:val="0"/>
+              <w:adjustRightInd w:val="0"/>
+              <w:snapToGrid w:val="0"/>
+              <w:spacing w:before="172" w:line="228" w:lineRule="auto"/>
+              <w:ind w:left="0" w:leftChars="0" w:right="0" w:rightChars="0" w:firstLine="0" w:firstLineChars="0"/>
+              <w:jc w:val="center"/>
+              <w:textAlignment w:val="baseline"/>
+              <w:rPr>
+                <w:rFonts w:ascii="宋体" w:hAnsi="宋体" w:eastAsia="宋体" w:cs="宋体"/>
+                <w:snapToGrid w:val="0"/>
+                <w:color w:val="000000"/>
+                <w:kern w:val="0"/>
+                <w:sz w:val="20"/>
+                <w:szCs w:val="20"/>
+                <w:lang w:val="en-US" w:eastAsia="en-US" w:bidi="ar-SA"/>
+              </w:rPr>
+            </w:pPr>
+            <w:r>
+              <w:rPr>
+                <w:rFonts w:ascii="宋体" w:hAnsi="宋体" w:eastAsia="宋体" w:cs="宋体"/>
+                <w:spacing w:val="200"/>
+                <w:kern w:val="0"/>
+                <w:sz w:val="20"/>
+                <w:szCs w:val="20"/>
+              </w:rPr>
+              <w:t>新</w:t>
+            </w:r>
+            <w:r>
+              <w:rPr>
+                <w:rFonts w:ascii="宋体" w:hAnsi="宋体" w:eastAsia="宋体" w:cs="宋体"/>
+                <w:spacing w:val="0"/>
+                <w:kern w:val="0"/>
+                <w:sz w:val="20"/>
+                <w:szCs w:val="20"/>
+              </w:rPr>
+              <w:t>建</w:t>
+            </w:r>
+          </w:p>
+        </w:tc>
+        <w:tc>
+          <w:tcPr>
+            <w:tcW w:w="1829" w:type="dxa"/>
+            <w:shd w:val="clear" w:color="auto" w:fill="auto"/>
+          </w:tcPr>
+          <w:p>
+            <w:pPr>
+              <w:keepNext w:val="0"/>
+              <w:keepLines w:val="0"/>
+              <w:pageBreakBefore w:val="0"/>
+              <w:widowControl w:val="0"/>
+              <w:kinsoku w:val="0"/>
+              <w:wordWrap/>
+              <w:overflowPunct/>
+              <w:autoSpaceDE w:val="0"/>
+              <w:autoSpaceDN w:val="0"/>
+              <w:bidi w:val="0"/>
+              <w:adjustRightInd w:val="0"/>
+              <w:snapToGrid w:val="0"/>
+              <w:spacing w:before="172" w:line="228" w:lineRule="auto"/>
+              <w:ind w:left="0" w:leftChars="0" w:right="0" w:rightChars="0" w:firstLine="0" w:firstLineChars="0"/>
+              <w:jc w:val="center"/>
+              <w:textAlignment w:val="baseline"/>
+              <w:rPr>
+                <w:rFonts w:ascii="宋体" w:hAnsi="宋体" w:eastAsia="宋体" w:cs="宋体"/>
+                <w:snapToGrid w:val="0"/>
+                <w:color w:val="000000"/>
+                <w:spacing w:val="200"/>
+                <w:kern w:val="0"/>
+                <w:sz w:val="20"/>
+                <w:szCs w:val="20"/>
+                <w:lang w:val="en-US" w:eastAsia="en-US" w:bidi="ar-SA"/>
+              </w:rPr>
+            </w:pPr>
+            <w:r>
+              <w:rPr>
+                <w:rFonts w:hint="eastAsia" w:ascii="宋体" w:hAnsi="宋体" w:cs="宋体"/>
+                <w:spacing w:val="200"/>
+                <w:kern w:val="0"/>
+                <w:sz w:val="20"/>
+                <w:szCs w:val="20"/>
+                <w:lang w:val="en-US" w:eastAsia="zh-CN"/>
+              </w:rPr>
+              <w:t>程方</w:t>
+            </w:r>
+          </w:p>
+        </w:tc>
+        <w:tc>
+          <w:tcPr>
+            <w:tcW w:w="1606" w:type="dxa"/>
+            <w:shd w:val="clear" w:color="auto" w:fill="auto"/>
+          </w:tcPr>
+          <w:p>
+            <w:pPr>
+              <w:keepNext w:val="0"/>
+              <w:keepLines w:val="0"/>
+              <w:pageBreakBefore w:val="0"/>
+              <w:widowControl w:val="0"/>
+              <w:kinsoku w:val="0"/>
+              <w:wordWrap/>
+              <w:overflowPunct/>
+              <w:autoSpaceDE w:val="0"/>
+              <w:autoSpaceDN w:val="0"/>
+              <w:bidi w:val="0"/>
+              <w:adjustRightInd w:val="0"/>
+              <w:snapToGrid w:val="0"/>
+              <w:spacing w:before="173" w:line="229" w:lineRule="auto"/>
+              <w:ind w:left="0" w:leftChars="0" w:right="0" w:rightChars="0" w:firstLine="0" w:firstLineChars="0"/>
+              <w:jc w:val="center"/>
+              <w:textAlignment w:val="baseline"/>
+              <w:rPr>
+                <w:rFonts w:ascii="宋体" w:hAnsi="宋体" w:eastAsia="宋体" w:cs="宋体"/>
+                <w:snapToGrid w:val="0"/>
+                <w:color w:val="000000"/>
+                <w:spacing w:val="200"/>
+                <w:kern w:val="0"/>
+                <w:sz w:val="20"/>
+                <w:szCs w:val="20"/>
+                <w:lang w:val="en-US" w:eastAsia="en-US" w:bidi="ar-SA"/>
+              </w:rPr>
+            </w:pPr>
+            <w:r>
+              <w:rPr>
+                <w:rFonts w:hint="eastAsia" w:asciiTheme="minorAscii" w:hAnsiTheme="minorAscii" w:eastAsiaTheme="minorEastAsia"/>
+                <w:spacing w:val="0"/>
+                <w:kern w:val="0"/>
+                <w:sz w:val="21"/>
+                <w:vertAlign w:val="baseline"/>
+                <w:lang w:val="en-US" w:eastAsia="zh-CN"/>
+              </w:rPr>
+              <w:t>茅建根</w:t>
+            </w:r>
+          </w:p>
+        </w:tc>
+        <w:tc>
+          <w:tcPr>
+            <w:tcW w:w="915" w:type="dxa"/>
+            <w:shd w:val="clear" w:color="auto" w:fill="auto"/>
+          </w:tcPr>
+          <w:p>
+            <w:pPr>
+              <w:keepNext w:val="0"/>
+              <w:keepLines w:val="0"/>
+              <w:pageBreakBefore w:val="0"/>
+              <w:widowControl w:val="0"/>
+              <w:kinsoku w:val="0"/>
+              <w:wordWrap/>
+              <w:overflowPunct/>
+              <w:autoSpaceDE w:val="0"/>
+              <w:autoSpaceDN w:val="0"/>
+              <w:bidi w:val="0"/>
+              <w:adjustRightInd w:val="0"/>
+              <w:snapToGrid w:val="0"/>
+              <w:spacing w:before="173" w:line="229" w:lineRule="auto"/>
+              <w:ind w:left="0" w:leftChars="0" w:right="0" w:rightChars="0" w:firstLine="0" w:firstLineChars="0"/>
+              <w:jc w:val="center"/>
+              <w:textAlignment w:val="baseline"/>
+              <w:rPr>
+                <w:rFonts w:ascii="宋体" w:hAnsi="宋体" w:eastAsia="宋体" w:cs="宋体"/>
+                <w:snapToGrid w:val="0"/>
+                <w:color w:val="000000"/>
+                <w:kern w:val="0"/>
+                <w:sz w:val="20"/>
+                <w:szCs w:val="20"/>
+                <w:lang w:val="en-US" w:eastAsia="en-US" w:bidi="ar-SA"/>
+              </w:rPr>
+            </w:pPr>
+            <w:r>
+              <w:rPr>
+                <w:rFonts w:hint="eastAsia" w:asciiTheme="minorAscii" w:hAnsiTheme="minorAscii" w:eastAsiaTheme="minorEastAsia"/>
+                <w:spacing w:val="0"/>
+                <w:kern w:val="0"/>
+                <w:sz w:val="21"/>
+                <w:vertAlign w:val="baseline"/>
+                <w:lang w:val="en-US" w:eastAsia="zh-CN"/>
+              </w:rPr>
+              <w:t>吴亚红</w:t>
+            </w:r>
+          </w:p>
+        </w:tc>
+      </w:tr>
+      <w:tr>
+        <w:tblPrEx>
+          <w:tblBorders>
+            <w:top w:val="single" w:color="000000" w:sz="2" w:space="0"/>
+            <w:left w:val="single" w:color="000000" w:sz="2" w:space="0"/>
+            <w:bottom w:val="single" w:color="000000" w:sz="2" w:space="0"/>
+            <w:right w:val="single" w:color="000000" w:sz="2" w:space="0"/>
+            <w:insideH w:val="single" w:color="000000" w:sz="2" w:space="0"/>
+            <w:insideV w:val="single" w:color="000000" w:sz="2" w:space="0"/>
+          </w:tblBorders>
+          <w:tblCellMar>
+            <w:top w:w="0" w:type="dxa"/>
+            <w:left w:w="0" w:type="dxa"/>
+            <w:bottom w:w="0" w:type="dxa"/>
+            <w:right w:w="0" w:type="dxa"/>
+          </w:tblCellMar>
+        </w:tblPrEx>
+        <w:trPr>
+          <w:trHeight w:val="516" w:hRule="atLeast"/>
           <w:jc w:val="center"/>
         </w:trPr>
         <w:tc>
@@ -1164,26 +1494,18 @@
               <w:adjustRightInd w:val="0"/>
               <w:snapToGrid w:val="0"/>
               <w:spacing w:before="173" w:line="267" w:lineRule="exact"/>
-              <w:ind w:left="0" w:right="0" w:firstLine="0" w:leftChars="0" w:rightChars="0" w:firstLineChars="0"/>
+              <w:ind w:left="0" w:leftChars="0" w:right="0" w:rightChars="0" w:firstLine="0" w:firstLineChars="0"/>
               <w:jc w:val="center"/>
               <w:textAlignment w:val="baseline"/>
               <w:rPr>
-                <w:rFonts w:ascii="宋体" w:eastAsia="宋体" w:hAnsi="宋体" w:cs="宋体" w:hint="default"/>
+                <w:rFonts w:hint="default" w:ascii="宋体" w:hAnsi="宋体" w:eastAsia="宋体" w:cs="宋体"/>
                 <w:sz w:val="20"/>
                 <w:szCs w:val="20"/>
                 <w:lang w:val="en-US"/>
               </w:rPr>
             </w:pPr>
-            <w:r>
-              <w:rPr>
-                <w:rFonts w:ascii="宋体" w:eastAsia="宋体" w:hAnsi="宋体" w:cs="宋体"/>
-                <w:spacing w:val="3"/>
-                <w:position w:val="1"/>
-                <w:sz w:val="20"/>
-                <w:szCs w:val="20"/>
-              </w:rPr>
-              <w:t>2022.6.20</w:t>
-            </w:r>
+            <w:bookmarkStart w:id="26" w:name="_GoBack"/>
+            <w:bookmarkEnd w:id="26"/>
           </w:p>
         </w:tc>
         <w:tc>
@@ -1205,25 +1527,15 @@
               <w:adjustRightInd w:val="0"/>
               <w:snapToGrid w:val="0"/>
               <w:spacing w:before="173" w:line="267" w:lineRule="exact"/>
-              <w:ind w:left="0" w:right="0" w:firstLine="0" w:leftChars="0" w:rightChars="0" w:firstLineChars="0"/>
+              <w:ind w:left="0" w:leftChars="0" w:right="0" w:rightChars="0" w:firstLine="0" w:firstLineChars="0"/>
               <w:jc w:val="center"/>
               <w:textAlignment w:val="baseline"/>
               <w:rPr>
-                <w:rFonts w:ascii="宋体" w:eastAsia="宋体" w:hAnsi="宋体" w:cs="宋体"/>
+                <w:rFonts w:ascii="宋体" w:hAnsi="宋体" w:eastAsia="宋体" w:cs="宋体"/>
                 <w:sz w:val="20"/>
                 <w:szCs w:val="20"/>
               </w:rPr>
             </w:pPr>
-            <w:r>
-              <w:rPr>
-                <w:rFonts w:ascii="宋体" w:eastAsia="宋体" w:hAnsi="宋体" w:cs="宋体"/>
-                <w:spacing w:val="4"/>
-                <w:position w:val="1"/>
-                <w:sz w:val="20"/>
-                <w:szCs w:val="20"/>
-              </w:rPr>
-              <w:t>V1.0</w:t>
-            </w:r>
           </w:p>
         </w:tc>
         <w:tc>
@@ -1245,35 +1557,15 @@
               <w:adjustRightInd w:val="0"/>
               <w:snapToGrid w:val="0"/>
               <w:spacing w:before="172" w:line="228" w:lineRule="auto"/>
-              <w:ind w:left="0" w:right="0" w:firstLine="0" w:leftChars="0" w:rightChars="0" w:firstLineChars="0"/>
+              <w:ind w:left="0" w:leftChars="0" w:right="0" w:rightChars="0" w:firstLine="0" w:firstLineChars="0"/>
               <w:jc w:val="center"/>
               <w:textAlignment w:val="baseline"/>
               <w:rPr>
-                <w:rFonts w:ascii="宋体" w:eastAsia="宋体" w:hAnsi="宋体" w:cs="宋体"/>
+                <w:rFonts w:ascii="宋体" w:hAnsi="宋体" w:eastAsia="宋体" w:cs="宋体"/>
                 <w:sz w:val="20"/>
                 <w:szCs w:val="20"/>
               </w:rPr>
             </w:pPr>
-            <w:r>
-              <w:rPr>
-                <w:rFonts w:ascii="宋体" w:eastAsia="宋体" w:hAnsi="宋体" w:cs="宋体"/>
-                <w:spacing w:val="200"/>
-                <w:kern w:val="0"/>
-                <w:sz w:val="20"/>
-                <w:szCs w:val="20"/>
-              </w:rPr>
-              <w:t>新</w:t>
-            </w:r>
-            <w:r>
-              <w:rPr>
-                <w:rFonts w:ascii="宋体" w:eastAsia="宋体" w:hAnsi="宋体" w:cs="宋体"/>
-                <w:spacing w:val="0"/>
-                <w:kern w:val="0"/>
-                <w:sz w:val="20"/>
-                <w:szCs w:val="20"/>
-              </w:rPr>
-              <w:t>建</w:t>
-            </w:r>
           </w:p>
         </w:tc>
         <w:tc>
@@ -1295,11 +1587,11 @@
               <w:adjustRightInd w:val="0"/>
               <w:snapToGrid w:val="0"/>
               <w:spacing w:before="172" w:line="228" w:lineRule="auto"/>
-              <w:ind w:left="0" w:right="0" w:firstLine="0" w:leftChars="0" w:rightChars="0" w:firstLineChars="0"/>
+              <w:ind w:left="0" w:leftChars="0" w:right="0" w:rightChars="0" w:firstLine="0" w:firstLineChars="0"/>
               <w:jc w:val="center"/>
               <w:textAlignment w:val="baseline"/>
               <w:rPr>
-                <w:rFonts w:ascii="宋体" w:eastAsia="宋体" w:hAnsi="宋体" w:cs="宋体" w:hint="default"/>
+                <w:rFonts w:hint="default" w:ascii="宋体" w:hAnsi="宋体" w:eastAsia="宋体" w:cs="宋体"/>
                 <w:spacing w:val="200"/>
                 <w:kern w:val="0"/>
                 <w:sz w:val="20"/>
@@ -1307,17 +1599,6 @@
                 <w:lang w:val="en-US"/>
               </w:rPr>
             </w:pPr>
-            <w:r>
-              <w:rPr>
-                <w:rFonts w:ascii="宋体" w:hAnsi="宋体" w:cs="宋体" w:hint="eastAsia"/>
-                <w:spacing w:val="200"/>
-                <w:kern w:val="0"/>
-                <w:sz w:val="20"/>
-                <w:szCs w:val="20"/>
-                <w:lang w:val="en-US" w:eastAsia="zh-CN"/>
-              </w:rPr>
-              <w:t>程方</w:t>
-            </w:r>
           </w:p>
         </w:tc>
         <w:tc>
@@ -1339,28 +1620,17 @@
               <w:adjustRightInd w:val="0"/>
               <w:snapToGrid w:val="0"/>
               <w:spacing w:before="173" w:line="229" w:lineRule="auto"/>
-              <w:ind w:left="0" w:right="0" w:firstLine="0" w:leftChars="0" w:rightChars="0" w:firstLineChars="0"/>
+              <w:ind w:left="0" w:leftChars="0" w:right="0" w:rightChars="0" w:firstLine="0" w:firstLineChars="0"/>
               <w:jc w:val="center"/>
               <w:textAlignment w:val="baseline"/>
               <w:rPr>
-                <w:rFonts w:ascii="宋体" w:eastAsia="宋体" w:hAnsi="宋体" w:cs="宋体"/>
+                <w:rFonts w:ascii="宋体" w:hAnsi="宋体" w:eastAsia="宋体" w:cs="宋体"/>
                 <w:spacing w:val="200"/>
                 <w:kern w:val="0"/>
                 <w:sz w:val="20"/>
                 <w:szCs w:val="20"/>
               </w:rPr>
             </w:pPr>
-            <w:r>
-              <w:rPr>
-                <w:rFonts w:asciiTheme="minorAscii" w:eastAsiaTheme="minorEastAsia" w:hAnsiTheme="minorAscii" w:hint="eastAsia"/>
-                <w:spacing w:val="0"/>
-                <w:kern w:val="0"/>
-                <w:sz w:val="21"/>
-                <w:vertAlign w:val="baseline"/>
-                <w:lang w:val="en-US" w:eastAsia="zh-CN"/>
-              </w:rPr>
-              <w:t>茅建根</w:t>
-            </w:r>
           </w:p>
         </w:tc>
         <w:tc>
@@ -1382,34 +1652,28 @@
               <w:adjustRightInd w:val="0"/>
               <w:snapToGrid w:val="0"/>
               <w:spacing w:before="173" w:line="229" w:lineRule="auto"/>
-              <w:ind w:left="0" w:right="0" w:firstLine="0" w:leftChars="0" w:rightChars="0" w:firstLineChars="0"/>
+              <w:ind w:left="0" w:leftChars="0" w:right="0" w:rightChars="0" w:firstLine="0" w:firstLineChars="0"/>
               <w:jc w:val="center"/>
               <w:textAlignment w:val="baseline"/>
               <w:rPr>
-                <w:rFonts w:ascii="宋体" w:eastAsia="宋体" w:hAnsi="宋体" w:cs="宋体"/>
+                <w:rFonts w:ascii="宋体" w:hAnsi="宋体" w:eastAsia="宋体" w:cs="宋体"/>
                 <w:sz w:val="20"/>
                 <w:szCs w:val="20"/>
               </w:rPr>
             </w:pPr>
-            <w:r>
-              <w:rPr>
-                <w:rFonts w:asciiTheme="minorAscii" w:eastAsiaTheme="minorEastAsia" w:hAnsiTheme="minorAscii" w:hint="eastAsia"/>
-                <w:spacing w:val="0"/>
-                <w:kern w:val="0"/>
-                <w:sz w:val="21"/>
-                <w:vertAlign w:val="baseline"/>
-                <w:lang w:val="en-US" w:eastAsia="zh-CN"/>
-              </w:rPr>
-              <w:t>吴亚红</w:t>
-            </w:r>
           </w:p>
         </w:tc>
       </w:tr>
       <w:tr>
         <w:tblPrEx>
-          <w:tblW w:w="8214" w:type="dxa"/>
-          <w:jc w:val="center"/>
-          <w:tblLayout w:type="fixed"/>
+          <w:tblBorders>
+            <w:top w:val="single" w:color="000000" w:sz="2" w:space="0"/>
+            <w:left w:val="single" w:color="000000" w:sz="2" w:space="0"/>
+            <w:bottom w:val="single" w:color="000000" w:sz="2" w:space="0"/>
+            <w:right w:val="single" w:color="000000" w:sz="2" w:space="0"/>
+            <w:insideH w:val="single" w:color="000000" w:sz="2" w:space="0"/>
+            <w:insideV w:val="single" w:color="000000" w:sz="2" w:space="0"/>
+          </w:tblBorders>
           <w:tblCellMar>
             <w:top w:w="0" w:type="dxa"/>
             <w:left w:w="0" w:type="dxa"/>
@@ -1418,7 +1682,7 @@
           </w:tblCellMar>
         </w:tblPrEx>
         <w:trPr>
-          <w:trHeight w:val="556"/>
+          <w:trHeight w:val="556" w:hRule="atLeast"/>
           <w:jc w:val="center"/>
         </w:trPr>
         <w:tc>
@@ -1440,31 +1704,10 @@
               <w:adjustRightInd w:val="0"/>
               <w:snapToGrid w:val="0"/>
               <w:spacing w:before="173" w:line="267" w:lineRule="exact"/>
-              <w:ind w:left="0" w:right="0" w:firstLine="0" w:leftChars="0" w:rightChars="0" w:firstLineChars="0"/>
+              <w:ind w:left="0" w:leftChars="0" w:right="0" w:rightChars="0" w:firstLine="0" w:firstLineChars="0"/>
               <w:jc w:val="center"/>
               <w:textAlignment w:val="baseline"/>
             </w:pPr>
-            <w:r>
-              <w:rPr>
-                <w:rFonts w:ascii="宋体" w:eastAsia="宋体" w:hAnsi="宋体" w:cs="宋体"/>
-                <w:spacing w:val="3"/>
-                <w:position w:val="1"/>
-                <w:sz w:val="20"/>
-                <w:szCs w:val="20"/>
-              </w:rPr>
-              <w:t>2025.1.</w:t>
-            </w:r>
-            <w:r>
-              <w:rPr>
-                <w:rFonts w:ascii="宋体" w:hAnsi="宋体" w:cs="宋体" w:hint="eastAsia"/>
-                <w:spacing w:val="3"/>
-                <w:position w:val="1"/>
-                <w:sz w:val="20"/>
-                <w:szCs w:val="20"/>
-                <w:lang w:val="en-US" w:eastAsia="zh-CN"/>
-              </w:rPr>
-              <w:t>10</w:t>
-            </w:r>
           </w:p>
         </w:tc>
         <w:tc>
@@ -1486,20 +1729,10 @@
               <w:adjustRightInd w:val="0"/>
               <w:snapToGrid w:val="0"/>
               <w:spacing w:before="173" w:line="267" w:lineRule="exact"/>
-              <w:ind w:left="0" w:right="0" w:firstLine="0" w:leftChars="0" w:rightChars="0" w:firstLineChars="0"/>
+              <w:ind w:left="0" w:leftChars="0" w:right="0" w:rightChars="0" w:firstLine="0" w:firstLineChars="0"/>
               <w:jc w:val="center"/>
               <w:textAlignment w:val="baseline"/>
             </w:pPr>
-            <w:r>
-              <w:rPr>
-                <w:rFonts w:ascii="宋体" w:eastAsia="宋体" w:hAnsi="宋体" w:cs="宋体"/>
-                <w:spacing w:val="4"/>
-                <w:position w:val="1"/>
-                <w:sz w:val="20"/>
-                <w:szCs w:val="20"/>
-              </w:rPr>
-              <w:t>V1.0</w:t>
-            </w:r>
           </w:p>
         </w:tc>
         <w:tc>
@@ -1521,7 +1754,7 @@
               <w:adjustRightInd w:val="0"/>
               <w:snapToGrid w:val="0"/>
               <w:spacing w:before="172" w:line="228" w:lineRule="auto"/>
-              <w:ind w:left="0" w:right="0" w:firstLine="0" w:leftChars="0" w:rightChars="0" w:firstLineChars="0"/>
+              <w:ind w:left="0" w:leftChars="0" w:right="0" w:rightChars="0" w:firstLine="0" w:firstLineChars="0"/>
               <w:jc w:val="center"/>
               <w:textAlignment w:val="baseline"/>
               <w:rPr>
@@ -1529,15 +1762,6 @@
                 <w:lang w:val="en-US"/>
               </w:rPr>
             </w:pPr>
-            <w:r>
-              <w:rPr>
-                <w:rFonts w:hint="eastAsia"/>
-                <w:lang w:val="en-US" w:eastAsia="zh-CN"/>
-              </w:rPr>
-              <w:t>完善安全培训管理</w:t>
-            </w:r>
-            <w:bookmarkStart w:id="2" w:name="_GoBack"/>
-            <w:bookmarkEnd w:id="2"/>
           </w:p>
         </w:tc>
         <w:tc>
@@ -1559,21 +1783,10 @@
               <w:adjustRightInd w:val="0"/>
               <w:snapToGrid w:val="0"/>
               <w:spacing w:before="172" w:line="228" w:lineRule="auto"/>
-              <w:ind w:left="0" w:right="0" w:firstLine="0" w:leftChars="0" w:rightChars="0" w:firstLineChars="0"/>
+              <w:ind w:left="0" w:leftChars="0" w:right="0" w:rightChars="0" w:firstLine="0" w:firstLineChars="0"/>
               <w:jc w:val="center"/>
               <w:textAlignment w:val="baseline"/>
             </w:pPr>
-            <w:r>
-              <w:rPr>
-                <w:rFonts w:ascii="宋体" w:hAnsi="宋体" w:cs="宋体" w:hint="eastAsia"/>
-                <w:spacing w:val="200"/>
-                <w:kern w:val="0"/>
-                <w:sz w:val="20"/>
-                <w:szCs w:val="20"/>
-                <w:lang w:val="en-US" w:eastAsia="zh-CN"/>
-              </w:rPr>
-              <w:t>程方</w:t>
-            </w:r>
           </w:p>
         </w:tc>
         <w:tc>
@@ -1595,21 +1808,10 @@
               <w:adjustRightInd w:val="0"/>
               <w:snapToGrid w:val="0"/>
               <w:spacing w:before="173" w:line="229" w:lineRule="auto"/>
-              <w:ind w:left="0" w:right="0" w:firstLine="0" w:leftChars="0" w:rightChars="0" w:firstLineChars="0"/>
+              <w:ind w:left="0" w:leftChars="0" w:right="0" w:rightChars="0" w:firstLine="0" w:firstLineChars="0"/>
               <w:jc w:val="center"/>
               <w:textAlignment w:val="baseline"/>
             </w:pPr>
-            <w:r>
-              <w:rPr>
-                <w:rFonts w:asciiTheme="minorAscii" w:eastAsiaTheme="minorEastAsia" w:hAnsiTheme="minorAscii" w:hint="eastAsia"/>
-                <w:spacing w:val="0"/>
-                <w:kern w:val="0"/>
-                <w:sz w:val="21"/>
-                <w:vertAlign w:val="baseline"/>
-                <w:lang w:val="en-US" w:eastAsia="zh-CN"/>
-              </w:rPr>
-              <w:t>茅建根</w:t>
-            </w:r>
           </w:p>
         </w:tc>
         <w:tc>
@@ -1631,29 +1833,23 @@
               <w:adjustRightInd w:val="0"/>
               <w:snapToGrid w:val="0"/>
               <w:spacing w:before="173" w:line="229" w:lineRule="auto"/>
-              <w:ind w:left="0" w:right="0" w:firstLine="0" w:leftChars="0" w:rightChars="0" w:firstLineChars="0"/>
+              <w:ind w:left="0" w:leftChars="0" w:right="0" w:rightChars="0" w:firstLine="0" w:firstLineChars="0"/>
               <w:jc w:val="center"/>
               <w:textAlignment w:val="baseline"/>
             </w:pPr>
-            <w:r>
-              <w:rPr>
-                <w:rFonts w:asciiTheme="minorAscii" w:eastAsiaTheme="minorEastAsia" w:hAnsiTheme="minorAscii" w:hint="eastAsia"/>
-                <w:spacing w:val="0"/>
-                <w:kern w:val="0"/>
-                <w:sz w:val="21"/>
-                <w:vertAlign w:val="baseline"/>
-                <w:lang w:val="en-US" w:eastAsia="zh-CN"/>
-              </w:rPr>
-              <w:t>吴亚红</w:t>
-            </w:r>
           </w:p>
         </w:tc>
       </w:tr>
       <w:tr>
         <w:tblPrEx>
-          <w:tblW w:w="8214" w:type="dxa"/>
-          <w:jc w:val="center"/>
-          <w:tblLayout w:type="fixed"/>
+          <w:tblBorders>
+            <w:top w:val="single" w:color="000000" w:sz="2" w:space="0"/>
+            <w:left w:val="single" w:color="000000" w:sz="2" w:space="0"/>
+            <w:bottom w:val="single" w:color="000000" w:sz="2" w:space="0"/>
+            <w:right w:val="single" w:color="000000" w:sz="2" w:space="0"/>
+            <w:insideH w:val="single" w:color="000000" w:sz="2" w:space="0"/>
+            <w:insideV w:val="single" w:color="000000" w:sz="2" w:space="0"/>
+          </w:tblBorders>
           <w:tblCellMar>
             <w:top w:w="0" w:type="dxa"/>
             <w:left w:w="0" w:type="dxa"/>
@@ -1662,7 +1858,7 @@
           </w:tblCellMar>
         </w:tblPrEx>
         <w:trPr>
-          <w:trHeight w:val="556"/>
+          <w:trHeight w:val="556" w:hRule="atLeast"/>
           <w:jc w:val="center"/>
         </w:trPr>
         <w:tc>
@@ -1671,7 +1867,7 @@
           </w:tcPr>
           <w:p>
             <w:pPr>
-              <w:pStyle w:val="TableText"/>
+              <w:pStyle w:val="27"/>
               <w:keepNext w:val="0"/>
               <w:keepLines w:val="0"/>
               <w:pageBreakBefore w:val="0"/>
@@ -1684,7 +1880,7 @@
               <w:bidi w:val="0"/>
               <w:adjustRightInd w:val="0"/>
               <w:snapToGrid w:val="0"/>
-              <w:ind w:left="0" w:right="0" w:firstLine="0" w:leftChars="0" w:rightChars="0" w:firstLineChars="0"/>
+              <w:ind w:left="0" w:leftChars="0" w:right="0" w:rightChars="0" w:firstLine="0" w:firstLineChars="0"/>
               <w:jc w:val="center"/>
               <w:textAlignment w:val="baseline"/>
             </w:pPr>
@@ -1696,7 +1892,7 @@
           </w:tcPr>
           <w:p>
             <w:pPr>
-              <w:pStyle w:val="TableText"/>
+              <w:pStyle w:val="27"/>
               <w:keepNext w:val="0"/>
               <w:keepLines w:val="0"/>
               <w:pageBreakBefore w:val="0"/>
@@ -1709,7 +1905,7 @@
               <w:bidi w:val="0"/>
               <w:adjustRightInd w:val="0"/>
               <w:snapToGrid w:val="0"/>
-              <w:ind w:left="0" w:right="0" w:firstLine="0" w:leftChars="0" w:rightChars="0" w:firstLineChars="0"/>
+              <w:ind w:left="0" w:leftChars="0" w:right="0" w:rightChars="0" w:firstLine="0" w:firstLineChars="0"/>
               <w:jc w:val="center"/>
               <w:textAlignment w:val="baseline"/>
             </w:pPr>
@@ -1721,7 +1917,7 @@
           </w:tcPr>
           <w:p>
             <w:pPr>
-              <w:pStyle w:val="TableText"/>
+              <w:pStyle w:val="27"/>
               <w:keepNext w:val="0"/>
               <w:keepLines w:val="0"/>
               <w:pageBreakBefore w:val="0"/>
@@ -1734,7 +1930,7 @@
               <w:bidi w:val="0"/>
               <w:adjustRightInd w:val="0"/>
               <w:snapToGrid w:val="0"/>
-              <w:ind w:left="0" w:right="0" w:firstLine="0" w:leftChars="0" w:rightChars="0" w:firstLineChars="0"/>
+              <w:ind w:left="0" w:leftChars="0" w:right="0" w:rightChars="0" w:firstLine="0" w:firstLineChars="0"/>
               <w:jc w:val="center"/>
               <w:textAlignment w:val="baseline"/>
             </w:pPr>
@@ -1746,7 +1942,7 @@
           </w:tcPr>
           <w:p>
             <w:pPr>
-              <w:pStyle w:val="TableText"/>
+              <w:pStyle w:val="27"/>
               <w:keepNext w:val="0"/>
               <w:keepLines w:val="0"/>
               <w:pageBreakBefore w:val="0"/>
@@ -1759,7 +1955,7 @@
               <w:bidi w:val="0"/>
               <w:adjustRightInd w:val="0"/>
               <w:snapToGrid w:val="0"/>
-              <w:ind w:left="0" w:right="0" w:firstLine="0" w:leftChars="0" w:rightChars="0" w:firstLineChars="0"/>
+              <w:ind w:left="0" w:leftChars="0" w:right="0" w:rightChars="0" w:firstLine="0" w:firstLineChars="0"/>
               <w:jc w:val="center"/>
               <w:textAlignment w:val="baseline"/>
             </w:pPr>
@@ -1771,7 +1967,7 @@
           </w:tcPr>
           <w:p>
             <w:pPr>
-              <w:pStyle w:val="TableText"/>
+              <w:pStyle w:val="27"/>
               <w:keepNext w:val="0"/>
               <w:keepLines w:val="0"/>
               <w:pageBreakBefore w:val="0"/>
@@ -1784,7 +1980,7 @@
               <w:bidi w:val="0"/>
               <w:adjustRightInd w:val="0"/>
               <w:snapToGrid w:val="0"/>
-              <w:ind w:left="0" w:right="0" w:firstLine="0" w:leftChars="0" w:rightChars="0" w:firstLineChars="0"/>
+              <w:ind w:left="0" w:leftChars="0" w:right="0" w:rightChars="0" w:firstLine="0" w:firstLineChars="0"/>
               <w:jc w:val="center"/>
               <w:textAlignment w:val="baseline"/>
             </w:pPr>
@@ -1796,7 +1992,7 @@
           </w:tcPr>
           <w:p>
             <w:pPr>
-              <w:pStyle w:val="TableText"/>
+              <w:pStyle w:val="27"/>
               <w:keepNext w:val="0"/>
               <w:keepLines w:val="0"/>
               <w:pageBreakBefore w:val="0"/>
@@ -1809,7 +2005,7 @@
               <w:bidi w:val="0"/>
               <w:adjustRightInd w:val="0"/>
               <w:snapToGrid w:val="0"/>
-              <w:ind w:left="0" w:right="0" w:firstLine="0" w:leftChars="0" w:rightChars="0" w:firstLineChars="0"/>
+              <w:ind w:left="0" w:leftChars="0" w:right="0" w:rightChars="0" w:firstLine="0" w:firstLineChars="0"/>
               <w:jc w:val="center"/>
               <w:textAlignment w:val="baseline"/>
             </w:pPr>
@@ -1818,9 +2014,14 @@
       </w:tr>
       <w:tr>
         <w:tblPrEx>
-          <w:tblW w:w="8214" w:type="dxa"/>
-          <w:jc w:val="center"/>
-          <w:tblLayout w:type="fixed"/>
+          <w:tblBorders>
+            <w:top w:val="single" w:color="000000" w:sz="2" w:space="0"/>
+            <w:left w:val="single" w:color="000000" w:sz="2" w:space="0"/>
+            <w:bottom w:val="single" w:color="000000" w:sz="2" w:space="0"/>
+            <w:right w:val="single" w:color="000000" w:sz="2" w:space="0"/>
+            <w:insideH w:val="single" w:color="000000" w:sz="2" w:space="0"/>
+            <w:insideV w:val="single" w:color="000000" w:sz="2" w:space="0"/>
+          </w:tblBorders>
           <w:tblCellMar>
             <w:top w:w="0" w:type="dxa"/>
             <w:left w:w="0" w:type="dxa"/>
@@ -1829,7 +2030,7 @@
           </w:tblCellMar>
         </w:tblPrEx>
         <w:trPr>
-          <w:trHeight w:val="557"/>
+          <w:trHeight w:val="557" w:hRule="atLeast"/>
           <w:jc w:val="center"/>
         </w:trPr>
         <w:tc>
@@ -1838,7 +2039,7 @@
           </w:tcPr>
           <w:p>
             <w:pPr>
-              <w:pStyle w:val="TableText"/>
+              <w:pStyle w:val="27"/>
               <w:keepNext w:val="0"/>
               <w:keepLines w:val="0"/>
               <w:pageBreakBefore w:val="0"/>
@@ -1851,7 +2052,7 @@
               <w:bidi w:val="0"/>
               <w:adjustRightInd w:val="0"/>
               <w:snapToGrid w:val="0"/>
-              <w:ind w:left="0" w:right="0" w:firstLine="0" w:leftChars="0" w:rightChars="0" w:firstLineChars="0"/>
+              <w:ind w:left="0" w:leftChars="0" w:right="0" w:rightChars="0" w:firstLine="0" w:firstLineChars="0"/>
               <w:jc w:val="center"/>
               <w:textAlignment w:val="baseline"/>
             </w:pPr>
@@ -1863,7 +2064,7 @@
           </w:tcPr>
           <w:p>
             <w:pPr>
-              <w:pStyle w:val="TableText"/>
+              <w:pStyle w:val="27"/>
               <w:keepNext w:val="0"/>
               <w:keepLines w:val="0"/>
               <w:pageBreakBefore w:val="0"/>
@@ -1876,7 +2077,7 @@
               <w:bidi w:val="0"/>
               <w:adjustRightInd w:val="0"/>
               <w:snapToGrid w:val="0"/>
-              <w:ind w:left="0" w:right="0" w:firstLine="0" w:leftChars="0" w:rightChars="0" w:firstLineChars="0"/>
+              <w:ind w:left="0" w:leftChars="0" w:right="0" w:rightChars="0" w:firstLine="0" w:firstLineChars="0"/>
               <w:jc w:val="center"/>
               <w:textAlignment w:val="baseline"/>
             </w:pPr>
@@ -1888,7 +2089,7 @@
           </w:tcPr>
           <w:p>
             <w:pPr>
-              <w:pStyle w:val="TableText"/>
+              <w:pStyle w:val="27"/>
               <w:keepNext w:val="0"/>
               <w:keepLines w:val="0"/>
               <w:pageBreakBefore w:val="0"/>
@@ -1901,7 +2102,7 @@
               <w:bidi w:val="0"/>
               <w:adjustRightInd w:val="0"/>
               <w:snapToGrid w:val="0"/>
-              <w:ind w:left="0" w:right="0" w:firstLine="0" w:leftChars="0" w:rightChars="0" w:firstLineChars="0"/>
+              <w:ind w:left="0" w:leftChars="0" w:right="0" w:rightChars="0" w:firstLine="0" w:firstLineChars="0"/>
               <w:jc w:val="center"/>
               <w:textAlignment w:val="baseline"/>
             </w:pPr>
@@ -1913,7 +2114,7 @@
           </w:tcPr>
           <w:p>
             <w:pPr>
-              <w:pStyle w:val="TableText"/>
+              <w:pStyle w:val="27"/>
               <w:keepNext w:val="0"/>
               <w:keepLines w:val="0"/>
               <w:pageBreakBefore w:val="0"/>
@@ -1926,7 +2127,7 @@
               <w:bidi w:val="0"/>
               <w:adjustRightInd w:val="0"/>
               <w:snapToGrid w:val="0"/>
-              <w:ind w:left="0" w:right="0" w:firstLine="0" w:leftChars="0" w:rightChars="0" w:firstLineChars="0"/>
+              <w:ind w:left="0" w:leftChars="0" w:right="0" w:rightChars="0" w:firstLine="0" w:firstLineChars="0"/>
               <w:jc w:val="center"/>
               <w:textAlignment w:val="baseline"/>
             </w:pPr>
@@ -1938,7 +2139,7 @@
           </w:tcPr>
           <w:p>
             <w:pPr>
-              <w:pStyle w:val="TableText"/>
+              <w:pStyle w:val="27"/>
               <w:keepNext w:val="0"/>
               <w:keepLines w:val="0"/>
               <w:pageBreakBefore w:val="0"/>
@@ -1951,7 +2152,7 @@
               <w:bidi w:val="0"/>
               <w:adjustRightInd w:val="0"/>
               <w:snapToGrid w:val="0"/>
-              <w:ind w:left="0" w:right="0" w:firstLine="0" w:leftChars="0" w:rightChars="0" w:firstLineChars="0"/>
+              <w:ind w:left="0" w:leftChars="0" w:right="0" w:rightChars="0" w:firstLine="0" w:firstLineChars="0"/>
               <w:jc w:val="center"/>
               <w:textAlignment w:val="baseline"/>
             </w:pPr>
@@ -1963,7 +2164,7 @@
           </w:tcPr>
           <w:p>
             <w:pPr>
-              <w:pStyle w:val="TableText"/>
+              <w:pStyle w:val="27"/>
               <w:keepNext w:val="0"/>
               <w:keepLines w:val="0"/>
               <w:pageBreakBefore w:val="0"/>
@@ -1976,7 +2177,7 @@
               <w:bidi w:val="0"/>
               <w:adjustRightInd w:val="0"/>
               <w:snapToGrid w:val="0"/>
-              <w:ind w:left="0" w:right="0" w:firstLine="0" w:leftChars="0" w:rightChars="0" w:firstLineChars="0"/>
+              <w:ind w:left="0" w:leftChars="0" w:right="0" w:rightChars="0" w:firstLine="0" w:firstLineChars="0"/>
               <w:jc w:val="center"/>
               <w:textAlignment w:val="baseline"/>
             </w:pPr>
@@ -2007,7 +2208,7 @@
     <w:sdt>
       <w:sdtPr>
         <w:rPr>
-          <w:rFonts w:ascii="宋体" w:eastAsia="宋体" w:hAnsi="宋体" w:cs="Arial"/>
+          <w:rFonts w:ascii="宋体" w:hAnsi="宋体" w:eastAsia="宋体" w:cs="Arial"/>
           <w:snapToGrid w:val="0"/>
           <w:color w:val="000000"/>
           <w:kern w:val="0"/>
@@ -2023,7 +2224,7 @@
       </w:sdtPr>
       <w:sdtEndPr>
         <w:rPr>
-          <w:rFonts w:ascii="宋体" w:eastAsia="宋体" w:hAnsi="宋体" w:cs="宋体" w:hint="eastAsia"/>
+          <w:rFonts w:hint="eastAsia" w:ascii="宋体" w:hAnsi="宋体" w:eastAsia="宋体" w:cs="宋体"/>
           <w:snapToGrid w:val="0"/>
           <w:color w:val="000000"/>
           <w:kern w:val="0"/>
@@ -2048,18 +2249,18 @@
             <w:adjustRightInd w:val="0"/>
             <w:snapToGrid w:val="0"/>
             <w:spacing w:before="0" w:beforeLines="0" w:after="0" w:afterLines="0" w:line="240" w:lineRule="auto"/>
-            <w:ind w:left="0" w:right="0" w:firstLine="0" w:leftChars="0" w:rightChars="0" w:firstLineChars="0"/>
+            <w:ind w:left="0" w:leftChars="0" w:right="0" w:rightChars="0" w:firstLine="0" w:firstLineChars="0"/>
             <w:jc w:val="center"/>
             <w:textAlignment w:val="baseline"/>
             <w:rPr>
-              <w:rFonts w:ascii="宋体" w:eastAsia="宋体" w:hAnsi="宋体" w:cs="宋体" w:hint="eastAsia"/>
+              <w:rFonts w:hint="eastAsia" w:ascii="宋体" w:hAnsi="宋体" w:eastAsia="宋体" w:cs="宋体"/>
               <w:sz w:val="24"/>
               <w:szCs w:val="24"/>
             </w:rPr>
           </w:pPr>
           <w:r>
             <w:rPr>
-              <w:rFonts w:ascii="宋体" w:eastAsia="宋体" w:hAnsi="宋体" w:cs="宋体" w:hint="eastAsia"/>
+              <w:rFonts w:hint="eastAsia" w:ascii="宋体" w:hAnsi="宋体" w:eastAsia="宋体" w:cs="宋体"/>
               <w:sz w:val="24"/>
               <w:szCs w:val="24"/>
             </w:rPr>
@@ -2068,14 +2269,14 @@
         </w:p>
         <w:p>
           <w:pPr>
-            <w:pStyle w:val="TOC1"/>
+            <w:pStyle w:val="16"/>
             <w:tabs>
               <w:tab w:val="right" w:leader="dot" w:pos="8306"/>
             </w:tabs>
           </w:pPr>
           <w:r>
             <w:rPr>
-              <w:rFonts w:ascii="宋体" w:eastAsia="宋体" w:hAnsi="宋体" w:cs="宋体" w:hint="eastAsia"/>
+              <w:rFonts w:hint="eastAsia" w:ascii="宋体" w:hAnsi="宋体" w:eastAsia="宋体" w:cs="宋体"/>
               <w:sz w:val="24"/>
               <w:szCs w:val="24"/>
             </w:rPr>
@@ -2083,7 +2284,7 @@
           </w:r>
           <w:r>
             <w:rPr>
-              <w:rFonts w:ascii="宋体" w:eastAsia="宋体" w:hAnsi="宋体" w:cs="宋体" w:hint="eastAsia"/>
+              <w:rFonts w:hint="eastAsia" w:ascii="宋体" w:hAnsi="宋体" w:eastAsia="宋体" w:cs="宋体"/>
               <w:sz w:val="24"/>
               <w:szCs w:val="24"/>
             </w:rPr>
@@ -2091,7 +2292,7 @@
           </w:r>
           <w:r>
             <w:rPr>
-              <w:rFonts w:ascii="宋体" w:eastAsia="宋体" w:hAnsi="宋体" w:cs="宋体" w:hint="eastAsia"/>
+              <w:rFonts w:hint="eastAsia" w:ascii="宋体" w:hAnsi="宋体" w:eastAsia="宋体" w:cs="宋体"/>
               <w:sz w:val="24"/>
               <w:szCs w:val="24"/>
             </w:rPr>
@@ -2099,21 +2300,21 @@
           </w:r>
           <w:r>
             <w:rPr>
-              <w:rFonts w:ascii="宋体" w:eastAsia="宋体" w:hAnsi="宋体" w:cs="宋体" w:hint="eastAsia"/>
+              <w:rFonts w:hint="eastAsia" w:ascii="宋体" w:hAnsi="宋体" w:eastAsia="宋体" w:cs="宋体"/>
               <w:szCs w:val="24"/>
             </w:rPr>
             <w:fldChar w:fldCharType="begin"/>
           </w:r>
           <w:r>
             <w:rPr>
-              <w:rFonts w:ascii="宋体" w:eastAsia="宋体" w:hAnsi="宋体" w:cs="宋体" w:hint="eastAsia"/>
+              <w:rFonts w:hint="eastAsia" w:ascii="宋体" w:hAnsi="宋体" w:eastAsia="宋体" w:cs="宋体"/>
               <w:szCs w:val="24"/>
             </w:rPr>
             <w:instrText xml:space="preserve"> HYPERLINK \l _Toc15078 </w:instrText>
           </w:r>
           <w:r>
             <w:rPr>
-              <w:rFonts w:ascii="宋体" w:eastAsia="宋体" w:hAnsi="宋体" w:cs="宋体" w:hint="eastAsia"/>
+              <w:rFonts w:hint="eastAsia" w:ascii="宋体" w:hAnsi="宋体" w:eastAsia="宋体" w:cs="宋体"/>
               <w:szCs w:val="24"/>
             </w:rPr>
             <w:fldChar w:fldCharType="separate"/>
@@ -2145,7 +2346,7 @@
           </w:r>
           <w:r>
             <w:rPr>
-              <w:rFonts w:ascii="宋体" w:eastAsia="宋体" w:hAnsi="宋体" w:cs="宋体" w:hint="eastAsia"/>
+              <w:rFonts w:hint="eastAsia" w:ascii="宋体" w:hAnsi="宋体" w:eastAsia="宋体" w:cs="宋体"/>
               <w:szCs w:val="24"/>
             </w:rPr>
             <w:fldChar w:fldCharType="end"/>
@@ -2153,28 +2354,28 @@
         </w:p>
         <w:p>
           <w:pPr>
-            <w:pStyle w:val="TOC1"/>
+            <w:pStyle w:val="16"/>
             <w:tabs>
               <w:tab w:val="right" w:leader="dot" w:pos="8306"/>
             </w:tabs>
           </w:pPr>
           <w:r>
             <w:rPr>
-              <w:rFonts w:ascii="宋体" w:eastAsia="宋体" w:hAnsi="宋体" w:cs="宋体" w:hint="eastAsia"/>
+              <w:rFonts w:hint="eastAsia" w:ascii="宋体" w:hAnsi="宋体" w:eastAsia="宋体" w:cs="宋体"/>
               <w:szCs w:val="24"/>
             </w:rPr>
             <w:fldChar w:fldCharType="begin"/>
           </w:r>
           <w:r>
             <w:rPr>
-              <w:rFonts w:ascii="宋体" w:eastAsia="宋体" w:hAnsi="宋体" w:cs="宋体" w:hint="eastAsia"/>
+              <w:rFonts w:hint="eastAsia" w:ascii="宋体" w:hAnsi="宋体" w:eastAsia="宋体" w:cs="宋体"/>
               <w:szCs w:val="24"/>
             </w:rPr>
             <w:instrText xml:space="preserve"> HYPERLINK \l _Toc32235 </w:instrText>
           </w:r>
           <w:r>
             <w:rPr>
-              <w:rFonts w:ascii="宋体" w:eastAsia="宋体" w:hAnsi="宋体" w:cs="宋体" w:hint="eastAsia"/>
+              <w:rFonts w:hint="eastAsia" w:ascii="宋体" w:hAnsi="宋体" w:eastAsia="宋体" w:cs="宋体"/>
               <w:szCs w:val="24"/>
             </w:rPr>
             <w:fldChar w:fldCharType="separate"/>
@@ -2206,7 +2407,7 @@
           </w:r>
           <w:r>
             <w:rPr>
-              <w:rFonts w:ascii="宋体" w:eastAsia="宋体" w:hAnsi="宋体" w:cs="宋体" w:hint="eastAsia"/>
+              <w:rFonts w:hint="eastAsia" w:ascii="宋体" w:hAnsi="宋体" w:eastAsia="宋体" w:cs="宋体"/>
               <w:szCs w:val="24"/>
             </w:rPr>
             <w:fldChar w:fldCharType="end"/>
@@ -2214,28 +2415,28 @@
         </w:p>
         <w:p>
           <w:pPr>
-            <w:pStyle w:val="TOC1"/>
+            <w:pStyle w:val="16"/>
             <w:tabs>
               <w:tab w:val="right" w:leader="dot" w:pos="8306"/>
             </w:tabs>
           </w:pPr>
           <w:r>
             <w:rPr>
-              <w:rFonts w:ascii="宋体" w:eastAsia="宋体" w:hAnsi="宋体" w:cs="宋体" w:hint="eastAsia"/>
+              <w:rFonts w:hint="eastAsia" w:ascii="宋体" w:hAnsi="宋体" w:eastAsia="宋体" w:cs="宋体"/>
               <w:szCs w:val="24"/>
             </w:rPr>
             <w:fldChar w:fldCharType="begin"/>
           </w:r>
           <w:r>
             <w:rPr>
-              <w:rFonts w:ascii="宋体" w:eastAsia="宋体" w:hAnsi="宋体" w:cs="宋体" w:hint="eastAsia"/>
+              <w:rFonts w:hint="eastAsia" w:ascii="宋体" w:hAnsi="宋体" w:eastAsia="宋体" w:cs="宋体"/>
               <w:szCs w:val="24"/>
             </w:rPr>
             <w:instrText xml:space="preserve"> HYPERLINK \l _Toc4338 </w:instrText>
           </w:r>
           <w:r>
             <w:rPr>
-              <w:rFonts w:ascii="宋体" w:eastAsia="宋体" w:hAnsi="宋体" w:cs="宋体" w:hint="eastAsia"/>
+              <w:rFonts w:hint="eastAsia" w:ascii="宋体" w:hAnsi="宋体" w:eastAsia="宋体" w:cs="宋体"/>
               <w:szCs w:val="24"/>
             </w:rPr>
             <w:fldChar w:fldCharType="separate"/>
@@ -2274,7 +2475,7 @@
           </w:r>
           <w:r>
             <w:rPr>
-              <w:rFonts w:ascii="宋体" w:eastAsia="宋体" w:hAnsi="宋体" w:cs="宋体" w:hint="eastAsia"/>
+              <w:rFonts w:hint="eastAsia" w:ascii="宋体" w:hAnsi="宋体" w:eastAsia="宋体" w:cs="宋体"/>
               <w:szCs w:val="24"/>
             </w:rPr>
             <w:fldChar w:fldCharType="end"/>
@@ -2282,28 +2483,28 @@
         </w:p>
         <w:p>
           <w:pPr>
-            <w:pStyle w:val="TOC2"/>
+            <w:pStyle w:val="17"/>
             <w:tabs>
               <w:tab w:val="right" w:leader="dot" w:pos="8306"/>
             </w:tabs>
           </w:pPr>
           <w:r>
             <w:rPr>
-              <w:rFonts w:ascii="宋体" w:eastAsia="宋体" w:hAnsi="宋体" w:cs="宋体" w:hint="eastAsia"/>
+              <w:rFonts w:hint="eastAsia" w:ascii="宋体" w:hAnsi="宋体" w:eastAsia="宋体" w:cs="宋体"/>
               <w:szCs w:val="24"/>
             </w:rPr>
             <w:fldChar w:fldCharType="begin"/>
           </w:r>
           <w:r>
             <w:rPr>
-              <w:rFonts w:ascii="宋体" w:eastAsia="宋体" w:hAnsi="宋体" w:cs="宋体" w:hint="eastAsia"/>
+              <w:rFonts w:hint="eastAsia" w:ascii="宋体" w:hAnsi="宋体" w:eastAsia="宋体" w:cs="宋体"/>
               <w:szCs w:val="24"/>
             </w:rPr>
             <w:instrText xml:space="preserve"> HYPERLINK \l _Toc20427 </w:instrText>
           </w:r>
           <w:r>
             <w:rPr>
-              <w:rFonts w:ascii="宋体" w:eastAsia="宋体" w:hAnsi="宋体" w:cs="宋体" w:hint="eastAsia"/>
+              <w:rFonts w:hint="eastAsia" w:ascii="宋体" w:hAnsi="宋体" w:eastAsia="宋体" w:cs="宋体"/>
               <w:szCs w:val="24"/>
             </w:rPr>
             <w:fldChar w:fldCharType="separate"/>
@@ -2342,7 +2543,7 @@
           </w:r>
           <w:r>
             <w:rPr>
-              <w:rFonts w:ascii="宋体" w:eastAsia="宋体" w:hAnsi="宋体" w:cs="宋体" w:hint="eastAsia"/>
+              <w:rFonts w:hint="eastAsia" w:ascii="宋体" w:hAnsi="宋体" w:eastAsia="宋体" w:cs="宋体"/>
               <w:szCs w:val="24"/>
             </w:rPr>
             <w:fldChar w:fldCharType="end"/>
@@ -2350,28 +2551,28 @@
         </w:p>
         <w:p>
           <w:pPr>
-            <w:pStyle w:val="TOC2"/>
+            <w:pStyle w:val="17"/>
             <w:tabs>
               <w:tab w:val="right" w:leader="dot" w:pos="8306"/>
             </w:tabs>
           </w:pPr>
           <w:r>
             <w:rPr>
-              <w:rFonts w:ascii="宋体" w:eastAsia="宋体" w:hAnsi="宋体" w:cs="宋体" w:hint="eastAsia"/>
+              <w:rFonts w:hint="eastAsia" w:ascii="宋体" w:hAnsi="宋体" w:eastAsia="宋体" w:cs="宋体"/>
               <w:szCs w:val="24"/>
             </w:rPr>
             <w:fldChar w:fldCharType="begin"/>
           </w:r>
           <w:r>
             <w:rPr>
-              <w:rFonts w:ascii="宋体" w:eastAsia="宋体" w:hAnsi="宋体" w:cs="宋体" w:hint="eastAsia"/>
+              <w:rFonts w:hint="eastAsia" w:ascii="宋体" w:hAnsi="宋体" w:eastAsia="宋体" w:cs="宋体"/>
               <w:szCs w:val="24"/>
             </w:rPr>
             <w:instrText xml:space="preserve"> HYPERLINK \l _Toc18144 </w:instrText>
           </w:r>
           <w:r>
             <w:rPr>
-              <w:rFonts w:ascii="宋体" w:eastAsia="宋体" w:hAnsi="宋体" w:cs="宋体" w:hint="eastAsia"/>
+              <w:rFonts w:hint="eastAsia" w:ascii="宋体" w:hAnsi="宋体" w:eastAsia="宋体" w:cs="宋体"/>
               <w:szCs w:val="24"/>
             </w:rPr>
             <w:fldChar w:fldCharType="separate"/>
@@ -2410,7 +2611,7 @@
           </w:r>
           <w:r>
             <w:rPr>
-              <w:rFonts w:ascii="宋体" w:eastAsia="宋体" w:hAnsi="宋体" w:cs="宋体" w:hint="eastAsia"/>
+              <w:rFonts w:hint="eastAsia" w:ascii="宋体" w:hAnsi="宋体" w:eastAsia="宋体" w:cs="宋体"/>
               <w:szCs w:val="24"/>
             </w:rPr>
             <w:fldChar w:fldCharType="end"/>
@@ -2418,28 +2619,28 @@
         </w:p>
         <w:p>
           <w:pPr>
-            <w:pStyle w:val="TOC2"/>
+            <w:pStyle w:val="17"/>
             <w:tabs>
               <w:tab w:val="right" w:leader="dot" w:pos="8306"/>
             </w:tabs>
           </w:pPr>
           <w:r>
             <w:rPr>
-              <w:rFonts w:ascii="宋体" w:eastAsia="宋体" w:hAnsi="宋体" w:cs="宋体" w:hint="eastAsia"/>
+              <w:rFonts w:hint="eastAsia" w:ascii="宋体" w:hAnsi="宋体" w:eastAsia="宋体" w:cs="宋体"/>
               <w:szCs w:val="24"/>
             </w:rPr>
             <w:fldChar w:fldCharType="begin"/>
           </w:r>
           <w:r>
             <w:rPr>
-              <w:rFonts w:ascii="宋体" w:eastAsia="宋体" w:hAnsi="宋体" w:cs="宋体" w:hint="eastAsia"/>
+              <w:rFonts w:hint="eastAsia" w:ascii="宋体" w:hAnsi="宋体" w:eastAsia="宋体" w:cs="宋体"/>
               <w:szCs w:val="24"/>
             </w:rPr>
             <w:instrText xml:space="preserve"> HYPERLINK \l _Toc13428 </w:instrText>
           </w:r>
           <w:r>
             <w:rPr>
-              <w:rFonts w:ascii="宋体" w:eastAsia="宋体" w:hAnsi="宋体" w:cs="宋体" w:hint="eastAsia"/>
+              <w:rFonts w:hint="eastAsia" w:ascii="宋体" w:hAnsi="宋体" w:eastAsia="宋体" w:cs="宋体"/>
               <w:szCs w:val="24"/>
             </w:rPr>
             <w:fldChar w:fldCharType="separate"/>
@@ -2478,7 +2679,7 @@
           </w:r>
           <w:r>
             <w:rPr>
-              <w:rFonts w:ascii="宋体" w:eastAsia="宋体" w:hAnsi="宋体" w:cs="宋体" w:hint="eastAsia"/>
+              <w:rFonts w:hint="eastAsia" w:ascii="宋体" w:hAnsi="宋体" w:eastAsia="宋体" w:cs="宋体"/>
               <w:szCs w:val="24"/>
             </w:rPr>
             <w:fldChar w:fldCharType="end"/>
@@ -2486,28 +2687,28 @@
         </w:p>
         <w:p>
           <w:pPr>
-            <w:pStyle w:val="TOC1"/>
+            <w:pStyle w:val="16"/>
             <w:tabs>
               <w:tab w:val="right" w:leader="dot" w:pos="8306"/>
             </w:tabs>
           </w:pPr>
           <w:r>
             <w:rPr>
-              <w:rFonts w:ascii="宋体" w:eastAsia="宋体" w:hAnsi="宋体" w:cs="宋体" w:hint="eastAsia"/>
+              <w:rFonts w:hint="eastAsia" w:ascii="宋体" w:hAnsi="宋体" w:eastAsia="宋体" w:cs="宋体"/>
               <w:szCs w:val="24"/>
             </w:rPr>
             <w:fldChar w:fldCharType="begin"/>
           </w:r>
           <w:r>
             <w:rPr>
-              <w:rFonts w:ascii="宋体" w:eastAsia="宋体" w:hAnsi="宋体" w:cs="宋体" w:hint="eastAsia"/>
+              <w:rFonts w:hint="eastAsia" w:ascii="宋体" w:hAnsi="宋体" w:eastAsia="宋体" w:cs="宋体"/>
               <w:szCs w:val="24"/>
             </w:rPr>
             <w:instrText xml:space="preserve"> HYPERLINK \l _Toc27188 </w:instrText>
           </w:r>
           <w:r>
             <w:rPr>
-              <w:rFonts w:ascii="宋体" w:eastAsia="宋体" w:hAnsi="宋体" w:cs="宋体" w:hint="eastAsia"/>
+              <w:rFonts w:hint="eastAsia" w:ascii="宋体" w:hAnsi="宋体" w:eastAsia="宋体" w:cs="宋体"/>
               <w:szCs w:val="24"/>
             </w:rPr>
             <w:fldChar w:fldCharType="separate"/>
@@ -2546,7 +2747,7 @@
           </w:r>
           <w:r>
             <w:rPr>
-              <w:rFonts w:ascii="宋体" w:eastAsia="宋体" w:hAnsi="宋体" w:cs="宋体" w:hint="eastAsia"/>
+              <w:rFonts w:hint="eastAsia" w:ascii="宋体" w:hAnsi="宋体" w:eastAsia="宋体" w:cs="宋体"/>
               <w:szCs w:val="24"/>
             </w:rPr>
             <w:fldChar w:fldCharType="end"/>
@@ -2554,28 +2755,28 @@
         </w:p>
         <w:p>
           <w:pPr>
-            <w:pStyle w:val="TOC1"/>
+            <w:pStyle w:val="16"/>
             <w:tabs>
               <w:tab w:val="right" w:leader="dot" w:pos="8306"/>
             </w:tabs>
           </w:pPr>
           <w:r>
             <w:rPr>
-              <w:rFonts w:ascii="宋体" w:eastAsia="宋体" w:hAnsi="宋体" w:cs="宋体" w:hint="eastAsia"/>
+              <w:rFonts w:hint="eastAsia" w:ascii="宋体" w:hAnsi="宋体" w:eastAsia="宋体" w:cs="宋体"/>
               <w:szCs w:val="24"/>
             </w:rPr>
             <w:fldChar w:fldCharType="begin"/>
           </w:r>
           <w:r>
             <w:rPr>
-              <w:rFonts w:ascii="宋体" w:eastAsia="宋体" w:hAnsi="宋体" w:cs="宋体" w:hint="eastAsia"/>
+              <w:rFonts w:hint="eastAsia" w:ascii="宋体" w:hAnsi="宋体" w:eastAsia="宋体" w:cs="宋体"/>
               <w:szCs w:val="24"/>
             </w:rPr>
             <w:instrText xml:space="preserve"> HYPERLINK \l _Toc10414 </w:instrText>
           </w:r>
           <w:r>
             <w:rPr>
-              <w:rFonts w:ascii="宋体" w:eastAsia="宋体" w:hAnsi="宋体" w:cs="宋体" w:hint="eastAsia"/>
+              <w:rFonts w:hint="eastAsia" w:ascii="宋体" w:hAnsi="宋体" w:eastAsia="宋体" w:cs="宋体"/>
               <w:szCs w:val="24"/>
             </w:rPr>
             <w:fldChar w:fldCharType="separate"/>
@@ -2614,7 +2815,7 @@
           </w:r>
           <w:r>
             <w:rPr>
-              <w:rFonts w:ascii="宋体" w:eastAsia="宋体" w:hAnsi="宋体" w:cs="宋体" w:hint="eastAsia"/>
+              <w:rFonts w:hint="eastAsia" w:ascii="宋体" w:hAnsi="宋体" w:eastAsia="宋体" w:cs="宋体"/>
               <w:szCs w:val="24"/>
             </w:rPr>
             <w:fldChar w:fldCharType="end"/>
@@ -2622,28 +2823,28 @@
         </w:p>
         <w:p>
           <w:pPr>
-            <w:pStyle w:val="TOC1"/>
+            <w:pStyle w:val="16"/>
             <w:tabs>
               <w:tab w:val="right" w:leader="dot" w:pos="8306"/>
             </w:tabs>
           </w:pPr>
           <w:r>
             <w:rPr>
-              <w:rFonts w:ascii="宋体" w:eastAsia="宋体" w:hAnsi="宋体" w:cs="宋体" w:hint="eastAsia"/>
+              <w:rFonts w:hint="eastAsia" w:ascii="宋体" w:hAnsi="宋体" w:eastAsia="宋体" w:cs="宋体"/>
               <w:szCs w:val="24"/>
             </w:rPr>
             <w:fldChar w:fldCharType="begin"/>
           </w:r>
           <w:r>
             <w:rPr>
-              <w:rFonts w:ascii="宋体" w:eastAsia="宋体" w:hAnsi="宋体" w:cs="宋体" w:hint="eastAsia"/>
+              <w:rFonts w:hint="eastAsia" w:ascii="宋体" w:hAnsi="宋体" w:eastAsia="宋体" w:cs="宋体"/>
               <w:szCs w:val="24"/>
             </w:rPr>
             <w:instrText xml:space="preserve"> HYPERLINK \l _Toc31876 </w:instrText>
           </w:r>
           <w:r>
             <w:rPr>
-              <w:rFonts w:ascii="宋体" w:eastAsia="宋体" w:hAnsi="宋体" w:cs="宋体" w:hint="eastAsia"/>
+              <w:rFonts w:hint="eastAsia" w:ascii="宋体" w:hAnsi="宋体" w:eastAsia="宋体" w:cs="宋体"/>
               <w:szCs w:val="24"/>
             </w:rPr>
             <w:fldChar w:fldCharType="separate"/>
@@ -2682,7 +2883,7 @@
           </w:r>
           <w:r>
             <w:rPr>
-              <w:rFonts w:ascii="宋体" w:eastAsia="宋体" w:hAnsi="宋体" w:cs="宋体" w:hint="eastAsia"/>
+              <w:rFonts w:hint="eastAsia" w:ascii="宋体" w:hAnsi="宋体" w:eastAsia="宋体" w:cs="宋体"/>
               <w:szCs w:val="24"/>
             </w:rPr>
             <w:fldChar w:fldCharType="end"/>
@@ -2690,28 +2891,28 @@
         </w:p>
         <w:p>
           <w:pPr>
-            <w:pStyle w:val="TOC2"/>
+            <w:pStyle w:val="17"/>
             <w:tabs>
               <w:tab w:val="right" w:leader="dot" w:pos="8306"/>
             </w:tabs>
           </w:pPr>
           <w:r>
             <w:rPr>
-              <w:rFonts w:ascii="宋体" w:eastAsia="宋体" w:hAnsi="宋体" w:cs="宋体" w:hint="eastAsia"/>
+              <w:rFonts w:hint="eastAsia" w:ascii="宋体" w:hAnsi="宋体" w:eastAsia="宋体" w:cs="宋体"/>
               <w:szCs w:val="24"/>
             </w:rPr>
             <w:fldChar w:fldCharType="begin"/>
           </w:r>
           <w:r>
             <w:rPr>
-              <w:rFonts w:ascii="宋体" w:eastAsia="宋体" w:hAnsi="宋体" w:cs="宋体" w:hint="eastAsia"/>
+              <w:rFonts w:hint="eastAsia" w:ascii="宋体" w:hAnsi="宋体" w:eastAsia="宋体" w:cs="宋体"/>
               <w:szCs w:val="24"/>
             </w:rPr>
             <w:instrText xml:space="preserve"> HYPERLINK \l _Toc2017 </w:instrText>
           </w:r>
           <w:r>
             <w:rPr>
-              <w:rFonts w:ascii="宋体" w:eastAsia="宋体" w:hAnsi="宋体" w:cs="宋体" w:hint="eastAsia"/>
+              <w:rFonts w:hint="eastAsia" w:ascii="宋体" w:hAnsi="宋体" w:eastAsia="宋体" w:cs="宋体"/>
               <w:szCs w:val="24"/>
             </w:rPr>
             <w:fldChar w:fldCharType="separate"/>
@@ -2750,7 +2951,7 @@
           </w:r>
           <w:r>
             <w:rPr>
-              <w:rFonts w:ascii="宋体" w:eastAsia="宋体" w:hAnsi="宋体" w:cs="宋体" w:hint="eastAsia"/>
+              <w:rFonts w:hint="eastAsia" w:ascii="宋体" w:hAnsi="宋体" w:eastAsia="宋体" w:cs="宋体"/>
               <w:szCs w:val="24"/>
             </w:rPr>
             <w:fldChar w:fldCharType="end"/>
@@ -2758,28 +2959,28 @@
         </w:p>
         <w:p>
           <w:pPr>
-            <w:pStyle w:val="TOC2"/>
+            <w:pStyle w:val="17"/>
             <w:tabs>
               <w:tab w:val="right" w:leader="dot" w:pos="8306"/>
             </w:tabs>
           </w:pPr>
           <w:r>
             <w:rPr>
-              <w:rFonts w:ascii="宋体" w:eastAsia="宋体" w:hAnsi="宋体" w:cs="宋体" w:hint="eastAsia"/>
+              <w:rFonts w:hint="eastAsia" w:ascii="宋体" w:hAnsi="宋体" w:eastAsia="宋体" w:cs="宋体"/>
               <w:szCs w:val="24"/>
             </w:rPr>
             <w:fldChar w:fldCharType="begin"/>
           </w:r>
           <w:r>
             <w:rPr>
-              <w:rFonts w:ascii="宋体" w:eastAsia="宋体" w:hAnsi="宋体" w:cs="宋体" w:hint="eastAsia"/>
+              <w:rFonts w:hint="eastAsia" w:ascii="宋体" w:hAnsi="宋体" w:eastAsia="宋体" w:cs="宋体"/>
               <w:szCs w:val="24"/>
             </w:rPr>
             <w:instrText xml:space="preserve"> HYPERLINK \l _Toc29468 </w:instrText>
           </w:r>
           <w:r>
             <w:rPr>
-              <w:rFonts w:ascii="宋体" w:eastAsia="宋体" w:hAnsi="宋体" w:cs="宋体" w:hint="eastAsia"/>
+              <w:rFonts w:hint="eastAsia" w:ascii="宋体" w:hAnsi="宋体" w:eastAsia="宋体" w:cs="宋体"/>
               <w:szCs w:val="24"/>
             </w:rPr>
             <w:fldChar w:fldCharType="separate"/>
@@ -2818,7 +3019,7 @@
           </w:r>
           <w:r>
             <w:rPr>
-              <w:rFonts w:ascii="宋体" w:eastAsia="宋体" w:hAnsi="宋体" w:cs="宋体" w:hint="eastAsia"/>
+              <w:rFonts w:hint="eastAsia" w:ascii="宋体" w:hAnsi="宋体" w:eastAsia="宋体" w:cs="宋体"/>
               <w:szCs w:val="24"/>
             </w:rPr>
             <w:fldChar w:fldCharType="end"/>
@@ -2826,28 +3027,28 @@
         </w:p>
         <w:p>
           <w:pPr>
-            <w:pStyle w:val="TOC2"/>
+            <w:pStyle w:val="17"/>
             <w:tabs>
               <w:tab w:val="right" w:leader="dot" w:pos="8306"/>
             </w:tabs>
           </w:pPr>
           <w:r>
             <w:rPr>
-              <w:rFonts w:ascii="宋体" w:eastAsia="宋体" w:hAnsi="宋体" w:cs="宋体" w:hint="eastAsia"/>
+              <w:rFonts w:hint="eastAsia" w:ascii="宋体" w:hAnsi="宋体" w:eastAsia="宋体" w:cs="宋体"/>
               <w:szCs w:val="24"/>
             </w:rPr>
             <w:fldChar w:fldCharType="begin"/>
           </w:r>
           <w:r>
             <w:rPr>
-              <w:rFonts w:ascii="宋体" w:eastAsia="宋体" w:hAnsi="宋体" w:cs="宋体" w:hint="eastAsia"/>
+              <w:rFonts w:hint="eastAsia" w:ascii="宋体" w:hAnsi="宋体" w:eastAsia="宋体" w:cs="宋体"/>
               <w:szCs w:val="24"/>
             </w:rPr>
             <w:instrText xml:space="preserve"> HYPERLINK \l _Toc25513 </w:instrText>
           </w:r>
           <w:r>
             <w:rPr>
-              <w:rFonts w:ascii="宋体" w:eastAsia="宋体" w:hAnsi="宋体" w:cs="宋体" w:hint="eastAsia"/>
+              <w:rFonts w:hint="eastAsia" w:ascii="宋体" w:hAnsi="宋体" w:eastAsia="宋体" w:cs="宋体"/>
               <w:szCs w:val="24"/>
             </w:rPr>
             <w:fldChar w:fldCharType="separate"/>
@@ -2886,7 +3087,7 @@
           </w:r>
           <w:r>
             <w:rPr>
-              <w:rFonts w:ascii="宋体" w:eastAsia="宋体" w:hAnsi="宋体" w:cs="宋体" w:hint="eastAsia"/>
+              <w:rFonts w:hint="eastAsia" w:ascii="宋体" w:hAnsi="宋体" w:eastAsia="宋体" w:cs="宋体"/>
               <w:szCs w:val="24"/>
             </w:rPr>
             <w:fldChar w:fldCharType="end"/>
@@ -2894,28 +3095,28 @@
         </w:p>
         <w:p>
           <w:pPr>
-            <w:pStyle w:val="TOC2"/>
+            <w:pStyle w:val="17"/>
             <w:tabs>
               <w:tab w:val="right" w:leader="dot" w:pos="8306"/>
             </w:tabs>
           </w:pPr>
           <w:r>
             <w:rPr>
-              <w:rFonts w:ascii="宋体" w:eastAsia="宋体" w:hAnsi="宋体" w:cs="宋体" w:hint="eastAsia"/>
+              <w:rFonts w:hint="eastAsia" w:ascii="宋体" w:hAnsi="宋体" w:eastAsia="宋体" w:cs="宋体"/>
               <w:szCs w:val="24"/>
             </w:rPr>
             <w:fldChar w:fldCharType="begin"/>
           </w:r>
           <w:r>
             <w:rPr>
-              <w:rFonts w:ascii="宋体" w:eastAsia="宋体" w:hAnsi="宋体" w:cs="宋体" w:hint="eastAsia"/>
+              <w:rFonts w:hint="eastAsia" w:ascii="宋体" w:hAnsi="宋体" w:eastAsia="宋体" w:cs="宋体"/>
               <w:szCs w:val="24"/>
             </w:rPr>
             <w:instrText xml:space="preserve"> HYPERLINK \l _Toc11449 </w:instrText>
           </w:r>
           <w:r>
             <w:rPr>
-              <w:rFonts w:ascii="宋体" w:eastAsia="宋体" w:hAnsi="宋体" w:cs="宋体" w:hint="eastAsia"/>
+              <w:rFonts w:hint="eastAsia" w:ascii="宋体" w:hAnsi="宋体" w:eastAsia="宋体" w:cs="宋体"/>
               <w:szCs w:val="24"/>
             </w:rPr>
             <w:fldChar w:fldCharType="separate"/>
@@ -2954,7 +3155,7 @@
           </w:r>
           <w:r>
             <w:rPr>
-              <w:rFonts w:ascii="宋体" w:eastAsia="宋体" w:hAnsi="宋体" w:cs="宋体" w:hint="eastAsia"/>
+              <w:rFonts w:hint="eastAsia" w:ascii="宋体" w:hAnsi="宋体" w:eastAsia="宋体" w:cs="宋体"/>
               <w:szCs w:val="24"/>
             </w:rPr>
             <w:fldChar w:fldCharType="end"/>
@@ -2962,28 +3163,28 @@
         </w:p>
         <w:p>
           <w:pPr>
-            <w:pStyle w:val="TOC2"/>
+            <w:pStyle w:val="17"/>
             <w:tabs>
               <w:tab w:val="right" w:leader="dot" w:pos="8306"/>
             </w:tabs>
           </w:pPr>
           <w:r>
             <w:rPr>
-              <w:rFonts w:ascii="宋体" w:eastAsia="宋体" w:hAnsi="宋体" w:cs="宋体" w:hint="eastAsia"/>
+              <w:rFonts w:hint="eastAsia" w:ascii="宋体" w:hAnsi="宋体" w:eastAsia="宋体" w:cs="宋体"/>
               <w:szCs w:val="24"/>
             </w:rPr>
             <w:fldChar w:fldCharType="begin"/>
           </w:r>
           <w:r>
             <w:rPr>
-              <w:rFonts w:ascii="宋体" w:eastAsia="宋体" w:hAnsi="宋体" w:cs="宋体" w:hint="eastAsia"/>
+              <w:rFonts w:hint="eastAsia" w:ascii="宋体" w:hAnsi="宋体" w:eastAsia="宋体" w:cs="宋体"/>
               <w:szCs w:val="24"/>
             </w:rPr>
             <w:instrText xml:space="preserve"> HYPERLINK \l _Toc11539 </w:instrText>
           </w:r>
           <w:r>
             <w:rPr>
-              <w:rFonts w:ascii="宋体" w:eastAsia="宋体" w:hAnsi="宋体" w:cs="宋体" w:hint="eastAsia"/>
+              <w:rFonts w:hint="eastAsia" w:ascii="宋体" w:hAnsi="宋体" w:eastAsia="宋体" w:cs="宋体"/>
               <w:szCs w:val="24"/>
             </w:rPr>
             <w:fldChar w:fldCharType="separate"/>
@@ -3022,7 +3223,7 @@
           </w:r>
           <w:r>
             <w:rPr>
-              <w:rFonts w:ascii="宋体" w:eastAsia="宋体" w:hAnsi="宋体" w:cs="宋体" w:hint="eastAsia"/>
+              <w:rFonts w:hint="eastAsia" w:ascii="宋体" w:hAnsi="宋体" w:eastAsia="宋体" w:cs="宋体"/>
               <w:szCs w:val="24"/>
             </w:rPr>
             <w:fldChar w:fldCharType="end"/>
@@ -3030,28 +3231,28 @@
         </w:p>
         <w:p>
           <w:pPr>
-            <w:pStyle w:val="TOC1"/>
+            <w:pStyle w:val="16"/>
             <w:tabs>
               <w:tab w:val="right" w:leader="dot" w:pos="8306"/>
             </w:tabs>
           </w:pPr>
           <w:r>
             <w:rPr>
-              <w:rFonts w:ascii="宋体" w:eastAsia="宋体" w:hAnsi="宋体" w:cs="宋体" w:hint="eastAsia"/>
+              <w:rFonts w:hint="eastAsia" w:ascii="宋体" w:hAnsi="宋体" w:eastAsia="宋体" w:cs="宋体"/>
               <w:szCs w:val="24"/>
             </w:rPr>
             <w:fldChar w:fldCharType="begin"/>
           </w:r>
           <w:r>
             <w:rPr>
-              <w:rFonts w:ascii="宋体" w:eastAsia="宋体" w:hAnsi="宋体" w:cs="宋体" w:hint="eastAsia"/>
+              <w:rFonts w:hint="eastAsia" w:ascii="宋体" w:hAnsi="宋体" w:eastAsia="宋体" w:cs="宋体"/>
               <w:szCs w:val="24"/>
             </w:rPr>
             <w:instrText xml:space="preserve"> HYPERLINK \l _Toc22101 </w:instrText>
           </w:r>
           <w:r>
             <w:rPr>
-              <w:rFonts w:ascii="宋体" w:eastAsia="宋体" w:hAnsi="宋体" w:cs="宋体" w:hint="eastAsia"/>
+              <w:rFonts w:hint="eastAsia" w:ascii="宋体" w:hAnsi="宋体" w:eastAsia="宋体" w:cs="宋体"/>
               <w:szCs w:val="24"/>
             </w:rPr>
             <w:fldChar w:fldCharType="separate"/>
@@ -3090,7 +3291,7 @@
           </w:r>
           <w:r>
             <w:rPr>
-              <w:rFonts w:ascii="宋体" w:eastAsia="宋体" w:hAnsi="宋体" w:cs="宋体" w:hint="eastAsia"/>
+              <w:rFonts w:hint="eastAsia" w:ascii="宋体" w:hAnsi="宋体" w:eastAsia="宋体" w:cs="宋体"/>
               <w:szCs w:val="24"/>
             </w:rPr>
             <w:fldChar w:fldCharType="end"/>
@@ -3098,28 +3299,28 @@
         </w:p>
         <w:p>
           <w:pPr>
-            <w:pStyle w:val="TOC2"/>
+            <w:pStyle w:val="17"/>
             <w:tabs>
               <w:tab w:val="right" w:leader="dot" w:pos="8306"/>
             </w:tabs>
           </w:pPr>
           <w:r>
             <w:rPr>
-              <w:rFonts w:ascii="宋体" w:eastAsia="宋体" w:hAnsi="宋体" w:cs="宋体" w:hint="eastAsia"/>
+              <w:rFonts w:hint="eastAsia" w:ascii="宋体" w:hAnsi="宋体" w:eastAsia="宋体" w:cs="宋体"/>
               <w:szCs w:val="24"/>
             </w:rPr>
             <w:fldChar w:fldCharType="begin"/>
           </w:r>
           <w:r>
             <w:rPr>
-              <w:rFonts w:ascii="宋体" w:eastAsia="宋体" w:hAnsi="宋体" w:cs="宋体" w:hint="eastAsia"/>
+              <w:rFonts w:hint="eastAsia" w:ascii="宋体" w:hAnsi="宋体" w:eastAsia="宋体" w:cs="宋体"/>
               <w:szCs w:val="24"/>
             </w:rPr>
             <w:instrText xml:space="preserve"> HYPERLINK \l _Toc25807 </w:instrText>
           </w:r>
           <w:r>
             <w:rPr>
-              <w:rFonts w:ascii="宋体" w:eastAsia="宋体" w:hAnsi="宋体" w:cs="宋体" w:hint="eastAsia"/>
+              <w:rFonts w:hint="eastAsia" w:ascii="宋体" w:hAnsi="宋体" w:eastAsia="宋体" w:cs="宋体"/>
               <w:szCs w:val="24"/>
             </w:rPr>
             <w:fldChar w:fldCharType="separate"/>
@@ -3158,7 +3359,7 @@
           </w:r>
           <w:r>
             <w:rPr>
-              <w:rFonts w:ascii="宋体" w:eastAsia="宋体" w:hAnsi="宋体" w:cs="宋体" w:hint="eastAsia"/>
+              <w:rFonts w:hint="eastAsia" w:ascii="宋体" w:hAnsi="宋体" w:eastAsia="宋体" w:cs="宋体"/>
               <w:szCs w:val="24"/>
             </w:rPr>
             <w:fldChar w:fldCharType="end"/>
@@ -3166,28 +3367,28 @@
         </w:p>
         <w:p>
           <w:pPr>
-            <w:pStyle w:val="TOC2"/>
+            <w:pStyle w:val="17"/>
             <w:tabs>
               <w:tab w:val="right" w:leader="dot" w:pos="8306"/>
             </w:tabs>
           </w:pPr>
           <w:r>
             <w:rPr>
-              <w:rFonts w:ascii="宋体" w:eastAsia="宋体" w:hAnsi="宋体" w:cs="宋体" w:hint="eastAsia"/>
+              <w:rFonts w:hint="eastAsia" w:ascii="宋体" w:hAnsi="宋体" w:eastAsia="宋体" w:cs="宋体"/>
               <w:szCs w:val="24"/>
             </w:rPr>
             <w:fldChar w:fldCharType="begin"/>
           </w:r>
           <w:r>
             <w:rPr>
-              <w:rFonts w:ascii="宋体" w:eastAsia="宋体" w:hAnsi="宋体" w:cs="宋体" w:hint="eastAsia"/>
+              <w:rFonts w:hint="eastAsia" w:ascii="宋体" w:hAnsi="宋体" w:eastAsia="宋体" w:cs="宋体"/>
               <w:szCs w:val="24"/>
             </w:rPr>
             <w:instrText xml:space="preserve"> HYPERLINK \l _Toc16149 </w:instrText>
           </w:r>
           <w:r>
             <w:rPr>
-              <w:rFonts w:ascii="宋体" w:eastAsia="宋体" w:hAnsi="宋体" w:cs="宋体" w:hint="eastAsia"/>
+              <w:rFonts w:hint="eastAsia" w:ascii="宋体" w:hAnsi="宋体" w:eastAsia="宋体" w:cs="宋体"/>
               <w:szCs w:val="24"/>
             </w:rPr>
             <w:fldChar w:fldCharType="separate"/>
@@ -3226,7 +3427,7 @@
           </w:r>
           <w:r>
             <w:rPr>
-              <w:rFonts w:ascii="宋体" w:eastAsia="宋体" w:hAnsi="宋体" w:cs="宋体" w:hint="eastAsia"/>
+              <w:rFonts w:hint="eastAsia" w:ascii="宋体" w:hAnsi="宋体" w:eastAsia="宋体" w:cs="宋体"/>
               <w:szCs w:val="24"/>
             </w:rPr>
             <w:fldChar w:fldCharType="end"/>
@@ -3234,28 +3435,28 @@
         </w:p>
         <w:p>
           <w:pPr>
-            <w:pStyle w:val="TOC2"/>
+            <w:pStyle w:val="17"/>
             <w:tabs>
               <w:tab w:val="right" w:leader="dot" w:pos="8306"/>
             </w:tabs>
           </w:pPr>
           <w:r>
             <w:rPr>
-              <w:rFonts w:ascii="宋体" w:eastAsia="宋体" w:hAnsi="宋体" w:cs="宋体" w:hint="eastAsia"/>
+              <w:rFonts w:hint="eastAsia" w:ascii="宋体" w:hAnsi="宋体" w:eastAsia="宋体" w:cs="宋体"/>
               <w:szCs w:val="24"/>
             </w:rPr>
             <w:fldChar w:fldCharType="begin"/>
           </w:r>
           <w:r>
             <w:rPr>
-              <w:rFonts w:ascii="宋体" w:eastAsia="宋体" w:hAnsi="宋体" w:cs="宋体" w:hint="eastAsia"/>
+              <w:rFonts w:hint="eastAsia" w:ascii="宋体" w:hAnsi="宋体" w:eastAsia="宋体" w:cs="宋体"/>
               <w:szCs w:val="24"/>
             </w:rPr>
             <w:instrText xml:space="preserve"> HYPERLINK \l _Toc29139 </w:instrText>
           </w:r>
           <w:r>
             <w:rPr>
-              <w:rFonts w:ascii="宋体" w:eastAsia="宋体" w:hAnsi="宋体" w:cs="宋体" w:hint="eastAsia"/>
+              <w:rFonts w:hint="eastAsia" w:ascii="宋体" w:hAnsi="宋体" w:eastAsia="宋体" w:cs="宋体"/>
               <w:szCs w:val="24"/>
             </w:rPr>
             <w:fldChar w:fldCharType="separate"/>
@@ -3294,7 +3495,7 @@
           </w:r>
           <w:r>
             <w:rPr>
-              <w:rFonts w:ascii="宋体" w:eastAsia="宋体" w:hAnsi="宋体" w:cs="宋体" w:hint="eastAsia"/>
+              <w:rFonts w:hint="eastAsia" w:ascii="宋体" w:hAnsi="宋体" w:eastAsia="宋体" w:cs="宋体"/>
               <w:szCs w:val="24"/>
             </w:rPr>
             <w:fldChar w:fldCharType="end"/>
@@ -3302,28 +3503,28 @@
         </w:p>
         <w:p>
           <w:pPr>
-            <w:pStyle w:val="TOC1"/>
+            <w:pStyle w:val="16"/>
             <w:tabs>
               <w:tab w:val="right" w:leader="dot" w:pos="8306"/>
             </w:tabs>
           </w:pPr>
           <w:r>
             <w:rPr>
-              <w:rFonts w:ascii="宋体" w:eastAsia="宋体" w:hAnsi="宋体" w:cs="宋体" w:hint="eastAsia"/>
+              <w:rFonts w:hint="eastAsia" w:ascii="宋体" w:hAnsi="宋体" w:eastAsia="宋体" w:cs="宋体"/>
               <w:szCs w:val="24"/>
             </w:rPr>
             <w:fldChar w:fldCharType="begin"/>
           </w:r>
           <w:r>
             <w:rPr>
-              <w:rFonts w:ascii="宋体" w:eastAsia="宋体" w:hAnsi="宋体" w:cs="宋体" w:hint="eastAsia"/>
+              <w:rFonts w:hint="eastAsia" w:ascii="宋体" w:hAnsi="宋体" w:eastAsia="宋体" w:cs="宋体"/>
               <w:szCs w:val="24"/>
             </w:rPr>
             <w:instrText xml:space="preserve"> HYPERLINK \l _Toc23765 </w:instrText>
           </w:r>
           <w:r>
             <w:rPr>
-              <w:rFonts w:ascii="宋体" w:eastAsia="宋体" w:hAnsi="宋体" w:cs="宋体" w:hint="eastAsia"/>
+              <w:rFonts w:hint="eastAsia" w:ascii="宋体" w:hAnsi="宋体" w:eastAsia="宋体" w:cs="宋体"/>
               <w:szCs w:val="24"/>
             </w:rPr>
             <w:fldChar w:fldCharType="separate"/>
@@ -3362,7 +3563,7 @@
           </w:r>
           <w:r>
             <w:rPr>
-              <w:rFonts w:ascii="宋体" w:eastAsia="宋体" w:hAnsi="宋体" w:cs="宋体" w:hint="eastAsia"/>
+              <w:rFonts w:hint="eastAsia" w:ascii="宋体" w:hAnsi="宋体" w:eastAsia="宋体" w:cs="宋体"/>
               <w:szCs w:val="24"/>
             </w:rPr>
             <w:fldChar w:fldCharType="end"/>
@@ -3370,28 +3571,28 @@
         </w:p>
         <w:p>
           <w:pPr>
-            <w:pStyle w:val="TOC2"/>
+            <w:pStyle w:val="17"/>
             <w:tabs>
               <w:tab w:val="right" w:leader="dot" w:pos="8306"/>
             </w:tabs>
           </w:pPr>
           <w:r>
             <w:rPr>
-              <w:rFonts w:ascii="宋体" w:eastAsia="宋体" w:hAnsi="宋体" w:cs="宋体" w:hint="eastAsia"/>
+              <w:rFonts w:hint="eastAsia" w:ascii="宋体" w:hAnsi="宋体" w:eastAsia="宋体" w:cs="宋体"/>
               <w:szCs w:val="24"/>
             </w:rPr>
             <w:fldChar w:fldCharType="begin"/>
           </w:r>
           <w:r>
             <w:rPr>
-              <w:rFonts w:ascii="宋体" w:eastAsia="宋体" w:hAnsi="宋体" w:cs="宋体" w:hint="eastAsia"/>
+              <w:rFonts w:hint="eastAsia" w:ascii="宋体" w:hAnsi="宋体" w:eastAsia="宋体" w:cs="宋体"/>
               <w:szCs w:val="24"/>
             </w:rPr>
             <w:instrText xml:space="preserve"> HYPERLINK \l _Toc31307 </w:instrText>
           </w:r>
           <w:r>
             <w:rPr>
-              <w:rFonts w:ascii="宋体" w:eastAsia="宋体" w:hAnsi="宋体" w:cs="宋体" w:hint="eastAsia"/>
+              <w:rFonts w:hint="eastAsia" w:ascii="宋体" w:hAnsi="宋体" w:eastAsia="宋体" w:cs="宋体"/>
               <w:szCs w:val="24"/>
             </w:rPr>
             <w:fldChar w:fldCharType="separate"/>
@@ -3430,7 +3631,7 @@
           </w:r>
           <w:r>
             <w:rPr>
-              <w:rFonts w:ascii="宋体" w:eastAsia="宋体" w:hAnsi="宋体" w:cs="宋体" w:hint="eastAsia"/>
+              <w:rFonts w:hint="eastAsia" w:ascii="宋体" w:hAnsi="宋体" w:eastAsia="宋体" w:cs="宋体"/>
               <w:szCs w:val="24"/>
             </w:rPr>
             <w:fldChar w:fldCharType="end"/>
@@ -3438,28 +3639,28 @@
         </w:p>
         <w:p>
           <w:pPr>
-            <w:pStyle w:val="TOC2"/>
+            <w:pStyle w:val="17"/>
             <w:tabs>
               <w:tab w:val="right" w:leader="dot" w:pos="8306"/>
             </w:tabs>
           </w:pPr>
           <w:r>
             <w:rPr>
-              <w:rFonts w:ascii="宋体" w:eastAsia="宋体" w:hAnsi="宋体" w:cs="宋体" w:hint="eastAsia"/>
+              <w:rFonts w:hint="eastAsia" w:ascii="宋体" w:hAnsi="宋体" w:eastAsia="宋体" w:cs="宋体"/>
               <w:szCs w:val="24"/>
             </w:rPr>
             <w:fldChar w:fldCharType="begin"/>
           </w:r>
           <w:r>
             <w:rPr>
-              <w:rFonts w:ascii="宋体" w:eastAsia="宋体" w:hAnsi="宋体" w:cs="宋体" w:hint="eastAsia"/>
+              <w:rFonts w:hint="eastAsia" w:ascii="宋体" w:hAnsi="宋体" w:eastAsia="宋体" w:cs="宋体"/>
               <w:szCs w:val="24"/>
             </w:rPr>
             <w:instrText xml:space="preserve"> HYPERLINK \l _Toc3560 </w:instrText>
           </w:r>
           <w:r>
             <w:rPr>
-              <w:rFonts w:ascii="宋体" w:eastAsia="宋体" w:hAnsi="宋体" w:cs="宋体" w:hint="eastAsia"/>
+              <w:rFonts w:hint="eastAsia" w:ascii="宋体" w:hAnsi="宋体" w:eastAsia="宋体" w:cs="宋体"/>
               <w:szCs w:val="24"/>
             </w:rPr>
             <w:fldChar w:fldCharType="separate"/>
@@ -3498,7 +3699,7 @@
           </w:r>
           <w:r>
             <w:rPr>
-              <w:rFonts w:ascii="宋体" w:eastAsia="宋体" w:hAnsi="宋体" w:cs="宋体" w:hint="eastAsia"/>
+              <w:rFonts w:hint="eastAsia" w:ascii="宋体" w:hAnsi="宋体" w:eastAsia="宋体" w:cs="宋体"/>
               <w:szCs w:val="24"/>
             </w:rPr>
             <w:fldChar w:fldCharType="end"/>
@@ -3506,28 +3707,28 @@
         </w:p>
         <w:p>
           <w:pPr>
-            <w:pStyle w:val="TOC2"/>
+            <w:pStyle w:val="17"/>
             <w:tabs>
               <w:tab w:val="right" w:leader="dot" w:pos="8306"/>
             </w:tabs>
           </w:pPr>
           <w:r>
             <w:rPr>
-              <w:rFonts w:ascii="宋体" w:eastAsia="宋体" w:hAnsi="宋体" w:cs="宋体" w:hint="eastAsia"/>
+              <w:rFonts w:hint="eastAsia" w:ascii="宋体" w:hAnsi="宋体" w:eastAsia="宋体" w:cs="宋体"/>
               <w:szCs w:val="24"/>
             </w:rPr>
             <w:fldChar w:fldCharType="begin"/>
           </w:r>
           <w:r>
             <w:rPr>
-              <w:rFonts w:ascii="宋体" w:eastAsia="宋体" w:hAnsi="宋体" w:cs="宋体" w:hint="eastAsia"/>
+              <w:rFonts w:hint="eastAsia" w:ascii="宋体" w:hAnsi="宋体" w:eastAsia="宋体" w:cs="宋体"/>
               <w:szCs w:val="24"/>
             </w:rPr>
             <w:instrText xml:space="preserve"> HYPERLINK \l _Toc14532 </w:instrText>
           </w:r>
           <w:r>
             <w:rPr>
-              <w:rFonts w:ascii="宋体" w:eastAsia="宋体" w:hAnsi="宋体" w:cs="宋体" w:hint="eastAsia"/>
+              <w:rFonts w:hint="eastAsia" w:ascii="宋体" w:hAnsi="宋体" w:eastAsia="宋体" w:cs="宋体"/>
               <w:szCs w:val="24"/>
             </w:rPr>
             <w:fldChar w:fldCharType="separate"/>
@@ -3566,7 +3767,7 @@
           </w:r>
           <w:r>
             <w:rPr>
-              <w:rFonts w:ascii="宋体" w:eastAsia="宋体" w:hAnsi="宋体" w:cs="宋体" w:hint="eastAsia"/>
+              <w:rFonts w:hint="eastAsia" w:ascii="宋体" w:hAnsi="宋体" w:eastAsia="宋体" w:cs="宋体"/>
               <w:szCs w:val="24"/>
             </w:rPr>
             <w:fldChar w:fldCharType="end"/>
@@ -3574,28 +3775,28 @@
         </w:p>
         <w:p>
           <w:pPr>
-            <w:pStyle w:val="TOC2"/>
+            <w:pStyle w:val="17"/>
             <w:tabs>
               <w:tab w:val="right" w:leader="dot" w:pos="8306"/>
             </w:tabs>
           </w:pPr>
           <w:r>
             <w:rPr>
-              <w:rFonts w:ascii="宋体" w:eastAsia="宋体" w:hAnsi="宋体" w:cs="宋体" w:hint="eastAsia"/>
+              <w:rFonts w:hint="eastAsia" w:ascii="宋体" w:hAnsi="宋体" w:eastAsia="宋体" w:cs="宋体"/>
               <w:szCs w:val="24"/>
             </w:rPr>
             <w:fldChar w:fldCharType="begin"/>
           </w:r>
           <w:r>
             <w:rPr>
-              <w:rFonts w:ascii="宋体" w:eastAsia="宋体" w:hAnsi="宋体" w:cs="宋体" w:hint="eastAsia"/>
+              <w:rFonts w:hint="eastAsia" w:ascii="宋体" w:hAnsi="宋体" w:eastAsia="宋体" w:cs="宋体"/>
               <w:szCs w:val="24"/>
             </w:rPr>
             <w:instrText xml:space="preserve"> HYPERLINK \l _Toc18950 </w:instrText>
           </w:r>
           <w:r>
             <w:rPr>
-              <w:rFonts w:ascii="宋体" w:eastAsia="宋体" w:hAnsi="宋体" w:cs="宋体" w:hint="eastAsia"/>
+              <w:rFonts w:hint="eastAsia" w:ascii="宋体" w:hAnsi="宋体" w:eastAsia="宋体" w:cs="宋体"/>
               <w:szCs w:val="24"/>
             </w:rPr>
             <w:fldChar w:fldCharType="separate"/>
@@ -3634,7 +3835,7 @@
           </w:r>
           <w:r>
             <w:rPr>
-              <w:rFonts w:ascii="宋体" w:eastAsia="宋体" w:hAnsi="宋体" w:cs="宋体" w:hint="eastAsia"/>
+              <w:rFonts w:hint="eastAsia" w:ascii="宋体" w:hAnsi="宋体" w:eastAsia="宋体" w:cs="宋体"/>
               <w:szCs w:val="24"/>
             </w:rPr>
             <w:fldChar w:fldCharType="end"/>
@@ -3642,28 +3843,28 @@
         </w:p>
         <w:p>
           <w:pPr>
-            <w:pStyle w:val="TOC1"/>
+            <w:pStyle w:val="16"/>
             <w:tabs>
               <w:tab w:val="right" w:leader="dot" w:pos="8306"/>
             </w:tabs>
           </w:pPr>
           <w:r>
             <w:rPr>
-              <w:rFonts w:ascii="宋体" w:eastAsia="宋体" w:hAnsi="宋体" w:cs="宋体" w:hint="eastAsia"/>
+              <w:rFonts w:hint="eastAsia" w:ascii="宋体" w:hAnsi="宋体" w:eastAsia="宋体" w:cs="宋体"/>
               <w:szCs w:val="24"/>
             </w:rPr>
             <w:fldChar w:fldCharType="begin"/>
           </w:r>
           <w:r>
             <w:rPr>
-              <w:rFonts w:ascii="宋体" w:eastAsia="宋体" w:hAnsi="宋体" w:cs="宋体" w:hint="eastAsia"/>
+              <w:rFonts w:hint="eastAsia" w:ascii="宋体" w:hAnsi="宋体" w:eastAsia="宋体" w:cs="宋体"/>
               <w:szCs w:val="24"/>
             </w:rPr>
             <w:instrText xml:space="preserve"> HYPERLINK \l _Toc22516 </w:instrText>
           </w:r>
           <w:r>
             <w:rPr>
-              <w:rFonts w:ascii="宋体" w:eastAsia="宋体" w:hAnsi="宋体" w:cs="宋体" w:hint="eastAsia"/>
+              <w:rFonts w:hint="eastAsia" w:ascii="宋体" w:hAnsi="宋体" w:eastAsia="宋体" w:cs="宋体"/>
               <w:szCs w:val="24"/>
             </w:rPr>
             <w:fldChar w:fldCharType="separate"/>
@@ -3702,7 +3903,7 @@
           </w:r>
           <w:r>
             <w:rPr>
-              <w:rFonts w:ascii="宋体" w:eastAsia="宋体" w:hAnsi="宋体" w:cs="宋体" w:hint="eastAsia"/>
+              <w:rFonts w:hint="eastAsia" w:ascii="宋体" w:hAnsi="宋体" w:eastAsia="宋体" w:cs="宋体"/>
               <w:szCs w:val="24"/>
             </w:rPr>
             <w:fldChar w:fldCharType="end"/>
@@ -3710,28 +3911,28 @@
         </w:p>
         <w:p>
           <w:pPr>
-            <w:pStyle w:val="TOC1"/>
+            <w:pStyle w:val="16"/>
             <w:tabs>
               <w:tab w:val="right" w:leader="dot" w:pos="8306"/>
             </w:tabs>
           </w:pPr>
           <w:r>
             <w:rPr>
-              <w:rFonts w:ascii="宋体" w:eastAsia="宋体" w:hAnsi="宋体" w:cs="宋体" w:hint="eastAsia"/>
+              <w:rFonts w:hint="eastAsia" w:ascii="宋体" w:hAnsi="宋体" w:eastAsia="宋体" w:cs="宋体"/>
               <w:szCs w:val="24"/>
             </w:rPr>
             <w:fldChar w:fldCharType="begin"/>
           </w:r>
           <w:r>
             <w:rPr>
-              <w:rFonts w:ascii="宋体" w:eastAsia="宋体" w:hAnsi="宋体" w:cs="宋体" w:hint="eastAsia"/>
+              <w:rFonts w:hint="eastAsia" w:ascii="宋体" w:hAnsi="宋体" w:eastAsia="宋体" w:cs="宋体"/>
               <w:szCs w:val="24"/>
             </w:rPr>
             <w:instrText xml:space="preserve"> HYPERLINK \l _Toc17277 </w:instrText>
           </w:r>
           <w:r>
             <w:rPr>
-              <w:rFonts w:ascii="宋体" w:eastAsia="宋体" w:hAnsi="宋体" w:cs="宋体" w:hint="eastAsia"/>
+              <w:rFonts w:hint="eastAsia" w:ascii="宋体" w:hAnsi="宋体" w:eastAsia="宋体" w:cs="宋体"/>
               <w:szCs w:val="24"/>
             </w:rPr>
             <w:fldChar w:fldCharType="separate"/>
@@ -3770,7 +3971,7 @@
           </w:r>
           <w:r>
             <w:rPr>
-              <w:rFonts w:ascii="宋体" w:eastAsia="宋体" w:hAnsi="宋体" w:cs="宋体" w:hint="eastAsia"/>
+              <w:rFonts w:hint="eastAsia" w:ascii="宋体" w:hAnsi="宋体" w:eastAsia="宋体" w:cs="宋体"/>
               <w:szCs w:val="24"/>
             </w:rPr>
             <w:fldChar w:fldCharType="end"/>
@@ -3778,28 +3979,28 @@
         </w:p>
         <w:p>
           <w:pPr>
-            <w:pStyle w:val="TOC1"/>
+            <w:pStyle w:val="16"/>
             <w:tabs>
               <w:tab w:val="right" w:leader="dot" w:pos="8306"/>
             </w:tabs>
           </w:pPr>
           <w:r>
             <w:rPr>
-              <w:rFonts w:ascii="宋体" w:eastAsia="宋体" w:hAnsi="宋体" w:cs="宋体" w:hint="eastAsia"/>
+              <w:rFonts w:hint="eastAsia" w:ascii="宋体" w:hAnsi="宋体" w:eastAsia="宋体" w:cs="宋体"/>
               <w:szCs w:val="24"/>
             </w:rPr>
             <w:fldChar w:fldCharType="begin"/>
           </w:r>
           <w:r>
             <w:rPr>
-              <w:rFonts w:ascii="宋体" w:eastAsia="宋体" w:hAnsi="宋体" w:cs="宋体" w:hint="eastAsia"/>
+              <w:rFonts w:hint="eastAsia" w:ascii="宋体" w:hAnsi="宋体" w:eastAsia="宋体" w:cs="宋体"/>
               <w:szCs w:val="24"/>
             </w:rPr>
             <w:instrText xml:space="preserve"> HYPERLINK \l _Toc29077 </w:instrText>
           </w:r>
           <w:r>
             <w:rPr>
-              <w:rFonts w:ascii="宋体" w:eastAsia="宋体" w:hAnsi="宋体" w:cs="宋体" w:hint="eastAsia"/>
+              <w:rFonts w:hint="eastAsia" w:ascii="宋体" w:hAnsi="宋体" w:eastAsia="宋体" w:cs="宋体"/>
               <w:szCs w:val="24"/>
             </w:rPr>
             <w:fldChar w:fldCharType="separate"/>
@@ -3838,7 +4039,7 @@
           </w:r>
           <w:r>
             <w:rPr>
-              <w:rFonts w:ascii="宋体" w:eastAsia="宋体" w:hAnsi="宋体" w:cs="宋体" w:hint="eastAsia"/>
+              <w:rFonts w:hint="eastAsia" w:ascii="宋体" w:hAnsi="宋体" w:eastAsia="宋体" w:cs="宋体"/>
               <w:szCs w:val="24"/>
             </w:rPr>
             <w:fldChar w:fldCharType="end"/>
@@ -3860,7 +4061,7 @@
             <w:snapToGrid w:val="0"/>
             <w:textAlignment w:val="baseline"/>
             <w:rPr>
-              <w:rFonts w:ascii="宋体" w:eastAsia="宋体" w:hAnsi="宋体" w:cs="宋体" w:hint="eastAsia"/>
+              <w:rFonts w:hint="eastAsia" w:ascii="宋体" w:hAnsi="宋体" w:eastAsia="宋体" w:cs="宋体"/>
               <w:snapToGrid w:val="0"/>
               <w:color w:val="000000"/>
               <w:kern w:val="0"/>
@@ -3871,7 +4072,7 @@
           </w:pPr>
           <w:r>
             <w:rPr>
-              <w:rFonts w:ascii="宋体" w:eastAsia="宋体" w:hAnsi="宋体" w:cs="宋体" w:hint="eastAsia"/>
+              <w:rFonts w:hint="eastAsia" w:ascii="宋体" w:hAnsi="宋体" w:eastAsia="宋体" w:cs="宋体"/>
               <w:szCs w:val="24"/>
             </w:rPr>
             <w:fldChar w:fldCharType="end"/>
@@ -3895,7 +4096,7 @@
         <w:snapToGrid w:val="0"/>
         <w:textAlignment w:val="baseline"/>
         <w:rPr>
-          <w:rFonts w:ascii="Arial" w:eastAsia="Arial" w:hAnsi="Arial" w:cs="Arial"/>
+          <w:rFonts w:ascii="Arial" w:hAnsi="Arial" w:eastAsia="Arial" w:cs="Arial"/>
           <w:snapToGrid w:val="0"/>
           <w:color w:val="000000"/>
           <w:kern w:val="0"/>
@@ -3906,7 +4107,7 @@
       </w:pPr>
       <w:r>
         <w:rPr>
-          <w:rFonts w:ascii="Arial" w:eastAsia="Arial" w:hAnsi="Arial" w:cs="Arial"/>
+          <w:rFonts w:ascii="Arial" w:hAnsi="Arial" w:eastAsia="Arial" w:cs="Arial"/>
           <w:snapToGrid w:val="0"/>
           <w:color w:val="000000"/>
           <w:kern w:val="0"/>
@@ -3919,45 +4120,81 @@
     </w:p>
     <w:p>
       <w:pPr>
-        <w:pStyle w:val="1"/>
+        <w:pStyle w:val="28"/>
         <w:bidi w:val="0"/>
         <w:rPr>
           <w:rFonts w:hint="eastAsia"/>
           <w:lang w:val="en-US" w:eastAsia="zh-CN"/>
         </w:rPr>
       </w:pPr>
-      <w:bookmarkStart w:id="3" w:name="_Toc4338"/>
+      <w:bookmarkStart w:id="2" w:name="_Toc4338"/>
       <w:r>
         <w:rPr>
           <w:rFonts w:hint="eastAsia"/>
           <w:lang w:val="en-US" w:eastAsia="zh-CN"/>
         </w:rPr>
         <w:t>总则</w:t>
+      </w:r>
+      <w:bookmarkEnd w:id="2"/>
+    </w:p>
+    <w:p>
+      <w:pPr>
+        <w:pStyle w:val="30"/>
+        <w:bidi w:val="0"/>
+        <w:rPr>
+          <w:rFonts w:hint="eastAsia"/>
+          <w:lang w:val="en-US" w:eastAsia="zh-CN"/>
+        </w:rPr>
+      </w:pPr>
+      <w:bookmarkStart w:id="3" w:name="_Toc20427"/>
+      <w:r>
+        <w:rPr>
+          <w:rFonts w:hint="eastAsia"/>
+          <w:lang w:val="en-US" w:eastAsia="zh-CN"/>
+        </w:rPr>
+        <w:t>目的</w:t>
       </w:r>
       <w:bookmarkEnd w:id="3"/>
     </w:p>
     <w:p>
       <w:pPr>
-        <w:pStyle w:val="2"/>
+        <w:pStyle w:val="29"/>
         <w:bidi w:val="0"/>
         <w:rPr>
           <w:rFonts w:hint="eastAsia"/>
           <w:lang w:val="en-US" w:eastAsia="zh-CN"/>
         </w:rPr>
       </w:pPr>
-      <w:bookmarkStart w:id="4" w:name="_Toc20427"/>
       <w:r>
         <w:rPr>
           <w:rFonts w:hint="eastAsia"/>
           <w:lang w:val="en-US" w:eastAsia="zh-CN"/>
         </w:rPr>
-        <w:t>目的</w:t>
+        <w:t>为系统化构建、实施、运行、监控、评审、维护和改进公司信息安全治理体系，规范运维服务全过程中的信息安全管理，确保客户与公司信息的保密性、完整性、可用性及合规性，有效管理风险并应对安全事件，保障业务持续稳定，特制定本制度。</w:t>
+      </w:r>
+    </w:p>
+    <w:p>
+      <w:pPr>
+        <w:pStyle w:val="30"/>
+        <w:bidi w:val="0"/>
+        <w:rPr>
+          <w:rFonts w:hint="eastAsia"/>
+          <w:lang w:val="en-US" w:eastAsia="zh-CN"/>
+        </w:rPr>
+      </w:pPr>
+      <w:bookmarkStart w:id="4" w:name="_Toc18144"/>
+      <w:r>
+        <w:rPr>
+          <w:rFonts w:hint="eastAsia"/>
+          <w:lang w:val="en-US" w:eastAsia="zh-CN"/>
+        </w:rPr>
+        <w:t>适用范围</w:t>
       </w:r>
       <w:bookmarkEnd w:id="4"/>
     </w:p>
     <w:p>
       <w:pPr>
-        <w:pStyle w:val="a1"/>
+        <w:pStyle w:val="29"/>
         <w:bidi w:val="0"/>
         <w:rPr>
           <w:rFonts w:hint="eastAsia"/>
@@ -3969,31 +4206,31 @@
           <w:rFonts w:hint="eastAsia"/>
           <w:lang w:val="en-US" w:eastAsia="zh-CN"/>
         </w:rPr>
-        <w:t>为系统化构建、实施、运行、监控、评审、维护和改进公司信息安全治理体系，规范运维服务全过程中的信息安全管理，确保客户与公司信息的保密性、完整性、可用性及合规性，有效管理风险并应对安全事件，保障业务持续稳定，特制定本制度。</w:t>
+        <w:t>本制度适用于公司所有部门及员工，覆盖所有运维服务项目及支撑活动中所涉及的信息资产（包括但不限于客户数据、应用系统、源代码、配置信息、服务知识、管理文档等）的全生命周期安全管理。</w:t>
       </w:r>
     </w:p>
     <w:p>
       <w:pPr>
-        <w:pStyle w:val="2"/>
+        <w:pStyle w:val="30"/>
         <w:bidi w:val="0"/>
         <w:rPr>
           <w:rFonts w:hint="eastAsia"/>
           <w:lang w:val="en-US" w:eastAsia="zh-CN"/>
         </w:rPr>
       </w:pPr>
-      <w:bookmarkStart w:id="5" w:name="_Toc18144"/>
+      <w:bookmarkStart w:id="5" w:name="_Toc13428"/>
       <w:r>
         <w:rPr>
           <w:rFonts w:hint="eastAsia"/>
           <w:lang w:val="en-US" w:eastAsia="zh-CN"/>
         </w:rPr>
-        <w:t>适用范围</w:t>
+        <w:t>原则与策略框架</w:t>
       </w:r>
       <w:bookmarkEnd w:id="5"/>
     </w:p>
     <w:p>
       <w:pPr>
-        <w:pStyle w:val="a1"/>
+        <w:pStyle w:val="29"/>
         <w:bidi w:val="0"/>
         <w:rPr>
           <w:rFonts w:hint="eastAsia"/>
@@ -4005,169 +4242,133 @@
           <w:rFonts w:hint="eastAsia"/>
           <w:lang w:val="en-US" w:eastAsia="zh-CN"/>
         </w:rPr>
-        <w:t>本制度适用于公司所有部门及员工，覆盖所有运维服务项目及支撑活动中所涉及的信息资产（包括但不限于客户数据、应用系统、源代码、配置信息、服务知识、管理文档等）的全生命周期安全管理。</w:t>
+        <w:t>公司信息安全遵循“三分技术，七分管理”的核心思想，建立以下原则与分层策略框架：</w:t>
       </w:r>
     </w:p>
     <w:p>
       <w:pPr>
-        <w:pStyle w:val="2"/>
+        <w:pStyle w:val="29"/>
         <w:bidi w:val="0"/>
         <w:rPr>
           <w:rFonts w:hint="eastAsia"/>
           <w:lang w:val="en-US" w:eastAsia="zh-CN"/>
         </w:rPr>
       </w:pPr>
-      <w:bookmarkStart w:id="6" w:name="_Toc13428"/>
       <w:r>
         <w:rPr>
           <w:rFonts w:hint="eastAsia"/>
           <w:lang w:val="en-US" w:eastAsia="zh-CN"/>
         </w:rPr>
-        <w:t>原则与策略框架</w:t>
+        <w:t>战略一致原则：信息安全目标与公司业务战略及客户服务承诺保持一致。</w:t>
+      </w:r>
+    </w:p>
+    <w:p>
+      <w:pPr>
+        <w:pStyle w:val="29"/>
+        <w:bidi w:val="0"/>
+        <w:rPr>
+          <w:rFonts w:hint="eastAsia"/>
+          <w:lang w:val="en-US" w:eastAsia="zh-CN"/>
+        </w:rPr>
+      </w:pPr>
+      <w:r>
+        <w:rPr>
+          <w:rFonts w:hint="eastAsia"/>
+          <w:lang w:val="en-US" w:eastAsia="zh-CN"/>
+        </w:rPr>
+        <w:t>预防为主原则：将安全要求融入运维服务各环节，主动识别并控制风险。</w:t>
+      </w:r>
+    </w:p>
+    <w:p>
+      <w:pPr>
+        <w:pStyle w:val="29"/>
+        <w:bidi w:val="0"/>
+        <w:rPr>
+          <w:rFonts w:hint="eastAsia"/>
+          <w:lang w:val="en-US" w:eastAsia="zh-CN"/>
+        </w:rPr>
+      </w:pPr>
+      <w:r>
+        <w:rPr>
+          <w:rFonts w:hint="eastAsia"/>
+          <w:lang w:val="en-US" w:eastAsia="zh-CN"/>
+        </w:rPr>
+        <w:t>责任明确原则：实行“谁主管谁负责，谁运营谁负责，谁使用谁负责”的安全责任制。</w:t>
+      </w:r>
+    </w:p>
+    <w:p>
+      <w:pPr>
+        <w:pStyle w:val="29"/>
+        <w:bidi w:val="0"/>
+        <w:rPr>
+          <w:rFonts w:hint="eastAsia"/>
+          <w:lang w:val="en-US" w:eastAsia="zh-CN"/>
+        </w:rPr>
+      </w:pPr>
+      <w:r>
+        <w:rPr>
+          <w:rFonts w:hint="eastAsia"/>
+          <w:lang w:val="en-US" w:eastAsia="zh-CN"/>
+        </w:rPr>
+        <w:t>持续改进原则：基于PDCA（计划-执行-检查-处理）循环，实现安全能力的持续提升。</w:t>
+      </w:r>
+    </w:p>
+    <w:p>
+      <w:pPr>
+        <w:pStyle w:val="29"/>
+        <w:bidi w:val="0"/>
+        <w:rPr>
+          <w:rFonts w:hint="eastAsia"/>
+          <w:lang w:val="en-US" w:eastAsia="zh-CN"/>
+        </w:rPr>
+      </w:pPr>
+      <w:r>
+        <w:rPr>
+          <w:rFonts w:hint="eastAsia"/>
+          <w:lang w:val="en-US" w:eastAsia="zh-CN"/>
+        </w:rPr>
+        <w:t>合规合法原则：严格遵守国家法律法规、行业监管要求及合同中的安全承诺。</w:t>
+      </w:r>
+    </w:p>
+    <w:p>
+      <w:pPr>
+        <w:pStyle w:val="29"/>
+        <w:bidi w:val="0"/>
+        <w:rPr>
+          <w:rFonts w:hint="eastAsia"/>
+          <w:lang w:val="en-US" w:eastAsia="zh-CN"/>
+        </w:rPr>
+      </w:pPr>
+      <w:r>
+        <w:rPr>
+          <w:rFonts w:hint="eastAsia"/>
+          <w:lang w:val="en-US" w:eastAsia="zh-CN"/>
+        </w:rPr>
+        <w:t>本制度是公司信息安全管理的纲领性文件，其下设的各类具体安全规范、操作指南及技术标准共同构成完整的信息安全策略体系。</w:t>
+      </w:r>
+    </w:p>
+    <w:p>
+      <w:pPr>
+        <w:pStyle w:val="28"/>
+        <w:bidi w:val="0"/>
+        <w:rPr>
+          <w:rFonts w:hint="eastAsia"/>
+          <w:lang w:val="en-US" w:eastAsia="zh-CN"/>
+        </w:rPr>
+      </w:pPr>
+      <w:bookmarkStart w:id="6" w:name="_Toc27188"/>
+      <w:r>
+        <w:rPr>
+          <w:rFonts w:hint="eastAsia"/>
+          <w:lang w:val="en-US" w:eastAsia="zh-CN"/>
+        </w:rPr>
+        <w:t>定义与术语</w:t>
       </w:r>
       <w:bookmarkEnd w:id="6"/>
     </w:p>
     <w:p>
       <w:pPr>
-        <w:pStyle w:val="a1"/>
-        <w:bidi w:val="0"/>
-        <w:rPr>
-          <w:rFonts w:hint="eastAsia"/>
-          <w:lang w:val="en-US" w:eastAsia="zh-CN"/>
-        </w:rPr>
-      </w:pPr>
-      <w:r>
-        <w:rPr>
-          <w:rFonts w:hint="eastAsia"/>
-          <w:lang w:val="en-US" w:eastAsia="zh-CN"/>
-        </w:rPr>
-        <w:t>公司信息安全遵循“三分技术，七分管理”的核心思想，建立以下原则与分层策略框架：</w:t>
-      </w:r>
-    </w:p>
-    <w:p>
-      <w:pPr>
-        <w:pStyle w:val="a1"/>
-        <w:bidi w:val="0"/>
-        <w:rPr>
-          <w:rFonts w:hint="eastAsia"/>
-          <w:lang w:val="en-US" w:eastAsia="zh-CN"/>
-        </w:rPr>
-      </w:pPr>
-      <w:r>
-        <w:rPr>
-          <w:rFonts w:hint="eastAsia"/>
-          <w:lang w:val="en-US" w:eastAsia="zh-CN"/>
-        </w:rPr>
-        <w:t>战略一致原则：信息安全目标与公司业务战略及客户服务承诺保持一致。</w:t>
-      </w:r>
-    </w:p>
-    <w:p>
-      <w:pPr>
-        <w:pStyle w:val="a1"/>
-        <w:bidi w:val="0"/>
-        <w:rPr>
-          <w:rFonts w:hint="eastAsia"/>
-          <w:lang w:val="en-US" w:eastAsia="zh-CN"/>
-        </w:rPr>
-      </w:pPr>
-      <w:r>
-        <w:rPr>
-          <w:rFonts w:hint="eastAsia"/>
-          <w:lang w:val="en-US" w:eastAsia="zh-CN"/>
-        </w:rPr>
-        <w:t>预防为主原则：将安全要求融入运维服务各环节，主动识别并控制风险。</w:t>
-      </w:r>
-    </w:p>
-    <w:p>
-      <w:pPr>
-        <w:pStyle w:val="a1"/>
-        <w:bidi w:val="0"/>
-        <w:rPr>
-          <w:rFonts w:hint="eastAsia"/>
-          <w:lang w:val="en-US" w:eastAsia="zh-CN"/>
-        </w:rPr>
-      </w:pPr>
-      <w:r>
-        <w:rPr>
-          <w:rFonts w:hint="eastAsia"/>
-          <w:lang w:val="en-US" w:eastAsia="zh-CN"/>
-        </w:rPr>
-        <w:t>责任明确原则：实行“谁主管谁负责，谁运营谁负责，谁使用谁负责”的安全责任制。</w:t>
-      </w:r>
-    </w:p>
-    <w:p>
-      <w:pPr>
-        <w:pStyle w:val="a1"/>
-        <w:bidi w:val="0"/>
-        <w:rPr>
-          <w:rFonts w:hint="eastAsia"/>
-          <w:lang w:val="en-US" w:eastAsia="zh-CN"/>
-        </w:rPr>
-      </w:pPr>
-      <w:r>
-        <w:rPr>
-          <w:rFonts w:hint="eastAsia"/>
-          <w:lang w:val="en-US" w:eastAsia="zh-CN"/>
-        </w:rPr>
-        <w:t>持续改进原则：基于PDCA（计划-执行-检查-处理）循环，实现安全能力的持续提升。</w:t>
-      </w:r>
-    </w:p>
-    <w:p>
-      <w:pPr>
-        <w:pStyle w:val="a1"/>
-        <w:bidi w:val="0"/>
-        <w:rPr>
-          <w:rFonts w:hint="eastAsia"/>
-          <w:lang w:val="en-US" w:eastAsia="zh-CN"/>
-        </w:rPr>
-      </w:pPr>
-      <w:r>
-        <w:rPr>
-          <w:rFonts w:hint="eastAsia"/>
-          <w:lang w:val="en-US" w:eastAsia="zh-CN"/>
-        </w:rPr>
-        <w:t>合规合法原则：严格遵守国家法律法规、行业监管要求及合同中的安全承诺。</w:t>
-      </w:r>
-    </w:p>
-    <w:p>
-      <w:pPr>
-        <w:pStyle w:val="a1"/>
-        <w:bidi w:val="0"/>
-        <w:rPr>
-          <w:rFonts w:hint="eastAsia"/>
-          <w:lang w:val="en-US" w:eastAsia="zh-CN"/>
-        </w:rPr>
-      </w:pPr>
-      <w:r>
-        <w:rPr>
-          <w:rFonts w:hint="eastAsia"/>
-          <w:lang w:val="en-US" w:eastAsia="zh-CN"/>
-        </w:rPr>
-        <w:t>本制度是公司信息安全管理的纲领性文件，其下设的各类具体安全规范、操作指南及技术标准共同构成完整的信息安全策略体系。</w:t>
-      </w:r>
-    </w:p>
-    <w:p>
-      <w:pPr>
-        <w:pStyle w:val="1"/>
-        <w:bidi w:val="0"/>
-        <w:rPr>
-          <w:rFonts w:hint="eastAsia"/>
-          <w:lang w:val="en-US" w:eastAsia="zh-CN"/>
-        </w:rPr>
-      </w:pPr>
-      <w:bookmarkStart w:id="7" w:name="_Toc27188"/>
-      <w:r>
-        <w:rPr>
-          <w:rFonts w:hint="eastAsia"/>
-          <w:lang w:val="en-US" w:eastAsia="zh-CN"/>
-        </w:rPr>
-        <w:t>定义与术语</w:t>
-      </w:r>
-      <w:bookmarkEnd w:id="7"/>
-    </w:p>
-    <w:p>
-      <w:pPr>
-        <w:pStyle w:val="a1"/>
+        <w:pStyle w:val="29"/>
         <w:bidi w:val="0"/>
         <w:rPr>
           <w:rFonts w:hint="eastAsia"/>
@@ -4184,7 +4385,7 @@
     </w:p>
     <w:p>
       <w:pPr>
-        <w:pStyle w:val="a1"/>
+        <w:pStyle w:val="29"/>
         <w:bidi w:val="0"/>
         <w:rPr>
           <w:rFonts w:hint="eastAsia"/>
@@ -4201,7 +4402,7 @@
     </w:p>
     <w:p>
       <w:pPr>
-        <w:pStyle w:val="a1"/>
+        <w:pStyle w:val="29"/>
         <w:bidi w:val="0"/>
         <w:rPr>
           <w:rFonts w:hint="eastAsia"/>
@@ -4218,7 +4419,7 @@
     </w:p>
     <w:p>
       <w:pPr>
-        <w:pStyle w:val="a1"/>
+        <w:pStyle w:val="29"/>
         <w:bidi w:val="0"/>
         <w:rPr>
           <w:rFonts w:hint="eastAsia"/>
@@ -4235,14 +4436,14 @@
     </w:p>
     <w:p>
       <w:pPr>
-        <w:pStyle w:val="1"/>
+        <w:pStyle w:val="28"/>
         <w:bidi w:val="0"/>
         <w:rPr>
           <w:rFonts w:hint="eastAsia"/>
           <w:lang w:val="en-US" w:eastAsia="zh-CN"/>
         </w:rPr>
       </w:pPr>
-      <w:bookmarkStart w:id="8" w:name="_Toc10414"/>
+      <w:bookmarkStart w:id="7" w:name="_Toc10414"/>
       <w:r>
         <w:rPr>
           <w:rFonts w:hint="eastAsia"/>
@@ -4250,22 +4451,23 @@
         </w:rPr>
         <w:t>角色与职责</w:t>
       </w:r>
-      <w:bookmarkEnd w:id="8"/>
+      <w:bookmarkEnd w:id="7"/>
     </w:p>
     <w:tbl>
       <w:tblPr>
-        <w:tblStyle w:val="TableNormal"/>
+        <w:tblStyle w:val="20"/>
         <w:tblW w:w="9024" w:type="dxa"/>
         <w:tblInd w:w="0" w:type="dxa"/>
         <w:tblBorders>
-          <w:top w:val="single" w:sz="4" w:space="0" w:color="auto"/>
-          <w:left w:val="single" w:sz="4" w:space="0" w:color="auto"/>
-          <w:bottom w:val="single" w:sz="4" w:space="0" w:color="auto"/>
-          <w:right w:val="single" w:sz="4" w:space="0" w:color="auto"/>
-          <w:insideH w:val="single" w:sz="4" w:space="0" w:color="auto"/>
-          <w:insideV w:val="single" w:sz="4" w:space="0" w:color="auto"/>
+          <w:top w:val="single" w:color="auto" w:sz="4" w:space="0"/>
+          <w:left w:val="single" w:color="auto" w:sz="4" w:space="0"/>
+          <w:bottom w:val="single" w:color="auto" w:sz="4" w:space="0"/>
+          <w:right w:val="single" w:color="auto" w:sz="4" w:space="0"/>
+          <w:insideH w:val="single" w:color="auto" w:sz="4" w:space="0"/>
+          <w:insideV w:val="single" w:color="auto" w:sz="4" w:space="0"/>
         </w:tblBorders>
         <w:shd w:val="clear" w:color="auto" w:fill="auto"/>
+        <w:tblLayout w:type="autofit"/>
         <w:tblCellMar>
           <w:top w:w="15" w:type="dxa"/>
           <w:left w:w="15" w:type="dxa"/>
@@ -4280,15 +4482,13 @@
       </w:tblGrid>
       <w:tr>
         <w:tblPrEx>
-          <w:tblW w:w="9024" w:type="dxa"/>
-          <w:tblInd w:w="0" w:type="dxa"/>
           <w:tblBorders>
-            <w:top w:val="single" w:sz="4" w:space="0" w:color="auto"/>
-            <w:left w:val="single" w:sz="4" w:space="0" w:color="auto"/>
-            <w:bottom w:val="single" w:sz="4" w:space="0" w:color="auto"/>
-            <w:right w:val="single" w:sz="4" w:space="0" w:color="auto"/>
-            <w:insideH w:val="single" w:sz="4" w:space="0" w:color="auto"/>
-            <w:insideV w:val="single" w:sz="4" w:space="0" w:color="auto"/>
+            <w:top w:val="single" w:color="auto" w:sz="4" w:space="0"/>
+            <w:left w:val="single" w:color="auto" w:sz="4" w:space="0"/>
+            <w:bottom w:val="single" w:color="auto" w:sz="4" w:space="0"/>
+            <w:right w:val="single" w:color="auto" w:sz="4" w:space="0"/>
+            <w:insideH w:val="single" w:color="auto" w:sz="4" w:space="0"/>
+            <w:insideV w:val="single" w:color="auto" w:sz="4" w:space="0"/>
           </w:tblBorders>
           <w:shd w:val="clear" w:color="auto" w:fill="auto"/>
           <w:tblCellMar>
@@ -4320,10 +4520,10 @@
               <w:widowControl/>
               <w:suppressLineNumbers w:val="0"/>
               <w:spacing w:line="300" w:lineRule="atLeast"/>
-              <w:ind w:left="0" w:right="0" w:firstLine="0" w:leftChars="0" w:rightChars="0" w:firstLineChars="0"/>
+              <w:ind w:left="0" w:leftChars="0" w:right="0" w:rightChars="0" w:firstLine="0" w:firstLineChars="0"/>
               <w:jc w:val="center"/>
               <w:rPr>
-                <w:rFonts w:ascii="Segoe UI" w:eastAsia="Segoe UI" w:hAnsi="Segoe UI" w:cs="Segoe UI"/>
+                <w:rFonts w:ascii="Segoe UI" w:hAnsi="Segoe UI" w:eastAsia="Segoe UI" w:cs="Segoe UI"/>
                 <w:i w:val="0"/>
                 <w:iCs w:val="0"/>
                 <w:caps w:val="0"/>
@@ -4335,7 +4535,7 @@
             </w:pPr>
             <w:r>
               <w:rPr>
-                <w:rFonts w:ascii="Segoe UI" w:eastAsia="Segoe UI" w:hAnsi="Segoe UI" w:cs="Segoe UI" w:hint="default"/>
+                <w:rFonts w:hint="default" w:ascii="Segoe UI" w:hAnsi="Segoe UI" w:eastAsia="Segoe UI" w:cs="Segoe UI"/>
                 <w:i w:val="0"/>
                 <w:iCs w:val="0"/>
                 <w:caps w:val="0"/>
@@ -4370,10 +4570,10 @@
               <w:widowControl/>
               <w:suppressLineNumbers w:val="0"/>
               <w:spacing w:line="300" w:lineRule="atLeast"/>
-              <w:ind w:left="0" w:right="0" w:firstLine="0" w:leftChars="0" w:rightChars="0" w:firstLineChars="0"/>
+              <w:ind w:left="0" w:leftChars="0" w:right="0" w:rightChars="0" w:firstLine="0" w:firstLineChars="0"/>
               <w:jc w:val="center"/>
               <w:rPr>
-                <w:rFonts w:ascii="Segoe UI" w:eastAsia="Segoe UI" w:hAnsi="Segoe UI" w:cs="Segoe UI" w:hint="default"/>
+                <w:rFonts w:hint="default" w:ascii="Segoe UI" w:hAnsi="Segoe UI" w:eastAsia="Segoe UI" w:cs="Segoe UI"/>
                 <w:i w:val="0"/>
                 <w:iCs w:val="0"/>
                 <w:caps w:val="0"/>
@@ -4385,7 +4585,7 @@
             </w:pPr>
             <w:r>
               <w:rPr>
-                <w:rFonts w:ascii="Segoe UI" w:eastAsia="Segoe UI" w:hAnsi="Segoe UI" w:cs="Segoe UI" w:hint="default"/>
+                <w:rFonts w:hint="default" w:ascii="Segoe UI" w:hAnsi="Segoe UI" w:eastAsia="Segoe UI" w:cs="Segoe UI"/>
                 <w:i w:val="0"/>
                 <w:iCs w:val="0"/>
                 <w:caps w:val="0"/>
@@ -4420,10 +4620,10 @@
               <w:widowControl/>
               <w:suppressLineNumbers w:val="0"/>
               <w:spacing w:line="300" w:lineRule="atLeast"/>
-              <w:ind w:left="0" w:right="0" w:firstLine="0" w:leftChars="0" w:rightChars="0" w:firstLineChars="0"/>
+              <w:ind w:left="0" w:leftChars="0" w:right="0" w:rightChars="0" w:firstLine="0" w:firstLineChars="0"/>
               <w:jc w:val="center"/>
               <w:rPr>
-                <w:rFonts w:ascii="Segoe UI" w:eastAsia="Segoe UI" w:hAnsi="Segoe UI" w:cs="Segoe UI" w:hint="default"/>
+                <w:rFonts w:hint="default" w:ascii="Segoe UI" w:hAnsi="Segoe UI" w:eastAsia="Segoe UI" w:cs="Segoe UI"/>
                 <w:i w:val="0"/>
                 <w:iCs w:val="0"/>
                 <w:caps w:val="0"/>
@@ -4435,7 +4635,7 @@
             </w:pPr>
             <w:r>
               <w:rPr>
-                <w:rFonts w:ascii="Segoe UI" w:eastAsia="Segoe UI" w:hAnsi="Segoe UI" w:cs="Segoe UI" w:hint="default"/>
+                <w:rFonts w:hint="default" w:ascii="Segoe UI" w:hAnsi="Segoe UI" w:eastAsia="Segoe UI" w:cs="Segoe UI"/>
                 <w:i w:val="0"/>
                 <w:iCs w:val="0"/>
                 <w:caps w:val="0"/>
@@ -4454,8 +4654,281 @@
       </w:tr>
       <w:tr>
         <w:tblPrEx>
-          <w:tblW w:w="9024" w:type="dxa"/>
-          <w:tblInd w:w="0" w:type="dxa"/>
+          <w:tblBorders>
+            <w:top w:val="single" w:color="auto" w:sz="4" w:space="0"/>
+            <w:left w:val="single" w:color="auto" w:sz="4" w:space="0"/>
+            <w:bottom w:val="single" w:color="auto" w:sz="4" w:space="0"/>
+            <w:right w:val="single" w:color="auto" w:sz="4" w:space="0"/>
+            <w:insideH w:val="single" w:color="auto" w:sz="4" w:space="0"/>
+            <w:insideV w:val="single" w:color="auto" w:sz="4" w:space="0"/>
+          </w:tblBorders>
+          <w:tblCellMar>
+            <w:top w:w="15" w:type="dxa"/>
+            <w:left w:w="15" w:type="dxa"/>
+            <w:bottom w:w="15" w:type="dxa"/>
+            <w:right w:w="15" w:type="dxa"/>
+          </w:tblCellMar>
+        </w:tblPrEx>
+        <w:tc>
+          <w:tcPr>
+            <w:tcW w:w="0" w:type="auto"/>
+            <w:shd w:val="clear" w:color="auto" w:fill="auto"/>
+            <w:tcMar>
+              <w:top w:w="120" w:type="dxa"/>
+              <w:left w:w="0" w:type="dxa"/>
+              <w:bottom w:w="120" w:type="dxa"/>
+              <w:right w:w="192" w:type="dxa"/>
+            </w:tcMar>
+            <w:vAlign w:val="center"/>
+          </w:tcPr>
+          <w:p>
+            <w:pPr>
+              <w:keepNext w:val="0"/>
+              <w:keepLines w:val="0"/>
+              <w:widowControl/>
+              <w:suppressLineNumbers w:val="0"/>
+              <w:spacing w:line="300" w:lineRule="atLeast"/>
+              <w:jc w:val="left"/>
+              <w:rPr>
+                <w:rFonts w:hint="default" w:ascii="Segoe UI" w:hAnsi="Segoe UI" w:eastAsia="Segoe UI" w:cs="Segoe UI"/>
+                <w:i w:val="0"/>
+                <w:iCs w:val="0"/>
+                <w:caps w:val="0"/>
+                <w:color w:val="0F1115"/>
+                <w:spacing w:val="0"/>
+                <w:sz w:val="18"/>
+                <w:szCs w:val="18"/>
+              </w:rPr>
+            </w:pPr>
+            <w:r>
+              <w:rPr>
+                <w:rStyle w:val="23"/>
+                <w:rFonts w:hint="default" w:ascii="Segoe UI" w:hAnsi="Segoe UI" w:eastAsia="Segoe UI" w:cs="Segoe UI"/>
+                <w:b/>
+                <w:bCs/>
+                <w:i w:val="0"/>
+                <w:iCs w:val="0"/>
+                <w:caps w:val="0"/>
+                <w:snapToGrid w:val="0"/>
+                <w:color w:val="000000"/>
+                <w:spacing w:val="0"/>
+                <w:kern w:val="0"/>
+                <w:sz w:val="18"/>
+                <w:szCs w:val="18"/>
+                <w:lang w:val="en-US" w:eastAsia="zh-CN"/>
+              </w:rPr>
+              <w:t>信息安全负责人</w:t>
+            </w:r>
+          </w:p>
+        </w:tc>
+        <w:tc>
+          <w:tcPr>
+            <w:tcW w:w="0" w:type="auto"/>
+            <w:shd w:val="clear" w:color="auto" w:fill="auto"/>
+            <w:tcMar>
+              <w:top w:w="120" w:type="dxa"/>
+              <w:left w:w="192" w:type="dxa"/>
+              <w:bottom w:w="120" w:type="dxa"/>
+              <w:right w:w="192" w:type="dxa"/>
+            </w:tcMar>
+            <w:vAlign w:val="center"/>
+          </w:tcPr>
+          <w:p>
+            <w:pPr>
+              <w:keepNext w:val="0"/>
+              <w:keepLines w:val="0"/>
+              <w:widowControl/>
+              <w:suppressLineNumbers w:val="0"/>
+              <w:spacing w:line="300" w:lineRule="atLeast"/>
+              <w:jc w:val="left"/>
+              <w:rPr>
+                <w:rFonts w:hint="default" w:ascii="Segoe UI" w:hAnsi="Segoe UI" w:eastAsia="Segoe UI" w:cs="Segoe UI"/>
+                <w:i w:val="0"/>
+                <w:iCs w:val="0"/>
+                <w:caps w:val="0"/>
+                <w:color w:val="0F1115"/>
+                <w:spacing w:val="0"/>
+                <w:sz w:val="18"/>
+                <w:szCs w:val="18"/>
+              </w:rPr>
+            </w:pPr>
+            <w:r>
+              <w:rPr>
+                <w:rFonts w:hint="default" w:ascii="Segoe UI" w:hAnsi="Segoe UI" w:eastAsia="Segoe UI" w:cs="Segoe UI"/>
+                <w:i w:val="0"/>
+                <w:iCs w:val="0"/>
+                <w:caps w:val="0"/>
+                <w:snapToGrid w:val="0"/>
+                <w:color w:val="000000"/>
+                <w:spacing w:val="0"/>
+                <w:kern w:val="0"/>
+                <w:sz w:val="18"/>
+                <w:szCs w:val="18"/>
+                <w:lang w:val="en-US" w:eastAsia="zh-CN"/>
+              </w:rPr>
+              <w:t>1. 制定并维护公司信息安全方针、策略和制度体系。</w:t>
+            </w:r>
+            <w:r>
+              <w:rPr>
+                <w:rFonts w:hint="default" w:ascii="Segoe UI" w:hAnsi="Segoe UI" w:eastAsia="Segoe UI" w:cs="Segoe UI"/>
+                <w:i w:val="0"/>
+                <w:iCs w:val="0"/>
+                <w:caps w:val="0"/>
+                <w:snapToGrid w:val="0"/>
+                <w:color w:val="000000"/>
+                <w:spacing w:val="0"/>
+                <w:kern w:val="0"/>
+                <w:sz w:val="18"/>
+                <w:szCs w:val="18"/>
+                <w:lang w:val="en-US" w:eastAsia="zh-CN"/>
+              </w:rPr>
+              <w:br w:type="textWrapping"/>
+            </w:r>
+            <w:r>
+              <w:rPr>
+                <w:rFonts w:hint="default" w:ascii="Segoe UI" w:hAnsi="Segoe UI" w:eastAsia="Segoe UI" w:cs="Segoe UI"/>
+                <w:i w:val="0"/>
+                <w:iCs w:val="0"/>
+                <w:caps w:val="0"/>
+                <w:snapToGrid w:val="0"/>
+                <w:color w:val="000000"/>
+                <w:spacing w:val="0"/>
+                <w:kern w:val="0"/>
+                <w:sz w:val="18"/>
+                <w:szCs w:val="18"/>
+                <w:lang w:val="en-US" w:eastAsia="zh-CN"/>
+              </w:rPr>
+              <w:t>2. 领导公司级信息安全风险评估与管理决策。</w:t>
+            </w:r>
+            <w:r>
+              <w:rPr>
+                <w:rFonts w:hint="default" w:ascii="Segoe UI" w:hAnsi="Segoe UI" w:eastAsia="Segoe UI" w:cs="Segoe UI"/>
+                <w:i w:val="0"/>
+                <w:iCs w:val="0"/>
+                <w:caps w:val="0"/>
+                <w:snapToGrid w:val="0"/>
+                <w:color w:val="000000"/>
+                <w:spacing w:val="0"/>
+                <w:kern w:val="0"/>
+                <w:sz w:val="18"/>
+                <w:szCs w:val="18"/>
+                <w:lang w:val="en-US" w:eastAsia="zh-CN"/>
+              </w:rPr>
+              <w:br w:type="textWrapping"/>
+            </w:r>
+            <w:r>
+              <w:rPr>
+                <w:rFonts w:hint="default" w:ascii="Segoe UI" w:hAnsi="Segoe UI" w:eastAsia="Segoe UI" w:cs="Segoe UI"/>
+                <w:i w:val="0"/>
+                <w:iCs w:val="0"/>
+                <w:caps w:val="0"/>
+                <w:snapToGrid w:val="0"/>
+                <w:color w:val="000000"/>
+                <w:spacing w:val="0"/>
+                <w:kern w:val="0"/>
+                <w:sz w:val="18"/>
+                <w:szCs w:val="18"/>
+                <w:lang w:val="en-US" w:eastAsia="zh-CN"/>
+              </w:rPr>
+              <w:t>3. 审批重大安全改进计划与资源投入。</w:t>
+            </w:r>
+            <w:r>
+              <w:rPr>
+                <w:rFonts w:hint="default" w:ascii="Segoe UI" w:hAnsi="Segoe UI" w:eastAsia="Segoe UI" w:cs="Segoe UI"/>
+                <w:i w:val="0"/>
+                <w:iCs w:val="0"/>
+                <w:caps w:val="0"/>
+                <w:snapToGrid w:val="0"/>
+                <w:color w:val="000000"/>
+                <w:spacing w:val="0"/>
+                <w:kern w:val="0"/>
+                <w:sz w:val="18"/>
+                <w:szCs w:val="18"/>
+                <w:lang w:val="en-US" w:eastAsia="zh-CN"/>
+              </w:rPr>
+              <w:br w:type="textWrapping"/>
+            </w:r>
+            <w:r>
+              <w:rPr>
+                <w:rFonts w:hint="default" w:ascii="Segoe UI" w:hAnsi="Segoe UI" w:eastAsia="Segoe UI" w:cs="Segoe UI"/>
+                <w:i w:val="0"/>
+                <w:iCs w:val="0"/>
+                <w:caps w:val="0"/>
+                <w:snapToGrid w:val="0"/>
+                <w:color w:val="000000"/>
+                <w:spacing w:val="0"/>
+                <w:kern w:val="0"/>
+                <w:sz w:val="18"/>
+                <w:szCs w:val="18"/>
+                <w:lang w:val="en-US" w:eastAsia="zh-CN"/>
+              </w:rPr>
+              <w:t>4. 主持管理评审，向公司管理层报告安全状况。</w:t>
+            </w:r>
+          </w:p>
+        </w:tc>
+        <w:tc>
+          <w:tcPr>
+            <w:tcW w:w="0" w:type="auto"/>
+            <w:shd w:val="clear" w:color="auto" w:fill="auto"/>
+            <w:tcMar>
+              <w:top w:w="120" w:type="dxa"/>
+              <w:left w:w="192" w:type="dxa"/>
+              <w:bottom w:w="120" w:type="dxa"/>
+              <w:right w:w="0" w:type="dxa"/>
+            </w:tcMar>
+            <w:vAlign w:val="center"/>
+          </w:tcPr>
+          <w:p>
+            <w:pPr>
+              <w:keepNext w:val="0"/>
+              <w:keepLines w:val="0"/>
+              <w:widowControl/>
+              <w:suppressLineNumbers w:val="0"/>
+              <w:spacing w:line="300" w:lineRule="atLeast"/>
+              <w:jc w:val="left"/>
+              <w:rPr>
+                <w:rFonts w:hint="default" w:ascii="Segoe UI" w:hAnsi="Segoe UI" w:eastAsia="Segoe UI" w:cs="Segoe UI"/>
+                <w:i w:val="0"/>
+                <w:iCs w:val="0"/>
+                <w:caps w:val="0"/>
+                <w:color w:val="0F1115"/>
+                <w:spacing w:val="0"/>
+                <w:sz w:val="18"/>
+                <w:szCs w:val="18"/>
+              </w:rPr>
+            </w:pPr>
+            <w:r>
+              <w:rPr>
+                <w:rStyle w:val="23"/>
+                <w:rFonts w:hint="default" w:ascii="Segoe UI" w:hAnsi="Segoe UI" w:eastAsia="Segoe UI" w:cs="Segoe UI"/>
+                <w:b/>
+                <w:bCs/>
+                <w:i w:val="0"/>
+                <w:iCs w:val="0"/>
+                <w:caps w:val="0"/>
+                <w:snapToGrid w:val="0"/>
+                <w:color w:val="000000"/>
+                <w:spacing w:val="0"/>
+                <w:kern w:val="0"/>
+                <w:sz w:val="18"/>
+                <w:szCs w:val="18"/>
+                <w:lang w:val="en-US" w:eastAsia="zh-CN"/>
+              </w:rPr>
+              <w:t>总经理或指定副总经理</w:t>
+            </w:r>
+          </w:p>
+        </w:tc>
+      </w:tr>
+      <w:tr>
+        <w:tblPrEx>
+          <w:tblBorders>
+            <w:top w:val="single" w:color="auto" w:sz="4" w:space="0"/>
+            <w:left w:val="single" w:color="auto" w:sz="4" w:space="0"/>
+            <w:bottom w:val="single" w:color="auto" w:sz="4" w:space="0"/>
+            <w:right w:val="single" w:color="auto" w:sz="4" w:space="0"/>
+            <w:insideH w:val="single" w:color="auto" w:sz="4" w:space="0"/>
+            <w:insideV w:val="single" w:color="auto" w:sz="4" w:space="0"/>
+          </w:tblBorders>
           <w:shd w:val="clear" w:color="auto" w:fill="auto"/>
           <w:tblCellMar>
             <w:top w:w="15" w:type="dxa"/>
@@ -4485,7 +4958,7 @@
               <w:spacing w:line="300" w:lineRule="atLeast"/>
               <w:jc w:val="left"/>
               <w:rPr>
-                <w:rFonts w:ascii="Segoe UI" w:eastAsia="Segoe UI" w:hAnsi="Segoe UI" w:cs="Segoe UI" w:hint="default"/>
+                <w:rFonts w:hint="default" w:ascii="Segoe UI" w:hAnsi="Segoe UI" w:eastAsia="Segoe UI" w:cs="Segoe UI"/>
                 <w:i w:val="0"/>
                 <w:iCs w:val="0"/>
                 <w:caps w:val="0"/>
@@ -4497,8 +4970,8 @@
             </w:pPr>
             <w:r>
               <w:rPr>
-                <w:rStyle w:val="Strong"/>
-                <w:rFonts w:ascii="Segoe UI" w:eastAsia="Segoe UI" w:hAnsi="Segoe UI" w:cs="Segoe UI" w:hint="default"/>
+                <w:rStyle w:val="23"/>
+                <w:rFonts w:hint="default" w:ascii="Segoe UI" w:hAnsi="Segoe UI" w:eastAsia="Segoe UI" w:cs="Segoe UI"/>
                 <w:b/>
                 <w:bCs/>
                 <w:i w:val="0"/>
@@ -4512,7 +4985,7 @@
                 <w:szCs w:val="18"/>
                 <w:lang w:val="en-US" w:eastAsia="zh-CN"/>
               </w:rPr>
-              <w:t>信息安全负责人</w:t>
+              <w:t>信息安全管理团队</w:t>
             </w:r>
           </w:p>
         </w:tc>
@@ -4537,7 +5010,7 @@
               <w:spacing w:line="300" w:lineRule="atLeast"/>
               <w:jc w:val="left"/>
               <w:rPr>
-                <w:rFonts w:ascii="Segoe UI" w:eastAsia="Segoe UI" w:hAnsi="Segoe UI" w:cs="Segoe UI" w:hint="default"/>
+                <w:rFonts w:hint="default" w:ascii="Segoe UI" w:hAnsi="Segoe UI" w:eastAsia="Segoe UI" w:cs="Segoe UI"/>
                 <w:i w:val="0"/>
                 <w:iCs w:val="0"/>
                 <w:caps w:val="0"/>
@@ -4549,7 +5022,7 @@
             </w:pPr>
             <w:r>
               <w:rPr>
-                <w:rFonts w:ascii="Segoe UI" w:eastAsia="Segoe UI" w:hAnsi="Segoe UI" w:cs="Segoe UI" w:hint="default"/>
+                <w:rFonts w:hint="default" w:ascii="Segoe UI" w:hAnsi="Segoe UI" w:eastAsia="Segoe UI" w:cs="Segoe UI"/>
                 <w:i w:val="0"/>
                 <w:iCs w:val="0"/>
                 <w:caps w:val="0"/>
@@ -4561,11 +5034,11 @@
                 <w:szCs w:val="18"/>
                 <w:lang w:val="en-US" w:eastAsia="zh-CN"/>
               </w:rPr>
-              <w:t>1. 制定并维护公司信息安全方针、策略和制度体系。</w:t>
-            </w:r>
-            <w:r>
-              <w:rPr>
-                <w:rFonts w:ascii="Segoe UI" w:eastAsia="Segoe UI" w:hAnsi="Segoe UI" w:cs="Segoe UI" w:hint="default"/>
+              <w:t>1. 负责本制度的日常推行、解释与修订。</w:t>
+            </w:r>
+            <w:r>
+              <w:rPr>
+                <w:rFonts w:hint="default" w:ascii="Segoe UI" w:hAnsi="Segoe UI" w:eastAsia="Segoe UI" w:cs="Segoe UI"/>
                 <w:i w:val="0"/>
                 <w:iCs w:val="0"/>
                 <w:caps w:val="0"/>
@@ -4577,11 +5050,11 @@
                 <w:szCs w:val="18"/>
                 <w:lang w:val="en-US" w:eastAsia="zh-CN"/>
               </w:rPr>
-              <w:br/>
-            </w:r>
-            <w:r>
-              <w:rPr>
-                <w:rFonts w:ascii="Segoe UI" w:eastAsia="Segoe UI" w:hAnsi="Segoe UI" w:cs="Segoe UI" w:hint="default"/>
+              <w:br w:type="textWrapping"/>
+            </w:r>
+            <w:r>
+              <w:rPr>
+                <w:rFonts w:hint="default" w:ascii="Segoe UI" w:hAnsi="Segoe UI" w:eastAsia="Segoe UI" w:cs="Segoe UI"/>
                 <w:i w:val="0"/>
                 <w:iCs w:val="0"/>
                 <w:caps w:val="0"/>
@@ -4593,11 +5066,11 @@
                 <w:szCs w:val="18"/>
                 <w:lang w:val="en-US" w:eastAsia="zh-CN"/>
               </w:rPr>
-              <w:t>2. 领导公司级信息安全风险评估与管理决策。</w:t>
-            </w:r>
-            <w:r>
-              <w:rPr>
-                <w:rFonts w:ascii="Segoe UI" w:eastAsia="Segoe UI" w:hAnsi="Segoe UI" w:cs="Segoe UI" w:hint="default"/>
+              <w:t>2. 组织协调跨部门的安全风险评估、应急演练与审计活动。</w:t>
+            </w:r>
+            <w:r>
+              <w:rPr>
+                <w:rFonts w:hint="default" w:ascii="Segoe UI" w:hAnsi="Segoe UI" w:eastAsia="Segoe UI" w:cs="Segoe UI"/>
                 <w:i w:val="0"/>
                 <w:iCs w:val="0"/>
                 <w:caps w:val="0"/>
@@ -4609,11 +5082,11 @@
                 <w:szCs w:val="18"/>
                 <w:lang w:val="en-US" w:eastAsia="zh-CN"/>
               </w:rPr>
-              <w:br/>
-            </w:r>
-            <w:r>
-              <w:rPr>
-                <w:rFonts w:ascii="Segoe UI" w:eastAsia="Segoe UI" w:hAnsi="Segoe UI" w:cs="Segoe UI" w:hint="default"/>
+              <w:br w:type="textWrapping"/>
+            </w:r>
+            <w:r>
+              <w:rPr>
+                <w:rFonts w:hint="default" w:ascii="Segoe UI" w:hAnsi="Segoe UI" w:eastAsia="Segoe UI" w:cs="Segoe UI"/>
                 <w:i w:val="0"/>
                 <w:iCs w:val="0"/>
                 <w:caps w:val="0"/>
@@ -4625,11 +5098,11 @@
                 <w:szCs w:val="18"/>
                 <w:lang w:val="en-US" w:eastAsia="zh-CN"/>
               </w:rPr>
-              <w:t>3. 审批重大安全改进计划与资源投入。</w:t>
-            </w:r>
-            <w:r>
-              <w:rPr>
-                <w:rFonts w:ascii="Segoe UI" w:eastAsia="Segoe UI" w:hAnsi="Segoe UI" w:cs="Segoe UI" w:hint="default"/>
+              <w:t>3. 监督各项安全控制措施的执行情况。</w:t>
+            </w:r>
+            <w:r>
+              <w:rPr>
+                <w:rFonts w:hint="default" w:ascii="Segoe UI" w:hAnsi="Segoe UI" w:eastAsia="Segoe UI" w:cs="Segoe UI"/>
                 <w:i w:val="0"/>
                 <w:iCs w:val="0"/>
                 <w:caps w:val="0"/>
@@ -4641,11 +5114,11 @@
                 <w:szCs w:val="18"/>
                 <w:lang w:val="en-US" w:eastAsia="zh-CN"/>
               </w:rPr>
-              <w:br/>
-            </w:r>
-            <w:r>
-              <w:rPr>
-                <w:rFonts w:ascii="Segoe UI" w:eastAsia="Segoe UI" w:hAnsi="Segoe UI" w:cs="Segoe UI" w:hint="default"/>
+              <w:br w:type="textWrapping"/>
+            </w:r>
+            <w:r>
+              <w:rPr>
+                <w:rFonts w:hint="default" w:ascii="Segoe UI" w:hAnsi="Segoe UI" w:eastAsia="Segoe UI" w:cs="Segoe UI"/>
                 <w:i w:val="0"/>
                 <w:iCs w:val="0"/>
                 <w:caps w:val="0"/>
@@ -4657,7 +5130,7 @@
                 <w:szCs w:val="18"/>
                 <w:lang w:val="en-US" w:eastAsia="zh-CN"/>
               </w:rPr>
-              <w:t>4. 主持管理评审，向公司管理层报告安全状况。</w:t>
+              <w:t>4. 统筹信息安全事件的调查、分析与报告。</w:t>
             </w:r>
           </w:p>
         </w:tc>
@@ -4682,7 +5155,7 @@
               <w:spacing w:line="300" w:lineRule="atLeast"/>
               <w:jc w:val="left"/>
               <w:rPr>
-                <w:rFonts w:ascii="Segoe UI" w:eastAsia="Segoe UI" w:hAnsi="Segoe UI" w:cs="Segoe UI" w:hint="default"/>
+                <w:rFonts w:hint="default" w:ascii="Segoe UI" w:hAnsi="Segoe UI" w:eastAsia="Segoe UI" w:cs="Segoe UI"/>
                 <w:i w:val="0"/>
                 <w:iCs w:val="0"/>
                 <w:caps w:val="0"/>
@@ -4694,8 +5167,8 @@
             </w:pPr>
             <w:r>
               <w:rPr>
-                <w:rStyle w:val="Strong"/>
-                <w:rFonts w:ascii="Segoe UI" w:eastAsia="Segoe UI" w:hAnsi="Segoe UI" w:cs="Segoe UI" w:hint="default"/>
+                <w:rStyle w:val="23"/>
+                <w:rFonts w:hint="default" w:ascii="Segoe UI" w:hAnsi="Segoe UI" w:eastAsia="Segoe UI" w:cs="Segoe UI"/>
                 <w:b/>
                 <w:bCs/>
                 <w:i w:val="0"/>
@@ -4709,15 +5182,1114 @@
                 <w:szCs w:val="18"/>
                 <w:lang w:val="en-US" w:eastAsia="zh-CN"/>
               </w:rPr>
-              <w:t>总经理或指定副总经理</w:t>
+              <w:t>运维部经理</w:t>
+            </w:r>
+            <w:r>
+              <w:rPr>
+                <w:rFonts w:hint="default" w:ascii="Segoe UI" w:hAnsi="Segoe UI" w:eastAsia="Segoe UI" w:cs="Segoe UI"/>
+                <w:i w:val="0"/>
+                <w:iCs w:val="0"/>
+                <w:caps w:val="0"/>
+                <w:snapToGrid w:val="0"/>
+                <w:color w:val="000000"/>
+                <w:spacing w:val="0"/>
+                <w:kern w:val="0"/>
+                <w:sz w:val="18"/>
+                <w:szCs w:val="18"/>
+                <w:lang w:val="en-US" w:eastAsia="zh-CN"/>
+              </w:rPr>
+              <w:t>（牵头）</w:t>
+            </w:r>
+            <w:r>
+              <w:rPr>
+                <w:rFonts w:hint="default" w:ascii="Segoe UI" w:hAnsi="Segoe UI" w:eastAsia="Segoe UI" w:cs="Segoe UI"/>
+                <w:i w:val="0"/>
+                <w:iCs w:val="0"/>
+                <w:caps w:val="0"/>
+                <w:snapToGrid w:val="0"/>
+                <w:color w:val="000000"/>
+                <w:spacing w:val="0"/>
+                <w:kern w:val="0"/>
+                <w:sz w:val="18"/>
+                <w:szCs w:val="18"/>
+                <w:lang w:val="en-US" w:eastAsia="zh-CN"/>
+              </w:rPr>
+              <w:br w:type="textWrapping"/>
+            </w:r>
+            <w:r>
+              <w:rPr>
+                <w:rStyle w:val="23"/>
+                <w:rFonts w:hint="default" w:ascii="Segoe UI" w:hAnsi="Segoe UI" w:eastAsia="Segoe UI" w:cs="Segoe UI"/>
+                <w:b/>
+                <w:bCs/>
+                <w:i w:val="0"/>
+                <w:iCs w:val="0"/>
+                <w:caps w:val="0"/>
+                <w:snapToGrid w:val="0"/>
+                <w:color w:val="000000"/>
+                <w:spacing w:val="0"/>
+                <w:kern w:val="0"/>
+                <w:sz w:val="18"/>
+                <w:szCs w:val="18"/>
+                <w:lang w:val="en-US" w:eastAsia="zh-CN"/>
+              </w:rPr>
+              <w:t>质量管理部经理</w:t>
+            </w:r>
+            <w:r>
+              <w:rPr>
+                <w:rFonts w:hint="default" w:ascii="Segoe UI" w:hAnsi="Segoe UI" w:eastAsia="Segoe UI" w:cs="Segoe UI"/>
+                <w:i w:val="0"/>
+                <w:iCs w:val="0"/>
+                <w:caps w:val="0"/>
+                <w:snapToGrid w:val="0"/>
+                <w:color w:val="000000"/>
+                <w:spacing w:val="0"/>
+                <w:kern w:val="0"/>
+                <w:sz w:val="18"/>
+                <w:szCs w:val="18"/>
+                <w:lang w:val="en-US" w:eastAsia="zh-CN"/>
+              </w:rPr>
+              <w:br w:type="textWrapping"/>
+            </w:r>
+            <w:r>
+              <w:rPr>
+                <w:rStyle w:val="23"/>
+                <w:rFonts w:hint="default" w:ascii="Segoe UI" w:hAnsi="Segoe UI" w:eastAsia="Segoe UI" w:cs="Segoe UI"/>
+                <w:b/>
+                <w:bCs/>
+                <w:i w:val="0"/>
+                <w:iCs w:val="0"/>
+                <w:caps w:val="0"/>
+                <w:snapToGrid w:val="0"/>
+                <w:color w:val="000000"/>
+                <w:spacing w:val="0"/>
+                <w:kern w:val="0"/>
+                <w:sz w:val="18"/>
+                <w:szCs w:val="18"/>
+                <w:lang w:val="en-US" w:eastAsia="zh-CN"/>
+              </w:rPr>
+              <w:t>研发部经理</w:t>
             </w:r>
           </w:p>
         </w:tc>
       </w:tr>
       <w:tr>
         <w:tblPrEx>
-          <w:tblW w:w="9024" w:type="dxa"/>
-          <w:tblInd w:w="0" w:type="dxa"/>
+          <w:tblBorders>
+            <w:top w:val="single" w:color="auto" w:sz="4" w:space="0"/>
+            <w:left w:val="single" w:color="auto" w:sz="4" w:space="0"/>
+            <w:bottom w:val="single" w:color="auto" w:sz="4" w:space="0"/>
+            <w:right w:val="single" w:color="auto" w:sz="4" w:space="0"/>
+            <w:insideH w:val="single" w:color="auto" w:sz="4" w:space="0"/>
+            <w:insideV w:val="single" w:color="auto" w:sz="4" w:space="0"/>
+          </w:tblBorders>
+          <w:tblCellMar>
+            <w:top w:w="15" w:type="dxa"/>
+            <w:left w:w="15" w:type="dxa"/>
+            <w:bottom w:w="15" w:type="dxa"/>
+            <w:right w:w="15" w:type="dxa"/>
+          </w:tblCellMar>
+        </w:tblPrEx>
+        <w:tc>
+          <w:tcPr>
+            <w:tcW w:w="0" w:type="auto"/>
+            <w:shd w:val="clear" w:color="auto" w:fill="auto"/>
+            <w:tcMar>
+              <w:top w:w="120" w:type="dxa"/>
+              <w:left w:w="0" w:type="dxa"/>
+              <w:bottom w:w="120" w:type="dxa"/>
+              <w:right w:w="192" w:type="dxa"/>
+            </w:tcMar>
+            <w:vAlign w:val="center"/>
+          </w:tcPr>
+          <w:p>
+            <w:pPr>
+              <w:keepNext w:val="0"/>
+              <w:keepLines w:val="0"/>
+              <w:widowControl/>
+              <w:suppressLineNumbers w:val="0"/>
+              <w:spacing w:line="300" w:lineRule="atLeast"/>
+              <w:jc w:val="left"/>
+              <w:rPr>
+                <w:rFonts w:hint="default" w:ascii="Segoe UI" w:hAnsi="Segoe UI" w:eastAsia="Segoe UI" w:cs="Segoe UI"/>
+                <w:i w:val="0"/>
+                <w:iCs w:val="0"/>
+                <w:caps w:val="0"/>
+                <w:color w:val="0F1115"/>
+                <w:spacing w:val="0"/>
+                <w:sz w:val="18"/>
+                <w:szCs w:val="18"/>
+              </w:rPr>
+            </w:pPr>
+            <w:r>
+              <w:rPr>
+                <w:rStyle w:val="23"/>
+                <w:rFonts w:hint="default" w:ascii="Segoe UI" w:hAnsi="Segoe UI" w:eastAsia="Segoe UI" w:cs="Segoe UI"/>
+                <w:b/>
+                <w:bCs/>
+                <w:i w:val="0"/>
+                <w:iCs w:val="0"/>
+                <w:caps w:val="0"/>
+                <w:snapToGrid w:val="0"/>
+                <w:color w:val="000000"/>
+                <w:spacing w:val="0"/>
+                <w:kern w:val="0"/>
+                <w:sz w:val="18"/>
+                <w:szCs w:val="18"/>
+                <w:lang w:val="en-US" w:eastAsia="zh-CN"/>
+              </w:rPr>
+              <w:t>运维项目经理</w:t>
+            </w:r>
+          </w:p>
+        </w:tc>
+        <w:tc>
+          <w:tcPr>
+            <w:tcW w:w="0" w:type="auto"/>
+            <w:shd w:val="clear" w:color="auto" w:fill="auto"/>
+            <w:tcMar>
+              <w:top w:w="120" w:type="dxa"/>
+              <w:left w:w="192" w:type="dxa"/>
+              <w:bottom w:w="120" w:type="dxa"/>
+              <w:right w:w="192" w:type="dxa"/>
+            </w:tcMar>
+            <w:vAlign w:val="center"/>
+          </w:tcPr>
+          <w:p>
+            <w:pPr>
+              <w:keepNext w:val="0"/>
+              <w:keepLines w:val="0"/>
+              <w:widowControl/>
+              <w:suppressLineNumbers w:val="0"/>
+              <w:spacing w:line="300" w:lineRule="atLeast"/>
+              <w:jc w:val="left"/>
+              <w:rPr>
+                <w:rFonts w:hint="default" w:ascii="Segoe UI" w:hAnsi="Segoe UI" w:eastAsia="Segoe UI" w:cs="Segoe UI"/>
+                <w:i w:val="0"/>
+                <w:iCs w:val="0"/>
+                <w:caps w:val="0"/>
+                <w:color w:val="0F1115"/>
+                <w:spacing w:val="0"/>
+                <w:sz w:val="18"/>
+                <w:szCs w:val="18"/>
+              </w:rPr>
+            </w:pPr>
+            <w:r>
+              <w:rPr>
+                <w:rFonts w:hint="default" w:ascii="Segoe UI" w:hAnsi="Segoe UI" w:eastAsia="Segoe UI" w:cs="Segoe UI"/>
+                <w:i w:val="0"/>
+                <w:iCs w:val="0"/>
+                <w:caps w:val="0"/>
+                <w:snapToGrid w:val="0"/>
+                <w:color w:val="000000"/>
+                <w:spacing w:val="0"/>
+                <w:kern w:val="0"/>
+                <w:sz w:val="18"/>
+                <w:szCs w:val="18"/>
+                <w:lang w:val="en-US" w:eastAsia="zh-CN"/>
+              </w:rPr>
+              <w:t>1. 是所负责项目的安全直接责任人。</w:t>
+            </w:r>
+            <w:r>
+              <w:rPr>
+                <w:rFonts w:hint="default" w:ascii="Segoe UI" w:hAnsi="Segoe UI" w:eastAsia="Segoe UI" w:cs="Segoe UI"/>
+                <w:i w:val="0"/>
+                <w:iCs w:val="0"/>
+                <w:caps w:val="0"/>
+                <w:snapToGrid w:val="0"/>
+                <w:color w:val="000000"/>
+                <w:spacing w:val="0"/>
+                <w:kern w:val="0"/>
+                <w:sz w:val="18"/>
+                <w:szCs w:val="18"/>
+                <w:lang w:val="en-US" w:eastAsia="zh-CN"/>
+              </w:rPr>
+              <w:br w:type="textWrapping"/>
+            </w:r>
+            <w:r>
+              <w:rPr>
+                <w:rFonts w:hint="default" w:ascii="Segoe UI" w:hAnsi="Segoe UI" w:eastAsia="Segoe UI" w:cs="Segoe UI"/>
+                <w:i w:val="0"/>
+                <w:iCs w:val="0"/>
+                <w:caps w:val="0"/>
+                <w:snapToGrid w:val="0"/>
+                <w:color w:val="000000"/>
+                <w:spacing w:val="0"/>
+                <w:kern w:val="0"/>
+                <w:sz w:val="18"/>
+                <w:szCs w:val="18"/>
+                <w:lang w:val="en-US" w:eastAsia="zh-CN"/>
+              </w:rPr>
+              <w:t>2. 组织实施项目内信息资产识别、风险评估与控制。</w:t>
+            </w:r>
+            <w:r>
+              <w:rPr>
+                <w:rFonts w:hint="default" w:ascii="Segoe UI" w:hAnsi="Segoe UI" w:eastAsia="Segoe UI" w:cs="Segoe UI"/>
+                <w:i w:val="0"/>
+                <w:iCs w:val="0"/>
+                <w:caps w:val="0"/>
+                <w:snapToGrid w:val="0"/>
+                <w:color w:val="000000"/>
+                <w:spacing w:val="0"/>
+                <w:kern w:val="0"/>
+                <w:sz w:val="18"/>
+                <w:szCs w:val="18"/>
+                <w:lang w:val="en-US" w:eastAsia="zh-CN"/>
+              </w:rPr>
+              <w:br w:type="textWrapping"/>
+            </w:r>
+            <w:r>
+              <w:rPr>
+                <w:rFonts w:hint="default" w:ascii="Segoe UI" w:hAnsi="Segoe UI" w:eastAsia="Segoe UI" w:cs="Segoe UI"/>
+                <w:i w:val="0"/>
+                <w:iCs w:val="0"/>
+                <w:caps w:val="0"/>
+                <w:snapToGrid w:val="0"/>
+                <w:color w:val="000000"/>
+                <w:spacing w:val="0"/>
+                <w:kern w:val="0"/>
+                <w:sz w:val="18"/>
+                <w:szCs w:val="18"/>
+                <w:lang w:val="en-US" w:eastAsia="zh-CN"/>
+              </w:rPr>
+              <w:t>3. 确保项目团队遵守安全规定，落实安全操作。</w:t>
+            </w:r>
+            <w:r>
+              <w:rPr>
+                <w:rFonts w:hint="default" w:ascii="Segoe UI" w:hAnsi="Segoe UI" w:eastAsia="Segoe UI" w:cs="Segoe UI"/>
+                <w:i w:val="0"/>
+                <w:iCs w:val="0"/>
+                <w:caps w:val="0"/>
+                <w:snapToGrid w:val="0"/>
+                <w:color w:val="000000"/>
+                <w:spacing w:val="0"/>
+                <w:kern w:val="0"/>
+                <w:sz w:val="18"/>
+                <w:szCs w:val="18"/>
+                <w:lang w:val="en-US" w:eastAsia="zh-CN"/>
+              </w:rPr>
+              <w:br w:type="textWrapping"/>
+            </w:r>
+            <w:r>
+              <w:rPr>
+                <w:rFonts w:hint="default" w:ascii="Segoe UI" w:hAnsi="Segoe UI" w:eastAsia="Segoe UI" w:cs="Segoe UI"/>
+                <w:i w:val="0"/>
+                <w:iCs w:val="0"/>
+                <w:caps w:val="0"/>
+                <w:snapToGrid w:val="0"/>
+                <w:color w:val="000000"/>
+                <w:spacing w:val="0"/>
+                <w:kern w:val="0"/>
+                <w:sz w:val="18"/>
+                <w:szCs w:val="18"/>
+                <w:lang w:val="en-US" w:eastAsia="zh-CN"/>
+              </w:rPr>
+              <w:t>4. 负责项目内安全事件的初步处置与报告。</w:t>
+            </w:r>
+          </w:p>
+        </w:tc>
+        <w:tc>
+          <w:tcPr>
+            <w:tcW w:w="0" w:type="auto"/>
+            <w:shd w:val="clear" w:color="auto" w:fill="auto"/>
+            <w:tcMar>
+              <w:top w:w="120" w:type="dxa"/>
+              <w:left w:w="192" w:type="dxa"/>
+              <w:bottom w:w="120" w:type="dxa"/>
+              <w:right w:w="0" w:type="dxa"/>
+            </w:tcMar>
+            <w:vAlign w:val="center"/>
+          </w:tcPr>
+          <w:p>
+            <w:pPr>
+              <w:keepNext w:val="0"/>
+              <w:keepLines w:val="0"/>
+              <w:widowControl/>
+              <w:suppressLineNumbers w:val="0"/>
+              <w:spacing w:line="300" w:lineRule="atLeast"/>
+              <w:jc w:val="left"/>
+              <w:rPr>
+                <w:rFonts w:hint="default" w:ascii="Segoe UI" w:hAnsi="Segoe UI" w:eastAsia="Segoe UI" w:cs="Segoe UI"/>
+                <w:i w:val="0"/>
+                <w:iCs w:val="0"/>
+                <w:caps w:val="0"/>
+                <w:color w:val="0F1115"/>
+                <w:spacing w:val="0"/>
+                <w:sz w:val="18"/>
+                <w:szCs w:val="18"/>
+              </w:rPr>
+            </w:pPr>
+            <w:r>
+              <w:rPr>
+                <w:rStyle w:val="23"/>
+                <w:rFonts w:hint="default" w:ascii="Segoe UI" w:hAnsi="Segoe UI" w:eastAsia="Segoe UI" w:cs="Segoe UI"/>
+                <w:b/>
+                <w:bCs/>
+                <w:i w:val="0"/>
+                <w:iCs w:val="0"/>
+                <w:caps w:val="0"/>
+                <w:snapToGrid w:val="0"/>
+                <w:color w:val="000000"/>
+                <w:spacing w:val="0"/>
+                <w:kern w:val="0"/>
+                <w:sz w:val="18"/>
+                <w:szCs w:val="18"/>
+                <w:lang w:val="en-US" w:eastAsia="zh-CN"/>
+              </w:rPr>
+              <w:t>运维部-运维项目经理</w:t>
+            </w:r>
+          </w:p>
+        </w:tc>
+      </w:tr>
+      <w:tr>
+        <w:tblPrEx>
+          <w:tblBorders>
+            <w:top w:val="single" w:color="auto" w:sz="4" w:space="0"/>
+            <w:left w:val="single" w:color="auto" w:sz="4" w:space="0"/>
+            <w:bottom w:val="single" w:color="auto" w:sz="4" w:space="0"/>
+            <w:right w:val="single" w:color="auto" w:sz="4" w:space="0"/>
+            <w:insideH w:val="single" w:color="auto" w:sz="4" w:space="0"/>
+            <w:insideV w:val="single" w:color="auto" w:sz="4" w:space="0"/>
+          </w:tblBorders>
+          <w:tblCellMar>
+            <w:top w:w="15" w:type="dxa"/>
+            <w:left w:w="15" w:type="dxa"/>
+            <w:bottom w:w="15" w:type="dxa"/>
+            <w:right w:w="15" w:type="dxa"/>
+          </w:tblCellMar>
+        </w:tblPrEx>
+        <w:tc>
+          <w:tcPr>
+            <w:tcW w:w="0" w:type="auto"/>
+            <w:shd w:val="clear" w:color="auto" w:fill="auto"/>
+            <w:tcMar>
+              <w:top w:w="120" w:type="dxa"/>
+              <w:left w:w="0" w:type="dxa"/>
+              <w:bottom w:w="120" w:type="dxa"/>
+              <w:right w:w="192" w:type="dxa"/>
+            </w:tcMar>
+            <w:vAlign w:val="center"/>
+          </w:tcPr>
+          <w:p>
+            <w:pPr>
+              <w:keepNext w:val="0"/>
+              <w:keepLines w:val="0"/>
+              <w:widowControl/>
+              <w:suppressLineNumbers w:val="0"/>
+              <w:spacing w:line="300" w:lineRule="atLeast"/>
+              <w:jc w:val="left"/>
+              <w:rPr>
+                <w:rFonts w:hint="default" w:ascii="Segoe UI" w:hAnsi="Segoe UI" w:eastAsia="Segoe UI" w:cs="Segoe UI"/>
+                <w:i w:val="0"/>
+                <w:iCs w:val="0"/>
+                <w:caps w:val="0"/>
+                <w:color w:val="0F1115"/>
+                <w:spacing w:val="0"/>
+                <w:sz w:val="18"/>
+                <w:szCs w:val="18"/>
+              </w:rPr>
+            </w:pPr>
+            <w:r>
+              <w:rPr>
+                <w:rStyle w:val="23"/>
+                <w:rFonts w:hint="default" w:ascii="Segoe UI" w:hAnsi="Segoe UI" w:eastAsia="Segoe UI" w:cs="Segoe UI"/>
+                <w:b/>
+                <w:bCs/>
+                <w:i w:val="0"/>
+                <w:iCs w:val="0"/>
+                <w:caps w:val="0"/>
+                <w:snapToGrid w:val="0"/>
+                <w:color w:val="000000"/>
+                <w:spacing w:val="0"/>
+                <w:kern w:val="0"/>
+                <w:sz w:val="18"/>
+                <w:szCs w:val="18"/>
+                <w:lang w:val="en-US" w:eastAsia="zh-CN"/>
+              </w:rPr>
+              <w:t>技术执行人员</w:t>
+            </w:r>
+          </w:p>
+        </w:tc>
+        <w:tc>
+          <w:tcPr>
+            <w:tcW w:w="0" w:type="auto"/>
+            <w:shd w:val="clear" w:color="auto" w:fill="auto"/>
+            <w:tcMar>
+              <w:top w:w="120" w:type="dxa"/>
+              <w:left w:w="192" w:type="dxa"/>
+              <w:bottom w:w="120" w:type="dxa"/>
+              <w:right w:w="192" w:type="dxa"/>
+            </w:tcMar>
+            <w:vAlign w:val="center"/>
+          </w:tcPr>
+          <w:p>
+            <w:pPr>
+              <w:keepNext w:val="0"/>
+              <w:keepLines w:val="0"/>
+              <w:widowControl/>
+              <w:suppressLineNumbers w:val="0"/>
+              <w:spacing w:line="300" w:lineRule="atLeast"/>
+              <w:jc w:val="left"/>
+              <w:rPr>
+                <w:rFonts w:hint="default" w:ascii="Segoe UI" w:hAnsi="Segoe UI" w:eastAsia="Segoe UI" w:cs="Segoe UI"/>
+                <w:i w:val="0"/>
+                <w:iCs w:val="0"/>
+                <w:caps w:val="0"/>
+                <w:color w:val="0F1115"/>
+                <w:spacing w:val="0"/>
+                <w:sz w:val="18"/>
+                <w:szCs w:val="18"/>
+              </w:rPr>
+            </w:pPr>
+            <w:r>
+              <w:rPr>
+                <w:rFonts w:hint="default" w:ascii="Segoe UI" w:hAnsi="Segoe UI" w:eastAsia="Segoe UI" w:cs="Segoe UI"/>
+                <w:i w:val="0"/>
+                <w:iCs w:val="0"/>
+                <w:caps w:val="0"/>
+                <w:snapToGrid w:val="0"/>
+                <w:color w:val="000000"/>
+                <w:spacing w:val="0"/>
+                <w:kern w:val="0"/>
+                <w:sz w:val="18"/>
+                <w:szCs w:val="18"/>
+                <w:lang w:val="en-US" w:eastAsia="zh-CN"/>
+              </w:rPr>
+              <w:t>1. 负责所辖技术资产的具体安全配置、防护与监控。</w:t>
+            </w:r>
+            <w:r>
+              <w:rPr>
+                <w:rFonts w:hint="default" w:ascii="Segoe UI" w:hAnsi="Segoe UI" w:eastAsia="Segoe UI" w:cs="Segoe UI"/>
+                <w:i w:val="0"/>
+                <w:iCs w:val="0"/>
+                <w:caps w:val="0"/>
+                <w:snapToGrid w:val="0"/>
+                <w:color w:val="000000"/>
+                <w:spacing w:val="0"/>
+                <w:kern w:val="0"/>
+                <w:sz w:val="18"/>
+                <w:szCs w:val="18"/>
+                <w:lang w:val="en-US" w:eastAsia="zh-CN"/>
+              </w:rPr>
+              <w:br w:type="textWrapping"/>
+            </w:r>
+            <w:r>
+              <w:rPr>
+                <w:rFonts w:hint="default" w:ascii="Segoe UI" w:hAnsi="Segoe UI" w:eastAsia="Segoe UI" w:cs="Segoe UI"/>
+                <w:i w:val="0"/>
+                <w:iCs w:val="0"/>
+                <w:caps w:val="0"/>
+                <w:snapToGrid w:val="0"/>
+                <w:color w:val="000000"/>
+                <w:spacing w:val="0"/>
+                <w:kern w:val="0"/>
+                <w:sz w:val="18"/>
+                <w:szCs w:val="18"/>
+                <w:lang w:val="en-US" w:eastAsia="zh-CN"/>
+              </w:rPr>
+              <w:t>2. 执行漏洞修复、安全加固等风险处置措施。</w:t>
+            </w:r>
+            <w:r>
+              <w:rPr>
+                <w:rFonts w:hint="default" w:ascii="Segoe UI" w:hAnsi="Segoe UI" w:eastAsia="Segoe UI" w:cs="Segoe UI"/>
+                <w:i w:val="0"/>
+                <w:iCs w:val="0"/>
+                <w:caps w:val="0"/>
+                <w:snapToGrid w:val="0"/>
+                <w:color w:val="000000"/>
+                <w:spacing w:val="0"/>
+                <w:kern w:val="0"/>
+                <w:sz w:val="18"/>
+                <w:szCs w:val="18"/>
+                <w:lang w:val="en-US" w:eastAsia="zh-CN"/>
+              </w:rPr>
+              <w:br w:type="textWrapping"/>
+            </w:r>
+            <w:r>
+              <w:rPr>
+                <w:rFonts w:hint="default" w:ascii="Segoe UI" w:hAnsi="Segoe UI" w:eastAsia="Segoe UI" w:cs="Segoe UI"/>
+                <w:i w:val="0"/>
+                <w:iCs w:val="0"/>
+                <w:caps w:val="0"/>
+                <w:snapToGrid w:val="0"/>
+                <w:color w:val="000000"/>
+                <w:spacing w:val="0"/>
+                <w:kern w:val="0"/>
+                <w:sz w:val="18"/>
+                <w:szCs w:val="18"/>
+                <w:lang w:val="en-US" w:eastAsia="zh-CN"/>
+              </w:rPr>
+              <w:t>3. 及时报告发现的安全漏洞或异常行为。</w:t>
+            </w:r>
+          </w:p>
+        </w:tc>
+        <w:tc>
+          <w:tcPr>
+            <w:tcW w:w="0" w:type="auto"/>
+            <w:shd w:val="clear" w:color="auto" w:fill="auto"/>
+            <w:tcMar>
+              <w:top w:w="120" w:type="dxa"/>
+              <w:left w:w="192" w:type="dxa"/>
+              <w:bottom w:w="120" w:type="dxa"/>
+              <w:right w:w="0" w:type="dxa"/>
+            </w:tcMar>
+            <w:vAlign w:val="center"/>
+          </w:tcPr>
+          <w:p>
+            <w:pPr>
+              <w:keepNext w:val="0"/>
+              <w:keepLines w:val="0"/>
+              <w:widowControl/>
+              <w:suppressLineNumbers w:val="0"/>
+              <w:spacing w:line="300" w:lineRule="atLeast"/>
+              <w:jc w:val="left"/>
+              <w:rPr>
+                <w:rFonts w:hint="default" w:ascii="Segoe UI" w:hAnsi="Segoe UI" w:eastAsia="Segoe UI" w:cs="Segoe UI"/>
+                <w:i w:val="0"/>
+                <w:iCs w:val="0"/>
+                <w:caps w:val="0"/>
+                <w:color w:val="0F1115"/>
+                <w:spacing w:val="0"/>
+                <w:sz w:val="18"/>
+                <w:szCs w:val="18"/>
+              </w:rPr>
+            </w:pPr>
+            <w:r>
+              <w:rPr>
+                <w:rStyle w:val="23"/>
+                <w:rFonts w:hint="default" w:ascii="Segoe UI" w:hAnsi="Segoe UI" w:eastAsia="Segoe UI" w:cs="Segoe UI"/>
+                <w:b/>
+                <w:bCs/>
+                <w:i w:val="0"/>
+                <w:iCs w:val="0"/>
+                <w:caps w:val="0"/>
+                <w:snapToGrid w:val="0"/>
+                <w:color w:val="000000"/>
+                <w:spacing w:val="0"/>
+                <w:kern w:val="0"/>
+                <w:sz w:val="18"/>
+                <w:szCs w:val="18"/>
+                <w:lang w:val="en-US" w:eastAsia="zh-CN"/>
+              </w:rPr>
+              <w:t>运维部-运维工程师</w:t>
+            </w:r>
+            <w:r>
+              <w:rPr>
+                <w:rFonts w:hint="default" w:ascii="Segoe UI" w:hAnsi="Segoe UI" w:eastAsia="Segoe UI" w:cs="Segoe UI"/>
+                <w:i w:val="0"/>
+                <w:iCs w:val="0"/>
+                <w:caps w:val="0"/>
+                <w:snapToGrid w:val="0"/>
+                <w:color w:val="000000"/>
+                <w:spacing w:val="0"/>
+                <w:kern w:val="0"/>
+                <w:sz w:val="18"/>
+                <w:szCs w:val="18"/>
+                <w:lang w:val="en-US" w:eastAsia="zh-CN"/>
+              </w:rPr>
+              <w:br w:type="textWrapping"/>
+            </w:r>
+            <w:r>
+              <w:rPr>
+                <w:rStyle w:val="23"/>
+                <w:rFonts w:hint="default" w:ascii="Segoe UI" w:hAnsi="Segoe UI" w:eastAsia="Segoe UI" w:cs="Segoe UI"/>
+                <w:b/>
+                <w:bCs/>
+                <w:i w:val="0"/>
+                <w:iCs w:val="0"/>
+                <w:caps w:val="0"/>
+                <w:snapToGrid w:val="0"/>
+                <w:color w:val="000000"/>
+                <w:spacing w:val="0"/>
+                <w:kern w:val="0"/>
+                <w:sz w:val="18"/>
+                <w:szCs w:val="18"/>
+                <w:lang w:val="en-US" w:eastAsia="zh-CN"/>
+              </w:rPr>
+              <w:t>研发部-开发/测试工程师</w:t>
+            </w:r>
+          </w:p>
+        </w:tc>
+      </w:tr>
+      <w:tr>
+        <w:tblPrEx>
+          <w:tblBorders>
+            <w:top w:val="single" w:color="auto" w:sz="4" w:space="0"/>
+            <w:left w:val="single" w:color="auto" w:sz="4" w:space="0"/>
+            <w:bottom w:val="single" w:color="auto" w:sz="4" w:space="0"/>
+            <w:right w:val="single" w:color="auto" w:sz="4" w:space="0"/>
+            <w:insideH w:val="single" w:color="auto" w:sz="4" w:space="0"/>
+            <w:insideV w:val="single" w:color="auto" w:sz="4" w:space="0"/>
+          </w:tblBorders>
+          <w:tblCellMar>
+            <w:top w:w="15" w:type="dxa"/>
+            <w:left w:w="15" w:type="dxa"/>
+            <w:bottom w:w="15" w:type="dxa"/>
+            <w:right w:w="15" w:type="dxa"/>
+          </w:tblCellMar>
+        </w:tblPrEx>
+        <w:tc>
+          <w:tcPr>
+            <w:tcW w:w="0" w:type="auto"/>
+            <w:shd w:val="clear" w:color="auto" w:fill="auto"/>
+            <w:tcMar>
+              <w:top w:w="120" w:type="dxa"/>
+              <w:left w:w="0" w:type="dxa"/>
+              <w:bottom w:w="120" w:type="dxa"/>
+              <w:right w:w="192" w:type="dxa"/>
+            </w:tcMar>
+            <w:vAlign w:val="center"/>
+          </w:tcPr>
+          <w:p>
+            <w:pPr>
+              <w:keepNext w:val="0"/>
+              <w:keepLines w:val="0"/>
+              <w:widowControl/>
+              <w:suppressLineNumbers w:val="0"/>
+              <w:spacing w:line="300" w:lineRule="atLeast"/>
+              <w:jc w:val="left"/>
+              <w:rPr>
+                <w:rFonts w:hint="default" w:ascii="Segoe UI" w:hAnsi="Segoe UI" w:eastAsia="Segoe UI" w:cs="Segoe UI"/>
+                <w:i w:val="0"/>
+                <w:iCs w:val="0"/>
+                <w:caps w:val="0"/>
+                <w:color w:val="0F1115"/>
+                <w:spacing w:val="0"/>
+                <w:sz w:val="18"/>
+                <w:szCs w:val="18"/>
+              </w:rPr>
+            </w:pPr>
+            <w:r>
+              <w:rPr>
+                <w:rStyle w:val="23"/>
+                <w:rFonts w:hint="default" w:ascii="Segoe UI" w:hAnsi="Segoe UI" w:eastAsia="Segoe UI" w:cs="Segoe UI"/>
+                <w:b/>
+                <w:bCs/>
+                <w:i w:val="0"/>
+                <w:iCs w:val="0"/>
+                <w:caps w:val="0"/>
+                <w:snapToGrid w:val="0"/>
+                <w:color w:val="000000"/>
+                <w:spacing w:val="0"/>
+                <w:kern w:val="0"/>
+                <w:sz w:val="18"/>
+                <w:szCs w:val="18"/>
+                <w:lang w:val="en-US" w:eastAsia="zh-CN"/>
+              </w:rPr>
+              <w:t>人力资源部</w:t>
+            </w:r>
+          </w:p>
+        </w:tc>
+        <w:tc>
+          <w:tcPr>
+            <w:tcW w:w="0" w:type="auto"/>
+            <w:shd w:val="clear" w:color="auto" w:fill="auto"/>
+            <w:tcMar>
+              <w:top w:w="120" w:type="dxa"/>
+              <w:left w:w="192" w:type="dxa"/>
+              <w:bottom w:w="120" w:type="dxa"/>
+              <w:right w:w="192" w:type="dxa"/>
+            </w:tcMar>
+            <w:vAlign w:val="center"/>
+          </w:tcPr>
+          <w:p>
+            <w:pPr>
+              <w:keepNext w:val="0"/>
+              <w:keepLines w:val="0"/>
+              <w:widowControl/>
+              <w:suppressLineNumbers w:val="0"/>
+              <w:spacing w:line="300" w:lineRule="atLeast"/>
+              <w:jc w:val="left"/>
+              <w:rPr>
+                <w:rFonts w:hint="default" w:ascii="Segoe UI" w:hAnsi="Segoe UI" w:eastAsia="Segoe UI" w:cs="Segoe UI"/>
+                <w:i w:val="0"/>
+                <w:iCs w:val="0"/>
+                <w:caps w:val="0"/>
+                <w:color w:val="0F1115"/>
+                <w:spacing w:val="0"/>
+                <w:sz w:val="18"/>
+                <w:szCs w:val="18"/>
+              </w:rPr>
+            </w:pPr>
+            <w:r>
+              <w:rPr>
+                <w:rFonts w:hint="default" w:ascii="Segoe UI" w:hAnsi="Segoe UI" w:eastAsia="Segoe UI" w:cs="Segoe UI"/>
+                <w:i w:val="0"/>
+                <w:iCs w:val="0"/>
+                <w:caps w:val="0"/>
+                <w:snapToGrid w:val="0"/>
+                <w:color w:val="000000"/>
+                <w:spacing w:val="0"/>
+                <w:kern w:val="0"/>
+                <w:sz w:val="18"/>
+                <w:szCs w:val="18"/>
+                <w:lang w:val="en-US" w:eastAsia="zh-CN"/>
+              </w:rPr>
+              <w:t>1. 组织落实全员信息安全意识教育与基础培训。</w:t>
+            </w:r>
+            <w:r>
+              <w:rPr>
+                <w:rFonts w:hint="default" w:ascii="Segoe UI" w:hAnsi="Segoe UI" w:eastAsia="Segoe UI" w:cs="Segoe UI"/>
+                <w:i w:val="0"/>
+                <w:iCs w:val="0"/>
+                <w:caps w:val="0"/>
+                <w:snapToGrid w:val="0"/>
+                <w:color w:val="000000"/>
+                <w:spacing w:val="0"/>
+                <w:kern w:val="0"/>
+                <w:sz w:val="18"/>
+                <w:szCs w:val="18"/>
+                <w:lang w:val="en-US" w:eastAsia="zh-CN"/>
+              </w:rPr>
+              <w:br w:type="textWrapping"/>
+            </w:r>
+            <w:r>
+              <w:rPr>
+                <w:rFonts w:hint="default" w:ascii="Segoe UI" w:hAnsi="Segoe UI" w:eastAsia="Segoe UI" w:cs="Segoe UI"/>
+                <w:i w:val="0"/>
+                <w:iCs w:val="0"/>
+                <w:caps w:val="0"/>
+                <w:snapToGrid w:val="0"/>
+                <w:color w:val="000000"/>
+                <w:spacing w:val="0"/>
+                <w:kern w:val="0"/>
+                <w:sz w:val="18"/>
+                <w:szCs w:val="18"/>
+                <w:lang w:val="en-US" w:eastAsia="zh-CN"/>
+              </w:rPr>
+              <w:t>2. 管理员工背景审查、保密协议签订及离职安全审核。</w:t>
+            </w:r>
+            <w:r>
+              <w:rPr>
+                <w:rFonts w:hint="default" w:ascii="Segoe UI" w:hAnsi="Segoe UI" w:eastAsia="Segoe UI" w:cs="Segoe UI"/>
+                <w:i w:val="0"/>
+                <w:iCs w:val="0"/>
+                <w:caps w:val="0"/>
+                <w:snapToGrid w:val="0"/>
+                <w:color w:val="000000"/>
+                <w:spacing w:val="0"/>
+                <w:kern w:val="0"/>
+                <w:sz w:val="18"/>
+                <w:szCs w:val="18"/>
+                <w:lang w:val="en-US" w:eastAsia="zh-CN"/>
+              </w:rPr>
+              <w:br w:type="textWrapping"/>
+            </w:r>
+            <w:r>
+              <w:rPr>
+                <w:rFonts w:hint="default" w:ascii="Segoe UI" w:hAnsi="Segoe UI" w:eastAsia="Segoe UI" w:cs="Segoe UI"/>
+                <w:i w:val="0"/>
+                <w:iCs w:val="0"/>
+                <w:caps w:val="0"/>
+                <w:snapToGrid w:val="0"/>
+                <w:color w:val="000000"/>
+                <w:spacing w:val="0"/>
+                <w:kern w:val="0"/>
+                <w:sz w:val="18"/>
+                <w:szCs w:val="18"/>
+                <w:lang w:val="en-US" w:eastAsia="zh-CN"/>
+              </w:rPr>
+              <w:t>3. 将安全表现纳入绩效考核参考。</w:t>
+            </w:r>
+          </w:p>
+        </w:tc>
+        <w:tc>
+          <w:tcPr>
+            <w:tcW w:w="0" w:type="auto"/>
+            <w:shd w:val="clear" w:color="auto" w:fill="auto"/>
+            <w:tcMar>
+              <w:top w:w="120" w:type="dxa"/>
+              <w:left w:w="192" w:type="dxa"/>
+              <w:bottom w:w="120" w:type="dxa"/>
+              <w:right w:w="0" w:type="dxa"/>
+            </w:tcMar>
+            <w:vAlign w:val="center"/>
+          </w:tcPr>
+          <w:p>
+            <w:pPr>
+              <w:keepNext w:val="0"/>
+              <w:keepLines w:val="0"/>
+              <w:widowControl/>
+              <w:suppressLineNumbers w:val="0"/>
+              <w:spacing w:line="300" w:lineRule="atLeast"/>
+              <w:jc w:val="left"/>
+              <w:rPr>
+                <w:rFonts w:hint="default" w:ascii="Segoe UI" w:hAnsi="Segoe UI" w:eastAsia="Segoe UI" w:cs="Segoe UI"/>
+                <w:i w:val="0"/>
+                <w:iCs w:val="0"/>
+                <w:caps w:val="0"/>
+                <w:color w:val="0F1115"/>
+                <w:spacing w:val="0"/>
+                <w:sz w:val="18"/>
+                <w:szCs w:val="18"/>
+              </w:rPr>
+            </w:pPr>
+            <w:r>
+              <w:rPr>
+                <w:rStyle w:val="23"/>
+                <w:rFonts w:hint="default" w:ascii="Segoe UI" w:hAnsi="Segoe UI" w:eastAsia="Segoe UI" w:cs="Segoe UI"/>
+                <w:b/>
+                <w:bCs/>
+                <w:i w:val="0"/>
+                <w:iCs w:val="0"/>
+                <w:caps w:val="0"/>
+                <w:snapToGrid w:val="0"/>
+                <w:color w:val="000000"/>
+                <w:spacing w:val="0"/>
+                <w:kern w:val="0"/>
+                <w:sz w:val="18"/>
+                <w:szCs w:val="18"/>
+                <w:lang w:val="en-US" w:eastAsia="zh-CN"/>
+              </w:rPr>
+              <w:t>人力资源部经理/专员</w:t>
+            </w:r>
+          </w:p>
+        </w:tc>
+      </w:tr>
+      <w:tr>
+        <w:tblPrEx>
+          <w:tblBorders>
+            <w:top w:val="single" w:color="auto" w:sz="4" w:space="0"/>
+            <w:left w:val="single" w:color="auto" w:sz="4" w:space="0"/>
+            <w:bottom w:val="single" w:color="auto" w:sz="4" w:space="0"/>
+            <w:right w:val="single" w:color="auto" w:sz="4" w:space="0"/>
+            <w:insideH w:val="single" w:color="auto" w:sz="4" w:space="0"/>
+            <w:insideV w:val="single" w:color="auto" w:sz="4" w:space="0"/>
+          </w:tblBorders>
+          <w:tblCellMar>
+            <w:top w:w="15" w:type="dxa"/>
+            <w:left w:w="15" w:type="dxa"/>
+            <w:bottom w:w="15" w:type="dxa"/>
+            <w:right w:w="15" w:type="dxa"/>
+          </w:tblCellMar>
+        </w:tblPrEx>
+        <w:tc>
+          <w:tcPr>
+            <w:tcW w:w="0" w:type="auto"/>
+            <w:shd w:val="clear" w:color="auto" w:fill="auto"/>
+            <w:tcMar>
+              <w:top w:w="120" w:type="dxa"/>
+              <w:left w:w="0" w:type="dxa"/>
+              <w:bottom w:w="120" w:type="dxa"/>
+              <w:right w:w="192" w:type="dxa"/>
+            </w:tcMar>
+            <w:vAlign w:val="center"/>
+          </w:tcPr>
+          <w:p>
+            <w:pPr>
+              <w:keepNext w:val="0"/>
+              <w:keepLines w:val="0"/>
+              <w:widowControl/>
+              <w:suppressLineNumbers w:val="0"/>
+              <w:spacing w:line="300" w:lineRule="atLeast"/>
+              <w:jc w:val="left"/>
+              <w:rPr>
+                <w:rFonts w:hint="default" w:ascii="Segoe UI" w:hAnsi="Segoe UI" w:eastAsia="Segoe UI" w:cs="Segoe UI"/>
+                <w:i w:val="0"/>
+                <w:iCs w:val="0"/>
+                <w:caps w:val="0"/>
+                <w:color w:val="0F1115"/>
+                <w:spacing w:val="0"/>
+                <w:sz w:val="18"/>
+                <w:szCs w:val="18"/>
+              </w:rPr>
+            </w:pPr>
+            <w:r>
+              <w:rPr>
+                <w:rStyle w:val="23"/>
+                <w:rFonts w:hint="default" w:ascii="Segoe UI" w:hAnsi="Segoe UI" w:eastAsia="Segoe UI" w:cs="Segoe UI"/>
+                <w:b/>
+                <w:bCs/>
+                <w:i w:val="0"/>
+                <w:iCs w:val="0"/>
+                <w:caps w:val="0"/>
+                <w:snapToGrid w:val="0"/>
+                <w:color w:val="000000"/>
+                <w:spacing w:val="0"/>
+                <w:kern w:val="0"/>
+                <w:sz w:val="18"/>
+                <w:szCs w:val="18"/>
+                <w:lang w:val="en-US" w:eastAsia="zh-CN"/>
+              </w:rPr>
+              <w:t>质量管理部</w:t>
+            </w:r>
+          </w:p>
+        </w:tc>
+        <w:tc>
+          <w:tcPr>
+            <w:tcW w:w="0" w:type="auto"/>
+            <w:shd w:val="clear" w:color="auto" w:fill="auto"/>
+            <w:tcMar>
+              <w:top w:w="120" w:type="dxa"/>
+              <w:left w:w="192" w:type="dxa"/>
+              <w:bottom w:w="120" w:type="dxa"/>
+              <w:right w:w="192" w:type="dxa"/>
+            </w:tcMar>
+            <w:vAlign w:val="center"/>
+          </w:tcPr>
+          <w:p>
+            <w:pPr>
+              <w:keepNext w:val="0"/>
+              <w:keepLines w:val="0"/>
+              <w:widowControl/>
+              <w:suppressLineNumbers w:val="0"/>
+              <w:spacing w:line="300" w:lineRule="atLeast"/>
+              <w:jc w:val="left"/>
+              <w:rPr>
+                <w:rFonts w:hint="default" w:ascii="Segoe UI" w:hAnsi="Segoe UI" w:eastAsia="Segoe UI" w:cs="Segoe UI"/>
+                <w:i w:val="0"/>
+                <w:iCs w:val="0"/>
+                <w:caps w:val="0"/>
+                <w:color w:val="0F1115"/>
+                <w:spacing w:val="0"/>
+                <w:sz w:val="18"/>
+                <w:szCs w:val="18"/>
+              </w:rPr>
+            </w:pPr>
+            <w:r>
+              <w:rPr>
+                <w:rFonts w:hint="default" w:ascii="Segoe UI" w:hAnsi="Segoe UI" w:eastAsia="Segoe UI" w:cs="Segoe UI"/>
+                <w:i w:val="0"/>
+                <w:iCs w:val="0"/>
+                <w:caps w:val="0"/>
+                <w:snapToGrid w:val="0"/>
+                <w:color w:val="000000"/>
+                <w:spacing w:val="0"/>
+                <w:kern w:val="0"/>
+                <w:sz w:val="18"/>
+                <w:szCs w:val="18"/>
+                <w:lang w:val="en-US" w:eastAsia="zh-CN"/>
+              </w:rPr>
+              <w:t>1. 独立监督本制度及所有安全流程的执行合规性。</w:t>
+            </w:r>
+            <w:r>
+              <w:rPr>
+                <w:rFonts w:hint="default" w:ascii="Segoe UI" w:hAnsi="Segoe UI" w:eastAsia="Segoe UI" w:cs="Segoe UI"/>
+                <w:i w:val="0"/>
+                <w:iCs w:val="0"/>
+                <w:caps w:val="0"/>
+                <w:snapToGrid w:val="0"/>
+                <w:color w:val="000000"/>
+                <w:spacing w:val="0"/>
+                <w:kern w:val="0"/>
+                <w:sz w:val="18"/>
+                <w:szCs w:val="18"/>
+                <w:lang w:val="en-US" w:eastAsia="zh-CN"/>
+              </w:rPr>
+              <w:br w:type="textWrapping"/>
+            </w:r>
+            <w:r>
+              <w:rPr>
+                <w:rFonts w:hint="default" w:ascii="Segoe UI" w:hAnsi="Segoe UI" w:eastAsia="Segoe UI" w:cs="Segoe UI"/>
+                <w:i w:val="0"/>
+                <w:iCs w:val="0"/>
+                <w:caps w:val="0"/>
+                <w:snapToGrid w:val="0"/>
+                <w:color w:val="000000"/>
+                <w:spacing w:val="0"/>
+                <w:kern w:val="0"/>
+                <w:sz w:val="18"/>
+                <w:szCs w:val="18"/>
+                <w:lang w:val="en-US" w:eastAsia="zh-CN"/>
+              </w:rPr>
+              <w:t>2. 组织或参与信息安全内部审计。</w:t>
+            </w:r>
+            <w:r>
+              <w:rPr>
+                <w:rFonts w:hint="default" w:ascii="Segoe UI" w:hAnsi="Segoe UI" w:eastAsia="Segoe UI" w:cs="Segoe UI"/>
+                <w:i w:val="0"/>
+                <w:iCs w:val="0"/>
+                <w:caps w:val="0"/>
+                <w:snapToGrid w:val="0"/>
+                <w:color w:val="000000"/>
+                <w:spacing w:val="0"/>
+                <w:kern w:val="0"/>
+                <w:sz w:val="18"/>
+                <w:szCs w:val="18"/>
+                <w:lang w:val="en-US" w:eastAsia="zh-CN"/>
+              </w:rPr>
+              <w:br w:type="textWrapping"/>
+            </w:r>
+            <w:r>
+              <w:rPr>
+                <w:rFonts w:hint="default" w:ascii="Segoe UI" w:hAnsi="Segoe UI" w:eastAsia="Segoe UI" w:cs="Segoe UI"/>
+                <w:i w:val="0"/>
+                <w:iCs w:val="0"/>
+                <w:caps w:val="0"/>
+                <w:snapToGrid w:val="0"/>
+                <w:color w:val="000000"/>
+                <w:spacing w:val="0"/>
+                <w:kern w:val="0"/>
+                <w:sz w:val="18"/>
+                <w:szCs w:val="18"/>
+                <w:lang w:val="en-US" w:eastAsia="zh-CN"/>
+              </w:rPr>
+              <w:t>3. 将安全指标纳入公司质量目标与监控体系。</w:t>
+            </w:r>
+          </w:p>
+        </w:tc>
+        <w:tc>
+          <w:tcPr>
+            <w:tcW w:w="0" w:type="auto"/>
+            <w:shd w:val="clear" w:color="auto" w:fill="auto"/>
+            <w:tcMar>
+              <w:top w:w="120" w:type="dxa"/>
+              <w:left w:w="192" w:type="dxa"/>
+              <w:bottom w:w="120" w:type="dxa"/>
+              <w:right w:w="0" w:type="dxa"/>
+            </w:tcMar>
+            <w:vAlign w:val="center"/>
+          </w:tcPr>
+          <w:p>
+            <w:pPr>
+              <w:keepNext w:val="0"/>
+              <w:keepLines w:val="0"/>
+              <w:widowControl/>
+              <w:suppressLineNumbers w:val="0"/>
+              <w:spacing w:line="300" w:lineRule="atLeast"/>
+              <w:jc w:val="left"/>
+              <w:rPr>
+                <w:rFonts w:hint="default" w:ascii="Segoe UI" w:hAnsi="Segoe UI" w:eastAsia="Segoe UI" w:cs="Segoe UI"/>
+                <w:i w:val="0"/>
+                <w:iCs w:val="0"/>
+                <w:caps w:val="0"/>
+                <w:color w:val="0F1115"/>
+                <w:spacing w:val="0"/>
+                <w:sz w:val="18"/>
+                <w:szCs w:val="18"/>
+              </w:rPr>
+            </w:pPr>
+            <w:r>
+              <w:rPr>
+                <w:rStyle w:val="23"/>
+                <w:rFonts w:hint="default" w:ascii="Segoe UI" w:hAnsi="Segoe UI" w:eastAsia="Segoe UI" w:cs="Segoe UI"/>
+                <w:b/>
+                <w:bCs/>
+                <w:i w:val="0"/>
+                <w:iCs w:val="0"/>
+                <w:caps w:val="0"/>
+                <w:snapToGrid w:val="0"/>
+                <w:color w:val="000000"/>
+                <w:spacing w:val="0"/>
+                <w:kern w:val="0"/>
+                <w:sz w:val="18"/>
+                <w:szCs w:val="18"/>
+                <w:lang w:val="en-US" w:eastAsia="zh-CN"/>
+              </w:rPr>
+              <w:t>质量管理部经理/专员</w:t>
+            </w:r>
+          </w:p>
+        </w:tc>
+      </w:tr>
+      <w:tr>
+        <w:tblPrEx>
+          <w:tblBorders>
+            <w:top w:val="single" w:color="auto" w:sz="4" w:space="0"/>
+            <w:left w:val="single" w:color="auto" w:sz="4" w:space="0"/>
+            <w:bottom w:val="single" w:color="auto" w:sz="4" w:space="0"/>
+            <w:right w:val="single" w:color="auto" w:sz="4" w:space="0"/>
+            <w:insideH w:val="single" w:color="auto" w:sz="4" w:space="0"/>
+            <w:insideV w:val="single" w:color="auto" w:sz="4" w:space="0"/>
+          </w:tblBorders>
           <w:shd w:val="clear" w:color="auto" w:fill="auto"/>
           <w:tblCellMar>
             <w:top w:w="15" w:type="dxa"/>
@@ -4747,7 +6319,7 @@
               <w:spacing w:line="300" w:lineRule="atLeast"/>
               <w:jc w:val="left"/>
               <w:rPr>
-                <w:rFonts w:ascii="Segoe UI" w:eastAsia="Segoe UI" w:hAnsi="Segoe UI" w:cs="Segoe UI" w:hint="default"/>
+                <w:rFonts w:hint="default" w:ascii="Segoe UI" w:hAnsi="Segoe UI" w:eastAsia="Segoe UI" w:cs="Segoe UI"/>
                 <w:i w:val="0"/>
                 <w:iCs w:val="0"/>
                 <w:caps w:val="0"/>
@@ -4759,8 +6331,8 @@
             </w:pPr>
             <w:r>
               <w:rPr>
-                <w:rStyle w:val="Strong"/>
-                <w:rFonts w:ascii="Segoe UI" w:eastAsia="Segoe UI" w:hAnsi="Segoe UI" w:cs="Segoe UI" w:hint="default"/>
+                <w:rStyle w:val="23"/>
+                <w:rFonts w:hint="default" w:ascii="Segoe UI" w:hAnsi="Segoe UI" w:eastAsia="Segoe UI" w:cs="Segoe UI"/>
                 <w:b/>
                 <w:bCs/>
                 <w:i w:val="0"/>
@@ -4774,7 +6346,7 @@
                 <w:szCs w:val="18"/>
                 <w:lang w:val="en-US" w:eastAsia="zh-CN"/>
               </w:rPr>
-              <w:t>信息安全管理团队</w:t>
+              <w:t>全体员工</w:t>
             </w:r>
           </w:p>
         </w:tc>
@@ -4799,7 +6371,7 @@
               <w:spacing w:line="300" w:lineRule="atLeast"/>
               <w:jc w:val="left"/>
               <w:rPr>
-                <w:rFonts w:ascii="Segoe UI" w:eastAsia="Segoe UI" w:hAnsi="Segoe UI" w:cs="Segoe UI" w:hint="default"/>
+                <w:rFonts w:hint="default" w:ascii="Segoe UI" w:hAnsi="Segoe UI" w:eastAsia="Segoe UI" w:cs="Segoe UI"/>
                 <w:i w:val="0"/>
                 <w:iCs w:val="0"/>
                 <w:caps w:val="0"/>
@@ -4811,7 +6383,7 @@
             </w:pPr>
             <w:r>
               <w:rPr>
-                <w:rFonts w:ascii="Segoe UI" w:eastAsia="Segoe UI" w:hAnsi="Segoe UI" w:cs="Segoe UI" w:hint="default"/>
+                <w:rFonts w:hint="default" w:ascii="Segoe UI" w:hAnsi="Segoe UI" w:eastAsia="Segoe UI" w:cs="Segoe UI"/>
                 <w:i w:val="0"/>
                 <w:iCs w:val="0"/>
                 <w:caps w:val="0"/>
@@ -4823,11 +6395,11 @@
                 <w:szCs w:val="18"/>
                 <w:lang w:val="en-US" w:eastAsia="zh-CN"/>
               </w:rPr>
-              <w:t>1. 负责本制度的日常推行、解释与修订。</w:t>
-            </w:r>
-            <w:r>
-              <w:rPr>
-                <w:rFonts w:ascii="Segoe UI" w:eastAsia="Segoe UI" w:hAnsi="Segoe UI" w:cs="Segoe UI" w:hint="default"/>
+              <w:t>1. 了解并遵守公司信息安全相关规定。</w:t>
+            </w:r>
+            <w:r>
+              <w:rPr>
+                <w:rFonts w:hint="default" w:ascii="Segoe UI" w:hAnsi="Segoe UI" w:eastAsia="Segoe UI" w:cs="Segoe UI"/>
                 <w:i w:val="0"/>
                 <w:iCs w:val="0"/>
                 <w:caps w:val="0"/>
@@ -4839,11 +6411,11 @@
                 <w:szCs w:val="18"/>
                 <w:lang w:val="en-US" w:eastAsia="zh-CN"/>
               </w:rPr>
-              <w:br/>
-            </w:r>
-            <w:r>
-              <w:rPr>
-                <w:rFonts w:ascii="Segoe UI" w:eastAsia="Segoe UI" w:hAnsi="Segoe UI" w:cs="Segoe UI" w:hint="default"/>
+              <w:br w:type="textWrapping"/>
+            </w:r>
+            <w:r>
+              <w:rPr>
+                <w:rFonts w:hint="default" w:ascii="Segoe UI" w:hAnsi="Segoe UI" w:eastAsia="Segoe UI" w:cs="Segoe UI"/>
                 <w:i w:val="0"/>
                 <w:iCs w:val="0"/>
                 <w:caps w:val="0"/>
@@ -4855,11 +6427,11 @@
                 <w:szCs w:val="18"/>
                 <w:lang w:val="en-US" w:eastAsia="zh-CN"/>
               </w:rPr>
-              <w:t>2. 组织协调跨部门的安全风险评估、应急演练与审计活动。</w:t>
-            </w:r>
-            <w:r>
-              <w:rPr>
-                <w:rFonts w:ascii="Segoe UI" w:eastAsia="Segoe UI" w:hAnsi="Segoe UI" w:cs="Segoe UI" w:hint="default"/>
+              <w:t>2. 保护自身掌握的账户、密码及信息资产。</w:t>
+            </w:r>
+            <w:r>
+              <w:rPr>
+                <w:rFonts w:hint="default" w:ascii="Segoe UI" w:hAnsi="Segoe UI" w:eastAsia="Segoe UI" w:cs="Segoe UI"/>
                 <w:i w:val="0"/>
                 <w:iCs w:val="0"/>
                 <w:caps w:val="0"/>
@@ -4871,11 +6443,11 @@
                 <w:szCs w:val="18"/>
                 <w:lang w:val="en-US" w:eastAsia="zh-CN"/>
               </w:rPr>
-              <w:br/>
-            </w:r>
-            <w:r>
-              <w:rPr>
-                <w:rFonts w:ascii="Segoe UI" w:eastAsia="Segoe UI" w:hAnsi="Segoe UI" w:cs="Segoe UI" w:hint="default"/>
+              <w:br w:type="textWrapping"/>
+            </w:r>
+            <w:r>
+              <w:rPr>
+                <w:rFonts w:hint="default" w:ascii="Segoe UI" w:hAnsi="Segoe UI" w:eastAsia="Segoe UI" w:cs="Segoe UI"/>
                 <w:i w:val="0"/>
                 <w:iCs w:val="0"/>
                 <w:caps w:val="0"/>
@@ -4887,39 +6459,7 @@
                 <w:szCs w:val="18"/>
                 <w:lang w:val="en-US" w:eastAsia="zh-CN"/>
               </w:rPr>
-              <w:t>3. 监督各项安全控制措施的执行情况。</w:t>
-            </w:r>
-            <w:r>
-              <w:rPr>
-                <w:rFonts w:ascii="Segoe UI" w:eastAsia="Segoe UI" w:hAnsi="Segoe UI" w:cs="Segoe UI" w:hint="default"/>
-                <w:i w:val="0"/>
-                <w:iCs w:val="0"/>
-                <w:caps w:val="0"/>
-                <w:snapToGrid w:val="0"/>
-                <w:color w:val="000000"/>
-                <w:spacing w:val="0"/>
-                <w:kern w:val="0"/>
-                <w:sz w:val="18"/>
-                <w:szCs w:val="18"/>
-                <w:lang w:val="en-US" w:eastAsia="zh-CN"/>
-              </w:rPr>
-              <w:br/>
-            </w:r>
-            <w:r>
-              <w:rPr>
-                <w:rFonts w:ascii="Segoe UI" w:eastAsia="Segoe UI" w:hAnsi="Segoe UI" w:cs="Segoe UI" w:hint="default"/>
-                <w:i w:val="0"/>
-                <w:iCs w:val="0"/>
-                <w:caps w:val="0"/>
-                <w:snapToGrid w:val="0"/>
-                <w:color w:val="000000"/>
-                <w:spacing w:val="0"/>
-                <w:kern w:val="0"/>
-                <w:sz w:val="18"/>
-                <w:szCs w:val="18"/>
-                <w:lang w:val="en-US" w:eastAsia="zh-CN"/>
-              </w:rPr>
-              <w:t>4. 统筹信息安全事件的调查、分析与报告。</w:t>
+              <w:t>3. 有责任报告发现的安全隐患或事件。</w:t>
             </w:r>
           </w:p>
         </w:tc>
@@ -4944,7 +6484,7 @@
               <w:spacing w:line="300" w:lineRule="atLeast"/>
               <w:jc w:val="left"/>
               <w:rPr>
-                <w:rFonts w:ascii="Segoe UI" w:eastAsia="Segoe UI" w:hAnsi="Segoe UI" w:cs="Segoe UI" w:hint="default"/>
+                <w:rFonts w:hint="default" w:ascii="Segoe UI" w:hAnsi="Segoe UI" w:eastAsia="Segoe UI" w:cs="Segoe UI"/>
                 <w:i w:val="0"/>
                 <w:iCs w:val="0"/>
                 <w:caps w:val="0"/>
@@ -4956,1311 +6496,8 @@
             </w:pPr>
             <w:r>
               <w:rPr>
-                <w:rStyle w:val="Strong"/>
-                <w:rFonts w:ascii="Segoe UI" w:eastAsia="Segoe UI" w:hAnsi="Segoe UI" w:cs="Segoe UI" w:hint="default"/>
-                <w:b/>
-                <w:bCs/>
-                <w:i w:val="0"/>
-                <w:iCs w:val="0"/>
-                <w:caps w:val="0"/>
-                <w:snapToGrid w:val="0"/>
-                <w:color w:val="000000"/>
-                <w:spacing w:val="0"/>
-                <w:kern w:val="0"/>
-                <w:sz w:val="18"/>
-                <w:szCs w:val="18"/>
-                <w:lang w:val="en-US" w:eastAsia="zh-CN"/>
-              </w:rPr>
-              <w:t>运维部经理</w:t>
-            </w:r>
-            <w:r>
-              <w:rPr>
-                <w:rFonts w:ascii="Segoe UI" w:eastAsia="Segoe UI" w:hAnsi="Segoe UI" w:cs="Segoe UI" w:hint="default"/>
-                <w:i w:val="0"/>
-                <w:iCs w:val="0"/>
-                <w:caps w:val="0"/>
-                <w:snapToGrid w:val="0"/>
-                <w:color w:val="000000"/>
-                <w:spacing w:val="0"/>
-                <w:kern w:val="0"/>
-                <w:sz w:val="18"/>
-                <w:szCs w:val="18"/>
-                <w:lang w:val="en-US" w:eastAsia="zh-CN"/>
-              </w:rPr>
-              <w:t>（牵头）</w:t>
-            </w:r>
-            <w:r>
-              <w:rPr>
-                <w:rFonts w:ascii="Segoe UI" w:eastAsia="Segoe UI" w:hAnsi="Segoe UI" w:cs="Segoe UI" w:hint="default"/>
-                <w:i w:val="0"/>
-                <w:iCs w:val="0"/>
-                <w:caps w:val="0"/>
-                <w:snapToGrid w:val="0"/>
-                <w:color w:val="000000"/>
-                <w:spacing w:val="0"/>
-                <w:kern w:val="0"/>
-                <w:sz w:val="18"/>
-                <w:szCs w:val="18"/>
-                <w:lang w:val="en-US" w:eastAsia="zh-CN"/>
-              </w:rPr>
-              <w:br/>
-            </w:r>
-            <w:r>
-              <w:rPr>
-                <w:rStyle w:val="Strong"/>
-                <w:rFonts w:ascii="Segoe UI" w:eastAsia="Segoe UI" w:hAnsi="Segoe UI" w:cs="Segoe UI" w:hint="default"/>
-                <w:b/>
-                <w:bCs/>
-                <w:i w:val="0"/>
-                <w:iCs w:val="0"/>
-                <w:caps w:val="0"/>
-                <w:snapToGrid w:val="0"/>
-                <w:color w:val="000000"/>
-                <w:spacing w:val="0"/>
-                <w:kern w:val="0"/>
-                <w:sz w:val="18"/>
-                <w:szCs w:val="18"/>
-                <w:lang w:val="en-US" w:eastAsia="zh-CN"/>
-              </w:rPr>
-              <w:t>质量管理部经理</w:t>
-            </w:r>
-            <w:r>
-              <w:rPr>
-                <w:rFonts w:ascii="Segoe UI" w:eastAsia="Segoe UI" w:hAnsi="Segoe UI" w:cs="Segoe UI" w:hint="default"/>
-                <w:i w:val="0"/>
-                <w:iCs w:val="0"/>
-                <w:caps w:val="0"/>
-                <w:snapToGrid w:val="0"/>
-                <w:color w:val="000000"/>
-                <w:spacing w:val="0"/>
-                <w:kern w:val="0"/>
-                <w:sz w:val="18"/>
-                <w:szCs w:val="18"/>
-                <w:lang w:val="en-US" w:eastAsia="zh-CN"/>
-              </w:rPr>
-              <w:br/>
-            </w:r>
-            <w:r>
-              <w:rPr>
-                <w:rStyle w:val="Strong"/>
-                <w:rFonts w:ascii="Segoe UI" w:eastAsia="Segoe UI" w:hAnsi="Segoe UI" w:cs="Segoe UI" w:hint="default"/>
-                <w:b/>
-                <w:bCs/>
-                <w:i w:val="0"/>
-                <w:iCs w:val="0"/>
-                <w:caps w:val="0"/>
-                <w:snapToGrid w:val="0"/>
-                <w:color w:val="000000"/>
-                <w:spacing w:val="0"/>
-                <w:kern w:val="0"/>
-                <w:sz w:val="18"/>
-                <w:szCs w:val="18"/>
-                <w:lang w:val="en-US" w:eastAsia="zh-CN"/>
-              </w:rPr>
-              <w:t>研发部经理</w:t>
-            </w:r>
-          </w:p>
-        </w:tc>
-      </w:tr>
-      <w:tr>
-        <w:tblPrEx>
-          <w:tblW w:w="9024" w:type="dxa"/>
-          <w:tblInd w:w="0" w:type="dxa"/>
-          <w:shd w:val="clear" w:color="auto" w:fill="auto"/>
-          <w:tblCellMar>
-            <w:top w:w="15" w:type="dxa"/>
-            <w:left w:w="15" w:type="dxa"/>
-            <w:bottom w:w="15" w:type="dxa"/>
-            <w:right w:w="15" w:type="dxa"/>
-          </w:tblCellMar>
-        </w:tblPrEx>
-        <w:tc>
-          <w:tcPr>
-            <w:tcW w:w="0" w:type="auto"/>
-            <w:shd w:val="clear" w:color="auto" w:fill="auto"/>
-            <w:tcMar>
-              <w:top w:w="120" w:type="dxa"/>
-              <w:left w:w="0" w:type="dxa"/>
-              <w:bottom w:w="120" w:type="dxa"/>
-              <w:right w:w="192" w:type="dxa"/>
-            </w:tcMar>
-            <w:vAlign w:val="center"/>
-          </w:tcPr>
-          <w:p>
-            <w:pPr>
-              <w:keepNext w:val="0"/>
-              <w:keepLines w:val="0"/>
-              <w:widowControl/>
-              <w:suppressLineNumbers w:val="0"/>
-              <w:spacing w:line="300" w:lineRule="atLeast"/>
-              <w:jc w:val="left"/>
-              <w:rPr>
-                <w:rFonts w:ascii="Segoe UI" w:eastAsia="Segoe UI" w:hAnsi="Segoe UI" w:cs="Segoe UI" w:hint="default"/>
-                <w:i w:val="0"/>
-                <w:iCs w:val="0"/>
-                <w:caps w:val="0"/>
-                <w:color w:val="0F1115"/>
-                <w:spacing w:val="0"/>
-                <w:sz w:val="18"/>
-                <w:szCs w:val="18"/>
-              </w:rPr>
-            </w:pPr>
-            <w:r>
-              <w:rPr>
-                <w:rStyle w:val="Strong"/>
-                <w:rFonts w:ascii="Segoe UI" w:eastAsia="Segoe UI" w:hAnsi="Segoe UI" w:cs="Segoe UI" w:hint="default"/>
-                <w:b/>
-                <w:bCs/>
-                <w:i w:val="0"/>
-                <w:iCs w:val="0"/>
-                <w:caps w:val="0"/>
-                <w:snapToGrid w:val="0"/>
-                <w:color w:val="000000"/>
-                <w:spacing w:val="0"/>
-                <w:kern w:val="0"/>
-                <w:sz w:val="18"/>
-                <w:szCs w:val="18"/>
-                <w:lang w:val="en-US" w:eastAsia="zh-CN"/>
-              </w:rPr>
-              <w:t>运维项目经理</w:t>
-            </w:r>
-          </w:p>
-        </w:tc>
-        <w:tc>
-          <w:tcPr>
-            <w:tcW w:w="0" w:type="auto"/>
-            <w:shd w:val="clear" w:color="auto" w:fill="auto"/>
-            <w:tcMar>
-              <w:top w:w="120" w:type="dxa"/>
-              <w:left w:w="192" w:type="dxa"/>
-              <w:bottom w:w="120" w:type="dxa"/>
-              <w:right w:w="192" w:type="dxa"/>
-            </w:tcMar>
-            <w:vAlign w:val="center"/>
-          </w:tcPr>
-          <w:p>
-            <w:pPr>
-              <w:keepNext w:val="0"/>
-              <w:keepLines w:val="0"/>
-              <w:widowControl/>
-              <w:suppressLineNumbers w:val="0"/>
-              <w:spacing w:line="300" w:lineRule="atLeast"/>
-              <w:jc w:val="left"/>
-              <w:rPr>
-                <w:rFonts w:ascii="Segoe UI" w:eastAsia="Segoe UI" w:hAnsi="Segoe UI" w:cs="Segoe UI" w:hint="default"/>
-                <w:i w:val="0"/>
-                <w:iCs w:val="0"/>
-                <w:caps w:val="0"/>
-                <w:color w:val="0F1115"/>
-                <w:spacing w:val="0"/>
-                <w:sz w:val="18"/>
-                <w:szCs w:val="18"/>
-              </w:rPr>
-            </w:pPr>
-            <w:r>
-              <w:rPr>
-                <w:rFonts w:ascii="Segoe UI" w:eastAsia="Segoe UI" w:hAnsi="Segoe UI" w:cs="Segoe UI" w:hint="default"/>
-                <w:i w:val="0"/>
-                <w:iCs w:val="0"/>
-                <w:caps w:val="0"/>
-                <w:snapToGrid w:val="0"/>
-                <w:color w:val="000000"/>
-                <w:spacing w:val="0"/>
-                <w:kern w:val="0"/>
-                <w:sz w:val="18"/>
-                <w:szCs w:val="18"/>
-                <w:lang w:val="en-US" w:eastAsia="zh-CN"/>
-              </w:rPr>
-              <w:t>1. 是所负责项目的安全直接责任人。</w:t>
-            </w:r>
-            <w:r>
-              <w:rPr>
-                <w:rFonts w:ascii="Segoe UI" w:eastAsia="Segoe UI" w:hAnsi="Segoe UI" w:cs="Segoe UI" w:hint="default"/>
-                <w:i w:val="0"/>
-                <w:iCs w:val="0"/>
-                <w:caps w:val="0"/>
-                <w:snapToGrid w:val="0"/>
-                <w:color w:val="000000"/>
-                <w:spacing w:val="0"/>
-                <w:kern w:val="0"/>
-                <w:sz w:val="18"/>
-                <w:szCs w:val="18"/>
-                <w:lang w:val="en-US" w:eastAsia="zh-CN"/>
-              </w:rPr>
-              <w:br/>
-            </w:r>
-            <w:r>
-              <w:rPr>
-                <w:rFonts w:ascii="Segoe UI" w:eastAsia="Segoe UI" w:hAnsi="Segoe UI" w:cs="Segoe UI" w:hint="default"/>
-                <w:i w:val="0"/>
-                <w:iCs w:val="0"/>
-                <w:caps w:val="0"/>
-                <w:snapToGrid w:val="0"/>
-                <w:color w:val="000000"/>
-                <w:spacing w:val="0"/>
-                <w:kern w:val="0"/>
-                <w:sz w:val="18"/>
-                <w:szCs w:val="18"/>
-                <w:lang w:val="en-US" w:eastAsia="zh-CN"/>
-              </w:rPr>
-              <w:t>2. 组织实施项目内信息资产识别、风险评估与控制。</w:t>
-            </w:r>
-            <w:r>
-              <w:rPr>
-                <w:rFonts w:ascii="Segoe UI" w:eastAsia="Segoe UI" w:hAnsi="Segoe UI" w:cs="Segoe UI" w:hint="default"/>
-                <w:i w:val="0"/>
-                <w:iCs w:val="0"/>
-                <w:caps w:val="0"/>
-                <w:snapToGrid w:val="0"/>
-                <w:color w:val="000000"/>
-                <w:spacing w:val="0"/>
-                <w:kern w:val="0"/>
-                <w:sz w:val="18"/>
-                <w:szCs w:val="18"/>
-                <w:lang w:val="en-US" w:eastAsia="zh-CN"/>
-              </w:rPr>
-              <w:br/>
-            </w:r>
-            <w:r>
-              <w:rPr>
-                <w:rFonts w:ascii="Segoe UI" w:eastAsia="Segoe UI" w:hAnsi="Segoe UI" w:cs="Segoe UI" w:hint="default"/>
-                <w:i w:val="0"/>
-                <w:iCs w:val="0"/>
-                <w:caps w:val="0"/>
-                <w:snapToGrid w:val="0"/>
-                <w:color w:val="000000"/>
-                <w:spacing w:val="0"/>
-                <w:kern w:val="0"/>
-                <w:sz w:val="18"/>
-                <w:szCs w:val="18"/>
-                <w:lang w:val="en-US" w:eastAsia="zh-CN"/>
-              </w:rPr>
-              <w:t>3. 确保项目团队遵守安全规定，落实安全操作。</w:t>
-            </w:r>
-            <w:r>
-              <w:rPr>
-                <w:rFonts w:ascii="Segoe UI" w:eastAsia="Segoe UI" w:hAnsi="Segoe UI" w:cs="Segoe UI" w:hint="default"/>
-                <w:i w:val="0"/>
-                <w:iCs w:val="0"/>
-                <w:caps w:val="0"/>
-                <w:snapToGrid w:val="0"/>
-                <w:color w:val="000000"/>
-                <w:spacing w:val="0"/>
-                <w:kern w:val="0"/>
-                <w:sz w:val="18"/>
-                <w:szCs w:val="18"/>
-                <w:lang w:val="en-US" w:eastAsia="zh-CN"/>
-              </w:rPr>
-              <w:br/>
-            </w:r>
-            <w:r>
-              <w:rPr>
-                <w:rFonts w:ascii="Segoe UI" w:eastAsia="Segoe UI" w:hAnsi="Segoe UI" w:cs="Segoe UI" w:hint="default"/>
-                <w:i w:val="0"/>
-                <w:iCs w:val="0"/>
-                <w:caps w:val="0"/>
-                <w:snapToGrid w:val="0"/>
-                <w:color w:val="000000"/>
-                <w:spacing w:val="0"/>
-                <w:kern w:val="0"/>
-                <w:sz w:val="18"/>
-                <w:szCs w:val="18"/>
-                <w:lang w:val="en-US" w:eastAsia="zh-CN"/>
-              </w:rPr>
-              <w:t>4. 负责项目内安全事件的初步处置与报告。</w:t>
-            </w:r>
-          </w:p>
-        </w:tc>
-        <w:tc>
-          <w:tcPr>
-            <w:tcW w:w="0" w:type="auto"/>
-            <w:shd w:val="clear" w:color="auto" w:fill="auto"/>
-            <w:tcMar>
-              <w:top w:w="120" w:type="dxa"/>
-              <w:left w:w="192" w:type="dxa"/>
-              <w:bottom w:w="120" w:type="dxa"/>
-              <w:right w:w="0" w:type="dxa"/>
-            </w:tcMar>
-            <w:vAlign w:val="center"/>
-          </w:tcPr>
-          <w:p>
-            <w:pPr>
-              <w:keepNext w:val="0"/>
-              <w:keepLines w:val="0"/>
-              <w:widowControl/>
-              <w:suppressLineNumbers w:val="0"/>
-              <w:spacing w:line="300" w:lineRule="atLeast"/>
-              <w:jc w:val="left"/>
-              <w:rPr>
-                <w:rFonts w:ascii="Segoe UI" w:eastAsia="Segoe UI" w:hAnsi="Segoe UI" w:cs="Segoe UI" w:hint="default"/>
-                <w:i w:val="0"/>
-                <w:iCs w:val="0"/>
-                <w:caps w:val="0"/>
-                <w:color w:val="0F1115"/>
-                <w:spacing w:val="0"/>
-                <w:sz w:val="18"/>
-                <w:szCs w:val="18"/>
-              </w:rPr>
-            </w:pPr>
-            <w:r>
-              <w:rPr>
-                <w:rStyle w:val="Strong"/>
-                <w:rFonts w:ascii="Segoe UI" w:eastAsia="Segoe UI" w:hAnsi="Segoe UI" w:cs="Segoe UI" w:hint="default"/>
-                <w:b/>
-                <w:bCs/>
-                <w:i w:val="0"/>
-                <w:iCs w:val="0"/>
-                <w:caps w:val="0"/>
-                <w:snapToGrid w:val="0"/>
-                <w:color w:val="000000"/>
-                <w:spacing w:val="0"/>
-                <w:kern w:val="0"/>
-                <w:sz w:val="18"/>
-                <w:szCs w:val="18"/>
-                <w:lang w:val="en-US" w:eastAsia="zh-CN"/>
-              </w:rPr>
-              <w:t>运维部-运维项目经理</w:t>
-            </w:r>
-          </w:p>
-        </w:tc>
-      </w:tr>
-      <w:tr>
-        <w:tblPrEx>
-          <w:tblW w:w="9024" w:type="dxa"/>
-          <w:tblInd w:w="0" w:type="dxa"/>
-          <w:shd w:val="clear" w:color="auto" w:fill="auto"/>
-          <w:tblCellMar>
-            <w:top w:w="15" w:type="dxa"/>
-            <w:left w:w="15" w:type="dxa"/>
-            <w:bottom w:w="15" w:type="dxa"/>
-            <w:right w:w="15" w:type="dxa"/>
-          </w:tblCellMar>
-        </w:tblPrEx>
-        <w:tc>
-          <w:tcPr>
-            <w:tcW w:w="0" w:type="auto"/>
-            <w:shd w:val="clear" w:color="auto" w:fill="auto"/>
-            <w:tcMar>
-              <w:top w:w="120" w:type="dxa"/>
-              <w:left w:w="0" w:type="dxa"/>
-              <w:bottom w:w="120" w:type="dxa"/>
-              <w:right w:w="192" w:type="dxa"/>
-            </w:tcMar>
-            <w:vAlign w:val="center"/>
-          </w:tcPr>
-          <w:p>
-            <w:pPr>
-              <w:keepNext w:val="0"/>
-              <w:keepLines w:val="0"/>
-              <w:widowControl/>
-              <w:suppressLineNumbers w:val="0"/>
-              <w:spacing w:line="300" w:lineRule="atLeast"/>
-              <w:jc w:val="left"/>
-              <w:rPr>
-                <w:rFonts w:ascii="Segoe UI" w:eastAsia="Segoe UI" w:hAnsi="Segoe UI" w:cs="Segoe UI" w:hint="default"/>
-                <w:i w:val="0"/>
-                <w:iCs w:val="0"/>
-                <w:caps w:val="0"/>
-                <w:color w:val="0F1115"/>
-                <w:spacing w:val="0"/>
-                <w:sz w:val="18"/>
-                <w:szCs w:val="18"/>
-              </w:rPr>
-            </w:pPr>
-            <w:r>
-              <w:rPr>
-                <w:rStyle w:val="Strong"/>
-                <w:rFonts w:ascii="Segoe UI" w:eastAsia="Segoe UI" w:hAnsi="Segoe UI" w:cs="Segoe UI" w:hint="default"/>
-                <w:b/>
-                <w:bCs/>
-                <w:i w:val="0"/>
-                <w:iCs w:val="0"/>
-                <w:caps w:val="0"/>
-                <w:snapToGrid w:val="0"/>
-                <w:color w:val="000000"/>
-                <w:spacing w:val="0"/>
-                <w:kern w:val="0"/>
-                <w:sz w:val="18"/>
-                <w:szCs w:val="18"/>
-                <w:lang w:val="en-US" w:eastAsia="zh-CN"/>
-              </w:rPr>
-              <w:t>技术执行人员</w:t>
-            </w:r>
-          </w:p>
-        </w:tc>
-        <w:tc>
-          <w:tcPr>
-            <w:tcW w:w="0" w:type="auto"/>
-            <w:shd w:val="clear" w:color="auto" w:fill="auto"/>
-            <w:tcMar>
-              <w:top w:w="120" w:type="dxa"/>
-              <w:left w:w="192" w:type="dxa"/>
-              <w:bottom w:w="120" w:type="dxa"/>
-              <w:right w:w="192" w:type="dxa"/>
-            </w:tcMar>
-            <w:vAlign w:val="center"/>
-          </w:tcPr>
-          <w:p>
-            <w:pPr>
-              <w:keepNext w:val="0"/>
-              <w:keepLines w:val="0"/>
-              <w:widowControl/>
-              <w:suppressLineNumbers w:val="0"/>
-              <w:spacing w:line="300" w:lineRule="atLeast"/>
-              <w:jc w:val="left"/>
-              <w:rPr>
-                <w:rFonts w:ascii="Segoe UI" w:eastAsia="Segoe UI" w:hAnsi="Segoe UI" w:cs="Segoe UI" w:hint="default"/>
-                <w:i w:val="0"/>
-                <w:iCs w:val="0"/>
-                <w:caps w:val="0"/>
-                <w:color w:val="0F1115"/>
-                <w:spacing w:val="0"/>
-                <w:sz w:val="18"/>
-                <w:szCs w:val="18"/>
-              </w:rPr>
-            </w:pPr>
-            <w:r>
-              <w:rPr>
-                <w:rFonts w:ascii="Segoe UI" w:eastAsia="Segoe UI" w:hAnsi="Segoe UI" w:cs="Segoe UI" w:hint="default"/>
-                <w:i w:val="0"/>
-                <w:iCs w:val="0"/>
-                <w:caps w:val="0"/>
-                <w:snapToGrid w:val="0"/>
-                <w:color w:val="000000"/>
-                <w:spacing w:val="0"/>
-                <w:kern w:val="0"/>
-                <w:sz w:val="18"/>
-                <w:szCs w:val="18"/>
-                <w:lang w:val="en-US" w:eastAsia="zh-CN"/>
-              </w:rPr>
-              <w:t>1. 负责所辖技术资产的具体安全配置、防护与监控。</w:t>
-            </w:r>
-            <w:r>
-              <w:rPr>
-                <w:rFonts w:ascii="Segoe UI" w:eastAsia="Segoe UI" w:hAnsi="Segoe UI" w:cs="Segoe UI" w:hint="default"/>
-                <w:i w:val="0"/>
-                <w:iCs w:val="0"/>
-                <w:caps w:val="0"/>
-                <w:snapToGrid w:val="0"/>
-                <w:color w:val="000000"/>
-                <w:spacing w:val="0"/>
-                <w:kern w:val="0"/>
-                <w:sz w:val="18"/>
-                <w:szCs w:val="18"/>
-                <w:lang w:val="en-US" w:eastAsia="zh-CN"/>
-              </w:rPr>
-              <w:br/>
-            </w:r>
-            <w:r>
-              <w:rPr>
-                <w:rFonts w:ascii="Segoe UI" w:eastAsia="Segoe UI" w:hAnsi="Segoe UI" w:cs="Segoe UI" w:hint="default"/>
-                <w:i w:val="0"/>
-                <w:iCs w:val="0"/>
-                <w:caps w:val="0"/>
-                <w:snapToGrid w:val="0"/>
-                <w:color w:val="000000"/>
-                <w:spacing w:val="0"/>
-                <w:kern w:val="0"/>
-                <w:sz w:val="18"/>
-                <w:szCs w:val="18"/>
-                <w:lang w:val="en-US" w:eastAsia="zh-CN"/>
-              </w:rPr>
-              <w:t>2. 执行漏洞修复、安全加固等风险处置措施。</w:t>
-            </w:r>
-            <w:r>
-              <w:rPr>
-                <w:rFonts w:ascii="Segoe UI" w:eastAsia="Segoe UI" w:hAnsi="Segoe UI" w:cs="Segoe UI" w:hint="default"/>
-                <w:i w:val="0"/>
-                <w:iCs w:val="0"/>
-                <w:caps w:val="0"/>
-                <w:snapToGrid w:val="0"/>
-                <w:color w:val="000000"/>
-                <w:spacing w:val="0"/>
-                <w:kern w:val="0"/>
-                <w:sz w:val="18"/>
-                <w:szCs w:val="18"/>
-                <w:lang w:val="en-US" w:eastAsia="zh-CN"/>
-              </w:rPr>
-              <w:br/>
-            </w:r>
-            <w:r>
-              <w:rPr>
-                <w:rFonts w:ascii="Segoe UI" w:eastAsia="Segoe UI" w:hAnsi="Segoe UI" w:cs="Segoe UI" w:hint="default"/>
-                <w:i w:val="0"/>
-                <w:iCs w:val="0"/>
-                <w:caps w:val="0"/>
-                <w:snapToGrid w:val="0"/>
-                <w:color w:val="000000"/>
-                <w:spacing w:val="0"/>
-                <w:kern w:val="0"/>
-                <w:sz w:val="18"/>
-                <w:szCs w:val="18"/>
-                <w:lang w:val="en-US" w:eastAsia="zh-CN"/>
-              </w:rPr>
-              <w:t>3. 及时报告发现的安全漏洞或异常行为。</w:t>
-            </w:r>
-          </w:p>
-        </w:tc>
-        <w:tc>
-          <w:tcPr>
-            <w:tcW w:w="0" w:type="auto"/>
-            <w:shd w:val="clear" w:color="auto" w:fill="auto"/>
-            <w:tcMar>
-              <w:top w:w="120" w:type="dxa"/>
-              <w:left w:w="192" w:type="dxa"/>
-              <w:bottom w:w="120" w:type="dxa"/>
-              <w:right w:w="0" w:type="dxa"/>
-            </w:tcMar>
-            <w:vAlign w:val="center"/>
-          </w:tcPr>
-          <w:p>
-            <w:pPr>
-              <w:keepNext w:val="0"/>
-              <w:keepLines w:val="0"/>
-              <w:widowControl/>
-              <w:suppressLineNumbers w:val="0"/>
-              <w:spacing w:line="300" w:lineRule="atLeast"/>
-              <w:jc w:val="left"/>
-              <w:rPr>
-                <w:rFonts w:ascii="Segoe UI" w:eastAsia="Segoe UI" w:hAnsi="Segoe UI" w:cs="Segoe UI" w:hint="default"/>
-                <w:i w:val="0"/>
-                <w:iCs w:val="0"/>
-                <w:caps w:val="0"/>
-                <w:color w:val="0F1115"/>
-                <w:spacing w:val="0"/>
-                <w:sz w:val="18"/>
-                <w:szCs w:val="18"/>
-              </w:rPr>
-            </w:pPr>
-            <w:r>
-              <w:rPr>
-                <w:rStyle w:val="Strong"/>
-                <w:rFonts w:ascii="Segoe UI" w:eastAsia="Segoe UI" w:hAnsi="Segoe UI" w:cs="Segoe UI" w:hint="default"/>
-                <w:b/>
-                <w:bCs/>
-                <w:i w:val="0"/>
-                <w:iCs w:val="0"/>
-                <w:caps w:val="0"/>
-                <w:snapToGrid w:val="0"/>
-                <w:color w:val="000000"/>
-                <w:spacing w:val="0"/>
-                <w:kern w:val="0"/>
-                <w:sz w:val="18"/>
-                <w:szCs w:val="18"/>
-                <w:lang w:val="en-US" w:eastAsia="zh-CN"/>
-              </w:rPr>
-              <w:t>运维部-运维工程师</w:t>
-            </w:r>
-            <w:r>
-              <w:rPr>
-                <w:rFonts w:ascii="Segoe UI" w:eastAsia="Segoe UI" w:hAnsi="Segoe UI" w:cs="Segoe UI" w:hint="default"/>
-                <w:i w:val="0"/>
-                <w:iCs w:val="0"/>
-                <w:caps w:val="0"/>
-                <w:snapToGrid w:val="0"/>
-                <w:color w:val="000000"/>
-                <w:spacing w:val="0"/>
-                <w:kern w:val="0"/>
-                <w:sz w:val="18"/>
-                <w:szCs w:val="18"/>
-                <w:lang w:val="en-US" w:eastAsia="zh-CN"/>
-              </w:rPr>
-              <w:br/>
-            </w:r>
-            <w:r>
-              <w:rPr>
-                <w:rStyle w:val="Strong"/>
-                <w:rFonts w:ascii="Segoe UI" w:eastAsia="Segoe UI" w:hAnsi="Segoe UI" w:cs="Segoe UI" w:hint="default"/>
-                <w:b/>
-                <w:bCs/>
-                <w:i w:val="0"/>
-                <w:iCs w:val="0"/>
-                <w:caps w:val="0"/>
-                <w:snapToGrid w:val="0"/>
-                <w:color w:val="000000"/>
-                <w:spacing w:val="0"/>
-                <w:kern w:val="0"/>
-                <w:sz w:val="18"/>
-                <w:szCs w:val="18"/>
-                <w:lang w:val="en-US" w:eastAsia="zh-CN"/>
-              </w:rPr>
-              <w:t>研发部-开发/测试工程师</w:t>
-            </w:r>
-          </w:p>
-        </w:tc>
-      </w:tr>
-      <w:tr>
-        <w:tblPrEx>
-          <w:tblW w:w="9024" w:type="dxa"/>
-          <w:tblInd w:w="0" w:type="dxa"/>
-          <w:shd w:val="clear" w:color="auto" w:fill="auto"/>
-          <w:tblCellMar>
-            <w:top w:w="15" w:type="dxa"/>
-            <w:left w:w="15" w:type="dxa"/>
-            <w:bottom w:w="15" w:type="dxa"/>
-            <w:right w:w="15" w:type="dxa"/>
-          </w:tblCellMar>
-        </w:tblPrEx>
-        <w:tc>
-          <w:tcPr>
-            <w:tcW w:w="0" w:type="auto"/>
-            <w:shd w:val="clear" w:color="auto" w:fill="auto"/>
-            <w:tcMar>
-              <w:top w:w="120" w:type="dxa"/>
-              <w:left w:w="0" w:type="dxa"/>
-              <w:bottom w:w="120" w:type="dxa"/>
-              <w:right w:w="192" w:type="dxa"/>
-            </w:tcMar>
-            <w:vAlign w:val="center"/>
-          </w:tcPr>
-          <w:p>
-            <w:pPr>
-              <w:keepNext w:val="0"/>
-              <w:keepLines w:val="0"/>
-              <w:widowControl/>
-              <w:suppressLineNumbers w:val="0"/>
-              <w:spacing w:line="300" w:lineRule="atLeast"/>
-              <w:jc w:val="left"/>
-              <w:rPr>
-                <w:rFonts w:ascii="Segoe UI" w:eastAsia="Segoe UI" w:hAnsi="Segoe UI" w:cs="Segoe UI" w:hint="default"/>
-                <w:i w:val="0"/>
-                <w:iCs w:val="0"/>
-                <w:caps w:val="0"/>
-                <w:color w:val="0F1115"/>
-                <w:spacing w:val="0"/>
-                <w:sz w:val="18"/>
-                <w:szCs w:val="18"/>
-              </w:rPr>
-            </w:pPr>
-            <w:r>
-              <w:rPr>
-                <w:rStyle w:val="Strong"/>
-                <w:rFonts w:ascii="Segoe UI" w:eastAsia="Segoe UI" w:hAnsi="Segoe UI" w:cs="Segoe UI" w:hint="default"/>
-                <w:b/>
-                <w:bCs/>
-                <w:i w:val="0"/>
-                <w:iCs w:val="0"/>
-                <w:caps w:val="0"/>
-                <w:snapToGrid w:val="0"/>
-                <w:color w:val="000000"/>
-                <w:spacing w:val="0"/>
-                <w:kern w:val="0"/>
-                <w:sz w:val="18"/>
-                <w:szCs w:val="18"/>
-                <w:lang w:val="en-US" w:eastAsia="zh-CN"/>
-              </w:rPr>
-              <w:t>人力资源部</w:t>
-            </w:r>
-          </w:p>
-        </w:tc>
-        <w:tc>
-          <w:tcPr>
-            <w:tcW w:w="0" w:type="auto"/>
-            <w:shd w:val="clear" w:color="auto" w:fill="auto"/>
-            <w:tcMar>
-              <w:top w:w="120" w:type="dxa"/>
-              <w:left w:w="192" w:type="dxa"/>
-              <w:bottom w:w="120" w:type="dxa"/>
-              <w:right w:w="192" w:type="dxa"/>
-            </w:tcMar>
-            <w:vAlign w:val="center"/>
-          </w:tcPr>
-          <w:p>
-            <w:pPr>
-              <w:keepNext w:val="0"/>
-              <w:keepLines w:val="0"/>
-              <w:widowControl/>
-              <w:suppressLineNumbers w:val="0"/>
-              <w:spacing w:line="300" w:lineRule="atLeast"/>
-              <w:jc w:val="left"/>
-              <w:rPr>
-                <w:rFonts w:ascii="Segoe UI" w:eastAsia="Segoe UI" w:hAnsi="Segoe UI" w:cs="Segoe UI" w:hint="default"/>
-                <w:i w:val="0"/>
-                <w:iCs w:val="0"/>
-                <w:caps w:val="0"/>
-                <w:color w:val="0F1115"/>
-                <w:spacing w:val="0"/>
-                <w:sz w:val="18"/>
-                <w:szCs w:val="18"/>
-              </w:rPr>
-            </w:pPr>
-            <w:r>
-              <w:rPr>
-                <w:rFonts w:ascii="Segoe UI" w:eastAsia="Segoe UI" w:hAnsi="Segoe UI" w:cs="Segoe UI" w:hint="default"/>
-                <w:i w:val="0"/>
-                <w:iCs w:val="0"/>
-                <w:caps w:val="0"/>
-                <w:snapToGrid w:val="0"/>
-                <w:color w:val="000000"/>
-                <w:spacing w:val="0"/>
-                <w:kern w:val="0"/>
-                <w:sz w:val="18"/>
-                <w:szCs w:val="18"/>
-                <w:lang w:val="en-US" w:eastAsia="zh-CN"/>
-              </w:rPr>
-              <w:t>1. 组织落实全员信息安全意识教育与基础培训。</w:t>
-            </w:r>
-            <w:r>
-              <w:rPr>
-                <w:rFonts w:ascii="Segoe UI" w:eastAsia="Segoe UI" w:hAnsi="Segoe UI" w:cs="Segoe UI" w:hint="default"/>
-                <w:i w:val="0"/>
-                <w:iCs w:val="0"/>
-                <w:caps w:val="0"/>
-                <w:snapToGrid w:val="0"/>
-                <w:color w:val="000000"/>
-                <w:spacing w:val="0"/>
-                <w:kern w:val="0"/>
-                <w:sz w:val="18"/>
-                <w:szCs w:val="18"/>
-                <w:lang w:val="en-US" w:eastAsia="zh-CN"/>
-              </w:rPr>
-              <w:br/>
-            </w:r>
-            <w:r>
-              <w:rPr>
-                <w:rFonts w:ascii="Segoe UI" w:eastAsia="Segoe UI" w:hAnsi="Segoe UI" w:cs="Segoe UI" w:hint="default"/>
-                <w:i w:val="0"/>
-                <w:iCs w:val="0"/>
-                <w:caps w:val="0"/>
-                <w:snapToGrid w:val="0"/>
-                <w:color w:val="000000"/>
-                <w:spacing w:val="0"/>
-                <w:kern w:val="0"/>
-                <w:sz w:val="18"/>
-                <w:szCs w:val="18"/>
-                <w:lang w:val="en-US" w:eastAsia="zh-CN"/>
-              </w:rPr>
-              <w:t>2. 管理员工背景审查、保密协议签订及离职安全审核。</w:t>
-            </w:r>
-            <w:r>
-              <w:rPr>
-                <w:rFonts w:ascii="Segoe UI" w:eastAsia="Segoe UI" w:hAnsi="Segoe UI" w:cs="Segoe UI" w:hint="default"/>
-                <w:i w:val="0"/>
-                <w:iCs w:val="0"/>
-                <w:caps w:val="0"/>
-                <w:snapToGrid w:val="0"/>
-                <w:color w:val="000000"/>
-                <w:spacing w:val="0"/>
-                <w:kern w:val="0"/>
-                <w:sz w:val="18"/>
-                <w:szCs w:val="18"/>
-                <w:lang w:val="en-US" w:eastAsia="zh-CN"/>
-              </w:rPr>
-              <w:br/>
-            </w:r>
-            <w:r>
-              <w:rPr>
-                <w:rFonts w:ascii="Segoe UI" w:eastAsia="Segoe UI" w:hAnsi="Segoe UI" w:cs="Segoe UI" w:hint="default"/>
-                <w:i w:val="0"/>
-                <w:iCs w:val="0"/>
-                <w:caps w:val="0"/>
-                <w:snapToGrid w:val="0"/>
-                <w:color w:val="000000"/>
-                <w:spacing w:val="0"/>
-                <w:kern w:val="0"/>
-                <w:sz w:val="18"/>
-                <w:szCs w:val="18"/>
-                <w:lang w:val="en-US" w:eastAsia="zh-CN"/>
-              </w:rPr>
-              <w:t>3. 将安全表现纳入绩效考核参考。</w:t>
-            </w:r>
-          </w:p>
-        </w:tc>
-        <w:tc>
-          <w:tcPr>
-            <w:tcW w:w="0" w:type="auto"/>
-            <w:shd w:val="clear" w:color="auto" w:fill="auto"/>
-            <w:tcMar>
-              <w:top w:w="120" w:type="dxa"/>
-              <w:left w:w="192" w:type="dxa"/>
-              <w:bottom w:w="120" w:type="dxa"/>
-              <w:right w:w="0" w:type="dxa"/>
-            </w:tcMar>
-            <w:vAlign w:val="center"/>
-          </w:tcPr>
-          <w:p>
-            <w:pPr>
-              <w:keepNext w:val="0"/>
-              <w:keepLines w:val="0"/>
-              <w:widowControl/>
-              <w:suppressLineNumbers w:val="0"/>
-              <w:spacing w:line="300" w:lineRule="atLeast"/>
-              <w:jc w:val="left"/>
-              <w:rPr>
-                <w:rFonts w:ascii="Segoe UI" w:eastAsia="Segoe UI" w:hAnsi="Segoe UI" w:cs="Segoe UI" w:hint="default"/>
-                <w:i w:val="0"/>
-                <w:iCs w:val="0"/>
-                <w:caps w:val="0"/>
-                <w:color w:val="0F1115"/>
-                <w:spacing w:val="0"/>
-                <w:sz w:val="18"/>
-                <w:szCs w:val="18"/>
-              </w:rPr>
-            </w:pPr>
-            <w:r>
-              <w:rPr>
-                <w:rStyle w:val="Strong"/>
-                <w:rFonts w:ascii="Segoe UI" w:eastAsia="Segoe UI" w:hAnsi="Segoe UI" w:cs="Segoe UI" w:hint="default"/>
-                <w:b/>
-                <w:bCs/>
-                <w:i w:val="0"/>
-                <w:iCs w:val="0"/>
-                <w:caps w:val="0"/>
-                <w:snapToGrid w:val="0"/>
-                <w:color w:val="000000"/>
-                <w:spacing w:val="0"/>
-                <w:kern w:val="0"/>
-                <w:sz w:val="18"/>
-                <w:szCs w:val="18"/>
-                <w:lang w:val="en-US" w:eastAsia="zh-CN"/>
-              </w:rPr>
-              <w:t>人力资源部经理/专员</w:t>
-            </w:r>
-          </w:p>
-        </w:tc>
-      </w:tr>
-      <w:tr>
-        <w:tblPrEx>
-          <w:tblW w:w="9024" w:type="dxa"/>
-          <w:tblInd w:w="0" w:type="dxa"/>
-          <w:shd w:val="clear" w:color="auto" w:fill="auto"/>
-          <w:tblCellMar>
-            <w:top w:w="15" w:type="dxa"/>
-            <w:left w:w="15" w:type="dxa"/>
-            <w:bottom w:w="15" w:type="dxa"/>
-            <w:right w:w="15" w:type="dxa"/>
-          </w:tblCellMar>
-        </w:tblPrEx>
-        <w:tc>
-          <w:tcPr>
-            <w:tcW w:w="0" w:type="auto"/>
-            <w:shd w:val="clear" w:color="auto" w:fill="auto"/>
-            <w:tcMar>
-              <w:top w:w="120" w:type="dxa"/>
-              <w:left w:w="0" w:type="dxa"/>
-              <w:bottom w:w="120" w:type="dxa"/>
-              <w:right w:w="192" w:type="dxa"/>
-            </w:tcMar>
-            <w:vAlign w:val="center"/>
-          </w:tcPr>
-          <w:p>
-            <w:pPr>
-              <w:keepNext w:val="0"/>
-              <w:keepLines w:val="0"/>
-              <w:widowControl/>
-              <w:suppressLineNumbers w:val="0"/>
-              <w:spacing w:line="300" w:lineRule="atLeast"/>
-              <w:jc w:val="left"/>
-              <w:rPr>
-                <w:rFonts w:ascii="Segoe UI" w:eastAsia="Segoe UI" w:hAnsi="Segoe UI" w:cs="Segoe UI" w:hint="default"/>
-                <w:i w:val="0"/>
-                <w:iCs w:val="0"/>
-                <w:caps w:val="0"/>
-                <w:color w:val="0F1115"/>
-                <w:spacing w:val="0"/>
-                <w:sz w:val="18"/>
-                <w:szCs w:val="18"/>
-              </w:rPr>
-            </w:pPr>
-            <w:r>
-              <w:rPr>
-                <w:rStyle w:val="Strong"/>
-                <w:rFonts w:ascii="Segoe UI" w:eastAsia="Segoe UI" w:hAnsi="Segoe UI" w:cs="Segoe UI" w:hint="default"/>
-                <w:b/>
-                <w:bCs/>
-                <w:i w:val="0"/>
-                <w:iCs w:val="0"/>
-                <w:caps w:val="0"/>
-                <w:snapToGrid w:val="0"/>
-                <w:color w:val="000000"/>
-                <w:spacing w:val="0"/>
-                <w:kern w:val="0"/>
-                <w:sz w:val="18"/>
-                <w:szCs w:val="18"/>
-                <w:lang w:val="en-US" w:eastAsia="zh-CN"/>
-              </w:rPr>
-              <w:t>质量管理部</w:t>
-            </w:r>
-          </w:p>
-        </w:tc>
-        <w:tc>
-          <w:tcPr>
-            <w:tcW w:w="0" w:type="auto"/>
-            <w:shd w:val="clear" w:color="auto" w:fill="auto"/>
-            <w:tcMar>
-              <w:top w:w="120" w:type="dxa"/>
-              <w:left w:w="192" w:type="dxa"/>
-              <w:bottom w:w="120" w:type="dxa"/>
-              <w:right w:w="192" w:type="dxa"/>
-            </w:tcMar>
-            <w:vAlign w:val="center"/>
-          </w:tcPr>
-          <w:p>
-            <w:pPr>
-              <w:keepNext w:val="0"/>
-              <w:keepLines w:val="0"/>
-              <w:widowControl/>
-              <w:suppressLineNumbers w:val="0"/>
-              <w:spacing w:line="300" w:lineRule="atLeast"/>
-              <w:jc w:val="left"/>
-              <w:rPr>
-                <w:rFonts w:ascii="Segoe UI" w:eastAsia="Segoe UI" w:hAnsi="Segoe UI" w:cs="Segoe UI" w:hint="default"/>
-                <w:i w:val="0"/>
-                <w:iCs w:val="0"/>
-                <w:caps w:val="0"/>
-                <w:color w:val="0F1115"/>
-                <w:spacing w:val="0"/>
-                <w:sz w:val="18"/>
-                <w:szCs w:val="18"/>
-              </w:rPr>
-            </w:pPr>
-            <w:r>
-              <w:rPr>
-                <w:rFonts w:ascii="Segoe UI" w:eastAsia="Segoe UI" w:hAnsi="Segoe UI" w:cs="Segoe UI" w:hint="default"/>
-                <w:i w:val="0"/>
-                <w:iCs w:val="0"/>
-                <w:caps w:val="0"/>
-                <w:snapToGrid w:val="0"/>
-                <w:color w:val="000000"/>
-                <w:spacing w:val="0"/>
-                <w:kern w:val="0"/>
-                <w:sz w:val="18"/>
-                <w:szCs w:val="18"/>
-                <w:lang w:val="en-US" w:eastAsia="zh-CN"/>
-              </w:rPr>
-              <w:t>1. 独立监督本制度及所有安全流程的执行合规性。</w:t>
-            </w:r>
-            <w:r>
-              <w:rPr>
-                <w:rFonts w:ascii="Segoe UI" w:eastAsia="Segoe UI" w:hAnsi="Segoe UI" w:cs="Segoe UI" w:hint="default"/>
-                <w:i w:val="0"/>
-                <w:iCs w:val="0"/>
-                <w:caps w:val="0"/>
-                <w:snapToGrid w:val="0"/>
-                <w:color w:val="000000"/>
-                <w:spacing w:val="0"/>
-                <w:kern w:val="0"/>
-                <w:sz w:val="18"/>
-                <w:szCs w:val="18"/>
-                <w:lang w:val="en-US" w:eastAsia="zh-CN"/>
-              </w:rPr>
-              <w:br/>
-            </w:r>
-            <w:r>
-              <w:rPr>
-                <w:rFonts w:ascii="Segoe UI" w:eastAsia="Segoe UI" w:hAnsi="Segoe UI" w:cs="Segoe UI" w:hint="default"/>
-                <w:i w:val="0"/>
-                <w:iCs w:val="0"/>
-                <w:caps w:val="0"/>
-                <w:snapToGrid w:val="0"/>
-                <w:color w:val="000000"/>
-                <w:spacing w:val="0"/>
-                <w:kern w:val="0"/>
-                <w:sz w:val="18"/>
-                <w:szCs w:val="18"/>
-                <w:lang w:val="en-US" w:eastAsia="zh-CN"/>
-              </w:rPr>
-              <w:t>2. 组织或参与信息安全内部审计。</w:t>
-            </w:r>
-            <w:r>
-              <w:rPr>
-                <w:rFonts w:ascii="Segoe UI" w:eastAsia="Segoe UI" w:hAnsi="Segoe UI" w:cs="Segoe UI" w:hint="default"/>
-                <w:i w:val="0"/>
-                <w:iCs w:val="0"/>
-                <w:caps w:val="0"/>
-                <w:snapToGrid w:val="0"/>
-                <w:color w:val="000000"/>
-                <w:spacing w:val="0"/>
-                <w:kern w:val="0"/>
-                <w:sz w:val="18"/>
-                <w:szCs w:val="18"/>
-                <w:lang w:val="en-US" w:eastAsia="zh-CN"/>
-              </w:rPr>
-              <w:br/>
-            </w:r>
-            <w:r>
-              <w:rPr>
-                <w:rFonts w:ascii="Segoe UI" w:eastAsia="Segoe UI" w:hAnsi="Segoe UI" w:cs="Segoe UI" w:hint="default"/>
-                <w:i w:val="0"/>
-                <w:iCs w:val="0"/>
-                <w:caps w:val="0"/>
-                <w:snapToGrid w:val="0"/>
-                <w:color w:val="000000"/>
-                <w:spacing w:val="0"/>
-                <w:kern w:val="0"/>
-                <w:sz w:val="18"/>
-                <w:szCs w:val="18"/>
-                <w:lang w:val="en-US" w:eastAsia="zh-CN"/>
-              </w:rPr>
-              <w:t>3. 将安全指标纳入公司质量目标与监控体系。</w:t>
-            </w:r>
-          </w:p>
-        </w:tc>
-        <w:tc>
-          <w:tcPr>
-            <w:tcW w:w="0" w:type="auto"/>
-            <w:shd w:val="clear" w:color="auto" w:fill="auto"/>
-            <w:tcMar>
-              <w:top w:w="120" w:type="dxa"/>
-              <w:left w:w="192" w:type="dxa"/>
-              <w:bottom w:w="120" w:type="dxa"/>
-              <w:right w:w="0" w:type="dxa"/>
-            </w:tcMar>
-            <w:vAlign w:val="center"/>
-          </w:tcPr>
-          <w:p>
-            <w:pPr>
-              <w:keepNext w:val="0"/>
-              <w:keepLines w:val="0"/>
-              <w:widowControl/>
-              <w:suppressLineNumbers w:val="0"/>
-              <w:spacing w:line="300" w:lineRule="atLeast"/>
-              <w:jc w:val="left"/>
-              <w:rPr>
-                <w:rFonts w:ascii="Segoe UI" w:eastAsia="Segoe UI" w:hAnsi="Segoe UI" w:cs="Segoe UI" w:hint="default"/>
-                <w:i w:val="0"/>
-                <w:iCs w:val="0"/>
-                <w:caps w:val="0"/>
-                <w:color w:val="0F1115"/>
-                <w:spacing w:val="0"/>
-                <w:sz w:val="18"/>
-                <w:szCs w:val="18"/>
-              </w:rPr>
-            </w:pPr>
-            <w:r>
-              <w:rPr>
-                <w:rStyle w:val="Strong"/>
-                <w:rFonts w:ascii="Segoe UI" w:eastAsia="Segoe UI" w:hAnsi="Segoe UI" w:cs="Segoe UI" w:hint="default"/>
-                <w:b/>
-                <w:bCs/>
-                <w:i w:val="0"/>
-                <w:iCs w:val="0"/>
-                <w:caps w:val="0"/>
-                <w:snapToGrid w:val="0"/>
-                <w:color w:val="000000"/>
-                <w:spacing w:val="0"/>
-                <w:kern w:val="0"/>
-                <w:sz w:val="18"/>
-                <w:szCs w:val="18"/>
-                <w:lang w:val="en-US" w:eastAsia="zh-CN"/>
-              </w:rPr>
-              <w:t>质量管理部经理/专员</w:t>
-            </w:r>
-          </w:p>
-        </w:tc>
-      </w:tr>
-      <w:tr>
-        <w:tblPrEx>
-          <w:tblW w:w="9024" w:type="dxa"/>
-          <w:tblInd w:w="0" w:type="dxa"/>
-          <w:shd w:val="clear" w:color="auto" w:fill="auto"/>
-          <w:tblCellMar>
-            <w:top w:w="15" w:type="dxa"/>
-            <w:left w:w="15" w:type="dxa"/>
-            <w:bottom w:w="15" w:type="dxa"/>
-            <w:right w:w="15" w:type="dxa"/>
-          </w:tblCellMar>
-        </w:tblPrEx>
-        <w:tc>
-          <w:tcPr>
-            <w:tcW w:w="0" w:type="auto"/>
-            <w:shd w:val="clear" w:color="auto" w:fill="auto"/>
-            <w:tcMar>
-              <w:top w:w="120" w:type="dxa"/>
-              <w:left w:w="0" w:type="dxa"/>
-              <w:bottom w:w="120" w:type="dxa"/>
-              <w:right w:w="192" w:type="dxa"/>
-            </w:tcMar>
-            <w:vAlign w:val="center"/>
-          </w:tcPr>
-          <w:p>
-            <w:pPr>
-              <w:keepNext w:val="0"/>
-              <w:keepLines w:val="0"/>
-              <w:widowControl/>
-              <w:suppressLineNumbers w:val="0"/>
-              <w:spacing w:line="300" w:lineRule="atLeast"/>
-              <w:jc w:val="left"/>
-              <w:rPr>
-                <w:rFonts w:ascii="Segoe UI" w:eastAsia="Segoe UI" w:hAnsi="Segoe UI" w:cs="Segoe UI" w:hint="default"/>
-                <w:i w:val="0"/>
-                <w:iCs w:val="0"/>
-                <w:caps w:val="0"/>
-                <w:color w:val="0F1115"/>
-                <w:spacing w:val="0"/>
-                <w:sz w:val="18"/>
-                <w:szCs w:val="18"/>
-              </w:rPr>
-            </w:pPr>
-            <w:r>
-              <w:rPr>
-                <w:rStyle w:val="Strong"/>
-                <w:rFonts w:ascii="Segoe UI" w:eastAsia="Segoe UI" w:hAnsi="Segoe UI" w:cs="Segoe UI" w:hint="default"/>
-                <w:b/>
-                <w:bCs/>
-                <w:i w:val="0"/>
-                <w:iCs w:val="0"/>
-                <w:caps w:val="0"/>
-                <w:snapToGrid w:val="0"/>
-                <w:color w:val="000000"/>
-                <w:spacing w:val="0"/>
-                <w:kern w:val="0"/>
-                <w:sz w:val="18"/>
-                <w:szCs w:val="18"/>
-                <w:lang w:val="en-US" w:eastAsia="zh-CN"/>
-              </w:rPr>
-              <w:t>全体员工</w:t>
-            </w:r>
-          </w:p>
-        </w:tc>
-        <w:tc>
-          <w:tcPr>
-            <w:tcW w:w="0" w:type="auto"/>
-            <w:shd w:val="clear" w:color="auto" w:fill="auto"/>
-            <w:tcMar>
-              <w:top w:w="120" w:type="dxa"/>
-              <w:left w:w="192" w:type="dxa"/>
-              <w:bottom w:w="120" w:type="dxa"/>
-              <w:right w:w="192" w:type="dxa"/>
-            </w:tcMar>
-            <w:vAlign w:val="center"/>
-          </w:tcPr>
-          <w:p>
-            <w:pPr>
-              <w:keepNext w:val="0"/>
-              <w:keepLines w:val="0"/>
-              <w:widowControl/>
-              <w:suppressLineNumbers w:val="0"/>
-              <w:spacing w:line="300" w:lineRule="atLeast"/>
-              <w:jc w:val="left"/>
-              <w:rPr>
-                <w:rFonts w:ascii="Segoe UI" w:eastAsia="Segoe UI" w:hAnsi="Segoe UI" w:cs="Segoe UI" w:hint="default"/>
-                <w:i w:val="0"/>
-                <w:iCs w:val="0"/>
-                <w:caps w:val="0"/>
-                <w:color w:val="0F1115"/>
-                <w:spacing w:val="0"/>
-                <w:sz w:val="18"/>
-                <w:szCs w:val="18"/>
-              </w:rPr>
-            </w:pPr>
-            <w:r>
-              <w:rPr>
-                <w:rFonts w:ascii="Segoe UI" w:eastAsia="Segoe UI" w:hAnsi="Segoe UI" w:cs="Segoe UI" w:hint="default"/>
-                <w:i w:val="0"/>
-                <w:iCs w:val="0"/>
-                <w:caps w:val="0"/>
-                <w:snapToGrid w:val="0"/>
-                <w:color w:val="000000"/>
-                <w:spacing w:val="0"/>
-                <w:kern w:val="0"/>
-                <w:sz w:val="18"/>
-                <w:szCs w:val="18"/>
-                <w:lang w:val="en-US" w:eastAsia="zh-CN"/>
-              </w:rPr>
-              <w:t>1. 了解并遵守公司信息安全相关规定。</w:t>
-            </w:r>
-            <w:r>
-              <w:rPr>
-                <w:rFonts w:ascii="Segoe UI" w:eastAsia="Segoe UI" w:hAnsi="Segoe UI" w:cs="Segoe UI" w:hint="default"/>
-                <w:i w:val="0"/>
-                <w:iCs w:val="0"/>
-                <w:caps w:val="0"/>
-                <w:snapToGrid w:val="0"/>
-                <w:color w:val="000000"/>
-                <w:spacing w:val="0"/>
-                <w:kern w:val="0"/>
-                <w:sz w:val="18"/>
-                <w:szCs w:val="18"/>
-                <w:lang w:val="en-US" w:eastAsia="zh-CN"/>
-              </w:rPr>
-              <w:br/>
-            </w:r>
-            <w:r>
-              <w:rPr>
-                <w:rFonts w:ascii="Segoe UI" w:eastAsia="Segoe UI" w:hAnsi="Segoe UI" w:cs="Segoe UI" w:hint="default"/>
-                <w:i w:val="0"/>
-                <w:iCs w:val="0"/>
-                <w:caps w:val="0"/>
-                <w:snapToGrid w:val="0"/>
-                <w:color w:val="000000"/>
-                <w:spacing w:val="0"/>
-                <w:kern w:val="0"/>
-                <w:sz w:val="18"/>
-                <w:szCs w:val="18"/>
-                <w:lang w:val="en-US" w:eastAsia="zh-CN"/>
-              </w:rPr>
-              <w:t>2. 保护自身掌握的账户、密码及信息资产。</w:t>
-            </w:r>
-            <w:r>
-              <w:rPr>
-                <w:rFonts w:ascii="Segoe UI" w:eastAsia="Segoe UI" w:hAnsi="Segoe UI" w:cs="Segoe UI" w:hint="default"/>
-                <w:i w:val="0"/>
-                <w:iCs w:val="0"/>
-                <w:caps w:val="0"/>
-                <w:snapToGrid w:val="0"/>
-                <w:color w:val="000000"/>
-                <w:spacing w:val="0"/>
-                <w:kern w:val="0"/>
-                <w:sz w:val="18"/>
-                <w:szCs w:val="18"/>
-                <w:lang w:val="en-US" w:eastAsia="zh-CN"/>
-              </w:rPr>
-              <w:br/>
-            </w:r>
-            <w:r>
-              <w:rPr>
-                <w:rFonts w:ascii="Segoe UI" w:eastAsia="Segoe UI" w:hAnsi="Segoe UI" w:cs="Segoe UI" w:hint="default"/>
-                <w:i w:val="0"/>
-                <w:iCs w:val="0"/>
-                <w:caps w:val="0"/>
-                <w:snapToGrid w:val="0"/>
-                <w:color w:val="000000"/>
-                <w:spacing w:val="0"/>
-                <w:kern w:val="0"/>
-                <w:sz w:val="18"/>
-                <w:szCs w:val="18"/>
-                <w:lang w:val="en-US" w:eastAsia="zh-CN"/>
-              </w:rPr>
-              <w:t>3. 有责任报告发现的安全隐患或事件。</w:t>
-            </w:r>
-          </w:p>
-        </w:tc>
-        <w:tc>
-          <w:tcPr>
-            <w:tcW w:w="0" w:type="auto"/>
-            <w:shd w:val="clear" w:color="auto" w:fill="auto"/>
-            <w:tcMar>
-              <w:top w:w="120" w:type="dxa"/>
-              <w:left w:w="192" w:type="dxa"/>
-              <w:bottom w:w="120" w:type="dxa"/>
-              <w:right w:w="0" w:type="dxa"/>
-            </w:tcMar>
-            <w:vAlign w:val="center"/>
-          </w:tcPr>
-          <w:p>
-            <w:pPr>
-              <w:keepNext w:val="0"/>
-              <w:keepLines w:val="0"/>
-              <w:widowControl/>
-              <w:suppressLineNumbers w:val="0"/>
-              <w:spacing w:line="300" w:lineRule="atLeast"/>
-              <w:jc w:val="left"/>
-              <w:rPr>
-                <w:rFonts w:ascii="Segoe UI" w:eastAsia="Segoe UI" w:hAnsi="Segoe UI" w:cs="Segoe UI" w:hint="default"/>
-                <w:i w:val="0"/>
-                <w:iCs w:val="0"/>
-                <w:caps w:val="0"/>
-                <w:color w:val="0F1115"/>
-                <w:spacing w:val="0"/>
-                <w:sz w:val="18"/>
-                <w:szCs w:val="18"/>
-              </w:rPr>
-            </w:pPr>
-            <w:r>
-              <w:rPr>
-                <w:rStyle w:val="Strong"/>
-                <w:rFonts w:ascii="Segoe UI" w:eastAsia="Segoe UI" w:hAnsi="Segoe UI" w:cs="Segoe UI" w:hint="default"/>
+                <w:rStyle w:val="23"/>
+                <w:rFonts w:hint="default" w:ascii="Segoe UI" w:hAnsi="Segoe UI" w:eastAsia="Segoe UI" w:cs="Segoe UI"/>
                 <w:b/>
                 <w:bCs/>
                 <w:i w:val="0"/>
@@ -6282,7 +6519,7 @@
     </w:tbl>
     <w:p>
       <w:pPr>
-        <w:pStyle w:val="a1"/>
+        <w:pStyle w:val="29"/>
         <w:rPr>
           <w:rFonts w:hint="eastAsia"/>
           <w:lang w:val="en-US" w:eastAsia="zh-CN"/>
@@ -6291,45 +6528,81 @@
     </w:p>
     <w:p>
       <w:pPr>
-        <w:pStyle w:val="1"/>
+        <w:pStyle w:val="28"/>
         <w:bidi w:val="0"/>
         <w:rPr>
           <w:rFonts w:hint="eastAsia"/>
           <w:lang w:val="en-US" w:eastAsia="zh-CN"/>
         </w:rPr>
       </w:pPr>
-      <w:bookmarkStart w:id="9" w:name="_Toc31876"/>
+      <w:bookmarkStart w:id="8" w:name="_Toc31876"/>
       <w:r>
         <w:rPr>
           <w:rFonts w:hint="eastAsia"/>
           <w:lang w:val="en-US" w:eastAsia="zh-CN"/>
         </w:rPr>
         <w:t>信息安全管理活动</w:t>
+      </w:r>
+      <w:bookmarkEnd w:id="8"/>
+    </w:p>
+    <w:p>
+      <w:pPr>
+        <w:pStyle w:val="30"/>
+        <w:bidi w:val="0"/>
+        <w:rPr>
+          <w:rFonts w:hint="eastAsia"/>
+          <w:lang w:val="en-US" w:eastAsia="zh-CN"/>
+        </w:rPr>
+      </w:pPr>
+      <w:bookmarkStart w:id="9" w:name="_Toc2017"/>
+      <w:r>
+        <w:rPr>
+          <w:rFonts w:hint="eastAsia"/>
+          <w:lang w:val="en-US" w:eastAsia="zh-CN"/>
+        </w:rPr>
+        <w:t>管理流程概述</w:t>
       </w:r>
       <w:bookmarkEnd w:id="9"/>
     </w:p>
     <w:p>
       <w:pPr>
-        <w:pStyle w:val="2"/>
+        <w:pStyle w:val="29"/>
         <w:bidi w:val="0"/>
         <w:rPr>
           <w:rFonts w:hint="eastAsia"/>
           <w:lang w:val="en-US" w:eastAsia="zh-CN"/>
         </w:rPr>
       </w:pPr>
-      <w:bookmarkStart w:id="10" w:name="_Toc2017"/>
       <w:r>
         <w:rPr>
           <w:rFonts w:hint="eastAsia"/>
           <w:lang w:val="en-US" w:eastAsia="zh-CN"/>
         </w:rPr>
-        <w:t>管理流程概述</w:t>
+        <w:t>信息安全管理的核心是建立一个动态、闭环的管理模型，持续循环以下四个关键活动：资产识别与评估→风险识别与分析→ 风险处置与控制→监控评审与改进。</w:t>
+      </w:r>
+    </w:p>
+    <w:p>
+      <w:pPr>
+        <w:pStyle w:val="30"/>
+        <w:bidi w:val="0"/>
+        <w:rPr>
+          <w:rFonts w:hint="eastAsia"/>
+          <w:lang w:val="en-US" w:eastAsia="zh-CN"/>
+        </w:rPr>
+      </w:pPr>
+      <w:bookmarkStart w:id="10" w:name="_Toc29468"/>
+      <w:r>
+        <w:rPr>
+          <w:rFonts w:hint="eastAsia"/>
+          <w:lang w:val="en-US" w:eastAsia="zh-CN"/>
+        </w:rPr>
+        <w:t>资产识别与分类</w:t>
       </w:r>
       <w:bookmarkEnd w:id="10"/>
     </w:p>
     <w:p>
       <w:pPr>
-        <w:pStyle w:val="a1"/>
+        <w:pStyle w:val="29"/>
         <w:bidi w:val="0"/>
         <w:rPr>
           <w:rFonts w:hint="eastAsia"/>
@@ -6341,31 +6614,48 @@
           <w:rFonts w:hint="eastAsia"/>
           <w:lang w:val="en-US" w:eastAsia="zh-CN"/>
         </w:rPr>
-        <w:t>信息安全管理的核心是建立一个动态、闭环的管理模型，持续循环以下四个关键活动：资产识别与评估→风险识别与分析→ 风险处置与控制→监控评审与改进。</w:t>
+        <w:t>识别：在新项目启动、新系统上线或服务范围重大变更时，由运维项目经理主导，识别服务范围内的所有关键信息资产，形成并维护《信息资产清单》。</w:t>
       </w:r>
     </w:p>
     <w:p>
       <w:pPr>
-        <w:pStyle w:val="2"/>
+        <w:pStyle w:val="29"/>
         <w:bidi w:val="0"/>
         <w:rPr>
           <w:rFonts w:hint="eastAsia"/>
           <w:lang w:val="en-US" w:eastAsia="zh-CN"/>
         </w:rPr>
       </w:pPr>
-      <w:bookmarkStart w:id="11" w:name="_Toc29468"/>
       <w:r>
         <w:rPr>
           <w:rFonts w:hint="eastAsia"/>
           <w:lang w:val="en-US" w:eastAsia="zh-CN"/>
         </w:rPr>
-        <w:t>资产识别与分类</w:t>
+        <w:t>分类与分级：依据资产对业务的重要性及安全属性（保密性、完整性、可用性）的影响程度，对资产进行分类和分级（如：核心、重要、一般），并据此确定相应的保护级别。</w:t>
+      </w:r>
+    </w:p>
+    <w:p>
+      <w:pPr>
+        <w:pStyle w:val="30"/>
+        <w:bidi w:val="0"/>
+        <w:rPr>
+          <w:rFonts w:hint="eastAsia"/>
+          <w:lang w:val="en-US" w:eastAsia="zh-CN"/>
+        </w:rPr>
+      </w:pPr>
+      <w:bookmarkStart w:id="11" w:name="_Toc25513"/>
+      <w:r>
+        <w:rPr>
+          <w:rFonts w:hint="eastAsia"/>
+          <w:lang w:val="en-US" w:eastAsia="zh-CN"/>
+        </w:rPr>
+        <w:t>风险评估与处置</w:t>
       </w:r>
       <w:bookmarkEnd w:id="11"/>
     </w:p>
     <w:p>
       <w:pPr>
-        <w:pStyle w:val="a1"/>
+        <w:pStyle w:val="29"/>
         <w:bidi w:val="0"/>
         <w:rPr>
           <w:rFonts w:hint="eastAsia"/>
@@ -6377,12 +6667,12 @@
           <w:rFonts w:hint="eastAsia"/>
           <w:lang w:val="en-US" w:eastAsia="zh-CN"/>
         </w:rPr>
-        <w:t>识别：在新项目启动、新系统上线或服务范围重大变更时，由运维项目经理主导，识别服务范围内的所有关键信息资产，形成并维护《信息资产清单》。</w:t>
+        <w:t>风险评估周期：至少每年进行一次全面的信息安全风险评估。在发生重大变更、安全事件或法律法规更新时，应启动专项评估。</w:t>
       </w:r>
     </w:p>
     <w:p>
       <w:pPr>
-        <w:pStyle w:val="a1"/>
+        <w:pStyle w:val="29"/>
         <w:bidi w:val="0"/>
         <w:rPr>
           <w:rFonts w:hint="eastAsia"/>
@@ -6394,31 +6684,133 @@
           <w:rFonts w:hint="eastAsia"/>
           <w:lang w:val="en-US" w:eastAsia="zh-CN"/>
         </w:rPr>
-        <w:t>分类与分级：依据资产对业务的重要性及安全属性（保密性、完整性、可用性）的影响程度，对资产进行分类和分级（如：核心、重要、一般），并据此确定相应的保护级别。</w:t>
+        <w:t>评估方法：采用定性与定量相结合的方法，评估威胁利用脆弱性对资产造成损害的可能性及影响，计算风险值并确定风险等级（高、中、低）。</w:t>
       </w:r>
     </w:p>
     <w:p>
       <w:pPr>
-        <w:pStyle w:val="2"/>
+        <w:pStyle w:val="29"/>
         <w:bidi w:val="0"/>
         <w:rPr>
           <w:rFonts w:hint="eastAsia"/>
           <w:lang w:val="en-US" w:eastAsia="zh-CN"/>
         </w:rPr>
       </w:pPr>
-      <w:bookmarkStart w:id="12" w:name="_Toc25513"/>
       <w:r>
         <w:rPr>
           <w:rFonts w:hint="eastAsia"/>
           <w:lang w:val="en-US" w:eastAsia="zh-CN"/>
         </w:rPr>
-        <w:t>风险评估与处置</w:t>
+        <w:t>风险处置：</w:t>
+      </w:r>
+    </w:p>
+    <w:p>
+      <w:pPr>
+        <w:pStyle w:val="29"/>
+        <w:bidi w:val="0"/>
+        <w:rPr>
+          <w:rFonts w:hint="eastAsia"/>
+          <w:lang w:val="en-US" w:eastAsia="zh-CN"/>
+        </w:rPr>
+      </w:pPr>
+      <w:r>
+        <w:rPr>
+          <w:rFonts w:hint="eastAsia"/>
+          <w:lang w:val="en-US" w:eastAsia="zh-CN"/>
+        </w:rPr>
+        <w:t>降低风险：对于不可接受的风险，制定并实施技术或管理控制措施（如部署防护设备、修改流程）。</w:t>
+      </w:r>
+    </w:p>
+    <w:p>
+      <w:pPr>
+        <w:pStyle w:val="29"/>
+        <w:bidi w:val="0"/>
+        <w:rPr>
+          <w:rFonts w:hint="eastAsia"/>
+          <w:lang w:val="en-US" w:eastAsia="zh-CN"/>
+        </w:rPr>
+      </w:pPr>
+      <w:r>
+        <w:rPr>
+          <w:rFonts w:hint="eastAsia"/>
+          <w:lang w:val="en-US" w:eastAsia="zh-CN"/>
+        </w:rPr>
+        <w:t>规避风险：通过取消可能导致风险的活动来避免风险。</w:t>
+      </w:r>
+    </w:p>
+    <w:p>
+      <w:pPr>
+        <w:pStyle w:val="29"/>
+        <w:bidi w:val="0"/>
+        <w:rPr>
+          <w:rFonts w:hint="eastAsia"/>
+          <w:lang w:val="en-US" w:eastAsia="zh-CN"/>
+        </w:rPr>
+      </w:pPr>
+      <w:r>
+        <w:rPr>
+          <w:rFonts w:hint="eastAsia"/>
+          <w:lang w:val="en-US" w:eastAsia="zh-CN"/>
+        </w:rPr>
+        <w:t>转移风险：通过购买保险、签署服务协议等方式将风险转移给第三方。</w:t>
+      </w:r>
+    </w:p>
+    <w:p>
+      <w:pPr>
+        <w:pStyle w:val="29"/>
+        <w:bidi w:val="0"/>
+        <w:rPr>
+          <w:rFonts w:hint="eastAsia"/>
+          <w:lang w:val="en-US" w:eastAsia="zh-CN"/>
+        </w:rPr>
+      </w:pPr>
+      <w:r>
+        <w:rPr>
+          <w:rFonts w:hint="eastAsia"/>
+          <w:lang w:val="en-US" w:eastAsia="zh-CN"/>
+        </w:rPr>
+        <w:t>接受风险：经信息安全负责人批准，对在成本效益分析后决定接受的风险，需明确接受条件并持续监控。</w:t>
+      </w:r>
+    </w:p>
+    <w:p>
+      <w:pPr>
+        <w:pStyle w:val="29"/>
+        <w:bidi w:val="0"/>
+        <w:rPr>
+          <w:rFonts w:hint="eastAsia"/>
+          <w:lang w:val="en-US" w:eastAsia="zh-CN"/>
+        </w:rPr>
+      </w:pPr>
+      <w:r>
+        <w:rPr>
+          <w:rFonts w:hint="eastAsia"/>
+          <w:lang w:val="en-US" w:eastAsia="zh-CN"/>
+        </w:rPr>
+        <w:t>变更中的风险管理：所有变更请求（RFC）必须包含信息安全影响评估。变更顾问委员会（CAB）应将安全风险评估作为审批的必要依据。</w:t>
+      </w:r>
+    </w:p>
+    <w:p>
+      <w:pPr>
+        <w:pStyle w:val="30"/>
+        <w:bidi w:val="0"/>
+        <w:rPr>
+          <w:rFonts w:hint="eastAsia"/>
+          <w:lang w:val="en-US" w:eastAsia="zh-CN"/>
+        </w:rPr>
+      </w:pPr>
+      <w:bookmarkStart w:id="12" w:name="_Toc11449"/>
+      <w:r>
+        <w:rPr>
+          <w:rFonts w:hint="eastAsia"/>
+          <w:lang w:val="en-US" w:eastAsia="zh-CN"/>
+        </w:rPr>
+        <w:t>信息安全事件管理</w:t>
       </w:r>
       <w:bookmarkEnd w:id="12"/>
     </w:p>
     <w:p>
       <w:pPr>
-        <w:pStyle w:val="a1"/>
+        <w:pStyle w:val="29"/>
         <w:bidi w:val="0"/>
         <w:rPr>
           <w:rFonts w:hint="eastAsia"/>
@@ -6430,12 +6822,12 @@
           <w:rFonts w:hint="eastAsia"/>
           <w:lang w:val="en-US" w:eastAsia="zh-CN"/>
         </w:rPr>
-        <w:t>风险评估周期：至少每年进行一次全面的信息安全风险评估。在发生重大变更、安全事件或法律法规更新时，应启动专项评估。</w:t>
+        <w:t>事件受理与响应：所有信息安全事件必须通过服务台统一受理，并严格遵循《事件管理制度》进行分级（通常定义为高级别事件）、响应、升级和处置。</w:t>
       </w:r>
     </w:p>
     <w:p>
       <w:pPr>
-        <w:pStyle w:val="a1"/>
+        <w:pStyle w:val="29"/>
         <w:bidi w:val="0"/>
         <w:rPr>
           <w:rFonts w:hint="eastAsia"/>
@@ -6447,12 +6839,12 @@
           <w:rFonts w:hint="eastAsia"/>
           <w:lang w:val="en-US" w:eastAsia="zh-CN"/>
         </w:rPr>
-        <w:t>评估方法：采用定性与定量相结合的方法，评估威胁利用脆弱性对资产造成损害的可能性及影响，计算风险值并确定风险等级（高、中、低）。</w:t>
+        <w:t>调查与分析：重大信息安全事件在应急处置后，必须依据《问题管理制度》启动根本原因分析（RCA），防止再发生。</w:t>
       </w:r>
     </w:p>
     <w:p>
       <w:pPr>
-        <w:pStyle w:val="a1"/>
+        <w:pStyle w:val="29"/>
         <w:bidi w:val="0"/>
         <w:rPr>
           <w:rFonts w:hint="eastAsia"/>
@@ -6464,116 +6856,31 @@
           <w:rFonts w:hint="eastAsia"/>
           <w:lang w:val="en-US" w:eastAsia="zh-CN"/>
         </w:rPr>
-        <w:t>风险处置：</w:t>
+        <w:t>报告与改进：运维部应定期（每季度）分析信息安全事件，形成报告，并驱动安全控制措施和流程的改进。</w:t>
       </w:r>
     </w:p>
     <w:p>
       <w:pPr>
-        <w:pStyle w:val="a1"/>
+        <w:pStyle w:val="30"/>
         <w:bidi w:val="0"/>
         <w:rPr>
           <w:rFonts w:hint="eastAsia"/>
           <w:lang w:val="en-US" w:eastAsia="zh-CN"/>
         </w:rPr>
       </w:pPr>
+      <w:bookmarkStart w:id="13" w:name="_Toc11539"/>
       <w:r>
         <w:rPr>
           <w:rFonts w:hint="eastAsia"/>
           <w:lang w:val="en-US" w:eastAsia="zh-CN"/>
         </w:rPr>
-        <w:t>降低风险：对于不可接受的风险，制定并实施技术或管理控制措施（如部署防护设备、修改流程）。</w:t>
-      </w:r>
-    </w:p>
-    <w:p>
-      <w:pPr>
-        <w:pStyle w:val="a1"/>
-        <w:bidi w:val="0"/>
-        <w:rPr>
-          <w:rFonts w:hint="eastAsia"/>
-          <w:lang w:val="en-US" w:eastAsia="zh-CN"/>
-        </w:rPr>
-      </w:pPr>
-      <w:r>
-        <w:rPr>
-          <w:rFonts w:hint="eastAsia"/>
-          <w:lang w:val="en-US" w:eastAsia="zh-CN"/>
-        </w:rPr>
-        <w:t>规避风险：通过取消可能导致风险的活动来避免风险。</w:t>
-      </w:r>
-    </w:p>
-    <w:p>
-      <w:pPr>
-        <w:pStyle w:val="a1"/>
-        <w:bidi w:val="0"/>
-        <w:rPr>
-          <w:rFonts w:hint="eastAsia"/>
-          <w:lang w:val="en-US" w:eastAsia="zh-CN"/>
-        </w:rPr>
-      </w:pPr>
-      <w:r>
-        <w:rPr>
-          <w:rFonts w:hint="eastAsia"/>
-          <w:lang w:val="en-US" w:eastAsia="zh-CN"/>
-        </w:rPr>
-        <w:t>转移风险：通过购买保险、签署服务协议等方式将风险转移给第三方。</w:t>
-      </w:r>
-    </w:p>
-    <w:p>
-      <w:pPr>
-        <w:pStyle w:val="a1"/>
-        <w:bidi w:val="0"/>
-        <w:rPr>
-          <w:rFonts w:hint="eastAsia"/>
-          <w:lang w:val="en-US" w:eastAsia="zh-CN"/>
-        </w:rPr>
-      </w:pPr>
-      <w:r>
-        <w:rPr>
-          <w:rFonts w:hint="eastAsia"/>
-          <w:lang w:val="en-US" w:eastAsia="zh-CN"/>
-        </w:rPr>
-        <w:t>接受风险：经信息安全负责人批准，对在成本效益分析后决定接受的风险，需明确接受条件并持续监控。</w:t>
-      </w:r>
-    </w:p>
-    <w:p>
-      <w:pPr>
-        <w:pStyle w:val="a1"/>
-        <w:bidi w:val="0"/>
-        <w:rPr>
-          <w:rFonts w:hint="eastAsia"/>
-          <w:lang w:val="en-US" w:eastAsia="zh-CN"/>
-        </w:rPr>
-      </w:pPr>
-      <w:r>
-        <w:rPr>
-          <w:rFonts w:hint="eastAsia"/>
-          <w:lang w:val="en-US" w:eastAsia="zh-CN"/>
-        </w:rPr>
-        <w:t>变更中的风险管理：所有变更请求（RFC）必须包含信息安全影响评估。变更顾问委员会（CAB）应将安全风险评估作为审批的必要依据。</w:t>
-      </w:r>
-    </w:p>
-    <w:p>
-      <w:pPr>
-        <w:pStyle w:val="2"/>
-        <w:bidi w:val="0"/>
-        <w:rPr>
-          <w:rFonts w:hint="eastAsia"/>
-          <w:lang w:val="en-US" w:eastAsia="zh-CN"/>
-        </w:rPr>
-      </w:pPr>
-      <w:bookmarkStart w:id="13" w:name="_Toc11449"/>
-      <w:r>
-        <w:rPr>
-          <w:rFonts w:hint="eastAsia"/>
-          <w:lang w:val="en-US" w:eastAsia="zh-CN"/>
-        </w:rPr>
-        <w:t>信息安全事件管理</w:t>
+        <w:t>定期评审与改进</w:t>
       </w:r>
       <w:bookmarkEnd w:id="13"/>
     </w:p>
     <w:p>
       <w:pPr>
-        <w:pStyle w:val="a1"/>
+        <w:pStyle w:val="29"/>
         <w:bidi w:val="0"/>
         <w:rPr>
           <w:rFonts w:hint="eastAsia"/>
@@ -6585,120 +6892,86 @@
           <w:rFonts w:hint="eastAsia"/>
           <w:lang w:val="en-US" w:eastAsia="zh-CN"/>
         </w:rPr>
-        <w:t>事件受理与响应：所有信息安全事件必须通过服务台统一受理，并严格遵循《事件管理制度》进行分级（通常定义为高级别事件）、响应、升级和处置。</w:t>
+        <w:t>信息安全管理团队应至少每年组织一次管理评审，结合风险评估结果、安全事件分析、审计发现、相关方反馈及内外部环境变化，全面评审信息安全管理体系的持续适宜性、充分性和有效性，并输出明确的改进决策。</w:t>
       </w:r>
     </w:p>
     <w:p>
       <w:pPr>
-        <w:pStyle w:val="a1"/>
+        <w:pStyle w:val="28"/>
         <w:bidi w:val="0"/>
         <w:rPr>
           <w:rFonts w:hint="eastAsia"/>
           <w:lang w:val="en-US" w:eastAsia="zh-CN"/>
         </w:rPr>
       </w:pPr>
+      <w:bookmarkStart w:id="14" w:name="_Toc22101"/>
       <w:r>
         <w:rPr>
           <w:rFonts w:hint="eastAsia"/>
           <w:lang w:val="en-US" w:eastAsia="zh-CN"/>
         </w:rPr>
-        <w:t>调查与分析：重大信息安全事件在应急处置后，必须依据《问题管理制度》启动根本原因分析（RCA），防止再发生。</w:t>
-      </w:r>
-    </w:p>
-    <w:p>
-      <w:pPr>
-        <w:pStyle w:val="a1"/>
-        <w:bidi w:val="0"/>
-        <w:rPr>
-          <w:rFonts w:hint="eastAsia"/>
-          <w:lang w:val="en-US" w:eastAsia="zh-CN"/>
-        </w:rPr>
-      </w:pPr>
-      <w:r>
-        <w:rPr>
-          <w:rFonts w:hint="eastAsia"/>
-          <w:lang w:val="en-US" w:eastAsia="zh-CN"/>
-        </w:rPr>
-        <w:t>报告与改进：运维部应定期（每季度）分析信息安全事件，形成报告，并驱动安全控制措施和流程的改进。</w:t>
-      </w:r>
-    </w:p>
-    <w:p>
-      <w:pPr>
-        <w:pStyle w:val="2"/>
-        <w:bidi w:val="0"/>
-        <w:rPr>
-          <w:rFonts w:hint="eastAsia"/>
-          <w:lang w:val="en-US" w:eastAsia="zh-CN"/>
-        </w:rPr>
-      </w:pPr>
-      <w:bookmarkStart w:id="14" w:name="_Toc11539"/>
-      <w:r>
-        <w:rPr>
-          <w:rFonts w:hint="eastAsia"/>
-          <w:lang w:val="en-US" w:eastAsia="zh-CN"/>
-        </w:rPr>
-        <w:t>定期评审与改进</w:t>
+        <w:t>信息安全策略体系</w:t>
       </w:r>
       <w:bookmarkEnd w:id="14"/>
     </w:p>
     <w:p>
       <w:pPr>
-        <w:pStyle w:val="a1"/>
+        <w:pStyle w:val="30"/>
         <w:bidi w:val="0"/>
         <w:rPr>
           <w:rFonts w:hint="eastAsia"/>
           <w:lang w:val="en-US" w:eastAsia="zh-CN"/>
         </w:rPr>
       </w:pPr>
+      <w:bookmarkStart w:id="15" w:name="_Toc25807"/>
       <w:r>
         <w:rPr>
           <w:rFonts w:hint="eastAsia"/>
           <w:lang w:val="en-US" w:eastAsia="zh-CN"/>
         </w:rPr>
-        <w:t>信息安全管理团队应至少每年组织一次管理评审，结合风险评估结果、安全事件分析、审计发现、相关方反馈及内外部环境变化，全面评审信息安全管理体系的持续适宜性、充分性和有效性，并输出明确的改进决策。</w:t>
-      </w:r>
-    </w:p>
-    <w:p>
-      <w:pPr>
-        <w:pStyle w:val="1"/>
-        <w:bidi w:val="0"/>
-        <w:rPr>
-          <w:rFonts w:hint="eastAsia"/>
-          <w:lang w:val="en-US" w:eastAsia="zh-CN"/>
-        </w:rPr>
-      </w:pPr>
-      <w:bookmarkStart w:id="15" w:name="_Toc22101"/>
-      <w:r>
-        <w:rPr>
-          <w:rFonts w:hint="eastAsia"/>
-          <w:lang w:val="en-US" w:eastAsia="zh-CN"/>
-        </w:rPr>
-        <w:t>信息安全策略体系</w:t>
+        <w:t>总方针与核心要求</w:t>
       </w:r>
       <w:bookmarkEnd w:id="15"/>
     </w:p>
     <w:p>
       <w:pPr>
-        <w:pStyle w:val="2"/>
+        <w:pStyle w:val="29"/>
         <w:bidi w:val="0"/>
         <w:rPr>
           <w:rFonts w:hint="eastAsia"/>
           <w:lang w:val="en-US" w:eastAsia="zh-CN"/>
         </w:rPr>
       </w:pPr>
-      <w:bookmarkStart w:id="16" w:name="_Toc25807"/>
       <w:r>
         <w:rPr>
           <w:rFonts w:hint="eastAsia"/>
           <w:lang w:val="en-US" w:eastAsia="zh-CN"/>
         </w:rPr>
-        <w:t>总方针与核心要求</w:t>
+        <w:t>公司承诺保护所有信息资产免受内外部威胁，确保业务连续性。所有员工及第三方在访问公司或客户信息资产时，必须遵守“业务需要才知密，最小权限可访问，所有操作留痕迹”的基本原则。</w:t>
+      </w:r>
+    </w:p>
+    <w:p>
+      <w:pPr>
+        <w:pStyle w:val="30"/>
+        <w:bidi w:val="0"/>
+        <w:rPr>
+          <w:rFonts w:hint="eastAsia"/>
+          <w:lang w:val="en-US" w:eastAsia="zh-CN"/>
+        </w:rPr>
+      </w:pPr>
+      <w:bookmarkStart w:id="16" w:name="_Toc16149"/>
+      <w:r>
+        <w:rPr>
+          <w:rFonts w:hint="eastAsia"/>
+          <w:lang w:val="en-US" w:eastAsia="zh-CN"/>
+        </w:rPr>
+        <w:t>人员安全管理</w:t>
       </w:r>
       <w:bookmarkEnd w:id="16"/>
     </w:p>
     <w:p>
       <w:pPr>
-        <w:pStyle w:val="a1"/>
+        <w:pStyle w:val="29"/>
         <w:bidi w:val="0"/>
         <w:rPr>
           <w:rFonts w:hint="eastAsia"/>
@@ -6710,31 +6983,65 @@
           <w:rFonts w:hint="eastAsia"/>
           <w:lang w:val="en-US" w:eastAsia="zh-CN"/>
         </w:rPr>
-        <w:t>公司承诺保护所有信息资产免受内外部威胁，确保业务连续性。所有员工及第三方在访问公司或客户信息资产时，必须遵守“业务需要才知密，最小权限可访问，所有操作留痕迹”的基本原则。</w:t>
+        <w:t>聘用：关键岗位人员聘用前需进行必要的背景审查。</w:t>
       </w:r>
     </w:p>
     <w:p>
       <w:pPr>
-        <w:pStyle w:val="2"/>
+        <w:pStyle w:val="29"/>
         <w:bidi w:val="0"/>
         <w:rPr>
           <w:rFonts w:hint="eastAsia"/>
           <w:lang w:val="en-US" w:eastAsia="zh-CN"/>
         </w:rPr>
       </w:pPr>
-      <w:bookmarkStart w:id="17" w:name="_Toc16149"/>
       <w:r>
         <w:rPr>
           <w:rFonts w:hint="eastAsia"/>
           <w:lang w:val="en-US" w:eastAsia="zh-CN"/>
         </w:rPr>
-        <w:t>人员安全管理</w:t>
+        <w:t>协议：所有员工入职时必须签署《保密协议》及《信息安全责任书》。</w:t>
+      </w:r>
+    </w:p>
+    <w:p>
+      <w:pPr>
+        <w:pStyle w:val="29"/>
+        <w:bidi w:val="0"/>
+        <w:rPr>
+          <w:rFonts w:hint="eastAsia"/>
+          <w:lang w:val="en-US" w:eastAsia="zh-CN"/>
+        </w:rPr>
+      </w:pPr>
+      <w:r>
+        <w:rPr>
+          <w:rFonts w:hint="eastAsia"/>
+          <w:lang w:val="en-US" w:eastAsia="zh-CN"/>
+        </w:rPr>
+        <w:t>离职：员工离职时，必须立即回收所有权限，并完成信息资产交接。</w:t>
+      </w:r>
+    </w:p>
+    <w:p>
+      <w:pPr>
+        <w:pStyle w:val="30"/>
+        <w:bidi w:val="0"/>
+        <w:rPr>
+          <w:rFonts w:hint="eastAsia"/>
+          <w:lang w:val="en-US" w:eastAsia="zh-CN"/>
+        </w:rPr>
+      </w:pPr>
+      <w:bookmarkStart w:id="17" w:name="_Toc29139"/>
+      <w:r>
+        <w:rPr>
+          <w:rFonts w:hint="eastAsia"/>
+          <w:lang w:val="en-US" w:eastAsia="zh-CN"/>
+        </w:rPr>
+        <w:t>第三方安全管理</w:t>
       </w:r>
       <w:bookmarkEnd w:id="17"/>
     </w:p>
     <w:p>
       <w:pPr>
-        <w:pStyle w:val="a1"/>
+        <w:pStyle w:val="29"/>
         <w:bidi w:val="0"/>
         <w:rPr>
           <w:rFonts w:hint="eastAsia"/>
@@ -6746,12 +7053,12 @@
           <w:rFonts w:hint="eastAsia"/>
           <w:lang w:val="en-US" w:eastAsia="zh-CN"/>
         </w:rPr>
-        <w:t>聘用：关键岗位人员聘用前需进行必要的背景审查。</w:t>
+        <w:t>协议约束：与供应商、合作伙伴等第三方签署的合同或协议中，必须包含明确的信息安全责任条款。</w:t>
       </w:r>
     </w:p>
     <w:p>
       <w:pPr>
-        <w:pStyle w:val="a1"/>
+        <w:pStyle w:val="29"/>
         <w:bidi w:val="0"/>
         <w:rPr>
           <w:rFonts w:hint="eastAsia"/>
@@ -6763,12 +7070,12 @@
           <w:rFonts w:hint="eastAsia"/>
           <w:lang w:val="en-US" w:eastAsia="zh-CN"/>
         </w:rPr>
-        <w:t>协议：所有员工入职时必须签署《保密协议》及《信息安全责任书》。</w:t>
+        <w:t>风险评估：对能够访问或处理公司/客户敏感信息的第三方，应在合作前进行安全能力评估，并在合作期间定期审计。</w:t>
       </w:r>
     </w:p>
     <w:p>
       <w:pPr>
-        <w:pStyle w:val="a1"/>
+        <w:pStyle w:val="29"/>
         <w:bidi w:val="0"/>
         <w:rPr>
           <w:rFonts w:hint="eastAsia"/>
@@ -6780,120 +7087,50 @@
           <w:rFonts w:hint="eastAsia"/>
           <w:lang w:val="en-US" w:eastAsia="zh-CN"/>
         </w:rPr>
-        <w:t>离职：员工离职时，必须立即回收所有权限，并完成信息资产交接。</w:t>
+        <w:t>持续监控：运维部与采购部共同负责对关键第三方的安全表现进行监控。</w:t>
       </w:r>
     </w:p>
     <w:p>
       <w:pPr>
-        <w:pStyle w:val="2"/>
+        <w:pStyle w:val="28"/>
         <w:bidi w:val="0"/>
         <w:rPr>
           <w:rFonts w:hint="eastAsia"/>
           <w:lang w:val="en-US" w:eastAsia="zh-CN"/>
         </w:rPr>
       </w:pPr>
-      <w:bookmarkStart w:id="18" w:name="_Toc29139"/>
+      <w:bookmarkStart w:id="18" w:name="_Toc23765"/>
       <w:r>
         <w:rPr>
           <w:rFonts w:hint="eastAsia"/>
           <w:lang w:val="en-US" w:eastAsia="zh-CN"/>
         </w:rPr>
-        <w:t>第三方安全管理</w:t>
+        <w:t>信息安全培训管理</w:t>
       </w:r>
       <w:bookmarkEnd w:id="18"/>
     </w:p>
     <w:p>
       <w:pPr>
-        <w:pStyle w:val="a1"/>
+        <w:pStyle w:val="30"/>
         <w:bidi w:val="0"/>
         <w:rPr>
           <w:rFonts w:hint="eastAsia"/>
           <w:lang w:val="en-US" w:eastAsia="zh-CN"/>
         </w:rPr>
       </w:pPr>
+      <w:bookmarkStart w:id="19" w:name="_Toc31307"/>
       <w:r>
         <w:rPr>
           <w:rFonts w:hint="eastAsia"/>
           <w:lang w:val="en-US" w:eastAsia="zh-CN"/>
         </w:rPr>
-        <w:t>协议约束：与供应商、合作伙伴等第三方签署的合同或协议中，必须包含明确的信息安全责任条款。</w:t>
-      </w:r>
-    </w:p>
-    <w:p>
-      <w:pPr>
-        <w:pStyle w:val="a1"/>
-        <w:bidi w:val="0"/>
-        <w:rPr>
-          <w:rFonts w:hint="eastAsia"/>
-          <w:lang w:val="en-US" w:eastAsia="zh-CN"/>
-        </w:rPr>
-      </w:pPr>
-      <w:r>
-        <w:rPr>
-          <w:rFonts w:hint="eastAsia"/>
-          <w:lang w:val="en-US" w:eastAsia="zh-CN"/>
-        </w:rPr>
-        <w:t>风险评估：对能够访问或处理公司/客户敏感信息的第三方，应在合作前进行安全能力评估，并在合作期间定期审计。</w:t>
-      </w:r>
-    </w:p>
-    <w:p>
-      <w:pPr>
-        <w:pStyle w:val="a1"/>
-        <w:bidi w:val="0"/>
-        <w:rPr>
-          <w:rFonts w:hint="eastAsia"/>
-          <w:lang w:val="en-US" w:eastAsia="zh-CN"/>
-        </w:rPr>
-      </w:pPr>
-      <w:r>
-        <w:rPr>
-          <w:rFonts w:hint="eastAsia"/>
-          <w:lang w:val="en-US" w:eastAsia="zh-CN"/>
-        </w:rPr>
-        <w:t>持续监控：运维部与采购部共同负责对关键第三方的安全表现进行监控。</w:t>
-      </w:r>
-    </w:p>
-    <w:p>
-      <w:pPr>
-        <w:pStyle w:val="1"/>
-        <w:bidi w:val="0"/>
-        <w:rPr>
-          <w:rFonts w:hint="eastAsia"/>
-          <w:lang w:val="en-US" w:eastAsia="zh-CN"/>
-        </w:rPr>
-      </w:pPr>
-      <w:bookmarkStart w:id="19" w:name="_Toc23765"/>
-      <w:r>
-        <w:rPr>
-          <w:rFonts w:hint="eastAsia"/>
-          <w:lang w:val="en-US" w:eastAsia="zh-CN"/>
-        </w:rPr>
-        <w:t>信息安全培训管理</w:t>
+        <w:t>培训目标与责任</w:t>
       </w:r>
       <w:bookmarkEnd w:id="19"/>
     </w:p>
     <w:p>
       <w:pPr>
-        <w:pStyle w:val="2"/>
-        <w:bidi w:val="0"/>
-        <w:rPr>
-          <w:rFonts w:hint="eastAsia"/>
-          <w:lang w:val="en-US" w:eastAsia="zh-CN"/>
-        </w:rPr>
-      </w:pPr>
-      <w:bookmarkStart w:id="20" w:name="_Toc31307"/>
-      <w:r>
-        <w:rPr>
-          <w:rFonts w:hint="eastAsia"/>
-          <w:lang w:val="en-US" w:eastAsia="zh-CN"/>
-        </w:rPr>
-        <w:t>培训目标与责任</w:t>
-      </w:r>
-      <w:bookmarkEnd w:id="20"/>
-    </w:p>
-    <w:p>
-      <w:pPr>
-        <w:pStyle w:val="a1"/>
+        <w:pStyle w:val="29"/>
         <w:bidi w:val="0"/>
         <w:rPr>
           <w:rFonts w:hint="eastAsia"/>
@@ -6910,7 +7147,7 @@
     </w:p>
     <w:p>
       <w:pPr>
-        <w:pStyle w:val="a1"/>
+        <w:pStyle w:val="29"/>
         <w:bidi w:val="0"/>
         <w:rPr>
           <w:rFonts w:hint="eastAsia"/>
@@ -6927,7 +7164,7 @@
     </w:p>
     <w:p>
       <w:pPr>
-        <w:pStyle w:val="a1"/>
+        <w:pStyle w:val="29"/>
         <w:bidi w:val="0"/>
         <w:rPr>
           <w:rFonts w:hint="eastAsia"/>
@@ -6944,7 +7181,7 @@
     </w:p>
     <w:p>
       <w:pPr>
-        <w:pStyle w:val="a1"/>
+        <w:pStyle w:val="29"/>
         <w:bidi w:val="0"/>
         <w:rPr>
           <w:rFonts w:hint="eastAsia"/>
@@ -6961,14 +7198,14 @@
     </w:p>
     <w:p>
       <w:pPr>
-        <w:pStyle w:val="2"/>
+        <w:pStyle w:val="30"/>
         <w:bidi w:val="0"/>
         <w:rPr>
           <w:rFonts w:hint="eastAsia"/>
           <w:lang w:val="en-US" w:eastAsia="zh-CN"/>
         </w:rPr>
       </w:pPr>
-      <w:bookmarkStart w:id="21" w:name="_Toc3560"/>
+      <w:bookmarkStart w:id="20" w:name="_Toc3560"/>
       <w:r>
         <w:rPr>
           <w:rFonts w:hint="eastAsia"/>
@@ -6976,22 +7213,23 @@
         </w:rPr>
         <w:t>培训内容与对象</w:t>
       </w:r>
-      <w:bookmarkEnd w:id="21"/>
+      <w:bookmarkEnd w:id="20"/>
     </w:p>
     <w:tbl>
       <w:tblPr>
-        <w:tblStyle w:val="TableNormal"/>
+        <w:tblStyle w:val="20"/>
         <w:tblW w:w="0" w:type="auto"/>
         <w:tblInd w:w="0" w:type="dxa"/>
         <w:tblBorders>
-          <w:top w:val="single" w:sz="4" w:space="0" w:color="auto"/>
-          <w:left w:val="single" w:sz="4" w:space="0" w:color="auto"/>
-          <w:bottom w:val="single" w:sz="4" w:space="0" w:color="auto"/>
-          <w:right w:val="single" w:sz="4" w:space="0" w:color="auto"/>
-          <w:insideH w:val="single" w:sz="4" w:space="0" w:color="auto"/>
-          <w:insideV w:val="single" w:sz="4" w:space="0" w:color="auto"/>
+          <w:top w:val="single" w:color="auto" w:sz="4" w:space="0"/>
+          <w:left w:val="single" w:color="auto" w:sz="4" w:space="0"/>
+          <w:bottom w:val="single" w:color="auto" w:sz="4" w:space="0"/>
+          <w:right w:val="single" w:color="auto" w:sz="4" w:space="0"/>
+          <w:insideH w:val="single" w:color="auto" w:sz="4" w:space="0"/>
+          <w:insideV w:val="single" w:color="auto" w:sz="4" w:space="0"/>
         </w:tblBorders>
         <w:shd w:val="clear" w:color="auto" w:fill="auto"/>
+        <w:tblLayout w:type="autofit"/>
         <w:tblCellMar>
           <w:top w:w="15" w:type="dxa"/>
           <w:left w:w="15" w:type="dxa"/>
@@ -7007,15 +7245,13 @@
       </w:tblGrid>
       <w:tr>
         <w:tblPrEx>
-          <w:tblW w:w="0" w:type="auto"/>
-          <w:tblInd w:w="0" w:type="dxa"/>
           <w:tblBorders>
-            <w:top w:val="single" w:sz="4" w:space="0" w:color="auto"/>
-            <w:left w:val="single" w:sz="4" w:space="0" w:color="auto"/>
-            <w:bottom w:val="single" w:sz="4" w:space="0" w:color="auto"/>
-            <w:right w:val="single" w:sz="4" w:space="0" w:color="auto"/>
-            <w:insideH w:val="single" w:sz="4" w:space="0" w:color="auto"/>
-            <w:insideV w:val="single" w:sz="4" w:space="0" w:color="auto"/>
+            <w:top w:val="single" w:color="auto" w:sz="4" w:space="0"/>
+            <w:left w:val="single" w:color="auto" w:sz="4" w:space="0"/>
+            <w:bottom w:val="single" w:color="auto" w:sz="4" w:space="0"/>
+            <w:right w:val="single" w:color="auto" w:sz="4" w:space="0"/>
+            <w:insideH w:val="single" w:color="auto" w:sz="4" w:space="0"/>
+            <w:insideV w:val="single" w:color="auto" w:sz="4" w:space="0"/>
           </w:tblBorders>
           <w:shd w:val="clear" w:color="auto" w:fill="auto"/>
           <w:tblCellMar>
@@ -7049,7 +7285,7 @@
               <w:spacing w:line="300" w:lineRule="atLeast"/>
               <w:jc w:val="left"/>
               <w:rPr>
-                <w:rFonts w:ascii="Segoe UI" w:eastAsia="Segoe UI" w:hAnsi="Segoe UI" w:cs="Segoe UI"/>
+                <w:rFonts w:ascii="Segoe UI" w:hAnsi="Segoe UI" w:eastAsia="Segoe UI" w:cs="Segoe UI"/>
                 <w:i w:val="0"/>
                 <w:iCs w:val="0"/>
                 <w:caps w:val="0"/>
@@ -7061,7 +7297,7 @@
             </w:pPr>
             <w:r>
               <w:rPr>
-                <w:rFonts w:ascii="Segoe UI" w:eastAsia="Segoe UI" w:hAnsi="Segoe UI" w:cs="Segoe UI" w:hint="default"/>
+                <w:rFonts w:hint="default" w:ascii="Segoe UI" w:hAnsi="Segoe UI" w:eastAsia="Segoe UI" w:cs="Segoe UI"/>
                 <w:i w:val="0"/>
                 <w:iCs w:val="0"/>
                 <w:caps w:val="0"/>
@@ -7098,7 +7334,7 @@
               <w:spacing w:line="300" w:lineRule="atLeast"/>
               <w:jc w:val="left"/>
               <w:rPr>
-                <w:rFonts w:ascii="Segoe UI" w:eastAsia="Segoe UI" w:hAnsi="Segoe UI" w:cs="Segoe UI" w:hint="default"/>
+                <w:rFonts w:hint="default" w:ascii="Segoe UI" w:hAnsi="Segoe UI" w:eastAsia="Segoe UI" w:cs="Segoe UI"/>
                 <w:i w:val="0"/>
                 <w:iCs w:val="0"/>
                 <w:caps w:val="0"/>
@@ -7110,7 +7346,7 @@
             </w:pPr>
             <w:r>
               <w:rPr>
-                <w:rFonts w:ascii="Segoe UI" w:eastAsia="Segoe UI" w:hAnsi="Segoe UI" w:cs="Segoe UI" w:hint="default"/>
+                <w:rFonts w:hint="default" w:ascii="Segoe UI" w:hAnsi="Segoe UI" w:eastAsia="Segoe UI" w:cs="Segoe UI"/>
                 <w:i w:val="0"/>
                 <w:iCs w:val="0"/>
                 <w:caps w:val="0"/>
@@ -7147,7 +7383,7 @@
               <w:spacing w:line="300" w:lineRule="atLeast"/>
               <w:jc w:val="left"/>
               <w:rPr>
-                <w:rFonts w:ascii="Segoe UI" w:eastAsia="Segoe UI" w:hAnsi="Segoe UI" w:cs="Segoe UI" w:hint="default"/>
+                <w:rFonts w:hint="default" w:ascii="Segoe UI" w:hAnsi="Segoe UI" w:eastAsia="Segoe UI" w:cs="Segoe UI"/>
                 <w:i w:val="0"/>
                 <w:iCs w:val="0"/>
                 <w:caps w:val="0"/>
@@ -7159,7 +7395,7 @@
             </w:pPr>
             <w:r>
               <w:rPr>
-                <w:rFonts w:ascii="Segoe UI" w:eastAsia="Segoe UI" w:hAnsi="Segoe UI" w:cs="Segoe UI" w:hint="default"/>
+                <w:rFonts w:hint="default" w:ascii="Segoe UI" w:hAnsi="Segoe UI" w:eastAsia="Segoe UI" w:cs="Segoe UI"/>
                 <w:i w:val="0"/>
                 <w:iCs w:val="0"/>
                 <w:caps w:val="0"/>
@@ -7196,7 +7432,7 @@
               <w:spacing w:line="300" w:lineRule="atLeast"/>
               <w:jc w:val="left"/>
               <w:rPr>
-                <w:rFonts w:ascii="Segoe UI" w:eastAsia="Segoe UI" w:hAnsi="Segoe UI" w:cs="Segoe UI" w:hint="default"/>
+                <w:rFonts w:hint="default" w:ascii="Segoe UI" w:hAnsi="Segoe UI" w:eastAsia="Segoe UI" w:cs="Segoe UI"/>
                 <w:i w:val="0"/>
                 <w:iCs w:val="0"/>
                 <w:caps w:val="0"/>
@@ -7208,7 +7444,7 @@
             </w:pPr>
             <w:r>
               <w:rPr>
-                <w:rFonts w:ascii="Segoe UI" w:eastAsia="Segoe UI" w:hAnsi="Segoe UI" w:cs="Segoe UI" w:hint="default"/>
+                <w:rFonts w:hint="default" w:ascii="Segoe UI" w:hAnsi="Segoe UI" w:eastAsia="Segoe UI" w:cs="Segoe UI"/>
                 <w:i w:val="0"/>
                 <w:iCs w:val="0"/>
                 <w:caps w:val="0"/>
@@ -7227,8 +7463,14 @@
       </w:tr>
       <w:tr>
         <w:tblPrEx>
-          <w:tblW w:w="0" w:type="auto"/>
-          <w:tblInd w:w="0" w:type="dxa"/>
+          <w:tblBorders>
+            <w:top w:val="single" w:color="auto" w:sz="4" w:space="0"/>
+            <w:left w:val="single" w:color="auto" w:sz="4" w:space="0"/>
+            <w:bottom w:val="single" w:color="auto" w:sz="4" w:space="0"/>
+            <w:right w:val="single" w:color="auto" w:sz="4" w:space="0"/>
+            <w:insideH w:val="single" w:color="auto" w:sz="4" w:space="0"/>
+            <w:insideV w:val="single" w:color="auto" w:sz="4" w:space="0"/>
+          </w:tblBorders>
           <w:shd w:val="clear" w:color="auto" w:fill="auto"/>
           <w:tblCellMar>
             <w:top w:w="15" w:type="dxa"/>
@@ -7258,7 +7500,7 @@
               <w:spacing w:line="300" w:lineRule="atLeast"/>
               <w:jc w:val="left"/>
               <w:rPr>
-                <w:rFonts w:ascii="Segoe UI" w:eastAsia="Segoe UI" w:hAnsi="Segoe UI" w:cs="Segoe UI" w:hint="default"/>
+                <w:rFonts w:hint="default" w:ascii="Segoe UI" w:hAnsi="Segoe UI" w:eastAsia="Segoe UI" w:cs="Segoe UI"/>
                 <w:i w:val="0"/>
                 <w:iCs w:val="0"/>
                 <w:caps w:val="0"/>
@@ -7270,8 +7512,8 @@
             </w:pPr>
             <w:r>
               <w:rPr>
-                <w:rStyle w:val="Strong"/>
-                <w:rFonts w:ascii="Segoe UI" w:eastAsia="Segoe UI" w:hAnsi="Segoe UI" w:cs="Segoe UI" w:hint="default"/>
+                <w:rStyle w:val="23"/>
+                <w:rFonts w:hint="default" w:ascii="Segoe UI" w:hAnsi="Segoe UI" w:eastAsia="Segoe UI" w:cs="Segoe UI"/>
                 <w:b/>
                 <w:bCs/>
                 <w:i w:val="0"/>
@@ -7310,7 +7552,7 @@
               <w:spacing w:line="300" w:lineRule="atLeast"/>
               <w:jc w:val="left"/>
               <w:rPr>
-                <w:rFonts w:ascii="Segoe UI" w:eastAsia="Segoe UI" w:hAnsi="Segoe UI" w:cs="Segoe UI" w:hint="default"/>
+                <w:rFonts w:hint="default" w:ascii="Segoe UI" w:hAnsi="Segoe UI" w:eastAsia="Segoe UI" w:cs="Segoe UI"/>
                 <w:i w:val="0"/>
                 <w:iCs w:val="0"/>
                 <w:caps w:val="0"/>
@@ -7322,7 +7564,7 @@
             </w:pPr>
             <w:r>
               <w:rPr>
-                <w:rFonts w:ascii="Segoe UI" w:eastAsia="Segoe UI" w:hAnsi="Segoe UI" w:cs="Segoe UI" w:hint="default"/>
+                <w:rFonts w:hint="default" w:ascii="Segoe UI" w:hAnsi="Segoe UI" w:eastAsia="Segoe UI" w:cs="Segoe UI"/>
                 <w:i w:val="0"/>
                 <w:iCs w:val="0"/>
                 <w:caps w:val="0"/>
@@ -7359,7 +7601,7 @@
               <w:spacing w:line="300" w:lineRule="atLeast"/>
               <w:jc w:val="left"/>
               <w:rPr>
-                <w:rFonts w:ascii="Segoe UI" w:eastAsia="Segoe UI" w:hAnsi="Segoe UI" w:cs="Segoe UI" w:hint="default"/>
+                <w:rFonts w:hint="default" w:ascii="Segoe UI" w:hAnsi="Segoe UI" w:eastAsia="Segoe UI" w:cs="Segoe UI"/>
                 <w:i w:val="0"/>
                 <w:iCs w:val="0"/>
                 <w:caps w:val="0"/>
@@ -7371,7 +7613,7 @@
             </w:pPr>
             <w:r>
               <w:rPr>
-                <w:rFonts w:ascii="Segoe UI" w:eastAsia="Segoe UI" w:hAnsi="Segoe UI" w:cs="Segoe UI" w:hint="default"/>
+                <w:rFonts w:hint="default" w:ascii="Segoe UI" w:hAnsi="Segoe UI" w:eastAsia="Segoe UI" w:cs="Segoe UI"/>
                 <w:i w:val="0"/>
                 <w:iCs w:val="0"/>
                 <w:caps w:val="0"/>
@@ -7408,7 +7650,7 @@
               <w:spacing w:line="300" w:lineRule="atLeast"/>
               <w:jc w:val="left"/>
               <w:rPr>
-                <w:rFonts w:ascii="Segoe UI" w:eastAsia="Segoe UI" w:hAnsi="Segoe UI" w:cs="Segoe UI" w:hint="default"/>
+                <w:rFonts w:hint="default" w:ascii="Segoe UI" w:hAnsi="Segoe UI" w:eastAsia="Segoe UI" w:cs="Segoe UI"/>
                 <w:i w:val="0"/>
                 <w:iCs w:val="0"/>
                 <w:caps w:val="0"/>
@@ -7420,7 +7662,7 @@
             </w:pPr>
             <w:r>
               <w:rPr>
-                <w:rFonts w:ascii="Segoe UI" w:eastAsia="Segoe UI" w:hAnsi="Segoe UI" w:cs="Segoe UI" w:hint="default"/>
+                <w:rFonts w:hint="default" w:ascii="Segoe UI" w:hAnsi="Segoe UI" w:eastAsia="Segoe UI" w:cs="Segoe UI"/>
                 <w:i w:val="0"/>
                 <w:iCs w:val="0"/>
                 <w:caps w:val="0"/>
@@ -7439,8 +7681,14 @@
       </w:tr>
       <w:tr>
         <w:tblPrEx>
-          <w:tblW w:w="0" w:type="auto"/>
-          <w:tblInd w:w="0" w:type="dxa"/>
+          <w:tblBorders>
+            <w:top w:val="single" w:color="auto" w:sz="4" w:space="0"/>
+            <w:left w:val="single" w:color="auto" w:sz="4" w:space="0"/>
+            <w:bottom w:val="single" w:color="auto" w:sz="4" w:space="0"/>
+            <w:right w:val="single" w:color="auto" w:sz="4" w:space="0"/>
+            <w:insideH w:val="single" w:color="auto" w:sz="4" w:space="0"/>
+            <w:insideV w:val="single" w:color="auto" w:sz="4" w:space="0"/>
+          </w:tblBorders>
           <w:shd w:val="clear" w:color="auto" w:fill="auto"/>
           <w:tblCellMar>
             <w:top w:w="15" w:type="dxa"/>
@@ -7470,7 +7718,7 @@
               <w:spacing w:line="300" w:lineRule="atLeast"/>
               <w:jc w:val="left"/>
               <w:rPr>
-                <w:rFonts w:ascii="Segoe UI" w:eastAsia="Segoe UI" w:hAnsi="Segoe UI" w:cs="Segoe UI" w:hint="default"/>
+                <w:rFonts w:hint="default" w:ascii="Segoe UI" w:hAnsi="Segoe UI" w:eastAsia="Segoe UI" w:cs="Segoe UI"/>
                 <w:i w:val="0"/>
                 <w:iCs w:val="0"/>
                 <w:caps w:val="0"/>
@@ -7482,8 +7730,8 @@
             </w:pPr>
             <w:r>
               <w:rPr>
-                <w:rStyle w:val="Strong"/>
-                <w:rFonts w:ascii="Segoe UI" w:eastAsia="Segoe UI" w:hAnsi="Segoe UI" w:cs="Segoe UI" w:hint="default"/>
+                <w:rStyle w:val="23"/>
+                <w:rFonts w:hint="default" w:ascii="Segoe UI" w:hAnsi="Segoe UI" w:eastAsia="Segoe UI" w:cs="Segoe UI"/>
                 <w:b/>
                 <w:bCs/>
                 <w:i w:val="0"/>
@@ -7522,7 +7770,7 @@
               <w:spacing w:line="300" w:lineRule="atLeast"/>
               <w:jc w:val="left"/>
               <w:rPr>
-                <w:rFonts w:ascii="Segoe UI" w:eastAsia="Segoe UI" w:hAnsi="Segoe UI" w:cs="Segoe UI" w:hint="default"/>
+                <w:rFonts w:hint="default" w:ascii="Segoe UI" w:hAnsi="Segoe UI" w:eastAsia="Segoe UI" w:cs="Segoe UI"/>
                 <w:i w:val="0"/>
                 <w:iCs w:val="0"/>
                 <w:caps w:val="0"/>
@@ -7534,7 +7782,7 @@
             </w:pPr>
             <w:r>
               <w:rPr>
-                <w:rFonts w:ascii="Segoe UI" w:eastAsia="Segoe UI" w:hAnsi="Segoe UI" w:cs="Segoe UI" w:hint="default"/>
+                <w:rFonts w:hint="default" w:ascii="Segoe UI" w:hAnsi="Segoe UI" w:eastAsia="Segoe UI" w:cs="Segoe UI"/>
                 <w:i w:val="0"/>
                 <w:iCs w:val="0"/>
                 <w:caps w:val="0"/>
@@ -7571,7 +7819,7 @@
               <w:spacing w:line="300" w:lineRule="atLeast"/>
               <w:jc w:val="left"/>
               <w:rPr>
-                <w:rFonts w:ascii="Segoe UI" w:eastAsia="Segoe UI" w:hAnsi="Segoe UI" w:cs="Segoe UI" w:hint="default"/>
+                <w:rFonts w:hint="default" w:ascii="Segoe UI" w:hAnsi="Segoe UI" w:eastAsia="Segoe UI" w:cs="Segoe UI"/>
                 <w:i w:val="0"/>
                 <w:iCs w:val="0"/>
                 <w:caps w:val="0"/>
@@ -7583,7 +7831,7 @@
             </w:pPr>
             <w:r>
               <w:rPr>
-                <w:rFonts w:ascii="Segoe UI" w:eastAsia="Segoe UI" w:hAnsi="Segoe UI" w:cs="Segoe UI" w:hint="default"/>
+                <w:rFonts w:hint="default" w:ascii="Segoe UI" w:hAnsi="Segoe UI" w:eastAsia="Segoe UI" w:cs="Segoe UI"/>
                 <w:i w:val="0"/>
                 <w:iCs w:val="0"/>
                 <w:caps w:val="0"/>
@@ -7620,7 +7868,7 @@
               <w:spacing w:line="300" w:lineRule="atLeast"/>
               <w:jc w:val="left"/>
               <w:rPr>
-                <w:rFonts w:ascii="Segoe UI" w:eastAsia="宋体" w:hAnsi="Segoe UI" w:cs="Segoe UI" w:hint="default"/>
+                <w:rFonts w:hint="default" w:ascii="Segoe UI" w:hAnsi="Segoe UI" w:eastAsia="宋体" w:cs="Segoe UI"/>
                 <w:i w:val="0"/>
                 <w:iCs w:val="0"/>
                 <w:caps w:val="0"/>
@@ -7633,7 +7881,7 @@
             </w:pPr>
             <w:r>
               <w:rPr>
-                <w:rFonts w:ascii="Segoe UI" w:eastAsia="宋体" w:hAnsi="Segoe UI" w:cs="Segoe UI" w:hint="eastAsia"/>
+                <w:rFonts w:hint="eastAsia" w:ascii="Segoe UI" w:hAnsi="Segoe UI" w:eastAsia="宋体" w:cs="Segoe UI"/>
                 <w:i w:val="0"/>
                 <w:iCs w:val="0"/>
                 <w:caps w:val="0"/>
@@ -7650,8 +7898,14 @@
       </w:tr>
       <w:tr>
         <w:tblPrEx>
-          <w:tblW w:w="0" w:type="auto"/>
-          <w:tblInd w:w="0" w:type="dxa"/>
+          <w:tblBorders>
+            <w:top w:val="single" w:color="auto" w:sz="4" w:space="0"/>
+            <w:left w:val="single" w:color="auto" w:sz="4" w:space="0"/>
+            <w:bottom w:val="single" w:color="auto" w:sz="4" w:space="0"/>
+            <w:right w:val="single" w:color="auto" w:sz="4" w:space="0"/>
+            <w:insideH w:val="single" w:color="auto" w:sz="4" w:space="0"/>
+            <w:insideV w:val="single" w:color="auto" w:sz="4" w:space="0"/>
+          </w:tblBorders>
           <w:shd w:val="clear" w:color="auto" w:fill="auto"/>
           <w:tblCellMar>
             <w:top w:w="15" w:type="dxa"/>
@@ -7681,7 +7935,7 @@
               <w:spacing w:line="300" w:lineRule="atLeast"/>
               <w:jc w:val="left"/>
               <w:rPr>
-                <w:rFonts w:ascii="Segoe UI" w:eastAsia="Segoe UI" w:hAnsi="Segoe UI" w:cs="Segoe UI" w:hint="default"/>
+                <w:rFonts w:hint="default" w:ascii="Segoe UI" w:hAnsi="Segoe UI" w:eastAsia="Segoe UI" w:cs="Segoe UI"/>
                 <w:i w:val="0"/>
                 <w:iCs w:val="0"/>
                 <w:caps w:val="0"/>
@@ -7693,8 +7947,8 @@
             </w:pPr>
             <w:r>
               <w:rPr>
-                <w:rStyle w:val="Strong"/>
-                <w:rFonts w:ascii="Segoe UI" w:eastAsia="Segoe UI" w:hAnsi="Segoe UI" w:cs="Segoe UI" w:hint="default"/>
+                <w:rStyle w:val="23"/>
+                <w:rFonts w:hint="default" w:ascii="Segoe UI" w:hAnsi="Segoe UI" w:eastAsia="Segoe UI" w:cs="Segoe UI"/>
                 <w:b/>
                 <w:bCs/>
                 <w:i w:val="0"/>
@@ -7733,7 +7987,7 @@
               <w:spacing w:line="300" w:lineRule="atLeast"/>
               <w:jc w:val="left"/>
               <w:rPr>
-                <w:rFonts w:ascii="Segoe UI" w:eastAsia="Segoe UI" w:hAnsi="Segoe UI" w:cs="Segoe UI" w:hint="default"/>
+                <w:rFonts w:hint="default" w:ascii="Segoe UI" w:hAnsi="Segoe UI" w:eastAsia="Segoe UI" w:cs="Segoe UI"/>
                 <w:i w:val="0"/>
                 <w:iCs w:val="0"/>
                 <w:caps w:val="0"/>
@@ -7745,7 +7999,7 @@
             </w:pPr>
             <w:r>
               <w:rPr>
-                <w:rFonts w:ascii="Segoe UI" w:eastAsia="Segoe UI" w:hAnsi="Segoe UI" w:cs="Segoe UI" w:hint="default"/>
+                <w:rFonts w:hint="default" w:ascii="Segoe UI" w:hAnsi="Segoe UI" w:eastAsia="Segoe UI" w:cs="Segoe UI"/>
                 <w:i w:val="0"/>
                 <w:iCs w:val="0"/>
                 <w:caps w:val="0"/>
@@ -7782,7 +8036,7 @@
               <w:spacing w:line="300" w:lineRule="atLeast"/>
               <w:jc w:val="left"/>
               <w:rPr>
-                <w:rFonts w:ascii="Segoe UI" w:eastAsia="Segoe UI" w:hAnsi="Segoe UI" w:cs="Segoe UI" w:hint="default"/>
+                <w:rFonts w:hint="default" w:ascii="Segoe UI" w:hAnsi="Segoe UI" w:eastAsia="Segoe UI" w:cs="Segoe UI"/>
                 <w:i w:val="0"/>
                 <w:iCs w:val="0"/>
                 <w:caps w:val="0"/>
@@ -7794,7 +8048,7 @@
             </w:pPr>
             <w:r>
               <w:rPr>
-                <w:rFonts w:ascii="Segoe UI" w:eastAsia="Segoe UI" w:hAnsi="Segoe UI" w:cs="Segoe UI" w:hint="default"/>
+                <w:rFonts w:hint="default" w:ascii="Segoe UI" w:hAnsi="Segoe UI" w:eastAsia="Segoe UI" w:cs="Segoe UI"/>
                 <w:i w:val="0"/>
                 <w:iCs w:val="0"/>
                 <w:caps w:val="0"/>
@@ -7831,7 +8085,7 @@
               <w:spacing w:line="300" w:lineRule="atLeast"/>
               <w:jc w:val="left"/>
               <w:rPr>
-                <w:rFonts w:ascii="Segoe UI" w:eastAsia="Segoe UI" w:hAnsi="Segoe UI" w:cs="Segoe UI" w:hint="default"/>
+                <w:rFonts w:hint="default" w:ascii="Segoe UI" w:hAnsi="Segoe UI" w:eastAsia="Segoe UI" w:cs="Segoe UI"/>
                 <w:i w:val="0"/>
                 <w:iCs w:val="0"/>
                 <w:caps w:val="0"/>
@@ -7843,7 +8097,7 @@
             </w:pPr>
             <w:r>
               <w:rPr>
-                <w:rFonts w:ascii="Segoe UI" w:eastAsia="Segoe UI" w:hAnsi="Segoe UI" w:cs="Segoe UI" w:hint="default"/>
+                <w:rFonts w:hint="default" w:ascii="Segoe UI" w:hAnsi="Segoe UI" w:eastAsia="Segoe UI" w:cs="Segoe UI"/>
                 <w:i w:val="0"/>
                 <w:iCs w:val="0"/>
                 <w:caps w:val="0"/>
@@ -7863,26 +8117,96 @@
     </w:tbl>
     <w:p>
       <w:pPr>
-        <w:pStyle w:val="2"/>
+        <w:pStyle w:val="30"/>
         <w:bidi w:val="0"/>
         <w:rPr>
           <w:rFonts w:hint="eastAsia"/>
           <w:lang w:val="en-US" w:eastAsia="zh-CN"/>
         </w:rPr>
       </w:pPr>
-      <w:bookmarkStart w:id="22" w:name="_Toc14532"/>
+      <w:bookmarkStart w:id="21" w:name="_Toc14532"/>
       <w:r>
         <w:rPr>
           <w:rFonts w:hint="eastAsia"/>
           <w:lang w:val="en-US" w:eastAsia="zh-CN"/>
         </w:rPr>
         <w:t>培训实施与记录</w:t>
+      </w:r>
+      <w:bookmarkEnd w:id="21"/>
+    </w:p>
+    <w:p>
+      <w:pPr>
+        <w:pStyle w:val="29"/>
+        <w:bidi w:val="0"/>
+        <w:rPr>
+          <w:rFonts w:hint="eastAsia"/>
+          <w:lang w:val="en-US" w:eastAsia="zh-CN"/>
+        </w:rPr>
+      </w:pPr>
+      <w:r>
+        <w:rPr>
+          <w:rFonts w:hint="eastAsia"/>
+          <w:lang w:val="en-US" w:eastAsia="zh-CN"/>
+        </w:rPr>
+        <w:t>培训可采用线上课程、线下讲座、演练等多种形式。</w:t>
+      </w:r>
+    </w:p>
+    <w:p>
+      <w:pPr>
+        <w:pStyle w:val="29"/>
+        <w:bidi w:val="0"/>
+        <w:rPr>
+          <w:rFonts w:hint="eastAsia"/>
+          <w:lang w:val="en-US" w:eastAsia="zh-CN"/>
+        </w:rPr>
+      </w:pPr>
+      <w:r>
+        <w:rPr>
+          <w:rFonts w:hint="eastAsia"/>
+          <w:lang w:val="en-US" w:eastAsia="zh-CN"/>
+        </w:rPr>
+        <w:t>所有培训需保留完整的记录，包括：培训通知、签到表、课件、考核成绩（如有）。</w:t>
+      </w:r>
+    </w:p>
+    <w:p>
+      <w:pPr>
+        <w:pStyle w:val="29"/>
+        <w:bidi w:val="0"/>
+        <w:rPr>
+          <w:rFonts w:hint="eastAsia"/>
+          <w:lang w:val="en-US" w:eastAsia="zh-CN"/>
+        </w:rPr>
+      </w:pPr>
+      <w:r>
+        <w:rPr>
+          <w:rFonts w:hint="eastAsia"/>
+          <w:lang w:val="en-US" w:eastAsia="zh-CN"/>
+        </w:rPr>
+        <w:t>员工培训档案由人力资源部统一管理，培训完成情况作为岗位授权和晋升的参考依据。</w:t>
+      </w:r>
+    </w:p>
+    <w:p>
+      <w:pPr>
+        <w:pStyle w:val="30"/>
+        <w:bidi w:val="0"/>
+        <w:rPr>
+          <w:rFonts w:hint="eastAsia"/>
+          <w:lang w:val="en-US" w:eastAsia="zh-CN"/>
+        </w:rPr>
+      </w:pPr>
+      <w:bookmarkStart w:id="22" w:name="_Toc18950"/>
+      <w:r>
+        <w:rPr>
+          <w:rFonts w:hint="eastAsia"/>
+          <w:lang w:val="en-US" w:eastAsia="zh-CN"/>
+        </w:rPr>
+        <w:t>培训效果评估与更新</w:t>
       </w:r>
       <w:bookmarkEnd w:id="22"/>
     </w:p>
     <w:p>
       <w:pPr>
-        <w:pStyle w:val="a1"/>
+        <w:pStyle w:val="29"/>
         <w:bidi w:val="0"/>
         <w:rPr>
           <w:rFonts w:hint="eastAsia"/>
@@ -7894,12 +8218,12 @@
           <w:rFonts w:hint="eastAsia"/>
           <w:lang w:val="en-US" w:eastAsia="zh-CN"/>
         </w:rPr>
-        <w:t>培训可采用线上课程、线下讲座、演练等多种形式。</w:t>
+        <w:t>通过问卷、考试、模拟演练等方式评估培训效果。</w:t>
       </w:r>
     </w:p>
     <w:p>
       <w:pPr>
-        <w:pStyle w:val="a1"/>
+        <w:pStyle w:val="29"/>
         <w:bidi w:val="0"/>
         <w:rPr>
           <w:rFonts w:hint="eastAsia"/>
@@ -7911,12 +8235,12 @@
           <w:rFonts w:hint="eastAsia"/>
           <w:lang w:val="en-US" w:eastAsia="zh-CN"/>
         </w:rPr>
-        <w:t>所有培训需保留完整的记录，包括：培训通知、签到表、课件、考核成绩（如有）。</w:t>
+        <w:t>质量管理部应定期对培训计划的落实情况和效果进行抽查。</w:t>
       </w:r>
     </w:p>
     <w:p>
       <w:pPr>
-        <w:pStyle w:val="a1"/>
+        <w:pStyle w:val="29"/>
         <w:bidi w:val="0"/>
         <w:rPr>
           <w:rFonts w:hint="eastAsia"/>
@@ -7928,101 +8252,31 @@
           <w:rFonts w:hint="eastAsia"/>
           <w:lang w:val="en-US" w:eastAsia="zh-CN"/>
         </w:rPr>
-        <w:t>员工培训档案由人力资源部统一管理，培训完成情况作为岗位授权和晋升的参考依据。</w:t>
+        <w:t>培训内容应根据安全威胁形势、技术发展、制度更新和评估反馈进行动态调整和优化。</w:t>
       </w:r>
     </w:p>
     <w:p>
       <w:pPr>
-        <w:pStyle w:val="2"/>
+        <w:pStyle w:val="28"/>
         <w:bidi w:val="0"/>
         <w:rPr>
           <w:rFonts w:hint="eastAsia"/>
           <w:lang w:val="en-US" w:eastAsia="zh-CN"/>
         </w:rPr>
       </w:pPr>
-      <w:bookmarkStart w:id="23" w:name="_Toc18950"/>
+      <w:bookmarkStart w:id="23" w:name="_Toc22516"/>
       <w:r>
         <w:rPr>
           <w:rFonts w:hint="eastAsia"/>
           <w:lang w:val="en-US" w:eastAsia="zh-CN"/>
         </w:rPr>
-        <w:t>培训效果评估与更新</w:t>
+        <w:t>与其他流程的接口</w:t>
       </w:r>
       <w:bookmarkEnd w:id="23"/>
     </w:p>
     <w:p>
       <w:pPr>
-        <w:pStyle w:val="a1"/>
-        <w:bidi w:val="0"/>
-        <w:rPr>
-          <w:rFonts w:hint="eastAsia"/>
-          <w:lang w:val="en-US" w:eastAsia="zh-CN"/>
-        </w:rPr>
-      </w:pPr>
-      <w:r>
-        <w:rPr>
-          <w:rFonts w:hint="eastAsia"/>
-          <w:lang w:val="en-US" w:eastAsia="zh-CN"/>
-        </w:rPr>
-        <w:t>通过问卷、考试、模拟演练等方式评估培训效果。</w:t>
-      </w:r>
-    </w:p>
-    <w:p>
-      <w:pPr>
-        <w:pStyle w:val="a1"/>
-        <w:bidi w:val="0"/>
-        <w:rPr>
-          <w:rFonts w:hint="eastAsia"/>
-          <w:lang w:val="en-US" w:eastAsia="zh-CN"/>
-        </w:rPr>
-      </w:pPr>
-      <w:r>
-        <w:rPr>
-          <w:rFonts w:hint="eastAsia"/>
-          <w:lang w:val="en-US" w:eastAsia="zh-CN"/>
-        </w:rPr>
-        <w:t>质量管理部应定期对培训计划的落实情况和效果进行抽查。</w:t>
-      </w:r>
-    </w:p>
-    <w:p>
-      <w:pPr>
-        <w:pStyle w:val="a1"/>
-        <w:bidi w:val="0"/>
-        <w:rPr>
-          <w:rFonts w:hint="eastAsia"/>
-          <w:lang w:val="en-US" w:eastAsia="zh-CN"/>
-        </w:rPr>
-      </w:pPr>
-      <w:r>
-        <w:rPr>
-          <w:rFonts w:hint="eastAsia"/>
-          <w:lang w:val="en-US" w:eastAsia="zh-CN"/>
-        </w:rPr>
-        <w:t>培训内容应根据安全威胁形势、技术发展、制度更新和评估反馈进行动态调整和优化。</w:t>
-      </w:r>
-    </w:p>
-    <w:p>
-      <w:pPr>
-        <w:pStyle w:val="1"/>
-        <w:bidi w:val="0"/>
-        <w:rPr>
-          <w:rFonts w:hint="eastAsia"/>
-          <w:lang w:val="en-US" w:eastAsia="zh-CN"/>
-        </w:rPr>
-      </w:pPr>
-      <w:bookmarkStart w:id="24" w:name="_Toc22516"/>
-      <w:r>
-        <w:rPr>
-          <w:rFonts w:hint="eastAsia"/>
-          <w:lang w:val="en-US" w:eastAsia="zh-CN"/>
-        </w:rPr>
-        <w:t>与其他流程的接口</w:t>
-      </w:r>
-      <w:bookmarkEnd w:id="24"/>
-    </w:p>
-    <w:p>
-      <w:pPr>
-        <w:pStyle w:val="a1"/>
+        <w:pStyle w:val="29"/>
         <w:bidi w:val="0"/>
         <w:rPr>
           <w:rFonts w:hint="eastAsia"/>
@@ -8039,7 +8293,7 @@
     </w:p>
     <w:p>
       <w:pPr>
-        <w:pStyle w:val="a1"/>
+        <w:pStyle w:val="29"/>
         <w:bidi w:val="0"/>
         <w:rPr>
           <w:rFonts w:hint="eastAsia"/>
@@ -8056,7 +8310,7 @@
     </w:p>
     <w:p>
       <w:pPr>
-        <w:pStyle w:val="a1"/>
+        <w:pStyle w:val="29"/>
         <w:bidi w:val="0"/>
         <w:rPr>
           <w:rFonts w:hint="eastAsia"/>
@@ -8073,7 +8327,7 @@
     </w:p>
     <w:p>
       <w:pPr>
-        <w:pStyle w:val="a1"/>
+        <w:pStyle w:val="29"/>
         <w:bidi w:val="0"/>
         <w:rPr>
           <w:rFonts w:hint="eastAsia"/>
@@ -8090,7 +8344,7 @@
     </w:p>
     <w:p>
       <w:pPr>
-        <w:pStyle w:val="a1"/>
+        <w:pStyle w:val="29"/>
         <w:bidi w:val="0"/>
         <w:rPr>
           <w:rFonts w:hint="eastAsia"/>
@@ -8107,7 +8361,7 @@
     </w:p>
     <w:p>
       <w:pPr>
-        <w:pStyle w:val="a1"/>
+        <w:pStyle w:val="29"/>
         <w:bidi w:val="0"/>
         <w:rPr>
           <w:rFonts w:hint="eastAsia"/>
@@ -8124,7 +8378,7 @@
     </w:p>
     <w:p>
       <w:pPr>
-        <w:pStyle w:val="1"/>
+        <w:pStyle w:val="28"/>
         <w:keepNext w:val="0"/>
         <w:keepLines w:val="0"/>
         <w:pageBreakBefore w:val="0"/>
@@ -8144,7 +8398,7 @@
           <w:lang w:val="en-US" w:eastAsia="zh-CN"/>
         </w:rPr>
       </w:pPr>
-      <w:bookmarkStart w:id="25" w:name="_Toc17277"/>
+      <w:bookmarkStart w:id="24" w:name="_Toc17277"/>
       <w:r>
         <w:rPr>
           <w:rFonts w:hint="eastAsia"/>
@@ -8152,22 +8406,23 @@
         </w:rPr>
         <w:t>考核指标</w:t>
       </w:r>
-      <w:bookmarkEnd w:id="25"/>
+      <w:bookmarkEnd w:id="24"/>
     </w:p>
     <w:tbl>
       <w:tblPr>
-        <w:tblStyle w:val="TableNormal"/>
+        <w:tblStyle w:val="20"/>
         <w:tblW w:w="7675" w:type="dxa"/>
         <w:tblInd w:w="96" w:type="dxa"/>
         <w:tblBorders>
-          <w:top w:val="nil"/>
-          <w:left w:val="nil"/>
-          <w:bottom w:val="nil"/>
-          <w:right w:val="nil"/>
-          <w:insideH w:val="nil"/>
-          <w:insideV w:val="nil"/>
+          <w:top w:val="none" w:color="auto" w:sz="0" w:space="0"/>
+          <w:left w:val="none" w:color="auto" w:sz="0" w:space="0"/>
+          <w:bottom w:val="none" w:color="auto" w:sz="0" w:space="0"/>
+          <w:right w:val="none" w:color="auto" w:sz="0" w:space="0"/>
+          <w:insideH w:val="none" w:color="auto" w:sz="0" w:space="0"/>
+          <w:insideV w:val="none" w:color="auto" w:sz="0" w:space="0"/>
         </w:tblBorders>
         <w:shd w:val="clear" w:color="auto" w:fill="auto"/>
+        <w:tblLayout w:type="autofit"/>
         <w:tblCellMar>
           <w:top w:w="0" w:type="dxa"/>
           <w:left w:w="108" w:type="dxa"/>
@@ -8183,17 +8438,14 @@
       </w:tblGrid>
       <w:tr>
         <w:tblPrEx>
-          <w:tblW w:w="7675" w:type="dxa"/>
-          <w:tblInd w:w="96" w:type="dxa"/>
           <w:tblBorders>
-            <w:top w:val="nil"/>
-            <w:left w:val="nil"/>
-            <w:bottom w:val="nil"/>
-            <w:right w:val="nil"/>
-            <w:insideH w:val="nil"/>
-            <w:insideV w:val="nil"/>
+            <w:top w:val="none" w:color="auto" w:sz="0" w:space="0"/>
+            <w:left w:val="none" w:color="auto" w:sz="0" w:space="0"/>
+            <w:bottom w:val="none" w:color="auto" w:sz="0" w:space="0"/>
+            <w:right w:val="none" w:color="auto" w:sz="0" w:space="0"/>
+            <w:insideH w:val="none" w:color="auto" w:sz="0" w:space="0"/>
+            <w:insideV w:val="none" w:color="auto" w:sz="0" w:space="0"/>
           </w:tblBorders>
-          <w:shd w:val="clear" w:color="auto" w:fill="auto"/>
           <w:tblCellMar>
             <w:top w:w="0" w:type="dxa"/>
             <w:left w:w="108" w:type="dxa"/>
@@ -8202,16 +8454,16 @@
           </w:tblCellMar>
         </w:tblPrEx>
         <w:trPr>
-          <w:trHeight w:val="493"/>
+          <w:trHeight w:val="493" w:hRule="atLeast"/>
         </w:trPr>
         <w:tc>
           <w:tcPr>
             <w:tcW w:w="2227" w:type="dxa"/>
             <w:tcBorders>
-              <w:top w:val="single" w:sz="4" w:space="0" w:color="000000"/>
-              <w:left w:val="single" w:sz="4" w:space="0" w:color="000000"/>
-              <w:bottom w:val="single" w:sz="4" w:space="0" w:color="000000"/>
-              <w:right w:val="single" w:sz="4" w:space="0" w:color="000000"/>
+              <w:top w:val="single" w:color="000000" w:sz="4" w:space="0"/>
+              <w:left w:val="single" w:color="000000" w:sz="4" w:space="0"/>
+              <w:bottom w:val="single" w:color="000000" w:sz="4" w:space="0"/>
+              <w:right w:val="single" w:color="000000" w:sz="4" w:space="0"/>
             </w:tcBorders>
             <w:shd w:val="clear" w:color="auto" w:fill="C0C0C0"/>
             <w:vAlign w:val="center"/>
@@ -8225,7 +8477,7 @@
               <w:jc w:val="center"/>
               <w:textAlignment w:val="center"/>
               <w:rPr>
-                <w:rFonts w:ascii="楷体_GB2312" w:eastAsia="楷体_GB2312" w:hAnsi="宋体" w:cs="楷体_GB2312" w:hint="default"/>
+                <w:rFonts w:hint="default" w:ascii="楷体_GB2312" w:hAnsi="宋体" w:eastAsia="楷体_GB2312" w:cs="楷体_GB2312"/>
                 <w:b/>
                 <w:bCs/>
                 <w:i w:val="0"/>
@@ -8238,7 +8490,7 @@
             </w:pPr>
             <w:r>
               <w:rPr>
-                <w:rFonts w:ascii="楷体_GB2312" w:eastAsia="楷体_GB2312" w:hAnsi="宋体" w:cs="楷体_GB2312" w:hint="default"/>
+                <w:rFonts w:hint="default" w:ascii="楷体_GB2312" w:hAnsi="宋体" w:eastAsia="楷体_GB2312" w:cs="楷体_GB2312"/>
                 <w:b/>
                 <w:bCs/>
                 <w:i w:val="0"/>
@@ -8259,10 +8511,10 @@
           <w:tcPr>
             <w:tcW w:w="1092" w:type="dxa"/>
             <w:tcBorders>
-              <w:top w:val="single" w:sz="4" w:space="0" w:color="000000"/>
-              <w:left w:val="single" w:sz="4" w:space="0" w:color="000000"/>
-              <w:bottom w:val="single" w:sz="4" w:space="0" w:color="000000"/>
-              <w:right w:val="single" w:sz="4" w:space="0" w:color="000000"/>
+              <w:top w:val="single" w:color="000000" w:sz="4" w:space="0"/>
+              <w:left w:val="single" w:color="000000" w:sz="4" w:space="0"/>
+              <w:bottom w:val="single" w:color="000000" w:sz="4" w:space="0"/>
+              <w:right w:val="single" w:color="000000" w:sz="4" w:space="0"/>
             </w:tcBorders>
             <w:shd w:val="clear" w:color="auto" w:fill="C0C0C0"/>
             <w:vAlign w:val="center"/>
@@ -8276,7 +8528,7 @@
               <w:jc w:val="center"/>
               <w:textAlignment w:val="center"/>
               <w:rPr>
-                <w:rFonts w:ascii="楷体_GB2312" w:eastAsia="楷体_GB2312" w:hAnsi="宋体" w:cs="楷体_GB2312" w:hint="default"/>
+                <w:rFonts w:hint="default" w:ascii="楷体_GB2312" w:hAnsi="宋体" w:eastAsia="楷体_GB2312" w:cs="楷体_GB2312"/>
                 <w:b/>
                 <w:bCs/>
                 <w:i w:val="0"/>
@@ -8289,7 +8541,7 @@
             </w:pPr>
             <w:r>
               <w:rPr>
-                <w:rFonts w:ascii="楷体_GB2312" w:eastAsia="楷体_GB2312" w:hAnsi="宋体" w:cs="楷体_GB2312" w:hint="default"/>
+                <w:rFonts w:hint="default" w:ascii="楷体_GB2312" w:hAnsi="宋体" w:eastAsia="楷体_GB2312" w:cs="楷体_GB2312"/>
                 <w:b/>
                 <w:bCs/>
                 <w:i w:val="0"/>
@@ -8310,10 +8562,10 @@
           <w:tcPr>
             <w:tcW w:w="3408" w:type="dxa"/>
             <w:tcBorders>
-              <w:top w:val="single" w:sz="4" w:space="0" w:color="000000"/>
-              <w:left w:val="single" w:sz="4" w:space="0" w:color="000000"/>
-              <w:bottom w:val="single" w:sz="4" w:space="0" w:color="000000"/>
-              <w:right w:val="single" w:sz="4" w:space="0" w:color="000000"/>
+              <w:top w:val="single" w:color="000000" w:sz="4" w:space="0"/>
+              <w:left w:val="single" w:color="000000" w:sz="4" w:space="0"/>
+              <w:bottom w:val="single" w:color="000000" w:sz="4" w:space="0"/>
+              <w:right w:val="single" w:color="000000" w:sz="4" w:space="0"/>
             </w:tcBorders>
             <w:shd w:val="clear" w:color="auto" w:fill="C0C0C0"/>
             <w:vAlign w:val="center"/>
@@ -8327,7 +8579,7 @@
               <w:jc w:val="center"/>
               <w:textAlignment w:val="center"/>
               <w:rPr>
-                <w:rFonts w:ascii="楷体_GB2312" w:eastAsia="楷体_GB2312" w:hAnsi="宋体" w:cs="楷体_GB2312" w:hint="default"/>
+                <w:rFonts w:hint="default" w:ascii="楷体_GB2312" w:hAnsi="宋体" w:eastAsia="楷体_GB2312" w:cs="楷体_GB2312"/>
                 <w:b/>
                 <w:bCs/>
                 <w:i w:val="0"/>
@@ -8340,7 +8592,7 @@
             </w:pPr>
             <w:r>
               <w:rPr>
-                <w:rFonts w:ascii="楷体_GB2312" w:eastAsia="楷体_GB2312" w:hAnsi="宋体" w:cs="楷体_GB2312" w:hint="default"/>
+                <w:rFonts w:hint="default" w:ascii="楷体_GB2312" w:hAnsi="宋体" w:eastAsia="楷体_GB2312" w:cs="楷体_GB2312"/>
                 <w:b/>
                 <w:bCs/>
                 <w:i w:val="0"/>
@@ -8361,10 +8613,10 @@
           <w:tcPr>
             <w:tcW w:w="948" w:type="dxa"/>
             <w:tcBorders>
-              <w:top w:val="single" w:sz="4" w:space="0" w:color="000000"/>
-              <w:left w:val="single" w:sz="4" w:space="0" w:color="000000"/>
-              <w:bottom w:val="single" w:sz="4" w:space="0" w:color="000000"/>
-              <w:right w:val="single" w:sz="4" w:space="0" w:color="000000"/>
+              <w:top w:val="single" w:color="000000" w:sz="4" w:space="0"/>
+              <w:left w:val="single" w:color="000000" w:sz="4" w:space="0"/>
+              <w:bottom w:val="single" w:color="000000" w:sz="4" w:space="0"/>
+              <w:right w:val="single" w:color="000000" w:sz="4" w:space="0"/>
             </w:tcBorders>
             <w:shd w:val="clear" w:color="auto" w:fill="C0C0C0"/>
             <w:vAlign w:val="center"/>
@@ -8378,7 +8630,7 @@
               <w:jc w:val="center"/>
               <w:textAlignment w:val="center"/>
               <w:rPr>
-                <w:rFonts w:ascii="楷体_GB2312" w:eastAsia="楷体_GB2312" w:hAnsi="宋体" w:cs="楷体_GB2312" w:hint="default"/>
+                <w:rFonts w:hint="default" w:ascii="楷体_GB2312" w:hAnsi="宋体" w:eastAsia="楷体_GB2312" w:cs="楷体_GB2312"/>
                 <w:b/>
                 <w:bCs/>
                 <w:i w:val="0"/>
@@ -8391,7 +8643,7 @@
             </w:pPr>
             <w:r>
               <w:rPr>
-                <w:rFonts w:ascii="楷体_GB2312" w:eastAsia="楷体_GB2312" w:hAnsi="宋体" w:cs="楷体_GB2312" w:hint="default"/>
+                <w:rFonts w:hint="default" w:ascii="楷体_GB2312" w:hAnsi="宋体" w:eastAsia="楷体_GB2312" w:cs="楷体_GB2312"/>
                 <w:b/>
                 <w:bCs/>
                 <w:i w:val="0"/>
@@ -8411,9 +8663,14 @@
       </w:tr>
       <w:tr>
         <w:tblPrEx>
-          <w:tblW w:w="7675" w:type="dxa"/>
-          <w:tblInd w:w="96" w:type="dxa"/>
-          <w:shd w:val="clear" w:color="auto" w:fill="auto"/>
+          <w:tblBorders>
+            <w:top w:val="none" w:color="auto" w:sz="0" w:space="0"/>
+            <w:left w:val="none" w:color="auto" w:sz="0" w:space="0"/>
+            <w:bottom w:val="none" w:color="auto" w:sz="0" w:space="0"/>
+            <w:right w:val="none" w:color="auto" w:sz="0" w:space="0"/>
+            <w:insideH w:val="none" w:color="auto" w:sz="0" w:space="0"/>
+            <w:insideV w:val="none" w:color="auto" w:sz="0" w:space="0"/>
+          </w:tblBorders>
           <w:tblCellMar>
             <w:top w:w="0" w:type="dxa"/>
             <w:left w:w="108" w:type="dxa"/>
@@ -8422,16 +8679,16 @@
           </w:tblCellMar>
         </w:tblPrEx>
         <w:trPr>
-          <w:trHeight w:val="493"/>
+          <w:trHeight w:val="493" w:hRule="atLeast"/>
         </w:trPr>
         <w:tc>
           <w:tcPr>
             <w:tcW w:w="2227" w:type="dxa"/>
             <w:tcBorders>
-              <w:top w:val="single" w:sz="4" w:space="0" w:color="000000"/>
-              <w:left w:val="single" w:sz="4" w:space="0" w:color="000000"/>
-              <w:bottom w:val="single" w:sz="4" w:space="0" w:color="000000"/>
-              <w:right w:val="single" w:sz="4" w:space="0" w:color="000000"/>
+              <w:top w:val="single" w:color="000000" w:sz="4" w:space="0"/>
+              <w:left w:val="single" w:color="000000" w:sz="4" w:space="0"/>
+              <w:bottom w:val="single" w:color="000000" w:sz="4" w:space="0"/>
+              <w:right w:val="single" w:color="000000" w:sz="4" w:space="0"/>
             </w:tcBorders>
             <w:shd w:val="clear" w:color="auto" w:fill="auto"/>
             <w:vAlign w:val="center"/>
@@ -8445,7 +8702,7 @@
               <w:jc w:val="left"/>
               <w:textAlignment w:val="center"/>
               <w:rPr>
-                <w:rFonts w:ascii="楷体_GB2312" w:eastAsia="楷体_GB2312" w:hAnsi="宋体" w:cs="楷体_GB2312" w:hint="default"/>
+                <w:rFonts w:hint="default" w:ascii="楷体_GB2312" w:hAnsi="宋体" w:eastAsia="楷体_GB2312" w:cs="楷体_GB2312"/>
                 <w:b/>
                 <w:bCs/>
                 <w:i w:val="0"/>
@@ -8461,7 +8718,7 @@
             </w:pPr>
             <w:r>
               <w:rPr>
-                <w:rFonts w:ascii="宋体" w:eastAsia="宋体" w:hAnsi="宋体" w:cs="宋体" w:hint="eastAsia"/>
+                <w:rFonts w:hint="eastAsia" w:ascii="宋体" w:hAnsi="宋体" w:eastAsia="宋体" w:cs="宋体"/>
                 <w:i w:val="0"/>
                 <w:iCs w:val="0"/>
                 <w:snapToGrid w:val="0"/>
@@ -8480,10 +8737,10 @@
           <w:tcPr>
             <w:tcW w:w="1092" w:type="dxa"/>
             <w:tcBorders>
-              <w:top w:val="single" w:sz="4" w:space="0" w:color="000000"/>
-              <w:left w:val="single" w:sz="4" w:space="0" w:color="000000"/>
-              <w:bottom w:val="single" w:sz="4" w:space="0" w:color="000000"/>
-              <w:right w:val="single" w:sz="4" w:space="0" w:color="000000"/>
+              <w:top w:val="single" w:color="000000" w:sz="4" w:space="0"/>
+              <w:left w:val="single" w:color="000000" w:sz="4" w:space="0"/>
+              <w:bottom w:val="single" w:color="000000" w:sz="4" w:space="0"/>
+              <w:right w:val="single" w:color="000000" w:sz="4" w:space="0"/>
             </w:tcBorders>
             <w:shd w:val="clear" w:color="auto" w:fill="auto"/>
             <w:vAlign w:val="center"/>
@@ -8497,7 +8754,7 @@
               <w:jc w:val="left"/>
               <w:textAlignment w:val="center"/>
               <w:rPr>
-                <w:rFonts w:ascii="楷体_GB2312" w:eastAsia="楷体_GB2312" w:hAnsi="宋体" w:cs="楷体_GB2312" w:hint="default"/>
+                <w:rFonts w:hint="default" w:ascii="楷体_GB2312" w:hAnsi="宋体" w:eastAsia="楷体_GB2312" w:cs="楷体_GB2312"/>
                 <w:b/>
                 <w:bCs/>
                 <w:i w:val="0"/>
@@ -8513,7 +8770,7 @@
             </w:pPr>
             <w:r>
               <w:rPr>
-                <w:rFonts w:ascii="宋体" w:eastAsia="宋体" w:hAnsi="宋体" w:cs="宋体" w:hint="eastAsia"/>
+                <w:rFonts w:hint="eastAsia" w:ascii="宋体" w:hAnsi="宋体" w:eastAsia="宋体" w:cs="宋体"/>
                 <w:i w:val="0"/>
                 <w:iCs w:val="0"/>
                 <w:snapToGrid w:val="0"/>
@@ -8532,10 +8789,10 @@
           <w:tcPr>
             <w:tcW w:w="3408" w:type="dxa"/>
             <w:tcBorders>
-              <w:top w:val="single" w:sz="4" w:space="0" w:color="000000"/>
-              <w:left w:val="single" w:sz="4" w:space="0" w:color="000000"/>
-              <w:bottom w:val="single" w:sz="4" w:space="0" w:color="000000"/>
-              <w:right w:val="single" w:sz="4" w:space="0" w:color="000000"/>
+              <w:top w:val="single" w:color="000000" w:sz="4" w:space="0"/>
+              <w:left w:val="single" w:color="000000" w:sz="4" w:space="0"/>
+              <w:bottom w:val="single" w:color="000000" w:sz="4" w:space="0"/>
+              <w:right w:val="single" w:color="000000" w:sz="4" w:space="0"/>
             </w:tcBorders>
             <w:shd w:val="clear" w:color="auto" w:fill="auto"/>
             <w:vAlign w:val="center"/>
@@ -8549,7 +8806,7 @@
               <w:jc w:val="left"/>
               <w:textAlignment w:val="center"/>
               <w:rPr>
-                <w:rFonts w:ascii="楷体_GB2312" w:eastAsia="楷体_GB2312" w:hAnsi="宋体" w:cs="楷体_GB2312" w:hint="default"/>
+                <w:rFonts w:hint="default" w:ascii="楷体_GB2312" w:hAnsi="宋体" w:eastAsia="楷体_GB2312" w:cs="楷体_GB2312"/>
                 <w:b/>
                 <w:bCs/>
                 <w:i w:val="0"/>
@@ -8565,7 +8822,7 @@
             </w:pPr>
             <w:r>
               <w:rPr>
-                <w:rFonts w:ascii="宋体" w:eastAsia="宋体" w:hAnsi="宋体" w:cs="宋体" w:hint="eastAsia"/>
+                <w:rFonts w:hint="eastAsia" w:ascii="宋体" w:hAnsi="宋体" w:eastAsia="宋体" w:cs="宋体"/>
                 <w:i w:val="0"/>
                 <w:iCs w:val="0"/>
                 <w:snapToGrid w:val="0"/>
@@ -8584,10 +8841,10 @@
           <w:tcPr>
             <w:tcW w:w="948" w:type="dxa"/>
             <w:tcBorders>
-              <w:top w:val="single" w:sz="4" w:space="0" w:color="000000"/>
-              <w:left w:val="single" w:sz="4" w:space="0" w:color="000000"/>
-              <w:bottom w:val="single" w:sz="4" w:space="0" w:color="000000"/>
-              <w:right w:val="single" w:sz="4" w:space="0" w:color="000000"/>
+              <w:top w:val="single" w:color="000000" w:sz="4" w:space="0"/>
+              <w:left w:val="single" w:color="000000" w:sz="4" w:space="0"/>
+              <w:bottom w:val="single" w:color="000000" w:sz="4" w:space="0"/>
+              <w:right w:val="single" w:color="000000" w:sz="4" w:space="0"/>
             </w:tcBorders>
             <w:shd w:val="clear" w:color="auto" w:fill="auto"/>
             <w:vAlign w:val="center"/>
@@ -8601,7 +8858,7 @@
               <w:jc w:val="left"/>
               <w:textAlignment w:val="center"/>
               <w:rPr>
-                <w:rFonts w:ascii="楷体_GB2312" w:eastAsia="楷体_GB2312" w:hAnsi="宋体" w:cs="楷体_GB2312" w:hint="default"/>
+                <w:rFonts w:hint="default" w:ascii="楷体_GB2312" w:hAnsi="宋体" w:eastAsia="楷体_GB2312" w:cs="楷体_GB2312"/>
                 <w:b/>
                 <w:bCs/>
                 <w:i w:val="0"/>
@@ -8617,7 +8874,7 @@
             </w:pPr>
             <w:r>
               <w:rPr>
-                <w:rFonts w:ascii="宋体" w:eastAsia="宋体" w:hAnsi="宋体" w:cs="宋体" w:hint="eastAsia"/>
+                <w:rFonts w:hint="eastAsia" w:ascii="宋体" w:hAnsi="宋体" w:eastAsia="宋体" w:cs="宋体"/>
                 <w:i w:val="0"/>
                 <w:iCs w:val="0"/>
                 <w:snapToGrid w:val="0"/>
@@ -8636,14 +8893,14 @@
     </w:tbl>
     <w:p>
       <w:pPr>
-        <w:pStyle w:val="1"/>
+        <w:pStyle w:val="28"/>
         <w:bidi w:val="0"/>
         <w:rPr>
           <w:rFonts w:hint="eastAsia"/>
           <w:lang w:val="en-US" w:eastAsia="zh-CN"/>
         </w:rPr>
       </w:pPr>
-      <w:bookmarkStart w:id="26" w:name="_Toc29077"/>
+      <w:bookmarkStart w:id="25" w:name="_Toc29077"/>
       <w:r>
         <w:rPr>
           <w:rFonts w:hint="eastAsia"/>
@@ -8651,11 +8908,11 @@
         </w:rPr>
         <w:t>附则</w:t>
       </w:r>
-      <w:bookmarkEnd w:id="26"/>
+      <w:bookmarkEnd w:id="25"/>
     </w:p>
     <w:p>
       <w:pPr>
-        <w:pStyle w:val="a1"/>
+        <w:pStyle w:val="29"/>
         <w:bidi w:val="0"/>
         <w:rPr>
           <w:rFonts w:hint="eastAsia"/>
@@ -8672,7 +8929,7 @@
     </w:p>
     <w:p>
       <w:pPr>
-        <w:pStyle w:val="a1"/>
+        <w:pStyle w:val="29"/>
         <w:bidi w:val="0"/>
         <w:rPr>
           <w:rFonts w:hint="eastAsia"/>
@@ -8689,7 +8946,7 @@
     </w:p>
     <w:p>
       <w:pPr>
-        <w:pStyle w:val="a1"/>
+        <w:pStyle w:val="29"/>
         <w:bidi w:val="0"/>
         <w:rPr>
           <w:rFonts w:hint="eastAsia"/>
@@ -8706,7 +8963,7 @@
     </w:p>
     <w:p>
       <w:pPr>
-        <w:pStyle w:val="a1"/>
+        <w:pStyle w:val="29"/>
         <w:bidi w:val="0"/>
         <w:rPr>
           <w:rFonts w:hint="eastAsia"/>
@@ -8722,23 +8979,73 @@
       </w:r>
     </w:p>
     <w:sectPr>
-      <w:headerReference w:type="default" r:id="rId7"/>
+      <w:headerReference r:id="rId5" w:type="default"/>
       <w:pgSz w:w="11906" w:h="16838"/>
       <w:pgMar w:top="1417" w:right="1800" w:bottom="1440" w:left="1800" w:header="1140" w:footer="992" w:gutter="0"/>
-      <w:cols w:num="1" w:space="425"/>
+      <w:cols w:space="425" w:num="1"/>
       <w:docGrid w:type="lines" w:linePitch="312" w:charSpace="0"/>
     </w:sectPr>
   </w:body>
 </w:document>
 </file>
 
+<file path=word/endnotes.xml><?xml version="1.0" encoding="utf-8"?>
+<w:endnotes xmlns:wpc="http://schemas.microsoft.com/office/word/2010/wordprocessingCanvas" xmlns:mc="http://schemas.openxmlformats.org/markup-compatibility/2006" xmlns:o="urn:schemas-microsoft-com:office:office" xmlns:r="http://schemas.openxmlformats.org/officeDocument/2006/relationships" xmlns:m="http://schemas.openxmlformats.org/officeDocument/2006/math" xmlns:v="urn:schemas-microsoft-com:vml" xmlns:wp14="http://schemas.microsoft.com/office/word/2010/wordprocessingDrawing" xmlns:wp="http://schemas.openxmlformats.org/drawingml/2006/wordprocessingDrawing" xmlns:w="http://schemas.openxmlformats.org/wordprocessingml/2006/main" xmlns:w14="http://schemas.microsoft.com/office/word/2010/wordml" xmlns:w15="http://schemas.microsoft.com/office/word/2012/wordml" xmlns:w10="urn:schemas-microsoft-com:office:word" xmlns:wpg="http://schemas.microsoft.com/office/word/2010/wordprocessingGroup" xmlns:wpi="http://schemas.microsoft.com/office/word/2010/wordprocessingInk" xmlns:wne="http://schemas.microsoft.com/office/word/2006/wordml" xmlns:wps="http://schemas.microsoft.com/office/word/2010/wordprocessingShape" xmlns:wpsCustomData="http://www.wps.cn/officeDocument/2013/wpsCustomData" mc:Ignorable="w14 w15 wp14">
+  <w:endnote w:type="separator" w:id="0">
+    <w:p>
+      <w:pPr>
+        <w:spacing w:line="240" w:lineRule="auto"/>
+      </w:pPr>
+      <w:r>
+        <w:separator/>
+      </w:r>
+    </w:p>
+  </w:endnote>
+  <w:endnote w:type="continuationSeparator" w:id="1">
+    <w:p>
+      <w:pPr>
+        <w:spacing w:line="240" w:lineRule="auto"/>
+      </w:pPr>
+      <w:r>
+        <w:continuationSeparator/>
+      </w:r>
+    </w:p>
+  </w:endnote>
+</w:endnotes>
+</file>
+
+<file path=word/footnotes.xml><?xml version="1.0" encoding="utf-8"?>
+<w:footnotes xmlns:wpc="http://schemas.microsoft.com/office/word/2010/wordprocessingCanvas" xmlns:mc="http://schemas.openxmlformats.org/markup-compatibility/2006" xmlns:o="urn:schemas-microsoft-com:office:office" xmlns:r="http://schemas.openxmlformats.org/officeDocument/2006/relationships" xmlns:m="http://schemas.openxmlformats.org/officeDocument/2006/math" xmlns:v="urn:schemas-microsoft-com:vml" xmlns:wp14="http://schemas.microsoft.com/office/word/2010/wordprocessingDrawing" xmlns:wp="http://schemas.openxmlformats.org/drawingml/2006/wordprocessingDrawing" xmlns:w="http://schemas.openxmlformats.org/wordprocessingml/2006/main" xmlns:w14="http://schemas.microsoft.com/office/word/2010/wordml" xmlns:w15="http://schemas.microsoft.com/office/word/2012/wordml" xmlns:w10="urn:schemas-microsoft-com:office:word" xmlns:wpg="http://schemas.microsoft.com/office/word/2010/wordprocessingGroup" xmlns:wpi="http://schemas.microsoft.com/office/word/2010/wordprocessingInk" xmlns:wne="http://schemas.microsoft.com/office/word/2006/wordml" xmlns:wps="http://schemas.microsoft.com/office/word/2010/wordprocessingShape" xmlns:wpsCustomData="http://www.wps.cn/officeDocument/2013/wpsCustomData" mc:Ignorable="w14 w15 wp14">
+  <w:footnote w:type="separator" w:id="0">
+    <w:p>
+      <w:pPr>
+        <w:spacing w:line="360" w:lineRule="auto"/>
+      </w:pPr>
+      <w:r>
+        <w:separator/>
+      </w:r>
+    </w:p>
+  </w:footnote>
+  <w:footnote w:type="continuationSeparator" w:id="1">
+    <w:p>
+      <w:pPr>
+        <w:spacing w:line="360" w:lineRule="auto"/>
+      </w:pPr>
+      <w:r>
+        <w:continuationSeparator/>
+      </w:r>
+    </w:p>
+  </w:footnote>
+</w:footnotes>
+</file>
+
 <file path=word/header1.xml><?xml version="1.0" encoding="utf-8"?>
-<w:hdr xmlns:wpc="http://schemas.microsoft.com/office/word/2010/wordprocessingCanvas" xmlns:mc="http://schemas.openxmlformats.org/markup-compatibility/2006" xmlns:o="urn:schemas-microsoft-com:office:office" xmlns:r="http://schemas.openxmlformats.org/officeDocument/2006/relationships" xmlns:m="http://schemas.openxmlformats.org/officeDocument/2006/math" xmlns:v="urn:schemas-microsoft-com:vml" xmlns:wp14="http://schemas.microsoft.com/office/word/2010/wordprocessingDrawing" xmlns:wp="http://schemas.openxmlformats.org/drawingml/2006/wordprocessingDrawing" xmlns:w10="urn:schemas-microsoft-com:office:word" xmlns:w="http://schemas.openxmlformats.org/wordprocessingml/2006/main" xmlns:w14="http://schemas.microsoft.com/office/word/2010/wordml" xmlns:w15="http://schemas.microsoft.com/office/word/2012/wordml" xmlns:wne="http://schemas.microsoft.com/office/word/2006/wordml" xmlns:wpg="http://schemas.microsoft.com/office/word/2010/wordprocessingGroup" xmlns:wpi="http://schemas.microsoft.com/office/word/2010/wordprocessingInk" xmlns:wps="http://schemas.microsoft.com/office/word/2010/wordprocessingShape" mc:Ignorable="w14 w15 wp14">
+<w:hdr xmlns:wpc="http://schemas.microsoft.com/office/word/2010/wordprocessingCanvas" xmlns:mc="http://schemas.openxmlformats.org/markup-compatibility/2006" xmlns:o="urn:schemas-microsoft-com:office:office" xmlns:r="http://schemas.openxmlformats.org/officeDocument/2006/relationships" xmlns:m="http://schemas.openxmlformats.org/officeDocument/2006/math" xmlns:v="urn:schemas-microsoft-com:vml" xmlns:wp14="http://schemas.microsoft.com/office/word/2010/wordprocessingDrawing" xmlns:wp="http://schemas.openxmlformats.org/drawingml/2006/wordprocessingDrawing" xmlns:w10="urn:schemas-microsoft-com:office:word" xmlns:w="http://schemas.openxmlformats.org/wordprocessingml/2006/main" xmlns:w14="http://schemas.microsoft.com/office/word/2010/wordml" xmlns:w15="http://schemas.microsoft.com/office/word/2012/wordml" xmlns:wpg="http://schemas.microsoft.com/office/word/2010/wordprocessingGroup" xmlns:wpi="http://schemas.microsoft.com/office/word/2010/wordprocessingInk" xmlns:wne="http://schemas.microsoft.com/office/word/2006/wordml" xmlns:wps="http://schemas.microsoft.com/office/word/2010/wordprocessingShape" xmlns:wpsCustomData="http://www.wps.cn/officeDocument/2013/wpsCustomData" mc:Ignorable="w14 w15 wp14">
   <w:p>
     <w:pPr>
-      <w:pStyle w:val="Header"/>
+      <w:pStyle w:val="15"/>
       <w:pBdr>
-        <w:bottom w:val="single" w:sz="4" w:space="1" w:color="auto"/>
+        <w:bottom w:val="single" w:color="auto" w:sz="4" w:space="1"/>
       </w:pBdr>
       <w:tabs>
         <w:tab w:val="left" w:pos="335"/>
@@ -8746,27 +9053,27 @@
       </w:tabs>
       <w:jc w:val="right"/>
       <w:rPr>
-        <w:rFonts w:eastAsiaTheme="minorEastAsia" w:hint="eastAsia"/>
+        <w:rFonts w:hint="eastAsia" w:eastAsiaTheme="minorEastAsia"/>
         <w:lang w:eastAsia="zh-CN"/>
       </w:rPr>
     </w:pPr>
     <w:r>
       <w:rPr>
-        <w:rFonts w:eastAsiaTheme="minorEastAsia" w:hint="eastAsia"/>
+        <w:rFonts w:hint="eastAsia" w:eastAsiaTheme="minorEastAsia"/>
         <w:lang w:val="en-US" w:eastAsia="zh-CN"/>
       </w:rPr>
       <w:tab/>
     </w:r>
     <w:r>
       <w:rPr>
-        <w:rFonts w:eastAsiaTheme="minorEastAsia" w:hint="eastAsia"/>
+        <w:rFonts w:hint="eastAsia" w:eastAsiaTheme="minorEastAsia"/>
         <w:lang w:val="en-US" w:eastAsia="zh-CN"/>
       </w:rPr>
       <w:tab/>
     </w:r>
     <w:r>
       <w:rPr>
-        <w:rFonts w:eastAsiaTheme="minorEastAsia" w:hint="eastAsia"/>
+        <w:rFonts w:hint="eastAsia" w:eastAsiaTheme="minorEastAsia"/>
         <w:lang w:val="en-US" w:eastAsia="zh-CN"/>
       </w:rPr>
       <w:t>桐乡华数广电网络有限公司</w:t>
@@ -8776,15 +9083,15 @@
 </file>
 
 <file path=word/numbering.xml><?xml version="1.0" encoding="utf-8"?>
-<w:numbering xmlns:wpc="http://schemas.microsoft.com/office/word/2010/wordprocessingCanvas" xmlns:mc="http://schemas.openxmlformats.org/markup-compatibility/2006" xmlns:o="urn:schemas-microsoft-com:office:office" xmlns:r="http://schemas.openxmlformats.org/officeDocument/2006/relationships" xmlns:m="http://schemas.openxmlformats.org/officeDocument/2006/math" xmlns:v="urn:schemas-microsoft-com:vml" xmlns:wp14="http://schemas.microsoft.com/office/word/2010/wordprocessingDrawing" xmlns:wp="http://schemas.openxmlformats.org/drawingml/2006/wordprocessingDrawing" xmlns:w10="urn:schemas-microsoft-com:office:word" xmlns:w="http://schemas.openxmlformats.org/wordprocessingml/2006/main" xmlns:w14="http://schemas.microsoft.com/office/word/2010/wordml" xmlns:w15="http://schemas.microsoft.com/office/word/2012/wordml" xmlns:wne="http://schemas.microsoft.com/office/word/2006/wordml" xmlns:wpg="http://schemas.microsoft.com/office/word/2010/wordprocessingGroup" xmlns:wpi="http://schemas.microsoft.com/office/word/2010/wordprocessingInk" xmlns:wps="http://schemas.microsoft.com/office/word/2010/wordprocessingShape" mc:Ignorable="w14 w15 wp14">
+<w:numbering xmlns:wpc="http://schemas.microsoft.com/office/word/2010/wordprocessingCanvas" xmlns:mc="http://schemas.openxmlformats.org/markup-compatibility/2006" xmlns:o="urn:schemas-microsoft-com:office:office" xmlns:r="http://schemas.openxmlformats.org/officeDocument/2006/relationships" xmlns:m="http://schemas.openxmlformats.org/officeDocument/2006/math" xmlns:v="urn:schemas-microsoft-com:vml" xmlns:wp14="http://schemas.microsoft.com/office/word/2010/wordprocessingDrawing" xmlns:wp="http://schemas.openxmlformats.org/drawingml/2006/wordprocessingDrawing" xmlns:w10="urn:schemas-microsoft-com:office:word" xmlns:w="http://schemas.openxmlformats.org/wordprocessingml/2006/main" xmlns:w14="http://schemas.microsoft.com/office/word/2010/wordml" xmlns:wpg="http://schemas.microsoft.com/office/word/2010/wordprocessingGroup" xmlns:wpi="http://schemas.microsoft.com/office/word/2010/wordprocessingInk" xmlns:wne="http://schemas.microsoft.com/office/word/2006/wordml" xmlns:wps="http://schemas.microsoft.com/office/word/2010/wordprocessingShape" xmlns:wpsCustomData="http://www.wps.cn/officeDocument/2013/wpsCustomData" mc:Ignorable="w14 wp14">
   <w:abstractNum w:abstractNumId="0">
     <w:nsid w:val="8E964DCE"/>
     <w:multiLevelType w:val="multilevel"/>
     <w:tmpl w:val="8E964DCE"/>
-    <w:lvl w:ilvl="0">
+    <w:lvl w:ilvl="0" w:tentative="0">
       <w:start w:val="1"/>
       <w:numFmt w:val="decimal"/>
-      <w:pStyle w:val="Heading1"/>
+      <w:pStyle w:val="2"/>
       <w:lvlText w:val="%1."/>
       <w:lvlJc w:val="left"/>
       <w:pPr>
@@ -8794,10 +9101,10 @@
         <w:rFonts w:hint="default"/>
       </w:rPr>
     </w:lvl>
-    <w:lvl w:ilvl="1">
+    <w:lvl w:ilvl="1" w:tentative="0">
       <w:start w:val="1"/>
       <w:numFmt w:val="decimal"/>
-      <w:pStyle w:val="Heading2"/>
+      <w:pStyle w:val="3"/>
       <w:lvlText w:val="%1.%2."/>
       <w:lvlJc w:val="left"/>
       <w:pPr>
@@ -8807,10 +9114,10 @@
         <w:rFonts w:hint="default"/>
       </w:rPr>
     </w:lvl>
-    <w:lvl w:ilvl="2">
+    <w:lvl w:ilvl="2" w:tentative="0">
       <w:start w:val="1"/>
       <w:numFmt w:val="decimal"/>
-      <w:pStyle w:val="Heading3"/>
+      <w:pStyle w:val="4"/>
       <w:lvlText w:val="%1.%2.%3."/>
       <w:lvlJc w:val="left"/>
       <w:pPr>
@@ -8820,10 +9127,10 @@
         <w:rFonts w:hint="default"/>
       </w:rPr>
     </w:lvl>
-    <w:lvl w:ilvl="3">
+    <w:lvl w:ilvl="3" w:tentative="0">
       <w:start w:val="1"/>
       <w:numFmt w:val="decimal"/>
-      <w:pStyle w:val="Heading4"/>
+      <w:pStyle w:val="5"/>
       <w:lvlText w:val="%1.%2.%3.%4."/>
       <w:lvlJc w:val="left"/>
       <w:pPr>
@@ -8833,10 +9140,10 @@
         <w:rFonts w:hint="default"/>
       </w:rPr>
     </w:lvl>
-    <w:lvl w:ilvl="4">
+    <w:lvl w:ilvl="4" w:tentative="0">
       <w:start w:val="1"/>
       <w:numFmt w:val="decimal"/>
-      <w:pStyle w:val="Heading5"/>
+      <w:pStyle w:val="6"/>
       <w:lvlText w:val="%1.%2.%3.%4.%5."/>
       <w:lvlJc w:val="left"/>
       <w:pPr>
@@ -8846,10 +9153,10 @@
         <w:rFonts w:hint="default"/>
       </w:rPr>
     </w:lvl>
-    <w:lvl w:ilvl="5">
+    <w:lvl w:ilvl="5" w:tentative="0">
       <w:start w:val="1"/>
       <w:numFmt w:val="decimal"/>
-      <w:pStyle w:val="Heading6"/>
+      <w:pStyle w:val="7"/>
       <w:lvlText w:val="%1.%2.%3.%4.%5.%6."/>
       <w:lvlJc w:val="left"/>
       <w:pPr>
@@ -8859,10 +9166,10 @@
         <w:rFonts w:hint="default"/>
       </w:rPr>
     </w:lvl>
-    <w:lvl w:ilvl="6">
+    <w:lvl w:ilvl="6" w:tentative="0">
       <w:start w:val="1"/>
       <w:numFmt w:val="decimal"/>
-      <w:pStyle w:val="Heading7"/>
+      <w:pStyle w:val="8"/>
       <w:lvlText w:val="%1.%2.%3.%4.%5.%6.%7."/>
       <w:lvlJc w:val="left"/>
       <w:pPr>
@@ -8872,10 +9179,10 @@
         <w:rFonts w:hint="default"/>
       </w:rPr>
     </w:lvl>
-    <w:lvl w:ilvl="7">
+    <w:lvl w:ilvl="7" w:tentative="0">
       <w:start w:val="1"/>
       <w:numFmt w:val="decimal"/>
-      <w:pStyle w:val="Heading8"/>
+      <w:pStyle w:val="9"/>
       <w:lvlText w:val="%1.%2.%3.%4.%5.%6.%7.%8."/>
       <w:lvlJc w:val="left"/>
       <w:pPr>
@@ -8885,10 +9192,10 @@
         <w:rFonts w:hint="default"/>
       </w:rPr>
     </w:lvl>
-    <w:lvl w:ilvl="8">
+    <w:lvl w:ilvl="8" w:tentative="0">
       <w:start w:val="1"/>
       <w:numFmt w:val="decimal"/>
-      <w:pStyle w:val="Heading9"/>
+      <w:pStyle w:val="10"/>
       <w:lvlText w:val="%1.%2.%3.%4.%5.%6.%7.%8.%9."/>
       <w:lvlJc w:val="left"/>
       <w:pPr>
@@ -8906,267 +9213,269 @@
 </file>
 
 <file path=word/styles.xml><?xml version="1.0" encoding="utf-8"?>
-<w:styles xmlns:mc="http://schemas.openxmlformats.org/markup-compatibility/2006" xmlns:r="http://schemas.openxmlformats.org/officeDocument/2006/relationships" xmlns:w="http://schemas.openxmlformats.org/wordprocessingml/2006/main" xmlns:w14="http://schemas.microsoft.com/office/word/2010/wordml" xmlns:w15="http://schemas.microsoft.com/office/word/2012/wordml" mc:Ignorable="w14 w15">
+<w:styles xmlns:mc="http://schemas.openxmlformats.org/markup-compatibility/2006" xmlns:o="urn:schemas-microsoft-com:office:office" xmlns:r="http://schemas.openxmlformats.org/officeDocument/2006/relationships" xmlns:m="http://schemas.openxmlformats.org/officeDocument/2006/math" xmlns:v="urn:schemas-microsoft-com:vml" xmlns:w="http://schemas.openxmlformats.org/wordprocessingml/2006/main" xmlns:w14="http://schemas.microsoft.com/office/word/2010/wordml" xmlns:w10="urn:schemas-microsoft-com:office:word" xmlns:sl="http://schemas.openxmlformats.org/schemaLibrary/2006/main" xmlns:wpsCustomData="http://www.wps.cn/officeDocument/2013/wpsCustomData" mc:Ignorable="w14">
   <w:docDefaults>
     <w:rPrDefault>
       <w:rPr>
-        <w:rFonts w:ascii="Times New Roman" w:eastAsia="宋体" w:hAnsi="Times New Roman" w:cs="Times New Roman"/>
+        <w:rFonts w:ascii="Times New Roman" w:hAnsi="Times New Roman" w:eastAsia="宋体" w:cs="Times New Roman"/>
       </w:rPr>
     </w:rPrDefault>
     <w:pPrDefault/>
   </w:docDefaults>
-  <w:latentStyles w:defLockedState="0" w:defUIPriority="99" w:defSemiHidden="1" w:defUnhideWhenUsed="1" w:defQFormat="0" w:count="260">
-    <w:lsdException w:name="Normal" w:semiHidden="0" w:uiPriority="0" w:unhideWhenUsed="0" w:qFormat="1"/>
-    <w:lsdException w:name="heading 1" w:semiHidden="0" w:uiPriority="0" w:unhideWhenUsed="0" w:qFormat="1"/>
-    <w:lsdException w:name="heading 2" w:semiHidden="0" w:uiPriority="0" w:qFormat="1"/>
-    <w:lsdException w:name="heading 3" w:uiPriority="0" w:qFormat="1"/>
-    <w:lsdException w:name="heading 4" w:semiHidden="0" w:uiPriority="0" w:qFormat="1"/>
-    <w:lsdException w:name="heading 5" w:uiPriority="0" w:qFormat="1"/>
-    <w:lsdException w:name="heading 6" w:uiPriority="0" w:qFormat="1"/>
-    <w:lsdException w:name="heading 7" w:uiPriority="0" w:qFormat="1"/>
-    <w:lsdException w:name="heading 8" w:uiPriority="0" w:qFormat="1"/>
-    <w:lsdException w:name="heading 9" w:uiPriority="0" w:qFormat="1"/>
-    <w:lsdException w:name="index 1" w:semiHidden="0" w:uiPriority="0" w:unhideWhenUsed="0"/>
-    <w:lsdException w:name="index 2" w:semiHidden="0" w:uiPriority="0" w:unhideWhenUsed="0"/>
-    <w:lsdException w:name="index 3" w:semiHidden="0" w:uiPriority="0" w:unhideWhenUsed="0"/>
-    <w:lsdException w:name="index 4" w:semiHidden="0" w:uiPriority="0" w:unhideWhenUsed="0"/>
-    <w:lsdException w:name="index 5" w:semiHidden="0" w:uiPriority="0" w:unhideWhenUsed="0"/>
-    <w:lsdException w:name="index 6" w:semiHidden="0" w:uiPriority="0" w:unhideWhenUsed="0"/>
-    <w:lsdException w:name="index 7" w:semiHidden="0" w:uiPriority="0" w:unhideWhenUsed="0"/>
-    <w:lsdException w:name="index 8" w:semiHidden="0" w:uiPriority="0" w:unhideWhenUsed="0"/>
-    <w:lsdException w:name="index 9" w:semiHidden="0" w:uiPriority="0" w:unhideWhenUsed="0"/>
-    <w:lsdException w:name="toc 1" w:semiHidden="0" w:uiPriority="0" w:unhideWhenUsed="0" w:qFormat="1"/>
-    <w:lsdException w:name="toc 2" w:semiHidden="0" w:uiPriority="0" w:unhideWhenUsed="0" w:qFormat="1"/>
-    <w:lsdException w:name="toc 3" w:semiHidden="0" w:uiPriority="0" w:unhideWhenUsed="0" w:qFormat="1"/>
-    <w:lsdException w:name="toc 4" w:semiHidden="0" w:uiPriority="0" w:unhideWhenUsed="0"/>
-    <w:lsdException w:name="toc 5" w:semiHidden="0" w:uiPriority="0" w:unhideWhenUsed="0"/>
-    <w:lsdException w:name="toc 6" w:semiHidden="0" w:uiPriority="0" w:unhideWhenUsed="0"/>
-    <w:lsdException w:name="toc 7" w:semiHidden="0" w:uiPriority="0" w:unhideWhenUsed="0"/>
-    <w:lsdException w:name="toc 8" w:semiHidden="0" w:uiPriority="0" w:unhideWhenUsed="0"/>
-    <w:lsdException w:name="toc 9" w:semiHidden="0" w:uiPriority="0" w:unhideWhenUsed="0"/>
-    <w:lsdException w:name="Normal Indent" w:semiHidden="0" w:uiPriority="0" w:unhideWhenUsed="0"/>
-    <w:lsdException w:name="footnote text" w:semiHidden="0" w:uiPriority="0" w:unhideWhenUsed="0"/>
-    <w:lsdException w:name="annotation text" w:semiHidden="0" w:uiPriority="0" w:unhideWhenUsed="0" w:qFormat="1"/>
-    <w:lsdException w:name="header" w:semiHidden="0" w:uiPriority="0" w:unhideWhenUsed="0" w:qFormat="1"/>
-    <w:lsdException w:name="footer" w:semiHidden="0" w:uiPriority="0" w:unhideWhenUsed="0" w:qFormat="1"/>
-    <w:lsdException w:name="index heading" w:semiHidden="0" w:uiPriority="0" w:unhideWhenUsed="0"/>
-    <w:lsdException w:name="caption" w:uiPriority="0" w:qFormat="1"/>
-    <w:lsdException w:name="table of figures" w:semiHidden="0" w:uiPriority="0" w:unhideWhenUsed="0"/>
-    <w:lsdException w:name="envelope address" w:semiHidden="0" w:uiPriority="0" w:unhideWhenUsed="0"/>
-    <w:lsdException w:name="envelope return" w:semiHidden="0" w:uiPriority="0" w:unhideWhenUsed="0"/>
-    <w:lsdException w:name="footnote reference" w:semiHidden="0" w:uiPriority="0" w:unhideWhenUsed="0"/>
-    <w:lsdException w:name="annotation reference" w:semiHidden="0" w:uiPriority="0" w:unhideWhenUsed="0"/>
-    <w:lsdException w:name="line number" w:semiHidden="0" w:uiPriority="0" w:unhideWhenUsed="0"/>
-    <w:lsdException w:name="page number" w:semiHidden="0" w:uiPriority="0" w:unhideWhenUsed="0"/>
-    <w:lsdException w:name="endnote reference" w:semiHidden="0" w:uiPriority="0" w:unhideWhenUsed="0"/>
-    <w:lsdException w:name="endnote text" w:semiHidden="0" w:uiPriority="0" w:unhideWhenUsed="0"/>
-    <w:lsdException w:name="table of authorities" w:semiHidden="0" w:uiPriority="0" w:unhideWhenUsed="0"/>
-    <w:lsdException w:name="macro" w:semiHidden="0" w:uiPriority="0" w:unhideWhenUsed="0"/>
-    <w:lsdException w:name="toa heading" w:semiHidden="0" w:uiPriority="0" w:unhideWhenUsed="0"/>
-    <w:lsdException w:name="List" w:semiHidden="0" w:uiPriority="0" w:unhideWhenUsed="0"/>
-    <w:lsdException w:name="List Bullet" w:semiHidden="0" w:uiPriority="0" w:unhideWhenUsed="0"/>
-    <w:lsdException w:name="List Number" w:semiHidden="0" w:uiPriority="0" w:unhideWhenUsed="0"/>
-    <w:lsdException w:name="List 2" w:semiHidden="0" w:uiPriority="0" w:unhideWhenUsed="0"/>
-    <w:lsdException w:name="List 3" w:semiHidden="0" w:uiPriority="0" w:unhideWhenUsed="0"/>
-    <w:lsdException w:name="List 4" w:semiHidden="0" w:uiPriority="0" w:unhideWhenUsed="0"/>
-    <w:lsdException w:name="List 5" w:semiHidden="0" w:uiPriority="0" w:unhideWhenUsed="0"/>
-    <w:lsdException w:name="List Bullet 2" w:semiHidden="0" w:uiPriority="0" w:unhideWhenUsed="0"/>
-    <w:lsdException w:name="List Bullet 3" w:semiHidden="0" w:uiPriority="0" w:unhideWhenUsed="0"/>
-    <w:lsdException w:name="List Bullet 4" w:semiHidden="0" w:uiPriority="0" w:unhideWhenUsed="0"/>
-    <w:lsdException w:name="List Bullet 5" w:semiHidden="0" w:uiPriority="0" w:unhideWhenUsed="0"/>
-    <w:lsdException w:name="List Number 2" w:semiHidden="0" w:uiPriority="0" w:unhideWhenUsed="0"/>
-    <w:lsdException w:name="List Number 3" w:semiHidden="0" w:uiPriority="0" w:unhideWhenUsed="0"/>
-    <w:lsdException w:name="List Number 4" w:semiHidden="0" w:uiPriority="0" w:unhideWhenUsed="0"/>
-    <w:lsdException w:name="List Number 5" w:semiHidden="0" w:uiPriority="0" w:unhideWhenUsed="0"/>
-    <w:lsdException w:name="Title" w:semiHidden="0" w:uiPriority="0" w:unhideWhenUsed="0" w:qFormat="1"/>
-    <w:lsdException w:name="Closing" w:semiHidden="0" w:uiPriority="0" w:unhideWhenUsed="0"/>
-    <w:lsdException w:name="Signature" w:semiHidden="0" w:uiPriority="0" w:unhideWhenUsed="0"/>
-    <w:lsdException w:name="Default Paragraph Font" w:uiPriority="0" w:unhideWhenUsed="0" w:qFormat="1"/>
-    <w:lsdException w:name="Body Text" w:uiPriority="0" w:unhideWhenUsed="0" w:qFormat="1"/>
-    <w:lsdException w:name="Body Text Indent" w:semiHidden="0" w:uiPriority="0" w:unhideWhenUsed="0"/>
-    <w:lsdException w:name="List Continue" w:semiHidden="0" w:uiPriority="0" w:unhideWhenUsed="0"/>
-    <w:lsdException w:name="List Continue 2" w:semiHidden="0" w:uiPriority="0" w:unhideWhenUsed="0"/>
-    <w:lsdException w:name="List Continue 3" w:semiHidden="0" w:uiPriority="0" w:unhideWhenUsed="0"/>
-    <w:lsdException w:name="List Continue 4" w:semiHidden="0" w:uiPriority="0" w:unhideWhenUsed="0"/>
-    <w:lsdException w:name="List Continue 5" w:semiHidden="0" w:uiPriority="0" w:unhideWhenUsed="0"/>
-    <w:lsdException w:name="Message Header" w:semiHidden="0" w:uiPriority="0" w:unhideWhenUsed="0"/>
-    <w:lsdException w:name="Subtitle" w:semiHidden="0" w:uiPriority="0" w:unhideWhenUsed="0" w:qFormat="1"/>
-    <w:lsdException w:name="Salutation" w:semiHidden="0" w:uiPriority="0" w:unhideWhenUsed="0"/>
-    <w:lsdException w:name="Date" w:semiHidden="0" w:uiPriority="0" w:unhideWhenUsed="0"/>
-    <w:lsdException w:name="Body Text First Indent" w:semiHidden="0" w:uiPriority="0" w:unhideWhenUsed="0"/>
-    <w:lsdException w:name="Body Text First Indent 2" w:semiHidden="0" w:uiPriority="0" w:unhideWhenUsed="0"/>
-    <w:lsdException w:name="Body Text 2" w:semiHidden="0" w:uiPriority="0" w:unhideWhenUsed="0"/>
-    <w:lsdException w:name="Body Text 3" w:semiHidden="0" w:uiPriority="0" w:unhideWhenUsed="0"/>
-    <w:lsdException w:name="Body Text Indent 2" w:semiHidden="0" w:uiPriority="0" w:unhideWhenUsed="0"/>
-    <w:lsdException w:name="Body Text Indent 3" w:semiHidden="0" w:uiPriority="0" w:unhideWhenUsed="0"/>
-    <w:lsdException w:name="Block Text" w:semiHidden="0" w:uiPriority="0" w:unhideWhenUsed="0"/>
-    <w:lsdException w:name="Hyperlink" w:semiHidden="0" w:uiPriority="0" w:unhideWhenUsed="0"/>
-    <w:lsdException w:name="FollowedHyperlink" w:semiHidden="0" w:uiPriority="0" w:unhideWhenUsed="0"/>
-    <w:lsdException w:name="Strong" w:semiHidden="0" w:uiPriority="0" w:unhideWhenUsed="0" w:qFormat="1"/>
-    <w:lsdException w:name="Emphasis" w:semiHidden="0" w:uiPriority="0" w:unhideWhenUsed="0" w:qFormat="1"/>
-    <w:lsdException w:name="Document Map" w:semiHidden="0" w:uiPriority="0" w:unhideWhenUsed="0"/>
-    <w:lsdException w:name="Plain Text" w:semiHidden="0" w:uiPriority="0" w:unhideWhenUsed="0"/>
-    <w:lsdException w:name="E-mail Signature" w:semiHidden="0" w:uiPriority="0" w:unhideWhenUsed="0"/>
-    <w:lsdException w:name="Normal (Web)" w:semiHidden="0" w:uiPriority="0" w:unhideWhenUsed="0" w:qFormat="1"/>
-    <w:lsdException w:name="HTML Acronym" w:semiHidden="0" w:uiPriority="0" w:unhideWhenUsed="0"/>
-    <w:lsdException w:name="HTML Address" w:semiHidden="0" w:uiPriority="0" w:unhideWhenUsed="0"/>
-    <w:lsdException w:name="HTML Cite" w:semiHidden="0" w:uiPriority="0" w:unhideWhenUsed="0"/>
-    <w:lsdException w:name="HTML Code" w:semiHidden="0" w:uiPriority="0" w:unhideWhenUsed="0"/>
-    <w:lsdException w:name="HTML Definition" w:semiHidden="0" w:uiPriority="0" w:unhideWhenUsed="0"/>
-    <w:lsdException w:name="HTML Keyboard" w:semiHidden="0" w:uiPriority="0" w:unhideWhenUsed="0"/>
-    <w:lsdException w:name="HTML Preformatted" w:semiHidden="0" w:uiPriority="0" w:unhideWhenUsed="0"/>
-    <w:lsdException w:name="HTML Sample" w:semiHidden="0" w:uiPriority="0" w:unhideWhenUsed="0"/>
-    <w:lsdException w:name="HTML Typewriter" w:semiHidden="0" w:uiPriority="0" w:unhideWhenUsed="0"/>
-    <w:lsdException w:name="HTML Variable" w:semiHidden="0" w:uiPriority="0" w:unhideWhenUsed="0"/>
-    <w:lsdException w:name="Normal Table" w:uiPriority="0" w:unhideWhenUsed="0" w:qFormat="1"/>
-    <w:lsdException w:name="annotation subject" w:semiHidden="0" w:uiPriority="0" w:unhideWhenUsed="0"/>
-    <w:lsdException w:name="Table Simple 1" w:semiHidden="0" w:uiPriority="0" w:unhideWhenUsed="0"/>
-    <w:lsdException w:name="Table Simple 2" w:semiHidden="0" w:uiPriority="0" w:unhideWhenUsed="0"/>
-    <w:lsdException w:name="Table Simple 3" w:semiHidden="0" w:uiPriority="0" w:unhideWhenUsed="0"/>
-    <w:lsdException w:name="Table Classic 1" w:semiHidden="0" w:uiPriority="0" w:unhideWhenUsed="0"/>
-    <w:lsdException w:name="Table Classic 2" w:semiHidden="0" w:uiPriority="0" w:unhideWhenUsed="0"/>
-    <w:lsdException w:name="Table Classic 3" w:semiHidden="0" w:uiPriority="0" w:unhideWhenUsed="0"/>
-    <w:lsdException w:name="Table Classic 4" w:semiHidden="0" w:uiPriority="0" w:unhideWhenUsed="0"/>
-    <w:lsdException w:name="Table Colorful 1" w:semiHidden="0" w:uiPriority="0" w:unhideWhenUsed="0"/>
-    <w:lsdException w:name="Table Colorful 2" w:semiHidden="0" w:uiPriority="0" w:unhideWhenUsed="0"/>
-    <w:lsdException w:name="Table Colorful 3" w:semiHidden="0" w:uiPriority="0" w:unhideWhenUsed="0"/>
-    <w:lsdException w:name="Table Columns 1" w:semiHidden="0" w:uiPriority="0" w:unhideWhenUsed="0"/>
-    <w:lsdException w:name="Table Columns 2" w:semiHidden="0" w:uiPriority="0" w:unhideWhenUsed="0"/>
-    <w:lsdException w:name="Table Columns 3" w:semiHidden="0" w:uiPriority="0" w:unhideWhenUsed="0"/>
-    <w:lsdException w:name="Table Columns 4" w:semiHidden="0" w:uiPriority="0" w:unhideWhenUsed="0"/>
-    <w:lsdException w:name="Table Columns 5" w:semiHidden="0" w:uiPriority="0" w:unhideWhenUsed="0"/>
-    <w:lsdException w:name="Table Grid 1" w:semiHidden="0" w:uiPriority="0" w:unhideWhenUsed="0"/>
-    <w:lsdException w:name="Table Grid 2" w:semiHidden="0" w:uiPriority="0" w:unhideWhenUsed="0"/>
-    <w:lsdException w:name="Table Grid 3" w:semiHidden="0" w:uiPriority="0" w:unhideWhenUsed="0"/>
-    <w:lsdException w:name="Table Grid 4" w:semiHidden="0" w:uiPriority="0" w:unhideWhenUsed="0"/>
-    <w:lsdException w:name="Table Grid 5" w:semiHidden="0" w:uiPriority="0" w:unhideWhenUsed="0"/>
-    <w:lsdException w:name="Table Grid 6" w:semiHidden="0" w:uiPriority="0" w:unhideWhenUsed="0"/>
-    <w:lsdException w:name="Table Grid 7" w:semiHidden="0" w:uiPriority="0" w:unhideWhenUsed="0"/>
-    <w:lsdException w:name="Table Grid 8" w:semiHidden="0" w:uiPriority="0" w:unhideWhenUsed="0"/>
-    <w:lsdException w:name="Table List 1" w:semiHidden="0" w:uiPriority="0" w:unhideWhenUsed="0"/>
-    <w:lsdException w:name="Table List 2" w:semiHidden="0" w:uiPriority="0" w:unhideWhenUsed="0"/>
-    <w:lsdException w:name="Table List 3" w:semiHidden="0" w:uiPriority="0" w:unhideWhenUsed="0"/>
-    <w:lsdException w:name="Table List 4" w:semiHidden="0" w:uiPriority="0" w:unhideWhenUsed="0"/>
-    <w:lsdException w:name="Table List 5" w:semiHidden="0" w:uiPriority="0" w:unhideWhenUsed="0"/>
-    <w:lsdException w:name="Table List 6" w:semiHidden="0" w:uiPriority="0" w:unhideWhenUsed="0"/>
-    <w:lsdException w:name="Table List 7" w:semiHidden="0" w:uiPriority="0" w:unhideWhenUsed="0"/>
-    <w:lsdException w:name="Table List 8" w:semiHidden="0" w:uiPriority="0" w:unhideWhenUsed="0"/>
-    <w:lsdException w:name="Table 3D effects 1" w:semiHidden="0" w:uiPriority="0" w:unhideWhenUsed="0"/>
-    <w:lsdException w:name="Table 3D effects 2" w:semiHidden="0" w:uiPriority="0" w:unhideWhenUsed="0"/>
-    <w:lsdException w:name="Table 3D effects 3" w:semiHidden="0" w:uiPriority="0" w:unhideWhenUsed="0"/>
-    <w:lsdException w:name="Table Contemporary" w:semiHidden="0" w:uiPriority="0" w:unhideWhenUsed="0"/>
-    <w:lsdException w:name="Table Elegant" w:semiHidden="0" w:uiPriority="0" w:unhideWhenUsed="0"/>
-    <w:lsdException w:name="Table Professional" w:semiHidden="0" w:uiPriority="0" w:unhideWhenUsed="0"/>
-    <w:lsdException w:name="Table Subtle 1" w:semiHidden="0" w:uiPriority="0" w:unhideWhenUsed="0"/>
-    <w:lsdException w:name="Table Subtle 2" w:semiHidden="0" w:uiPriority="0" w:unhideWhenUsed="0"/>
-    <w:lsdException w:name="Table Web 1" w:semiHidden="0" w:uiPriority="0" w:unhideWhenUsed="0"/>
-    <w:lsdException w:name="Table Web 2" w:semiHidden="0" w:uiPriority="0" w:unhideWhenUsed="0"/>
-    <w:lsdException w:name="Table Web 3" w:semiHidden="0" w:uiPriority="0" w:unhideWhenUsed="0"/>
-    <w:lsdException w:name="Balloon Text" w:semiHidden="0" w:uiPriority="0" w:unhideWhenUsed="0"/>
-    <w:lsdException w:name="Table Grid" w:semiHidden="0" w:uiPriority="0" w:unhideWhenUsed="0" w:qFormat="1"/>
-    <w:lsdException w:name="Table Theme" w:semiHidden="0" w:uiPriority="0" w:unhideWhenUsed="0"/>
-    <w:lsdException w:name="Light Shading" w:semiHidden="0" w:uiPriority="60" w:unhideWhenUsed="0"/>
-    <w:lsdException w:name="Light List" w:semiHidden="0" w:uiPriority="61" w:unhideWhenUsed="0"/>
-    <w:lsdException w:name="Light Grid" w:semiHidden="0" w:uiPriority="62" w:unhideWhenUsed="0"/>
-    <w:lsdException w:name="Medium Shading 1" w:semiHidden="0" w:uiPriority="63" w:unhideWhenUsed="0"/>
-    <w:lsdException w:name="Medium Shading 2" w:semiHidden="0" w:uiPriority="64" w:unhideWhenUsed="0"/>
-    <w:lsdException w:name="Medium List 1" w:semiHidden="0" w:uiPriority="65" w:unhideWhenUsed="0"/>
-    <w:lsdException w:name="Medium List 2" w:semiHidden="0" w:uiPriority="66" w:unhideWhenUsed="0"/>
-    <w:lsdException w:name="Medium Grid 1" w:semiHidden="0" w:uiPriority="67" w:unhideWhenUsed="0"/>
-    <w:lsdException w:name="Medium Grid 2" w:semiHidden="0" w:uiPriority="68" w:unhideWhenUsed="0"/>
-    <w:lsdException w:name="Medium Grid 3" w:semiHidden="0" w:uiPriority="69" w:unhideWhenUsed="0"/>
-    <w:lsdException w:name="Dark List" w:semiHidden="0" w:uiPriority="70" w:unhideWhenUsed="0"/>
-    <w:lsdException w:name="Colorful Shading" w:semiHidden="0" w:uiPriority="71" w:unhideWhenUsed="0"/>
-    <w:lsdException w:name="Colorful List" w:semiHidden="0" w:uiPriority="72" w:unhideWhenUsed="0"/>
-    <w:lsdException w:name="Colorful Grid" w:semiHidden="0" w:uiPriority="73" w:unhideWhenUsed="0"/>
-    <w:lsdException w:name="Light Shading Accent 1" w:semiHidden="0" w:uiPriority="60" w:unhideWhenUsed="0"/>
-    <w:lsdException w:name="Light List Accent 1" w:semiHidden="0" w:uiPriority="61" w:unhideWhenUsed="0"/>
-    <w:lsdException w:name="Light Grid Accent 1" w:semiHidden="0" w:uiPriority="62" w:unhideWhenUsed="0"/>
-    <w:lsdException w:name="Medium Shading 1 Accent 1" w:semiHidden="0" w:uiPriority="63" w:unhideWhenUsed="0"/>
-    <w:lsdException w:name="Medium Shading 2 Accent 1" w:semiHidden="0" w:uiPriority="64" w:unhideWhenUsed="0"/>
-    <w:lsdException w:name="Medium List 1 Accent 1" w:semiHidden="0" w:uiPriority="65" w:unhideWhenUsed="0"/>
-    <w:lsdException w:name="Medium List 2 Accent 1" w:semiHidden="0" w:uiPriority="66" w:unhideWhenUsed="0"/>
-    <w:lsdException w:name="Medium Grid 1 Accent 1" w:semiHidden="0" w:uiPriority="67" w:unhideWhenUsed="0"/>
-    <w:lsdException w:name="Medium Grid 2 Accent 1" w:semiHidden="0" w:uiPriority="68" w:unhideWhenUsed="0"/>
-    <w:lsdException w:name="Medium Grid 3 Accent 1" w:semiHidden="0" w:uiPriority="69" w:unhideWhenUsed="0"/>
-    <w:lsdException w:name="Dark List Accent 1" w:semiHidden="0" w:uiPriority="70" w:unhideWhenUsed="0"/>
-    <w:lsdException w:name="Colorful Shading Accent 1" w:semiHidden="0" w:uiPriority="71" w:unhideWhenUsed="0"/>
-    <w:lsdException w:name="Colorful List Accent 1" w:semiHidden="0" w:uiPriority="72" w:unhideWhenUsed="0"/>
-    <w:lsdException w:name="Colorful Grid Accent 1" w:semiHidden="0" w:uiPriority="73" w:unhideWhenUsed="0"/>
-    <w:lsdException w:name="Light Shading Accent 2" w:semiHidden="0" w:uiPriority="60" w:unhideWhenUsed="0"/>
-    <w:lsdException w:name="Light List Accent 2" w:semiHidden="0" w:uiPriority="61" w:unhideWhenUsed="0"/>
-    <w:lsdException w:name="Light Grid Accent 2" w:semiHidden="0" w:uiPriority="62" w:unhideWhenUsed="0"/>
-    <w:lsdException w:name="Medium Shading 1 Accent 2" w:semiHidden="0" w:uiPriority="63" w:unhideWhenUsed="0"/>
-    <w:lsdException w:name="Medium Shading 2 Accent 2" w:semiHidden="0" w:uiPriority="64" w:unhideWhenUsed="0"/>
-    <w:lsdException w:name="Medium List 1 Accent 2" w:semiHidden="0" w:uiPriority="65" w:unhideWhenUsed="0"/>
-    <w:lsdException w:name="Medium List 2 Accent 2" w:semiHidden="0" w:uiPriority="66" w:unhideWhenUsed="0"/>
-    <w:lsdException w:name="Medium Grid 1 Accent 2" w:semiHidden="0" w:uiPriority="67" w:unhideWhenUsed="0"/>
-    <w:lsdException w:name="Medium Grid 2 Accent 2" w:semiHidden="0" w:uiPriority="68" w:unhideWhenUsed="0"/>
-    <w:lsdException w:name="Medium Grid 3 Accent 2" w:semiHidden="0" w:uiPriority="69" w:unhideWhenUsed="0"/>
-    <w:lsdException w:name="Dark List Accent 2" w:semiHidden="0" w:uiPriority="70" w:unhideWhenUsed="0"/>
-    <w:lsdException w:name="Colorful Shading Accent 2" w:semiHidden="0" w:uiPriority="71" w:unhideWhenUsed="0"/>
-    <w:lsdException w:name="Colorful List Accent 2" w:semiHidden="0" w:uiPriority="72" w:unhideWhenUsed="0"/>
-    <w:lsdException w:name="Colorful Grid Accent 2" w:semiHidden="0" w:uiPriority="73" w:unhideWhenUsed="0"/>
-    <w:lsdException w:name="Light Shading Accent 3" w:semiHidden="0" w:uiPriority="60" w:unhideWhenUsed="0"/>
-    <w:lsdException w:name="Light List Accent 3" w:semiHidden="0" w:uiPriority="61" w:unhideWhenUsed="0"/>
-    <w:lsdException w:name="Light Grid Accent 3" w:semiHidden="0" w:uiPriority="62" w:unhideWhenUsed="0"/>
-    <w:lsdException w:name="Medium Shading 1 Accent 3" w:semiHidden="0" w:uiPriority="63" w:unhideWhenUsed="0"/>
-    <w:lsdException w:name="Medium Shading 2 Accent 3" w:semiHidden="0" w:uiPriority="64" w:unhideWhenUsed="0"/>
-    <w:lsdException w:name="Medium List 1 Accent 3" w:semiHidden="0" w:uiPriority="65" w:unhideWhenUsed="0"/>
-    <w:lsdException w:name="Medium List 2 Accent 3" w:semiHidden="0" w:uiPriority="66" w:unhideWhenUsed="0"/>
-    <w:lsdException w:name="Medium Grid 1 Accent 3" w:semiHidden="0" w:uiPriority="67" w:unhideWhenUsed="0"/>
-    <w:lsdException w:name="Medium Grid 2 Accent 3" w:semiHidden="0" w:uiPriority="68" w:unhideWhenUsed="0"/>
-    <w:lsdException w:name="Medium Grid 3 Accent 3" w:semiHidden="0" w:uiPriority="69" w:unhideWhenUsed="0"/>
-    <w:lsdException w:name="Dark List Accent 3" w:semiHidden="0" w:uiPriority="70" w:unhideWhenUsed="0"/>
-    <w:lsdException w:name="Colorful Shading Accent 3" w:semiHidden="0" w:uiPriority="71" w:unhideWhenUsed="0"/>
-    <w:lsdException w:name="Colorful List Accent 3" w:semiHidden="0" w:uiPriority="72" w:unhideWhenUsed="0"/>
-    <w:lsdException w:name="Colorful Grid Accent 3" w:semiHidden="0" w:uiPriority="73" w:unhideWhenUsed="0"/>
-    <w:lsdException w:name="Light Shading Accent 4" w:semiHidden="0" w:uiPriority="60" w:unhideWhenUsed="0"/>
-    <w:lsdException w:name="Light List Accent 4" w:semiHidden="0" w:uiPriority="61" w:unhideWhenUsed="0"/>
-    <w:lsdException w:name="Light Grid Accent 4" w:semiHidden="0" w:uiPriority="62" w:unhideWhenUsed="0"/>
-    <w:lsdException w:name="Medium Shading 1 Accent 4" w:semiHidden="0" w:uiPriority="63" w:unhideWhenUsed="0"/>
-    <w:lsdException w:name="Medium Shading 2 Accent 4" w:semiHidden="0" w:uiPriority="64" w:unhideWhenUsed="0"/>
-    <w:lsdException w:name="Medium List 1 Accent 4" w:semiHidden="0" w:uiPriority="65" w:unhideWhenUsed="0"/>
-    <w:lsdException w:name="Medium List 2 Accent 4" w:semiHidden="0" w:uiPriority="66" w:unhideWhenUsed="0"/>
-    <w:lsdException w:name="Medium Grid 1 Accent 4" w:semiHidden="0" w:uiPriority="67" w:unhideWhenUsed="0"/>
-    <w:lsdException w:name="Medium Grid 2 Accent 4" w:semiHidden="0" w:uiPriority="68" w:unhideWhenUsed="0"/>
-    <w:lsdException w:name="Medium Grid 3 Accent 4" w:semiHidden="0" w:uiPriority="69" w:unhideWhenUsed="0"/>
-    <w:lsdException w:name="Dark List Accent 4" w:semiHidden="0" w:uiPriority="70" w:unhideWhenUsed="0"/>
-    <w:lsdException w:name="Colorful Shading Accent 4" w:semiHidden="0" w:uiPriority="71" w:unhideWhenUsed="0"/>
-    <w:lsdException w:name="Colorful List Accent 4" w:semiHidden="0" w:uiPriority="72" w:unhideWhenUsed="0"/>
-    <w:lsdException w:name="Colorful Grid Accent 4" w:semiHidden="0" w:uiPriority="73" w:unhideWhenUsed="0"/>
-    <w:lsdException w:name="Light Shading Accent 5" w:semiHidden="0" w:uiPriority="60" w:unhideWhenUsed="0"/>
-    <w:lsdException w:name="Light List Accent 5" w:semiHidden="0" w:uiPriority="61" w:unhideWhenUsed="0"/>
-    <w:lsdException w:name="Light Grid Accent 5" w:semiHidden="0" w:uiPriority="62" w:unhideWhenUsed="0"/>
-    <w:lsdException w:name="Medium Shading 1 Accent 5" w:semiHidden="0" w:uiPriority="63" w:unhideWhenUsed="0"/>
-    <w:lsdException w:name="Medium Shading 2 Accent 5" w:semiHidden="0" w:uiPriority="64" w:unhideWhenUsed="0"/>
-    <w:lsdException w:name="Medium List 1 Accent 5" w:semiHidden="0" w:uiPriority="65" w:unhideWhenUsed="0"/>
-    <w:lsdException w:name="Medium List 2 Accent 5" w:semiHidden="0" w:uiPriority="66" w:unhideWhenUsed="0"/>
-    <w:lsdException w:name="Medium Grid 1 Accent 5" w:semiHidden="0" w:uiPriority="67" w:unhideWhenUsed="0"/>
-    <w:lsdException w:name="Medium Grid 2 Accent 5" w:semiHidden="0" w:uiPriority="68" w:unhideWhenUsed="0"/>
-    <w:lsdException w:name="Medium Grid 3 Accent 5" w:semiHidden="0" w:uiPriority="69" w:unhideWhenUsed="0"/>
-    <w:lsdException w:name="Dark List Accent 5" w:semiHidden="0" w:uiPriority="70" w:unhideWhenUsed="0"/>
-    <w:lsdException w:name="Colorful Shading Accent 5" w:semiHidden="0" w:uiPriority="71" w:unhideWhenUsed="0"/>
-    <w:lsdException w:name="Colorful List Accent 5" w:semiHidden="0" w:uiPriority="72" w:unhideWhenUsed="0"/>
-    <w:lsdException w:name="Colorful Grid Accent 5" w:semiHidden="0" w:uiPriority="73" w:unhideWhenUsed="0"/>
-    <w:lsdException w:name="Light Shading Accent 6" w:semiHidden="0" w:uiPriority="60" w:unhideWhenUsed="0"/>
-    <w:lsdException w:name="Light List Accent 6" w:semiHidden="0" w:uiPriority="61" w:unhideWhenUsed="0"/>
-    <w:lsdException w:name="Light Grid Accent 6" w:semiHidden="0" w:uiPriority="62" w:unhideWhenUsed="0"/>
-    <w:lsdException w:name="Medium Shading 1 Accent 6" w:semiHidden="0" w:uiPriority="63" w:unhideWhenUsed="0"/>
-    <w:lsdException w:name="Medium Shading 2 Accent 6" w:semiHidden="0" w:uiPriority="64" w:unhideWhenUsed="0"/>
-    <w:lsdException w:name="Medium List 1 Accent 6" w:semiHidden="0" w:uiPriority="65" w:unhideWhenUsed="0"/>
-    <w:lsdException w:name="Medium List 2 Accent 6" w:semiHidden="0" w:uiPriority="66" w:unhideWhenUsed="0"/>
-    <w:lsdException w:name="Medium Grid 1 Accent 6" w:semiHidden="0" w:uiPriority="67" w:unhideWhenUsed="0"/>
-    <w:lsdException w:name="Medium Grid 2 Accent 6" w:semiHidden="0" w:uiPriority="68" w:unhideWhenUsed="0"/>
-    <w:lsdException w:name="Medium Grid 3 Accent 6" w:semiHidden="0" w:uiPriority="69" w:unhideWhenUsed="0"/>
-    <w:lsdException w:name="Dark List Accent 6" w:semiHidden="0" w:uiPriority="70" w:unhideWhenUsed="0"/>
-    <w:lsdException w:name="Colorful Shading Accent 6" w:semiHidden="0" w:uiPriority="71" w:unhideWhenUsed="0"/>
-    <w:lsdException w:name="Colorful List Accent 6" w:semiHidden="0" w:uiPriority="72" w:unhideWhenUsed="0"/>
-    <w:lsdException w:name="Colorful Grid Accent 6" w:semiHidden="0" w:uiPriority="73" w:unhideWhenUsed="0"/>
+  <w:latentStyles w:count="260" w:defQFormat="0" w:defUnhideWhenUsed="1" w:defSemiHidden="1" w:defUIPriority="99" w:defLockedState="0">
+    <w:lsdException w:qFormat="1" w:unhideWhenUsed="0" w:uiPriority="0" w:semiHidden="0" w:name="Normal"/>
+    <w:lsdException w:qFormat="1" w:unhideWhenUsed="0" w:uiPriority="0" w:semiHidden="0" w:name="heading 1"/>
+    <w:lsdException w:qFormat="1" w:uiPriority="0" w:semiHidden="0" w:name="heading 2"/>
+    <w:lsdException w:qFormat="1" w:uiPriority="0" w:name="heading 3"/>
+    <w:lsdException w:qFormat="1" w:uiPriority="0" w:semiHidden="0" w:name="heading 4"/>
+    <w:lsdException w:qFormat="1" w:uiPriority="0" w:name="heading 5"/>
+    <w:lsdException w:qFormat="1" w:uiPriority="0" w:name="heading 6"/>
+    <w:lsdException w:qFormat="1" w:uiPriority="0" w:name="heading 7"/>
+    <w:lsdException w:qFormat="1" w:uiPriority="0" w:name="heading 8"/>
+    <w:lsdException w:qFormat="1" w:uiPriority="0" w:name="heading 9"/>
+    <w:lsdException w:unhideWhenUsed="0" w:uiPriority="0" w:semiHidden="0" w:name="index 1"/>
+    <w:lsdException w:unhideWhenUsed="0" w:uiPriority="0" w:semiHidden="0" w:name="index 2"/>
+    <w:lsdException w:unhideWhenUsed="0" w:uiPriority="0" w:semiHidden="0" w:name="index 3"/>
+    <w:lsdException w:unhideWhenUsed="0" w:uiPriority="0" w:semiHidden="0" w:name="index 4"/>
+    <w:lsdException w:unhideWhenUsed="0" w:uiPriority="0" w:semiHidden="0" w:name="index 5"/>
+    <w:lsdException w:unhideWhenUsed="0" w:uiPriority="0" w:semiHidden="0" w:name="index 6"/>
+    <w:lsdException w:unhideWhenUsed="0" w:uiPriority="0" w:semiHidden="0" w:name="index 7"/>
+    <w:lsdException w:unhideWhenUsed="0" w:uiPriority="0" w:semiHidden="0" w:name="index 8"/>
+    <w:lsdException w:unhideWhenUsed="0" w:uiPriority="0" w:semiHidden="0" w:name="index 9"/>
+    <w:lsdException w:qFormat="1" w:unhideWhenUsed="0" w:uiPriority="0" w:semiHidden="0" w:name="toc 1"/>
+    <w:lsdException w:qFormat="1" w:unhideWhenUsed="0" w:uiPriority="0" w:semiHidden="0" w:name="toc 2"/>
+    <w:lsdException w:qFormat="1" w:unhideWhenUsed="0" w:uiPriority="0" w:semiHidden="0" w:name="toc 3"/>
+    <w:lsdException w:unhideWhenUsed="0" w:uiPriority="0" w:semiHidden="0" w:name="toc 4"/>
+    <w:lsdException w:unhideWhenUsed="0" w:uiPriority="0" w:semiHidden="0" w:name="toc 5"/>
+    <w:lsdException w:unhideWhenUsed="0" w:uiPriority="0" w:semiHidden="0" w:name="toc 6"/>
+    <w:lsdException w:unhideWhenUsed="0" w:uiPriority="0" w:semiHidden="0" w:name="toc 7"/>
+    <w:lsdException w:unhideWhenUsed="0" w:uiPriority="0" w:semiHidden="0" w:name="toc 8"/>
+    <w:lsdException w:unhideWhenUsed="0" w:uiPriority="0" w:semiHidden="0" w:name="toc 9"/>
+    <w:lsdException w:unhideWhenUsed="0" w:uiPriority="0" w:semiHidden="0" w:name="Normal Indent"/>
+    <w:lsdException w:unhideWhenUsed="0" w:uiPriority="0" w:semiHidden="0" w:name="footnote text"/>
+    <w:lsdException w:qFormat="1" w:unhideWhenUsed="0" w:uiPriority="0" w:semiHidden="0" w:name="annotation text"/>
+    <w:lsdException w:qFormat="1" w:unhideWhenUsed="0" w:uiPriority="0" w:semiHidden="0" w:name="header"/>
+    <w:lsdException w:qFormat="1" w:unhideWhenUsed="0" w:uiPriority="0" w:semiHidden="0" w:name="footer"/>
+    <w:lsdException w:unhideWhenUsed="0" w:uiPriority="0" w:semiHidden="0" w:name="index heading"/>
+    <w:lsdException w:qFormat="1" w:uiPriority="0" w:name="caption"/>
+    <w:lsdException w:unhideWhenUsed="0" w:uiPriority="0" w:semiHidden="0" w:name="table of figures"/>
+    <w:lsdException w:unhideWhenUsed="0" w:uiPriority="0" w:semiHidden="0" w:name="envelope address"/>
+    <w:lsdException w:unhideWhenUsed="0" w:uiPriority="0" w:semiHidden="0" w:name="envelope return"/>
+    <w:lsdException w:unhideWhenUsed="0" w:uiPriority="0" w:semiHidden="0" w:name="footnote reference"/>
+    <w:lsdException w:unhideWhenUsed="0" w:uiPriority="0" w:semiHidden="0" w:name="annotation reference"/>
+    <w:lsdException w:unhideWhenUsed="0" w:uiPriority="0" w:semiHidden="0" w:name="line number"/>
+    <w:lsdException w:unhideWhenUsed="0" w:uiPriority="0" w:semiHidden="0" w:name="page number"/>
+    <w:lsdException w:unhideWhenUsed="0" w:uiPriority="0" w:semiHidden="0" w:name="endnote reference"/>
+    <w:lsdException w:unhideWhenUsed="0" w:uiPriority="0" w:semiHidden="0" w:name="endnote text"/>
+    <w:lsdException w:unhideWhenUsed="0" w:uiPriority="0" w:semiHidden="0" w:name="table of authorities"/>
+    <w:lsdException w:unhideWhenUsed="0" w:uiPriority="0" w:semiHidden="0" w:name="macro"/>
+    <w:lsdException w:unhideWhenUsed="0" w:uiPriority="0" w:semiHidden="0" w:name="toa heading"/>
+    <w:lsdException w:unhideWhenUsed="0" w:uiPriority="0" w:semiHidden="0" w:name="List"/>
+    <w:lsdException w:unhideWhenUsed="0" w:uiPriority="0" w:semiHidden="0" w:name="List Bullet"/>
+    <w:lsdException w:unhideWhenUsed="0" w:uiPriority="0" w:semiHidden="0" w:name="List Number"/>
+    <w:lsdException w:unhideWhenUsed="0" w:uiPriority="0" w:semiHidden="0" w:name="List 2"/>
+    <w:lsdException w:unhideWhenUsed="0" w:uiPriority="0" w:semiHidden="0" w:name="List 3"/>
+    <w:lsdException w:unhideWhenUsed="0" w:uiPriority="0" w:semiHidden="0" w:name="List 4"/>
+    <w:lsdException w:unhideWhenUsed="0" w:uiPriority="0" w:semiHidden="0" w:name="List 5"/>
+    <w:lsdException w:unhideWhenUsed="0" w:uiPriority="0" w:semiHidden="0" w:name="List Bullet 2"/>
+    <w:lsdException w:unhideWhenUsed="0" w:uiPriority="0" w:semiHidden="0" w:name="List Bullet 3"/>
+    <w:lsdException w:unhideWhenUsed="0" w:uiPriority="0" w:semiHidden="0" w:name="List Bullet 4"/>
+    <w:lsdException w:unhideWhenUsed="0" w:uiPriority="0" w:semiHidden="0" w:name="List Bullet 5"/>
+    <w:lsdException w:unhideWhenUsed="0" w:uiPriority="0" w:semiHidden="0" w:name="List Number 2"/>
+    <w:lsdException w:unhideWhenUsed="0" w:uiPriority="0" w:semiHidden="0" w:name="List Number 3"/>
+    <w:lsdException w:unhideWhenUsed="0" w:uiPriority="0" w:semiHidden="0" w:name="List Number 4"/>
+    <w:lsdException w:unhideWhenUsed="0" w:uiPriority="0" w:semiHidden="0" w:name="List Number 5"/>
+    <w:lsdException w:qFormat="1" w:unhideWhenUsed="0" w:uiPriority="0" w:semiHidden="0" w:name="Title"/>
+    <w:lsdException w:unhideWhenUsed="0" w:uiPriority="0" w:semiHidden="0" w:name="Closing"/>
+    <w:lsdException w:unhideWhenUsed="0" w:uiPriority="0" w:semiHidden="0" w:name="Signature"/>
+    <w:lsdException w:qFormat="1" w:unhideWhenUsed="0" w:uiPriority="0" w:name="Default Paragraph Font"/>
+    <w:lsdException w:qFormat="1" w:unhideWhenUsed="0" w:uiPriority="0" w:name="Body Text"/>
+    <w:lsdException w:unhideWhenUsed="0" w:uiPriority="0" w:semiHidden="0" w:name="Body Text Indent"/>
+    <w:lsdException w:unhideWhenUsed="0" w:uiPriority="0" w:semiHidden="0" w:name="List Continue"/>
+    <w:lsdException w:unhideWhenUsed="0" w:uiPriority="0" w:semiHidden="0" w:name="List Continue 2"/>
+    <w:lsdException w:unhideWhenUsed="0" w:uiPriority="0" w:semiHidden="0" w:name="List Continue 3"/>
+    <w:lsdException w:unhideWhenUsed="0" w:uiPriority="0" w:semiHidden="0" w:name="List Continue 4"/>
+    <w:lsdException w:unhideWhenUsed="0" w:uiPriority="0" w:semiHidden="0" w:name="List Continue 5"/>
+    <w:lsdException w:unhideWhenUsed="0" w:uiPriority="0" w:semiHidden="0" w:name="Message Header"/>
+    <w:lsdException w:qFormat="1" w:unhideWhenUsed="0" w:uiPriority="0" w:semiHidden="0" w:name="Subtitle"/>
+    <w:lsdException w:unhideWhenUsed="0" w:uiPriority="0" w:semiHidden="0" w:name="Salutation"/>
+    <w:lsdException w:unhideWhenUsed="0" w:uiPriority="0" w:semiHidden="0" w:name="Date"/>
+    <w:lsdException w:unhideWhenUsed="0" w:uiPriority="0" w:semiHidden="0" w:name="Body Text First Indent"/>
+    <w:lsdException w:unhideWhenUsed="0" w:uiPriority="0" w:semiHidden="0" w:name="Body Text First Indent 2"/>
+    <w:lsdException w:uiPriority="99" w:name="Note Heading"/>
+    <w:lsdException w:unhideWhenUsed="0" w:uiPriority="0" w:semiHidden="0" w:name="Body Text 2"/>
+    <w:lsdException w:unhideWhenUsed="0" w:uiPriority="0" w:semiHidden="0" w:name="Body Text 3"/>
+    <w:lsdException w:unhideWhenUsed="0" w:uiPriority="0" w:semiHidden="0" w:name="Body Text Indent 2"/>
+    <w:lsdException w:unhideWhenUsed="0" w:uiPriority="0" w:semiHidden="0" w:name="Body Text Indent 3"/>
+    <w:lsdException w:unhideWhenUsed="0" w:uiPriority="0" w:semiHidden="0" w:name="Block Text"/>
+    <w:lsdException w:unhideWhenUsed="0" w:uiPriority="0" w:semiHidden="0" w:name="Hyperlink"/>
+    <w:lsdException w:unhideWhenUsed="0" w:uiPriority="0" w:semiHidden="0" w:name="FollowedHyperlink"/>
+    <w:lsdException w:qFormat="1" w:unhideWhenUsed="0" w:uiPriority="0" w:semiHidden="0" w:name="Strong"/>
+    <w:lsdException w:qFormat="1" w:unhideWhenUsed="0" w:uiPriority="0" w:semiHidden="0" w:name="Emphasis"/>
+    <w:lsdException w:unhideWhenUsed="0" w:uiPriority="0" w:semiHidden="0" w:name="Document Map"/>
+    <w:lsdException w:unhideWhenUsed="0" w:uiPriority="0" w:semiHidden="0" w:name="Plain Text"/>
+    <w:lsdException w:unhideWhenUsed="0" w:uiPriority="0" w:semiHidden="0" w:name="E-mail Signature"/>
+    <w:lsdException w:qFormat="1" w:unhideWhenUsed="0" w:uiPriority="0" w:semiHidden="0" w:name="Normal (Web)"/>
+    <w:lsdException w:unhideWhenUsed="0" w:uiPriority="0" w:semiHidden="0" w:name="HTML Acronym"/>
+    <w:lsdException w:unhideWhenUsed="0" w:uiPriority="0" w:semiHidden="0" w:name="HTML Address"/>
+    <w:lsdException w:unhideWhenUsed="0" w:uiPriority="0" w:semiHidden="0" w:name="HTML Cite"/>
+    <w:lsdException w:unhideWhenUsed="0" w:uiPriority="0" w:semiHidden="0" w:name="HTML Code"/>
+    <w:lsdException w:unhideWhenUsed="0" w:uiPriority="0" w:semiHidden="0" w:name="HTML Definition"/>
+    <w:lsdException w:unhideWhenUsed="0" w:uiPriority="0" w:semiHidden="0" w:name="HTML Keyboard"/>
+    <w:lsdException w:unhideWhenUsed="0" w:uiPriority="0" w:semiHidden="0" w:name="HTML Preformatted"/>
+    <w:lsdException w:unhideWhenUsed="0" w:uiPriority="0" w:semiHidden="0" w:name="HTML Sample"/>
+    <w:lsdException w:unhideWhenUsed="0" w:uiPriority="0" w:semiHidden="0" w:name="HTML Typewriter"/>
+    <w:lsdException w:unhideWhenUsed="0" w:uiPriority="0" w:semiHidden="0" w:name="HTML Variable"/>
+    <w:lsdException w:qFormat="1" w:unhideWhenUsed="0" w:uiPriority="0" w:name="Normal Table"/>
+    <w:lsdException w:unhideWhenUsed="0" w:uiPriority="0" w:semiHidden="0" w:name="annotation subject"/>
+    <w:lsdException w:unhideWhenUsed="0" w:uiPriority="0" w:semiHidden="0" w:name="Table Simple 1"/>
+    <w:lsdException w:unhideWhenUsed="0" w:uiPriority="0" w:semiHidden="0" w:name="Table Simple 2"/>
+    <w:lsdException w:unhideWhenUsed="0" w:uiPriority="0" w:semiHidden="0" w:name="Table Simple 3"/>
+    <w:lsdException w:unhideWhenUsed="0" w:uiPriority="0" w:semiHidden="0" w:name="Table Classic 1"/>
+    <w:lsdException w:unhideWhenUsed="0" w:uiPriority="0" w:semiHidden="0" w:name="Table Classic 2"/>
+    <w:lsdException w:unhideWhenUsed="0" w:uiPriority="0" w:semiHidden="0" w:name="Table Classic 3"/>
+    <w:lsdException w:unhideWhenUsed="0" w:uiPriority="0" w:semiHidden="0" w:name="Table Classic 4"/>
+    <w:lsdException w:unhideWhenUsed="0" w:uiPriority="0" w:semiHidden="0" w:name="Table Colorful 1"/>
+    <w:lsdException w:unhideWhenUsed="0" w:uiPriority="0" w:semiHidden="0" w:name="Table Colorful 2"/>
+    <w:lsdException w:unhideWhenUsed="0" w:uiPriority="0" w:semiHidden="0" w:name="Table Colorful 3"/>
+    <w:lsdException w:unhideWhenUsed="0" w:uiPriority="0" w:semiHidden="0" w:name="Table Columns 1"/>
+    <w:lsdException w:unhideWhenUsed="0" w:uiPriority="0" w:semiHidden="0" w:name="Table Columns 2"/>
+    <w:lsdException w:unhideWhenUsed="0" w:uiPriority="0" w:semiHidden="0" w:name="Table Columns 3"/>
+    <w:lsdException w:unhideWhenUsed="0" w:uiPriority="0" w:semiHidden="0" w:name="Table Columns 4"/>
+    <w:lsdException w:unhideWhenUsed="0" w:uiPriority="0" w:semiHidden="0" w:name="Table Columns 5"/>
+    <w:lsdException w:unhideWhenUsed="0" w:uiPriority="0" w:semiHidden="0" w:name="Table Grid 1"/>
+    <w:lsdException w:unhideWhenUsed="0" w:uiPriority="0" w:semiHidden="0" w:name="Table Grid 2"/>
+    <w:lsdException w:unhideWhenUsed="0" w:uiPriority="0" w:semiHidden="0" w:name="Table Grid 3"/>
+    <w:lsdException w:unhideWhenUsed="0" w:uiPriority="0" w:semiHidden="0" w:name="Table Grid 4"/>
+    <w:lsdException w:unhideWhenUsed="0" w:uiPriority="0" w:semiHidden="0" w:name="Table Grid 5"/>
+    <w:lsdException w:unhideWhenUsed="0" w:uiPriority="0" w:semiHidden="0" w:name="Table Grid 6"/>
+    <w:lsdException w:unhideWhenUsed="0" w:uiPriority="0" w:semiHidden="0" w:name="Table Grid 7"/>
+    <w:lsdException w:unhideWhenUsed="0" w:uiPriority="0" w:semiHidden="0" w:name="Table Grid 8"/>
+    <w:lsdException w:unhideWhenUsed="0" w:uiPriority="0" w:semiHidden="0" w:name="Table List 1"/>
+    <w:lsdException w:unhideWhenUsed="0" w:uiPriority="0" w:semiHidden="0" w:name="Table List 2"/>
+    <w:lsdException w:unhideWhenUsed="0" w:uiPriority="0" w:semiHidden="0" w:name="Table List 3"/>
+    <w:lsdException w:unhideWhenUsed="0" w:uiPriority="0" w:semiHidden="0" w:name="Table List 4"/>
+    <w:lsdException w:unhideWhenUsed="0" w:uiPriority="0" w:semiHidden="0" w:name="Table List 5"/>
+    <w:lsdException w:unhideWhenUsed="0" w:uiPriority="0" w:semiHidden="0" w:name="Table List 6"/>
+    <w:lsdException w:unhideWhenUsed="0" w:uiPriority="0" w:semiHidden="0" w:name="Table List 7"/>
+    <w:lsdException w:unhideWhenUsed="0" w:uiPriority="0" w:semiHidden="0" w:name="Table List 8"/>
+    <w:lsdException w:unhideWhenUsed="0" w:uiPriority="0" w:semiHidden="0" w:name="Table 3D effects 1"/>
+    <w:lsdException w:unhideWhenUsed="0" w:uiPriority="0" w:semiHidden="0" w:name="Table 3D effects 2"/>
+    <w:lsdException w:unhideWhenUsed="0" w:uiPriority="0" w:semiHidden="0" w:name="Table 3D effects 3"/>
+    <w:lsdException w:unhideWhenUsed="0" w:uiPriority="0" w:semiHidden="0" w:name="Table Contemporary"/>
+    <w:lsdException w:unhideWhenUsed="0" w:uiPriority="0" w:semiHidden="0" w:name="Table Elegant"/>
+    <w:lsdException w:unhideWhenUsed="0" w:uiPriority="0" w:semiHidden="0" w:name="Table Professional"/>
+    <w:lsdException w:unhideWhenUsed="0" w:uiPriority="0" w:semiHidden="0" w:name="Table Subtle 1"/>
+    <w:lsdException w:unhideWhenUsed="0" w:uiPriority="0" w:semiHidden="0" w:name="Table Subtle 2"/>
+    <w:lsdException w:unhideWhenUsed="0" w:uiPriority="0" w:semiHidden="0" w:name="Table Web 1"/>
+    <w:lsdException w:unhideWhenUsed="0" w:uiPriority="0" w:semiHidden="0" w:name="Table Web 2"/>
+    <w:lsdException w:unhideWhenUsed="0" w:uiPriority="0" w:semiHidden="0" w:name="Table Web 3"/>
+    <w:lsdException w:unhideWhenUsed="0" w:uiPriority="0" w:semiHidden="0" w:name="Balloon Text"/>
+    <w:lsdException w:qFormat="1" w:unhideWhenUsed="0" w:uiPriority="0" w:semiHidden="0" w:name="Table Grid"/>
+    <w:lsdException w:unhideWhenUsed="0" w:uiPriority="0" w:semiHidden="0" w:name="Table Theme"/>
+    <w:lsdException w:unhideWhenUsed="0" w:uiPriority="60" w:semiHidden="0" w:name="Light Shading"/>
+    <w:lsdException w:unhideWhenUsed="0" w:uiPriority="61" w:semiHidden="0" w:name="Light List"/>
+    <w:lsdException w:unhideWhenUsed="0" w:uiPriority="62" w:semiHidden="0" w:name="Light Grid"/>
+    <w:lsdException w:unhideWhenUsed="0" w:uiPriority="63" w:semiHidden="0" w:name="Medium Shading 1"/>
+    <w:lsdException w:unhideWhenUsed="0" w:uiPriority="64" w:semiHidden="0" w:name="Medium Shading 2"/>
+    <w:lsdException w:unhideWhenUsed="0" w:uiPriority="65" w:semiHidden="0" w:name="Medium List 1"/>
+    <w:lsdException w:unhideWhenUsed="0" w:uiPriority="66" w:semiHidden="0" w:name="Medium List 2"/>
+    <w:lsdException w:unhideWhenUsed="0" w:uiPriority="67" w:semiHidden="0" w:name="Medium Grid 1"/>
+    <w:lsdException w:unhideWhenUsed="0" w:uiPriority="68" w:semiHidden="0" w:name="Medium Grid 2"/>
+    <w:lsdException w:unhideWhenUsed="0" w:uiPriority="69" w:semiHidden="0" w:name="Medium Grid 3"/>
+    <w:lsdException w:unhideWhenUsed="0" w:uiPriority="70" w:semiHidden="0" w:name="Dark List"/>
+    <w:lsdException w:unhideWhenUsed="0" w:uiPriority="71" w:semiHidden="0" w:name="Colorful Shading"/>
+    <w:lsdException w:unhideWhenUsed="0" w:uiPriority="72" w:semiHidden="0" w:name="Colorful List"/>
+    <w:lsdException w:unhideWhenUsed="0" w:uiPriority="73" w:semiHidden="0" w:name="Colorful Grid"/>
+    <w:lsdException w:unhideWhenUsed="0" w:uiPriority="60" w:semiHidden="0" w:name="Light Shading Accent 1"/>
+    <w:lsdException w:unhideWhenUsed="0" w:uiPriority="61" w:semiHidden="0" w:name="Light List Accent 1"/>
+    <w:lsdException w:unhideWhenUsed="0" w:uiPriority="62" w:semiHidden="0" w:name="Light Grid Accent 1"/>
+    <w:lsdException w:unhideWhenUsed="0" w:uiPriority="63" w:semiHidden="0" w:name="Medium Shading 1 Accent 1"/>
+    <w:lsdException w:unhideWhenUsed="0" w:uiPriority="64" w:semiHidden="0" w:name="Medium Shading 2 Accent 1"/>
+    <w:lsdException w:unhideWhenUsed="0" w:uiPriority="65" w:semiHidden="0" w:name="Medium List 1 Accent 1"/>
+    <w:lsdException w:unhideWhenUsed="0" w:uiPriority="66" w:semiHidden="0" w:name="Medium List 2 Accent 1"/>
+    <w:lsdException w:unhideWhenUsed="0" w:uiPriority="67" w:semiHidden="0" w:name="Medium Grid 1 Accent 1"/>
+    <w:lsdException w:unhideWhenUsed="0" w:uiPriority="68" w:semiHidden="0" w:name="Medium Grid 2 Accent 1"/>
+    <w:lsdException w:unhideWhenUsed="0" w:uiPriority="69" w:semiHidden="0" w:name="Medium Grid 3 Accent 1"/>
+    <w:lsdException w:unhideWhenUsed="0" w:uiPriority="70" w:semiHidden="0" w:name="Dark List Accent 1"/>
+    <w:lsdException w:unhideWhenUsed="0" w:uiPriority="71" w:semiHidden="0" w:name="Colorful Shading Accent 1"/>
+    <w:lsdException w:unhideWhenUsed="0" w:uiPriority="72" w:semiHidden="0" w:name="Colorful List Accent 1"/>
+    <w:lsdException w:unhideWhenUsed="0" w:uiPriority="73" w:semiHidden="0" w:name="Colorful Grid Accent 1"/>
+    <w:lsdException w:unhideWhenUsed="0" w:uiPriority="60" w:semiHidden="0" w:name="Light Shading Accent 2"/>
+    <w:lsdException w:unhideWhenUsed="0" w:uiPriority="61" w:semiHidden="0" w:name="Light List Accent 2"/>
+    <w:lsdException w:unhideWhenUsed="0" w:uiPriority="62" w:semiHidden="0" w:name="Light Grid Accent 2"/>
+    <w:lsdException w:unhideWhenUsed="0" w:uiPriority="63" w:semiHidden="0" w:name="Medium Shading 1 Accent 2"/>
+    <w:lsdException w:unhideWhenUsed="0" w:uiPriority="64" w:semiHidden="0" w:name="Medium Shading 2 Accent 2"/>
+    <w:lsdException w:unhideWhenUsed="0" w:uiPriority="65" w:semiHidden="0" w:name="Medium List 1 Accent 2"/>
+    <w:lsdException w:unhideWhenUsed="0" w:uiPriority="66" w:semiHidden="0" w:name="Medium List 2 Accent 2"/>
+    <w:lsdException w:unhideWhenUsed="0" w:uiPriority="67" w:semiHidden="0" w:name="Medium Grid 1 Accent 2"/>
+    <w:lsdException w:unhideWhenUsed="0" w:uiPriority="68" w:semiHidden="0" w:name="Medium Grid 2 Accent 2"/>
+    <w:lsdException w:unhideWhenUsed="0" w:uiPriority="69" w:semiHidden="0" w:name="Medium Grid 3 Accent 2"/>
+    <w:lsdException w:unhideWhenUsed="0" w:uiPriority="70" w:semiHidden="0" w:name="Dark List Accent 2"/>
+    <w:lsdException w:unhideWhenUsed="0" w:uiPriority="71" w:semiHidden="0" w:name="Colorful Shading Accent 2"/>
+    <w:lsdException w:unhideWhenUsed="0" w:uiPriority="72" w:semiHidden="0" w:name="Colorful List Accent 2"/>
+    <w:lsdException w:unhideWhenUsed="0" w:uiPriority="73" w:semiHidden="0" w:name="Colorful Grid Accent 2"/>
+    <w:lsdException w:unhideWhenUsed="0" w:uiPriority="60" w:semiHidden="0" w:name="Light Shading Accent 3"/>
+    <w:lsdException w:unhideWhenUsed="0" w:uiPriority="61" w:semiHidden="0" w:name="Light List Accent 3"/>
+    <w:lsdException w:unhideWhenUsed="0" w:uiPriority="62" w:semiHidden="0" w:name="Light Grid Accent 3"/>
+    <w:lsdException w:unhideWhenUsed="0" w:uiPriority="63" w:semiHidden="0" w:name="Medium Shading 1 Accent 3"/>
+    <w:lsdException w:unhideWhenUsed="0" w:uiPriority="64" w:semiHidden="0" w:name="Medium Shading 2 Accent 3"/>
+    <w:lsdException w:unhideWhenUsed="0" w:uiPriority="65" w:semiHidden="0" w:name="Medium List 1 Accent 3"/>
+    <w:lsdException w:unhideWhenUsed="0" w:uiPriority="66" w:semiHidden="0" w:name="Medium List 2 Accent 3"/>
+    <w:lsdException w:unhideWhenUsed="0" w:uiPriority="67" w:semiHidden="0" w:name="Medium Grid 1 Accent 3"/>
+    <w:lsdException w:unhideWhenUsed="0" w:uiPriority="68" w:semiHidden="0" w:name="Medium Grid 2 Accent 3"/>
+    <w:lsdException w:unhideWhenUsed="0" w:uiPriority="69" w:semiHidden="0" w:name="Medium Grid 3 Accent 3"/>
+    <w:lsdException w:unhideWhenUsed="0" w:uiPriority="70" w:semiHidden="0" w:name="Dark List Accent 3"/>
+    <w:lsdException w:unhideWhenUsed="0" w:uiPriority="71" w:semiHidden="0" w:name="Colorful Shading Accent 3"/>
+    <w:lsdException w:unhideWhenUsed="0" w:uiPriority="72" w:semiHidden="0" w:name="Colorful List Accent 3"/>
+    <w:lsdException w:unhideWhenUsed="0" w:uiPriority="73" w:semiHidden="0" w:name="Colorful Grid Accent 3"/>
+    <w:lsdException w:unhideWhenUsed="0" w:uiPriority="60" w:semiHidden="0" w:name="Light Shading Accent 4"/>
+    <w:lsdException w:unhideWhenUsed="0" w:uiPriority="61" w:semiHidden="0" w:name="Light List Accent 4"/>
+    <w:lsdException w:unhideWhenUsed="0" w:uiPriority="62" w:semiHidden="0" w:name="Light Grid Accent 4"/>
+    <w:lsdException w:unhideWhenUsed="0" w:uiPriority="63" w:semiHidden="0" w:name="Medium Shading 1 Accent 4"/>
+    <w:lsdException w:unhideWhenUsed="0" w:uiPriority="64" w:semiHidden="0" w:name="Medium Shading 2 Accent 4"/>
+    <w:lsdException w:unhideWhenUsed="0" w:uiPriority="65" w:semiHidden="0" w:name="Medium List 1 Accent 4"/>
+    <w:lsdException w:unhideWhenUsed="0" w:uiPriority="66" w:semiHidden="0" w:name="Medium List 2 Accent 4"/>
+    <w:lsdException w:unhideWhenUsed="0" w:uiPriority="67" w:semiHidden="0" w:name="Medium Grid 1 Accent 4"/>
+    <w:lsdException w:unhideWhenUsed="0" w:uiPriority="68" w:semiHidden="0" w:name="Medium Grid 2 Accent 4"/>
+    <w:lsdException w:unhideWhenUsed="0" w:uiPriority="69" w:semiHidden="0" w:name="Medium Grid 3 Accent 4"/>
+    <w:lsdException w:unhideWhenUsed="0" w:uiPriority="70" w:semiHidden="0" w:name="Dark List Accent 4"/>
+    <w:lsdException w:unhideWhenUsed="0" w:uiPriority="71" w:semiHidden="0" w:name="Colorful Shading Accent 4"/>
+    <w:lsdException w:unhideWhenUsed="0" w:uiPriority="72" w:semiHidden="0" w:name="Colorful List Accent 4"/>
+    <w:lsdException w:unhideWhenUsed="0" w:uiPriority="73" w:semiHidden="0" w:name="Colorful Grid Accent 4"/>
+    <w:lsdException w:unhideWhenUsed="0" w:uiPriority="60" w:semiHidden="0" w:name="Light Shading Accent 5"/>
+    <w:lsdException w:unhideWhenUsed="0" w:uiPriority="61" w:semiHidden="0" w:name="Light List Accent 5"/>
+    <w:lsdException w:unhideWhenUsed="0" w:uiPriority="62" w:semiHidden="0" w:name="Light Grid Accent 5"/>
+    <w:lsdException w:unhideWhenUsed="0" w:uiPriority="63" w:semiHidden="0" w:name="Medium Shading 1 Accent 5"/>
+    <w:lsdException w:unhideWhenUsed="0" w:uiPriority="64" w:semiHidden="0" w:name="Medium Shading 2 Accent 5"/>
+    <w:lsdException w:unhideWhenUsed="0" w:uiPriority="65" w:semiHidden="0" w:name="Medium List 1 Accent 5"/>
+    <w:lsdException w:unhideWhenUsed="0" w:uiPriority="66" w:semiHidden="0" w:name="Medium List 2 Accent 5"/>
+    <w:lsdException w:unhideWhenUsed="0" w:uiPriority="67" w:semiHidden="0" w:name="Medium Grid 1 Accent 5"/>
+    <w:lsdException w:unhideWhenUsed="0" w:uiPriority="68" w:semiHidden="0" w:name="Medium Grid 2 Accent 5"/>
+    <w:lsdException w:unhideWhenUsed="0" w:uiPriority="69" w:semiHidden="0" w:name="Medium Grid 3 Accent 5"/>
+    <w:lsdException w:unhideWhenUsed="0" w:uiPriority="70" w:semiHidden="0" w:name="Dark List Accent 5"/>
+    <w:lsdException w:unhideWhenUsed="0" w:uiPriority="71" w:semiHidden="0" w:name="Colorful Shading Accent 5"/>
+    <w:lsdException w:unhideWhenUsed="0" w:uiPriority="72" w:semiHidden="0" w:name="Colorful List Accent 5"/>
+    <w:lsdException w:unhideWhenUsed="0" w:uiPriority="73" w:semiHidden="0" w:name="Colorful Grid Accent 5"/>
+    <w:lsdException w:unhideWhenUsed="0" w:uiPriority="60" w:semiHidden="0" w:name="Light Shading Accent 6"/>
+    <w:lsdException w:unhideWhenUsed="0" w:uiPriority="61" w:semiHidden="0" w:name="Light List Accent 6"/>
+    <w:lsdException w:unhideWhenUsed="0" w:uiPriority="62" w:semiHidden="0" w:name="Light Grid Accent 6"/>
+    <w:lsdException w:unhideWhenUsed="0" w:uiPriority="63" w:semiHidden="0" w:name="Medium Shading 1 Accent 6"/>
+    <w:lsdException w:unhideWhenUsed="0" w:uiPriority="64" w:semiHidden="0" w:name="Medium Shading 2 Accent 6"/>
+    <w:lsdException w:unhideWhenUsed="0" w:uiPriority="65" w:semiHidden="0" w:name="Medium List 1 Accent 6"/>
+    <w:lsdException w:unhideWhenUsed="0" w:uiPriority="66" w:semiHidden="0" w:name="Medium List 2 Accent 6"/>
+    <w:lsdException w:unhideWhenUsed="0" w:uiPriority="67" w:semiHidden="0" w:name="Medium Grid 1 Accent 6"/>
+    <w:lsdException w:unhideWhenUsed="0" w:uiPriority="68" w:semiHidden="0" w:name="Medium Grid 2 Accent 6"/>
+    <w:lsdException w:unhideWhenUsed="0" w:uiPriority="69" w:semiHidden="0" w:name="Medium Grid 3 Accent 6"/>
+    <w:lsdException w:unhideWhenUsed="0" w:uiPriority="70" w:semiHidden="0" w:name="Dark List Accent 6"/>
+    <w:lsdException w:unhideWhenUsed="0" w:uiPriority="71" w:semiHidden="0" w:name="Colorful Shading Accent 6"/>
+    <w:lsdException w:unhideWhenUsed="0" w:uiPriority="72" w:semiHidden="0" w:name="Colorful List Accent 6"/>
+    <w:lsdException w:unhideWhenUsed="0" w:uiPriority="73" w:semiHidden="0" w:name="Colorful Grid Accent 6"/>
   </w:latentStyles>
-  <w:style w:type="paragraph" w:default="1" w:styleId="Normal">
+  <w:style w:type="paragraph" w:default="1" w:styleId="1">
     <w:name w:val="Normal"/>
     <w:qFormat/>
+    <w:uiPriority w:val="0"/>
     <w:pPr>
       <w:kinsoku w:val="0"/>
       <w:autoSpaceDE w:val="0"/>
@@ -9178,7 +9487,7 @@
       <w:textAlignment w:val="baseline"/>
     </w:pPr>
     <w:rPr>
-      <w:rFonts w:ascii="Arial" w:eastAsia="宋体" w:hAnsi="Arial" w:cs="Arial"/>
+      <w:rFonts w:ascii="Arial" w:hAnsi="Arial" w:eastAsia="宋体" w:cs="Arial"/>
       <w:snapToGrid w:val="0"/>
       <w:color w:val="000000"/>
       <w:kern w:val="0"/>
@@ -9187,11 +9496,12 @@
       <w:lang w:val="en-US" w:eastAsia="en-US" w:bidi="ar-SA"/>
     </w:rPr>
   </w:style>
-  <w:style w:type="paragraph" w:styleId="Heading1">
+  <w:style w:type="paragraph" w:styleId="2">
     <w:name w:val="heading 1"/>
-    <w:basedOn w:val="Normal"/>
-    <w:next w:val="Normal"/>
+    <w:basedOn w:val="1"/>
+    <w:next w:val="1"/>
     <w:qFormat/>
+    <w:uiPriority w:val="0"/>
     <w:pPr>
       <w:keepNext/>
       <w:keepLines/>
@@ -9209,12 +9519,13 @@
       <w:sz w:val="44"/>
     </w:rPr>
   </w:style>
-  <w:style w:type="paragraph" w:styleId="Heading2">
+  <w:style w:type="paragraph" w:styleId="3">
     <w:name w:val="heading 2"/>
-    <w:basedOn w:val="Normal"/>
-    <w:next w:val="Normal"/>
+    <w:basedOn w:val="1"/>
+    <w:next w:val="1"/>
     <w:unhideWhenUsed/>
     <w:qFormat/>
+    <w:uiPriority w:val="0"/>
     <w:pPr>
       <w:keepNext/>
       <w:keepLines/>
@@ -9227,18 +9538,19 @@
       <w:outlineLvl w:val="1"/>
     </w:pPr>
     <w:rPr>
-      <w:rFonts w:ascii="Arial" w:eastAsia="黑体" w:hAnsi="Arial"/>
+      <w:rFonts w:ascii="Arial" w:hAnsi="Arial" w:eastAsia="黑体"/>
       <w:b/>
       <w:sz w:val="32"/>
     </w:rPr>
   </w:style>
-  <w:style w:type="paragraph" w:styleId="Heading3">
+  <w:style w:type="paragraph" w:styleId="4">
     <w:name w:val="heading 3"/>
-    <w:basedOn w:val="Normal"/>
-    <w:next w:val="Normal"/>
+    <w:basedOn w:val="1"/>
+    <w:next w:val="1"/>
     <w:semiHidden/>
     <w:unhideWhenUsed/>
     <w:qFormat/>
+    <w:uiPriority w:val="0"/>
     <w:pPr>
       <w:keepNext/>
       <w:keepLines/>
@@ -9255,12 +9567,13 @@
       <w:sz w:val="32"/>
     </w:rPr>
   </w:style>
-  <w:style w:type="paragraph" w:styleId="Heading4">
+  <w:style w:type="paragraph" w:styleId="5">
     <w:name w:val="heading 4"/>
-    <w:basedOn w:val="Normal"/>
-    <w:next w:val="Normal"/>
+    <w:basedOn w:val="1"/>
+    <w:next w:val="1"/>
     <w:unhideWhenUsed/>
     <w:qFormat/>
+    <w:uiPriority w:val="0"/>
     <w:pPr>
       <w:keepNext/>
       <w:keepLines/>
@@ -9273,18 +9586,19 @@
       <w:outlineLvl w:val="3"/>
     </w:pPr>
     <w:rPr>
-      <w:rFonts w:ascii="Arial" w:eastAsia="黑体" w:hAnsi="Arial"/>
+      <w:rFonts w:ascii="Arial" w:hAnsi="Arial" w:eastAsia="黑体"/>
       <w:b/>
       <w:sz w:val="28"/>
     </w:rPr>
   </w:style>
-  <w:style w:type="paragraph" w:styleId="Heading5">
+  <w:style w:type="paragraph" w:styleId="6">
     <w:name w:val="heading 5"/>
-    <w:basedOn w:val="Normal"/>
-    <w:next w:val="Normal"/>
+    <w:basedOn w:val="1"/>
+    <w:next w:val="1"/>
     <w:semiHidden/>
     <w:unhideWhenUsed/>
     <w:qFormat/>
+    <w:uiPriority w:val="0"/>
     <w:pPr>
       <w:keepNext/>
       <w:keepLines/>
@@ -9301,13 +9615,14 @@
       <w:sz w:val="28"/>
     </w:rPr>
   </w:style>
-  <w:style w:type="paragraph" w:styleId="Heading6">
+  <w:style w:type="paragraph" w:styleId="7">
     <w:name w:val="heading 6"/>
-    <w:basedOn w:val="Normal"/>
-    <w:next w:val="Normal"/>
+    <w:basedOn w:val="1"/>
+    <w:next w:val="1"/>
     <w:semiHidden/>
     <w:unhideWhenUsed/>
     <w:qFormat/>
+    <w:uiPriority w:val="0"/>
     <w:pPr>
       <w:keepNext/>
       <w:keepLines/>
@@ -9320,18 +9635,19 @@
       <w:outlineLvl w:val="5"/>
     </w:pPr>
     <w:rPr>
-      <w:rFonts w:ascii="Arial" w:eastAsia="黑体" w:hAnsi="Arial"/>
+      <w:rFonts w:ascii="Arial" w:hAnsi="Arial" w:eastAsia="黑体"/>
       <w:b/>
       <w:sz w:val="24"/>
     </w:rPr>
   </w:style>
-  <w:style w:type="paragraph" w:styleId="Heading7">
+  <w:style w:type="paragraph" w:styleId="8">
     <w:name w:val="heading 7"/>
-    <w:basedOn w:val="Normal"/>
-    <w:next w:val="Normal"/>
+    <w:basedOn w:val="1"/>
+    <w:next w:val="1"/>
     <w:semiHidden/>
     <w:unhideWhenUsed/>
     <w:qFormat/>
+    <w:uiPriority w:val="0"/>
     <w:pPr>
       <w:keepNext/>
       <w:keepLines/>
@@ -9348,13 +9664,14 @@
       <w:sz w:val="24"/>
     </w:rPr>
   </w:style>
-  <w:style w:type="paragraph" w:styleId="Heading8">
+  <w:style w:type="paragraph" w:styleId="9">
     <w:name w:val="heading 8"/>
-    <w:basedOn w:val="Normal"/>
-    <w:next w:val="Normal"/>
+    <w:basedOn w:val="1"/>
+    <w:next w:val="1"/>
     <w:semiHidden/>
     <w:unhideWhenUsed/>
     <w:qFormat/>
+    <w:uiPriority w:val="0"/>
     <w:pPr>
       <w:keepNext/>
       <w:keepLines/>
@@ -9367,17 +9684,18 @@
       <w:outlineLvl w:val="7"/>
     </w:pPr>
     <w:rPr>
-      <w:rFonts w:ascii="Arial" w:eastAsia="黑体" w:hAnsi="Arial"/>
+      <w:rFonts w:ascii="Arial" w:hAnsi="Arial" w:eastAsia="黑体"/>
       <w:sz w:val="24"/>
     </w:rPr>
   </w:style>
-  <w:style w:type="paragraph" w:styleId="Heading9">
+  <w:style w:type="paragraph" w:styleId="10">
     <w:name w:val="heading 9"/>
-    <w:basedOn w:val="Normal"/>
-    <w:next w:val="Normal"/>
+    <w:basedOn w:val="1"/>
+    <w:next w:val="1"/>
     <w:semiHidden/>
     <w:unhideWhenUsed/>
     <w:qFormat/>
+    <w:uiPriority w:val="0"/>
     <w:pPr>
       <w:keepNext/>
       <w:keepLines/>
@@ -9390,19 +9708,21 @@
       <w:outlineLvl w:val="8"/>
     </w:pPr>
     <w:rPr>
-      <w:rFonts w:ascii="Arial" w:eastAsia="黑体" w:hAnsi="Arial"/>
+      <w:rFonts w:ascii="Arial" w:hAnsi="Arial" w:eastAsia="黑体"/>
       <w:sz w:val="21"/>
     </w:rPr>
   </w:style>
-  <w:style w:type="character" w:default="1" w:styleId="DefaultParagraphFont">
+  <w:style w:type="character" w:default="1" w:styleId="22">
     <w:name w:val="Default Paragraph Font"/>
     <w:semiHidden/>
     <w:qFormat/>
+    <w:uiPriority w:val="0"/>
   </w:style>
-  <w:style w:type="table" w:default="1" w:styleId="TableNormal">
+  <w:style w:type="table" w:default="1" w:styleId="20">
     <w:name w:val="Normal Table"/>
     <w:semiHidden/>
     <w:qFormat/>
+    <w:uiPriority w:val="0"/>
     <w:tblPr>
       <w:tblCellMar>
         <w:top w:w="0" w:type="dxa"/>
@@ -9412,39 +9732,43 @@
       </w:tblCellMar>
     </w:tblPr>
   </w:style>
-  <w:style w:type="paragraph" w:styleId="CommentText">
+  <w:style w:type="paragraph" w:styleId="11">
     <w:name w:val="annotation text"/>
-    <w:basedOn w:val="Normal"/>
+    <w:basedOn w:val="1"/>
     <w:qFormat/>
+    <w:uiPriority w:val="0"/>
     <w:pPr>
       <w:jc w:val="left"/>
     </w:pPr>
   </w:style>
-  <w:style w:type="paragraph" w:styleId="BodyText">
+  <w:style w:type="paragraph" w:styleId="12">
     <w:name w:val="Body Text"/>
-    <w:basedOn w:val="Normal"/>
+    <w:basedOn w:val="1"/>
     <w:semiHidden/>
     <w:qFormat/>
+    <w:uiPriority w:val="0"/>
     <w:rPr>
-      <w:rFonts w:ascii="Arial" w:eastAsia="Arial" w:hAnsi="Arial" w:cs="Arial"/>
+      <w:rFonts w:ascii="Arial" w:hAnsi="Arial" w:eastAsia="Arial" w:cs="Arial"/>
       <w:sz w:val="21"/>
       <w:szCs w:val="21"/>
       <w:lang w:val="en-US" w:eastAsia="en-US" w:bidi="ar-SA"/>
     </w:rPr>
   </w:style>
-  <w:style w:type="paragraph" w:styleId="TOC3">
+  <w:style w:type="paragraph" w:styleId="13">
     <w:name w:val="toc 3"/>
-    <w:basedOn w:val="Normal"/>
-    <w:next w:val="Normal"/>
+    <w:basedOn w:val="1"/>
+    <w:next w:val="1"/>
     <w:qFormat/>
+    <w:uiPriority w:val="0"/>
     <w:pPr>
       <w:ind w:left="840" w:leftChars="400"/>
     </w:pPr>
   </w:style>
-  <w:style w:type="paragraph" w:styleId="Footer">
+  <w:style w:type="paragraph" w:styleId="14">
     <w:name w:val="footer"/>
-    <w:basedOn w:val="Normal"/>
+    <w:basedOn w:val="1"/>
     <w:qFormat/>
+    <w:uiPriority w:val="0"/>
     <w:pPr>
       <w:tabs>
         <w:tab w:val="center" w:pos="4153"/>
@@ -9457,16 +9781,17 @@
       <w:sz w:val="18"/>
     </w:rPr>
   </w:style>
-  <w:style w:type="paragraph" w:styleId="Header">
+  <w:style w:type="paragraph" w:styleId="15">
     <w:name w:val="header"/>
-    <w:basedOn w:val="Normal"/>
+    <w:basedOn w:val="1"/>
     <w:qFormat/>
+    <w:uiPriority w:val="0"/>
     <w:pPr>
       <w:pBdr>
-        <w:top w:val="nil"/>
-        <w:left w:val="nil"/>
-        <w:bottom w:val="nil"/>
-        <w:right w:val="nil"/>
+        <w:top w:val="none" w:color="auto" w:sz="0" w:space="0"/>
+        <w:left w:val="none" w:color="auto" w:sz="0" w:space="0"/>
+        <w:bottom w:val="none" w:color="auto" w:sz="0" w:space="0"/>
+        <w:right w:val="none" w:color="auto" w:sz="0" w:space="0"/>
       </w:pBdr>
       <w:tabs>
         <w:tab w:val="center" w:pos="4153"/>
@@ -9481,37 +9806,41 @@
       <w:sz w:val="18"/>
     </w:rPr>
   </w:style>
-  <w:style w:type="paragraph" w:styleId="TOC1">
+  <w:style w:type="paragraph" w:styleId="16">
     <w:name w:val="toc 1"/>
-    <w:basedOn w:val="Normal"/>
-    <w:next w:val="Normal"/>
+    <w:basedOn w:val="1"/>
+    <w:next w:val="1"/>
     <w:qFormat/>
+    <w:uiPriority w:val="0"/>
     <w:rPr>
-      <w:rFonts w:ascii="Arial" w:eastAsia="Microsoft JhengHei" w:hAnsi="Arial"/>
+      <w:rFonts w:ascii="Arial" w:hAnsi="Arial" w:eastAsia="Microsoft JhengHei"/>
       <w:sz w:val="24"/>
     </w:rPr>
   </w:style>
-  <w:style w:type="paragraph" w:styleId="TOC2">
+  <w:style w:type="paragraph" w:styleId="17">
     <w:name w:val="toc 2"/>
-    <w:basedOn w:val="Normal"/>
-    <w:next w:val="Normal"/>
+    <w:basedOn w:val="1"/>
+    <w:next w:val="1"/>
     <w:qFormat/>
+    <w:uiPriority w:val="0"/>
     <w:pPr>
       <w:ind w:left="420" w:leftChars="200"/>
     </w:pPr>
   </w:style>
-  <w:style w:type="paragraph" w:styleId="NormalWeb">
+  <w:style w:type="paragraph" w:styleId="18">
     <w:name w:val="Normal (Web)"/>
-    <w:basedOn w:val="Normal"/>
+    <w:basedOn w:val="1"/>
     <w:qFormat/>
+    <w:uiPriority w:val="0"/>
     <w:rPr>
       <w:sz w:val="24"/>
     </w:rPr>
   </w:style>
-  <w:style w:type="paragraph" w:styleId="Title">
+  <w:style w:type="paragraph" w:styleId="19">
     <w:name w:val="Title"/>
-    <w:basedOn w:val="Normal"/>
+    <w:basedOn w:val="1"/>
     <w:qFormat/>
+    <w:uiPriority w:val="0"/>
     <w:pPr>
       <w:spacing w:before="240" w:beforeLines="0" w:beforeAutospacing="0" w:after="60" w:afterLines="0" w:afterAutospacing="0"/>
       <w:jc w:val="center"/>
@@ -9523,68 +9852,73 @@
       <w:sz w:val="32"/>
     </w:rPr>
   </w:style>
-  <w:style w:type="table" w:styleId="TableGrid">
+  <w:style w:type="table" w:styleId="21">
     <w:name w:val="Table Grid"/>
-    <w:basedOn w:val="TableNormal"/>
+    <w:basedOn w:val="20"/>
     <w:qFormat/>
+    <w:uiPriority w:val="0"/>
     <w:pPr>
       <w:widowControl w:val="0"/>
       <w:jc w:val="both"/>
     </w:pPr>
     <w:tblPr>
       <w:tblBorders>
-        <w:top w:val="single" w:sz="4" w:space="0" w:color="auto"/>
-        <w:left w:val="single" w:sz="4" w:space="0" w:color="auto"/>
-        <w:bottom w:val="single" w:sz="4" w:space="0" w:color="auto"/>
-        <w:right w:val="single" w:sz="4" w:space="0" w:color="auto"/>
-        <w:insideH w:val="single" w:sz="4" w:space="0" w:color="auto"/>
-        <w:insideV w:val="single" w:sz="4" w:space="0" w:color="auto"/>
+        <w:top w:val="single" w:color="auto" w:sz="4" w:space="0"/>
+        <w:left w:val="single" w:color="auto" w:sz="4" w:space="0"/>
+        <w:bottom w:val="single" w:color="auto" w:sz="4" w:space="0"/>
+        <w:right w:val="single" w:color="auto" w:sz="4" w:space="0"/>
+        <w:insideH w:val="single" w:color="auto" w:sz="4" w:space="0"/>
+        <w:insideV w:val="single" w:color="auto" w:sz="4" w:space="0"/>
       </w:tblBorders>
     </w:tblPr>
   </w:style>
-  <w:style w:type="character" w:styleId="Strong">
+  <w:style w:type="character" w:styleId="23">
     <w:name w:val="Strong"/>
-    <w:basedOn w:val="DefaultParagraphFont"/>
+    <w:basedOn w:val="22"/>
     <w:qFormat/>
+    <w:uiPriority w:val="0"/>
     <w:rPr>
       <w:b/>
     </w:rPr>
   </w:style>
-  <w:style w:type="paragraph" w:customStyle="1" w:styleId="a">
+  <w:style w:type="paragraph" w:customStyle="1" w:styleId="24">
     <w:name w:val="柴_公司名"/>
-    <w:basedOn w:val="Title"/>
+    <w:basedOn w:val="19"/>
     <w:qFormat/>
+    <w:uiPriority w:val="0"/>
     <w:pPr>
       <w:spacing w:after="600" w:afterLines="600"/>
     </w:pPr>
     <w:rPr>
-      <w:rFonts w:ascii="宋体" w:eastAsia="宋体" w:hAnsi="宋体" w:cs="宋体" w:hint="eastAsia"/>
+      <w:rFonts w:hint="eastAsia" w:ascii="宋体" w:hAnsi="宋体" w:eastAsia="宋体" w:cs="宋体"/>
       <w:bCs/>
       <w:spacing w:val="-6"/>
       <w:sz w:val="52"/>
       <w:szCs w:val="52"/>
     </w:rPr>
   </w:style>
-  <w:style w:type="paragraph" w:customStyle="1" w:styleId="a0">
+  <w:style w:type="paragraph" w:customStyle="1" w:styleId="25">
     <w:name w:val="柴_文档名"/>
-    <w:basedOn w:val="Title"/>
+    <w:basedOn w:val="19"/>
     <w:qFormat/>
+    <w:uiPriority w:val="0"/>
     <w:pPr>
       <w:spacing w:after="900" w:afterLines="900"/>
     </w:pPr>
     <w:rPr>
-      <w:rFonts w:ascii="黑体" w:eastAsia="黑体" w:hAnsi="黑体" w:cs="黑体"/>
+      <w:rFonts w:ascii="黑体" w:hAnsi="黑体" w:eastAsia="黑体" w:cs="黑体"/>
       <w:bCs/>
       <w:spacing w:val="-7"/>
       <w:sz w:val="52"/>
       <w:szCs w:val="52"/>
     </w:rPr>
   </w:style>
-  <w:style w:type="table" w:customStyle="1" w:styleId="TableNormal0">
+  <w:style w:type="table" w:customStyle="1" w:styleId="26">
     <w:name w:val="Table Normal_0"/>
     <w:semiHidden/>
     <w:unhideWhenUsed/>
     <w:qFormat/>
+    <w:uiPriority w:val="0"/>
     <w:tblPr>
       <w:tblCellMar>
         <w:top w:w="0" w:type="dxa"/>
@@ -9594,81 +9928,87 @@
       </w:tblCellMar>
     </w:tblPr>
   </w:style>
-  <w:style w:type="paragraph" w:customStyle="1" w:styleId="TableText">
+  <w:style w:type="paragraph" w:customStyle="1" w:styleId="27">
     <w:name w:val="Table Text"/>
-    <w:basedOn w:val="Normal"/>
+    <w:basedOn w:val="1"/>
     <w:semiHidden/>
     <w:qFormat/>
+    <w:uiPriority w:val="0"/>
     <w:rPr>
-      <w:rFonts w:ascii="宋体" w:eastAsia="宋体" w:hAnsi="宋体" w:cs="宋体"/>
+      <w:rFonts w:ascii="宋体" w:hAnsi="宋体" w:eastAsia="宋体" w:cs="宋体"/>
       <w:sz w:val="21"/>
       <w:szCs w:val="21"/>
       <w:lang w:val="en-US" w:eastAsia="en-US" w:bidi="ar-SA"/>
     </w:rPr>
   </w:style>
-  <w:style w:type="paragraph" w:customStyle="1" w:styleId="1">
+  <w:style w:type="paragraph" w:customStyle="1" w:styleId="28">
     <w:name w:val="柴_标题1"/>
-    <w:basedOn w:val="Heading1"/>
-    <w:next w:val="a1"/>
-    <w:link w:val="1Char"/>
+    <w:basedOn w:val="2"/>
+    <w:next w:val="29"/>
+    <w:link w:val="38"/>
     <w:qFormat/>
+    <w:uiPriority w:val="0"/>
     <w:pPr>
       <w:spacing w:before="100" w:after="90" w:line="360" w:lineRule="auto"/>
     </w:pPr>
     <w:rPr>
-      <w:rFonts w:ascii="Arial" w:eastAsia="宋体" w:hAnsi="Arial"/>
+      <w:rFonts w:ascii="Arial" w:hAnsi="Arial" w:eastAsia="宋体"/>
       <w:sz w:val="32"/>
     </w:rPr>
   </w:style>
-  <w:style w:type="paragraph" w:customStyle="1" w:styleId="a1">
+  <w:style w:type="paragraph" w:customStyle="1" w:styleId="29">
     <w:name w:val="柴_正文"/>
-    <w:basedOn w:val="BodyText"/>
-    <w:link w:val="Char"/>
+    <w:basedOn w:val="12"/>
+    <w:link w:val="42"/>
     <w:qFormat/>
+    <w:uiPriority w:val="0"/>
     <w:pPr>
       <w:spacing w:line="360" w:lineRule="auto"/>
       <w:ind w:firstLine="470" w:firstLineChars="200"/>
     </w:pPr>
     <w:rPr>
-      <w:rFonts w:ascii="Arial" w:eastAsia="宋体" w:hAnsi="Arial"/>
+      <w:rFonts w:ascii="Arial" w:hAnsi="Arial" w:eastAsia="宋体"/>
       <w:sz w:val="24"/>
       <w:lang w:eastAsia="zh-CN"/>
     </w:rPr>
   </w:style>
-  <w:style w:type="paragraph" w:customStyle="1" w:styleId="2">
+  <w:style w:type="paragraph" w:customStyle="1" w:styleId="30">
     <w:name w:val="柴_标题2"/>
-    <w:basedOn w:val="Heading2"/>
-    <w:next w:val="a1"/>
+    <w:basedOn w:val="3"/>
+    <w:next w:val="29"/>
     <w:qFormat/>
+    <w:uiPriority w:val="0"/>
     <w:pPr>
       <w:spacing w:line="360" w:lineRule="auto"/>
     </w:pPr>
     <w:rPr>
-      <w:rFonts w:ascii="Arial" w:eastAsia="宋体" w:hAnsi="Arial"/>
+      <w:rFonts w:ascii="Arial" w:hAnsi="Arial" w:eastAsia="宋体"/>
       <w:sz w:val="28"/>
     </w:rPr>
   </w:style>
-  <w:style w:type="paragraph" w:customStyle="1" w:styleId="3">
+  <w:style w:type="paragraph" w:customStyle="1" w:styleId="31">
     <w:name w:val="柴_标题3"/>
-    <w:basedOn w:val="Heading3"/>
-    <w:next w:val="a1"/>
+    <w:basedOn w:val="4"/>
+    <w:next w:val="29"/>
     <w:qFormat/>
+    <w:uiPriority w:val="0"/>
     <w:pPr>
       <w:spacing w:line="360" w:lineRule="auto"/>
       <w:ind w:left="0" w:firstLine="472" w:firstLineChars="200"/>
     </w:pPr>
     <w:rPr>
-      <w:rFonts w:ascii="宋体" w:eastAsia="宋体" w:hAnsi="宋体" w:cs="宋体"/>
+      <w:rFonts w:ascii="宋体" w:hAnsi="宋体" w:eastAsia="宋体" w:cs="宋体"/>
       <w:spacing w:val="-2"/>
       <w:sz w:val="24"/>
       <w:szCs w:val="24"/>
     </w:rPr>
   </w:style>
-  <w:style w:type="paragraph" w:customStyle="1" w:styleId="a2">
+  <w:style w:type="paragraph" w:customStyle="1" w:styleId="32">
     <w:name w:val="柴_目录"/>
-    <w:basedOn w:val="Normal"/>
-    <w:next w:val="BodyText"/>
+    <w:basedOn w:val="1"/>
+    <w:next w:val="12"/>
     <w:qFormat/>
+    <w:uiPriority w:val="0"/>
     <w:pPr>
       <w:tabs>
         <w:tab w:val="right" w:leader="dot" w:pos="8442"/>
@@ -9676,59 +10016,64 @@
       <w:ind w:left="0" w:leftChars="0"/>
     </w:pPr>
     <w:rPr>
-      <w:rFonts w:ascii="Arial" w:eastAsia="Microsoft JhengHei" w:hAnsi="Arial"/>
+      <w:rFonts w:ascii="Arial" w:hAnsi="Arial" w:eastAsia="Microsoft JhengHei"/>
       <w:sz w:val="24"/>
     </w:rPr>
   </w:style>
-  <w:style w:type="paragraph" w:customStyle="1" w:styleId="WPSOffice1">
+  <w:style w:type="paragraph" w:customStyle="1" w:styleId="33">
     <w:name w:val="WPSOffice手动目录 1"/>
     <w:qFormat/>
+    <w:uiPriority w:val="0"/>
     <w:pPr>
       <w:ind w:leftChars="0"/>
     </w:pPr>
     <w:rPr>
-      <w:rFonts w:ascii="Times New Roman" w:eastAsia="宋体" w:hAnsi="Times New Roman" w:cs="Times New Roman"/>
+      <w:rFonts w:ascii="Times New Roman" w:hAnsi="Times New Roman" w:eastAsia="宋体" w:cs="Times New Roman"/>
       <w:sz w:val="20"/>
       <w:szCs w:val="20"/>
     </w:rPr>
   </w:style>
-  <w:style w:type="paragraph" w:customStyle="1" w:styleId="WPSOffice2">
+  <w:style w:type="paragraph" w:customStyle="1" w:styleId="34">
     <w:name w:val="WPSOffice手动目录 2"/>
     <w:qFormat/>
+    <w:uiPriority w:val="0"/>
     <w:pPr>
       <w:ind w:leftChars="200"/>
     </w:pPr>
     <w:rPr>
-      <w:rFonts w:ascii="Times New Roman" w:eastAsia="宋体" w:hAnsi="Times New Roman" w:cs="Times New Roman"/>
+      <w:rFonts w:ascii="Times New Roman" w:hAnsi="Times New Roman" w:eastAsia="宋体" w:cs="Times New Roman"/>
       <w:sz w:val="20"/>
       <w:szCs w:val="20"/>
     </w:rPr>
   </w:style>
-  <w:style w:type="paragraph" w:customStyle="1" w:styleId="WPSOffice3">
+  <w:style w:type="paragraph" w:customStyle="1" w:styleId="35">
     <w:name w:val="WPSOffice手动目录 3"/>
     <w:qFormat/>
+    <w:uiPriority w:val="0"/>
     <w:pPr>
       <w:ind w:leftChars="400"/>
     </w:pPr>
     <w:rPr>
-      <w:rFonts w:ascii="Times New Roman" w:eastAsia="宋体" w:hAnsi="Times New Roman" w:cs="Times New Roman"/>
+      <w:rFonts w:ascii="Times New Roman" w:hAnsi="Times New Roman" w:eastAsia="宋体" w:cs="Times New Roman"/>
       <w:sz w:val="20"/>
       <w:szCs w:val="20"/>
     </w:rPr>
   </w:style>
-  <w:style w:type="paragraph" w:customStyle="1" w:styleId="Compact">
+  <w:style w:type="paragraph" w:customStyle="1" w:styleId="36">
     <w:name w:val="Compact"/>
-    <w:basedOn w:val="BodyText"/>
+    <w:basedOn w:val="12"/>
     <w:qFormat/>
+    <w:uiPriority w:val="0"/>
     <w:pPr>
       <w:spacing w:before="36" w:after="36"/>
     </w:pPr>
   </w:style>
-  <w:style w:type="table" w:customStyle="1" w:styleId="Table">
+  <w:style w:type="table" w:customStyle="1" w:styleId="37">
     <w:name w:val="Table"/>
     <w:semiHidden/>
     <w:unhideWhenUsed/>
     <w:qFormat/>
+    <w:uiPriority w:val="0"/>
     <w:tblPr>
       <w:tblCellMar>
         <w:top w:w="0" w:type="dxa"/>
@@ -9740,26 +10085,28 @@
     <w:tblStylePr w:type="firstRow">
       <w:tcPr>
         <w:tcBorders>
-          <w:bottom w:val="single" w:sz="0" w:space="0" w:color="auto"/>
+          <w:bottom w:val="single" w:color="auto" w:sz="0" w:space="0"/>
         </w:tcBorders>
         <w:vAlign w:val="bottom"/>
       </w:tcPr>
     </w:tblStylePr>
   </w:style>
-  <w:style w:type="character" w:customStyle="1" w:styleId="1Char">
+  <w:style w:type="character" w:customStyle="1" w:styleId="38">
     <w:name w:val="柴_标题1 Char"/>
-    <w:link w:val="1"/>
+    <w:link w:val="28"/>
     <w:qFormat/>
+    <w:uiPriority w:val="0"/>
     <w:rPr>
-      <w:rFonts w:ascii="Arial" w:eastAsia="宋体" w:hAnsi="Arial"/>
+      <w:rFonts w:ascii="Arial" w:hAnsi="Arial" w:eastAsia="宋体"/>
       <w:sz w:val="32"/>
     </w:rPr>
   </w:style>
-  <w:style w:type="table" w:customStyle="1" w:styleId="TableNormal1">
+  <w:style w:type="table" w:customStyle="1" w:styleId="39">
     <w:name w:val="Table Normal_1"/>
     <w:semiHidden/>
     <w:unhideWhenUsed/>
     <w:qFormat/>
+    <w:uiPriority w:val="0"/>
     <w:tblPr>
       <w:tblCellMar>
         <w:top w:w="0" w:type="dxa"/>
@@ -9769,10 +10116,11 @@
       </w:tblCellMar>
     </w:tblPr>
   </w:style>
-  <w:style w:type="paragraph" w:customStyle="1" w:styleId="a3">
+  <w:style w:type="paragraph" w:customStyle="1" w:styleId="40">
     <w:name w:val="柴_正文_无缩进"/>
-    <w:basedOn w:val="Normal"/>
+    <w:basedOn w:val="1"/>
     <w:qFormat/>
+    <w:uiPriority w:val="0"/>
     <w:pPr>
       <w:ind w:firstLine="0" w:firstLineChars="0"/>
     </w:pPr>
@@ -9782,29 +10130,31 @@
       <w:lang w:eastAsia="zh-CN"/>
     </w:rPr>
   </w:style>
-  <w:style w:type="paragraph" w:customStyle="1" w:styleId="4">
+  <w:style w:type="paragraph" w:customStyle="1" w:styleId="41">
     <w:name w:val="柴_标题4"/>
-    <w:basedOn w:val="Heading4"/>
-    <w:next w:val="Normal"/>
+    <w:basedOn w:val="5"/>
+    <w:next w:val="1"/>
     <w:qFormat/>
+    <w:uiPriority w:val="0"/>
     <w:pPr>
       <w:widowControl w:val="0"/>
       <w:spacing w:before="160" w:line="360" w:lineRule="auto"/>
-      <w:ind w:left="981" w:hanging="862" w:leftChars="300"/>
+      <w:ind w:left="981" w:leftChars="300" w:hanging="862"/>
     </w:pPr>
     <w:rPr>
-      <w:rFonts w:ascii="Calibri" w:eastAsia="宋体" w:hAnsi="Calibri" w:cs="宋体" w:hint="eastAsia"/>
+      <w:rFonts w:hint="eastAsia" w:ascii="Calibri" w:hAnsi="Calibri" w:eastAsia="宋体" w:cs="宋体"/>
       <w:sz w:val="24"/>
       <w:szCs w:val="24"/>
       <w:lang w:eastAsia="zh-CN" w:bidi="zh-CN"/>
     </w:rPr>
   </w:style>
-  <w:style w:type="character" w:customStyle="1" w:styleId="Char">
+  <w:style w:type="character" w:customStyle="1" w:styleId="42">
     <w:name w:val="柴_正文 Char"/>
-    <w:link w:val="a1"/>
+    <w:link w:val="29"/>
     <w:qFormat/>
+    <w:uiPriority w:val="0"/>
     <w:rPr>
-      <w:rFonts w:ascii="Arial" w:eastAsia="宋体" w:hAnsi="Arial"/>
+      <w:rFonts w:ascii="Arial" w:hAnsi="Arial" w:eastAsia="宋体"/>
       <w:sz w:val="24"/>
       <w:lang w:eastAsia="zh-CN"/>
     </w:rPr>
